--- a/fra/docx/32.content.docx
+++ b/fra/docx/32.content.docx
@@ -1287,6 +1287,20 @@
       </w:r>
       <w:r>
         <w:rPr>
+          <w:lang w:val="fr_FR" w:bidi="fr_FR"/>
+        </w:rPr>
+        <w:t>וַֽ⁠יְהִי֙ דְּבַר־יְהוָ֔ה</w:t>
+      </w:r>
+    </w:p>
+    <w:p>
+      <w:pPr/>
+      <w:r>
+        <w:rPr>
+          <w:lang w:val="fr_FR" w:bidi="fr_FR"/>
+        </w:rPr>
+      </w:r>
+      <w:r>
+        <w:rPr>
           <w:b/>
           <w:lang w:val="fr_FR" w:bidi="fr_FR"/>
         </w:rPr>
@@ -1384,6 +1398,20 @@
       </w:r>
       <w:r>
         <w:rPr>
+          <w:lang w:val="fr_FR" w:bidi="fr_FR"/>
+        </w:rPr>
+        <w:t>אֲמִתַּ֖י</w:t>
+      </w:r>
+    </w:p>
+    <w:p>
+      <w:pPr/>
+      <w:r>
+        <w:rPr>
+          <w:lang w:val="fr_FR" w:bidi="fr_FR"/>
+        </w:rPr>
+      </w:r>
+      <w:r>
+        <w:rPr>
           <w:b/>
           <w:lang w:val="fr_FR" w:bidi="fr_FR"/>
         </w:rPr>
@@ -1474,6 +1502,20 @@
       </w:r>
       <w:r>
         <w:rPr>
+          <w:lang w:val="fr_FR" w:bidi="fr_FR"/>
+        </w:rPr>
+        <w:t>נִֽינְוֵ֛ה הָ⁠עִ֥יר הַ⁠גְּדוֹלָ֖ה</w:t>
+      </w:r>
+    </w:p>
+    <w:p>
+      <w:pPr/>
+      <w:r>
+        <w:rPr>
+          <w:lang w:val="fr_FR" w:bidi="fr_FR"/>
+        </w:rPr>
+      </w:r>
+      <w:r>
+        <w:rPr>
           <w:b/>
           <w:lang w:val="fr_FR" w:bidi="fr_FR"/>
         </w:rPr>
@@ -1570,6 +1612,20 @@
       </w:r>
       <w:r>
         <w:rPr>
+          <w:lang w:val="fr_FR" w:bidi="fr_FR"/>
+        </w:rPr>
+        <w:t>ק֠וּם</w:t>
+      </w:r>
+    </w:p>
+    <w:p>
+      <w:pPr/>
+      <w:r>
+        <w:rPr>
+          <w:lang w:val="fr_FR" w:bidi="fr_FR"/>
+        </w:rPr>
+      </w:r>
+      <w:r>
+        <w:rPr>
           <w:b/>
           <w:lang w:val="fr_FR" w:bidi="fr_FR"/>
         </w:rPr>
@@ -1660,6 +1716,20 @@
       </w:r>
       <w:r>
         <w:rPr>
+          <w:lang w:val="fr_FR" w:bidi="fr_FR"/>
+        </w:rPr>
+        <w:t>וּ⁠קְרָ֣א עָלֶ֑י⁠הָ</w:t>
+      </w:r>
+    </w:p>
+    <w:p>
+      <w:pPr/>
+      <w:r>
+        <w:rPr>
+          <w:lang w:val="fr_FR" w:bidi="fr_FR"/>
+        </w:rPr>
+      </w:r>
+      <w:r>
+        <w:rPr>
           <w:b/>
           <w:lang w:val="fr_FR" w:bidi="fr_FR"/>
         </w:rPr>
@@ -1756,6 +1826,20 @@
       </w:r>
       <w:r>
         <w:rPr>
+          <w:lang w:val="fr_FR" w:bidi="fr_FR"/>
+        </w:rPr>
+        <w:t>עָלְתָ֥ה רָעָתָ֖⁠ם לְ⁠פָנָֽ⁠י</w:t>
+      </w:r>
+    </w:p>
+    <w:p>
+      <w:pPr/>
+      <w:r>
+        <w:rPr>
+          <w:lang w:val="fr_FR" w:bidi="fr_FR"/>
+        </w:rPr>
+      </w:r>
+      <w:r>
+        <w:rPr>
           <w:b/>
           <w:lang w:val="fr_FR" w:bidi="fr_FR"/>
         </w:rPr>
@@ -1879,6 +1963,20 @@
       </w:r>
       <w:r>
         <w:rPr>
+          <w:lang w:val="fr_FR" w:bidi="fr_FR"/>
+        </w:rPr>
+        <w:t>ק֠וּם לֵ֧ךְ אֶל־נִֽינְוֵ֛ה הָ⁠עִ֥יר הַ⁠גְּדוֹלָ֖ה וּ⁠קְרָ֣א עָלֶ֑י⁠הָ כִּֽי־עָלְתָ֥ה רָעָתָ֖⁠ם לְ⁠פָנָֽ⁠י</w:t>
+      </w:r>
+    </w:p>
+    <w:p>
+      <w:pPr/>
+      <w:r>
+        <w:rPr>
+          <w:lang w:val="fr_FR" w:bidi="fr_FR"/>
+        </w:rPr>
+      </w:r>
+      <w:r>
+        <w:rPr>
           <w:b/>
           <w:lang w:val="fr_FR" w:bidi="fr_FR"/>
         </w:rPr>
@@ -1962,6 +2060,20 @@
       </w:r>
       <w:r>
         <w:rPr>
+          <w:lang w:val="fr_FR" w:bidi="fr_FR"/>
+        </w:rPr>
+        <w:t>עָלְתָ֥ה רָעָתָ֖⁠ם לְ⁠פָנָֽ⁠י</w:t>
+      </w:r>
+    </w:p>
+    <w:p>
+      <w:pPr/>
+      <w:r>
+        <w:rPr>
+          <w:lang w:val="fr_FR" w:bidi="fr_FR"/>
+        </w:rPr>
+      </w:r>
+      <w:r>
+        <w:rPr>
           <w:b/>
           <w:lang w:val="fr_FR" w:bidi="fr_FR"/>
         </w:rPr>
@@ -2061,6 +2173,20 @@
         <w:rPr>
           <w:lang w:val="fr_FR" w:bidi="fr_FR"/>
         </w:rPr>
+      </w:r>
+    </w:p>
+    <w:p>
+      <w:pPr/>
+      <w:r>
+        <w:rPr>
+          <w:lang w:val="fr_FR" w:bidi="fr_FR"/>
+        </w:rPr>
+      </w:r>
+      <w:r>
+        <w:rPr>
+          <w:lang w:val="fr_FR" w:bidi="fr_FR"/>
+        </w:rPr>
+        <w:t>וַ⁠יָּ֤קָם יוֹנָה֙ לִ⁠בְרֹ֣חַ</w:t>
       </w:r>
     </w:p>
     <w:p>
@@ -2186,6 +2312,20 @@
       </w:r>
       <w:r>
         <w:rPr>
+          <w:lang w:val="fr_FR" w:bidi="fr_FR"/>
+        </w:rPr>
+        <w:t>מִ⁠לִּ⁠פְנֵ֖י יְהוָ֑ה &amp; מִ⁠לִּ⁠פְנֵ֖י יְהוָֽה</w:t>
+      </w:r>
+    </w:p>
+    <w:p>
+      <w:pPr/>
+      <w:r>
+        <w:rPr>
+          <w:lang w:val="fr_FR" w:bidi="fr_FR"/>
+        </w:rPr>
+      </w:r>
+      <w:r>
+        <w:rPr>
           <w:b/>
           <w:lang w:val="fr_FR" w:bidi="fr_FR"/>
         </w:rPr>
@@ -2299,6 +2439,20 @@
         <w:rPr>
           <w:lang w:val="fr_FR" w:bidi="fr_FR"/>
         </w:rPr>
+      </w:r>
+    </w:p>
+    <w:p>
+      <w:pPr/>
+      <w:r>
+        <w:rPr>
+          <w:lang w:val="fr_FR" w:bidi="fr_FR"/>
+        </w:rPr>
+      </w:r>
+      <w:r>
+        <w:rPr>
+          <w:lang w:val="fr_FR" w:bidi="fr_FR"/>
+        </w:rPr>
+        <w:t>לִ⁠בְרֹ֣חַ תַּרְשִׁ֔ישָׁ⁠ה</w:t>
       </w:r>
     </w:p>
     <w:p>
@@ -2465,6 +2619,20 @@
       </w:r>
       <w:r>
         <w:rPr>
+          <w:lang w:val="fr_FR" w:bidi="fr_FR"/>
+        </w:rPr>
+        <w:t>אָנִיָּ֣ה</w:t>
+      </w:r>
+    </w:p>
+    <w:p>
+      <w:pPr/>
+      <w:r>
+        <w:rPr>
+          <w:lang w:val="fr_FR" w:bidi="fr_FR"/>
+        </w:rPr>
+      </w:r>
+      <w:r>
+        <w:rPr>
           <w:b/>
           <w:lang w:val="fr_FR" w:bidi="fr_FR"/>
         </w:rPr>
@@ -2624,6 +2792,20 @@
       </w:r>
       <w:r>
         <w:rPr>
+          <w:lang w:val="fr_FR" w:bidi="fr_FR"/>
+        </w:rPr>
+        <w:t>וַ⁠יֵּ֤רֶד בָּ⁠הּ֙</w:t>
+      </w:r>
+    </w:p>
+    <w:p>
+      <w:pPr/>
+      <w:r>
+        <w:rPr>
+          <w:lang w:val="fr_FR" w:bidi="fr_FR"/>
+        </w:rPr>
+      </w:r>
+      <w:r>
+        <w:rPr>
           <w:b/>
           <w:lang w:val="fr_FR" w:bidi="fr_FR"/>
         </w:rPr>
@@ -2721,6 +2903,20 @@
       </w:r>
       <w:r>
         <w:rPr>
+          <w:lang w:val="fr_FR" w:bidi="fr_FR"/>
+        </w:rPr>
+        <w:t>עִמָּ⁠הֶם֙</w:t>
+      </w:r>
+    </w:p>
+    <w:p>
+      <w:pPr/>
+      <w:r>
+        <w:rPr>
+          <w:lang w:val="fr_FR" w:bidi="fr_FR"/>
+        </w:rPr>
+      </w:r>
+      <w:r>
+        <w:rPr>
           <w:b/>
           <w:lang w:val="fr_FR" w:bidi="fr_FR"/>
         </w:rPr>
@@ -2844,6 +3040,20 @@
       </w:r>
       <w:r>
         <w:rPr>
+          <w:lang w:val="fr_FR" w:bidi="fr_FR"/>
+        </w:rPr>
+        <w:t>וַֽ⁠יהוָ֗ה</w:t>
+      </w:r>
+    </w:p>
+    <w:p>
+      <w:pPr/>
+      <w:r>
+        <w:rPr>
+          <w:lang w:val="fr_FR" w:bidi="fr_FR"/>
+        </w:rPr>
+      </w:r>
+      <w:r>
+        <w:rPr>
           <w:b/>
           <w:lang w:val="fr_FR" w:bidi="fr_FR"/>
         </w:rPr>
@@ -2934,6 +3144,20 @@
       </w:r>
       <w:r>
         <w:rPr>
+          <w:lang w:val="fr_FR" w:bidi="fr_FR"/>
+        </w:rPr>
+        <w:t>וְ⁠הָ֣⁠אֳנִיָּ֔ה חִשְּׁבָ֖ה לְ⁠הִשָּׁבֵֽר</w:t>
+      </w:r>
+    </w:p>
+    <w:p>
+      <w:pPr/>
+      <w:r>
+        <w:rPr>
+          <w:lang w:val="fr_FR" w:bidi="fr_FR"/>
+        </w:rPr>
+      </w:r>
+      <w:r>
+        <w:rPr>
           <w:b/>
           <w:lang w:val="fr_FR" w:bidi="fr_FR"/>
         </w:rPr>
@@ -3044,6 +3268,20 @@
       </w:r>
       <w:r>
         <w:rPr>
+          <w:lang w:val="fr_FR" w:bidi="fr_FR"/>
+        </w:rPr>
+        <w:t>לְ⁠הִשָּׁבֵֽר</w:t>
+      </w:r>
+    </w:p>
+    <w:p>
+      <w:pPr/>
+      <w:r>
+        <w:rPr>
+          <w:lang w:val="fr_FR" w:bidi="fr_FR"/>
+        </w:rPr>
+      </w:r>
+      <w:r>
+        <w:rPr>
           <w:b/>
           <w:lang w:val="fr_FR" w:bidi="fr_FR"/>
         </w:rPr>
@@ -3141,6 +3379,20 @@
       </w:r>
       <w:r>
         <w:rPr>
+          <w:lang w:val="fr_FR" w:bidi="fr_FR"/>
+        </w:rPr>
+        <w:t>הַ⁠מַּלָּחִ֗ים</w:t>
+      </w:r>
+    </w:p>
+    <w:p>
+      <w:pPr/>
+      <w:r>
+        <w:rPr>
+          <w:lang w:val="fr_FR" w:bidi="fr_FR"/>
+        </w:rPr>
+      </w:r>
+      <w:r>
+        <w:rPr>
           <w:b/>
           <w:lang w:val="fr_FR" w:bidi="fr_FR"/>
         </w:rPr>
@@ -3237,6 +3489,20 @@
       </w:r>
       <w:r>
         <w:rPr>
+          <w:lang w:val="fr_FR" w:bidi="fr_FR"/>
+        </w:rPr>
+        <w:t>אֱלֹהָי⁠ו֒</w:t>
+      </w:r>
+    </w:p>
+    <w:p>
+      <w:pPr/>
+      <w:r>
+        <w:rPr>
+          <w:lang w:val="fr_FR" w:bidi="fr_FR"/>
+        </w:rPr>
+      </w:r>
+      <w:r>
+        <w:rPr>
           <w:b/>
           <w:lang w:val="fr_FR" w:bidi="fr_FR"/>
         </w:rPr>
@@ -3346,6 +3612,20 @@
       </w:r>
       <w:r>
         <w:rPr>
+          <w:lang w:val="fr_FR" w:bidi="fr_FR"/>
+        </w:rPr>
+        <w:t>לְ⁠הָקֵ֖ל מֵֽ⁠עֲלֵי⁠הֶ֑ם</w:t>
+      </w:r>
+    </w:p>
+    <w:p>
+      <w:pPr/>
+      <w:r>
+        <w:rPr>
+          <w:lang w:val="fr_FR" w:bidi="fr_FR"/>
+        </w:rPr>
+      </w:r>
+      <w:r>
+        <w:rPr>
           <w:b/>
           <w:lang w:val="fr_FR" w:bidi="fr_FR"/>
         </w:rPr>
@@ -3475,6 +3755,20 @@
       </w:r>
       <w:r>
         <w:rPr>
+          <w:lang w:val="fr_FR" w:bidi="fr_FR"/>
+        </w:rPr>
+        <w:t>וְ⁠יוֹנָ֗ה יָרַד֙ אֶל־יַרְכְּתֵ֣י הַ⁠סְּפִינָ֔ה וַ⁠יִּשְׁכַּ֖ב וַ⁠יֵּרָדַֽם</w:t>
+      </w:r>
+    </w:p>
+    <w:p>
+      <w:pPr/>
+      <w:r>
+        <w:rPr>
+          <w:lang w:val="fr_FR" w:bidi="fr_FR"/>
+        </w:rPr>
+      </w:r>
+      <w:r>
+        <w:rPr>
           <w:b/>
           <w:lang w:val="fr_FR" w:bidi="fr_FR"/>
         </w:rPr>
@@ -3586,6 +3880,20 @@
       </w:r>
       <w:r>
         <w:rPr>
+          <w:lang w:val="fr_FR" w:bidi="fr_FR"/>
+        </w:rPr>
+        <w:t>יַרְכְּתֵ֣י הַ⁠סְּפִינָ֔ה</w:t>
+      </w:r>
+    </w:p>
+    <w:p>
+      <w:pPr/>
+      <w:r>
+        <w:rPr>
+          <w:lang w:val="fr_FR" w:bidi="fr_FR"/>
+        </w:rPr>
+      </w:r>
+      <w:r>
+        <w:rPr>
           <w:b/>
           <w:lang w:val="fr_FR" w:bidi="fr_FR"/>
         </w:rPr>
@@ -3663,6 +3971,20 @@
       </w:r>
       <w:r>
         <w:rPr>
+          <w:lang w:val="fr_FR" w:bidi="fr_FR"/>
+        </w:rPr>
+        <w:t>וַ⁠יִּשְׁכַּ֖ב וַ⁠יֵּרָדַֽם</w:t>
+      </w:r>
+    </w:p>
+    <w:p>
+      <w:pPr/>
+      <w:r>
+        <w:rPr>
+          <w:lang w:val="fr_FR" w:bidi="fr_FR"/>
+        </w:rPr>
+      </w:r>
+      <w:r>
+        <w:rPr>
           <w:b/>
           <w:lang w:val="fr_FR" w:bidi="fr_FR"/>
         </w:rPr>
@@ -3740,6 +4062,20 @@
       </w:r>
       <w:r>
         <w:rPr>
+          <w:lang w:val="fr_FR" w:bidi="fr_FR"/>
+        </w:rPr>
+        <w:t>וַ⁠יִּקְרַ֤ב אֵלָי⁠ו֙ רַ֣ב הַ⁠חֹבֵ֔ל וַ⁠יֹּ֥אמֶר ל֖⁠וֹ</w:t>
+      </w:r>
+    </w:p>
+    <w:p>
+      <w:pPr/>
+      <w:r>
+        <w:rPr>
+          <w:lang w:val="fr_FR" w:bidi="fr_FR"/>
+        </w:rPr>
+      </w:r>
+      <w:r>
+        <w:rPr>
           <w:b/>
           <w:lang w:val="fr_FR" w:bidi="fr_FR"/>
         </w:rPr>
@@ -3891,6 +4227,20 @@
       </w:r>
       <w:r>
         <w:rPr>
+          <w:lang w:val="fr_FR" w:bidi="fr_FR"/>
+        </w:rPr>
+        <w:t>מַה־לְּ⁠ךָ֣ נִרְדָּ֑ם</w:t>
+      </w:r>
+    </w:p>
+    <w:p>
+      <w:pPr/>
+      <w:r>
+        <w:rPr>
+          <w:lang w:val="fr_FR" w:bidi="fr_FR"/>
+        </w:rPr>
+      </w:r>
+      <w:r>
+        <w:rPr>
           <w:b/>
           <w:lang w:val="fr_FR" w:bidi="fr_FR"/>
         </w:rPr>
@@ -3991,6 +4341,20 @@
         <w:rPr>
           <w:lang w:val="fr_FR" w:bidi="fr_FR"/>
         </w:rPr>
+      </w:r>
+    </w:p>
+    <w:p>
+      <w:pPr/>
+      <w:r>
+        <w:rPr>
+          <w:lang w:val="fr_FR" w:bidi="fr_FR"/>
+        </w:rPr>
+      </w:r>
+      <w:r>
+        <w:rPr>
+          <w:lang w:val="fr_FR" w:bidi="fr_FR"/>
+        </w:rPr>
+        <w:t>ק֚וּם</w:t>
       </w:r>
     </w:p>
     <w:p>
@@ -4137,6 +4501,20 @@
       </w:r>
       <w:r>
         <w:rPr>
+          <w:lang w:val="fr_FR" w:bidi="fr_FR"/>
+        </w:rPr>
+        <w:t>קְרָ֣א אֶל־אֱלֹהֶ֔י⁠ךָ</w:t>
+      </w:r>
+    </w:p>
+    <w:p>
+      <w:pPr/>
+      <w:r>
+        <w:rPr>
+          <w:lang w:val="fr_FR" w:bidi="fr_FR"/>
+        </w:rPr>
+      </w:r>
+      <w:r>
+        <w:rPr>
           <w:b/>
           <w:lang w:val="fr_FR" w:bidi="fr_FR"/>
         </w:rPr>
@@ -4227,6 +4605,20 @@
       </w:r>
       <w:r>
         <w:rPr>
+          <w:lang w:val="fr_FR" w:bidi="fr_FR"/>
+        </w:rPr>
+        <w:t>אוּלַ֞י יִתְעַשֵּׁ֧ת הָ⁠אֱלֹהִ֛ים לָ֖⁠נוּ וְ⁠לֹ֥א נֹאבֵֽד</w:t>
+      </w:r>
+    </w:p>
+    <w:p>
+      <w:pPr/>
+      <w:r>
+        <w:rPr>
+          <w:lang w:val="fr_FR" w:bidi="fr_FR"/>
+        </w:rPr>
+      </w:r>
+      <w:r>
+        <w:rPr>
           <w:b/>
           <w:lang w:val="fr_FR" w:bidi="fr_FR"/>
         </w:rPr>
@@ -4338,6 +4730,20 @@
       </w:r>
       <w:r>
         <w:rPr>
+          <w:lang w:val="fr_FR" w:bidi="fr_FR"/>
+        </w:rPr>
+        <w:t>וְ⁠לֹ֥א נֹאבֵֽד</w:t>
+      </w:r>
+    </w:p>
+    <w:p>
+      <w:pPr/>
+      <w:r>
+        <w:rPr>
+          <w:lang w:val="fr_FR" w:bidi="fr_FR"/>
+        </w:rPr>
+      </w:r>
+      <w:r>
+        <w:rPr>
           <w:b/>
           <w:lang w:val="fr_FR" w:bidi="fr_FR"/>
         </w:rPr>
@@ -4447,6 +4853,20 @@
       </w:r>
       <w:r>
         <w:rPr>
+          <w:lang w:val="fr_FR" w:bidi="fr_FR"/>
+        </w:rPr>
+        <w:t>וַ⁠יֹּאמְר֞וּ אִ֣ישׁ אֶל־רֵעֵ֗⁠הוּ</w:t>
+      </w:r>
+    </w:p>
+    <w:p>
+      <w:pPr/>
+      <w:r>
+        <w:rPr>
+          <w:lang w:val="fr_FR" w:bidi="fr_FR"/>
+        </w:rPr>
+      </w:r>
+      <w:r>
+        <w:rPr>
           <w:b/>
           <w:lang w:val="fr_FR" w:bidi="fr_FR"/>
         </w:rPr>
@@ -4557,6 +4977,20 @@
       </w:r>
       <w:r>
         <w:rPr>
+          <w:lang w:val="fr_FR" w:bidi="fr_FR"/>
+        </w:rPr>
+        <w:t>וְ⁠נֵ֣דְעָ֔ה בְּ⁠שֶׁ⁠לְּ⁠מִ֛י הָ⁠רָעָ֥ה הַ⁠זֹּ֖את לָ֑⁠נוּ</w:t>
+      </w:r>
+    </w:p>
+    <w:p>
+      <w:pPr/>
+      <w:r>
+        <w:rPr>
+          <w:lang w:val="fr_FR" w:bidi="fr_FR"/>
+        </w:rPr>
+      </w:r>
+      <w:r>
+        <w:rPr>
           <w:b/>
           <w:lang w:val="fr_FR" w:bidi="fr_FR"/>
         </w:rPr>
@@ -4730,6 +5164,20 @@
       </w:r>
       <w:r>
         <w:rPr>
+          <w:lang w:val="fr_FR" w:bidi="fr_FR"/>
+        </w:rPr>
+        <w:t>וַ⁠יִּפֹּ֥ל הַ⁠גּוֹרָ֖ל עַל־יוֹנָֽה</w:t>
+      </w:r>
+    </w:p>
+    <w:p>
+      <w:pPr/>
+      <w:r>
+        <w:rPr>
+          <w:lang w:val="fr_FR" w:bidi="fr_FR"/>
+        </w:rPr>
+      </w:r>
+      <w:r>
+        <w:rPr>
           <w:b/>
           <w:lang w:val="fr_FR" w:bidi="fr_FR"/>
         </w:rPr>
@@ -4826,6 +5274,20 @@
       </w:r>
       <w:r>
         <w:rPr>
+          <w:lang w:val="fr_FR" w:bidi="fr_FR"/>
+        </w:rPr>
+        <w:t>לְכוּ֙ וְ⁠נַפִּ֣ילָה גֽוֹרָל֔וֹת</w:t>
+      </w:r>
+    </w:p>
+    <w:p>
+      <w:pPr/>
+      <w:r>
+        <w:rPr>
+          <w:lang w:val="fr_FR" w:bidi="fr_FR"/>
+        </w:rPr>
+      </w:r>
+      <w:r>
+        <w:rPr>
           <w:b/>
           <w:lang w:val="fr_FR" w:bidi="fr_FR"/>
         </w:rPr>
@@ -4935,6 +5397,20 @@
       </w:r>
       <w:r>
         <w:rPr>
+          <w:lang w:val="fr_FR" w:bidi="fr_FR"/>
+        </w:rPr>
+        <w:t>וְ⁠נַפִּ֣ילָה גֽוֹרָל֔וֹת</w:t>
+      </w:r>
+    </w:p>
+    <w:p>
+      <w:pPr/>
+      <w:r>
+        <w:rPr>
+          <w:lang w:val="fr_FR" w:bidi="fr_FR"/>
+        </w:rPr>
+      </w:r>
+      <w:r>
+        <w:rPr>
           <w:b/>
           <w:lang w:val="fr_FR" w:bidi="fr_FR"/>
         </w:rPr>
@@ -5018,6 +5494,20 @@
       </w:r>
       <w:r>
         <w:rPr>
+          <w:lang w:val="fr_FR" w:bidi="fr_FR"/>
+        </w:rPr>
+        <w:t>וַ⁠יֹּאמְר֣וּ אֵלָ֔י⁠ו</w:t>
+      </w:r>
+    </w:p>
+    <w:p>
+      <w:pPr/>
+      <w:r>
+        <w:rPr>
+          <w:lang w:val="fr_FR" w:bidi="fr_FR"/>
+        </w:rPr>
+      </w:r>
+      <w:r>
+        <w:rPr>
           <w:b/>
           <w:lang w:val="fr_FR" w:bidi="fr_FR"/>
         </w:rPr>
@@ -5204,6 +5694,20 @@
       </w:r>
       <w:r>
         <w:rPr>
+          <w:lang w:val="fr_FR" w:bidi="fr_FR"/>
+        </w:rPr>
+        <w:t>יְהוָ֞ה &amp; אֲנִ֣י יָרֵ֔א</w:t>
+      </w:r>
+    </w:p>
+    <w:p>
+      <w:pPr/>
+      <w:r>
+        <w:rPr>
+          <w:lang w:val="fr_FR" w:bidi="fr_FR"/>
+        </w:rPr>
+      </w:r>
+      <w:r>
+        <w:rPr>
           <w:b/>
           <w:lang w:val="fr_FR" w:bidi="fr_FR"/>
         </w:rPr>
@@ -5300,6 +5804,20 @@
       </w:r>
       <w:r>
         <w:rPr>
+          <w:lang w:val="fr_FR" w:bidi="fr_FR"/>
+        </w:rPr>
+        <w:t>וַ⁠יִּֽירְא֤וּ הָֽ⁠אֲנָשִׁים֙ יִרְאָ֣ה גְדוֹלָ֔ה</w:t>
+      </w:r>
+    </w:p>
+    <w:p>
+      <w:pPr/>
+      <w:r>
+        <w:rPr>
+          <w:lang w:val="fr_FR" w:bidi="fr_FR"/>
+        </w:rPr>
+      </w:r>
+      <w:r>
+        <w:rPr>
           <w:b/>
           <w:lang w:val="fr_FR" w:bidi="fr_FR"/>
         </w:rPr>
@@ -5396,6 +5914,20 @@
       </w:r>
       <w:r>
         <w:rPr>
+          <w:lang w:val="fr_FR" w:bidi="fr_FR"/>
+        </w:rPr>
+        <w:t>מַה־זֹּ֣את עָשִׂ֑יתָ</w:t>
+      </w:r>
+    </w:p>
+    <w:p>
+      <w:pPr/>
+      <w:r>
+        <w:rPr>
+          <w:lang w:val="fr_FR" w:bidi="fr_FR"/>
+        </w:rPr>
+      </w:r>
+      <w:r>
+        <w:rPr>
           <w:b/>
           <w:lang w:val="fr_FR" w:bidi="fr_FR"/>
         </w:rPr>
@@ -5506,6 +6038,20 @@
       </w:r>
       <w:r>
         <w:rPr>
+          <w:lang w:val="fr_FR" w:bidi="fr_FR"/>
+        </w:rPr>
+        <w:t>מִ⁠לִּ⁠פְנֵ֤י יְהוָה֙</w:t>
+      </w:r>
+    </w:p>
+    <w:p>
+      <w:pPr/>
+      <w:r>
+        <w:rPr>
+          <w:lang w:val="fr_FR" w:bidi="fr_FR"/>
+        </w:rPr>
+      </w:r>
+      <w:r>
+        <w:rPr>
           <w:b/>
           <w:lang w:val="fr_FR" w:bidi="fr_FR"/>
         </w:rPr>
@@ -5617,6 +6163,20 @@
       </w:r>
       <w:r>
         <w:rPr>
+          <w:lang w:val="fr_FR" w:bidi="fr_FR"/>
+        </w:rPr>
+        <w:t>כִּ֥י הִגִּ֖יד לָ⁠הֶֽם</w:t>
+      </w:r>
+    </w:p>
+    <w:p>
+      <w:pPr/>
+      <w:r>
+        <w:rPr>
+          <w:lang w:val="fr_FR" w:bidi="fr_FR"/>
+        </w:rPr>
+      </w:r>
+      <w:r>
+        <w:rPr>
           <w:b/>
           <w:lang w:val="fr_FR" w:bidi="fr_FR"/>
         </w:rPr>
@@ -5728,6 +6288,20 @@
       </w:r>
       <w:r>
         <w:rPr>
+          <w:lang w:val="fr_FR" w:bidi="fr_FR"/>
+        </w:rPr>
+        <w:t>כִּֽי־יָדְע֣וּ הָ⁠אֲנָשִׁ֗ים כִּֽי־מִ⁠לִּ⁠פְנֵ֤י יְהוָה֙ ה֣וּא בֹרֵ֔חַ כִּ֥י הִגִּ֖יד לָ⁠הֶֽם</w:t>
+      </w:r>
+    </w:p>
+    <w:p>
+      <w:pPr/>
+      <w:r>
+        <w:rPr>
+          <w:lang w:val="fr_FR" w:bidi="fr_FR"/>
+        </w:rPr>
+      </w:r>
+      <w:r>
+        <w:rPr>
           <w:b/>
           <w:lang w:val="fr_FR" w:bidi="fr_FR"/>
         </w:rPr>
@@ -5851,6 +6425,20 @@
       </w:r>
       <w:r>
         <w:rPr>
+          <w:lang w:val="fr_FR" w:bidi="fr_FR"/>
+        </w:rPr>
+        <w:t>וַ⁠יֹּאמְר֤וּ אֵלָי⁠ו֙</w:t>
+      </w:r>
+    </w:p>
+    <w:p>
+      <w:pPr/>
+      <w:r>
+        <w:rPr>
+          <w:lang w:val="fr_FR" w:bidi="fr_FR"/>
+        </w:rPr>
+      </w:r>
+      <w:r>
+        <w:rPr>
           <w:b/>
           <w:lang w:val="fr_FR" w:bidi="fr_FR"/>
         </w:rPr>
@@ -5968,6 +6556,20 @@
       </w:r>
       <w:r>
         <w:rPr>
+          <w:lang w:val="fr_FR" w:bidi="fr_FR"/>
+        </w:rPr>
+        <w:t>וְ⁠יִשְׁתֹּ֥ק הַ⁠יָּ֖ם מֵֽ⁠עָלֵ֑י⁠נוּ</w:t>
+      </w:r>
+    </w:p>
+    <w:p>
+      <w:pPr/>
+      <w:r>
+        <w:rPr>
+          <w:lang w:val="fr_FR" w:bidi="fr_FR"/>
+        </w:rPr>
+      </w:r>
+      <w:r>
+        <w:rPr>
           <w:b/>
           <w:lang w:val="fr_FR" w:bidi="fr_FR"/>
         </w:rPr>
@@ -6078,6 +6680,20 @@
       </w:r>
       <w:r>
         <w:rPr>
+          <w:lang w:val="fr_FR" w:bidi="fr_FR"/>
+        </w:rPr>
+        <w:t>הַ⁠יָּ֖ם הוֹלֵ֥ךְ וְ⁠סֹעֵֽר</w:t>
+      </w:r>
+    </w:p>
+    <w:p>
+      <w:pPr/>
+      <w:r>
+        <w:rPr>
+          <w:lang w:val="fr_FR" w:bidi="fr_FR"/>
+        </w:rPr>
+      </w:r>
+      <w:r>
+        <w:rPr>
           <w:b/>
           <w:lang w:val="fr_FR" w:bidi="fr_FR"/>
         </w:rPr>
@@ -6175,6 +6791,20 @@
       </w:r>
       <w:r>
         <w:rPr>
+          <w:lang w:val="fr_FR" w:bidi="fr_FR"/>
+        </w:rPr>
+        <w:t>וַ⁠יֹּאמְר֤וּ אֵלָי⁠ו֙ מַה־נַּ֣עֲשֶׂה לָּ֔⁠ךְ וְ⁠יִשְׁתֹּ֥ק הַ⁠יָּ֖ם מֵֽ⁠עָלֵ֑י⁠נוּ כִּ֥י הַ⁠יָּ֖ם הוֹלֵ֥ךְ וְ⁠סֹעֵֽר</w:t>
+      </w:r>
+    </w:p>
+    <w:p>
+      <w:pPr/>
+      <w:r>
+        <w:rPr>
+          <w:lang w:val="fr_FR" w:bidi="fr_FR"/>
+        </w:rPr>
+      </w:r>
+      <w:r>
+        <w:rPr>
           <w:b/>
           <w:lang w:val="fr_FR" w:bidi="fr_FR"/>
         </w:rPr>
@@ -6279,6 +6909,20 @@
         <w:rPr>
           <w:lang w:val="fr_FR" w:bidi="fr_FR"/>
         </w:rPr>
+      </w:r>
+    </w:p>
+    <w:p>
+      <w:pPr/>
+      <w:r>
+        <w:rPr>
+          <w:lang w:val="fr_FR" w:bidi="fr_FR"/>
+        </w:rPr>
+      </w:r>
+      <w:r>
+        <w:rPr>
+          <w:lang w:val="fr_FR" w:bidi="fr_FR"/>
+        </w:rPr>
+        <w:t>כִּ֚י יוֹדֵ֣עַ אָ֔נִי כִּ֣י בְ⁠שֶׁ⁠לִּ֔⁠י הַ⁠סַּ֧עַר הַ⁠גָּד֛וֹל הַ⁠זֶּ֖ה עֲלֵי⁠כֶֽם</w:t>
       </w:r>
     </w:p>
     <w:p>
@@ -6467,6 +7111,20 @@
       </w:r>
       <w:r>
         <w:rPr>
+          <w:lang w:val="fr_FR" w:bidi="fr_FR"/>
+        </w:rPr>
+        <w:t>וַ⁠יַּחְתְּר֣וּ הָ⁠אֲנָשִׁ֗ים</w:t>
+      </w:r>
+    </w:p>
+    <w:p>
+      <w:pPr/>
+      <w:r>
+        <w:rPr>
+          <w:lang w:val="fr_FR" w:bidi="fr_FR"/>
+        </w:rPr>
+      </w:r>
+      <w:r>
+        <w:rPr>
           <w:b/>
           <w:lang w:val="fr_FR" w:bidi="fr_FR"/>
         </w:rPr>
@@ -6539,6 +7197,20 @@
         <w:rPr>
           <w:lang w:val="fr_FR" w:bidi="fr_FR"/>
         </w:rPr>
+      </w:r>
+    </w:p>
+    <w:p>
+      <w:pPr/>
+      <w:r>
+        <w:rPr>
+          <w:lang w:val="fr_FR" w:bidi="fr_FR"/>
+        </w:rPr>
+      </w:r>
+      <w:r>
+        <w:rPr>
+          <w:lang w:val="fr_FR" w:bidi="fr_FR"/>
+        </w:rPr>
+        <w:t>הַ⁠יָּ֔ם הוֹלֵ֥ךְ וְ⁠סֹעֵ֖ר</w:t>
       </w:r>
     </w:p>
     <w:p>
@@ -6651,6 +7323,20 @@
       </w:r>
       <w:r>
         <w:rPr>
+          <w:lang w:val="fr_FR" w:bidi="fr_FR"/>
+        </w:rPr>
+        <w:t>וַ⁠יִּקְרְא֨וּ</w:t>
+      </w:r>
+    </w:p>
+    <w:p>
+      <w:pPr/>
+      <w:r>
+        <w:rPr>
+          <w:lang w:val="fr_FR" w:bidi="fr_FR"/>
+        </w:rPr>
+      </w:r>
+      <w:r>
+        <w:rPr>
           <w:b/>
           <w:lang w:val="fr_FR" w:bidi="fr_FR"/>
         </w:rPr>
@@ -6760,6 +7446,20 @@
       </w:r>
       <w:r>
         <w:rPr>
+          <w:lang w:val="fr_FR" w:bidi="fr_FR"/>
+        </w:rPr>
+        <w:t>וַ⁠יִּקְרְא֨וּ אֶל־יְהוָ֜ה</w:t>
+      </w:r>
+    </w:p>
+    <w:p>
+      <w:pPr/>
+      <w:r>
+        <w:rPr>
+          <w:lang w:val="fr_FR" w:bidi="fr_FR"/>
+        </w:rPr>
+      </w:r>
+      <w:r>
+        <w:rPr>
           <w:b/>
           <w:lang w:val="fr_FR" w:bidi="fr_FR"/>
         </w:rPr>
@@ -6823,6 +7523,20 @@
       </w:r>
       <w:r>
         <w:rPr>
+          <w:lang w:val="fr_FR" w:bidi="fr_FR"/>
+        </w:rPr>
+        <w:t>אָנָּ֤ה</w:t>
+      </w:r>
+    </w:p>
+    <w:p>
+      <w:pPr/>
+      <w:r>
+        <w:rPr>
+          <w:lang w:val="fr_FR" w:bidi="fr_FR"/>
+        </w:rPr>
+      </w:r>
+      <w:r>
+        <w:rPr>
           <w:b/>
           <w:lang w:val="fr_FR" w:bidi="fr_FR"/>
         </w:rPr>
@@ -6940,6 +7654,20 @@
       </w:r>
       <w:r>
         <w:rPr>
+          <w:lang w:val="fr_FR" w:bidi="fr_FR"/>
+        </w:rPr>
+        <w:t>אַל־נָ֣א נֹאבְדָ֗ה בְּ⁠נֶ֨פֶשׁ֙ הָ⁠אִ֣ישׁ הַ⁠זֶּ֔ה</w:t>
+      </w:r>
+    </w:p>
+    <w:p>
+      <w:pPr/>
+      <w:r>
+        <w:rPr>
+          <w:lang w:val="fr_FR" w:bidi="fr_FR"/>
+        </w:rPr>
+      </w:r>
+      <w:r>
+        <w:rPr>
           <w:b/>
           <w:lang w:val="fr_FR" w:bidi="fr_FR"/>
         </w:rPr>
@@ -7050,6 +7778,20 @@
       </w:r>
       <w:r>
         <w:rPr>
+          <w:lang w:val="fr_FR" w:bidi="fr_FR"/>
+        </w:rPr>
+        <w:t>וְ⁠אַל־תִּתֵּ֥ן עָלֵ֖י⁠נוּ דָּ֣ם נָקִ֑יא</w:t>
+      </w:r>
+    </w:p>
+    <w:p>
+      <w:pPr/>
+      <w:r>
+        <w:rPr>
+          <w:lang w:val="fr_FR" w:bidi="fr_FR"/>
+        </w:rPr>
+      </w:r>
+      <w:r>
+        <w:rPr>
           <w:b/>
           <w:lang w:val="fr_FR" w:bidi="fr_FR"/>
         </w:rPr>
@@ -7174,6 +7916,20 @@
       </w:r>
       <w:r>
         <w:rPr>
+          <w:lang w:val="fr_FR" w:bidi="fr_FR"/>
+        </w:rPr>
+        <w:t>אָנָּ֤ה יְהוָה֙ אַל־נָ֣א נֹאבְדָ֗ה בְּ⁠נֶ֨פֶשׁ֙ הָ⁠אִ֣ישׁ הַ⁠זֶּ֔ה וְ⁠אַל־תִּתֵּ֥ן עָלֵ֖י⁠נוּ דָּ֣ם נָקִ֑יא כִּֽי־אַתָּ֣ה יְהוָ֔ה כַּ⁠אֲשֶׁ֥ר חָפַ֖צְתָּ עָשִֽׂיתָ</w:t>
+      </w:r>
+    </w:p>
+    <w:p>
+      <w:pPr/>
+      <w:r>
+        <w:rPr>
+          <w:lang w:val="fr_FR" w:bidi="fr_FR"/>
+        </w:rPr>
+      </w:r>
+      <w:r>
+        <w:rPr>
           <w:b/>
           <w:lang w:val="fr_FR" w:bidi="fr_FR"/>
         </w:rPr>
@@ -7271,6 +8027,20 @@
       </w:r>
       <w:r>
         <w:rPr>
+          <w:lang w:val="fr_FR" w:bidi="fr_FR"/>
+        </w:rPr>
+        <w:t>אַל־נָ֣א נֹאבְדָ֗ה בְּ⁠נֶ֨פֶשׁ֙ הָ⁠אִ֣ישׁ הַ⁠זֶּ֔ה וְ⁠אַל־תִּתֵּ֥ן עָלֵ֖י⁠נוּ דָּ֣ם נָקִ֑יא</w:t>
+      </w:r>
+    </w:p>
+    <w:p>
+      <w:pPr/>
+      <w:r>
+        <w:rPr>
+          <w:lang w:val="fr_FR" w:bidi="fr_FR"/>
+        </w:rPr>
+      </w:r>
+      <w:r>
+        <w:rPr>
           <w:b/>
           <w:lang w:val="fr_FR" w:bidi="fr_FR"/>
         </w:rPr>
@@ -7381,6 +8151,20 @@
       </w:r>
       <w:r>
         <w:rPr>
+          <w:lang w:val="fr_FR" w:bidi="fr_FR"/>
+        </w:rPr>
+        <w:t>וַ⁠יַּעֲמֹ֥ד הַ⁠יָּ֖ם מִ⁠זַּעְפּֽ⁠וֹ</w:t>
+      </w:r>
+    </w:p>
+    <w:p>
+      <w:pPr/>
+      <w:r>
+        <w:rPr>
+          <w:lang w:val="fr_FR" w:bidi="fr_FR"/>
+        </w:rPr>
+      </w:r>
+      <w:r>
+        <w:rPr>
           <w:b/>
           <w:lang w:val="fr_FR" w:bidi="fr_FR"/>
         </w:rPr>
@@ -7490,6 +8274,20 @@
       </w:r>
       <w:r>
         <w:rPr>
+          <w:lang w:val="fr_FR" w:bidi="fr_FR"/>
+        </w:rPr>
+        <w:t>וַ⁠יַּעֲמֹ֥ד הַ⁠יָּ֖ם מִ⁠זַּעְפּֽ⁠וֹ</w:t>
+      </w:r>
+    </w:p>
+    <w:p>
+      <w:pPr/>
+      <w:r>
+        <w:rPr>
+          <w:lang w:val="fr_FR" w:bidi="fr_FR"/>
+        </w:rPr>
+      </w:r>
+      <w:r>
+        <w:rPr>
           <w:b/>
           <w:lang w:val="fr_FR" w:bidi="fr_FR"/>
         </w:rPr>
@@ -7601,6 +8399,20 @@
         <w:rPr>
           <w:lang w:val="fr_FR" w:bidi="fr_FR"/>
         </w:rPr>
+      </w:r>
+    </w:p>
+    <w:p>
+      <w:pPr/>
+      <w:r>
+        <w:rPr>
+          <w:lang w:val="fr_FR" w:bidi="fr_FR"/>
+        </w:rPr>
+      </w:r>
+      <w:r>
+        <w:rPr>
+          <w:lang w:val="fr_FR" w:bidi="fr_FR"/>
+        </w:rPr>
+        <w:t>וַ⁠יִּֽירְא֧וּ הָ⁠אֲנָשִׁ֛ים יִרְאָ֥ה גְדוֹלָ֖ה אֶת־יְהוָ֑ה</w:t>
       </w:r>
     </w:p>
     <w:p>
@@ -7754,6 +8566,20 @@
       </w:r>
       <w:r>
         <w:rPr>
+          <w:lang w:val="fr_FR" w:bidi="fr_FR"/>
+        </w:rPr>
+        <w:t>וַ⁠יִּֽזְבְּחוּ־זֶ֨בַח֙ לַֽ⁠יהוָ֔ה וַֽ⁠יִּדְּר֖וּ נְדָרִֽים</w:t>
+      </w:r>
+    </w:p>
+    <w:p>
+      <w:pPr/>
+      <w:r>
+        <w:rPr>
+          <w:lang w:val="fr_FR" w:bidi="fr_FR"/>
+        </w:rPr>
+      </w:r>
+      <w:r>
+        <w:rPr>
           <w:b/>
           <w:lang w:val="fr_FR" w:bidi="fr_FR"/>
         </w:rPr>
@@ -7915,6 +8741,20 @@
       </w:r>
       <w:r>
         <w:rPr>
+          <w:lang w:val="fr_FR" w:bidi="fr_FR"/>
+        </w:rPr>
+        <w:t>וַ⁠יְמַ֤ן יְהוָה֙ דָּ֣ג גָּד֔וֹל לִ⁠בְלֹ֖עַ אֶת־יוֹנָ֑ה וַ⁠יְהִ֤י יוֹנָה֙ בִּ⁠מְעֵ֣י הַ⁠דָּ֔ג שְׁלֹשָׁ֥ה יָמִ֖ים וּ⁠שְׁלֹשָׁ֥ה לֵילֽוֹת</w:t>
+      </w:r>
+    </w:p>
+    <w:p>
+      <w:pPr/>
+      <w:r>
+        <w:rPr>
+          <w:lang w:val="fr_FR" w:bidi="fr_FR"/>
+        </w:rPr>
+      </w:r>
+      <w:r>
+        <w:rPr>
           <w:b/>
           <w:lang w:val="fr_FR" w:bidi="fr_FR"/>
         </w:rPr>
@@ -7978,6 +8818,20 @@
       </w:r>
       <w:r>
         <w:rPr>
+          <w:lang w:val="fr_FR" w:bidi="fr_FR"/>
+        </w:rPr>
+        <w:t>וַ⁠יְמַ֤ן יְהוָה֙ דָּ֣ג גָּד֔וֹל לִ⁠בְלֹ֖עַ אֶת־יוֹנָ֑ה</w:t>
+      </w:r>
+    </w:p>
+    <w:p>
+      <w:pPr/>
+      <w:r>
+        <w:rPr>
+          <w:lang w:val="fr_FR" w:bidi="fr_FR"/>
+        </w:rPr>
+      </w:r>
+      <w:r>
+        <w:rPr>
           <w:b/>
           <w:lang w:val="fr_FR" w:bidi="fr_FR"/>
         </w:rPr>
@@ -8364,6 +9218,20 @@
       </w:r>
       <w:r>
         <w:rPr>
+          <w:lang w:val="fr_FR" w:bidi="fr_FR"/>
+        </w:rPr>
+        <w:t>יְהוָ֖ה אֱלֹהָ֑י⁠ו</w:t>
+      </w:r>
+    </w:p>
+    <w:p>
+      <w:pPr/>
+      <w:r>
+        <w:rPr>
+          <w:lang w:val="fr_FR" w:bidi="fr_FR"/>
+        </w:rPr>
+      </w:r>
+      <w:r>
+        <w:rPr>
           <w:b/>
           <w:lang w:val="fr_FR" w:bidi="fr_FR"/>
         </w:rPr>
@@ -8473,6 +9341,20 @@
       </w:r>
       <w:r>
         <w:rPr>
+          <w:lang w:val="fr_FR" w:bidi="fr_FR"/>
+        </w:rPr>
+        <w:t>וַ⁠יֹּ֗אמֶר</w:t>
+      </w:r>
+    </w:p>
+    <w:p>
+      <w:pPr/>
+      <w:r>
+        <w:rPr>
+          <w:lang w:val="fr_FR" w:bidi="fr_FR"/>
+        </w:rPr>
+      </w:r>
+      <w:r>
+        <w:rPr>
           <w:b/>
           <w:lang w:val="fr_FR" w:bidi="fr_FR"/>
         </w:rPr>
@@ -8538,6 +9420,20 @@
         <w:rPr>
           <w:lang w:val="fr_FR" w:bidi="fr_FR"/>
         </w:rPr>
+      </w:r>
+    </w:p>
+    <w:p>
+      <w:pPr/>
+      <w:r>
+        <w:rPr>
+          <w:lang w:val="fr_FR" w:bidi="fr_FR"/>
+        </w:rPr>
+      </w:r>
+      <w:r>
+        <w:rPr>
+          <w:lang w:val="fr_FR" w:bidi="fr_FR"/>
+        </w:rPr>
+        <w:t>קָ֠רָאתִי מִ⁠צָּ֥רָה לִ֛⁠י אֶל־יְהוָ֖ה וַֽ⁠יַּעֲנֵ֑⁠נִי</w:t>
       </w:r>
     </w:p>
     <w:p>
@@ -8654,6 +9550,20 @@
       </w:r>
       <w:r>
         <w:rPr>
+          <w:lang w:val="fr_FR" w:bidi="fr_FR"/>
+        </w:rPr>
+        <w:t>קָ֠רָאתִי מִ⁠צָּ֥רָה לִ֛⁠י אֶל־יְהוָ֖ה וַֽ⁠יַּעֲנֵ֑⁠נִי</w:t>
+      </w:r>
+    </w:p>
+    <w:p>
+      <w:pPr/>
+      <w:r>
+        <w:rPr>
+          <w:lang w:val="fr_FR" w:bidi="fr_FR"/>
+        </w:rPr>
+      </w:r>
+      <w:r>
+        <w:rPr>
           <w:b/>
           <w:lang w:val="fr_FR" w:bidi="fr_FR"/>
         </w:rPr>
@@ -8745,6 +9655,20 @@
       </w:r>
       <w:r>
         <w:rPr>
+          <w:lang w:val="fr_FR" w:bidi="fr_FR"/>
+        </w:rPr>
+        <w:t>וַֽ⁠יַּעֲנֵ֑⁠נִי</w:t>
+      </w:r>
+    </w:p>
+    <w:p>
+      <w:pPr/>
+      <w:r>
+        <w:rPr>
+          <w:lang w:val="fr_FR" w:bidi="fr_FR"/>
+        </w:rPr>
+      </w:r>
+      <w:r>
+        <w:rPr>
           <w:b/>
           <w:lang w:val="fr_FR" w:bidi="fr_FR"/>
         </w:rPr>
@@ -8828,6 +9752,20 @@
       </w:r>
       <w:r>
         <w:rPr>
+          <w:lang w:val="fr_FR" w:bidi="fr_FR"/>
+        </w:rPr>
+        <w:t>מִ⁠בֶּ֧טֶן שְׁא֛וֹל</w:t>
+      </w:r>
+    </w:p>
+    <w:p>
+      <w:pPr/>
+      <w:r>
+        <w:rPr>
+          <w:lang w:val="fr_FR" w:bidi="fr_FR"/>
+        </w:rPr>
+      </w:r>
+      <w:r>
+        <w:rPr>
           <w:b/>
           <w:lang w:val="fr_FR" w:bidi="fr_FR"/>
         </w:rPr>
@@ -8924,6 +9862,20 @@
       </w:r>
       <w:r>
         <w:rPr>
+          <w:lang w:val="fr_FR" w:bidi="fr_FR"/>
+        </w:rPr>
+        <w:t>שְׁא֛וֹל</w:t>
+      </w:r>
+    </w:p>
+    <w:p>
+      <w:pPr/>
+      <w:r>
+        <w:rPr>
+          <w:lang w:val="fr_FR" w:bidi="fr_FR"/>
+        </w:rPr>
+      </w:r>
+      <w:r>
+        <w:rPr>
           <w:b/>
           <w:lang w:val="fr_FR" w:bidi="fr_FR"/>
         </w:rPr>
@@ -9033,6 +9985,20 @@
       </w:r>
       <w:r>
         <w:rPr>
+          <w:lang w:val="fr_FR" w:bidi="fr_FR"/>
+        </w:rPr>
+        <w:t>שָׁמַ֥עְתָּ קוֹלִֽ⁠י</w:t>
+      </w:r>
+    </w:p>
+    <w:p>
+      <w:pPr/>
+      <w:r>
+        <w:rPr>
+          <w:lang w:val="fr_FR" w:bidi="fr_FR"/>
+        </w:rPr>
+      </w:r>
+      <w:r>
+        <w:rPr>
           <w:b/>
           <w:lang w:val="fr_FR" w:bidi="fr_FR"/>
         </w:rPr>
@@ -9118,6 +10084,20 @@
         <w:rPr>
           <w:lang w:val="fr_FR" w:bidi="fr_FR"/>
         </w:rPr>
+      </w:r>
+    </w:p>
+    <w:p>
+      <w:pPr/>
+      <w:r>
+        <w:rPr>
+          <w:lang w:val="fr_FR" w:bidi="fr_FR"/>
+        </w:rPr>
+      </w:r>
+      <w:r>
+        <w:rPr>
+          <w:lang w:val="fr_FR" w:bidi="fr_FR"/>
+        </w:rPr>
+        <w:t>קָ֠רָאתִי מִ⁠צָּ֥רָה לִ֛⁠י אֶל־יְהוָ֖ה וַֽ⁠יַּעֲנֵ֑⁠נִי מִ⁠בֶּ֧טֶן שְׁא֛וֹל שִׁוַּ֖עְתִּי שָׁמַ֥עְתָּ קוֹלִֽ⁠י</w:t>
       </w:r>
     </w:p>
     <w:p>
@@ -9236,6 +10216,20 @@
       </w:r>
       <w:r>
         <w:rPr>
+          <w:lang w:val="fr_FR" w:bidi="fr_FR"/>
+        </w:rPr>
+        <w:t>בִּ⁠לְבַ֣ב יַמִּ֔ים</w:t>
+      </w:r>
+    </w:p>
+    <w:p>
+      <w:pPr/>
+      <w:r>
+        <w:rPr>
+          <w:lang w:val="fr_FR" w:bidi="fr_FR"/>
+        </w:rPr>
+      </w:r>
+      <w:r>
+        <w:rPr>
           <w:b/>
           <w:lang w:val="fr_FR" w:bidi="fr_FR"/>
         </w:rPr>
@@ -9359,6 +10353,20 @@
       </w:r>
       <w:r>
         <w:rPr>
+          <w:lang w:val="fr_FR" w:bidi="fr_FR"/>
+        </w:rPr>
+        <w:t>וְ⁠נָהָ֖ר יְסֹבְבֵ֑⁠נִי</w:t>
+      </w:r>
+    </w:p>
+    <w:p>
+      <w:pPr/>
+      <w:r>
+        <w:rPr>
+          <w:lang w:val="fr_FR" w:bidi="fr_FR"/>
+        </w:rPr>
+      </w:r>
+      <w:r>
+        <w:rPr>
           <w:b/>
           <w:lang w:val="fr_FR" w:bidi="fr_FR"/>
         </w:rPr>
@@ -9436,6 +10444,20 @@
       </w:r>
       <w:r>
         <w:rPr>
+          <w:lang w:val="fr_FR" w:bidi="fr_FR"/>
+        </w:rPr>
+        <w:t>מִשְׁבָּרֶ֥י⁠ךָ וְ⁠גַלֶּ֖י⁠ךָ</w:t>
+      </w:r>
+    </w:p>
+    <w:p>
+      <w:pPr/>
+      <w:r>
+        <w:rPr>
+          <w:lang w:val="fr_FR" w:bidi="fr_FR"/>
+        </w:rPr>
+      </w:r>
+      <w:r>
+        <w:rPr>
           <w:b/>
           <w:lang w:val="fr_FR" w:bidi="fr_FR"/>
         </w:rPr>
@@ -9545,6 +10567,20 @@
       </w:r>
       <w:r>
         <w:rPr>
+          <w:lang w:val="fr_FR" w:bidi="fr_FR"/>
+        </w:rPr>
+        <w:t>יַמִּ֔ים</w:t>
+      </w:r>
+    </w:p>
+    <w:p>
+      <w:pPr/>
+      <w:r>
+        <w:rPr>
+          <w:lang w:val="fr_FR" w:bidi="fr_FR"/>
+        </w:rPr>
+      </w:r>
+      <w:r>
+        <w:rPr>
           <w:b/>
           <w:lang w:val="fr_FR" w:bidi="fr_FR"/>
         </w:rPr>
@@ -9641,6 +10677,20 @@
       </w:r>
       <w:r>
         <w:rPr>
+          <w:lang w:val="fr_FR" w:bidi="fr_FR"/>
+        </w:rPr>
+        <w:t>מִשְׁבָּרֶ֥י⁠ךָ וְ⁠גַלֶּ֖י⁠ךָ</w:t>
+      </w:r>
+    </w:p>
+    <w:p>
+      <w:pPr/>
+      <w:r>
+        <w:rPr>
+          <w:lang w:val="fr_FR" w:bidi="fr_FR"/>
+        </w:rPr>
+      </w:r>
+      <w:r>
+        <w:rPr>
           <w:b/>
           <w:lang w:val="fr_FR" w:bidi="fr_FR"/>
         </w:rPr>
@@ -9763,6 +10813,20 @@
       </w:r>
       <w:r>
         <w:rPr>
+          <w:lang w:val="fr_FR" w:bidi="fr_FR"/>
+        </w:rPr>
+        <w:t>וַ⁠אֲנִ֣י</w:t>
+      </w:r>
+    </w:p>
+    <w:p>
+      <w:pPr/>
+      <w:r>
+        <w:rPr>
+          <w:lang w:val="fr_FR" w:bidi="fr_FR"/>
+        </w:rPr>
+      </w:r>
+      <w:r>
+        <w:rPr>
           <w:b/>
           <w:lang w:val="fr_FR" w:bidi="fr_FR"/>
         </w:rPr>
@@ -9939,6 +11003,20 @@
       </w:r>
       <w:r>
         <w:rPr>
+          <w:lang w:val="fr_FR" w:bidi="fr_FR"/>
+        </w:rPr>
+        <w:t>נִגְרַ֖שְׁתִּי</w:t>
+      </w:r>
+    </w:p>
+    <w:p>
+      <w:pPr/>
+      <w:r>
+        <w:rPr>
+          <w:lang w:val="fr_FR" w:bidi="fr_FR"/>
+        </w:rPr>
+      </w:r>
+      <w:r>
+        <w:rPr>
           <w:b/>
           <w:lang w:val="fr_FR" w:bidi="fr_FR"/>
         </w:rPr>
@@ -10022,6 +11100,20 @@
       </w:r>
       <w:r>
         <w:rPr>
+          <w:lang w:val="fr_FR" w:bidi="fr_FR"/>
+        </w:rPr>
+        <w:t>מִ⁠נֶּ֣גֶד עֵינֶ֑י⁠ךָ</w:t>
+      </w:r>
+    </w:p>
+    <w:p>
+      <w:pPr/>
+      <w:r>
+        <w:rPr>
+          <w:lang w:val="fr_FR" w:bidi="fr_FR"/>
+        </w:rPr>
+      </w:r>
+      <w:r>
+        <w:rPr>
           <w:b/>
           <w:lang w:val="fr_FR" w:bidi="fr_FR"/>
         </w:rPr>
@@ -10132,6 +11224,20 @@
       </w:r>
       <w:r>
         <w:rPr>
+          <w:lang w:val="fr_FR" w:bidi="fr_FR"/>
+        </w:rPr>
+        <w:t>אַ֚ךְ</w:t>
+      </w:r>
+    </w:p>
+    <w:p>
+      <w:pPr/>
+      <w:r>
+        <w:rPr>
+          <w:lang w:val="fr_FR" w:bidi="fr_FR"/>
+        </w:rPr>
+      </w:r>
+      <w:r>
+        <w:rPr>
           <w:b/>
           <w:lang w:val="fr_FR" w:bidi="fr_FR"/>
         </w:rPr>
@@ -10217,6 +11323,20 @@
         <w:rPr>
           <w:lang w:val="fr_FR" w:bidi="fr_FR"/>
         </w:rPr>
+      </w:r>
+    </w:p>
+    <w:p>
+      <w:pPr/>
+      <w:r>
+        <w:rPr>
+          <w:lang w:val="fr_FR" w:bidi="fr_FR"/>
+        </w:rPr>
+      </w:r>
+      <w:r>
+        <w:rPr>
+          <w:lang w:val="fr_FR" w:bidi="fr_FR"/>
+        </w:rPr>
+        <w:t>אֲפָפ֤וּ⁠נִי מַ֨יִם֙ עַד־נֶ֔פֶשׁ תְּה֖וֹם יְסֹבְבֵ֑⁠נִי</w:t>
       </w:r>
     </w:p>
     <w:p>
@@ -10382,6 +11502,20 @@
       </w:r>
       <w:r>
         <w:rPr>
+          <w:lang w:val="fr_FR" w:bidi="fr_FR"/>
+        </w:rPr>
+        <w:t>עַד־נֶ֔פֶשׁ</w:t>
+      </w:r>
+    </w:p>
+    <w:p>
+      <w:pPr/>
+      <w:r>
+        <w:rPr>
+          <w:lang w:val="fr_FR" w:bidi="fr_FR"/>
+        </w:rPr>
+      </w:r>
+      <w:r>
+        <w:rPr>
           <w:b/>
           <w:lang w:val="fr_FR" w:bidi="fr_FR"/>
         </w:rPr>
@@ -10525,6 +11659,20 @@
       </w:r>
       <w:r>
         <w:rPr>
+          <w:lang w:val="fr_FR" w:bidi="fr_FR"/>
+        </w:rPr>
+        <w:t>תְּה֖וֹם יְסֹבְבֵ֑⁠נִי</w:t>
+      </w:r>
+    </w:p>
+    <w:p>
+      <w:pPr/>
+      <w:r>
+        <w:rPr>
+          <w:lang w:val="fr_FR" w:bidi="fr_FR"/>
+        </w:rPr>
+      </w:r>
+      <w:r>
+        <w:rPr>
           <w:b/>
           <w:lang w:val="fr_FR" w:bidi="fr_FR"/>
         </w:rPr>
@@ -10588,6 +11736,20 @@
       </w:r>
       <w:r>
         <w:rPr>
+          <w:lang w:val="fr_FR" w:bidi="fr_FR"/>
+        </w:rPr>
+        <w:t>ס֖וּף</w:t>
+      </w:r>
+    </w:p>
+    <w:p>
+      <w:pPr/>
+      <w:r>
+        <w:rPr>
+          <w:lang w:val="fr_FR" w:bidi="fr_FR"/>
+        </w:rPr>
+      </w:r>
+      <w:r>
+        <w:rPr>
           <w:b/>
           <w:lang w:val="fr_FR" w:bidi="fr_FR"/>
         </w:rPr>
@@ -10697,6 +11859,20 @@
       </w:r>
       <w:r>
         <w:rPr>
+          <w:lang w:val="fr_FR" w:bidi="fr_FR"/>
+        </w:rPr>
+        <w:t>הָ⁠אָ֛רֶץ בְּרִחֶ֥י⁠הָ בַעֲדִ֖⁠י לְ⁠עוֹלָ֑ם</w:t>
+      </w:r>
+    </w:p>
+    <w:p>
+      <w:pPr/>
+      <w:r>
+        <w:rPr>
+          <w:lang w:val="fr_FR" w:bidi="fr_FR"/>
+        </w:rPr>
+      </w:r>
+      <w:r>
+        <w:rPr>
           <w:b/>
           <w:lang w:val="fr_FR" w:bidi="fr_FR"/>
         </w:rPr>
@@ -10833,6 +12009,20 @@
       </w:r>
       <w:r>
         <w:rPr>
+          <w:lang w:val="fr_FR" w:bidi="fr_FR"/>
+        </w:rPr>
+        <w:t>וַ⁠תַּ֧עַל מִ⁠שַּׁ֛חַת חַיַּ֖⁠י</w:t>
+      </w:r>
+    </w:p>
+    <w:p>
+      <w:pPr/>
+      <w:r>
+        <w:rPr>
+          <w:lang w:val="fr_FR" w:bidi="fr_FR"/>
+        </w:rPr>
+      </w:r>
+      <w:r>
+        <w:rPr>
           <w:b/>
           <w:lang w:val="fr_FR" w:bidi="fr_FR"/>
         </w:rPr>
@@ -10943,6 +12133,20 @@
       </w:r>
       <w:r>
         <w:rPr>
+          <w:lang w:val="fr_FR" w:bidi="fr_FR"/>
+        </w:rPr>
+        <w:t>יְהוָ֥ה אֱלֹהָֽ⁠י</w:t>
+      </w:r>
+    </w:p>
+    <w:p>
+      <w:pPr/>
+      <w:r>
+        <w:rPr>
+          <w:lang w:val="fr_FR" w:bidi="fr_FR"/>
+        </w:rPr>
+      </w:r>
+      <w:r>
+        <w:rPr>
           <w:b/>
           <w:lang w:val="fr_FR" w:bidi="fr_FR"/>
         </w:rPr>
@@ -11038,6 +12242,20 @@
       </w:r>
       <w:r>
         <w:rPr>
+          <w:lang w:val="fr_FR" w:bidi="fr_FR"/>
+        </w:rPr>
+        <w:t>חַיַּ֖⁠י</w:t>
+      </w:r>
+    </w:p>
+    <w:p>
+      <w:pPr/>
+      <w:r>
+        <w:rPr>
+          <w:lang w:val="fr_FR" w:bidi="fr_FR"/>
+        </w:rPr>
+      </w:r>
+      <w:r>
+        <w:rPr>
           <w:b/>
           <w:lang w:val="fr_FR" w:bidi="fr_FR"/>
         </w:rPr>
@@ -11174,6 +12392,20 @@
       </w:r>
       <w:r>
         <w:rPr>
+          <w:lang w:val="fr_FR" w:bidi="fr_FR"/>
+        </w:rPr>
+        <w:t>אֱלֹהָֽ⁠י</w:t>
+      </w:r>
+    </w:p>
+    <w:p>
+      <w:pPr/>
+      <w:r>
+        <w:rPr>
+          <w:lang w:val="fr_FR" w:bidi="fr_FR"/>
+        </w:rPr>
+      </w:r>
+      <w:r>
+        <w:rPr>
           <w:b/>
           <w:lang w:val="fr_FR" w:bidi="fr_FR"/>
         </w:rPr>
@@ -11283,6 +12515,20 @@
       </w:r>
       <w:r>
         <w:rPr>
+          <w:lang w:val="fr_FR" w:bidi="fr_FR"/>
+        </w:rPr>
+        <w:t>בְּ⁠הִתְעַטֵּ֤ף עָלַ⁠י֙ נַפְשִׁ֔⁠י</w:t>
+      </w:r>
+    </w:p>
+    <w:p>
+      <w:pPr/>
+      <w:r>
+        <w:rPr>
+          <w:lang w:val="fr_FR" w:bidi="fr_FR"/>
+        </w:rPr>
+      </w:r>
+      <w:r>
+        <w:rPr>
           <w:b/>
           <w:lang w:val="fr_FR" w:bidi="fr_FR"/>
         </w:rPr>
@@ -11380,6 +12626,20 @@
       </w:r>
       <w:r>
         <w:rPr>
+          <w:lang w:val="fr_FR" w:bidi="fr_FR"/>
+        </w:rPr>
+        <w:t>אֶת־יְהוָ֖ה זָכָ֑רְתִּי</w:t>
+      </w:r>
+    </w:p>
+    <w:p>
+      <w:pPr/>
+      <w:r>
+        <w:rPr>
+          <w:lang w:val="fr_FR" w:bidi="fr_FR"/>
+        </w:rPr>
+      </w:r>
+      <w:r>
+        <w:rPr>
           <w:b/>
           <w:lang w:val="fr_FR" w:bidi="fr_FR"/>
         </w:rPr>
@@ -11465,6 +12725,20 @@
         <w:rPr>
           <w:lang w:val="fr_FR" w:bidi="fr_FR"/>
         </w:rPr>
+      </w:r>
+    </w:p>
+    <w:p>
+      <w:pPr/>
+      <w:r>
+        <w:rPr>
+          <w:lang w:val="fr_FR" w:bidi="fr_FR"/>
+        </w:rPr>
+      </w:r>
+      <w:r>
+        <w:rPr>
+          <w:lang w:val="fr_FR" w:bidi="fr_FR"/>
+        </w:rPr>
+        <w:t>וַ⁠תָּב֤וֹא אֵלֶ֨י⁠ךָ֙ תְּפִלָּתִ֔⁠י אֶל־הֵיכַ֖ל קָדְשֶֽׁ⁠ךָ</w:t>
       </w:r>
     </w:p>
     <w:p>
@@ -11580,6 +12854,20 @@
       </w:r>
       <w:r>
         <w:rPr>
+          <w:lang w:val="fr_FR" w:bidi="fr_FR"/>
+        </w:rPr>
+        <w:t>אֶת־יְהוָ֖ה זָכָ֑רְתִּי</w:t>
+      </w:r>
+    </w:p>
+    <w:p>
+      <w:pPr/>
+      <w:r>
+        <w:rPr>
+          <w:lang w:val="fr_FR" w:bidi="fr_FR"/>
+        </w:rPr>
+      </w:r>
+      <w:r>
+        <w:rPr>
           <w:b/>
           <w:lang w:val="fr_FR" w:bidi="fr_FR"/>
         </w:rPr>
@@ -11663,6 +12951,20 @@
       </w:r>
       <w:r>
         <w:rPr>
+          <w:lang w:val="fr_FR" w:bidi="fr_FR"/>
+        </w:rPr>
+        <w:t>מְשַׁמְּרִ֖ים הַבְלֵי־שָׁ֑וְא</w:t>
+      </w:r>
+    </w:p>
+    <w:p>
+      <w:pPr/>
+      <w:r>
+        <w:rPr>
+          <w:lang w:val="fr_FR" w:bidi="fr_FR"/>
+        </w:rPr>
+      </w:r>
+      <w:r>
+        <w:rPr>
           <w:b/>
           <w:lang w:val="fr_FR" w:bidi="fr_FR"/>
         </w:rPr>
@@ -11759,6 +13061,20 @@
       </w:r>
       <w:r>
         <w:rPr>
+          <w:lang w:val="fr_FR" w:bidi="fr_FR"/>
+        </w:rPr>
+        <w:t>חַסְדָּ֖⁠ם יַעֲזֹֽבוּ</w:t>
+      </w:r>
+    </w:p>
+    <w:p>
+      <w:pPr/>
+      <w:r>
+        <w:rPr>
+          <w:lang w:val="fr_FR" w:bidi="fr_FR"/>
+        </w:rPr>
+      </w:r>
+      <w:r>
+        <w:rPr>
           <w:b/>
           <w:lang w:val="fr_FR" w:bidi="fr_FR"/>
         </w:rPr>
@@ -11869,6 +13185,20 @@
       </w:r>
       <w:r>
         <w:rPr>
+          <w:lang w:val="fr_FR" w:bidi="fr_FR"/>
+        </w:rPr>
+        <w:t>וַ⁠אֲנִ֗י</w:t>
+      </w:r>
+    </w:p>
+    <w:p>
+      <w:pPr/>
+      <w:r>
+        <w:rPr>
+          <w:lang w:val="fr_FR" w:bidi="fr_FR"/>
+        </w:rPr>
+      </w:r>
+      <w:r>
+        <w:rPr>
           <w:b/>
           <w:lang w:val="fr_FR" w:bidi="fr_FR"/>
         </w:rPr>
@@ -12018,6 +13348,20 @@
       </w:r>
       <w:r>
         <w:rPr>
+          <w:lang w:val="fr_FR" w:bidi="fr_FR"/>
+        </w:rPr>
+        <w:t>בְּ⁠ק֤וֹל תּוֹדָה֙</w:t>
+      </w:r>
+    </w:p>
+    <w:p>
+      <w:pPr/>
+      <w:r>
+        <w:rPr>
+          <w:lang w:val="fr_FR" w:bidi="fr_FR"/>
+        </w:rPr>
+      </w:r>
+      <w:r>
+        <w:rPr>
           <w:b/>
           <w:lang w:val="fr_FR" w:bidi="fr_FR"/>
         </w:rPr>
@@ -12115,6 +13459,20 @@
       </w:r>
       <w:r>
         <w:rPr>
+          <w:lang w:val="fr_FR" w:bidi="fr_FR"/>
+        </w:rPr>
+        <w:t>יְשׁוּעָ֖תָ⁠ה לַ⁠יהוָֽה</w:t>
+      </w:r>
+    </w:p>
+    <w:p>
+      <w:pPr/>
+      <w:r>
+        <w:rPr>
+          <w:lang w:val="fr_FR" w:bidi="fr_FR"/>
+        </w:rPr>
+      </w:r>
+      <w:r>
+        <w:rPr>
           <w:b/>
           <w:lang w:val="fr_FR" w:bidi="fr_FR"/>
         </w:rPr>
@@ -12211,6 +13569,20 @@
       </w:r>
       <w:r>
         <w:rPr>
+          <w:lang w:val="fr_FR" w:bidi="fr_FR"/>
+        </w:rPr>
+        <w:t>יְשׁוּעָ֖תָ⁠ה לַ⁠יהוָֽה</w:t>
+      </w:r>
+    </w:p>
+    <w:p>
+      <w:pPr/>
+      <w:r>
+        <w:rPr>
+          <w:lang w:val="fr_FR" w:bidi="fr_FR"/>
+        </w:rPr>
+      </w:r>
+      <w:r>
+        <w:rPr>
           <w:b/>
           <w:lang w:val="fr_FR" w:bidi="fr_FR"/>
         </w:rPr>
@@ -12296,6 +13668,20 @@
         <w:rPr>
           <w:lang w:val="fr_FR" w:bidi="fr_FR"/>
         </w:rPr>
+      </w:r>
+    </w:p>
+    <w:p>
+      <w:pPr/>
+      <w:r>
+        <w:rPr>
+          <w:lang w:val="fr_FR" w:bidi="fr_FR"/>
+        </w:rPr>
+      </w:r>
+      <w:r>
+        <w:rPr>
+          <w:lang w:val="fr_FR" w:bidi="fr_FR"/>
+        </w:rPr>
+        <w:t>יְשׁוּעָ֖תָ⁠ה לַ⁠יהוָֽה</w:t>
       </w:r>
     </w:p>
     <w:p>
@@ -12408,6 +13794,20 @@
       </w:r>
       <w:r>
         <w:rPr>
+          <w:lang w:val="fr_FR" w:bidi="fr_FR"/>
+        </w:rPr>
+        <w:t>אֶל־הַ⁠יַּבָּשָֽׁה</w:t>
+      </w:r>
+    </w:p>
+    <w:p>
+      <w:pPr/>
+      <w:r>
+        <w:rPr>
+          <w:lang w:val="fr_FR" w:bidi="fr_FR"/>
+        </w:rPr>
+      </w:r>
+      <w:r>
+        <w:rPr>
           <w:b/>
           <w:lang w:val="fr_FR" w:bidi="fr_FR"/>
         </w:rPr>
@@ -12557,6 +13957,20 @@
       </w:r>
       <w:r>
         <w:rPr>
+          <w:lang w:val="fr_FR" w:bidi="fr_FR"/>
+        </w:rPr>
+        <w:t>וַ⁠יֹּ֥אמֶר יְהוָ֖ה לַ⁠דָּ֑ג</w:t>
+      </w:r>
+    </w:p>
+    <w:p>
+      <w:pPr/>
+      <w:r>
+        <w:rPr>
+          <w:lang w:val="fr_FR" w:bidi="fr_FR"/>
+        </w:rPr>
+      </w:r>
+      <w:r>
+        <w:rPr>
           <w:b/>
           <w:lang w:val="fr_FR" w:bidi="fr_FR"/>
         </w:rPr>
@@ -12654,6 +14068,20 @@
       </w:r>
       <w:r>
         <w:rPr>
+          <w:lang w:val="fr_FR" w:bidi="fr_FR"/>
+        </w:rPr>
+        <w:t>וַ⁠יֹּ֥אמֶר יְהוָ֖ה לַ⁠דָּ֑ג</w:t>
+      </w:r>
+    </w:p>
+    <w:p>
+      <w:pPr/>
+      <w:r>
+        <w:rPr>
+          <w:lang w:val="fr_FR" w:bidi="fr_FR"/>
+        </w:rPr>
+      </w:r>
+      <w:r>
+        <w:rPr>
           <w:b/>
           <w:lang w:val="fr_FR" w:bidi="fr_FR"/>
         </w:rPr>
@@ -13036,6 +14464,20 @@
         <w:rPr>
           <w:lang w:val="fr_FR" w:bidi="fr_FR"/>
         </w:rPr>
+      </w:r>
+    </w:p>
+    <w:p>
+      <w:pPr/>
+      <w:r>
+        <w:rPr>
+          <w:lang w:val="fr_FR" w:bidi="fr_FR"/>
+        </w:rPr>
+      </w:r>
+      <w:r>
+        <w:rPr>
+          <w:lang w:val="fr_FR" w:bidi="fr_FR"/>
+        </w:rPr>
+        <w:t>וַ⁠יְהִ֧י דְבַר־יְהוָ֛ה</w:t>
       </w:r>
     </w:p>
     <w:p>
@@ -13180,6 +14622,20 @@
       </w:r>
       <w:r>
         <w:rPr>
+          <w:lang w:val="fr_FR" w:bidi="fr_FR"/>
+        </w:rPr>
+        <w:t>וַ⁠יְהִ֧י דְבַר־יְהוָ֛ה</w:t>
+      </w:r>
+    </w:p>
+    <w:p>
+      <w:pPr/>
+      <w:r>
+        <w:rPr>
+          <w:lang w:val="fr_FR" w:bidi="fr_FR"/>
+        </w:rPr>
+      </w:r>
+      <w:r>
+        <w:rPr>
           <w:b/>
           <w:lang w:val="fr_FR" w:bidi="fr_FR"/>
         </w:rPr>
@@ -13309,6 +14765,20 @@
       </w:r>
       <w:r>
         <w:rPr>
+          <w:lang w:val="fr_FR" w:bidi="fr_FR"/>
+        </w:rPr>
+        <w:t>הָ⁠עִ֣יר הַ⁠גְּדוֹלָ֑ה</w:t>
+      </w:r>
+    </w:p>
+    <w:p>
+      <w:pPr/>
+      <w:r>
+        <w:rPr>
+          <w:lang w:val="fr_FR" w:bidi="fr_FR"/>
+        </w:rPr>
+      </w:r>
+      <w:r>
+        <w:rPr>
           <w:b/>
           <w:lang w:val="fr_FR" w:bidi="fr_FR"/>
         </w:rPr>
@@ -13423,6 +14893,20 @@
       </w:r>
       <w:r>
         <w:rPr>
+          <w:lang w:val="fr_FR" w:bidi="fr_FR"/>
+        </w:rPr>
+        <w:t>ק֛וּם</w:t>
+      </w:r>
+    </w:p>
+    <w:p>
+      <w:pPr/>
+      <w:r>
+        <w:rPr>
+          <w:lang w:val="fr_FR" w:bidi="fr_FR"/>
+        </w:rPr>
+      </w:r>
+      <w:r>
+        <w:rPr>
           <w:b/>
           <w:lang w:val="fr_FR" w:bidi="fr_FR"/>
         </w:rPr>
@@ -13549,6 +15033,20 @@
       </w:r>
       <w:r>
         <w:rPr>
+          <w:lang w:val="fr_FR" w:bidi="fr_FR"/>
+        </w:rPr>
+        <w:t>וִּ⁠קְרָ֤א אֵלֶ֨י⁠הָ֙ אֶת־הַ⁠קְּרִיאָ֔ה אֲשֶׁ֥ר אָנֹכִ֖י דֹּבֵ֥ר אֵלֶֽי⁠ךָ</w:t>
+      </w:r>
+    </w:p>
+    <w:p>
+      <w:pPr/>
+      <w:r>
+        <w:rPr>
+          <w:lang w:val="fr_FR" w:bidi="fr_FR"/>
+        </w:rPr>
+      </w:r>
+      <w:r>
+        <w:rPr>
           <w:b/>
           <w:lang w:val="fr_FR" w:bidi="fr_FR"/>
         </w:rPr>
@@ -13674,6 +15172,20 @@
         <w:rPr>
           <w:lang w:val="fr_FR" w:bidi="fr_FR"/>
         </w:rPr>
+      </w:r>
+    </w:p>
+    <w:p>
+      <w:pPr/>
+      <w:r>
+        <w:rPr>
+          <w:lang w:val="fr_FR" w:bidi="fr_FR"/>
+        </w:rPr>
+      </w:r>
+      <w:r>
+        <w:rPr>
+          <w:lang w:val="fr_FR" w:bidi="fr_FR"/>
+        </w:rPr>
+        <w:t>וַ⁠יָּ֣קָם יוֹנָ֗ה וַ⁠יֵּ֛לֶךְ אֶל־נִֽינְוֶ֖ה כִּ⁠דְבַ֣ר יְהוָ֑ה</w:t>
       </w:r>
     </w:p>
     <w:p>
@@ -13812,6 +15324,20 @@
       </w:r>
       <w:r>
         <w:rPr>
+          <w:lang w:val="fr_FR" w:bidi="fr_FR"/>
+        </w:rPr>
+        <w:t>כִּ⁠דְבַ֣ר יְהוָ֑ה</w:t>
+      </w:r>
+    </w:p>
+    <w:p>
+      <w:pPr/>
+      <w:r>
+        <w:rPr>
+          <w:lang w:val="fr_FR" w:bidi="fr_FR"/>
+        </w:rPr>
+      </w:r>
+      <w:r>
+        <w:rPr>
           <w:b/>
           <w:lang w:val="fr_FR" w:bidi="fr_FR"/>
         </w:rPr>
@@ -13908,6 +15434,20 @@
       </w:r>
       <w:r>
         <w:rPr>
+          <w:lang w:val="fr_FR" w:bidi="fr_FR"/>
+        </w:rPr>
+        <w:t>וְ⁠נִֽינְוֵ֗ה הָיְתָ֤ה עִיר־גְּדוֹלָה֙ לֵֽ⁠אלֹהִ֔ים מַהֲלַ֖ךְ שְׁלֹ֥שֶׁת יָמִֽים</w:t>
+      </w:r>
+    </w:p>
+    <w:p>
+      <w:pPr/>
+      <w:r>
+        <w:rPr>
+          <w:lang w:val="fr_FR" w:bidi="fr_FR"/>
+        </w:rPr>
+      </w:r>
+      <w:r>
+        <w:rPr>
           <w:b/>
           <w:lang w:val="fr_FR" w:bidi="fr_FR"/>
         </w:rPr>
@@ -14004,6 +15544,20 @@
       </w:r>
       <w:r>
         <w:rPr>
+          <w:lang w:val="fr_FR" w:bidi="fr_FR"/>
+        </w:rPr>
+        <w:t>עִיר־גְּדוֹלָה֙ לֵֽ⁠אלֹהִ֔ים</w:t>
+      </w:r>
+    </w:p>
+    <w:p>
+      <w:pPr/>
+      <w:r>
+        <w:rPr>
+          <w:lang w:val="fr_FR" w:bidi="fr_FR"/>
+        </w:rPr>
+      </w:r>
+      <w:r>
+        <w:rPr>
           <w:b/>
           <w:lang w:val="fr_FR" w:bidi="fr_FR"/>
         </w:rPr>
@@ -14140,6 +15694,20 @@
       </w:r>
       <w:r>
         <w:rPr>
+          <w:lang w:val="fr_FR" w:bidi="fr_FR"/>
+        </w:rPr>
+        <w:t>מַהֲלַ֖ךְ שְׁלֹ֥שֶׁת יָמִֽים</w:t>
+      </w:r>
+    </w:p>
+    <w:p>
+      <w:pPr/>
+      <w:r>
+        <w:rPr>
+          <w:lang w:val="fr_FR" w:bidi="fr_FR"/>
+        </w:rPr>
+      </w:r>
+      <w:r>
+        <w:rPr>
           <w:b/>
           <w:lang w:val="fr_FR" w:bidi="fr_FR"/>
         </w:rPr>
@@ -14237,6 +15805,20 @@
       </w:r>
       <w:r>
         <w:rPr>
+          <w:lang w:val="fr_FR" w:bidi="fr_FR"/>
+        </w:rPr>
+        <w:t>וַ⁠יָּ֤חֶל יוֹנָה֙ לָ⁠ב֣וֹא בָ⁠עִ֔יר מַהֲלַ֖ךְ י֣וֹם אֶחָ֑ד וַ⁠יִּקְרָא֙</w:t>
+      </w:r>
+    </w:p>
+    <w:p>
+      <w:pPr/>
+      <w:r>
+        <w:rPr>
+          <w:lang w:val="fr_FR" w:bidi="fr_FR"/>
+        </w:rPr>
+      </w:r>
+      <w:r>
+        <w:rPr>
           <w:b/>
           <w:lang w:val="fr_FR" w:bidi="fr_FR"/>
         </w:rPr>
@@ -14333,6 +15915,20 @@
       </w:r>
       <w:r>
         <w:rPr>
+          <w:lang w:val="fr_FR" w:bidi="fr_FR"/>
+        </w:rPr>
+        <w:t>וַ⁠יִּקְרָא֙ וַ⁠יֹּאמַ֔ר</w:t>
+      </w:r>
+    </w:p>
+    <w:p>
+      <w:pPr/>
+      <w:r>
+        <w:rPr>
+          <w:lang w:val="fr_FR" w:bidi="fr_FR"/>
+        </w:rPr>
+      </w:r>
+      <w:r>
+        <w:rPr>
           <w:b/>
           <w:lang w:val="fr_FR" w:bidi="fr_FR"/>
         </w:rPr>
@@ -14443,6 +16039,20 @@
       </w:r>
       <w:r>
         <w:rPr>
+          <w:lang w:val="fr_FR" w:bidi="fr_FR"/>
+        </w:rPr>
+        <w:t>ע֚וֹד אַרְבָּעִ֣ים י֔וֹם</w:t>
+      </w:r>
+    </w:p>
+    <w:p>
+      <w:pPr/>
+      <w:r>
+        <w:rPr>
+          <w:lang w:val="fr_FR" w:bidi="fr_FR"/>
+        </w:rPr>
+      </w:r>
+      <w:r>
+        <w:rPr>
           <w:b/>
           <w:lang w:val="fr_FR" w:bidi="fr_FR"/>
         </w:rPr>
@@ -14506,6 +16116,20 @@
       </w:r>
       <w:r>
         <w:rPr>
+          <w:lang w:val="fr_FR" w:bidi="fr_FR"/>
+        </w:rPr>
+        <w:t>וְ⁠נִֽינְוֵ֖ה נֶהְפָּֽכֶת</w:t>
+      </w:r>
+    </w:p>
+    <w:p>
+      <w:pPr/>
+      <w:r>
+        <w:rPr>
+          <w:lang w:val="fr_FR" w:bidi="fr_FR"/>
+        </w:rPr>
+      </w:r>
+      <w:r>
+        <w:rPr>
           <w:b/>
           <w:lang w:val="fr_FR" w:bidi="fr_FR"/>
         </w:rPr>
@@ -14603,6 +16227,20 @@
       </w:r>
       <w:r>
         <w:rPr>
+          <w:lang w:val="fr_FR" w:bidi="fr_FR"/>
+        </w:rPr>
+        <w:t>וַ⁠יִּקְרְאוּ־צוֹם֙ וַ⁠יִּלְבְּשׁ֣וּ שַׂקִּ֔ים</w:t>
+      </w:r>
+    </w:p>
+    <w:p>
+      <w:pPr/>
+      <w:r>
+        <w:rPr>
+          <w:lang w:val="fr_FR" w:bidi="fr_FR"/>
+        </w:rPr>
+      </w:r>
+      <w:r>
+        <w:rPr>
           <w:b/>
           <w:lang w:val="fr_FR" w:bidi="fr_FR"/>
         </w:rPr>
@@ -14686,6 +16324,20 @@
       </w:r>
       <w:r>
         <w:rPr>
+          <w:lang w:val="fr_FR" w:bidi="fr_FR"/>
+        </w:rPr>
+        <w:t>מִ⁠גְּדוֹלָ֖⁠ם וְ⁠עַד־קְטַנָּֽ⁠ם</w:t>
+      </w:r>
+    </w:p>
+    <w:p>
+      <w:pPr/>
+      <w:r>
+        <w:rPr>
+          <w:lang w:val="fr_FR" w:bidi="fr_FR"/>
+        </w:rPr>
+      </w:r>
+      <w:r>
+        <w:rPr>
           <w:b/>
           <w:lang w:val="fr_FR" w:bidi="fr_FR"/>
         </w:rPr>
@@ -14779,6 +16431,20 @@
       </w:r>
       <w:r>
         <w:rPr>
+          <w:lang w:val="fr_FR" w:bidi="fr_FR"/>
+        </w:rPr>
+        <w:t>אַנְשֵׁ֥י נִֽינְוֵ֖ה</w:t>
+      </w:r>
+    </w:p>
+    <w:p>
+      <w:pPr/>
+      <w:r>
+        <w:rPr>
+          <w:lang w:val="fr_FR" w:bidi="fr_FR"/>
+        </w:rPr>
+      </w:r>
+      <w:r>
+        <w:rPr>
           <w:b/>
           <w:lang w:val="fr_FR" w:bidi="fr_FR"/>
         </w:rPr>
@@ -14889,6 +16555,20 @@
       </w:r>
       <w:r>
         <w:rPr>
+          <w:lang w:val="fr_FR" w:bidi="fr_FR"/>
+        </w:rPr>
+        <w:t>הַ⁠דָּבָר֙</w:t>
+      </w:r>
+    </w:p>
+    <w:p>
+      <w:pPr/>
+      <w:r>
+        <w:rPr>
+          <w:lang w:val="fr_FR" w:bidi="fr_FR"/>
+        </w:rPr>
+      </w:r>
+      <w:r>
+        <w:rPr>
           <w:b/>
           <w:lang w:val="fr_FR" w:bidi="fr_FR"/>
         </w:rPr>
@@ -15012,6 +16692,20 @@
       </w:r>
       <w:r>
         <w:rPr>
+          <w:lang w:val="fr_FR" w:bidi="fr_FR"/>
+        </w:rPr>
+        <w:t>וַ⁠יָּ֨קָם֙ מִ⁠כִּסְא֔⁠וֹ וַ⁠יַּעֲבֵ֥ר אַדַּרְתּ֖⁠וֹ מֵֽ⁠עָלָ֑י⁠ו</w:t>
+      </w:r>
+    </w:p>
+    <w:p>
+      <w:pPr/>
+      <w:r>
+        <w:rPr>
+          <w:lang w:val="fr_FR" w:bidi="fr_FR"/>
+        </w:rPr>
+      </w:r>
+      <w:r>
+        <w:rPr>
           <w:b/>
           <w:lang w:val="fr_FR" w:bidi="fr_FR"/>
         </w:rPr>
@@ -15122,6 +16816,20 @@
       </w:r>
       <w:r>
         <w:rPr>
+          <w:lang w:val="fr_FR" w:bidi="fr_FR"/>
+        </w:rPr>
+        <w:t>מִ⁠כִּסְא֔⁠וֹ</w:t>
+      </w:r>
+    </w:p>
+    <w:p>
+      <w:pPr/>
+      <w:r>
+        <w:rPr>
+          <w:lang w:val="fr_FR" w:bidi="fr_FR"/>
+        </w:rPr>
+      </w:r>
+      <w:r>
+        <w:rPr>
           <w:b/>
           <w:lang w:val="fr_FR" w:bidi="fr_FR"/>
         </w:rPr>
@@ -15218,6 +16926,20 @@
       </w:r>
       <w:r>
         <w:rPr>
+          <w:lang w:val="fr_FR" w:bidi="fr_FR"/>
+        </w:rPr>
+        <w:t>וַ⁠יְכַ֣ס שַׂ֔ק וַ⁠יֵּ֖שֶׁב עַל־הָ⁠אֵֽפֶר</w:t>
+      </w:r>
+    </w:p>
+    <w:p>
+      <w:pPr/>
+      <w:r>
+        <w:rPr>
+          <w:lang w:val="fr_FR" w:bidi="fr_FR"/>
+        </w:rPr>
+      </w:r>
+      <w:r>
+        <w:rPr>
           <w:b/>
           <w:lang w:val="fr_FR" w:bidi="fr_FR"/>
         </w:rPr>
@@ -15363,6 +17085,20 @@
       </w:r>
       <w:r>
         <w:rPr>
+          <w:lang w:val="fr_FR" w:bidi="fr_FR"/>
+        </w:rPr>
+        <w:t>וַ⁠יַּזְעֵ֗ק וַ⁠יֹּ֨אמֶר֙</w:t>
+      </w:r>
+    </w:p>
+    <w:p>
+      <w:pPr/>
+      <w:r>
+        <w:rPr>
+          <w:lang w:val="fr_FR" w:bidi="fr_FR"/>
+        </w:rPr>
+      </w:r>
+      <w:r>
+        <w:rPr>
           <w:b/>
           <w:lang w:val="fr_FR" w:bidi="fr_FR"/>
         </w:rPr>
@@ -15487,6 +17223,20 @@
       </w:r>
       <w:r>
         <w:rPr>
+          <w:lang w:val="fr_FR" w:bidi="fr_FR"/>
+        </w:rPr>
+        <w:t>מִ⁠טַּ֧עַם הַ⁠מֶּ֛לֶךְ וּ⁠גְדֹלָ֖י⁠ו</w:t>
+      </w:r>
+    </w:p>
+    <w:p>
+      <w:pPr/>
+      <w:r>
+        <w:rPr>
+          <w:lang w:val="fr_FR" w:bidi="fr_FR"/>
+        </w:rPr>
+      </w:r>
+      <w:r>
+        <w:rPr>
           <w:b/>
           <w:lang w:val="fr_FR" w:bidi="fr_FR"/>
         </w:rPr>
@@ -15564,6 +17314,20 @@
       </w:r>
       <w:r>
         <w:rPr>
+          <w:lang w:val="fr_FR" w:bidi="fr_FR"/>
+        </w:rPr>
+        <w:t>וּ⁠גְדֹלָ֖י⁠ו</w:t>
+      </w:r>
+    </w:p>
+    <w:p>
+      <w:pPr/>
+      <w:r>
+        <w:rPr>
+          <w:lang w:val="fr_FR" w:bidi="fr_FR"/>
+        </w:rPr>
+      </w:r>
+      <w:r>
+        <w:rPr>
           <w:b/>
           <w:lang w:val="fr_FR" w:bidi="fr_FR"/>
         </w:rPr>
@@ -15660,6 +17424,20 @@
       </w:r>
       <w:r>
         <w:rPr>
+          <w:lang w:val="fr_FR" w:bidi="fr_FR"/>
+        </w:rPr>
+        <w:t>הַ⁠בָּקָ֣ר וְ⁠הַ⁠צֹּ֗אן</w:t>
+      </w:r>
+    </w:p>
+    <w:p>
+      <w:pPr/>
+      <w:r>
+        <w:rPr>
+          <w:lang w:val="fr_FR" w:bidi="fr_FR"/>
+        </w:rPr>
+      </w:r>
+      <w:r>
+        <w:rPr>
           <w:b/>
           <w:lang w:val="fr_FR" w:bidi="fr_FR"/>
         </w:rPr>
@@ -15769,6 +17547,20 @@
       </w:r>
       <w:r>
         <w:rPr>
+          <w:lang w:val="fr_FR" w:bidi="fr_FR"/>
+        </w:rPr>
+        <w:t>וַ⁠יַּזְעֵ֗ק וַ⁠יֹּ֨אמֶר֙</w:t>
+      </w:r>
+    </w:p>
+    <w:p>
+      <w:pPr/>
+      <w:r>
+        <w:rPr>
+          <w:lang w:val="fr_FR" w:bidi="fr_FR"/>
+        </w:rPr>
+      </w:r>
+      <w:r>
+        <w:rPr>
           <w:b/>
           <w:lang w:val="fr_FR" w:bidi="fr_FR"/>
         </w:rPr>
@@ -15866,6 +17658,20 @@
       </w:r>
       <w:r>
         <w:rPr>
+          <w:lang w:val="fr_FR" w:bidi="fr_FR"/>
+        </w:rPr>
+        <w:t>וְ⁠הַ⁠בְּהֵמָ֔ה</w:t>
+      </w:r>
+    </w:p>
+    <w:p>
+      <w:pPr/>
+      <w:r>
+        <w:rPr>
+          <w:lang w:val="fr_FR" w:bidi="fr_FR"/>
+        </w:rPr>
+      </w:r>
+      <w:r>
+        <w:rPr>
           <w:b/>
           <w:lang w:val="fr_FR" w:bidi="fr_FR"/>
         </w:rPr>
@@ -15949,6 +17755,20 @@
       </w:r>
       <w:r>
         <w:rPr>
+          <w:lang w:val="fr_FR" w:bidi="fr_FR"/>
+        </w:rPr>
+        <w:t>וְ⁠יִקְרְא֥וּ אֶל־אֱלֹהִ֖ים בְּ⁠חָזְקָ֑ה</w:t>
+      </w:r>
+    </w:p>
+    <w:p>
+      <w:pPr/>
+      <w:r>
+        <w:rPr>
+          <w:lang w:val="fr_FR" w:bidi="fr_FR"/>
+        </w:rPr>
+      </w:r>
+      <w:r>
+        <w:rPr>
           <w:b/>
           <w:lang w:val="fr_FR" w:bidi="fr_FR"/>
         </w:rPr>
@@ -16032,6 +17852,20 @@
       </w:r>
       <w:r>
         <w:rPr>
+          <w:lang w:val="fr_FR" w:bidi="fr_FR"/>
+        </w:rPr>
+        <w:t>הֶ⁠חָמָ֖ס אֲשֶׁ֥ר בְּ⁠כַפֵּי⁠הֶֽם</w:t>
+      </w:r>
+    </w:p>
+    <w:p>
+      <w:pPr/>
+      <w:r>
+        <w:rPr>
+          <w:lang w:val="fr_FR" w:bidi="fr_FR"/>
+        </w:rPr>
+      </w:r>
+      <w:r>
+        <w:rPr>
           <w:b/>
           <w:lang w:val="fr_FR" w:bidi="fr_FR"/>
         </w:rPr>
@@ -16170,6 +18004,20 @@
       </w:r>
       <w:r>
         <w:rPr>
+          <w:lang w:val="fr_FR" w:bidi="fr_FR"/>
+        </w:rPr>
+        <w:t>וְ⁠יִקְרְא֥וּ</w:t>
+      </w:r>
+    </w:p>
+    <w:p>
+      <w:pPr/>
+      <w:r>
+        <w:rPr>
+          <w:lang w:val="fr_FR" w:bidi="fr_FR"/>
+        </w:rPr>
+      </w:r>
+      <w:r>
+        <w:rPr>
           <w:b/>
           <w:lang w:val="fr_FR" w:bidi="fr_FR"/>
         </w:rPr>
@@ -16266,6 +18114,20 @@
       </w:r>
       <w:r>
         <w:rPr>
+          <w:lang w:val="fr_FR" w:bidi="fr_FR"/>
+        </w:rPr>
+        <w:t>מִֽי־יוֹדֵ֣עַ</w:t>
+      </w:r>
+    </w:p>
+    <w:p>
+      <w:pPr/>
+      <w:r>
+        <w:rPr>
+          <w:lang w:val="fr_FR" w:bidi="fr_FR"/>
+        </w:rPr>
+      </w:r>
+      <w:r>
+        <w:rPr>
           <w:b/>
           <w:lang w:val="fr_FR" w:bidi="fr_FR"/>
         </w:rPr>
@@ -16349,6 +18211,20 @@
       </w:r>
       <w:r>
         <w:rPr>
+          <w:lang w:val="fr_FR" w:bidi="fr_FR"/>
+        </w:rPr>
+        <w:t>יָשׁ֔וּב וְ⁠נִחַ֖ם הָ⁠אֱלֹהִ֑ים</w:t>
+      </w:r>
+    </w:p>
+    <w:p>
+      <w:pPr/>
+      <w:r>
+        <w:rPr>
+          <w:lang w:val="fr_FR" w:bidi="fr_FR"/>
+        </w:rPr>
+      </w:r>
+      <w:r>
+        <w:rPr>
           <w:b/>
           <w:lang w:val="fr_FR" w:bidi="fr_FR"/>
         </w:rPr>
@@ -16446,6 +18322,20 @@
       </w:r>
       <w:r>
         <w:rPr>
+          <w:lang w:val="fr_FR" w:bidi="fr_FR"/>
+        </w:rPr>
+        <w:t>מֵ⁠חֲר֥וֹן אַפּ֖⁠וֹ</w:t>
+      </w:r>
+    </w:p>
+    <w:p>
+      <w:pPr/>
+      <w:r>
+        <w:rPr>
+          <w:lang w:val="fr_FR" w:bidi="fr_FR"/>
+        </w:rPr>
+      </w:r>
+      <w:r>
+        <w:rPr>
           <w:b/>
           <w:lang w:val="fr_FR" w:bidi="fr_FR"/>
         </w:rPr>
@@ -16543,6 +18433,20 @@
       </w:r>
       <w:r>
         <w:rPr>
+          <w:lang w:val="fr_FR" w:bidi="fr_FR"/>
+        </w:rPr>
+        <w:t>וְ⁠לֹ֥א נֹאבֵֽד</w:t>
+      </w:r>
+    </w:p>
+    <w:p>
+      <w:pPr/>
+      <w:r>
+        <w:rPr>
+          <w:lang w:val="fr_FR" w:bidi="fr_FR"/>
+        </w:rPr>
+      </w:r>
+      <w:r>
+        <w:rPr>
           <w:b/>
           <w:lang w:val="fr_FR" w:bidi="fr_FR"/>
         </w:rPr>
@@ -16640,6 +18544,20 @@
       </w:r>
       <w:r>
         <w:rPr>
+          <w:lang w:val="fr_FR" w:bidi="fr_FR"/>
+        </w:rPr>
+        <w:t>וַ⁠יַּ֤רְא הָֽ⁠אֱלֹהִים֙ אֶֽת־מַ֣עֲשֵׂי⁠הֶ֔ם כִּי־שָׁ֖בוּ מִ⁠דַּרְכָּ֣⁠ם הָ⁠רָעָ֑ה</w:t>
+      </w:r>
+    </w:p>
+    <w:p>
+      <w:pPr/>
+      <w:r>
+        <w:rPr>
+          <w:lang w:val="fr_FR" w:bidi="fr_FR"/>
+        </w:rPr>
+      </w:r>
+      <w:r>
+        <w:rPr>
           <w:b/>
           <w:lang w:val="fr_FR" w:bidi="fr_FR"/>
         </w:rPr>
@@ -16717,6 +18635,20 @@
       </w:r>
       <w:r>
         <w:rPr>
+          <w:lang w:val="fr_FR" w:bidi="fr_FR"/>
+        </w:rPr>
+        <w:t>שָׁ֖בוּ מִ⁠דַּרְכָּ֣⁠ם הָ⁠רָעָ֑ה</w:t>
+      </w:r>
+    </w:p>
+    <w:p>
+      <w:pPr/>
+      <w:r>
+        <w:rPr>
+          <w:lang w:val="fr_FR" w:bidi="fr_FR"/>
+        </w:rPr>
+      </w:r>
+      <w:r>
+        <w:rPr>
           <w:b/>
           <w:lang w:val="fr_FR" w:bidi="fr_FR"/>
         </w:rPr>
@@ -16840,6 +18772,20 @@
       </w:r>
       <w:r>
         <w:rPr>
+          <w:lang w:val="fr_FR" w:bidi="fr_FR"/>
+        </w:rPr>
+        <w:t>עַל־הָ⁠רָעָ֛ה</w:t>
+      </w:r>
+    </w:p>
+    <w:p>
+      <w:pPr/>
+      <w:r>
+        <w:rPr>
+          <w:lang w:val="fr_FR" w:bidi="fr_FR"/>
+        </w:rPr>
+      </w:r>
+      <w:r>
+        <w:rPr>
           <w:b/>
           <w:lang w:val="fr_FR" w:bidi="fr_FR"/>
         </w:rPr>
@@ -16937,6 +18883,20 @@
       </w:r>
       <w:r>
         <w:rPr>
+          <w:lang w:val="fr_FR" w:bidi="fr_FR"/>
+        </w:rPr>
+        <w:t>וְ⁠לֹ֥א עָשָֽׂה</w:t>
+      </w:r>
+    </w:p>
+    <w:p>
+      <w:pPr/>
+      <w:r>
+        <w:rPr>
+          <w:lang w:val="fr_FR" w:bidi="fr_FR"/>
+        </w:rPr>
+      </w:r>
+      <w:r>
+        <w:rPr>
           <w:b/>
           <w:lang w:val="fr_FR" w:bidi="fr_FR"/>
         </w:rPr>
@@ -17022,6 +18982,20 @@
         <w:rPr>
           <w:lang w:val="fr_FR" w:bidi="fr_FR"/>
         </w:rPr>
+      </w:r>
+    </w:p>
+    <w:p>
+      <w:pPr/>
+      <w:r>
+        <w:rPr>
+          <w:lang w:val="fr_FR" w:bidi="fr_FR"/>
+        </w:rPr>
+      </w:r>
+      <w:r>
+        <w:rPr>
+          <w:lang w:val="fr_FR" w:bidi="fr_FR"/>
+        </w:rPr>
+        <w:t>הָ⁠רָעָ֛ה</w:t>
       </w:r>
     </w:p>
     <w:p>
@@ -17581,6 +19555,20 @@
       </w:r>
       <w:r>
         <w:rPr>
+          <w:lang w:val="fr_FR" w:bidi="fr_FR"/>
+        </w:rPr>
+        <w:t>וַ⁠יֵּ֥רַע אֶל־יוֹנָ֖ה</w:t>
+      </w:r>
+    </w:p>
+    <w:p>
+      <w:pPr/>
+      <w:r>
+        <w:rPr>
+          <w:lang w:val="fr_FR" w:bidi="fr_FR"/>
+        </w:rPr>
+      </w:r>
+      <w:r>
+        <w:rPr>
           <w:b/>
           <w:lang w:val="fr_FR" w:bidi="fr_FR"/>
         </w:rPr>
@@ -17678,6 +19666,20 @@
       </w:r>
       <w:r>
         <w:rPr>
+          <w:lang w:val="fr_FR" w:bidi="fr_FR"/>
+        </w:rPr>
+        <w:t>וַ⁠יִּ֖חַר לֽ⁠וֹ</w:t>
+      </w:r>
+    </w:p>
+    <w:p>
+      <w:pPr/>
+      <w:r>
+        <w:rPr>
+          <w:lang w:val="fr_FR" w:bidi="fr_FR"/>
+        </w:rPr>
+      </w:r>
+      <w:r>
+        <w:rPr>
           <w:b/>
           <w:lang w:val="fr_FR" w:bidi="fr_FR"/>
         </w:rPr>
@@ -17802,6 +19804,20 @@
       </w:r>
       <w:r>
         <w:rPr>
+          <w:lang w:val="fr_FR" w:bidi="fr_FR"/>
+        </w:rPr>
+        <w:t>וַ⁠יֵּ֥רַע</w:t>
+      </w:r>
+    </w:p>
+    <w:p>
+      <w:pPr/>
+      <w:r>
+        <w:rPr>
+          <w:lang w:val="fr_FR" w:bidi="fr_FR"/>
+        </w:rPr>
+      </w:r>
+      <w:r>
+        <w:rPr>
           <w:b/>
           <w:lang w:val="fr_FR" w:bidi="fr_FR"/>
         </w:rPr>
@@ -17898,6 +19914,20 @@
       </w:r>
       <w:r>
         <w:rPr>
+          <w:lang w:val="fr_FR" w:bidi="fr_FR"/>
+        </w:rPr>
+        <w:t>וַ⁠יֵּ֥רַע אֶל־יוֹנָ֖ה רָעָ֣ה גְדוֹלָ֑ה</w:t>
+      </w:r>
+    </w:p>
+    <w:p>
+      <w:pPr/>
+      <w:r>
+        <w:rPr>
+          <w:lang w:val="fr_FR" w:bidi="fr_FR"/>
+        </w:rPr>
+      </w:r>
+      <w:r>
+        <w:rPr>
           <w:b/>
           <w:lang w:val="fr_FR" w:bidi="fr_FR"/>
         </w:rPr>
@@ -18008,6 +20038,20 @@
       </w:r>
       <w:r>
         <w:rPr>
+          <w:lang w:val="fr_FR" w:bidi="fr_FR"/>
+        </w:rPr>
+        <w:t>אָנָּ֤ה</w:t>
+      </w:r>
+    </w:p>
+    <w:p>
+      <w:pPr/>
+      <w:r>
+        <w:rPr>
+          <w:lang w:val="fr_FR" w:bidi="fr_FR"/>
+        </w:rPr>
+      </w:r>
+      <w:r>
+        <w:rPr>
           <w:b/>
           <w:lang w:val="fr_FR" w:bidi="fr_FR"/>
         </w:rPr>
@@ -18091,6 +20135,20 @@
       </w:r>
       <w:r>
         <w:rPr>
+          <w:lang w:val="fr_FR" w:bidi="fr_FR"/>
+        </w:rPr>
+        <w:t>יְהוָה֙ הֲ⁠לוֹא־זֶ֣ה דְבָרִ֗⁠י עַד־הֱיוֹתִ⁠י֙ עַל־אַדְמָתִ֔⁠י</w:t>
+      </w:r>
+    </w:p>
+    <w:p>
+      <w:pPr/>
+      <w:r>
+        <w:rPr>
+          <w:lang w:val="fr_FR" w:bidi="fr_FR"/>
+        </w:rPr>
+      </w:r>
+      <w:r>
+        <w:rPr>
           <w:b/>
           <w:lang w:val="fr_FR" w:bidi="fr_FR"/>
         </w:rPr>
@@ -18188,6 +20246,20 @@
       </w:r>
       <w:r>
         <w:rPr>
+          <w:lang w:val="fr_FR" w:bidi="fr_FR"/>
+        </w:rPr>
+        <w:t>יְהוָה֙ הֲ⁠לוֹא־זֶ֣ה דְבָרִ֗⁠י עַד־הֱיוֹתִ⁠י֙ עַל־אַדְמָתִ֔⁠י</w:t>
+      </w:r>
+    </w:p>
+    <w:p>
+      <w:pPr/>
+      <w:r>
+        <w:rPr>
+          <w:lang w:val="fr_FR" w:bidi="fr_FR"/>
+        </w:rPr>
+      </w:r>
+      <w:r>
+        <w:rPr>
           <w:b/>
           <w:lang w:val="fr_FR" w:bidi="fr_FR"/>
         </w:rPr>
@@ -18285,6 +20357,20 @@
       </w:r>
       <w:r>
         <w:rPr>
+          <w:lang w:val="fr_FR" w:bidi="fr_FR"/>
+        </w:rPr>
+        <w:t>אֶ֤רֶךְ אַפַּ֨יִם֙</w:t>
+      </w:r>
+    </w:p>
+    <w:p>
+      <w:pPr/>
+      <w:r>
+        <w:rPr>
+          <w:lang w:val="fr_FR" w:bidi="fr_FR"/>
+        </w:rPr>
+      </w:r>
+      <w:r>
+        <w:rPr>
           <w:b/>
           <w:lang w:val="fr_FR" w:bidi="fr_FR"/>
         </w:rPr>
@@ -18395,6 +20481,20 @@
       </w:r>
       <w:r>
         <w:rPr>
+          <w:lang w:val="fr_FR" w:bidi="fr_FR"/>
+        </w:rPr>
+        <w:t>וְ⁠רַב־חֶ֔סֶד</w:t>
+      </w:r>
+    </w:p>
+    <w:p>
+      <w:pPr/>
+      <w:r>
+        <w:rPr>
+          <w:lang w:val="fr_FR" w:bidi="fr_FR"/>
+        </w:rPr>
+      </w:r>
+      <w:r>
+        <w:rPr>
           <w:b/>
           <w:lang w:val="fr_FR" w:bidi="fr_FR"/>
         </w:rPr>
@@ -18447,6 +20547,20 @@
         <w:rPr>
           <w:lang w:val="fr_FR" w:bidi="fr_FR"/>
         </w:rPr>
+      </w:r>
+    </w:p>
+    <w:p>
+      <w:pPr/>
+      <w:r>
+        <w:rPr>
+          <w:lang w:val="fr_FR" w:bidi="fr_FR"/>
+        </w:rPr>
+      </w:r>
+      <w:r>
+        <w:rPr>
+          <w:lang w:val="fr_FR" w:bidi="fr_FR"/>
+        </w:rPr>
+        <w:t>וְ⁠נִחָ֖ם עַל־הָ⁠רָעָֽה</w:t>
       </w:r>
     </w:p>
     <w:p>
@@ -18572,6 +20686,20 @@
       </w:r>
       <w:r>
         <w:rPr>
+          <w:lang w:val="fr_FR" w:bidi="fr_FR"/>
+        </w:rPr>
+        <w:t>קַח־נָ֥א אֶת־נַפְשִׁ֖⁠י מִמֶּ֑⁠נִּי</w:t>
+      </w:r>
+    </w:p>
+    <w:p>
+      <w:pPr/>
+      <w:r>
+        <w:rPr>
+          <w:lang w:val="fr_FR" w:bidi="fr_FR"/>
+        </w:rPr>
+      </w:r>
+      <w:r>
+        <w:rPr>
           <w:b/>
           <w:lang w:val="fr_FR" w:bidi="fr_FR"/>
         </w:rPr>
@@ -18669,6 +20797,20 @@
       </w:r>
       <w:r>
         <w:rPr>
+          <w:lang w:val="fr_FR" w:bidi="fr_FR"/>
+        </w:rPr>
+        <w:t>כִּ֛י ט֥וֹב מוֹתִ֖⁠י מֵ⁠חַיָּֽ⁠י</w:t>
+      </w:r>
+    </w:p>
+    <w:p>
+      <w:pPr/>
+      <w:r>
+        <w:rPr>
+          <w:lang w:val="fr_FR" w:bidi="fr_FR"/>
+        </w:rPr>
+      </w:r>
+      <w:r>
+        <w:rPr>
           <w:b/>
           <w:lang w:val="fr_FR" w:bidi="fr_FR"/>
         </w:rPr>
@@ -18795,6 +20937,20 @@
         <w:rPr>
           <w:lang w:val="fr_FR" w:bidi="fr_FR"/>
         </w:rPr>
+      </w:r>
+    </w:p>
+    <w:p>
+      <w:pPr/>
+      <w:r>
+        <w:rPr>
+          <w:lang w:val="fr_FR" w:bidi="fr_FR"/>
+        </w:rPr>
+      </w:r>
+      <w:r>
+        <w:rPr>
+          <w:lang w:val="fr_FR" w:bidi="fr_FR"/>
+        </w:rPr>
+        <w:t>הַ⁠הֵיטֵ֖ב חָ֥רָה לָֽ⁠ךְ</w:t>
       </w:r>
     </w:p>
     <w:p>
@@ -18934,6 +21090,20 @@
       </w:r>
       <w:r>
         <w:rPr>
+          <w:lang w:val="fr_FR" w:bidi="fr_FR"/>
+        </w:rPr>
+        <w:t>הַ⁠הֵיטֵ֖ב חָ֥רָה לָֽ⁠ךְ</w:t>
+      </w:r>
+    </w:p>
+    <w:p>
+      <w:pPr/>
+      <w:r>
+        <w:rPr>
+          <w:lang w:val="fr_FR" w:bidi="fr_FR"/>
+        </w:rPr>
+      </w:r>
+      <w:r>
+        <w:rPr>
           <w:b/>
           <w:lang w:val="fr_FR" w:bidi="fr_FR"/>
         </w:rPr>
@@ -19017,6 +21187,20 @@
       </w:r>
       <w:r>
         <w:rPr>
+          <w:lang w:val="fr_FR" w:bidi="fr_FR"/>
+        </w:rPr>
+        <w:t>הַ⁠הֵיטֵ֖ב חָ֥רָה לָֽ⁠ךְ</w:t>
+      </w:r>
+    </w:p>
+    <w:p>
+      <w:pPr/>
+      <w:r>
+        <w:rPr>
+          <w:lang w:val="fr_FR" w:bidi="fr_FR"/>
+        </w:rPr>
+      </w:r>
+      <w:r>
+        <w:rPr>
           <w:b/>
           <w:lang w:val="fr_FR" w:bidi="fr_FR"/>
         </w:rPr>
@@ -19114,6 +21298,20 @@
       </w:r>
       <w:r>
         <w:rPr>
+          <w:lang w:val="fr_FR" w:bidi="fr_FR"/>
+        </w:rPr>
+        <w:t>מַה־יִּהְיֶ֖ה בָּ⁠עִֽיר</w:t>
+      </w:r>
+    </w:p>
+    <w:p>
+      <w:pPr/>
+      <w:r>
+        <w:rPr>
+          <w:lang w:val="fr_FR" w:bidi="fr_FR"/>
+        </w:rPr>
+      </w:r>
+      <w:r>
+        <w:rPr>
           <w:b/>
           <w:lang w:val="fr_FR" w:bidi="fr_FR"/>
         </w:rPr>
@@ -19211,6 +21409,20 @@
       </w:r>
       <w:r>
         <w:rPr>
+          <w:lang w:val="fr_FR" w:bidi="fr_FR"/>
+        </w:rPr>
+        <w:t>מֵ⁠עַ֣ל לְ⁠יוֹנָ֗ה לִֽ⁠הְי֥וֹת צֵל֙ עַל־רֹאשׁ֔⁠וֹ</w:t>
+      </w:r>
+    </w:p>
+    <w:p>
+      <w:pPr/>
+      <w:r>
+        <w:rPr>
+          <w:lang w:val="fr_FR" w:bidi="fr_FR"/>
+        </w:rPr>
+      </w:r>
+      <w:r>
+        <w:rPr>
           <w:b/>
           <w:lang w:val="fr_FR" w:bidi="fr_FR"/>
         </w:rPr>
@@ -19274,6 +21486,20 @@
       </w:r>
       <w:r>
         <w:rPr>
+          <w:lang w:val="fr_FR" w:bidi="fr_FR"/>
+        </w:rPr>
+        <w:t>לְ⁠הַצִּ֥יל ל֖⁠וֹ מֵ⁠רָֽעָת֑⁠וֹ</w:t>
+      </w:r>
+    </w:p>
+    <w:p>
+      <w:pPr/>
+      <w:r>
+        <w:rPr>
+          <w:lang w:val="fr_FR" w:bidi="fr_FR"/>
+        </w:rPr>
+      </w:r>
+      <w:r>
+        <w:rPr>
           <w:b/>
           <w:lang w:val="fr_FR" w:bidi="fr_FR"/>
         </w:rPr>
@@ -19438,6 +21664,20 @@
       </w:r>
       <w:r>
         <w:rPr>
+          <w:lang w:val="fr_FR" w:bidi="fr_FR"/>
+        </w:rPr>
+        <w:t>וַ⁠יִּשְׂמַ֥ח יוֹנָ֛ה &amp; שִׂמְחָ֥ה גְדוֹלָֽה</w:t>
+      </w:r>
+    </w:p>
+    <w:p>
+      <w:pPr/>
+      <w:r>
+        <w:rPr>
+          <w:lang w:val="fr_FR" w:bidi="fr_FR"/>
+        </w:rPr>
+      </w:r>
+      <w:r>
+        <w:rPr>
           <w:b/>
           <w:lang w:val="fr_FR" w:bidi="fr_FR"/>
         </w:rPr>
@@ -19549,6 +21789,20 @@
       </w:r>
       <w:r>
         <w:rPr>
+          <w:lang w:val="fr_FR" w:bidi="fr_FR"/>
+        </w:rPr>
+        <w:t>וַ⁠יְמַ֤ן הָֽ⁠אֱלֹהִים֙ תּוֹלַ֔עַת</w:t>
+      </w:r>
+    </w:p>
+    <w:p>
+      <w:pPr/>
+      <w:r>
+        <w:rPr>
+          <w:lang w:val="fr_FR" w:bidi="fr_FR"/>
+        </w:rPr>
+      </w:r>
+      <w:r>
+        <w:rPr>
           <w:b/>
           <w:lang w:val="fr_FR" w:bidi="fr_FR"/>
         </w:rPr>
@@ -19626,6 +21880,20 @@
       </w:r>
       <w:r>
         <w:rPr>
+          <w:lang w:val="fr_FR" w:bidi="fr_FR"/>
+        </w:rPr>
+        <w:t>וַ⁠יִּיבָֽשׁ</w:t>
+      </w:r>
+    </w:p>
+    <w:p>
+      <w:pPr/>
+      <w:r>
+        <w:rPr>
+          <w:lang w:val="fr_FR" w:bidi="fr_FR"/>
+        </w:rPr>
+      </w:r>
+      <w:r>
+        <w:rPr>
           <w:b/>
           <w:lang w:val="fr_FR" w:bidi="fr_FR"/>
         </w:rPr>
@@ -19737,6 +22005,20 @@
       </w:r>
       <w:r>
         <w:rPr>
+          <w:lang w:val="fr_FR" w:bidi="fr_FR"/>
+        </w:rPr>
+        <w:t>וַ⁠יְהִ֣י ׀ כִּ⁠זְרֹ֣חַ הַ⁠שֶּׁ֗מֶשׁ</w:t>
+      </w:r>
+    </w:p>
+    <w:p>
+      <w:pPr/>
+      <w:r>
+        <w:rPr>
+          <w:lang w:val="fr_FR" w:bidi="fr_FR"/>
+        </w:rPr>
+      </w:r>
+      <w:r>
+        <w:rPr>
           <w:b/>
           <w:lang w:val="fr_FR" w:bidi="fr_FR"/>
         </w:rPr>
@@ -19834,6 +22116,20 @@
       </w:r>
       <w:r>
         <w:rPr>
+          <w:lang w:val="fr_FR" w:bidi="fr_FR"/>
+        </w:rPr>
+        <w:t>וַ⁠יְמַ֨ן אֱלֹהִ֜ים ר֤וּחַ קָדִים֙ חֲרִישִׁ֔ית</w:t>
+      </w:r>
+    </w:p>
+    <w:p>
+      <w:pPr/>
+      <w:r>
+        <w:rPr>
+          <w:lang w:val="fr_FR" w:bidi="fr_FR"/>
+        </w:rPr>
+      </w:r>
+      <w:r>
+        <w:rPr>
           <w:b/>
           <w:lang w:val="fr_FR" w:bidi="fr_FR"/>
         </w:rPr>
@@ -19944,6 +22240,20 @@
       </w:r>
       <w:r>
         <w:rPr>
+          <w:lang w:val="fr_FR" w:bidi="fr_FR"/>
+        </w:rPr>
+        <w:t>וַ⁠תַּ֥ךְ הַ⁠שֶּׁ֛מֶשׁ עַל</w:t>
+      </w:r>
+    </w:p>
+    <w:p>
+      <w:pPr/>
+      <w:r>
+        <w:rPr>
+          <w:lang w:val="fr_FR" w:bidi="fr_FR"/>
+        </w:rPr>
+      </w:r>
+      <w:r>
+        <w:rPr>
           <w:b/>
           <w:lang w:val="fr_FR" w:bidi="fr_FR"/>
         </w:rPr>
@@ -20053,6 +22363,20 @@
       </w:r>
       <w:r>
         <w:rPr>
+          <w:lang w:val="fr_FR" w:bidi="fr_FR"/>
+        </w:rPr>
+        <w:t>עַל־רֹ֥אשׁ יוֹנָ֖ה</w:t>
+      </w:r>
+    </w:p>
+    <w:p>
+      <w:pPr/>
+      <w:r>
+        <w:rPr>
+          <w:lang w:val="fr_FR" w:bidi="fr_FR"/>
+        </w:rPr>
+      </w:r>
+      <w:r>
+        <w:rPr>
           <w:b/>
           <w:lang w:val="fr_FR" w:bidi="fr_FR"/>
         </w:rPr>
@@ -20162,6 +22486,20 @@
       </w:r>
       <w:r>
         <w:rPr>
+          <w:lang w:val="fr_FR" w:bidi="fr_FR"/>
+        </w:rPr>
+        <w:t>וַ⁠יִּתְעַלָּ֑ף</w:t>
+      </w:r>
+    </w:p>
+    <w:p>
+      <w:pPr/>
+      <w:r>
+        <w:rPr>
+          <w:lang w:val="fr_FR" w:bidi="fr_FR"/>
+        </w:rPr>
+      </w:r>
+      <w:r>
+        <w:rPr>
           <w:b/>
           <w:lang w:val="fr_FR" w:bidi="fr_FR"/>
         </w:rPr>
@@ -20228,6 +22566,20 @@
         <w:rPr>
           <w:lang w:val="fr_FR" w:bidi="fr_FR"/>
         </w:rPr>
+      </w:r>
+    </w:p>
+    <w:p>
+      <w:pPr/>
+      <w:r>
+        <w:rPr>
+          <w:lang w:val="fr_FR" w:bidi="fr_FR"/>
+        </w:rPr>
+      </w:r>
+      <w:r>
+        <w:rPr>
+          <w:lang w:val="fr_FR" w:bidi="fr_FR"/>
+        </w:rPr>
+        <w:t>וַ⁠יִּשְׁאַ֤ל אֶת־נַפְשׁ⁠וֹ֙ לָ⁠מ֔וּת</w:t>
       </w:r>
     </w:p>
     <w:p>
@@ -20422,6 +22774,20 @@
       </w:r>
       <w:r>
         <w:rPr>
+          <w:lang w:val="fr_FR" w:bidi="fr_FR"/>
+        </w:rPr>
+        <w:t>ט֥וֹב מוֹתִ֖⁠י מֵ⁠חַיָּֽ⁠י</w:t>
+      </w:r>
+    </w:p>
+    <w:p>
+      <w:pPr/>
+      <w:r>
+        <w:rPr>
+          <w:lang w:val="fr_FR" w:bidi="fr_FR"/>
+        </w:rPr>
+      </w:r>
+      <w:r>
+        <w:rPr>
           <w:b/>
           <w:lang w:val="fr_FR" w:bidi="fr_FR"/>
         </w:rPr>
@@ -20577,6 +22943,20 @@
       </w:r>
       <w:r>
         <w:rPr>
+          <w:lang w:val="fr_FR" w:bidi="fr_FR"/>
+        </w:rPr>
+        <w:t>הַ⁠הֵיטֵ֥ב חָרָֽה־לְ⁠ךָ֖ עַל־הַ⁠קִּֽיקָי֑וֹן</w:t>
+      </w:r>
+    </w:p>
+    <w:p>
+      <w:pPr/>
+      <w:r>
+        <w:rPr>
+          <w:lang w:val="fr_FR" w:bidi="fr_FR"/>
+        </w:rPr>
+      </w:r>
+      <w:r>
+        <w:rPr>
           <w:b/>
           <w:lang w:val="fr_FR" w:bidi="fr_FR"/>
         </w:rPr>
@@ -20662,6 +23042,20 @@
         <w:rPr>
           <w:lang w:val="fr_FR" w:bidi="fr_FR"/>
         </w:rPr>
+      </w:r>
+    </w:p>
+    <w:p>
+      <w:pPr/>
+      <w:r>
+        <w:rPr>
+          <w:lang w:val="fr_FR" w:bidi="fr_FR"/>
+        </w:rPr>
+      </w:r>
+      <w:r>
+        <w:rPr>
+          <w:lang w:val="fr_FR" w:bidi="fr_FR"/>
+        </w:rPr>
+        <w:t>חָרָֽה־לְ⁠ךָ֖ &amp; חָֽרָה־לִ֖⁠י</w:t>
       </w:r>
     </w:p>
     <w:p>
@@ -20842,6 +23236,20 @@
       </w:r>
       <w:r>
         <w:rPr>
+          <w:lang w:val="fr_FR" w:bidi="fr_FR"/>
+        </w:rPr>
+        <w:t>וַ⁠יֹּ֣אמֶר יְהוָ֔ה</w:t>
+      </w:r>
+    </w:p>
+    <w:p>
+      <w:pPr/>
+      <w:r>
+        <w:rPr>
+          <w:lang w:val="fr_FR" w:bidi="fr_FR"/>
+        </w:rPr>
+      </w:r>
+      <w:r>
+        <w:rPr>
           <w:b/>
           <w:lang w:val="fr_FR" w:bidi="fr_FR"/>
         </w:rPr>
@@ -20939,6 +23347,20 @@
       </w:r>
       <w:r>
         <w:rPr>
+          <w:lang w:val="fr_FR" w:bidi="fr_FR"/>
+        </w:rPr>
+        <w:t>שֶׁ⁠בִּן־לַ֥יְלָה הָיָ֖ה וּ⁠בִן־לַ֥יְלָה אָבָֽד</w:t>
+      </w:r>
+    </w:p>
+    <w:p>
+      <w:pPr/>
+      <w:r>
+        <w:rPr>
+          <w:lang w:val="fr_FR" w:bidi="fr_FR"/>
+        </w:rPr>
+      </w:r>
+      <w:r>
+        <w:rPr>
           <w:b/>
           <w:lang w:val="fr_FR" w:bidi="fr_FR"/>
         </w:rPr>
@@ -21065,6 +23487,20 @@
         <w:rPr>
           <w:lang w:val="fr_FR" w:bidi="fr_FR"/>
         </w:rPr>
+      </w:r>
+    </w:p>
+    <w:p>
+      <w:pPr/>
+      <w:r>
+        <w:rPr>
+          <w:lang w:val="fr_FR" w:bidi="fr_FR"/>
+        </w:rPr>
+      </w:r>
+      <w:r>
+        <w:rPr>
+          <w:lang w:val="fr_FR" w:bidi="fr_FR"/>
+        </w:rPr>
+        <w:t>וַֽ⁠אֲנִי֙</w:t>
       </w:r>
     </w:p>
     <w:p>
@@ -21204,6 +23640,20 @@
       </w:r>
       <w:r>
         <w:rPr>
+          <w:lang w:val="fr_FR" w:bidi="fr_FR"/>
+        </w:rPr>
+        <w:t>וַֽ⁠אֲנִי֙ לֹ֣א אָח֔וּס עַל־נִינְוֵ֖ה הָ⁠עִ֣יר הַ⁠גְּדוֹלָ֑ה אֲשֶׁ֣ר יֶשׁ־בָּ֡⁠הּ הַרְבֵּה֩ מִֽ⁠שְׁתֵּים־עֶשְׂרֵ֨ה רִבּ֜וֹ אָדָ֗ם אֲשֶׁ֤ר לֹֽא־יָדַע֙ בֵּין־יְמִינ֣⁠וֹ לִ⁠שְׂמֹאל֔⁠וֹ וּ⁠בְהֵמָ֖ה רַבָּֽה</w:t>
+      </w:r>
+    </w:p>
+    <w:p>
+      <w:pPr/>
+      <w:r>
+        <w:rPr>
+          <w:lang w:val="fr_FR" w:bidi="fr_FR"/>
+        </w:rPr>
+      </w:r>
+      <w:r>
+        <w:rPr>
           <w:b/>
           <w:lang w:val="fr_FR" w:bidi="fr_FR"/>
         </w:rPr>
@@ -21301,6 +23751,20 @@
       </w:r>
       <w:r>
         <w:rPr>
+          <w:lang w:val="fr_FR" w:bidi="fr_FR"/>
+        </w:rPr>
+        <w:t>אֲשֶׁ֣ר יֶשׁ־בָּ֡⁠הּ הַרְבֵּה֩</w:t>
+      </w:r>
+    </w:p>
+    <w:p>
+      <w:pPr/>
+      <w:r>
+        <w:rPr>
+          <w:lang w:val="fr_FR" w:bidi="fr_FR"/>
+        </w:rPr>
+      </w:r>
+      <w:r>
+        <w:rPr>
           <w:b/>
           <w:lang w:val="fr_FR" w:bidi="fr_FR"/>
         </w:rPr>
@@ -21425,6 +23889,20 @@
       </w:r>
       <w:r>
         <w:rPr>
+          <w:lang w:val="fr_FR" w:bidi="fr_FR"/>
+        </w:rPr>
+        <w:t>מִֽ⁠שְׁתֵּים־עֶשְׂרֵ֨ה רִבּ֜וֹ</w:t>
+      </w:r>
+    </w:p>
+    <w:p>
+      <w:pPr/>
+      <w:r>
+        <w:rPr>
+          <w:lang w:val="fr_FR" w:bidi="fr_FR"/>
+        </w:rPr>
+      </w:r>
+      <w:r>
+        <w:rPr>
           <w:b/>
           <w:lang w:val="fr_FR" w:bidi="fr_FR"/>
         </w:rPr>
@@ -21510,6 +23988,20 @@
         <w:rPr>
           <w:lang w:val="fr_FR" w:bidi="fr_FR"/>
         </w:rPr>
+      </w:r>
+    </w:p>
+    <w:p>
+      <w:pPr/>
+      <w:r>
+        <w:rPr>
+          <w:lang w:val="fr_FR" w:bidi="fr_FR"/>
+        </w:rPr>
+      </w:r>
+      <w:r>
+        <w:rPr>
+          <w:lang w:val="fr_FR" w:bidi="fr_FR"/>
+        </w:rPr>
+        <w:t>אֲשֶׁ֤ר לֹֽא־יָדַע֙ בֵּין־יְמִינ֣⁠וֹ לִ⁠שְׂמֹאל֔⁠וֹ</w:t>
       </w:r>
     </w:p>
     <w:p>

--- a/fra/docx/32.content.docx
+++ b/fra/docx/32.content.docx
@@ -28,49 +28,15 @@
       </w:r>
     </w:p>
     <w:p>
-      <w:pPr>
-        <w:pStyle w:val="Heading2"/>
-      </w:pPr>
-      <w:r>
-        <w:rPr>
-          <w:lang w:val="fr_FR" w:bidi="fr_FR"/>
-        </w:rPr>
-        <w:t>License Information</w:t>
-      </w:r>
-      <w:r>
-        <w:rPr>
-          <w:lang w:val="fr_FR" w:bidi="fr_FR"/>
-        </w:rPr>
-      </w:r>
-    </w:p>
-    <w:p>
-      <w:pPr/>
-      <w:r>
-        <w:rPr>
-          <w:lang w:val="fr_FR" w:bidi="fr_FR"/>
-        </w:rPr>
-      </w:r>
-      <w:r>
-        <w:rPr>
-          <w:b/>
-          <w:lang w:val="fr_FR" w:bidi="fr_FR"/>
-        </w:rPr>
-        <w:t>Notes de traduction (unfoldingWord)</w:t>
-      </w:r>
-      <w:r>
-        <w:rPr>
-          <w:lang w:val="fr_FR" w:bidi="fr_FR"/>
-        </w:rPr>
-        <w:t xml:space="preserve"> (French) is based on</w:t>
-      </w:r>
-      <w:r>
-        <w:rPr>
-          <w:lang w:val="fr_FR" w:bidi="fr_FR"/>
-        </w:rPr>
-        <w:t xml:space="preserve">: </w:t>
-      </w:r>
-      <w:r>
-        <w:rPr>
+      <w:pPr/>
+      <w:r>
+        <w:rPr>
+          <w:lang w:val="fr_FR" w:bidi="fr_FR"/>
+        </w:rPr>
+      </w:r>
+      <w:r>
+        <w:rPr>
+          <w:b/>
           <w:lang w:val="fr_FR" w:bidi="fr_FR"/>
         </w:rPr>
         <w:t>unfoldingWord® Translation Notes</w:t>
@@ -79,62 +45,31 @@
         <w:rPr>
           <w:lang w:val="fr_FR" w:bidi="fr_FR"/>
         </w:rPr>
-        <w:t xml:space="preserve">, </w:t>
-      </w:r>
-      <w:hyperlink r:id="rId13">
-        <w:r>
-          <w:rPr>
-            <w:lang w:val="fr_FR" w:bidi="fr_FR"/>
-          </w:rPr>
-          <w:rPr>
-            <w:color w:val="0000EE"/>
-            <w:u w:val="single"/>
-          </w:rPr>
-          <w:t>unfoldingWord</w:t>
-        </w:r>
-      </w:hyperlink>
-      <w:r>
-        <w:rPr>
-          <w:lang w:val="fr_FR" w:bidi="fr_FR"/>
-        </w:rPr>
-        <w:t xml:space="preserve">, 2022, which is licensed under a </w:t>
-      </w:r>
-      <w:hyperlink r:id="rId14">
-        <w:r>
-          <w:rPr>
-            <w:lang w:val="fr_FR" w:bidi="fr_FR"/>
-          </w:rPr>
-          <w:rPr>
-            <w:color w:val="0000EE"/>
-            <w:u w:val="single"/>
-          </w:rPr>
-          <w:t>CC BY-SA 4.0 license</w:t>
-        </w:r>
-      </w:hyperlink>
-      <w:r>
-        <w:rPr>
-          <w:lang w:val="fr_FR" w:bidi="fr_FR"/>
-        </w:rPr>
-        <w:t>.</w:t>
-      </w:r>
-      <w:r>
-        <w:rPr>
-          <w:lang w:val="fr_FR" w:bidi="fr_FR"/>
-        </w:rPr>
-      </w:r>
-    </w:p>
-    <w:p>
-      <w:pPr/>
-      <w:r>
-        <w:rPr>
-          <w:lang w:val="fr_FR" w:bidi="fr_FR"/>
-        </w:rPr>
-      </w:r>
-      <w:r>
-        <w:rPr>
-          <w:lang w:val="fr_FR" w:bidi="fr_FR"/>
-        </w:rPr>
-        <w:t>This PDF version is provided under the same license.</w:t>
+        <w:t xml:space="preserve"> © 2022 unfoldingWord. Released under CC BY-SA 4.0 license. </w:t>
+      </w:r>
+      <w:r>
+        <w:rPr>
+          <w:lang w:val="fr_FR" w:bidi="fr_FR"/>
+        </w:rPr>
+        <w:t>unfoldingWord® Translation Notes</w:t>
+      </w:r>
+      <w:r>
+        <w:rPr>
+          <w:lang w:val="fr_FR" w:bidi="fr_FR"/>
+        </w:rPr>
+        <w:t xml:space="preserve"> has been adapted in the following languages: Tok Pisin, Arabic (عربي), French (Français), Hindi (हिंदी), Indonesian (Bahasa Indonesia), Portuguese (Português), Russian (Русский), Spanish (Español), Swahili (Kiswahili), and Simplified Chinese (简体中文) from </w:t>
+      </w:r>
+      <w:r>
+        <w:rPr>
+          <w:lang w:val="fr_FR" w:bidi="fr_FR"/>
+        </w:rPr>
+        <w:t>unfoldingWord® Translation Notes</w:t>
+      </w:r>
+      <w:r>
+        <w:rPr>
+          <w:lang w:val="fr_FR" w:bidi="fr_FR"/>
+        </w:rPr>
+        <w:t xml:space="preserve"> © 2022 unfoldingWord. Released under CC BY-SA 4.0 license by Mission Mutual</w:t>
       </w:r>
       <w:r>
         <w:rPr>
@@ -888,7 +823,7 @@
         </w:rPr>
         <w:t xml:space="preserve">Dans </w:t>
       </w:r>
-      <w:hyperlink r:id="rId15">
+      <w:hyperlink r:id="rId13">
         <w:r>
           <w:rPr>
             <w:lang w:val="fr_FR" w:bidi="fr_FR"/>
@@ -1287,20 +1222,6 @@
       </w:r>
       <w:r>
         <w:rPr>
-          <w:lang w:val="fr_FR" w:bidi="fr_FR"/>
-        </w:rPr>
-        <w:t>וַֽ⁠יְהִי֙ דְּבַר־יְהוָ֔ה</w:t>
-      </w:r>
-    </w:p>
-    <w:p>
-      <w:pPr/>
-      <w:r>
-        <w:rPr>
-          <w:lang w:val="fr_FR" w:bidi="fr_FR"/>
-        </w:rPr>
-      </w:r>
-      <w:r>
-        <w:rPr>
           <w:b/>
           <w:lang w:val="fr_FR" w:bidi="fr_FR"/>
         </w:rPr>
@@ -1398,20 +1319,6 @@
       </w:r>
       <w:r>
         <w:rPr>
-          <w:lang w:val="fr_FR" w:bidi="fr_FR"/>
-        </w:rPr>
-        <w:t>אֲמִתַּ֖י</w:t>
-      </w:r>
-    </w:p>
-    <w:p>
-      <w:pPr/>
-      <w:r>
-        <w:rPr>
-          <w:lang w:val="fr_FR" w:bidi="fr_FR"/>
-        </w:rPr>
-      </w:r>
-      <w:r>
-        <w:rPr>
           <w:b/>
           <w:lang w:val="fr_FR" w:bidi="fr_FR"/>
         </w:rPr>
@@ -1502,20 +1409,6 @@
       </w:r>
       <w:r>
         <w:rPr>
-          <w:lang w:val="fr_FR" w:bidi="fr_FR"/>
-        </w:rPr>
-        <w:t>נִֽינְוֵ֛ה הָ⁠עִ֥יר הַ⁠גְּדוֹלָ֖ה</w:t>
-      </w:r>
-    </w:p>
-    <w:p>
-      <w:pPr/>
-      <w:r>
-        <w:rPr>
-          <w:lang w:val="fr_FR" w:bidi="fr_FR"/>
-        </w:rPr>
-      </w:r>
-      <w:r>
-        <w:rPr>
           <w:b/>
           <w:lang w:val="fr_FR" w:bidi="fr_FR"/>
         </w:rPr>
@@ -1612,20 +1505,6 @@
       </w:r>
       <w:r>
         <w:rPr>
-          <w:lang w:val="fr_FR" w:bidi="fr_FR"/>
-        </w:rPr>
-        <w:t>ק֠וּם</w:t>
-      </w:r>
-    </w:p>
-    <w:p>
-      <w:pPr/>
-      <w:r>
-        <w:rPr>
-          <w:lang w:val="fr_FR" w:bidi="fr_FR"/>
-        </w:rPr>
-      </w:r>
-      <w:r>
-        <w:rPr>
           <w:b/>
           <w:lang w:val="fr_FR" w:bidi="fr_FR"/>
         </w:rPr>
@@ -1716,20 +1595,6 @@
       </w:r>
       <w:r>
         <w:rPr>
-          <w:lang w:val="fr_FR" w:bidi="fr_FR"/>
-        </w:rPr>
-        <w:t>וּ⁠קְרָ֣א עָלֶ֑י⁠הָ</w:t>
-      </w:r>
-    </w:p>
-    <w:p>
-      <w:pPr/>
-      <w:r>
-        <w:rPr>
-          <w:lang w:val="fr_FR" w:bidi="fr_FR"/>
-        </w:rPr>
-      </w:r>
-      <w:r>
-        <w:rPr>
           <w:b/>
           <w:lang w:val="fr_FR" w:bidi="fr_FR"/>
         </w:rPr>
@@ -1826,20 +1691,6 @@
       </w:r>
       <w:r>
         <w:rPr>
-          <w:lang w:val="fr_FR" w:bidi="fr_FR"/>
-        </w:rPr>
-        <w:t>עָלְתָ֥ה רָעָתָ֖⁠ם לְ⁠פָנָֽ⁠י</w:t>
-      </w:r>
-    </w:p>
-    <w:p>
-      <w:pPr/>
-      <w:r>
-        <w:rPr>
-          <w:lang w:val="fr_FR" w:bidi="fr_FR"/>
-        </w:rPr>
-      </w:r>
-      <w:r>
-        <w:rPr>
           <w:b/>
           <w:lang w:val="fr_FR" w:bidi="fr_FR"/>
         </w:rPr>
@@ -1963,20 +1814,6 @@
       </w:r>
       <w:r>
         <w:rPr>
-          <w:lang w:val="fr_FR" w:bidi="fr_FR"/>
-        </w:rPr>
-        <w:t>ק֠וּם לֵ֧ךְ אֶל־נִֽינְוֵ֛ה הָ⁠עִ֥יר הַ⁠גְּדוֹלָ֖ה וּ⁠קְרָ֣א עָלֶ֑י⁠הָ כִּֽי־עָלְתָ֥ה רָעָתָ֖⁠ם לְ⁠פָנָֽ⁠י</w:t>
-      </w:r>
-    </w:p>
-    <w:p>
-      <w:pPr/>
-      <w:r>
-        <w:rPr>
-          <w:lang w:val="fr_FR" w:bidi="fr_FR"/>
-        </w:rPr>
-      </w:r>
-      <w:r>
-        <w:rPr>
           <w:b/>
           <w:lang w:val="fr_FR" w:bidi="fr_FR"/>
         </w:rPr>
@@ -2060,20 +1897,6 @@
       </w:r>
       <w:r>
         <w:rPr>
-          <w:lang w:val="fr_FR" w:bidi="fr_FR"/>
-        </w:rPr>
-        <w:t>עָלְתָ֥ה רָעָתָ֖⁠ם לְ⁠פָנָֽ⁠י</w:t>
-      </w:r>
-    </w:p>
-    <w:p>
-      <w:pPr/>
-      <w:r>
-        <w:rPr>
-          <w:lang w:val="fr_FR" w:bidi="fr_FR"/>
-        </w:rPr>
-      </w:r>
-      <w:r>
-        <w:rPr>
           <w:b/>
           <w:lang w:val="fr_FR" w:bidi="fr_FR"/>
         </w:rPr>
@@ -2184,20 +2007,6 @@
       </w:r>
       <w:r>
         <w:rPr>
-          <w:lang w:val="fr_FR" w:bidi="fr_FR"/>
-        </w:rPr>
-        <w:t>וַ⁠יָּ֤קָם יוֹנָה֙ לִ⁠בְרֹ֣חַ</w:t>
-      </w:r>
-    </w:p>
-    <w:p>
-      <w:pPr/>
-      <w:r>
-        <w:rPr>
-          <w:lang w:val="fr_FR" w:bidi="fr_FR"/>
-        </w:rPr>
-      </w:r>
-      <w:r>
-        <w:rPr>
           <w:b/>
           <w:lang w:val="fr_FR" w:bidi="fr_FR"/>
         </w:rPr>
@@ -2230,7 +2039,7 @@
         </w:rPr>
         <w:t xml:space="preserve"> signifient que Jonas a agi en réponse au commandement de l'Éternel. Cependant, son action a été de désobéir et non d'obéir. Si vos lecteurs ne comprendront pas cela avec cette formulation, vous pouvez exprimer le sens clairement. Vérifiez également comment vous avez traduit cette expression idiomatique dans </w:t>
       </w:r>
-      <w:hyperlink r:id="rId16">
+      <w:hyperlink r:id="rId14">
         <w:r>
           <w:rPr>
             <w:lang w:val="fr_FR" w:bidi="fr_FR"/>
@@ -2312,20 +2121,6 @@
       </w:r>
       <w:r>
         <w:rPr>
-          <w:lang w:val="fr_FR" w:bidi="fr_FR"/>
-        </w:rPr>
-        <w:t>מִ⁠לִּ⁠פְנֵ֖י יְהוָ֑ה &amp; מִ⁠לִּ⁠פְנֵ֖י יְהוָֽה</w:t>
-      </w:r>
-    </w:p>
-    <w:p>
-      <w:pPr/>
-      <w:r>
-        <w:rPr>
-          <w:lang w:val="fr_FR" w:bidi="fr_FR"/>
-        </w:rPr>
-      </w:r>
-      <w:r>
-        <w:rPr>
           <w:b/>
           <w:lang w:val="fr_FR" w:bidi="fr_FR"/>
         </w:rPr>
@@ -2439,20 +2234,6 @@
         <w:rPr>
           <w:lang w:val="fr_FR" w:bidi="fr_FR"/>
         </w:rPr>
-      </w:r>
-    </w:p>
-    <w:p>
-      <w:pPr/>
-      <w:r>
-        <w:rPr>
-          <w:lang w:val="fr_FR" w:bidi="fr_FR"/>
-        </w:rPr>
-      </w:r>
-      <w:r>
-        <w:rPr>
-          <w:lang w:val="fr_FR" w:bidi="fr_FR"/>
-        </w:rPr>
-        <w:t>לִ⁠בְרֹ֣חַ תַּרְשִׁ֔ישָׁ⁠ה</w:t>
       </w:r>
     </w:p>
     <w:p>
@@ -2619,20 +2400,6 @@
       </w:r>
       <w:r>
         <w:rPr>
-          <w:lang w:val="fr_FR" w:bidi="fr_FR"/>
-        </w:rPr>
-        <w:t>אָנִיָּ֣ה</w:t>
-      </w:r>
-    </w:p>
-    <w:p>
-      <w:pPr/>
-      <w:r>
-        <w:rPr>
-          <w:lang w:val="fr_FR" w:bidi="fr_FR"/>
-        </w:rPr>
-      </w:r>
-      <w:r>
-        <w:rPr>
           <w:b/>
           <w:lang w:val="fr_FR" w:bidi="fr_FR"/>
         </w:rPr>
@@ -2792,20 +2559,6 @@
       </w:r>
       <w:r>
         <w:rPr>
-          <w:lang w:val="fr_FR" w:bidi="fr_FR"/>
-        </w:rPr>
-        <w:t>וַ⁠יֵּ֤רֶד בָּ⁠הּ֙</w:t>
-      </w:r>
-    </w:p>
-    <w:p>
-      <w:pPr/>
-      <w:r>
-        <w:rPr>
-          <w:lang w:val="fr_FR" w:bidi="fr_FR"/>
-        </w:rPr>
-      </w:r>
-      <w:r>
-        <w:rPr>
           <w:b/>
           <w:lang w:val="fr_FR" w:bidi="fr_FR"/>
         </w:rPr>
@@ -2903,20 +2656,6 @@
       </w:r>
       <w:r>
         <w:rPr>
-          <w:lang w:val="fr_FR" w:bidi="fr_FR"/>
-        </w:rPr>
-        <w:t>עִמָּ⁠הֶם֙</w:t>
-      </w:r>
-    </w:p>
-    <w:p>
-      <w:pPr/>
-      <w:r>
-        <w:rPr>
-          <w:lang w:val="fr_FR" w:bidi="fr_FR"/>
-        </w:rPr>
-      </w:r>
-      <w:r>
-        <w:rPr>
           <w:b/>
           <w:lang w:val="fr_FR" w:bidi="fr_FR"/>
         </w:rPr>
@@ -3040,20 +2779,6 @@
       </w:r>
       <w:r>
         <w:rPr>
-          <w:lang w:val="fr_FR" w:bidi="fr_FR"/>
-        </w:rPr>
-        <w:t>וַֽ⁠יהוָ֗ה</w:t>
-      </w:r>
-    </w:p>
-    <w:p>
-      <w:pPr/>
-      <w:r>
-        <w:rPr>
-          <w:lang w:val="fr_FR" w:bidi="fr_FR"/>
-        </w:rPr>
-      </w:r>
-      <w:r>
-        <w:rPr>
           <w:b/>
           <w:lang w:val="fr_FR" w:bidi="fr_FR"/>
         </w:rPr>
@@ -3144,20 +2869,6 @@
       </w:r>
       <w:r>
         <w:rPr>
-          <w:lang w:val="fr_FR" w:bidi="fr_FR"/>
-        </w:rPr>
-        <w:t>וְ⁠הָ֣⁠אֳנִיָּ֔ה חִשְּׁבָ֖ה לְ⁠הִשָּׁבֵֽר</w:t>
-      </w:r>
-    </w:p>
-    <w:p>
-      <w:pPr/>
-      <w:r>
-        <w:rPr>
-          <w:lang w:val="fr_FR" w:bidi="fr_FR"/>
-        </w:rPr>
-      </w:r>
-      <w:r>
-        <w:rPr>
           <w:b/>
           <w:lang w:val="fr_FR" w:bidi="fr_FR"/>
         </w:rPr>
@@ -3268,20 +2979,6 @@
       </w:r>
       <w:r>
         <w:rPr>
-          <w:lang w:val="fr_FR" w:bidi="fr_FR"/>
-        </w:rPr>
-        <w:t>לְ⁠הִשָּׁבֵֽר</w:t>
-      </w:r>
-    </w:p>
-    <w:p>
-      <w:pPr/>
-      <w:r>
-        <w:rPr>
-          <w:lang w:val="fr_FR" w:bidi="fr_FR"/>
-        </w:rPr>
-      </w:r>
-      <w:r>
-        <w:rPr>
           <w:b/>
           <w:lang w:val="fr_FR" w:bidi="fr_FR"/>
         </w:rPr>
@@ -3379,20 +3076,6 @@
       </w:r>
       <w:r>
         <w:rPr>
-          <w:lang w:val="fr_FR" w:bidi="fr_FR"/>
-        </w:rPr>
-        <w:t>הַ⁠מַּלָּחִ֗ים</w:t>
-      </w:r>
-    </w:p>
-    <w:p>
-      <w:pPr/>
-      <w:r>
-        <w:rPr>
-          <w:lang w:val="fr_FR" w:bidi="fr_FR"/>
-        </w:rPr>
-      </w:r>
-      <w:r>
-        <w:rPr>
           <w:b/>
           <w:lang w:val="fr_FR" w:bidi="fr_FR"/>
         </w:rPr>
@@ -3489,20 +3172,6 @@
       </w:r>
       <w:r>
         <w:rPr>
-          <w:lang w:val="fr_FR" w:bidi="fr_FR"/>
-        </w:rPr>
-        <w:t>אֱלֹהָי⁠ו֒</w:t>
-      </w:r>
-    </w:p>
-    <w:p>
-      <w:pPr/>
-      <w:r>
-        <w:rPr>
-          <w:lang w:val="fr_FR" w:bidi="fr_FR"/>
-        </w:rPr>
-      </w:r>
-      <w:r>
-        <w:rPr>
           <w:b/>
           <w:lang w:val="fr_FR" w:bidi="fr_FR"/>
         </w:rPr>
@@ -3612,20 +3281,6 @@
       </w:r>
       <w:r>
         <w:rPr>
-          <w:lang w:val="fr_FR" w:bidi="fr_FR"/>
-        </w:rPr>
-        <w:t>לְ⁠הָקֵ֖ל מֵֽ⁠עֲלֵי⁠הֶ֑ם</w:t>
-      </w:r>
-    </w:p>
-    <w:p>
-      <w:pPr/>
-      <w:r>
-        <w:rPr>
-          <w:lang w:val="fr_FR" w:bidi="fr_FR"/>
-        </w:rPr>
-      </w:r>
-      <w:r>
-        <w:rPr>
           <w:b/>
           <w:lang w:val="fr_FR" w:bidi="fr_FR"/>
         </w:rPr>
@@ -3755,20 +3410,6 @@
       </w:r>
       <w:r>
         <w:rPr>
-          <w:lang w:val="fr_FR" w:bidi="fr_FR"/>
-        </w:rPr>
-        <w:t>וְ⁠יוֹנָ֗ה יָרַד֙ אֶל־יַרְכְּתֵ֣י הַ⁠סְּפִינָ֔ה וַ⁠יִּשְׁכַּ֖ב וַ⁠יֵּרָדַֽם</w:t>
-      </w:r>
-    </w:p>
-    <w:p>
-      <w:pPr/>
-      <w:r>
-        <w:rPr>
-          <w:lang w:val="fr_FR" w:bidi="fr_FR"/>
-        </w:rPr>
-      </w:r>
-      <w:r>
-        <w:rPr>
           <w:b/>
           <w:lang w:val="fr_FR" w:bidi="fr_FR"/>
         </w:rPr>
@@ -3880,20 +3521,6 @@
       </w:r>
       <w:r>
         <w:rPr>
-          <w:lang w:val="fr_FR" w:bidi="fr_FR"/>
-        </w:rPr>
-        <w:t>יַרְכְּתֵ֣י הַ⁠סְּפִינָ֔ה</w:t>
-      </w:r>
-    </w:p>
-    <w:p>
-      <w:pPr/>
-      <w:r>
-        <w:rPr>
-          <w:lang w:val="fr_FR" w:bidi="fr_FR"/>
-        </w:rPr>
-      </w:r>
-      <w:r>
-        <w:rPr>
           <w:b/>
           <w:lang w:val="fr_FR" w:bidi="fr_FR"/>
         </w:rPr>
@@ -3971,20 +3598,6 @@
       </w:r>
       <w:r>
         <w:rPr>
-          <w:lang w:val="fr_FR" w:bidi="fr_FR"/>
-        </w:rPr>
-        <w:t>וַ⁠יִּשְׁכַּ֖ב וַ⁠יֵּרָדַֽם</w:t>
-      </w:r>
-    </w:p>
-    <w:p>
-      <w:pPr/>
-      <w:r>
-        <w:rPr>
-          <w:lang w:val="fr_FR" w:bidi="fr_FR"/>
-        </w:rPr>
-      </w:r>
-      <w:r>
-        <w:rPr>
           <w:b/>
           <w:lang w:val="fr_FR" w:bidi="fr_FR"/>
         </w:rPr>
@@ -4062,20 +3675,6 @@
       </w:r>
       <w:r>
         <w:rPr>
-          <w:lang w:val="fr_FR" w:bidi="fr_FR"/>
-        </w:rPr>
-        <w:t>וַ⁠יִּקְרַ֤ב אֵלָי⁠ו֙ רַ֣ב הַ⁠חֹבֵ֔ל וַ⁠יֹּ֥אמֶר ל֖⁠וֹ</w:t>
-      </w:r>
-    </w:p>
-    <w:p>
-      <w:pPr/>
-      <w:r>
-        <w:rPr>
-          <w:lang w:val="fr_FR" w:bidi="fr_FR"/>
-        </w:rPr>
-      </w:r>
-      <w:r>
-        <w:rPr>
           <w:b/>
           <w:lang w:val="fr_FR" w:bidi="fr_FR"/>
         </w:rPr>
@@ -4227,20 +3826,6 @@
       </w:r>
       <w:r>
         <w:rPr>
-          <w:lang w:val="fr_FR" w:bidi="fr_FR"/>
-        </w:rPr>
-        <w:t>מַה־לְּ⁠ךָ֣ נִרְדָּ֑ם</w:t>
-      </w:r>
-    </w:p>
-    <w:p>
-      <w:pPr/>
-      <w:r>
-        <w:rPr>
-          <w:lang w:val="fr_FR" w:bidi="fr_FR"/>
-        </w:rPr>
-      </w:r>
-      <w:r>
-        <w:rPr>
           <w:b/>
           <w:lang w:val="fr_FR" w:bidi="fr_FR"/>
         </w:rPr>
@@ -4352,20 +3937,6 @@
       </w:r>
       <w:r>
         <w:rPr>
-          <w:lang w:val="fr_FR" w:bidi="fr_FR"/>
-        </w:rPr>
-        <w:t>ק֚וּם</w:t>
-      </w:r>
-    </w:p>
-    <w:p>
-      <w:pPr/>
-      <w:r>
-        <w:rPr>
-          <w:lang w:val="fr_FR" w:bidi="fr_FR"/>
-        </w:rPr>
-      </w:r>
-      <w:r>
-        <w:rPr>
           <w:b/>
           <w:lang w:val="fr_FR" w:bidi="fr_FR"/>
         </w:rPr>
@@ -4385,7 +3956,7 @@
         </w:rPr>
         <w:t xml:space="preserve">Cette phrase est utilisée comme une expression idiomatique dans </w:t>
       </w:r>
-      <w:hyperlink r:id="rId16">
+      <w:hyperlink r:id="rId14">
         <w:r>
           <w:rPr>
             <w:lang w:val="fr_FR" w:bidi="fr_FR"/>
@@ -4403,7 +3974,7 @@
         </w:rPr>
         <w:t xml:space="preserve"> et </w:t>
       </w:r>
-      <w:hyperlink r:id="rId17">
+      <w:hyperlink r:id="rId15">
         <w:r>
           <w:rPr>
             <w:lang w:val="fr_FR" w:bidi="fr_FR"/>
@@ -4421,7 +3992,7 @@
         </w:rPr>
         <w:t xml:space="preserve">, et signifie se préparer à commencer l'activité qui est mentionnée ensuite (par exemple, aller à Ninive dans </w:t>
       </w:r>
-      <w:hyperlink r:id="rId16">
+      <w:hyperlink r:id="rId14">
         <w:r>
           <w:rPr>
             <w:lang w:val="fr_FR" w:bidi="fr_FR"/>
@@ -4439,7 +4010,7 @@
         </w:rPr>
         <w:t xml:space="preserve"> et s'enfuir dans </w:t>
       </w:r>
-      <w:hyperlink r:id="rId17">
+      <w:hyperlink r:id="rId15">
         <w:r>
           <w:rPr>
             <w:lang w:val="fr_FR" w:bidi="fr_FR"/>
@@ -4501,20 +4072,6 @@
       </w:r>
       <w:r>
         <w:rPr>
-          <w:lang w:val="fr_FR" w:bidi="fr_FR"/>
-        </w:rPr>
-        <w:t>קְרָ֣א אֶל־אֱלֹהֶ֔י⁠ךָ</w:t>
-      </w:r>
-    </w:p>
-    <w:p>
-      <w:pPr/>
-      <w:r>
-        <w:rPr>
-          <w:lang w:val="fr_FR" w:bidi="fr_FR"/>
-        </w:rPr>
-      </w:r>
-      <w:r>
-        <w:rPr>
           <w:b/>
           <w:lang w:val="fr_FR" w:bidi="fr_FR"/>
         </w:rPr>
@@ -4605,20 +4162,6 @@
       </w:r>
       <w:r>
         <w:rPr>
-          <w:lang w:val="fr_FR" w:bidi="fr_FR"/>
-        </w:rPr>
-        <w:t>אוּלַ֞י יִתְעַשֵּׁ֧ת הָ⁠אֱלֹהִ֛ים לָ֖⁠נוּ וְ⁠לֹ֥א נֹאבֵֽד</w:t>
-      </w:r>
-    </w:p>
-    <w:p>
-      <w:pPr/>
-      <w:r>
-        <w:rPr>
-          <w:lang w:val="fr_FR" w:bidi="fr_FR"/>
-        </w:rPr>
-      </w:r>
-      <w:r>
-        <w:rPr>
           <w:b/>
           <w:lang w:val="fr_FR" w:bidi="fr_FR"/>
         </w:rPr>
@@ -4730,20 +4273,6 @@
       </w:r>
       <w:r>
         <w:rPr>
-          <w:lang w:val="fr_FR" w:bidi="fr_FR"/>
-        </w:rPr>
-        <w:t>וְ⁠לֹ֥א נֹאבֵֽד</w:t>
-      </w:r>
-    </w:p>
-    <w:p>
-      <w:pPr/>
-      <w:r>
-        <w:rPr>
-          <w:lang w:val="fr_FR" w:bidi="fr_FR"/>
-        </w:rPr>
-      </w:r>
-      <w:r>
-        <w:rPr>
           <w:b/>
           <w:lang w:val="fr_FR" w:bidi="fr_FR"/>
         </w:rPr>
@@ -4853,20 +4382,6 @@
       </w:r>
       <w:r>
         <w:rPr>
-          <w:lang w:val="fr_FR" w:bidi="fr_FR"/>
-        </w:rPr>
-        <w:t>וַ⁠יֹּאמְר֞וּ אִ֣ישׁ אֶל־רֵעֵ֗⁠הוּ</w:t>
-      </w:r>
-    </w:p>
-    <w:p>
-      <w:pPr/>
-      <w:r>
-        <w:rPr>
-          <w:lang w:val="fr_FR" w:bidi="fr_FR"/>
-        </w:rPr>
-      </w:r>
-      <w:r>
-        <w:rPr>
           <w:b/>
           <w:lang w:val="fr_FR" w:bidi="fr_FR"/>
         </w:rPr>
@@ -4977,20 +4492,6 @@
       </w:r>
       <w:r>
         <w:rPr>
-          <w:lang w:val="fr_FR" w:bidi="fr_FR"/>
-        </w:rPr>
-        <w:t>וְ⁠נֵ֣דְעָ֔ה בְּ⁠שֶׁ⁠לְּ⁠מִ֛י הָ⁠רָעָ֥ה הַ⁠זֹּ֖את לָ֑⁠נוּ</w:t>
-      </w:r>
-    </w:p>
-    <w:p>
-      <w:pPr/>
-      <w:r>
-        <w:rPr>
-          <w:lang w:val="fr_FR" w:bidi="fr_FR"/>
-        </w:rPr>
-      </w:r>
-      <w:r>
-        <w:rPr>
           <w:b/>
           <w:lang w:val="fr_FR" w:bidi="fr_FR"/>
         </w:rPr>
@@ -5164,20 +4665,6 @@
       </w:r>
       <w:r>
         <w:rPr>
-          <w:lang w:val="fr_FR" w:bidi="fr_FR"/>
-        </w:rPr>
-        <w:t>וַ⁠יִּפֹּ֥ל הַ⁠גּוֹרָ֖ל עַל־יוֹנָֽה</w:t>
-      </w:r>
-    </w:p>
-    <w:p>
-      <w:pPr/>
-      <w:r>
-        <w:rPr>
-          <w:lang w:val="fr_FR" w:bidi="fr_FR"/>
-        </w:rPr>
-      </w:r>
-      <w:r>
-        <w:rPr>
           <w:b/>
           <w:lang w:val="fr_FR" w:bidi="fr_FR"/>
         </w:rPr>
@@ -5274,20 +4761,6 @@
       </w:r>
       <w:r>
         <w:rPr>
-          <w:lang w:val="fr_FR" w:bidi="fr_FR"/>
-        </w:rPr>
-        <w:t>לְכוּ֙ וְ⁠נַפִּ֣ילָה גֽוֹרָל֔וֹת</w:t>
-      </w:r>
-    </w:p>
-    <w:p>
-      <w:pPr/>
-      <w:r>
-        <w:rPr>
-          <w:lang w:val="fr_FR" w:bidi="fr_FR"/>
-        </w:rPr>
-      </w:r>
-      <w:r>
-        <w:rPr>
           <w:b/>
           <w:lang w:val="fr_FR" w:bidi="fr_FR"/>
         </w:rPr>
@@ -5397,20 +4870,6 @@
       </w:r>
       <w:r>
         <w:rPr>
-          <w:lang w:val="fr_FR" w:bidi="fr_FR"/>
-        </w:rPr>
-        <w:t>וְ⁠נַפִּ֣ילָה גֽוֹרָל֔וֹת</w:t>
-      </w:r>
-    </w:p>
-    <w:p>
-      <w:pPr/>
-      <w:r>
-        <w:rPr>
-          <w:lang w:val="fr_FR" w:bidi="fr_FR"/>
-        </w:rPr>
-      </w:r>
-      <w:r>
-        <w:rPr>
           <w:b/>
           <w:lang w:val="fr_FR" w:bidi="fr_FR"/>
         </w:rPr>
@@ -5494,20 +4953,6 @@
       </w:r>
       <w:r>
         <w:rPr>
-          <w:lang w:val="fr_FR" w:bidi="fr_FR"/>
-        </w:rPr>
-        <w:t>וַ⁠יֹּאמְר֣וּ אֵלָ֔י⁠ו</w:t>
-      </w:r>
-    </w:p>
-    <w:p>
-      <w:pPr/>
-      <w:r>
-        <w:rPr>
-          <w:lang w:val="fr_FR" w:bidi="fr_FR"/>
-        </w:rPr>
-      </w:r>
-      <w:r>
-        <w:rPr>
           <w:b/>
           <w:lang w:val="fr_FR" w:bidi="fr_FR"/>
         </w:rPr>
@@ -5694,20 +5139,6 @@
       </w:r>
       <w:r>
         <w:rPr>
-          <w:lang w:val="fr_FR" w:bidi="fr_FR"/>
-        </w:rPr>
-        <w:t>יְהוָ֞ה &amp; אֲנִ֣י יָרֵ֔א</w:t>
-      </w:r>
-    </w:p>
-    <w:p>
-      <w:pPr/>
-      <w:r>
-        <w:rPr>
-          <w:lang w:val="fr_FR" w:bidi="fr_FR"/>
-        </w:rPr>
-      </w:r>
-      <w:r>
-        <w:rPr>
           <w:b/>
           <w:lang w:val="fr_FR" w:bidi="fr_FR"/>
         </w:rPr>
@@ -5804,20 +5235,6 @@
       </w:r>
       <w:r>
         <w:rPr>
-          <w:lang w:val="fr_FR" w:bidi="fr_FR"/>
-        </w:rPr>
-        <w:t>וַ⁠יִּֽירְא֤וּ הָֽ⁠אֲנָשִׁים֙ יִרְאָ֣ה גְדוֹלָ֔ה</w:t>
-      </w:r>
-    </w:p>
-    <w:p>
-      <w:pPr/>
-      <w:r>
-        <w:rPr>
-          <w:lang w:val="fr_FR" w:bidi="fr_FR"/>
-        </w:rPr>
-      </w:r>
-      <w:r>
-        <w:rPr>
           <w:b/>
           <w:lang w:val="fr_FR" w:bidi="fr_FR"/>
         </w:rPr>
@@ -5914,20 +5331,6 @@
       </w:r>
       <w:r>
         <w:rPr>
-          <w:lang w:val="fr_FR" w:bidi="fr_FR"/>
-        </w:rPr>
-        <w:t>מַה־זֹּ֣את עָשִׂ֑יתָ</w:t>
-      </w:r>
-    </w:p>
-    <w:p>
-      <w:pPr/>
-      <w:r>
-        <w:rPr>
-          <w:lang w:val="fr_FR" w:bidi="fr_FR"/>
-        </w:rPr>
-      </w:r>
-      <w:r>
-        <w:rPr>
           <w:b/>
           <w:lang w:val="fr_FR" w:bidi="fr_FR"/>
         </w:rPr>
@@ -6038,20 +5441,6 @@
       </w:r>
       <w:r>
         <w:rPr>
-          <w:lang w:val="fr_FR" w:bidi="fr_FR"/>
-        </w:rPr>
-        <w:t>מִ⁠לִּ⁠פְנֵ֤י יְהוָה֙</w:t>
-      </w:r>
-    </w:p>
-    <w:p>
-      <w:pPr/>
-      <w:r>
-        <w:rPr>
-          <w:lang w:val="fr_FR" w:bidi="fr_FR"/>
-        </w:rPr>
-      </w:r>
-      <w:r>
-        <w:rPr>
           <w:b/>
           <w:lang w:val="fr_FR" w:bidi="fr_FR"/>
         </w:rPr>
@@ -6163,20 +5552,6 @@
       </w:r>
       <w:r>
         <w:rPr>
-          <w:lang w:val="fr_FR" w:bidi="fr_FR"/>
-        </w:rPr>
-        <w:t>כִּ֥י הִגִּ֖יד לָ⁠הֶֽם</w:t>
-      </w:r>
-    </w:p>
-    <w:p>
-      <w:pPr/>
-      <w:r>
-        <w:rPr>
-          <w:lang w:val="fr_FR" w:bidi="fr_FR"/>
-        </w:rPr>
-      </w:r>
-      <w:r>
-        <w:rPr>
           <w:b/>
           <w:lang w:val="fr_FR" w:bidi="fr_FR"/>
         </w:rPr>
@@ -6288,20 +5663,6 @@
       </w:r>
       <w:r>
         <w:rPr>
-          <w:lang w:val="fr_FR" w:bidi="fr_FR"/>
-        </w:rPr>
-        <w:t>כִּֽי־יָדְע֣וּ הָ⁠אֲנָשִׁ֗ים כִּֽי־מִ⁠לִּ⁠פְנֵ֤י יְהוָה֙ ה֣וּא בֹרֵ֔חַ כִּ֥י הִגִּ֖יד לָ⁠הֶֽם</w:t>
-      </w:r>
-    </w:p>
-    <w:p>
-      <w:pPr/>
-      <w:r>
-        <w:rPr>
-          <w:lang w:val="fr_FR" w:bidi="fr_FR"/>
-        </w:rPr>
-      </w:r>
-      <w:r>
-        <w:rPr>
           <w:b/>
           <w:lang w:val="fr_FR" w:bidi="fr_FR"/>
         </w:rPr>
@@ -6425,20 +5786,6 @@
       </w:r>
       <w:r>
         <w:rPr>
-          <w:lang w:val="fr_FR" w:bidi="fr_FR"/>
-        </w:rPr>
-        <w:t>וַ⁠יֹּאמְר֤וּ אֵלָי⁠ו֙</w:t>
-      </w:r>
-    </w:p>
-    <w:p>
-      <w:pPr/>
-      <w:r>
-        <w:rPr>
-          <w:lang w:val="fr_FR" w:bidi="fr_FR"/>
-        </w:rPr>
-      </w:r>
-      <w:r>
-        <w:rPr>
           <w:b/>
           <w:lang w:val="fr_FR" w:bidi="fr_FR"/>
         </w:rPr>
@@ -6556,20 +5903,6 @@
       </w:r>
       <w:r>
         <w:rPr>
-          <w:lang w:val="fr_FR" w:bidi="fr_FR"/>
-        </w:rPr>
-        <w:t>וְ⁠יִשְׁתֹּ֥ק הַ⁠יָּ֖ם מֵֽ⁠עָלֵ֑י⁠נוּ</w:t>
-      </w:r>
-    </w:p>
-    <w:p>
-      <w:pPr/>
-      <w:r>
-        <w:rPr>
-          <w:lang w:val="fr_FR" w:bidi="fr_FR"/>
-        </w:rPr>
-      </w:r>
-      <w:r>
-        <w:rPr>
           <w:b/>
           <w:lang w:val="fr_FR" w:bidi="fr_FR"/>
         </w:rPr>
@@ -6680,20 +6013,6 @@
       </w:r>
       <w:r>
         <w:rPr>
-          <w:lang w:val="fr_FR" w:bidi="fr_FR"/>
-        </w:rPr>
-        <w:t>הַ⁠יָּ֖ם הוֹלֵ֥ךְ וְ⁠סֹעֵֽר</w:t>
-      </w:r>
-    </w:p>
-    <w:p>
-      <w:pPr/>
-      <w:r>
-        <w:rPr>
-          <w:lang w:val="fr_FR" w:bidi="fr_FR"/>
-        </w:rPr>
-      </w:r>
-      <w:r>
-        <w:rPr>
           <w:b/>
           <w:lang w:val="fr_FR" w:bidi="fr_FR"/>
         </w:rPr>
@@ -6791,20 +6110,6 @@
       </w:r>
       <w:r>
         <w:rPr>
-          <w:lang w:val="fr_FR" w:bidi="fr_FR"/>
-        </w:rPr>
-        <w:t>וַ⁠יֹּאמְר֤וּ אֵלָי⁠ו֙ מַה־נַּ֣עֲשֶׂה לָּ֔⁠ךְ וְ⁠יִשְׁתֹּ֥ק הַ⁠יָּ֖ם מֵֽ⁠עָלֵ֑י⁠נוּ כִּ֥י הַ⁠יָּ֖ם הוֹלֵ֥ךְ וְ⁠סֹעֵֽר</w:t>
-      </w:r>
-    </w:p>
-    <w:p>
-      <w:pPr/>
-      <w:r>
-        <w:rPr>
-          <w:lang w:val="fr_FR" w:bidi="fr_FR"/>
-        </w:rPr>
-      </w:r>
-      <w:r>
-        <w:rPr>
           <w:b/>
           <w:lang w:val="fr_FR" w:bidi="fr_FR"/>
         </w:rPr>
@@ -6920,20 +6225,6 @@
       </w:r>
       <w:r>
         <w:rPr>
-          <w:lang w:val="fr_FR" w:bidi="fr_FR"/>
-        </w:rPr>
-        <w:t>כִּ֚י יוֹדֵ֣עַ אָ֔נִי כִּ֣י בְ⁠שֶׁ⁠לִּ֔⁠י הַ⁠סַּ֧עַר הַ⁠גָּד֛וֹל הַ⁠זֶּ֖ה עֲלֵי⁠כֶֽם</w:t>
-      </w:r>
-    </w:p>
-    <w:p>
-      <w:pPr/>
-      <w:r>
-        <w:rPr>
-          <w:lang w:val="fr_FR" w:bidi="fr_FR"/>
-        </w:rPr>
-      </w:r>
-      <w:r>
-        <w:rPr>
           <w:b/>
           <w:lang w:val="fr_FR" w:bidi="fr_FR"/>
         </w:rPr>
@@ -7029,7 +6320,7 @@
         </w:rPr>
         <w:t>au</w:t>
       </w:r>
-      <w:hyperlink r:id="rId18">
+      <w:hyperlink r:id="rId16">
         <w:r>
           <w:rPr>
             <w:lang w:val="fr_FR" w:bidi="fr_FR"/>
@@ -7111,20 +6402,6 @@
       </w:r>
       <w:r>
         <w:rPr>
-          <w:lang w:val="fr_FR" w:bidi="fr_FR"/>
-        </w:rPr>
-        <w:t>וַ⁠יַּחְתְּר֣וּ הָ⁠אֲנָשִׁ֗ים</w:t>
-      </w:r>
-    </w:p>
-    <w:p>
-      <w:pPr/>
-      <w:r>
-        <w:rPr>
-          <w:lang w:val="fr_FR" w:bidi="fr_FR"/>
-        </w:rPr>
-      </w:r>
-      <w:r>
-        <w:rPr>
           <w:b/>
           <w:lang w:val="fr_FR" w:bidi="fr_FR"/>
         </w:rPr>
@@ -7208,20 +6485,6 @@
       </w:r>
       <w:r>
         <w:rPr>
-          <w:lang w:val="fr_FR" w:bidi="fr_FR"/>
-        </w:rPr>
-        <w:t>הַ⁠יָּ֔ם הוֹלֵ֥ךְ וְ⁠סֹעֵ֖ר</w:t>
-      </w:r>
-    </w:p>
-    <w:p>
-      <w:pPr/>
-      <w:r>
-        <w:rPr>
-          <w:lang w:val="fr_FR" w:bidi="fr_FR"/>
-        </w:rPr>
-      </w:r>
-      <w:r>
-        <w:rPr>
           <w:b/>
           <w:lang w:val="fr_FR" w:bidi="fr_FR"/>
         </w:rPr>
@@ -7241,7 +6504,7 @@
         </w:rPr>
         <w:t xml:space="preserve">Dans le texte hébreu, littéralement : « La mer avançait et tempêtait » ou continuait de s'agiter. Vérifiez comment vous avez choisi de traduire cette expression idiomatique dans </w:t>
       </w:r>
-      <w:hyperlink r:id="rId19">
+      <w:hyperlink r:id="rId17">
         <w:r>
           <w:rPr>
             <w:lang w:val="fr_FR" w:bidi="fr_FR"/>
@@ -7323,20 +6586,6 @@
       </w:r>
       <w:r>
         <w:rPr>
-          <w:lang w:val="fr_FR" w:bidi="fr_FR"/>
-        </w:rPr>
-        <w:t>וַ⁠יִּקְרְא֨וּ</w:t>
-      </w:r>
-    </w:p>
-    <w:p>
-      <w:pPr/>
-      <w:r>
-        <w:rPr>
-          <w:lang w:val="fr_FR" w:bidi="fr_FR"/>
-        </w:rPr>
-      </w:r>
-      <w:r>
-        <w:rPr>
           <w:b/>
           <w:lang w:val="fr_FR" w:bidi="fr_FR"/>
         </w:rPr>
@@ -7446,20 +6695,6 @@
       </w:r>
       <w:r>
         <w:rPr>
-          <w:lang w:val="fr_FR" w:bidi="fr_FR"/>
-        </w:rPr>
-        <w:t>וַ⁠יִּקְרְא֨וּ אֶל־יְהוָ֜ה</w:t>
-      </w:r>
-    </w:p>
-    <w:p>
-      <w:pPr/>
-      <w:r>
-        <w:rPr>
-          <w:lang w:val="fr_FR" w:bidi="fr_FR"/>
-        </w:rPr>
-      </w:r>
-      <w:r>
-        <w:rPr>
           <w:b/>
           <w:lang w:val="fr_FR" w:bidi="fr_FR"/>
         </w:rPr>
@@ -7523,20 +6758,6 @@
       </w:r>
       <w:r>
         <w:rPr>
-          <w:lang w:val="fr_FR" w:bidi="fr_FR"/>
-        </w:rPr>
-        <w:t>אָנָּ֤ה</w:t>
-      </w:r>
-    </w:p>
-    <w:p>
-      <w:pPr/>
-      <w:r>
-        <w:rPr>
-          <w:lang w:val="fr_FR" w:bidi="fr_FR"/>
-        </w:rPr>
-      </w:r>
-      <w:r>
-        <w:rPr>
           <w:b/>
           <w:lang w:val="fr_FR" w:bidi="fr_FR"/>
         </w:rPr>
@@ -7654,20 +6875,6 @@
       </w:r>
       <w:r>
         <w:rPr>
-          <w:lang w:val="fr_FR" w:bidi="fr_FR"/>
-        </w:rPr>
-        <w:t>אַל־נָ֣א נֹאבְדָ֗ה בְּ⁠נֶ֨פֶשׁ֙ הָ⁠אִ֣ישׁ הַ⁠זֶּ֔ה</w:t>
-      </w:r>
-    </w:p>
-    <w:p>
-      <w:pPr/>
-      <w:r>
-        <w:rPr>
-          <w:lang w:val="fr_FR" w:bidi="fr_FR"/>
-        </w:rPr>
-      </w:r>
-      <w:r>
-        <w:rPr>
           <w:b/>
           <w:lang w:val="fr_FR" w:bidi="fr_FR"/>
         </w:rPr>
@@ -7778,20 +6985,6 @@
       </w:r>
       <w:r>
         <w:rPr>
-          <w:lang w:val="fr_FR" w:bidi="fr_FR"/>
-        </w:rPr>
-        <w:t>וְ⁠אַל־תִּתֵּ֥ן עָלֵ֖י⁠נוּ דָּ֣ם נָקִ֑יא</w:t>
-      </w:r>
-    </w:p>
-    <w:p>
-      <w:pPr/>
-      <w:r>
-        <w:rPr>
-          <w:lang w:val="fr_FR" w:bidi="fr_FR"/>
-        </w:rPr>
-      </w:r>
-      <w:r>
-        <w:rPr>
           <w:b/>
           <w:lang w:val="fr_FR" w:bidi="fr_FR"/>
         </w:rPr>
@@ -7916,20 +7109,6 @@
       </w:r>
       <w:r>
         <w:rPr>
-          <w:lang w:val="fr_FR" w:bidi="fr_FR"/>
-        </w:rPr>
-        <w:t>אָנָּ֤ה יְהוָה֙ אַל־נָ֣א נֹאבְדָ֗ה בְּ⁠נֶ֨פֶשׁ֙ הָ⁠אִ֣ישׁ הַ⁠זֶּ֔ה וְ⁠אַל־תִּתֵּ֥ן עָלֵ֖י⁠נוּ דָּ֣ם נָקִ֑יא כִּֽי־אַתָּ֣ה יְהוָ֔ה כַּ⁠אֲשֶׁ֥ר חָפַ֖צְתָּ עָשִֽׂיתָ</w:t>
-      </w:r>
-    </w:p>
-    <w:p>
-      <w:pPr/>
-      <w:r>
-        <w:rPr>
-          <w:lang w:val="fr_FR" w:bidi="fr_FR"/>
-        </w:rPr>
-      </w:r>
-      <w:r>
-        <w:rPr>
           <w:b/>
           <w:lang w:val="fr_FR" w:bidi="fr_FR"/>
         </w:rPr>
@@ -8027,20 +7206,6 @@
       </w:r>
       <w:r>
         <w:rPr>
-          <w:lang w:val="fr_FR" w:bidi="fr_FR"/>
-        </w:rPr>
-        <w:t>אַל־נָ֣א נֹאבְדָ֗ה בְּ⁠נֶ֨פֶשׁ֙ הָ⁠אִ֣ישׁ הַ⁠זֶּ֔ה וְ⁠אַל־תִּתֵּ֥ן עָלֵ֖י⁠נוּ דָּ֣ם נָקִ֑יא</w:t>
-      </w:r>
-    </w:p>
-    <w:p>
-      <w:pPr/>
-      <w:r>
-        <w:rPr>
-          <w:lang w:val="fr_FR" w:bidi="fr_FR"/>
-        </w:rPr>
-      </w:r>
-      <w:r>
-        <w:rPr>
           <w:b/>
           <w:lang w:val="fr_FR" w:bidi="fr_FR"/>
         </w:rPr>
@@ -8151,20 +7316,6 @@
       </w:r>
       <w:r>
         <w:rPr>
-          <w:lang w:val="fr_FR" w:bidi="fr_FR"/>
-        </w:rPr>
-        <w:t>וַ⁠יַּעֲמֹ֥ד הַ⁠יָּ֖ם מִ⁠זַּעְפּֽ⁠וֹ</w:t>
-      </w:r>
-    </w:p>
-    <w:p>
-      <w:pPr/>
-      <w:r>
-        <w:rPr>
-          <w:lang w:val="fr_FR" w:bidi="fr_FR"/>
-        </w:rPr>
-      </w:r>
-      <w:r>
-        <w:rPr>
           <w:b/>
           <w:lang w:val="fr_FR" w:bidi="fr_FR"/>
         </w:rPr>
@@ -8274,20 +7425,6 @@
       </w:r>
       <w:r>
         <w:rPr>
-          <w:lang w:val="fr_FR" w:bidi="fr_FR"/>
-        </w:rPr>
-        <w:t>וַ⁠יַּעֲמֹ֥ד הַ⁠יָּ֖ם מִ⁠זַּעְפּֽ⁠וֹ</w:t>
-      </w:r>
-    </w:p>
-    <w:p>
-      <w:pPr/>
-      <w:r>
-        <w:rPr>
-          <w:lang w:val="fr_FR" w:bidi="fr_FR"/>
-        </w:rPr>
-      </w:r>
-      <w:r>
-        <w:rPr>
           <w:b/>
           <w:lang w:val="fr_FR" w:bidi="fr_FR"/>
         </w:rPr>
@@ -8410,20 +7547,6 @@
       </w:r>
       <w:r>
         <w:rPr>
-          <w:lang w:val="fr_FR" w:bidi="fr_FR"/>
-        </w:rPr>
-        <w:t>וַ⁠יִּֽירְא֧וּ הָ⁠אֲנָשִׁ֛ים יִרְאָ֥ה גְדוֹלָ֖ה אֶת־יְהוָ֑ה</w:t>
-      </w:r>
-    </w:p>
-    <w:p>
-      <w:pPr/>
-      <w:r>
-        <w:rPr>
-          <w:lang w:val="fr_FR" w:bidi="fr_FR"/>
-        </w:rPr>
-      </w:r>
-      <w:r>
-        <w:rPr>
           <w:b/>
           <w:lang w:val="fr_FR" w:bidi="fr_FR"/>
         </w:rPr>
@@ -8484,7 +7607,7 @@
         </w:rPr>
         <w:t>Vérifiez comment vous avez traduit cette expression au</w:t>
       </w:r>
-      <w:hyperlink r:id="rId18">
+      <w:hyperlink r:id="rId16">
         <w:r>
           <w:rPr>
             <w:lang w:val="fr_FR" w:bidi="fr_FR"/>
@@ -8566,20 +7689,6 @@
       </w:r>
       <w:r>
         <w:rPr>
-          <w:lang w:val="fr_FR" w:bidi="fr_FR"/>
-        </w:rPr>
-        <w:t>וַ⁠יִּֽזְבְּחוּ־זֶ֨בַח֙ לַֽ⁠יהוָ֔ה וַֽ⁠יִּדְּר֖וּ נְדָרִֽים</w:t>
-      </w:r>
-    </w:p>
-    <w:p>
-      <w:pPr/>
-      <w:r>
-        <w:rPr>
-          <w:lang w:val="fr_FR" w:bidi="fr_FR"/>
-        </w:rPr>
-      </w:r>
-      <w:r>
-        <w:rPr>
           <w:b/>
           <w:lang w:val="fr_FR" w:bidi="fr_FR"/>
         </w:rPr>
@@ -8741,20 +7850,6 @@
       </w:r>
       <w:r>
         <w:rPr>
-          <w:lang w:val="fr_FR" w:bidi="fr_FR"/>
-        </w:rPr>
-        <w:t>וַ⁠יְמַ֤ן יְהוָה֙ דָּ֣ג גָּד֔וֹל לִ⁠בְלֹ֖עַ אֶת־יוֹנָ֑ה וַ⁠יְהִ֤י יוֹנָה֙ בִּ⁠מְעֵ֣י הַ⁠דָּ֔ג שְׁלֹשָׁ֥ה יָמִ֖ים וּ⁠שְׁלֹשָׁ֥ה לֵילֽוֹת</w:t>
-      </w:r>
-    </w:p>
-    <w:p>
-      <w:pPr/>
-      <w:r>
-        <w:rPr>
-          <w:lang w:val="fr_FR" w:bidi="fr_FR"/>
-        </w:rPr>
-      </w:r>
-      <w:r>
-        <w:rPr>
           <w:b/>
           <w:lang w:val="fr_FR" w:bidi="fr_FR"/>
         </w:rPr>
@@ -8818,20 +7913,6 @@
       </w:r>
       <w:r>
         <w:rPr>
-          <w:lang w:val="fr_FR" w:bidi="fr_FR"/>
-        </w:rPr>
-        <w:t>וַ⁠יְמַ֤ן יְהוָה֙ דָּ֣ג גָּד֔וֹל לִ⁠בְלֹ֖עַ אֶת־יוֹנָ֑ה</w:t>
-      </w:r>
-    </w:p>
-    <w:p>
-      <w:pPr/>
-      <w:r>
-        <w:rPr>
-          <w:lang w:val="fr_FR" w:bidi="fr_FR"/>
-        </w:rPr>
-      </w:r>
-      <w:r>
-        <w:rPr>
           <w:b/>
           <w:lang w:val="fr_FR" w:bidi="fr_FR"/>
         </w:rPr>
@@ -9218,20 +8299,6 @@
       </w:r>
       <w:r>
         <w:rPr>
-          <w:lang w:val="fr_FR" w:bidi="fr_FR"/>
-        </w:rPr>
-        <w:t>יְהוָ֖ה אֱלֹהָ֑י⁠ו</w:t>
-      </w:r>
-    </w:p>
-    <w:p>
-      <w:pPr/>
-      <w:r>
-        <w:rPr>
-          <w:lang w:val="fr_FR" w:bidi="fr_FR"/>
-        </w:rPr>
-      </w:r>
-      <w:r>
-        <w:rPr>
           <w:b/>
           <w:lang w:val="fr_FR" w:bidi="fr_FR"/>
         </w:rPr>
@@ -9341,20 +8408,6 @@
       </w:r>
       <w:r>
         <w:rPr>
-          <w:lang w:val="fr_FR" w:bidi="fr_FR"/>
-        </w:rPr>
-        <w:t>וַ⁠יֹּ֗אמֶר</w:t>
-      </w:r>
-    </w:p>
-    <w:p>
-      <w:pPr/>
-      <w:r>
-        <w:rPr>
-          <w:lang w:val="fr_FR" w:bidi="fr_FR"/>
-        </w:rPr>
-      </w:r>
-      <w:r>
-        <w:rPr>
           <w:b/>
           <w:lang w:val="fr_FR" w:bidi="fr_FR"/>
         </w:rPr>
@@ -9420,20 +8473,6 @@
         <w:rPr>
           <w:lang w:val="fr_FR" w:bidi="fr_FR"/>
         </w:rPr>
-      </w:r>
-    </w:p>
-    <w:p>
-      <w:pPr/>
-      <w:r>
-        <w:rPr>
-          <w:lang w:val="fr_FR" w:bidi="fr_FR"/>
-        </w:rPr>
-      </w:r>
-      <w:r>
-        <w:rPr>
-          <w:lang w:val="fr_FR" w:bidi="fr_FR"/>
-        </w:rPr>
-        <w:t>קָ֠רָאתִי מִ⁠צָּ֥רָה לִ֛⁠י אֶל־יְהוָ֖ה וַֽ⁠יַּעֲנֵ֑⁠נִי</w:t>
       </w:r>
     </w:p>
     <w:p>
@@ -9550,20 +8589,6 @@
       </w:r>
       <w:r>
         <w:rPr>
-          <w:lang w:val="fr_FR" w:bidi="fr_FR"/>
-        </w:rPr>
-        <w:t>קָ֠רָאתִי מִ⁠צָּ֥רָה לִ֛⁠י אֶל־יְהוָ֖ה וַֽ⁠יַּעֲנֵ֑⁠נִי</w:t>
-      </w:r>
-    </w:p>
-    <w:p>
-      <w:pPr/>
-      <w:r>
-        <w:rPr>
-          <w:lang w:val="fr_FR" w:bidi="fr_FR"/>
-        </w:rPr>
-      </w:r>
-      <w:r>
-        <w:rPr>
           <w:b/>
           <w:lang w:val="fr_FR" w:bidi="fr_FR"/>
         </w:rPr>
@@ -9655,20 +8680,6 @@
       </w:r>
       <w:r>
         <w:rPr>
-          <w:lang w:val="fr_FR" w:bidi="fr_FR"/>
-        </w:rPr>
-        <w:t>וַֽ⁠יַּעֲנֵ֑⁠נִי</w:t>
-      </w:r>
-    </w:p>
-    <w:p>
-      <w:pPr/>
-      <w:r>
-        <w:rPr>
-          <w:lang w:val="fr_FR" w:bidi="fr_FR"/>
-        </w:rPr>
-      </w:r>
-      <w:r>
-        <w:rPr>
           <w:b/>
           <w:lang w:val="fr_FR" w:bidi="fr_FR"/>
         </w:rPr>
@@ -9752,20 +8763,6 @@
       </w:r>
       <w:r>
         <w:rPr>
-          <w:lang w:val="fr_FR" w:bidi="fr_FR"/>
-        </w:rPr>
-        <w:t>מִ⁠בֶּ֧טֶן שְׁא֛וֹל</w:t>
-      </w:r>
-    </w:p>
-    <w:p>
-      <w:pPr/>
-      <w:r>
-        <w:rPr>
-          <w:lang w:val="fr_FR" w:bidi="fr_FR"/>
-        </w:rPr>
-      </w:r>
-      <w:r>
-        <w:rPr>
           <w:b/>
           <w:lang w:val="fr_FR" w:bidi="fr_FR"/>
         </w:rPr>
@@ -9862,20 +8859,6 @@
       </w:r>
       <w:r>
         <w:rPr>
-          <w:lang w:val="fr_FR" w:bidi="fr_FR"/>
-        </w:rPr>
-        <w:t>שְׁא֛וֹל</w:t>
-      </w:r>
-    </w:p>
-    <w:p>
-      <w:pPr/>
-      <w:r>
-        <w:rPr>
-          <w:lang w:val="fr_FR" w:bidi="fr_FR"/>
-        </w:rPr>
-      </w:r>
-      <w:r>
-        <w:rPr>
           <w:b/>
           <w:lang w:val="fr_FR" w:bidi="fr_FR"/>
         </w:rPr>
@@ -9985,20 +8968,6 @@
       </w:r>
       <w:r>
         <w:rPr>
-          <w:lang w:val="fr_FR" w:bidi="fr_FR"/>
-        </w:rPr>
-        <w:t>שָׁמַ֥עְתָּ קוֹלִֽ⁠י</w:t>
-      </w:r>
-    </w:p>
-    <w:p>
-      <w:pPr/>
-      <w:r>
-        <w:rPr>
-          <w:lang w:val="fr_FR" w:bidi="fr_FR"/>
-        </w:rPr>
-      </w:r>
-      <w:r>
-        <w:rPr>
           <w:b/>
           <w:lang w:val="fr_FR" w:bidi="fr_FR"/>
         </w:rPr>
@@ -10084,20 +9053,6 @@
         <w:rPr>
           <w:lang w:val="fr_FR" w:bidi="fr_FR"/>
         </w:rPr>
-      </w:r>
-    </w:p>
-    <w:p>
-      <w:pPr/>
-      <w:r>
-        <w:rPr>
-          <w:lang w:val="fr_FR" w:bidi="fr_FR"/>
-        </w:rPr>
-      </w:r>
-      <w:r>
-        <w:rPr>
-          <w:lang w:val="fr_FR" w:bidi="fr_FR"/>
-        </w:rPr>
-        <w:t>קָ֠רָאתִי מִ⁠צָּ֥רָה לִ֛⁠י אֶל־יְהוָ֖ה וַֽ⁠יַּעֲנֵ֑⁠נִי מִ⁠בֶּ֧טֶן שְׁא֛וֹל שִׁוַּ֖עְתִּי שָׁמַ֥עְתָּ קוֹלִֽ⁠י</w:t>
       </w:r>
     </w:p>
     <w:p>
@@ -10216,20 +9171,6 @@
       </w:r>
       <w:r>
         <w:rPr>
-          <w:lang w:val="fr_FR" w:bidi="fr_FR"/>
-        </w:rPr>
-        <w:t>בִּ⁠לְבַ֣ב יַמִּ֔ים</w:t>
-      </w:r>
-    </w:p>
-    <w:p>
-      <w:pPr/>
-      <w:r>
-        <w:rPr>
-          <w:lang w:val="fr_FR" w:bidi="fr_FR"/>
-        </w:rPr>
-      </w:r>
-      <w:r>
-        <w:rPr>
           <w:b/>
           <w:lang w:val="fr_FR" w:bidi="fr_FR"/>
         </w:rPr>
@@ -10353,20 +9294,6 @@
       </w:r>
       <w:r>
         <w:rPr>
-          <w:lang w:val="fr_FR" w:bidi="fr_FR"/>
-        </w:rPr>
-        <w:t>וְ⁠נָהָ֖ר יְסֹבְבֵ֑⁠נִי</w:t>
-      </w:r>
-    </w:p>
-    <w:p>
-      <w:pPr/>
-      <w:r>
-        <w:rPr>
-          <w:lang w:val="fr_FR" w:bidi="fr_FR"/>
-        </w:rPr>
-      </w:r>
-      <w:r>
-        <w:rPr>
           <w:b/>
           <w:lang w:val="fr_FR" w:bidi="fr_FR"/>
         </w:rPr>
@@ -10444,20 +9371,6 @@
       </w:r>
       <w:r>
         <w:rPr>
-          <w:lang w:val="fr_FR" w:bidi="fr_FR"/>
-        </w:rPr>
-        <w:t>מִשְׁבָּרֶ֥י⁠ךָ וְ⁠גַלֶּ֖י⁠ךָ</w:t>
-      </w:r>
-    </w:p>
-    <w:p>
-      <w:pPr/>
-      <w:r>
-        <w:rPr>
-          <w:lang w:val="fr_FR" w:bidi="fr_FR"/>
-        </w:rPr>
-      </w:r>
-      <w:r>
-        <w:rPr>
           <w:b/>
           <w:lang w:val="fr_FR" w:bidi="fr_FR"/>
         </w:rPr>
@@ -10567,20 +9480,6 @@
       </w:r>
       <w:r>
         <w:rPr>
-          <w:lang w:val="fr_FR" w:bidi="fr_FR"/>
-        </w:rPr>
-        <w:t>יַמִּ֔ים</w:t>
-      </w:r>
-    </w:p>
-    <w:p>
-      <w:pPr/>
-      <w:r>
-        <w:rPr>
-          <w:lang w:val="fr_FR" w:bidi="fr_FR"/>
-        </w:rPr>
-      </w:r>
-      <w:r>
-        <w:rPr>
           <w:b/>
           <w:lang w:val="fr_FR" w:bidi="fr_FR"/>
         </w:rPr>
@@ -10677,20 +9576,6 @@
       </w:r>
       <w:r>
         <w:rPr>
-          <w:lang w:val="fr_FR" w:bidi="fr_FR"/>
-        </w:rPr>
-        <w:t>מִשְׁבָּרֶ֥י⁠ךָ וְ⁠גַלֶּ֖י⁠ךָ</w:t>
-      </w:r>
-    </w:p>
-    <w:p>
-      <w:pPr/>
-      <w:r>
-        <w:rPr>
-          <w:lang w:val="fr_FR" w:bidi="fr_FR"/>
-        </w:rPr>
-      </w:r>
-      <w:r>
-        <w:rPr>
           <w:b/>
           <w:lang w:val="fr_FR" w:bidi="fr_FR"/>
         </w:rPr>
@@ -10813,20 +9698,6 @@
       </w:r>
       <w:r>
         <w:rPr>
-          <w:lang w:val="fr_FR" w:bidi="fr_FR"/>
-        </w:rPr>
-        <w:t>וַ⁠אֲנִ֣י</w:t>
-      </w:r>
-    </w:p>
-    <w:p>
-      <w:pPr/>
-      <w:r>
-        <w:rPr>
-          <w:lang w:val="fr_FR" w:bidi="fr_FR"/>
-        </w:rPr>
-      </w:r>
-      <w:r>
-        <w:rPr>
           <w:b/>
           <w:lang w:val="fr_FR" w:bidi="fr_FR"/>
         </w:rPr>
@@ -11003,20 +9874,6 @@
       </w:r>
       <w:r>
         <w:rPr>
-          <w:lang w:val="fr_FR" w:bidi="fr_FR"/>
-        </w:rPr>
-        <w:t>נִגְרַ֖שְׁתִּי</w:t>
-      </w:r>
-    </w:p>
-    <w:p>
-      <w:pPr/>
-      <w:r>
-        <w:rPr>
-          <w:lang w:val="fr_FR" w:bidi="fr_FR"/>
-        </w:rPr>
-      </w:r>
-      <w:r>
-        <w:rPr>
           <w:b/>
           <w:lang w:val="fr_FR" w:bidi="fr_FR"/>
         </w:rPr>
@@ -11100,20 +9957,6 @@
       </w:r>
       <w:r>
         <w:rPr>
-          <w:lang w:val="fr_FR" w:bidi="fr_FR"/>
-        </w:rPr>
-        <w:t>מִ⁠נֶּ֣גֶד עֵינֶ֑י⁠ךָ</w:t>
-      </w:r>
-    </w:p>
-    <w:p>
-      <w:pPr/>
-      <w:r>
-        <w:rPr>
-          <w:lang w:val="fr_FR" w:bidi="fr_FR"/>
-        </w:rPr>
-      </w:r>
-      <w:r>
-        <w:rPr>
           <w:b/>
           <w:lang w:val="fr_FR" w:bidi="fr_FR"/>
         </w:rPr>
@@ -11224,20 +10067,6 @@
       </w:r>
       <w:r>
         <w:rPr>
-          <w:lang w:val="fr_FR" w:bidi="fr_FR"/>
-        </w:rPr>
-        <w:t>אַ֚ךְ</w:t>
-      </w:r>
-    </w:p>
-    <w:p>
-      <w:pPr/>
-      <w:r>
-        <w:rPr>
-          <w:lang w:val="fr_FR" w:bidi="fr_FR"/>
-        </w:rPr>
-      </w:r>
-      <w:r>
-        <w:rPr>
           <w:b/>
           <w:lang w:val="fr_FR" w:bidi="fr_FR"/>
         </w:rPr>
@@ -11323,20 +10152,6 @@
         <w:rPr>
           <w:lang w:val="fr_FR" w:bidi="fr_FR"/>
         </w:rPr>
-      </w:r>
-    </w:p>
-    <w:p>
-      <w:pPr/>
-      <w:r>
-        <w:rPr>
-          <w:lang w:val="fr_FR" w:bidi="fr_FR"/>
-        </w:rPr>
-      </w:r>
-      <w:r>
-        <w:rPr>
-          <w:lang w:val="fr_FR" w:bidi="fr_FR"/>
-        </w:rPr>
-        <w:t>אֲפָפ֤וּ⁠נִי מַ֨יִם֙ עַד־נֶ֔פֶשׁ תְּה֖וֹם יְסֹבְבֵ֑⁠נִי</w:t>
       </w:r>
     </w:p>
     <w:p>
@@ -11502,20 +10317,6 @@
       </w:r>
       <w:r>
         <w:rPr>
-          <w:lang w:val="fr_FR" w:bidi="fr_FR"/>
-        </w:rPr>
-        <w:t>עַד־נֶ֔פֶשׁ</w:t>
-      </w:r>
-    </w:p>
-    <w:p>
-      <w:pPr/>
-      <w:r>
-        <w:rPr>
-          <w:lang w:val="fr_FR" w:bidi="fr_FR"/>
-        </w:rPr>
-      </w:r>
-      <w:r>
-        <w:rPr>
           <w:b/>
           <w:lang w:val="fr_FR" w:bidi="fr_FR"/>
         </w:rPr>
@@ -11659,20 +10460,6 @@
       </w:r>
       <w:r>
         <w:rPr>
-          <w:lang w:val="fr_FR" w:bidi="fr_FR"/>
-        </w:rPr>
-        <w:t>תְּה֖וֹם יְסֹבְבֵ֑⁠נִי</w:t>
-      </w:r>
-    </w:p>
-    <w:p>
-      <w:pPr/>
-      <w:r>
-        <w:rPr>
-          <w:lang w:val="fr_FR" w:bidi="fr_FR"/>
-        </w:rPr>
-      </w:r>
-      <w:r>
-        <w:rPr>
           <w:b/>
           <w:lang w:val="fr_FR" w:bidi="fr_FR"/>
         </w:rPr>
@@ -11736,20 +10523,6 @@
       </w:r>
       <w:r>
         <w:rPr>
-          <w:lang w:val="fr_FR" w:bidi="fr_FR"/>
-        </w:rPr>
-        <w:t>ס֖וּף</w:t>
-      </w:r>
-    </w:p>
-    <w:p>
-      <w:pPr/>
-      <w:r>
-        <w:rPr>
-          <w:lang w:val="fr_FR" w:bidi="fr_FR"/>
-        </w:rPr>
-      </w:r>
-      <w:r>
-        <w:rPr>
           <w:b/>
           <w:lang w:val="fr_FR" w:bidi="fr_FR"/>
         </w:rPr>
@@ -11859,20 +10632,6 @@
       </w:r>
       <w:r>
         <w:rPr>
-          <w:lang w:val="fr_FR" w:bidi="fr_FR"/>
-        </w:rPr>
-        <w:t>הָ⁠אָ֛רֶץ בְּרִחֶ֥י⁠הָ בַעֲדִ֖⁠י לְ⁠עוֹלָ֑ם</w:t>
-      </w:r>
-    </w:p>
-    <w:p>
-      <w:pPr/>
-      <w:r>
-        <w:rPr>
-          <w:lang w:val="fr_FR" w:bidi="fr_FR"/>
-        </w:rPr>
-      </w:r>
-      <w:r>
-        <w:rPr>
           <w:b/>
           <w:lang w:val="fr_FR" w:bidi="fr_FR"/>
         </w:rPr>
@@ -12009,20 +10768,6 @@
       </w:r>
       <w:r>
         <w:rPr>
-          <w:lang w:val="fr_FR" w:bidi="fr_FR"/>
-        </w:rPr>
-        <w:t>וַ⁠תַּ֧עַל מִ⁠שַּׁ֛חַת חַיַּ֖⁠י</w:t>
-      </w:r>
-    </w:p>
-    <w:p>
-      <w:pPr/>
-      <w:r>
-        <w:rPr>
-          <w:lang w:val="fr_FR" w:bidi="fr_FR"/>
-        </w:rPr>
-      </w:r>
-      <w:r>
-        <w:rPr>
           <w:b/>
           <w:lang w:val="fr_FR" w:bidi="fr_FR"/>
         </w:rPr>
@@ -12133,20 +10878,6 @@
       </w:r>
       <w:r>
         <w:rPr>
-          <w:lang w:val="fr_FR" w:bidi="fr_FR"/>
-        </w:rPr>
-        <w:t>יְהוָ֥ה אֱלֹהָֽ⁠י</w:t>
-      </w:r>
-    </w:p>
-    <w:p>
-      <w:pPr/>
-      <w:r>
-        <w:rPr>
-          <w:lang w:val="fr_FR" w:bidi="fr_FR"/>
-        </w:rPr>
-      </w:r>
-      <w:r>
-        <w:rPr>
           <w:b/>
           <w:lang w:val="fr_FR" w:bidi="fr_FR"/>
         </w:rPr>
@@ -12242,20 +10973,6 @@
       </w:r>
       <w:r>
         <w:rPr>
-          <w:lang w:val="fr_FR" w:bidi="fr_FR"/>
-        </w:rPr>
-        <w:t>חַיַּ֖⁠י</w:t>
-      </w:r>
-    </w:p>
-    <w:p>
-      <w:pPr/>
-      <w:r>
-        <w:rPr>
-          <w:lang w:val="fr_FR" w:bidi="fr_FR"/>
-        </w:rPr>
-      </w:r>
-      <w:r>
-        <w:rPr>
           <w:b/>
           <w:lang w:val="fr_FR" w:bidi="fr_FR"/>
         </w:rPr>
@@ -12392,20 +11109,6 @@
       </w:r>
       <w:r>
         <w:rPr>
-          <w:lang w:val="fr_FR" w:bidi="fr_FR"/>
-        </w:rPr>
-        <w:t>אֱלֹהָֽ⁠י</w:t>
-      </w:r>
-    </w:p>
-    <w:p>
-      <w:pPr/>
-      <w:r>
-        <w:rPr>
-          <w:lang w:val="fr_FR" w:bidi="fr_FR"/>
-        </w:rPr>
-      </w:r>
-      <w:r>
-        <w:rPr>
           <w:b/>
           <w:lang w:val="fr_FR" w:bidi="fr_FR"/>
         </w:rPr>
@@ -12515,20 +11218,6 @@
       </w:r>
       <w:r>
         <w:rPr>
-          <w:lang w:val="fr_FR" w:bidi="fr_FR"/>
-        </w:rPr>
-        <w:t>בְּ⁠הִתְעַטֵּ֤ף עָלַ⁠י֙ נַפְשִׁ֔⁠י</w:t>
-      </w:r>
-    </w:p>
-    <w:p>
-      <w:pPr/>
-      <w:r>
-        <w:rPr>
-          <w:lang w:val="fr_FR" w:bidi="fr_FR"/>
-        </w:rPr>
-      </w:r>
-      <w:r>
-        <w:rPr>
           <w:b/>
           <w:lang w:val="fr_FR" w:bidi="fr_FR"/>
         </w:rPr>
@@ -12626,20 +11315,6 @@
       </w:r>
       <w:r>
         <w:rPr>
-          <w:lang w:val="fr_FR" w:bidi="fr_FR"/>
-        </w:rPr>
-        <w:t>אֶת־יְהוָ֖ה זָכָ֑רְתִּי</w:t>
-      </w:r>
-    </w:p>
-    <w:p>
-      <w:pPr/>
-      <w:r>
-        <w:rPr>
-          <w:lang w:val="fr_FR" w:bidi="fr_FR"/>
-        </w:rPr>
-      </w:r>
-      <w:r>
-        <w:rPr>
           <w:b/>
           <w:lang w:val="fr_FR" w:bidi="fr_FR"/>
         </w:rPr>
@@ -12725,20 +11400,6 @@
         <w:rPr>
           <w:lang w:val="fr_FR" w:bidi="fr_FR"/>
         </w:rPr>
-      </w:r>
-    </w:p>
-    <w:p>
-      <w:pPr/>
-      <w:r>
-        <w:rPr>
-          <w:lang w:val="fr_FR" w:bidi="fr_FR"/>
-        </w:rPr>
-      </w:r>
-      <w:r>
-        <w:rPr>
-          <w:lang w:val="fr_FR" w:bidi="fr_FR"/>
-        </w:rPr>
-        <w:t>וַ⁠תָּב֤וֹא אֵלֶ֨י⁠ךָ֙ תְּפִלָּתִ֔⁠י אֶל־הֵיכַ֖ל קָדְשֶֽׁ⁠ךָ</w:t>
       </w:r>
     </w:p>
     <w:p>
@@ -12854,20 +11515,6 @@
       </w:r>
       <w:r>
         <w:rPr>
-          <w:lang w:val="fr_FR" w:bidi="fr_FR"/>
-        </w:rPr>
-        <w:t>אֶת־יְהוָ֖ה זָכָ֑רְתִּי</w:t>
-      </w:r>
-    </w:p>
-    <w:p>
-      <w:pPr/>
-      <w:r>
-        <w:rPr>
-          <w:lang w:val="fr_FR" w:bidi="fr_FR"/>
-        </w:rPr>
-      </w:r>
-      <w:r>
-        <w:rPr>
           <w:b/>
           <w:lang w:val="fr_FR" w:bidi="fr_FR"/>
         </w:rPr>
@@ -12951,20 +11598,6 @@
       </w:r>
       <w:r>
         <w:rPr>
-          <w:lang w:val="fr_FR" w:bidi="fr_FR"/>
-        </w:rPr>
-        <w:t>מְשַׁמְּרִ֖ים הַבְלֵי־שָׁ֑וְא</w:t>
-      </w:r>
-    </w:p>
-    <w:p>
-      <w:pPr/>
-      <w:r>
-        <w:rPr>
-          <w:lang w:val="fr_FR" w:bidi="fr_FR"/>
-        </w:rPr>
-      </w:r>
-      <w:r>
-        <w:rPr>
           <w:b/>
           <w:lang w:val="fr_FR" w:bidi="fr_FR"/>
         </w:rPr>
@@ -13061,20 +11694,6 @@
       </w:r>
       <w:r>
         <w:rPr>
-          <w:lang w:val="fr_FR" w:bidi="fr_FR"/>
-        </w:rPr>
-        <w:t>חַסְדָּ֖⁠ם יַעֲזֹֽבוּ</w:t>
-      </w:r>
-    </w:p>
-    <w:p>
-      <w:pPr/>
-      <w:r>
-        <w:rPr>
-          <w:lang w:val="fr_FR" w:bidi="fr_FR"/>
-        </w:rPr>
-      </w:r>
-      <w:r>
-        <w:rPr>
           <w:b/>
           <w:lang w:val="fr_FR" w:bidi="fr_FR"/>
         </w:rPr>
@@ -13185,20 +11804,6 @@
       </w:r>
       <w:r>
         <w:rPr>
-          <w:lang w:val="fr_FR" w:bidi="fr_FR"/>
-        </w:rPr>
-        <w:t>וַ⁠אֲנִ֗י</w:t>
-      </w:r>
-    </w:p>
-    <w:p>
-      <w:pPr/>
-      <w:r>
-        <w:rPr>
-          <w:lang w:val="fr_FR" w:bidi="fr_FR"/>
-        </w:rPr>
-      </w:r>
-      <w:r>
-        <w:rPr>
           <w:b/>
           <w:lang w:val="fr_FR" w:bidi="fr_FR"/>
         </w:rPr>
@@ -13348,20 +11953,6 @@
       </w:r>
       <w:r>
         <w:rPr>
-          <w:lang w:val="fr_FR" w:bidi="fr_FR"/>
-        </w:rPr>
-        <w:t>בְּ⁠ק֤וֹל תּוֹדָה֙</w:t>
-      </w:r>
-    </w:p>
-    <w:p>
-      <w:pPr/>
-      <w:r>
-        <w:rPr>
-          <w:lang w:val="fr_FR" w:bidi="fr_FR"/>
-        </w:rPr>
-      </w:r>
-      <w:r>
-        <w:rPr>
           <w:b/>
           <w:lang w:val="fr_FR" w:bidi="fr_FR"/>
         </w:rPr>
@@ -13459,20 +12050,6 @@
       </w:r>
       <w:r>
         <w:rPr>
-          <w:lang w:val="fr_FR" w:bidi="fr_FR"/>
-        </w:rPr>
-        <w:t>יְשׁוּעָ֖תָ⁠ה לַ⁠יהוָֽה</w:t>
-      </w:r>
-    </w:p>
-    <w:p>
-      <w:pPr/>
-      <w:r>
-        <w:rPr>
-          <w:lang w:val="fr_FR" w:bidi="fr_FR"/>
-        </w:rPr>
-      </w:r>
-      <w:r>
-        <w:rPr>
           <w:b/>
           <w:lang w:val="fr_FR" w:bidi="fr_FR"/>
         </w:rPr>
@@ -13569,20 +12146,6 @@
       </w:r>
       <w:r>
         <w:rPr>
-          <w:lang w:val="fr_FR" w:bidi="fr_FR"/>
-        </w:rPr>
-        <w:t>יְשׁוּעָ֖תָ⁠ה לַ⁠יהוָֽה</w:t>
-      </w:r>
-    </w:p>
-    <w:p>
-      <w:pPr/>
-      <w:r>
-        <w:rPr>
-          <w:lang w:val="fr_FR" w:bidi="fr_FR"/>
-        </w:rPr>
-      </w:r>
-      <w:r>
-        <w:rPr>
           <w:b/>
           <w:lang w:val="fr_FR" w:bidi="fr_FR"/>
         </w:rPr>
@@ -13679,20 +12242,6 @@
       </w:r>
       <w:r>
         <w:rPr>
-          <w:lang w:val="fr_FR" w:bidi="fr_FR"/>
-        </w:rPr>
-        <w:t>יְשׁוּעָ֖תָ⁠ה לַ⁠יהוָֽה</w:t>
-      </w:r>
-    </w:p>
-    <w:p>
-      <w:pPr/>
-      <w:r>
-        <w:rPr>
-          <w:lang w:val="fr_FR" w:bidi="fr_FR"/>
-        </w:rPr>
-      </w:r>
-      <w:r>
-        <w:rPr>
           <w:b/>
           <w:lang w:val="fr_FR" w:bidi="fr_FR"/>
         </w:rPr>
@@ -13712,7 +12261,7 @@
         </w:rPr>
         <w:t xml:space="preserve">Ici, Jonas fait une déclaration sur l'Éternel à la troisième personne dans le cadre de sa prière. Si cela n'est pas naturel dans votre langue, vous pouvez en faire une adresse à la deuxième personne en utilisant « tu ». Voir aussi la note concernant la phrase : « Dans ma détresse, j'ai invoqué l'Éternel » dans </w:t>
       </w:r>
-      <w:hyperlink r:id="rId20">
+      <w:hyperlink r:id="rId18">
         <w:r>
           <w:rPr>
             <w:lang w:val="fr_FR" w:bidi="fr_FR"/>
@@ -13794,20 +12343,6 @@
       </w:r>
       <w:r>
         <w:rPr>
-          <w:lang w:val="fr_FR" w:bidi="fr_FR"/>
-        </w:rPr>
-        <w:t>אֶל־הַ⁠יַּבָּשָֽׁה</w:t>
-      </w:r>
-    </w:p>
-    <w:p>
-      <w:pPr/>
-      <w:r>
-        <w:rPr>
-          <w:lang w:val="fr_FR" w:bidi="fr_FR"/>
-        </w:rPr>
-      </w:r>
-      <w:r>
-        <w:rPr>
           <w:b/>
           <w:lang w:val="fr_FR" w:bidi="fr_FR"/>
         </w:rPr>
@@ -13957,20 +12492,6 @@
       </w:r>
       <w:r>
         <w:rPr>
-          <w:lang w:val="fr_FR" w:bidi="fr_FR"/>
-        </w:rPr>
-        <w:t>וַ⁠יֹּ֥אמֶר יְהוָ֖ה לַ⁠דָּ֑ג</w:t>
-      </w:r>
-    </w:p>
-    <w:p>
-      <w:pPr/>
-      <w:r>
-        <w:rPr>
-          <w:lang w:val="fr_FR" w:bidi="fr_FR"/>
-        </w:rPr>
-      </w:r>
-      <w:r>
-        <w:rPr>
           <w:b/>
           <w:lang w:val="fr_FR" w:bidi="fr_FR"/>
         </w:rPr>
@@ -14068,20 +12589,6 @@
       </w:r>
       <w:r>
         <w:rPr>
-          <w:lang w:val="fr_FR" w:bidi="fr_FR"/>
-        </w:rPr>
-        <w:t>וַ⁠יֹּ֥אמֶר יְהוָ֖ה לַ⁠דָּ֑ג</w:t>
-      </w:r>
-    </w:p>
-    <w:p>
-      <w:pPr/>
-      <w:r>
-        <w:rPr>
-          <w:lang w:val="fr_FR" w:bidi="fr_FR"/>
-        </w:rPr>
-      </w:r>
-      <w:r>
-        <w:rPr>
           <w:b/>
           <w:lang w:val="fr_FR" w:bidi="fr_FR"/>
         </w:rPr>
@@ -14475,20 +12982,6 @@
       </w:r>
       <w:r>
         <w:rPr>
-          <w:lang w:val="fr_FR" w:bidi="fr_FR"/>
-        </w:rPr>
-        <w:t>וַ⁠יְהִ֧י דְבַר־יְהוָ֛ה</w:t>
-      </w:r>
-    </w:p>
-    <w:p>
-      <w:pPr/>
-      <w:r>
-        <w:rPr>
-          <w:lang w:val="fr_FR" w:bidi="fr_FR"/>
-        </w:rPr>
-      </w:r>
-      <w:r>
-        <w:rPr>
           <w:b/>
           <w:lang w:val="fr_FR" w:bidi="fr_FR"/>
         </w:rPr>
@@ -14522,7 +13015,7 @@
         </w:rPr>
         <w:t xml:space="preserve">Cette phrase introduit la deuxième partie de l'histoire de Jonas. La même phrase a introduit la première partie de l'histoire dans </w:t>
       </w:r>
-      <w:hyperlink r:id="rId21">
+      <w:hyperlink r:id="rId19">
         <w:r>
           <w:rPr>
             <w:lang w:val="fr_FR" w:bidi="fr_FR"/>
@@ -14540,7 +13033,7 @@
         </w:rPr>
         <w:t xml:space="preserve">. Vérifiez comment vous l'avez traduite dans ce verset. Sachant qu'elle introduit ici la deuxième partie de l'histoire, qu'est-ce qui est le plus naturel dans votre langue ? D'utiliser la même expression que dans </w:t>
       </w:r>
-      <w:hyperlink r:id="rId21">
+      <w:hyperlink r:id="rId19">
         <w:r>
           <w:rPr>
             <w:lang w:val="fr_FR" w:bidi="fr_FR"/>
@@ -14622,20 +13115,6 @@
       </w:r>
       <w:r>
         <w:rPr>
-          <w:lang w:val="fr_FR" w:bidi="fr_FR"/>
-        </w:rPr>
-        <w:t>וַ⁠יְהִ֧י דְבַר־יְהוָ֛ה</w:t>
-      </w:r>
-    </w:p>
-    <w:p>
-      <w:pPr/>
-      <w:r>
-        <w:rPr>
-          <w:lang w:val="fr_FR" w:bidi="fr_FR"/>
-        </w:rPr>
-      </w:r>
-      <w:r>
-        <w:rPr>
           <w:b/>
           <w:lang w:val="fr_FR" w:bidi="fr_FR"/>
         </w:rPr>
@@ -14669,7 +13148,7 @@
         </w:rPr>
         <w:t xml:space="preserve">Il s'agit d'une expression idiomatique signifiant que l'Éternel a parlé ou communiqué son message d'une manière ou d'une autre. Vérifiez comment vous avez traduit cette expression dans </w:t>
       </w:r>
-      <w:hyperlink r:id="rId21">
+      <w:hyperlink r:id="rId19">
         <w:r>
           <w:rPr>
             <w:lang w:val="fr_FR" w:bidi="fr_FR"/>
@@ -14765,20 +13244,6 @@
       </w:r>
       <w:r>
         <w:rPr>
-          <w:lang w:val="fr_FR" w:bidi="fr_FR"/>
-        </w:rPr>
-        <w:t>הָ⁠עִ֣יר הַ⁠גְּדוֹלָ֑ה</w:t>
-      </w:r>
-    </w:p>
-    <w:p>
-      <w:pPr/>
-      <w:r>
-        <w:rPr>
-          <w:lang w:val="fr_FR" w:bidi="fr_FR"/>
-        </w:rPr>
-      </w:r>
-      <w:r>
-        <w:rPr>
           <w:b/>
           <w:lang w:val="fr_FR" w:bidi="fr_FR"/>
         </w:rPr>
@@ -14798,7 +13263,7 @@
         </w:rPr>
         <w:t xml:space="preserve">Ici, comme dans </w:t>
       </w:r>
-      <w:hyperlink r:id="rId16">
+      <w:hyperlink r:id="rId14">
         <w:r>
           <w:rPr>
             <w:lang w:val="fr_FR" w:bidi="fr_FR"/>
@@ -14893,20 +13358,6 @@
       </w:r>
       <w:r>
         <w:rPr>
-          <w:lang w:val="fr_FR" w:bidi="fr_FR"/>
-        </w:rPr>
-        <w:t>ק֛וּם</w:t>
-      </w:r>
-    </w:p>
-    <w:p>
-      <w:pPr/>
-      <w:r>
-        <w:rPr>
-          <w:lang w:val="fr_FR" w:bidi="fr_FR"/>
-        </w:rPr>
-      </w:r>
-      <w:r>
-        <w:rPr>
           <w:b/>
           <w:lang w:val="fr_FR" w:bidi="fr_FR"/>
         </w:rPr>
@@ -14933,7 +13384,7 @@
         </w:rPr>
         <w:t xml:space="preserve"> est une expression idiomatique signifiant que Jonas doit agir et obéir à l'ordre qui va être donné, qui est d'« aller » (« va »). Si cette expression n'a pas cette signification dans votre langue, vous pouvez utiliser une expression idiomatique qui a ce sens dans votre langue ou exprimer son sens clairement. Vérifiez comment vous avez traduit cette expression dans </w:t>
       </w:r>
-      <w:hyperlink r:id="rId16">
+      <w:hyperlink r:id="rId14">
         <w:r>
           <w:rPr>
             <w:lang w:val="fr_FR" w:bidi="fr_FR"/>
@@ -14951,7 +13402,7 @@
         </w:rPr>
         <w:t xml:space="preserve"> et </w:t>
       </w:r>
-      <w:hyperlink r:id="rId17">
+      <w:hyperlink r:id="rId15">
         <w:r>
           <w:rPr>
             <w:lang w:val="fr_FR" w:bidi="fr_FR"/>
@@ -15033,20 +13484,6 @@
       </w:r>
       <w:r>
         <w:rPr>
-          <w:lang w:val="fr_FR" w:bidi="fr_FR"/>
-        </w:rPr>
-        <w:t>וִּ⁠קְרָ֤א אֵלֶ֨י⁠הָ֙ אֶת־הַ⁠קְּרִיאָ֔ה אֲשֶׁ֥ר אָנֹכִ֖י דֹּבֵ֥ר אֵלֶֽי⁠ךָ</w:t>
-      </w:r>
-    </w:p>
-    <w:p>
-      <w:pPr/>
-      <w:r>
-        <w:rPr>
-          <w:lang w:val="fr_FR" w:bidi="fr_FR"/>
-        </w:rPr>
-      </w:r>
-      <w:r>
-        <w:rPr>
           <w:b/>
           <w:lang w:val="fr_FR" w:bidi="fr_FR"/>
         </w:rPr>
@@ -15183,20 +13620,6 @@
       </w:r>
       <w:r>
         <w:rPr>
-          <w:lang w:val="fr_FR" w:bidi="fr_FR"/>
-        </w:rPr>
-        <w:t>וַ⁠יָּ֣קָם יוֹנָ֗ה וַ⁠יֵּ֛לֶךְ אֶל־נִֽינְוֶ֖ה כִּ⁠דְבַ֣ר יְהוָ֑ה</w:t>
-      </w:r>
-    </w:p>
-    <w:p>
-      <w:pPr/>
-      <w:r>
-        <w:rPr>
-          <w:lang w:val="fr_FR" w:bidi="fr_FR"/>
-        </w:rPr>
-      </w:r>
-      <w:r>
-        <w:rPr>
           <w:b/>
           <w:lang w:val="fr_FR" w:bidi="fr_FR"/>
         </w:rPr>
@@ -15242,7 +13665,7 @@
         </w:rPr>
         <w:t xml:space="preserve"> en réponse à l'ordre de l'Éternel d'« aller ». Il s'était également levé en </w:t>
       </w:r>
-      <w:hyperlink r:id="rId17">
+      <w:hyperlink r:id="rId15">
         <w:r>
           <w:rPr>
             <w:lang w:val="fr_FR" w:bidi="fr_FR"/>
@@ -15324,20 +13747,6 @@
       </w:r>
       <w:r>
         <w:rPr>
-          <w:lang w:val="fr_FR" w:bidi="fr_FR"/>
-        </w:rPr>
-        <w:t>כִּ⁠דְבַ֣ר יְהוָ֑ה</w:t>
-      </w:r>
-    </w:p>
-    <w:p>
-      <w:pPr/>
-      <w:r>
-        <w:rPr>
-          <w:lang w:val="fr_FR" w:bidi="fr_FR"/>
-        </w:rPr>
-      </w:r>
-      <w:r>
-        <w:rPr>
           <w:b/>
           <w:lang w:val="fr_FR" w:bidi="fr_FR"/>
         </w:rPr>
@@ -15434,20 +13843,6 @@
       </w:r>
       <w:r>
         <w:rPr>
-          <w:lang w:val="fr_FR" w:bidi="fr_FR"/>
-        </w:rPr>
-        <w:t>וְ⁠נִֽינְוֵ֗ה הָיְתָ֤ה עִיר־גְּדוֹלָה֙ לֵֽ⁠אלֹהִ֔ים מַהֲלַ֖ךְ שְׁלֹ֥שֶׁת יָמִֽים</w:t>
-      </w:r>
-    </w:p>
-    <w:p>
-      <w:pPr/>
-      <w:r>
-        <w:rPr>
-          <w:lang w:val="fr_FR" w:bidi="fr_FR"/>
-        </w:rPr>
-      </w:r>
-      <w:r>
-        <w:rPr>
           <w:b/>
           <w:lang w:val="fr_FR" w:bidi="fr_FR"/>
         </w:rPr>
@@ -15544,20 +13939,6 @@
       </w:r>
       <w:r>
         <w:rPr>
-          <w:lang w:val="fr_FR" w:bidi="fr_FR"/>
-        </w:rPr>
-        <w:t>עִיר־גְּדוֹלָה֙ לֵֽ⁠אלֹהִ֔ים</w:t>
-      </w:r>
-    </w:p>
-    <w:p>
-      <w:pPr/>
-      <w:r>
-        <w:rPr>
-          <w:lang w:val="fr_FR" w:bidi="fr_FR"/>
-        </w:rPr>
-      </w:r>
-      <w:r>
-        <w:rPr>
           <w:b/>
           <w:lang w:val="fr_FR" w:bidi="fr_FR"/>
         </w:rPr>
@@ -15694,20 +14075,6 @@
       </w:r>
       <w:r>
         <w:rPr>
-          <w:lang w:val="fr_FR" w:bidi="fr_FR"/>
-        </w:rPr>
-        <w:t>מַהֲלַ֖ךְ שְׁלֹ֥שֶׁת יָמִֽים</w:t>
-      </w:r>
-    </w:p>
-    <w:p>
-      <w:pPr/>
-      <w:r>
-        <w:rPr>
-          <w:lang w:val="fr_FR" w:bidi="fr_FR"/>
-        </w:rPr>
-      </w:r>
-      <w:r>
-        <w:rPr>
           <w:b/>
           <w:lang w:val="fr_FR" w:bidi="fr_FR"/>
         </w:rPr>
@@ -15805,20 +14172,6 @@
       </w:r>
       <w:r>
         <w:rPr>
-          <w:lang w:val="fr_FR" w:bidi="fr_FR"/>
-        </w:rPr>
-        <w:t>וַ⁠יָּ֤חֶל יוֹנָה֙ לָ⁠ב֣וֹא בָ⁠עִ֔יר מַהֲלַ֖ךְ י֣וֹם אֶחָ֑ד וַ⁠יִּקְרָא֙</w:t>
-      </w:r>
-    </w:p>
-    <w:p>
-      <w:pPr/>
-      <w:r>
-        <w:rPr>
-          <w:lang w:val="fr_FR" w:bidi="fr_FR"/>
-        </w:rPr>
-      </w:r>
-      <w:r>
-        <w:rPr>
           <w:b/>
           <w:lang w:val="fr_FR" w:bidi="fr_FR"/>
         </w:rPr>
@@ -15915,20 +14268,6 @@
       </w:r>
       <w:r>
         <w:rPr>
-          <w:lang w:val="fr_FR" w:bidi="fr_FR"/>
-        </w:rPr>
-        <w:t>וַ⁠יִּקְרָא֙ וַ⁠יֹּאמַ֔ר</w:t>
-      </w:r>
-    </w:p>
-    <w:p>
-      <w:pPr/>
-      <w:r>
-        <w:rPr>
-          <w:lang w:val="fr_FR" w:bidi="fr_FR"/>
-        </w:rPr>
-      </w:r>
-      <w:r>
-        <w:rPr>
           <w:b/>
           <w:lang w:val="fr_FR" w:bidi="fr_FR"/>
         </w:rPr>
@@ -16039,20 +14378,6 @@
       </w:r>
       <w:r>
         <w:rPr>
-          <w:lang w:val="fr_FR" w:bidi="fr_FR"/>
-        </w:rPr>
-        <w:t>ע֚וֹד אַרְבָּעִ֣ים י֔וֹם</w:t>
-      </w:r>
-    </w:p>
-    <w:p>
-      <w:pPr/>
-      <w:r>
-        <w:rPr>
-          <w:lang w:val="fr_FR" w:bidi="fr_FR"/>
-        </w:rPr>
-      </w:r>
-      <w:r>
-        <w:rPr>
           <w:b/>
           <w:lang w:val="fr_FR" w:bidi="fr_FR"/>
         </w:rPr>
@@ -16116,20 +14441,6 @@
       </w:r>
       <w:r>
         <w:rPr>
-          <w:lang w:val="fr_FR" w:bidi="fr_FR"/>
-        </w:rPr>
-        <w:t>וְ⁠נִֽינְוֵ֖ה נֶהְפָּֽכֶת</w:t>
-      </w:r>
-    </w:p>
-    <w:p>
-      <w:pPr/>
-      <w:r>
-        <w:rPr>
-          <w:lang w:val="fr_FR" w:bidi="fr_FR"/>
-        </w:rPr>
-      </w:r>
-      <w:r>
-        <w:rPr>
           <w:b/>
           <w:lang w:val="fr_FR" w:bidi="fr_FR"/>
         </w:rPr>
@@ -16227,20 +14538,6 @@
       </w:r>
       <w:r>
         <w:rPr>
-          <w:lang w:val="fr_FR" w:bidi="fr_FR"/>
-        </w:rPr>
-        <w:t>וַ⁠יִּקְרְאוּ־צוֹם֙ וַ⁠יִּלְבְּשׁ֣וּ שַׂקִּ֔ים</w:t>
-      </w:r>
-    </w:p>
-    <w:p>
-      <w:pPr/>
-      <w:r>
-        <w:rPr>
-          <w:lang w:val="fr_FR" w:bidi="fr_FR"/>
-        </w:rPr>
-      </w:r>
-      <w:r>
-        <w:rPr>
           <w:b/>
           <w:lang w:val="fr_FR" w:bidi="fr_FR"/>
         </w:rPr>
@@ -16324,20 +14621,6 @@
       </w:r>
       <w:r>
         <w:rPr>
-          <w:lang w:val="fr_FR" w:bidi="fr_FR"/>
-        </w:rPr>
-        <w:t>מִ⁠גְּדוֹלָ֖⁠ם וְ⁠עַד־קְטַנָּֽ⁠ם</w:t>
-      </w:r>
-    </w:p>
-    <w:p>
-      <w:pPr/>
-      <w:r>
-        <w:rPr>
-          <w:lang w:val="fr_FR" w:bidi="fr_FR"/>
-        </w:rPr>
-      </w:r>
-      <w:r>
-        <w:rPr>
           <w:b/>
           <w:lang w:val="fr_FR" w:bidi="fr_FR"/>
         </w:rPr>
@@ -16431,20 +14714,6 @@
       </w:r>
       <w:r>
         <w:rPr>
-          <w:lang w:val="fr_FR" w:bidi="fr_FR"/>
-        </w:rPr>
-        <w:t>אַנְשֵׁ֥י נִֽינְוֵ֖ה</w:t>
-      </w:r>
-    </w:p>
-    <w:p>
-      <w:pPr/>
-      <w:r>
-        <w:rPr>
-          <w:lang w:val="fr_FR" w:bidi="fr_FR"/>
-        </w:rPr>
-      </w:r>
-      <w:r>
-        <w:rPr>
           <w:b/>
           <w:lang w:val="fr_FR" w:bidi="fr_FR"/>
         </w:rPr>
@@ -16555,20 +14824,6 @@
       </w:r>
       <w:r>
         <w:rPr>
-          <w:lang w:val="fr_FR" w:bidi="fr_FR"/>
-        </w:rPr>
-        <w:t>הַ⁠דָּבָר֙</w:t>
-      </w:r>
-    </w:p>
-    <w:p>
-      <w:pPr/>
-      <w:r>
-        <w:rPr>
-          <w:lang w:val="fr_FR" w:bidi="fr_FR"/>
-        </w:rPr>
-      </w:r>
-      <w:r>
-        <w:rPr>
           <w:b/>
           <w:lang w:val="fr_FR" w:bidi="fr_FR"/>
         </w:rPr>
@@ -16692,20 +14947,6 @@
       </w:r>
       <w:r>
         <w:rPr>
-          <w:lang w:val="fr_FR" w:bidi="fr_FR"/>
-        </w:rPr>
-        <w:t>וַ⁠יָּ֨קָם֙ מִ⁠כִּסְא֔⁠וֹ וַ⁠יַּעֲבֵ֥ר אַדַּרְתּ֖⁠וֹ מֵֽ⁠עָלָ֑י⁠ו</w:t>
-      </w:r>
-    </w:p>
-    <w:p>
-      <w:pPr/>
-      <w:r>
-        <w:rPr>
-          <w:lang w:val="fr_FR" w:bidi="fr_FR"/>
-        </w:rPr>
-      </w:r>
-      <w:r>
-        <w:rPr>
           <w:b/>
           <w:lang w:val="fr_FR" w:bidi="fr_FR"/>
         </w:rPr>
@@ -16816,20 +15057,6 @@
       </w:r>
       <w:r>
         <w:rPr>
-          <w:lang w:val="fr_FR" w:bidi="fr_FR"/>
-        </w:rPr>
-        <w:t>מִ⁠כִּסְא֔⁠וֹ</w:t>
-      </w:r>
-    </w:p>
-    <w:p>
-      <w:pPr/>
-      <w:r>
-        <w:rPr>
-          <w:lang w:val="fr_FR" w:bidi="fr_FR"/>
-        </w:rPr>
-      </w:r>
-      <w:r>
-        <w:rPr>
           <w:b/>
           <w:lang w:val="fr_FR" w:bidi="fr_FR"/>
         </w:rPr>
@@ -16926,20 +15153,6 @@
       </w:r>
       <w:r>
         <w:rPr>
-          <w:lang w:val="fr_FR" w:bidi="fr_FR"/>
-        </w:rPr>
-        <w:t>וַ⁠יְכַ֣ס שַׂ֔ק וַ⁠יֵּ֖שֶׁב עַל־הָ⁠אֵֽפֶר</w:t>
-      </w:r>
-    </w:p>
-    <w:p>
-      <w:pPr/>
-      <w:r>
-        <w:rPr>
-          <w:lang w:val="fr_FR" w:bidi="fr_FR"/>
-        </w:rPr>
-      </w:r>
-      <w:r>
-        <w:rPr>
           <w:b/>
           <w:lang w:val="fr_FR" w:bidi="fr_FR"/>
         </w:rPr>
@@ -17085,20 +15298,6 @@
       </w:r>
       <w:r>
         <w:rPr>
-          <w:lang w:val="fr_FR" w:bidi="fr_FR"/>
-        </w:rPr>
-        <w:t>וַ⁠יַּזְעֵ֗ק וַ⁠יֹּ֨אמֶר֙</w:t>
-      </w:r>
-    </w:p>
-    <w:p>
-      <w:pPr/>
-      <w:r>
-        <w:rPr>
-          <w:lang w:val="fr_FR" w:bidi="fr_FR"/>
-        </w:rPr>
-      </w:r>
-      <w:r>
-        <w:rPr>
           <w:b/>
           <w:lang w:val="fr_FR" w:bidi="fr_FR"/>
         </w:rPr>
@@ -17223,20 +15422,6 @@
       </w:r>
       <w:r>
         <w:rPr>
-          <w:lang w:val="fr_FR" w:bidi="fr_FR"/>
-        </w:rPr>
-        <w:t>מִ⁠טַּ֧עַם הַ⁠מֶּ֛לֶךְ וּ⁠גְדֹלָ֖י⁠ו</w:t>
-      </w:r>
-    </w:p>
-    <w:p>
-      <w:pPr/>
-      <w:r>
-        <w:rPr>
-          <w:lang w:val="fr_FR" w:bidi="fr_FR"/>
-        </w:rPr>
-      </w:r>
-      <w:r>
-        <w:rPr>
           <w:b/>
           <w:lang w:val="fr_FR" w:bidi="fr_FR"/>
         </w:rPr>
@@ -17314,20 +15499,6 @@
       </w:r>
       <w:r>
         <w:rPr>
-          <w:lang w:val="fr_FR" w:bidi="fr_FR"/>
-        </w:rPr>
-        <w:t>וּ⁠גְדֹלָ֖י⁠ו</w:t>
-      </w:r>
-    </w:p>
-    <w:p>
-      <w:pPr/>
-      <w:r>
-        <w:rPr>
-          <w:lang w:val="fr_FR" w:bidi="fr_FR"/>
-        </w:rPr>
-      </w:r>
-      <w:r>
-        <w:rPr>
           <w:b/>
           <w:lang w:val="fr_FR" w:bidi="fr_FR"/>
         </w:rPr>
@@ -17424,20 +15595,6 @@
       </w:r>
       <w:r>
         <w:rPr>
-          <w:lang w:val="fr_FR" w:bidi="fr_FR"/>
-        </w:rPr>
-        <w:t>הַ⁠בָּקָ֣ר וְ⁠הַ⁠צֹּ֗אן</w:t>
-      </w:r>
-    </w:p>
-    <w:p>
-      <w:pPr/>
-      <w:r>
-        <w:rPr>
-          <w:lang w:val="fr_FR" w:bidi="fr_FR"/>
-        </w:rPr>
-      </w:r>
-      <w:r>
-        <w:rPr>
           <w:b/>
           <w:lang w:val="fr_FR" w:bidi="fr_FR"/>
         </w:rPr>
@@ -17547,20 +15704,6 @@
       </w:r>
       <w:r>
         <w:rPr>
-          <w:lang w:val="fr_FR" w:bidi="fr_FR"/>
-        </w:rPr>
-        <w:t>וַ⁠יַּזְעֵ֗ק וַ⁠יֹּ֨אמֶר֙</w:t>
-      </w:r>
-    </w:p>
-    <w:p>
-      <w:pPr/>
-      <w:r>
-        <w:rPr>
-          <w:lang w:val="fr_FR" w:bidi="fr_FR"/>
-        </w:rPr>
-      </w:r>
-      <w:r>
-        <w:rPr>
           <w:b/>
           <w:lang w:val="fr_FR" w:bidi="fr_FR"/>
         </w:rPr>
@@ -17658,20 +15801,6 @@
       </w:r>
       <w:r>
         <w:rPr>
-          <w:lang w:val="fr_FR" w:bidi="fr_FR"/>
-        </w:rPr>
-        <w:t>וְ⁠הַ⁠בְּהֵמָ֔ה</w:t>
-      </w:r>
-    </w:p>
-    <w:p>
-      <w:pPr/>
-      <w:r>
-        <w:rPr>
-          <w:lang w:val="fr_FR" w:bidi="fr_FR"/>
-        </w:rPr>
-      </w:r>
-      <w:r>
-        <w:rPr>
           <w:b/>
           <w:lang w:val="fr_FR" w:bidi="fr_FR"/>
         </w:rPr>
@@ -17755,20 +15884,6 @@
       </w:r>
       <w:r>
         <w:rPr>
-          <w:lang w:val="fr_FR" w:bidi="fr_FR"/>
-        </w:rPr>
-        <w:t>וְ⁠יִקְרְא֥וּ אֶל־אֱלֹהִ֖ים בְּ⁠חָזְקָ֑ה</w:t>
-      </w:r>
-    </w:p>
-    <w:p>
-      <w:pPr/>
-      <w:r>
-        <w:rPr>
-          <w:lang w:val="fr_FR" w:bidi="fr_FR"/>
-        </w:rPr>
-      </w:r>
-      <w:r>
-        <w:rPr>
           <w:b/>
           <w:lang w:val="fr_FR" w:bidi="fr_FR"/>
         </w:rPr>
@@ -17852,20 +15967,6 @@
       </w:r>
       <w:r>
         <w:rPr>
-          <w:lang w:val="fr_FR" w:bidi="fr_FR"/>
-        </w:rPr>
-        <w:t>הֶ⁠חָמָ֖ס אֲשֶׁ֥ר בְּ⁠כַפֵּי⁠הֶֽם</w:t>
-      </w:r>
-    </w:p>
-    <w:p>
-      <w:pPr/>
-      <w:r>
-        <w:rPr>
-          <w:lang w:val="fr_FR" w:bidi="fr_FR"/>
-        </w:rPr>
-      </w:r>
-      <w:r>
-        <w:rPr>
           <w:b/>
           <w:lang w:val="fr_FR" w:bidi="fr_FR"/>
         </w:rPr>
@@ -18004,20 +16105,6 @@
       </w:r>
       <w:r>
         <w:rPr>
-          <w:lang w:val="fr_FR" w:bidi="fr_FR"/>
-        </w:rPr>
-        <w:t>וְ⁠יִקְרְא֥וּ</w:t>
-      </w:r>
-    </w:p>
-    <w:p>
-      <w:pPr/>
-      <w:r>
-        <w:rPr>
-          <w:lang w:val="fr_FR" w:bidi="fr_FR"/>
-        </w:rPr>
-      </w:r>
-      <w:r>
-        <w:rPr>
           <w:b/>
           <w:lang w:val="fr_FR" w:bidi="fr_FR"/>
         </w:rPr>
@@ -18114,20 +16201,6 @@
       </w:r>
       <w:r>
         <w:rPr>
-          <w:lang w:val="fr_FR" w:bidi="fr_FR"/>
-        </w:rPr>
-        <w:t>מִֽי־יוֹדֵ֣עַ</w:t>
-      </w:r>
-    </w:p>
-    <w:p>
-      <w:pPr/>
-      <w:r>
-        <w:rPr>
-          <w:lang w:val="fr_FR" w:bidi="fr_FR"/>
-        </w:rPr>
-      </w:r>
-      <w:r>
-        <w:rPr>
           <w:b/>
           <w:lang w:val="fr_FR" w:bidi="fr_FR"/>
         </w:rPr>
@@ -18211,20 +16284,6 @@
       </w:r>
       <w:r>
         <w:rPr>
-          <w:lang w:val="fr_FR" w:bidi="fr_FR"/>
-        </w:rPr>
-        <w:t>יָשׁ֔וּב וְ⁠נִחַ֖ם הָ⁠אֱלֹהִ֑ים</w:t>
-      </w:r>
-    </w:p>
-    <w:p>
-      <w:pPr/>
-      <w:r>
-        <w:rPr>
-          <w:lang w:val="fr_FR" w:bidi="fr_FR"/>
-        </w:rPr>
-      </w:r>
-      <w:r>
-        <w:rPr>
           <w:b/>
           <w:lang w:val="fr_FR" w:bidi="fr_FR"/>
         </w:rPr>
@@ -18322,20 +16381,6 @@
       </w:r>
       <w:r>
         <w:rPr>
-          <w:lang w:val="fr_FR" w:bidi="fr_FR"/>
-        </w:rPr>
-        <w:t>מֵ⁠חֲר֥וֹן אַפּ֖⁠וֹ</w:t>
-      </w:r>
-    </w:p>
-    <w:p>
-      <w:pPr/>
-      <w:r>
-        <w:rPr>
-          <w:lang w:val="fr_FR" w:bidi="fr_FR"/>
-        </w:rPr>
-      </w:r>
-      <w:r>
-        <w:rPr>
           <w:b/>
           <w:lang w:val="fr_FR" w:bidi="fr_FR"/>
         </w:rPr>
@@ -18433,20 +16478,6 @@
       </w:r>
       <w:r>
         <w:rPr>
-          <w:lang w:val="fr_FR" w:bidi="fr_FR"/>
-        </w:rPr>
-        <w:t>וְ⁠לֹ֥א נֹאבֵֽד</w:t>
-      </w:r>
-    </w:p>
-    <w:p>
-      <w:pPr/>
-      <w:r>
-        <w:rPr>
-          <w:lang w:val="fr_FR" w:bidi="fr_FR"/>
-        </w:rPr>
-      </w:r>
-      <w:r>
-        <w:rPr>
           <w:b/>
           <w:lang w:val="fr_FR" w:bidi="fr_FR"/>
         </w:rPr>
@@ -18544,20 +16575,6 @@
       </w:r>
       <w:r>
         <w:rPr>
-          <w:lang w:val="fr_FR" w:bidi="fr_FR"/>
-        </w:rPr>
-        <w:t>וַ⁠יַּ֤רְא הָֽ⁠אֱלֹהִים֙ אֶֽת־מַ֣עֲשֵׂי⁠הֶ֔ם כִּי־שָׁ֖בוּ מִ⁠דַּרְכָּ֣⁠ם הָ⁠רָעָ֑ה</w:t>
-      </w:r>
-    </w:p>
-    <w:p>
-      <w:pPr/>
-      <w:r>
-        <w:rPr>
-          <w:lang w:val="fr_FR" w:bidi="fr_FR"/>
-        </w:rPr>
-      </w:r>
-      <w:r>
-        <w:rPr>
           <w:b/>
           <w:lang w:val="fr_FR" w:bidi="fr_FR"/>
         </w:rPr>
@@ -18635,20 +16652,6 @@
       </w:r>
       <w:r>
         <w:rPr>
-          <w:lang w:val="fr_FR" w:bidi="fr_FR"/>
-        </w:rPr>
-        <w:t>שָׁ֖בוּ מִ⁠דַּרְכָּ֣⁠ם הָ⁠רָעָ֑ה</w:t>
-      </w:r>
-    </w:p>
-    <w:p>
-      <w:pPr/>
-      <w:r>
-        <w:rPr>
-          <w:lang w:val="fr_FR" w:bidi="fr_FR"/>
-        </w:rPr>
-      </w:r>
-      <w:r>
-        <w:rPr>
           <w:b/>
           <w:lang w:val="fr_FR" w:bidi="fr_FR"/>
         </w:rPr>
@@ -18772,20 +16775,6 @@
       </w:r>
       <w:r>
         <w:rPr>
-          <w:lang w:val="fr_FR" w:bidi="fr_FR"/>
-        </w:rPr>
-        <w:t>עַל־הָ⁠רָעָ֛ה</w:t>
-      </w:r>
-    </w:p>
-    <w:p>
-      <w:pPr/>
-      <w:r>
-        <w:rPr>
-          <w:lang w:val="fr_FR" w:bidi="fr_FR"/>
-        </w:rPr>
-      </w:r>
-      <w:r>
-        <w:rPr>
           <w:b/>
           <w:lang w:val="fr_FR" w:bidi="fr_FR"/>
         </w:rPr>
@@ -18883,20 +16872,6 @@
       </w:r>
       <w:r>
         <w:rPr>
-          <w:lang w:val="fr_FR" w:bidi="fr_FR"/>
-        </w:rPr>
-        <w:t>וְ⁠לֹ֥א עָשָֽׂה</w:t>
-      </w:r>
-    </w:p>
-    <w:p>
-      <w:pPr/>
-      <w:r>
-        <w:rPr>
-          <w:lang w:val="fr_FR" w:bidi="fr_FR"/>
-        </w:rPr>
-      </w:r>
-      <w:r>
-        <w:rPr>
           <w:b/>
           <w:lang w:val="fr_FR" w:bidi="fr_FR"/>
         </w:rPr>
@@ -18993,20 +16968,6 @@
       </w:r>
       <w:r>
         <w:rPr>
-          <w:lang w:val="fr_FR" w:bidi="fr_FR"/>
-        </w:rPr>
-        <w:t>הָ⁠רָעָ֛ה</w:t>
-      </w:r>
-    </w:p>
-    <w:p>
-      <w:pPr/>
-      <w:r>
-        <w:rPr>
-          <w:lang w:val="fr_FR" w:bidi="fr_FR"/>
-        </w:rPr>
-      </w:r>
-      <w:r>
-        <w:rPr>
           <w:b/>
           <w:lang w:val="fr_FR" w:bidi="fr_FR"/>
         </w:rPr>
@@ -19270,7 +17231,7 @@
         </w:rPr>
         <w:t xml:space="preserve">Dans le verset 2, Jonas attribue une série de caractéristiques ou de qualités à Dieu. Un lecteur juif de ce livre reconnaîtrait cela comme la description que l'Éternel donne de lui-même quand il parle avec Moïse sur la montagne du Sinaï (voir </w:t>
       </w:r>
-      <w:hyperlink r:id="rId22">
+      <w:hyperlink r:id="rId20">
         <w:r>
           <w:rPr>
             <w:lang w:val="fr_FR" w:bidi="fr_FR"/>
@@ -19425,7 +17386,7 @@
         </w:rPr>
         <w:t xml:space="preserve">Le mot hébreu traduit par « mal » dans la LSG est très vaste, incluant le mal moral, le mal physique et tout ce qui est mauvais. Dieu ne fait jamais de mal moral. Au verset 1, l'auteur dit que Jonas considère l'acte de miséricorde de Dieu d'épargner le peuple de Ninive comme un mal. Au verset 2, Jonas décrit Dieu comme « renonçant au mal ». Au verset 6, la situation et l'attitude de Jonas sont décrites comme mauvaises. Cela se produit après la description des actions des habitants de Ninive comme mauvaises en </w:t>
       </w:r>
-      <w:hyperlink r:id="rId16">
+      <w:hyperlink r:id="rId14">
         <w:r>
           <w:rPr>
             <w:lang w:val="fr_FR" w:bidi="fr_FR"/>
@@ -19443,7 +17404,7 @@
         </w:rPr>
         <w:t xml:space="preserve">, </w:t>
       </w:r>
-      <w:hyperlink r:id="rId23">
+      <w:hyperlink r:id="rId21">
         <w:r>
           <w:rPr>
             <w:lang w:val="fr_FR" w:bidi="fr_FR"/>
@@ -19461,7 +17422,7 @@
         </w:rPr>
         <w:t xml:space="preserve"> et </w:t>
       </w:r>
-      <w:hyperlink r:id="rId24">
+      <w:hyperlink r:id="rId22">
         <w:r>
           <w:rPr>
             <w:lang w:val="fr_FR" w:bidi="fr_FR"/>
@@ -19479,7 +17440,7 @@
         </w:rPr>
         <w:t xml:space="preserve">, ainsi qu'après la situation des marins en </w:t>
       </w:r>
-      <w:hyperlink r:id="rId25">
+      <w:hyperlink r:id="rId23">
         <w:r>
           <w:rPr>
             <w:lang w:val="fr_FR" w:bidi="fr_FR"/>
@@ -19555,20 +17516,6 @@
       </w:r>
       <w:r>
         <w:rPr>
-          <w:lang w:val="fr_FR" w:bidi="fr_FR"/>
-        </w:rPr>
-        <w:t>וַ⁠יֵּ֥רַע אֶל־יוֹנָ֖ה</w:t>
-      </w:r>
-    </w:p>
-    <w:p>
-      <w:pPr/>
-      <w:r>
-        <w:rPr>
-          <w:lang w:val="fr_FR" w:bidi="fr_FR"/>
-        </w:rPr>
-      </w:r>
-      <w:r>
-        <w:rPr>
           <w:b/>
           <w:lang w:val="fr_FR" w:bidi="fr_FR"/>
         </w:rPr>
@@ -19666,20 +17613,6 @@
       </w:r>
       <w:r>
         <w:rPr>
-          <w:lang w:val="fr_FR" w:bidi="fr_FR"/>
-        </w:rPr>
-        <w:t>וַ⁠יִּ֖חַר לֽ⁠וֹ</w:t>
-      </w:r>
-    </w:p>
-    <w:p>
-      <w:pPr/>
-      <w:r>
-        <w:rPr>
-          <w:lang w:val="fr_FR" w:bidi="fr_FR"/>
-        </w:rPr>
-      </w:r>
-      <w:r>
-        <w:rPr>
           <w:b/>
           <w:lang w:val="fr_FR" w:bidi="fr_FR"/>
         </w:rPr>
@@ -19804,20 +17737,6 @@
       </w:r>
       <w:r>
         <w:rPr>
-          <w:lang w:val="fr_FR" w:bidi="fr_FR"/>
-        </w:rPr>
-        <w:t>וַ⁠יֵּ֥רַע</w:t>
-      </w:r>
-    </w:p>
-    <w:p>
-      <w:pPr/>
-      <w:r>
-        <w:rPr>
-          <w:lang w:val="fr_FR" w:bidi="fr_FR"/>
-        </w:rPr>
-      </w:r>
-      <w:r>
-        <w:rPr>
           <w:b/>
           <w:lang w:val="fr_FR" w:bidi="fr_FR"/>
         </w:rPr>
@@ -19914,20 +17833,6 @@
       </w:r>
       <w:r>
         <w:rPr>
-          <w:lang w:val="fr_FR" w:bidi="fr_FR"/>
-        </w:rPr>
-        <w:t>וַ⁠יֵּ֥רַע אֶל־יוֹנָ֖ה רָעָ֣ה גְדוֹלָ֑ה</w:t>
-      </w:r>
-    </w:p>
-    <w:p>
-      <w:pPr/>
-      <w:r>
-        <w:rPr>
-          <w:lang w:val="fr_FR" w:bidi="fr_FR"/>
-        </w:rPr>
-      </w:r>
-      <w:r>
-        <w:rPr>
           <w:b/>
           <w:lang w:val="fr_FR" w:bidi="fr_FR"/>
         </w:rPr>
@@ -20038,20 +17943,6 @@
       </w:r>
       <w:r>
         <w:rPr>
-          <w:lang w:val="fr_FR" w:bidi="fr_FR"/>
-        </w:rPr>
-        <w:t>אָנָּ֤ה</w:t>
-      </w:r>
-    </w:p>
-    <w:p>
-      <w:pPr/>
-      <w:r>
-        <w:rPr>
-          <w:lang w:val="fr_FR" w:bidi="fr_FR"/>
-        </w:rPr>
-      </w:r>
-      <w:r>
-        <w:rPr>
           <w:b/>
           <w:lang w:val="fr_FR" w:bidi="fr_FR"/>
         </w:rPr>
@@ -20135,20 +18026,6 @@
       </w:r>
       <w:r>
         <w:rPr>
-          <w:lang w:val="fr_FR" w:bidi="fr_FR"/>
-        </w:rPr>
-        <w:t>יְהוָה֙ הֲ⁠לוֹא־זֶ֣ה דְבָרִ֗⁠י עַד־הֱיוֹתִ⁠י֙ עַל־אַדְמָתִ֔⁠י</w:t>
-      </w:r>
-    </w:p>
-    <w:p>
-      <w:pPr/>
-      <w:r>
-        <w:rPr>
-          <w:lang w:val="fr_FR" w:bidi="fr_FR"/>
-        </w:rPr>
-      </w:r>
-      <w:r>
-        <w:rPr>
           <w:b/>
           <w:lang w:val="fr_FR" w:bidi="fr_FR"/>
         </w:rPr>
@@ -20246,20 +18123,6 @@
       </w:r>
       <w:r>
         <w:rPr>
-          <w:lang w:val="fr_FR" w:bidi="fr_FR"/>
-        </w:rPr>
-        <w:t>יְהוָה֙ הֲ⁠לוֹא־זֶ֣ה דְבָרִ֗⁠י עַד־הֱיוֹתִ⁠י֙ עַל־אַדְמָתִ֔⁠י</w:t>
-      </w:r>
-    </w:p>
-    <w:p>
-      <w:pPr/>
-      <w:r>
-        <w:rPr>
-          <w:lang w:val="fr_FR" w:bidi="fr_FR"/>
-        </w:rPr>
-      </w:r>
-      <w:r>
-        <w:rPr>
           <w:b/>
           <w:lang w:val="fr_FR" w:bidi="fr_FR"/>
         </w:rPr>
@@ -20357,20 +18220,6 @@
       </w:r>
       <w:r>
         <w:rPr>
-          <w:lang w:val="fr_FR" w:bidi="fr_FR"/>
-        </w:rPr>
-        <w:t>אֶ֤רֶךְ אַפַּ֨יִם֙</w:t>
-      </w:r>
-    </w:p>
-    <w:p>
-      <w:pPr/>
-      <w:r>
-        <w:rPr>
-          <w:lang w:val="fr_FR" w:bidi="fr_FR"/>
-        </w:rPr>
-      </w:r>
-      <w:r>
-        <w:rPr>
           <w:b/>
           <w:lang w:val="fr_FR" w:bidi="fr_FR"/>
         </w:rPr>
@@ -20481,20 +18330,6 @@
       </w:r>
       <w:r>
         <w:rPr>
-          <w:lang w:val="fr_FR" w:bidi="fr_FR"/>
-        </w:rPr>
-        <w:t>וְ⁠רַב־חֶ֔סֶד</w:t>
-      </w:r>
-    </w:p>
-    <w:p>
-      <w:pPr/>
-      <w:r>
-        <w:rPr>
-          <w:lang w:val="fr_FR" w:bidi="fr_FR"/>
-        </w:rPr>
-      </w:r>
-      <w:r>
-        <w:rPr>
           <w:b/>
           <w:lang w:val="fr_FR" w:bidi="fr_FR"/>
         </w:rPr>
@@ -20558,20 +18393,6 @@
       </w:r>
       <w:r>
         <w:rPr>
-          <w:lang w:val="fr_FR" w:bidi="fr_FR"/>
-        </w:rPr>
-        <w:t>וְ⁠נִחָ֖ם עַל־הָ⁠רָעָֽה</w:t>
-      </w:r>
-    </w:p>
-    <w:p>
-      <w:pPr/>
-      <w:r>
-        <w:rPr>
-          <w:lang w:val="fr_FR" w:bidi="fr_FR"/>
-        </w:rPr>
-      </w:r>
-      <w:r>
-        <w:rPr>
           <w:b/>
           <w:lang w:val="fr_FR" w:bidi="fr_FR"/>
         </w:rPr>
@@ -20604,7 +18425,7 @@
         </w:rPr>
         <w:t xml:space="preserve"> fait désigne la destruction physique de la ville de Ninive et de ses habitants. Cela ne désigne pas le mal moral. Dans ce contexte, cette phrase signifie que Dieu peut changer d'avis concernant l'idée de châtier des personnes qui pèchent. Cela signie qu'il peut choisir d'agir différemment quand les pécheurs se repentent de leur péché. Vous pouvez inclure cette information si c'est utile à vos lecteurs. Voir la discussion sur le mal dans l'introduction du chapitre, et voir comment vous avez traduit ce mot dans </w:t>
       </w:r>
-      <w:hyperlink r:id="rId26">
+      <w:hyperlink r:id="rId24">
         <w:r>
           <w:rPr>
             <w:lang w:val="fr_FR" w:bidi="fr_FR"/>
@@ -20686,20 +18507,6 @@
       </w:r>
       <w:r>
         <w:rPr>
-          <w:lang w:val="fr_FR" w:bidi="fr_FR"/>
-        </w:rPr>
-        <w:t>קַח־נָ֥א אֶת־נַפְשִׁ֖⁠י מִמֶּ֑⁠נִּי</w:t>
-      </w:r>
-    </w:p>
-    <w:p>
-      <w:pPr/>
-      <w:r>
-        <w:rPr>
-          <w:lang w:val="fr_FR" w:bidi="fr_FR"/>
-        </w:rPr>
-      </w:r>
-      <w:r>
-        <w:rPr>
           <w:b/>
           <w:lang w:val="fr_FR" w:bidi="fr_FR"/>
         </w:rPr>
@@ -20797,20 +18604,6 @@
       </w:r>
       <w:r>
         <w:rPr>
-          <w:lang w:val="fr_FR" w:bidi="fr_FR"/>
-        </w:rPr>
-        <w:t>כִּ֛י ט֥וֹב מוֹתִ֖⁠י מֵ⁠חַיָּֽ⁠י</w:t>
-      </w:r>
-    </w:p>
-    <w:p>
-      <w:pPr/>
-      <w:r>
-        <w:rPr>
-          <w:lang w:val="fr_FR" w:bidi="fr_FR"/>
-        </w:rPr>
-      </w:r>
-      <w:r>
-        <w:rPr>
           <w:b/>
           <w:lang w:val="fr_FR" w:bidi="fr_FR"/>
         </w:rPr>
@@ -20948,20 +18741,6 @@
       </w:r>
       <w:r>
         <w:rPr>
-          <w:lang w:val="fr_FR" w:bidi="fr_FR"/>
-        </w:rPr>
-        <w:t>הַ⁠הֵיטֵ֖ב חָ֥רָה לָֽ⁠ךְ</w:t>
-      </w:r>
-    </w:p>
-    <w:p>
-      <w:pPr/>
-      <w:r>
-        <w:rPr>
-          <w:lang w:val="fr_FR" w:bidi="fr_FR"/>
-        </w:rPr>
-      </w:r>
-      <w:r>
-        <w:rPr>
           <w:b/>
           <w:lang w:val="fr_FR" w:bidi="fr_FR"/>
         </w:rPr>
@@ -21008,7 +18787,7 @@
         </w:rPr>
         <w:t xml:space="preserve"> est une expression idiomatique qui décrit la colère de Jonas comme un feu brûlant en lui (littéralement : « ça te brûle »). Si cette expression n'a pas ce sens dans votre langue, vous pouvez utiliser une expression idiomatique qui a ce sens dans votre langue ou en exprimer le sens clairement. Vérifiez comment vous l'avez traduit dans </w:t>
       </w:r>
-      <w:hyperlink r:id="rId26">
+      <w:hyperlink r:id="rId24">
         <w:r>
           <w:rPr>
             <w:lang w:val="fr_FR" w:bidi="fr_FR"/>
@@ -21090,20 +18869,6 @@
       </w:r>
       <w:r>
         <w:rPr>
-          <w:lang w:val="fr_FR" w:bidi="fr_FR"/>
-        </w:rPr>
-        <w:t>הַ⁠הֵיטֵ֖ב חָ֥רָה לָֽ⁠ךְ</w:t>
-      </w:r>
-    </w:p>
-    <w:p>
-      <w:pPr/>
-      <w:r>
-        <w:rPr>
-          <w:lang w:val="fr_FR" w:bidi="fr_FR"/>
-        </w:rPr>
-      </w:r>
-      <w:r>
-        <w:rPr>
           <w:b/>
           <w:lang w:val="fr_FR" w:bidi="fr_FR"/>
         </w:rPr>
@@ -21187,20 +18952,6 @@
       </w:r>
       <w:r>
         <w:rPr>
-          <w:lang w:val="fr_FR" w:bidi="fr_FR"/>
-        </w:rPr>
-        <w:t>הַ⁠הֵיטֵ֖ב חָ֥רָה לָֽ⁠ךְ</w:t>
-      </w:r>
-    </w:p>
-    <w:p>
-      <w:pPr/>
-      <w:r>
-        <w:rPr>
-          <w:lang w:val="fr_FR" w:bidi="fr_FR"/>
-        </w:rPr>
-      </w:r>
-      <w:r>
-        <w:rPr>
           <w:b/>
           <w:lang w:val="fr_FR" w:bidi="fr_FR"/>
         </w:rPr>
@@ -21298,20 +19049,6 @@
       </w:r>
       <w:r>
         <w:rPr>
-          <w:lang w:val="fr_FR" w:bidi="fr_FR"/>
-        </w:rPr>
-        <w:t>מַה־יִּהְיֶ֖ה בָּ⁠עִֽיר</w:t>
-      </w:r>
-    </w:p>
-    <w:p>
-      <w:pPr/>
-      <w:r>
-        <w:rPr>
-          <w:lang w:val="fr_FR" w:bidi="fr_FR"/>
-        </w:rPr>
-      </w:r>
-      <w:r>
-        <w:rPr>
           <w:b/>
           <w:lang w:val="fr_FR" w:bidi="fr_FR"/>
         </w:rPr>
@@ -21409,20 +19146,6 @@
       </w:r>
       <w:r>
         <w:rPr>
-          <w:lang w:val="fr_FR" w:bidi="fr_FR"/>
-        </w:rPr>
-        <w:t>מֵ⁠עַ֣ל לְ⁠יוֹנָ֗ה לִֽ⁠הְי֥וֹת צֵל֙ עַל־רֹאשׁ֔⁠וֹ</w:t>
-      </w:r>
-    </w:p>
-    <w:p>
-      <w:pPr/>
-      <w:r>
-        <w:rPr>
-          <w:lang w:val="fr_FR" w:bidi="fr_FR"/>
-        </w:rPr>
-      </w:r>
-      <w:r>
-        <w:rPr>
           <w:b/>
           <w:lang w:val="fr_FR" w:bidi="fr_FR"/>
         </w:rPr>
@@ -21486,20 +19209,6 @@
       </w:r>
       <w:r>
         <w:rPr>
-          <w:lang w:val="fr_FR" w:bidi="fr_FR"/>
-        </w:rPr>
-        <w:t>לְ⁠הַצִּ֥יל ל֖⁠וֹ מֵ⁠רָֽעָת֑⁠וֹ</w:t>
-      </w:r>
-    </w:p>
-    <w:p>
-      <w:pPr/>
-      <w:r>
-        <w:rPr>
-          <w:lang w:val="fr_FR" w:bidi="fr_FR"/>
-        </w:rPr>
-      </w:r>
-      <w:r>
-        <w:rPr>
           <w:b/>
           <w:lang w:val="fr_FR" w:bidi="fr_FR"/>
         </w:rPr>
@@ -21664,20 +19373,6 @@
       </w:r>
       <w:r>
         <w:rPr>
-          <w:lang w:val="fr_FR" w:bidi="fr_FR"/>
-        </w:rPr>
-        <w:t>וַ⁠יִּשְׂמַ֥ח יוֹנָ֛ה &amp; שִׂמְחָ֥ה גְדוֹלָֽה</w:t>
-      </w:r>
-    </w:p>
-    <w:p>
-      <w:pPr/>
-      <w:r>
-        <w:rPr>
-          <w:lang w:val="fr_FR" w:bidi="fr_FR"/>
-        </w:rPr>
-      </w:r>
-      <w:r>
-        <w:rPr>
           <w:b/>
           <w:lang w:val="fr_FR" w:bidi="fr_FR"/>
         </w:rPr>
@@ -21789,20 +19484,6 @@
       </w:r>
       <w:r>
         <w:rPr>
-          <w:lang w:val="fr_FR" w:bidi="fr_FR"/>
-        </w:rPr>
-        <w:t>וַ⁠יְמַ֤ן הָֽ⁠אֱלֹהִים֙ תּוֹלַ֔עַת</w:t>
-      </w:r>
-    </w:p>
-    <w:p>
-      <w:pPr/>
-      <w:r>
-        <w:rPr>
-          <w:lang w:val="fr_FR" w:bidi="fr_FR"/>
-        </w:rPr>
-      </w:r>
-      <w:r>
-        <w:rPr>
           <w:b/>
           <w:lang w:val="fr_FR" w:bidi="fr_FR"/>
         </w:rPr>
@@ -21880,20 +19561,6 @@
       </w:r>
       <w:r>
         <w:rPr>
-          <w:lang w:val="fr_FR" w:bidi="fr_FR"/>
-        </w:rPr>
-        <w:t>וַ⁠יִּיבָֽשׁ</w:t>
-      </w:r>
-    </w:p>
-    <w:p>
-      <w:pPr/>
-      <w:r>
-        <w:rPr>
-          <w:lang w:val="fr_FR" w:bidi="fr_FR"/>
-        </w:rPr>
-      </w:r>
-      <w:r>
-        <w:rPr>
           <w:b/>
           <w:lang w:val="fr_FR" w:bidi="fr_FR"/>
         </w:rPr>
@@ -22005,20 +19672,6 @@
       </w:r>
       <w:r>
         <w:rPr>
-          <w:lang w:val="fr_FR" w:bidi="fr_FR"/>
-        </w:rPr>
-        <w:t>וַ⁠יְהִ֣י ׀ כִּ⁠זְרֹ֣חַ הַ⁠שֶּׁ֗מֶשׁ</w:t>
-      </w:r>
-    </w:p>
-    <w:p>
-      <w:pPr/>
-      <w:r>
-        <w:rPr>
-          <w:lang w:val="fr_FR" w:bidi="fr_FR"/>
-        </w:rPr>
-      </w:r>
-      <w:r>
-        <w:rPr>
           <w:b/>
           <w:lang w:val="fr_FR" w:bidi="fr_FR"/>
         </w:rPr>
@@ -22116,20 +19769,6 @@
       </w:r>
       <w:r>
         <w:rPr>
-          <w:lang w:val="fr_FR" w:bidi="fr_FR"/>
-        </w:rPr>
-        <w:t>וַ⁠יְמַ֨ן אֱלֹהִ֜ים ר֤וּחַ קָדִים֙ חֲרִישִׁ֔ית</w:t>
-      </w:r>
-    </w:p>
-    <w:p>
-      <w:pPr/>
-      <w:r>
-        <w:rPr>
-          <w:lang w:val="fr_FR" w:bidi="fr_FR"/>
-        </w:rPr>
-      </w:r>
-      <w:r>
-        <w:rPr>
           <w:b/>
           <w:lang w:val="fr_FR" w:bidi="fr_FR"/>
         </w:rPr>
@@ -22240,20 +19879,6 @@
       </w:r>
       <w:r>
         <w:rPr>
-          <w:lang w:val="fr_FR" w:bidi="fr_FR"/>
-        </w:rPr>
-        <w:t>וַ⁠תַּ֥ךְ הַ⁠שֶּׁ֛מֶשׁ עַל</w:t>
-      </w:r>
-    </w:p>
-    <w:p>
-      <w:pPr/>
-      <w:r>
-        <w:rPr>
-          <w:lang w:val="fr_FR" w:bidi="fr_FR"/>
-        </w:rPr>
-      </w:r>
-      <w:r>
-        <w:rPr>
           <w:b/>
           <w:lang w:val="fr_FR" w:bidi="fr_FR"/>
         </w:rPr>
@@ -22363,20 +19988,6 @@
       </w:r>
       <w:r>
         <w:rPr>
-          <w:lang w:val="fr_FR" w:bidi="fr_FR"/>
-        </w:rPr>
-        <w:t>עַל־רֹ֥אשׁ יוֹנָ֖ה</w:t>
-      </w:r>
-    </w:p>
-    <w:p>
-      <w:pPr/>
-      <w:r>
-        <w:rPr>
-          <w:lang w:val="fr_FR" w:bidi="fr_FR"/>
-        </w:rPr>
-      </w:r>
-      <w:r>
-        <w:rPr>
           <w:b/>
           <w:lang w:val="fr_FR" w:bidi="fr_FR"/>
         </w:rPr>
@@ -22486,20 +20097,6 @@
       </w:r>
       <w:r>
         <w:rPr>
-          <w:lang w:val="fr_FR" w:bidi="fr_FR"/>
-        </w:rPr>
-        <w:t>וַ⁠יִּתְעַלָּ֑ף</w:t>
-      </w:r>
-    </w:p>
-    <w:p>
-      <w:pPr/>
-      <w:r>
-        <w:rPr>
-          <w:lang w:val="fr_FR" w:bidi="fr_FR"/>
-        </w:rPr>
-      </w:r>
-      <w:r>
-        <w:rPr>
           <w:b/>
           <w:lang w:val="fr_FR" w:bidi="fr_FR"/>
         </w:rPr>
@@ -22566,20 +20163,6 @@
         <w:rPr>
           <w:lang w:val="fr_FR" w:bidi="fr_FR"/>
         </w:rPr>
-      </w:r>
-    </w:p>
-    <w:p>
-      <w:pPr/>
-      <w:r>
-        <w:rPr>
-          <w:lang w:val="fr_FR" w:bidi="fr_FR"/>
-        </w:rPr>
-      </w:r>
-      <w:r>
-        <w:rPr>
-          <w:lang w:val="fr_FR" w:bidi="fr_FR"/>
-        </w:rPr>
-        <w:t>וַ⁠יִּשְׁאַ֤ל אֶת־נַפְשׁ⁠וֹ֙ לָ⁠מ֔וּת</w:t>
       </w:r>
     </w:p>
     <w:p>
@@ -22692,7 +20275,7 @@
         </w:rPr>
         <w:t xml:space="preserve">Si c'est plus naturel dans votre langue, vous pouvez utiliser une citation directe. Traduction alternative : « Jonas dit : " Je veux mourir " » ou « Jonas se dit : " Je veux mourir " ». S'il est nécessaire de préciser à qui la demande est adressée, vous pouvez préciser que c'est à lui-même (option 2), ou à Dieu (voir </w:t>
       </w:r>
-      <w:hyperlink r:id="rId27">
+      <w:hyperlink r:id="rId25">
         <w:r>
           <w:rPr>
             <w:lang w:val="fr_FR" w:bidi="fr_FR"/>
@@ -22774,20 +20357,6 @@
       </w:r>
       <w:r>
         <w:rPr>
-          <w:lang w:val="fr_FR" w:bidi="fr_FR"/>
-        </w:rPr>
-        <w:t>ט֥וֹב מוֹתִ֖⁠י מֵ⁠חַיָּֽ⁠י</w:t>
-      </w:r>
-    </w:p>
-    <w:p>
-      <w:pPr/>
-      <w:r>
-        <w:rPr>
-          <w:lang w:val="fr_FR" w:bidi="fr_FR"/>
-        </w:rPr>
-      </w:r>
-      <w:r>
-        <w:rPr>
           <w:b/>
           <w:lang w:val="fr_FR" w:bidi="fr_FR"/>
         </w:rPr>
@@ -22861,7 +20430,7 @@
         </w:rPr>
         <w:t xml:space="preserve">, vous pouvez exprimer la même idée avec d'autres mots. vérifiez comment vous avez traduit dans </w:t>
       </w:r>
-      <w:hyperlink r:id="rId27">
+      <w:hyperlink r:id="rId25">
         <w:r>
           <w:rPr>
             <w:lang w:val="fr_FR" w:bidi="fr_FR"/>
@@ -22943,20 +20512,6 @@
       </w:r>
       <w:r>
         <w:rPr>
-          <w:lang w:val="fr_FR" w:bidi="fr_FR"/>
-        </w:rPr>
-        <w:t>הַ⁠הֵיטֵ֥ב חָרָֽה־לְ⁠ךָ֖ עַל־הַ⁠קִּֽיקָי֑וֹן</w:t>
-      </w:r>
-    </w:p>
-    <w:p>
-      <w:pPr/>
-      <w:r>
-        <w:rPr>
-          <w:lang w:val="fr_FR" w:bidi="fr_FR"/>
-        </w:rPr>
-      </w:r>
-      <w:r>
-        <w:rPr>
           <w:b/>
           <w:lang w:val="fr_FR" w:bidi="fr_FR"/>
         </w:rPr>
@@ -23053,20 +20608,6 @@
       </w:r>
       <w:r>
         <w:rPr>
-          <w:lang w:val="fr_FR" w:bidi="fr_FR"/>
-        </w:rPr>
-        <w:t>חָרָֽה־לְ⁠ךָ֖ &amp; חָֽרָה־לִ֖⁠י</w:t>
-      </w:r>
-    </w:p>
-    <w:p>
-      <w:pPr/>
-      <w:r>
-        <w:rPr>
-          <w:lang w:val="fr_FR" w:bidi="fr_FR"/>
-        </w:rPr>
-      </w:r>
-      <w:r>
-        <w:rPr>
           <w:b/>
           <w:lang w:val="fr_FR" w:bidi="fr_FR"/>
         </w:rPr>
@@ -23154,7 +20695,7 @@
         </w:rPr>
         <w:t xml:space="preserve"> correspondent à une expression idiomatique qui décrit la colère de Jonas comme un feu ardent en lui. Vérifiez votre traduction dans </w:t>
       </w:r>
-      <w:hyperlink r:id="rId26">
+      <w:hyperlink r:id="rId24">
         <w:r>
           <w:rPr>
             <w:lang w:val="fr_FR" w:bidi="fr_FR"/>
@@ -23236,20 +20777,6 @@
       </w:r>
       <w:r>
         <w:rPr>
-          <w:lang w:val="fr_FR" w:bidi="fr_FR"/>
-        </w:rPr>
-        <w:t>וַ⁠יֹּ֣אמֶר יְהוָ֔ה</w:t>
-      </w:r>
-    </w:p>
-    <w:p>
-      <w:pPr/>
-      <w:r>
-        <w:rPr>
-          <w:lang w:val="fr_FR" w:bidi="fr_FR"/>
-        </w:rPr>
-      </w:r>
-      <w:r>
-        <w:rPr>
           <w:b/>
           <w:lang w:val="fr_FR" w:bidi="fr_FR"/>
         </w:rPr>
@@ -23347,20 +20874,6 @@
       </w:r>
       <w:r>
         <w:rPr>
-          <w:lang w:val="fr_FR" w:bidi="fr_FR"/>
-        </w:rPr>
-        <w:t>שֶׁ⁠בִּן־לַ֥יְלָה הָיָ֖ה וּ⁠בִן־לַ֥יְלָה אָבָֽד</w:t>
-      </w:r>
-    </w:p>
-    <w:p>
-      <w:pPr/>
-      <w:r>
-        <w:rPr>
-          <w:lang w:val="fr_FR" w:bidi="fr_FR"/>
-        </w:rPr>
-      </w:r>
-      <w:r>
-        <w:rPr>
           <w:b/>
           <w:lang w:val="fr_FR" w:bidi="fr_FR"/>
         </w:rPr>
@@ -23498,20 +21011,6 @@
       </w:r>
       <w:r>
         <w:rPr>
-          <w:lang w:val="fr_FR" w:bidi="fr_FR"/>
-        </w:rPr>
-        <w:t>וַֽ⁠אֲנִי֙</w:t>
-      </w:r>
-    </w:p>
-    <w:p>
-      <w:pPr/>
-      <w:r>
-        <w:rPr>
-          <w:lang w:val="fr_FR" w:bidi="fr_FR"/>
-        </w:rPr>
-      </w:r>
-      <w:r>
-        <w:rPr>
           <w:b/>
           <w:lang w:val="fr_FR" w:bidi="fr_FR"/>
         </w:rPr>
@@ -23558,7 +21057,7 @@
         </w:rPr>
         <w:t xml:space="preserve"> associée au « tu » du verset </w:t>
       </w:r>
-      <w:hyperlink r:id="rId28">
+      <w:hyperlink r:id="rId26">
         <w:r>
           <w:rPr>
             <w:lang w:val="fr_FR" w:bidi="fr_FR"/>
@@ -23640,20 +21139,6 @@
       </w:r>
       <w:r>
         <w:rPr>
-          <w:lang w:val="fr_FR" w:bidi="fr_FR"/>
-        </w:rPr>
-        <w:t>וַֽ⁠אֲנִי֙ לֹ֣א אָח֔וּס עַל־נִינְוֵ֖ה הָ⁠עִ֣יר הַ⁠גְּדוֹלָ֑ה אֲשֶׁ֣ר יֶשׁ־בָּ֡⁠הּ הַרְבֵּה֩ מִֽ⁠שְׁתֵּים־עֶשְׂרֵ֨ה רִבּ֜וֹ אָדָ֗ם אֲשֶׁ֤ר לֹֽא־יָדַע֙ בֵּין־יְמִינ֣⁠וֹ לִ⁠שְׂמֹאל֔⁠וֹ וּ⁠בְהֵמָ֖ה רַבָּֽה</w:t>
-      </w:r>
-    </w:p>
-    <w:p>
-      <w:pPr/>
-      <w:r>
-        <w:rPr>
-          <w:lang w:val="fr_FR" w:bidi="fr_FR"/>
-        </w:rPr>
-      </w:r>
-      <w:r>
-        <w:rPr>
           <w:b/>
           <w:lang w:val="fr_FR" w:bidi="fr_FR"/>
         </w:rPr>
@@ -23751,20 +21236,6 @@
       </w:r>
       <w:r>
         <w:rPr>
-          <w:lang w:val="fr_FR" w:bidi="fr_FR"/>
-        </w:rPr>
-        <w:t>אֲשֶׁ֣ר יֶשׁ־בָּ֡⁠הּ הַרְבֵּה֩</w:t>
-      </w:r>
-    </w:p>
-    <w:p>
-      <w:pPr/>
-      <w:r>
-        <w:rPr>
-          <w:lang w:val="fr_FR" w:bidi="fr_FR"/>
-        </w:rPr>
-      </w:r>
-      <w:r>
-        <w:rPr>
           <w:b/>
           <w:lang w:val="fr_FR" w:bidi="fr_FR"/>
         </w:rPr>
@@ -23889,20 +21360,6 @@
       </w:r>
       <w:r>
         <w:rPr>
-          <w:lang w:val="fr_FR" w:bidi="fr_FR"/>
-        </w:rPr>
-        <w:t>מִֽ⁠שְׁתֵּים־עֶשְׂרֵ֨ה רִבּ֜וֹ</w:t>
-      </w:r>
-    </w:p>
-    <w:p>
-      <w:pPr/>
-      <w:r>
-        <w:rPr>
-          <w:lang w:val="fr_FR" w:bidi="fr_FR"/>
-        </w:rPr>
-      </w:r>
-      <w:r>
-        <w:rPr>
           <w:b/>
           <w:lang w:val="fr_FR" w:bidi="fr_FR"/>
         </w:rPr>
@@ -23988,20 +21445,6 @@
         <w:rPr>
           <w:lang w:val="fr_FR" w:bidi="fr_FR"/>
         </w:rPr>
-      </w:r>
-    </w:p>
-    <w:p>
-      <w:pPr/>
-      <w:r>
-        <w:rPr>
-          <w:lang w:val="fr_FR" w:bidi="fr_FR"/>
-        </w:rPr>
-      </w:r>
-      <w:r>
-        <w:rPr>
-          <w:lang w:val="fr_FR" w:bidi="fr_FR"/>
-        </w:rPr>
-        <w:t>אֲשֶׁ֤ר לֹֽא־יָדַע֙ בֵּין־יְמִינ֣⁠וֹ לִ⁠שְׂמֹאל֔⁠וֹ</w:t>
       </w:r>
     </w:p>
     <w:p>

--- a/fra/docx/32.content.docx
+++ b/fra/docx/32.content.docx
@@ -28,15 +28,49 @@
       </w:r>
     </w:p>
     <w:p>
-      <w:pPr/>
-      <w:r>
-        <w:rPr>
-          <w:lang w:val="fr_FR" w:bidi="fr_FR"/>
-        </w:rPr>
-      </w:r>
-      <w:r>
-        <w:rPr>
-          <w:b/>
+      <w:pPr>
+        <w:pStyle w:val="Heading2"/>
+      </w:pPr>
+      <w:r>
+        <w:rPr>
+          <w:lang w:val="fr_FR" w:bidi="fr_FR"/>
+        </w:rPr>
+        <w:t>License Information</w:t>
+      </w:r>
+      <w:r>
+        <w:rPr>
+          <w:lang w:val="fr_FR" w:bidi="fr_FR"/>
+        </w:rPr>
+      </w:r>
+    </w:p>
+    <w:p>
+      <w:pPr/>
+      <w:r>
+        <w:rPr>
+          <w:lang w:val="fr_FR" w:bidi="fr_FR"/>
+        </w:rPr>
+      </w:r>
+      <w:r>
+        <w:rPr>
+          <w:b/>
+          <w:lang w:val="fr_FR" w:bidi="fr_FR"/>
+        </w:rPr>
+        <w:t>Notes de traduction (unfoldingWord)</w:t>
+      </w:r>
+      <w:r>
+        <w:rPr>
+          <w:lang w:val="fr_FR" w:bidi="fr_FR"/>
+        </w:rPr>
+        <w:t xml:space="preserve"> (French) is based on</w:t>
+      </w:r>
+      <w:r>
+        <w:rPr>
+          <w:lang w:val="fr_FR" w:bidi="fr_FR"/>
+        </w:rPr>
+        <w:t xml:space="preserve">: </w:t>
+      </w:r>
+      <w:r>
+        <w:rPr>
           <w:lang w:val="fr_FR" w:bidi="fr_FR"/>
         </w:rPr>
         <w:t>unfoldingWord® Translation Notes</w:t>
@@ -45,31 +79,62 @@
         <w:rPr>
           <w:lang w:val="fr_FR" w:bidi="fr_FR"/>
         </w:rPr>
-        <w:t xml:space="preserve"> © 2022 unfoldingWord. Released under CC BY-SA 4.0 license. </w:t>
-      </w:r>
-      <w:r>
-        <w:rPr>
-          <w:lang w:val="fr_FR" w:bidi="fr_FR"/>
-        </w:rPr>
-        <w:t>unfoldingWord® Translation Notes</w:t>
-      </w:r>
-      <w:r>
-        <w:rPr>
-          <w:lang w:val="fr_FR" w:bidi="fr_FR"/>
-        </w:rPr>
-        <w:t xml:space="preserve"> has been adapted in the following languages: Tok Pisin, Arabic (عربي), French (Français), Hindi (हिंदी), Indonesian (Bahasa Indonesia), Portuguese (Português), Russian (Русский), Spanish (Español), Swahili (Kiswahili), and Simplified Chinese (简体中文) from </w:t>
-      </w:r>
-      <w:r>
-        <w:rPr>
-          <w:lang w:val="fr_FR" w:bidi="fr_FR"/>
-        </w:rPr>
-        <w:t>unfoldingWord® Translation Notes</w:t>
-      </w:r>
-      <w:r>
-        <w:rPr>
-          <w:lang w:val="fr_FR" w:bidi="fr_FR"/>
-        </w:rPr>
-        <w:t xml:space="preserve"> © 2022 unfoldingWord. Released under CC BY-SA 4.0 license by Mission Mutual</w:t>
+        <w:t xml:space="preserve">, </w:t>
+      </w:r>
+      <w:hyperlink r:id="rId13">
+        <w:r>
+          <w:rPr>
+            <w:lang w:val="fr_FR" w:bidi="fr_FR"/>
+          </w:rPr>
+          <w:rPr>
+            <w:color w:val="0000EE"/>
+            <w:u w:val="single"/>
+          </w:rPr>
+          <w:t>unfoldingWord</w:t>
+        </w:r>
+      </w:hyperlink>
+      <w:r>
+        <w:rPr>
+          <w:lang w:val="fr_FR" w:bidi="fr_FR"/>
+        </w:rPr>
+        <w:t xml:space="preserve">, 2022, which is licensed under a </w:t>
+      </w:r>
+      <w:hyperlink r:id="rId14">
+        <w:r>
+          <w:rPr>
+            <w:lang w:val="fr_FR" w:bidi="fr_FR"/>
+          </w:rPr>
+          <w:rPr>
+            <w:color w:val="0000EE"/>
+            <w:u w:val="single"/>
+          </w:rPr>
+          <w:t>CC BY-SA 4.0 license</w:t>
+        </w:r>
+      </w:hyperlink>
+      <w:r>
+        <w:rPr>
+          <w:lang w:val="fr_FR" w:bidi="fr_FR"/>
+        </w:rPr>
+        <w:t>.</w:t>
+      </w:r>
+      <w:r>
+        <w:rPr>
+          <w:lang w:val="fr_FR" w:bidi="fr_FR"/>
+        </w:rPr>
+      </w:r>
+    </w:p>
+    <w:p>
+      <w:pPr/>
+      <w:r>
+        <w:rPr>
+          <w:lang w:val="fr_FR" w:bidi="fr_FR"/>
+        </w:rPr>
+      </w:r>
+      <w:r>
+        <w:rPr>
+          <w:lang w:val="fr_FR" w:bidi="fr_FR"/>
+        </w:rPr>
+        <w:t>This PDF version is provided under the same license.</w:t>
       </w:r>
       <w:r>
         <w:rPr>
@@ -823,7 +888,7 @@
         </w:rPr>
         <w:t xml:space="preserve">Dans </w:t>
       </w:r>
-      <w:hyperlink r:id="rId13">
+      <w:hyperlink r:id="rId15">
         <w:r>
           <w:rPr>
             <w:lang w:val="fr_FR" w:bidi="fr_FR"/>
@@ -1222,6 +1287,20 @@
       </w:r>
       <w:r>
         <w:rPr>
+          <w:lang w:val="fr_FR" w:bidi="fr_FR"/>
+        </w:rPr>
+        <w:t>וַֽ⁠יְהִי֙ דְּבַר־יְהוָ֔ה</w:t>
+      </w:r>
+    </w:p>
+    <w:p>
+      <w:pPr/>
+      <w:r>
+        <w:rPr>
+          <w:lang w:val="fr_FR" w:bidi="fr_FR"/>
+        </w:rPr>
+      </w:r>
+      <w:r>
+        <w:rPr>
           <w:b/>
           <w:lang w:val="fr_FR" w:bidi="fr_FR"/>
         </w:rPr>
@@ -1319,6 +1398,20 @@
       </w:r>
       <w:r>
         <w:rPr>
+          <w:lang w:val="fr_FR" w:bidi="fr_FR"/>
+        </w:rPr>
+        <w:t>אֲמִתַּ֖י</w:t>
+      </w:r>
+    </w:p>
+    <w:p>
+      <w:pPr/>
+      <w:r>
+        <w:rPr>
+          <w:lang w:val="fr_FR" w:bidi="fr_FR"/>
+        </w:rPr>
+      </w:r>
+      <w:r>
+        <w:rPr>
           <w:b/>
           <w:lang w:val="fr_FR" w:bidi="fr_FR"/>
         </w:rPr>
@@ -1409,6 +1502,20 @@
       </w:r>
       <w:r>
         <w:rPr>
+          <w:lang w:val="fr_FR" w:bidi="fr_FR"/>
+        </w:rPr>
+        <w:t>נִֽינְוֵ֛ה הָ⁠עִ֥יר הַ⁠גְּדוֹלָ֖ה</w:t>
+      </w:r>
+    </w:p>
+    <w:p>
+      <w:pPr/>
+      <w:r>
+        <w:rPr>
+          <w:lang w:val="fr_FR" w:bidi="fr_FR"/>
+        </w:rPr>
+      </w:r>
+      <w:r>
+        <w:rPr>
           <w:b/>
           <w:lang w:val="fr_FR" w:bidi="fr_FR"/>
         </w:rPr>
@@ -1505,6 +1612,20 @@
       </w:r>
       <w:r>
         <w:rPr>
+          <w:lang w:val="fr_FR" w:bidi="fr_FR"/>
+        </w:rPr>
+        <w:t>ק֠וּם</w:t>
+      </w:r>
+    </w:p>
+    <w:p>
+      <w:pPr/>
+      <w:r>
+        <w:rPr>
+          <w:lang w:val="fr_FR" w:bidi="fr_FR"/>
+        </w:rPr>
+      </w:r>
+      <w:r>
+        <w:rPr>
           <w:b/>
           <w:lang w:val="fr_FR" w:bidi="fr_FR"/>
         </w:rPr>
@@ -1595,6 +1716,20 @@
       </w:r>
       <w:r>
         <w:rPr>
+          <w:lang w:val="fr_FR" w:bidi="fr_FR"/>
+        </w:rPr>
+        <w:t>וּ⁠קְרָ֣א עָלֶ֑י⁠הָ</w:t>
+      </w:r>
+    </w:p>
+    <w:p>
+      <w:pPr/>
+      <w:r>
+        <w:rPr>
+          <w:lang w:val="fr_FR" w:bidi="fr_FR"/>
+        </w:rPr>
+      </w:r>
+      <w:r>
+        <w:rPr>
           <w:b/>
           <w:lang w:val="fr_FR" w:bidi="fr_FR"/>
         </w:rPr>
@@ -1691,6 +1826,20 @@
       </w:r>
       <w:r>
         <w:rPr>
+          <w:lang w:val="fr_FR" w:bidi="fr_FR"/>
+        </w:rPr>
+        <w:t>עָלְתָ֥ה רָעָתָ֖⁠ם לְ⁠פָנָֽ⁠י</w:t>
+      </w:r>
+    </w:p>
+    <w:p>
+      <w:pPr/>
+      <w:r>
+        <w:rPr>
+          <w:lang w:val="fr_FR" w:bidi="fr_FR"/>
+        </w:rPr>
+      </w:r>
+      <w:r>
+        <w:rPr>
           <w:b/>
           <w:lang w:val="fr_FR" w:bidi="fr_FR"/>
         </w:rPr>
@@ -1814,6 +1963,20 @@
       </w:r>
       <w:r>
         <w:rPr>
+          <w:lang w:val="fr_FR" w:bidi="fr_FR"/>
+        </w:rPr>
+        <w:t>ק֠וּם לֵ֧ךְ אֶל־נִֽינְוֵ֛ה הָ⁠עִ֥יר הַ⁠גְּדוֹלָ֖ה וּ⁠קְרָ֣א עָלֶ֑י⁠הָ כִּֽי־עָלְתָ֥ה רָעָתָ֖⁠ם לְ⁠פָנָֽ⁠י</w:t>
+      </w:r>
+    </w:p>
+    <w:p>
+      <w:pPr/>
+      <w:r>
+        <w:rPr>
+          <w:lang w:val="fr_FR" w:bidi="fr_FR"/>
+        </w:rPr>
+      </w:r>
+      <w:r>
+        <w:rPr>
           <w:b/>
           <w:lang w:val="fr_FR" w:bidi="fr_FR"/>
         </w:rPr>
@@ -1897,6 +2060,20 @@
       </w:r>
       <w:r>
         <w:rPr>
+          <w:lang w:val="fr_FR" w:bidi="fr_FR"/>
+        </w:rPr>
+        <w:t>עָלְתָ֥ה רָעָתָ֖⁠ם לְ⁠פָנָֽ⁠י</w:t>
+      </w:r>
+    </w:p>
+    <w:p>
+      <w:pPr/>
+      <w:r>
+        <w:rPr>
+          <w:lang w:val="fr_FR" w:bidi="fr_FR"/>
+        </w:rPr>
+      </w:r>
+      <w:r>
+        <w:rPr>
           <w:b/>
           <w:lang w:val="fr_FR" w:bidi="fr_FR"/>
         </w:rPr>
@@ -2007,6 +2184,20 @@
       </w:r>
       <w:r>
         <w:rPr>
+          <w:lang w:val="fr_FR" w:bidi="fr_FR"/>
+        </w:rPr>
+        <w:t>וַ⁠יָּ֤קָם יוֹנָה֙ לִ⁠בְרֹ֣חַ</w:t>
+      </w:r>
+    </w:p>
+    <w:p>
+      <w:pPr/>
+      <w:r>
+        <w:rPr>
+          <w:lang w:val="fr_FR" w:bidi="fr_FR"/>
+        </w:rPr>
+      </w:r>
+      <w:r>
+        <w:rPr>
           <w:b/>
           <w:lang w:val="fr_FR" w:bidi="fr_FR"/>
         </w:rPr>
@@ -2039,7 +2230,7 @@
         </w:rPr>
         <w:t xml:space="preserve"> signifient que Jonas a agi en réponse au commandement de l'Éternel. Cependant, son action a été de désobéir et non d'obéir. Si vos lecteurs ne comprendront pas cela avec cette formulation, vous pouvez exprimer le sens clairement. Vérifiez également comment vous avez traduit cette expression idiomatique dans </w:t>
       </w:r>
-      <w:hyperlink r:id="rId14">
+      <w:hyperlink r:id="rId16">
         <w:r>
           <w:rPr>
             <w:lang w:val="fr_FR" w:bidi="fr_FR"/>
@@ -2121,6 +2312,20 @@
       </w:r>
       <w:r>
         <w:rPr>
+          <w:lang w:val="fr_FR" w:bidi="fr_FR"/>
+        </w:rPr>
+        <w:t>מִ⁠לִּ⁠פְנֵ֖י יְהוָ֑ה &amp; מִ⁠לִּ⁠פְנֵ֖י יְהוָֽה</w:t>
+      </w:r>
+    </w:p>
+    <w:p>
+      <w:pPr/>
+      <w:r>
+        <w:rPr>
+          <w:lang w:val="fr_FR" w:bidi="fr_FR"/>
+        </w:rPr>
+      </w:r>
+      <w:r>
+        <w:rPr>
           <w:b/>
           <w:lang w:val="fr_FR" w:bidi="fr_FR"/>
         </w:rPr>
@@ -2234,6 +2439,20 @@
         <w:rPr>
           <w:lang w:val="fr_FR" w:bidi="fr_FR"/>
         </w:rPr>
+      </w:r>
+    </w:p>
+    <w:p>
+      <w:pPr/>
+      <w:r>
+        <w:rPr>
+          <w:lang w:val="fr_FR" w:bidi="fr_FR"/>
+        </w:rPr>
+      </w:r>
+      <w:r>
+        <w:rPr>
+          <w:lang w:val="fr_FR" w:bidi="fr_FR"/>
+        </w:rPr>
+        <w:t>לִ⁠בְרֹ֣חַ תַּרְשִׁ֔ישָׁ⁠ה</w:t>
       </w:r>
     </w:p>
     <w:p>
@@ -2400,6 +2619,20 @@
       </w:r>
       <w:r>
         <w:rPr>
+          <w:lang w:val="fr_FR" w:bidi="fr_FR"/>
+        </w:rPr>
+        <w:t>אָנִיָּ֣ה</w:t>
+      </w:r>
+    </w:p>
+    <w:p>
+      <w:pPr/>
+      <w:r>
+        <w:rPr>
+          <w:lang w:val="fr_FR" w:bidi="fr_FR"/>
+        </w:rPr>
+      </w:r>
+      <w:r>
+        <w:rPr>
           <w:b/>
           <w:lang w:val="fr_FR" w:bidi="fr_FR"/>
         </w:rPr>
@@ -2559,6 +2792,20 @@
       </w:r>
       <w:r>
         <w:rPr>
+          <w:lang w:val="fr_FR" w:bidi="fr_FR"/>
+        </w:rPr>
+        <w:t>וַ⁠יֵּ֤רֶד בָּ⁠הּ֙</w:t>
+      </w:r>
+    </w:p>
+    <w:p>
+      <w:pPr/>
+      <w:r>
+        <w:rPr>
+          <w:lang w:val="fr_FR" w:bidi="fr_FR"/>
+        </w:rPr>
+      </w:r>
+      <w:r>
+        <w:rPr>
           <w:b/>
           <w:lang w:val="fr_FR" w:bidi="fr_FR"/>
         </w:rPr>
@@ -2656,6 +2903,20 @@
       </w:r>
       <w:r>
         <w:rPr>
+          <w:lang w:val="fr_FR" w:bidi="fr_FR"/>
+        </w:rPr>
+        <w:t>עִמָּ⁠הֶם֙</w:t>
+      </w:r>
+    </w:p>
+    <w:p>
+      <w:pPr/>
+      <w:r>
+        <w:rPr>
+          <w:lang w:val="fr_FR" w:bidi="fr_FR"/>
+        </w:rPr>
+      </w:r>
+      <w:r>
+        <w:rPr>
           <w:b/>
           <w:lang w:val="fr_FR" w:bidi="fr_FR"/>
         </w:rPr>
@@ -2779,6 +3040,20 @@
       </w:r>
       <w:r>
         <w:rPr>
+          <w:lang w:val="fr_FR" w:bidi="fr_FR"/>
+        </w:rPr>
+        <w:t>וַֽ⁠יהוָ֗ה</w:t>
+      </w:r>
+    </w:p>
+    <w:p>
+      <w:pPr/>
+      <w:r>
+        <w:rPr>
+          <w:lang w:val="fr_FR" w:bidi="fr_FR"/>
+        </w:rPr>
+      </w:r>
+      <w:r>
+        <w:rPr>
           <w:b/>
           <w:lang w:val="fr_FR" w:bidi="fr_FR"/>
         </w:rPr>
@@ -2869,6 +3144,20 @@
       </w:r>
       <w:r>
         <w:rPr>
+          <w:lang w:val="fr_FR" w:bidi="fr_FR"/>
+        </w:rPr>
+        <w:t>וְ⁠הָ֣⁠אֳנִיָּ֔ה חִשְּׁבָ֖ה לְ⁠הִשָּׁבֵֽר</w:t>
+      </w:r>
+    </w:p>
+    <w:p>
+      <w:pPr/>
+      <w:r>
+        <w:rPr>
+          <w:lang w:val="fr_FR" w:bidi="fr_FR"/>
+        </w:rPr>
+      </w:r>
+      <w:r>
+        <w:rPr>
           <w:b/>
           <w:lang w:val="fr_FR" w:bidi="fr_FR"/>
         </w:rPr>
@@ -2979,6 +3268,20 @@
       </w:r>
       <w:r>
         <w:rPr>
+          <w:lang w:val="fr_FR" w:bidi="fr_FR"/>
+        </w:rPr>
+        <w:t>לְ⁠הִשָּׁבֵֽר</w:t>
+      </w:r>
+    </w:p>
+    <w:p>
+      <w:pPr/>
+      <w:r>
+        <w:rPr>
+          <w:lang w:val="fr_FR" w:bidi="fr_FR"/>
+        </w:rPr>
+      </w:r>
+      <w:r>
+        <w:rPr>
           <w:b/>
           <w:lang w:val="fr_FR" w:bidi="fr_FR"/>
         </w:rPr>
@@ -3076,6 +3379,20 @@
       </w:r>
       <w:r>
         <w:rPr>
+          <w:lang w:val="fr_FR" w:bidi="fr_FR"/>
+        </w:rPr>
+        <w:t>הַ⁠מַּלָּחִ֗ים</w:t>
+      </w:r>
+    </w:p>
+    <w:p>
+      <w:pPr/>
+      <w:r>
+        <w:rPr>
+          <w:lang w:val="fr_FR" w:bidi="fr_FR"/>
+        </w:rPr>
+      </w:r>
+      <w:r>
+        <w:rPr>
           <w:b/>
           <w:lang w:val="fr_FR" w:bidi="fr_FR"/>
         </w:rPr>
@@ -3172,6 +3489,20 @@
       </w:r>
       <w:r>
         <w:rPr>
+          <w:lang w:val="fr_FR" w:bidi="fr_FR"/>
+        </w:rPr>
+        <w:t>אֱלֹהָי⁠ו֒</w:t>
+      </w:r>
+    </w:p>
+    <w:p>
+      <w:pPr/>
+      <w:r>
+        <w:rPr>
+          <w:lang w:val="fr_FR" w:bidi="fr_FR"/>
+        </w:rPr>
+      </w:r>
+      <w:r>
+        <w:rPr>
           <w:b/>
           <w:lang w:val="fr_FR" w:bidi="fr_FR"/>
         </w:rPr>
@@ -3281,6 +3612,20 @@
       </w:r>
       <w:r>
         <w:rPr>
+          <w:lang w:val="fr_FR" w:bidi="fr_FR"/>
+        </w:rPr>
+        <w:t>לְ⁠הָקֵ֖ל מֵֽ⁠עֲלֵי⁠הֶ֑ם</w:t>
+      </w:r>
+    </w:p>
+    <w:p>
+      <w:pPr/>
+      <w:r>
+        <w:rPr>
+          <w:lang w:val="fr_FR" w:bidi="fr_FR"/>
+        </w:rPr>
+      </w:r>
+      <w:r>
+        <w:rPr>
           <w:b/>
           <w:lang w:val="fr_FR" w:bidi="fr_FR"/>
         </w:rPr>
@@ -3410,6 +3755,20 @@
       </w:r>
       <w:r>
         <w:rPr>
+          <w:lang w:val="fr_FR" w:bidi="fr_FR"/>
+        </w:rPr>
+        <w:t>וְ⁠יוֹנָ֗ה יָרַד֙ אֶל־יַרְכְּתֵ֣י הַ⁠סְּפִינָ֔ה וַ⁠יִּשְׁכַּ֖ב וַ⁠יֵּרָדַֽם</w:t>
+      </w:r>
+    </w:p>
+    <w:p>
+      <w:pPr/>
+      <w:r>
+        <w:rPr>
+          <w:lang w:val="fr_FR" w:bidi="fr_FR"/>
+        </w:rPr>
+      </w:r>
+      <w:r>
+        <w:rPr>
           <w:b/>
           <w:lang w:val="fr_FR" w:bidi="fr_FR"/>
         </w:rPr>
@@ -3521,6 +3880,20 @@
       </w:r>
       <w:r>
         <w:rPr>
+          <w:lang w:val="fr_FR" w:bidi="fr_FR"/>
+        </w:rPr>
+        <w:t>יַרְכְּתֵ֣י הַ⁠סְּפִינָ֔ה</w:t>
+      </w:r>
+    </w:p>
+    <w:p>
+      <w:pPr/>
+      <w:r>
+        <w:rPr>
+          <w:lang w:val="fr_FR" w:bidi="fr_FR"/>
+        </w:rPr>
+      </w:r>
+      <w:r>
+        <w:rPr>
           <w:b/>
           <w:lang w:val="fr_FR" w:bidi="fr_FR"/>
         </w:rPr>
@@ -3598,6 +3971,20 @@
       </w:r>
       <w:r>
         <w:rPr>
+          <w:lang w:val="fr_FR" w:bidi="fr_FR"/>
+        </w:rPr>
+        <w:t>וַ⁠יִּשְׁכַּ֖ב וַ⁠יֵּרָדַֽם</w:t>
+      </w:r>
+    </w:p>
+    <w:p>
+      <w:pPr/>
+      <w:r>
+        <w:rPr>
+          <w:lang w:val="fr_FR" w:bidi="fr_FR"/>
+        </w:rPr>
+      </w:r>
+      <w:r>
+        <w:rPr>
           <w:b/>
           <w:lang w:val="fr_FR" w:bidi="fr_FR"/>
         </w:rPr>
@@ -3675,6 +4062,20 @@
       </w:r>
       <w:r>
         <w:rPr>
+          <w:lang w:val="fr_FR" w:bidi="fr_FR"/>
+        </w:rPr>
+        <w:t>וַ⁠יִּקְרַ֤ב אֵלָי⁠ו֙ רַ֣ב הַ⁠חֹבֵ֔ל וַ⁠יֹּ֥אמֶר ל֖⁠וֹ</w:t>
+      </w:r>
+    </w:p>
+    <w:p>
+      <w:pPr/>
+      <w:r>
+        <w:rPr>
+          <w:lang w:val="fr_FR" w:bidi="fr_FR"/>
+        </w:rPr>
+      </w:r>
+      <w:r>
+        <w:rPr>
           <w:b/>
           <w:lang w:val="fr_FR" w:bidi="fr_FR"/>
         </w:rPr>
@@ -3826,6 +4227,20 @@
       </w:r>
       <w:r>
         <w:rPr>
+          <w:lang w:val="fr_FR" w:bidi="fr_FR"/>
+        </w:rPr>
+        <w:t>מַה־לְּ⁠ךָ֣ נִרְדָּ֑ם</w:t>
+      </w:r>
+    </w:p>
+    <w:p>
+      <w:pPr/>
+      <w:r>
+        <w:rPr>
+          <w:lang w:val="fr_FR" w:bidi="fr_FR"/>
+        </w:rPr>
+      </w:r>
+      <w:r>
+        <w:rPr>
           <w:b/>
           <w:lang w:val="fr_FR" w:bidi="fr_FR"/>
         </w:rPr>
@@ -3937,6 +4352,20 @@
       </w:r>
       <w:r>
         <w:rPr>
+          <w:lang w:val="fr_FR" w:bidi="fr_FR"/>
+        </w:rPr>
+        <w:t>ק֚וּם</w:t>
+      </w:r>
+    </w:p>
+    <w:p>
+      <w:pPr/>
+      <w:r>
+        <w:rPr>
+          <w:lang w:val="fr_FR" w:bidi="fr_FR"/>
+        </w:rPr>
+      </w:r>
+      <w:r>
+        <w:rPr>
           <w:b/>
           <w:lang w:val="fr_FR" w:bidi="fr_FR"/>
         </w:rPr>
@@ -3956,7 +4385,7 @@
         </w:rPr>
         <w:t xml:space="preserve">Cette phrase est utilisée comme une expression idiomatique dans </w:t>
       </w:r>
-      <w:hyperlink r:id="rId14">
+      <w:hyperlink r:id="rId16">
         <w:r>
           <w:rPr>
             <w:lang w:val="fr_FR" w:bidi="fr_FR"/>
@@ -3974,7 +4403,7 @@
         </w:rPr>
         <w:t xml:space="preserve"> et </w:t>
       </w:r>
-      <w:hyperlink r:id="rId15">
+      <w:hyperlink r:id="rId17">
         <w:r>
           <w:rPr>
             <w:lang w:val="fr_FR" w:bidi="fr_FR"/>
@@ -3992,7 +4421,7 @@
         </w:rPr>
         <w:t xml:space="preserve">, et signifie se préparer à commencer l'activité qui est mentionnée ensuite (par exemple, aller à Ninive dans </w:t>
       </w:r>
-      <w:hyperlink r:id="rId14">
+      <w:hyperlink r:id="rId16">
         <w:r>
           <w:rPr>
             <w:lang w:val="fr_FR" w:bidi="fr_FR"/>
@@ -4010,7 +4439,7 @@
         </w:rPr>
         <w:t xml:space="preserve"> et s'enfuir dans </w:t>
       </w:r>
-      <w:hyperlink r:id="rId15">
+      <w:hyperlink r:id="rId17">
         <w:r>
           <w:rPr>
             <w:lang w:val="fr_FR" w:bidi="fr_FR"/>
@@ -4072,6 +4501,20 @@
       </w:r>
       <w:r>
         <w:rPr>
+          <w:lang w:val="fr_FR" w:bidi="fr_FR"/>
+        </w:rPr>
+        <w:t>קְרָ֣א אֶל־אֱלֹהֶ֔י⁠ךָ</w:t>
+      </w:r>
+    </w:p>
+    <w:p>
+      <w:pPr/>
+      <w:r>
+        <w:rPr>
+          <w:lang w:val="fr_FR" w:bidi="fr_FR"/>
+        </w:rPr>
+      </w:r>
+      <w:r>
+        <w:rPr>
           <w:b/>
           <w:lang w:val="fr_FR" w:bidi="fr_FR"/>
         </w:rPr>
@@ -4162,6 +4605,20 @@
       </w:r>
       <w:r>
         <w:rPr>
+          <w:lang w:val="fr_FR" w:bidi="fr_FR"/>
+        </w:rPr>
+        <w:t>אוּלַ֞י יִתְעַשֵּׁ֧ת הָ⁠אֱלֹהִ֛ים לָ֖⁠נוּ וְ⁠לֹ֥א נֹאבֵֽד</w:t>
+      </w:r>
+    </w:p>
+    <w:p>
+      <w:pPr/>
+      <w:r>
+        <w:rPr>
+          <w:lang w:val="fr_FR" w:bidi="fr_FR"/>
+        </w:rPr>
+      </w:r>
+      <w:r>
+        <w:rPr>
           <w:b/>
           <w:lang w:val="fr_FR" w:bidi="fr_FR"/>
         </w:rPr>
@@ -4273,6 +4730,20 @@
       </w:r>
       <w:r>
         <w:rPr>
+          <w:lang w:val="fr_FR" w:bidi="fr_FR"/>
+        </w:rPr>
+        <w:t>וְ⁠לֹ֥א נֹאבֵֽד</w:t>
+      </w:r>
+    </w:p>
+    <w:p>
+      <w:pPr/>
+      <w:r>
+        <w:rPr>
+          <w:lang w:val="fr_FR" w:bidi="fr_FR"/>
+        </w:rPr>
+      </w:r>
+      <w:r>
+        <w:rPr>
           <w:b/>
           <w:lang w:val="fr_FR" w:bidi="fr_FR"/>
         </w:rPr>
@@ -4382,6 +4853,20 @@
       </w:r>
       <w:r>
         <w:rPr>
+          <w:lang w:val="fr_FR" w:bidi="fr_FR"/>
+        </w:rPr>
+        <w:t>וַ⁠יֹּאמְר֞וּ אִ֣ישׁ אֶל־רֵעֵ֗⁠הוּ</w:t>
+      </w:r>
+    </w:p>
+    <w:p>
+      <w:pPr/>
+      <w:r>
+        <w:rPr>
+          <w:lang w:val="fr_FR" w:bidi="fr_FR"/>
+        </w:rPr>
+      </w:r>
+      <w:r>
+        <w:rPr>
           <w:b/>
           <w:lang w:val="fr_FR" w:bidi="fr_FR"/>
         </w:rPr>
@@ -4492,6 +4977,20 @@
       </w:r>
       <w:r>
         <w:rPr>
+          <w:lang w:val="fr_FR" w:bidi="fr_FR"/>
+        </w:rPr>
+        <w:t>וְ⁠נֵ֣דְעָ֔ה בְּ⁠שֶׁ⁠לְּ⁠מִ֛י הָ⁠רָעָ֥ה הַ⁠זֹּ֖את לָ֑⁠נוּ</w:t>
+      </w:r>
+    </w:p>
+    <w:p>
+      <w:pPr/>
+      <w:r>
+        <w:rPr>
+          <w:lang w:val="fr_FR" w:bidi="fr_FR"/>
+        </w:rPr>
+      </w:r>
+      <w:r>
+        <w:rPr>
           <w:b/>
           <w:lang w:val="fr_FR" w:bidi="fr_FR"/>
         </w:rPr>
@@ -4665,6 +5164,20 @@
       </w:r>
       <w:r>
         <w:rPr>
+          <w:lang w:val="fr_FR" w:bidi="fr_FR"/>
+        </w:rPr>
+        <w:t>וַ⁠יִּפֹּ֥ל הַ⁠גּוֹרָ֖ל עַל־יוֹנָֽה</w:t>
+      </w:r>
+    </w:p>
+    <w:p>
+      <w:pPr/>
+      <w:r>
+        <w:rPr>
+          <w:lang w:val="fr_FR" w:bidi="fr_FR"/>
+        </w:rPr>
+      </w:r>
+      <w:r>
+        <w:rPr>
           <w:b/>
           <w:lang w:val="fr_FR" w:bidi="fr_FR"/>
         </w:rPr>
@@ -4761,6 +5274,20 @@
       </w:r>
       <w:r>
         <w:rPr>
+          <w:lang w:val="fr_FR" w:bidi="fr_FR"/>
+        </w:rPr>
+        <w:t>לְכוּ֙ וְ⁠נַפִּ֣ילָה גֽוֹרָל֔וֹת</w:t>
+      </w:r>
+    </w:p>
+    <w:p>
+      <w:pPr/>
+      <w:r>
+        <w:rPr>
+          <w:lang w:val="fr_FR" w:bidi="fr_FR"/>
+        </w:rPr>
+      </w:r>
+      <w:r>
+        <w:rPr>
           <w:b/>
           <w:lang w:val="fr_FR" w:bidi="fr_FR"/>
         </w:rPr>
@@ -4870,6 +5397,20 @@
       </w:r>
       <w:r>
         <w:rPr>
+          <w:lang w:val="fr_FR" w:bidi="fr_FR"/>
+        </w:rPr>
+        <w:t>וְ⁠נַפִּ֣ילָה גֽוֹרָל֔וֹת</w:t>
+      </w:r>
+    </w:p>
+    <w:p>
+      <w:pPr/>
+      <w:r>
+        <w:rPr>
+          <w:lang w:val="fr_FR" w:bidi="fr_FR"/>
+        </w:rPr>
+      </w:r>
+      <w:r>
+        <w:rPr>
           <w:b/>
           <w:lang w:val="fr_FR" w:bidi="fr_FR"/>
         </w:rPr>
@@ -4953,6 +5494,20 @@
       </w:r>
       <w:r>
         <w:rPr>
+          <w:lang w:val="fr_FR" w:bidi="fr_FR"/>
+        </w:rPr>
+        <w:t>וַ⁠יֹּאמְר֣וּ אֵלָ֔י⁠ו</w:t>
+      </w:r>
+    </w:p>
+    <w:p>
+      <w:pPr/>
+      <w:r>
+        <w:rPr>
+          <w:lang w:val="fr_FR" w:bidi="fr_FR"/>
+        </w:rPr>
+      </w:r>
+      <w:r>
+        <w:rPr>
           <w:b/>
           <w:lang w:val="fr_FR" w:bidi="fr_FR"/>
         </w:rPr>
@@ -5139,6 +5694,20 @@
       </w:r>
       <w:r>
         <w:rPr>
+          <w:lang w:val="fr_FR" w:bidi="fr_FR"/>
+        </w:rPr>
+        <w:t>יְהוָ֞ה &amp; אֲנִ֣י יָרֵ֔א</w:t>
+      </w:r>
+    </w:p>
+    <w:p>
+      <w:pPr/>
+      <w:r>
+        <w:rPr>
+          <w:lang w:val="fr_FR" w:bidi="fr_FR"/>
+        </w:rPr>
+      </w:r>
+      <w:r>
+        <w:rPr>
           <w:b/>
           <w:lang w:val="fr_FR" w:bidi="fr_FR"/>
         </w:rPr>
@@ -5235,6 +5804,20 @@
       </w:r>
       <w:r>
         <w:rPr>
+          <w:lang w:val="fr_FR" w:bidi="fr_FR"/>
+        </w:rPr>
+        <w:t>וַ⁠יִּֽירְא֤וּ הָֽ⁠אֲנָשִׁים֙ יִרְאָ֣ה גְדוֹלָ֔ה</w:t>
+      </w:r>
+    </w:p>
+    <w:p>
+      <w:pPr/>
+      <w:r>
+        <w:rPr>
+          <w:lang w:val="fr_FR" w:bidi="fr_FR"/>
+        </w:rPr>
+      </w:r>
+      <w:r>
+        <w:rPr>
           <w:b/>
           <w:lang w:val="fr_FR" w:bidi="fr_FR"/>
         </w:rPr>
@@ -5331,6 +5914,20 @@
       </w:r>
       <w:r>
         <w:rPr>
+          <w:lang w:val="fr_FR" w:bidi="fr_FR"/>
+        </w:rPr>
+        <w:t>מַה־זֹּ֣את עָשִׂ֑יתָ</w:t>
+      </w:r>
+    </w:p>
+    <w:p>
+      <w:pPr/>
+      <w:r>
+        <w:rPr>
+          <w:lang w:val="fr_FR" w:bidi="fr_FR"/>
+        </w:rPr>
+      </w:r>
+      <w:r>
+        <w:rPr>
           <w:b/>
           <w:lang w:val="fr_FR" w:bidi="fr_FR"/>
         </w:rPr>
@@ -5441,6 +6038,20 @@
       </w:r>
       <w:r>
         <w:rPr>
+          <w:lang w:val="fr_FR" w:bidi="fr_FR"/>
+        </w:rPr>
+        <w:t>מִ⁠לִּ⁠פְנֵ֤י יְהוָה֙</w:t>
+      </w:r>
+    </w:p>
+    <w:p>
+      <w:pPr/>
+      <w:r>
+        <w:rPr>
+          <w:lang w:val="fr_FR" w:bidi="fr_FR"/>
+        </w:rPr>
+      </w:r>
+      <w:r>
+        <w:rPr>
           <w:b/>
           <w:lang w:val="fr_FR" w:bidi="fr_FR"/>
         </w:rPr>
@@ -5552,6 +6163,20 @@
       </w:r>
       <w:r>
         <w:rPr>
+          <w:lang w:val="fr_FR" w:bidi="fr_FR"/>
+        </w:rPr>
+        <w:t>כִּ֥י הִגִּ֖יד לָ⁠הֶֽם</w:t>
+      </w:r>
+    </w:p>
+    <w:p>
+      <w:pPr/>
+      <w:r>
+        <w:rPr>
+          <w:lang w:val="fr_FR" w:bidi="fr_FR"/>
+        </w:rPr>
+      </w:r>
+      <w:r>
+        <w:rPr>
           <w:b/>
           <w:lang w:val="fr_FR" w:bidi="fr_FR"/>
         </w:rPr>
@@ -5663,6 +6288,20 @@
       </w:r>
       <w:r>
         <w:rPr>
+          <w:lang w:val="fr_FR" w:bidi="fr_FR"/>
+        </w:rPr>
+        <w:t>כִּֽי־יָדְע֣וּ הָ⁠אֲנָשִׁ֗ים כִּֽי־מִ⁠לִּ⁠פְנֵ֤י יְהוָה֙ ה֣וּא בֹרֵ֔חַ כִּ֥י הִגִּ֖יד לָ⁠הֶֽם</w:t>
+      </w:r>
+    </w:p>
+    <w:p>
+      <w:pPr/>
+      <w:r>
+        <w:rPr>
+          <w:lang w:val="fr_FR" w:bidi="fr_FR"/>
+        </w:rPr>
+      </w:r>
+      <w:r>
+        <w:rPr>
           <w:b/>
           <w:lang w:val="fr_FR" w:bidi="fr_FR"/>
         </w:rPr>
@@ -5786,6 +6425,20 @@
       </w:r>
       <w:r>
         <w:rPr>
+          <w:lang w:val="fr_FR" w:bidi="fr_FR"/>
+        </w:rPr>
+        <w:t>וַ⁠יֹּאמְר֤וּ אֵלָי⁠ו֙</w:t>
+      </w:r>
+    </w:p>
+    <w:p>
+      <w:pPr/>
+      <w:r>
+        <w:rPr>
+          <w:lang w:val="fr_FR" w:bidi="fr_FR"/>
+        </w:rPr>
+      </w:r>
+      <w:r>
+        <w:rPr>
           <w:b/>
           <w:lang w:val="fr_FR" w:bidi="fr_FR"/>
         </w:rPr>
@@ -5903,6 +6556,20 @@
       </w:r>
       <w:r>
         <w:rPr>
+          <w:lang w:val="fr_FR" w:bidi="fr_FR"/>
+        </w:rPr>
+        <w:t>וְ⁠יִשְׁתֹּ֥ק הַ⁠יָּ֖ם מֵֽ⁠עָלֵ֑י⁠נוּ</w:t>
+      </w:r>
+    </w:p>
+    <w:p>
+      <w:pPr/>
+      <w:r>
+        <w:rPr>
+          <w:lang w:val="fr_FR" w:bidi="fr_FR"/>
+        </w:rPr>
+      </w:r>
+      <w:r>
+        <w:rPr>
           <w:b/>
           <w:lang w:val="fr_FR" w:bidi="fr_FR"/>
         </w:rPr>
@@ -6013,6 +6680,20 @@
       </w:r>
       <w:r>
         <w:rPr>
+          <w:lang w:val="fr_FR" w:bidi="fr_FR"/>
+        </w:rPr>
+        <w:t>הַ⁠יָּ֖ם הוֹלֵ֥ךְ וְ⁠סֹעֵֽר</w:t>
+      </w:r>
+    </w:p>
+    <w:p>
+      <w:pPr/>
+      <w:r>
+        <w:rPr>
+          <w:lang w:val="fr_FR" w:bidi="fr_FR"/>
+        </w:rPr>
+      </w:r>
+      <w:r>
+        <w:rPr>
           <w:b/>
           <w:lang w:val="fr_FR" w:bidi="fr_FR"/>
         </w:rPr>
@@ -6110,6 +6791,20 @@
       </w:r>
       <w:r>
         <w:rPr>
+          <w:lang w:val="fr_FR" w:bidi="fr_FR"/>
+        </w:rPr>
+        <w:t>וַ⁠יֹּאמְר֤וּ אֵלָי⁠ו֙ מַה־נַּ֣עֲשֶׂה לָּ֔⁠ךְ וְ⁠יִשְׁתֹּ֥ק הַ⁠יָּ֖ם מֵֽ⁠עָלֵ֑י⁠נוּ כִּ֥י הַ⁠יָּ֖ם הוֹלֵ֥ךְ וְ⁠סֹעֵֽר</w:t>
+      </w:r>
+    </w:p>
+    <w:p>
+      <w:pPr/>
+      <w:r>
+        <w:rPr>
+          <w:lang w:val="fr_FR" w:bidi="fr_FR"/>
+        </w:rPr>
+      </w:r>
+      <w:r>
+        <w:rPr>
           <w:b/>
           <w:lang w:val="fr_FR" w:bidi="fr_FR"/>
         </w:rPr>
@@ -6225,6 +6920,20 @@
       </w:r>
       <w:r>
         <w:rPr>
+          <w:lang w:val="fr_FR" w:bidi="fr_FR"/>
+        </w:rPr>
+        <w:t>כִּ֚י יוֹדֵ֣עַ אָ֔נִי כִּ֣י בְ⁠שֶׁ⁠לִּ֔⁠י הַ⁠סַּ֧עַר הַ⁠גָּד֛וֹל הַ⁠זֶּ֖ה עֲלֵי⁠כֶֽם</w:t>
+      </w:r>
+    </w:p>
+    <w:p>
+      <w:pPr/>
+      <w:r>
+        <w:rPr>
+          <w:lang w:val="fr_FR" w:bidi="fr_FR"/>
+        </w:rPr>
+      </w:r>
+      <w:r>
+        <w:rPr>
           <w:b/>
           <w:lang w:val="fr_FR" w:bidi="fr_FR"/>
         </w:rPr>
@@ -6320,7 +7029,7 @@
         </w:rPr>
         <w:t>au</w:t>
       </w:r>
-      <w:hyperlink r:id="rId16">
+      <w:hyperlink r:id="rId18">
         <w:r>
           <w:rPr>
             <w:lang w:val="fr_FR" w:bidi="fr_FR"/>
@@ -6402,6 +7111,20 @@
       </w:r>
       <w:r>
         <w:rPr>
+          <w:lang w:val="fr_FR" w:bidi="fr_FR"/>
+        </w:rPr>
+        <w:t>וַ⁠יַּחְתְּר֣וּ הָ⁠אֲנָשִׁ֗ים</w:t>
+      </w:r>
+    </w:p>
+    <w:p>
+      <w:pPr/>
+      <w:r>
+        <w:rPr>
+          <w:lang w:val="fr_FR" w:bidi="fr_FR"/>
+        </w:rPr>
+      </w:r>
+      <w:r>
+        <w:rPr>
           <w:b/>
           <w:lang w:val="fr_FR" w:bidi="fr_FR"/>
         </w:rPr>
@@ -6485,6 +7208,20 @@
       </w:r>
       <w:r>
         <w:rPr>
+          <w:lang w:val="fr_FR" w:bidi="fr_FR"/>
+        </w:rPr>
+        <w:t>הַ⁠יָּ֔ם הוֹלֵ֥ךְ וְ⁠סֹעֵ֖ר</w:t>
+      </w:r>
+    </w:p>
+    <w:p>
+      <w:pPr/>
+      <w:r>
+        <w:rPr>
+          <w:lang w:val="fr_FR" w:bidi="fr_FR"/>
+        </w:rPr>
+      </w:r>
+      <w:r>
+        <w:rPr>
           <w:b/>
           <w:lang w:val="fr_FR" w:bidi="fr_FR"/>
         </w:rPr>
@@ -6504,7 +7241,7 @@
         </w:rPr>
         <w:t xml:space="preserve">Dans le texte hébreu, littéralement : « La mer avançait et tempêtait » ou continuait de s'agiter. Vérifiez comment vous avez choisi de traduire cette expression idiomatique dans </w:t>
       </w:r>
-      <w:hyperlink r:id="rId17">
+      <w:hyperlink r:id="rId19">
         <w:r>
           <w:rPr>
             <w:lang w:val="fr_FR" w:bidi="fr_FR"/>
@@ -6586,6 +7323,20 @@
       </w:r>
       <w:r>
         <w:rPr>
+          <w:lang w:val="fr_FR" w:bidi="fr_FR"/>
+        </w:rPr>
+        <w:t>וַ⁠יִּקְרְא֨וּ</w:t>
+      </w:r>
+    </w:p>
+    <w:p>
+      <w:pPr/>
+      <w:r>
+        <w:rPr>
+          <w:lang w:val="fr_FR" w:bidi="fr_FR"/>
+        </w:rPr>
+      </w:r>
+      <w:r>
+        <w:rPr>
           <w:b/>
           <w:lang w:val="fr_FR" w:bidi="fr_FR"/>
         </w:rPr>
@@ -6695,6 +7446,20 @@
       </w:r>
       <w:r>
         <w:rPr>
+          <w:lang w:val="fr_FR" w:bidi="fr_FR"/>
+        </w:rPr>
+        <w:t>וַ⁠יִּקְרְא֨וּ אֶל־יְהוָ֜ה</w:t>
+      </w:r>
+    </w:p>
+    <w:p>
+      <w:pPr/>
+      <w:r>
+        <w:rPr>
+          <w:lang w:val="fr_FR" w:bidi="fr_FR"/>
+        </w:rPr>
+      </w:r>
+      <w:r>
+        <w:rPr>
           <w:b/>
           <w:lang w:val="fr_FR" w:bidi="fr_FR"/>
         </w:rPr>
@@ -6758,6 +7523,20 @@
       </w:r>
       <w:r>
         <w:rPr>
+          <w:lang w:val="fr_FR" w:bidi="fr_FR"/>
+        </w:rPr>
+        <w:t>אָנָּ֤ה</w:t>
+      </w:r>
+    </w:p>
+    <w:p>
+      <w:pPr/>
+      <w:r>
+        <w:rPr>
+          <w:lang w:val="fr_FR" w:bidi="fr_FR"/>
+        </w:rPr>
+      </w:r>
+      <w:r>
+        <w:rPr>
           <w:b/>
           <w:lang w:val="fr_FR" w:bidi="fr_FR"/>
         </w:rPr>
@@ -6875,6 +7654,20 @@
       </w:r>
       <w:r>
         <w:rPr>
+          <w:lang w:val="fr_FR" w:bidi="fr_FR"/>
+        </w:rPr>
+        <w:t>אַל־נָ֣א נֹאבְדָ֗ה בְּ⁠נֶ֨פֶשׁ֙ הָ⁠אִ֣ישׁ הַ⁠זֶּ֔ה</w:t>
+      </w:r>
+    </w:p>
+    <w:p>
+      <w:pPr/>
+      <w:r>
+        <w:rPr>
+          <w:lang w:val="fr_FR" w:bidi="fr_FR"/>
+        </w:rPr>
+      </w:r>
+      <w:r>
+        <w:rPr>
           <w:b/>
           <w:lang w:val="fr_FR" w:bidi="fr_FR"/>
         </w:rPr>
@@ -6985,6 +7778,20 @@
       </w:r>
       <w:r>
         <w:rPr>
+          <w:lang w:val="fr_FR" w:bidi="fr_FR"/>
+        </w:rPr>
+        <w:t>וְ⁠אַל־תִּתֵּ֥ן עָלֵ֖י⁠נוּ דָּ֣ם נָקִ֑יא</w:t>
+      </w:r>
+    </w:p>
+    <w:p>
+      <w:pPr/>
+      <w:r>
+        <w:rPr>
+          <w:lang w:val="fr_FR" w:bidi="fr_FR"/>
+        </w:rPr>
+      </w:r>
+      <w:r>
+        <w:rPr>
           <w:b/>
           <w:lang w:val="fr_FR" w:bidi="fr_FR"/>
         </w:rPr>
@@ -7109,6 +7916,20 @@
       </w:r>
       <w:r>
         <w:rPr>
+          <w:lang w:val="fr_FR" w:bidi="fr_FR"/>
+        </w:rPr>
+        <w:t>אָנָּ֤ה יְהוָה֙ אַל־נָ֣א נֹאבְדָ֗ה בְּ⁠נֶ֨פֶשׁ֙ הָ⁠אִ֣ישׁ הַ⁠זֶּ֔ה וְ⁠אַל־תִּתֵּ֥ן עָלֵ֖י⁠נוּ דָּ֣ם נָקִ֑יא כִּֽי־אַתָּ֣ה יְהוָ֔ה כַּ⁠אֲשֶׁ֥ר חָפַ֖צְתָּ עָשִֽׂיתָ</w:t>
+      </w:r>
+    </w:p>
+    <w:p>
+      <w:pPr/>
+      <w:r>
+        <w:rPr>
+          <w:lang w:val="fr_FR" w:bidi="fr_FR"/>
+        </w:rPr>
+      </w:r>
+      <w:r>
+        <w:rPr>
           <w:b/>
           <w:lang w:val="fr_FR" w:bidi="fr_FR"/>
         </w:rPr>
@@ -7206,6 +8027,20 @@
       </w:r>
       <w:r>
         <w:rPr>
+          <w:lang w:val="fr_FR" w:bidi="fr_FR"/>
+        </w:rPr>
+        <w:t>אַל־נָ֣א נֹאבְדָ֗ה בְּ⁠נֶ֨פֶשׁ֙ הָ⁠אִ֣ישׁ הַ⁠זֶּ֔ה וְ⁠אַל־תִּתֵּ֥ן עָלֵ֖י⁠נוּ דָּ֣ם נָקִ֑יא</w:t>
+      </w:r>
+    </w:p>
+    <w:p>
+      <w:pPr/>
+      <w:r>
+        <w:rPr>
+          <w:lang w:val="fr_FR" w:bidi="fr_FR"/>
+        </w:rPr>
+      </w:r>
+      <w:r>
+        <w:rPr>
           <w:b/>
           <w:lang w:val="fr_FR" w:bidi="fr_FR"/>
         </w:rPr>
@@ -7316,6 +8151,20 @@
       </w:r>
       <w:r>
         <w:rPr>
+          <w:lang w:val="fr_FR" w:bidi="fr_FR"/>
+        </w:rPr>
+        <w:t>וַ⁠יַּעֲמֹ֥ד הַ⁠יָּ֖ם מִ⁠זַּעְפּֽ⁠וֹ</w:t>
+      </w:r>
+    </w:p>
+    <w:p>
+      <w:pPr/>
+      <w:r>
+        <w:rPr>
+          <w:lang w:val="fr_FR" w:bidi="fr_FR"/>
+        </w:rPr>
+      </w:r>
+      <w:r>
+        <w:rPr>
           <w:b/>
           <w:lang w:val="fr_FR" w:bidi="fr_FR"/>
         </w:rPr>
@@ -7425,6 +8274,20 @@
       </w:r>
       <w:r>
         <w:rPr>
+          <w:lang w:val="fr_FR" w:bidi="fr_FR"/>
+        </w:rPr>
+        <w:t>וַ⁠יַּעֲמֹ֥ד הַ⁠יָּ֖ם מִ⁠זַּעְפּֽ⁠וֹ</w:t>
+      </w:r>
+    </w:p>
+    <w:p>
+      <w:pPr/>
+      <w:r>
+        <w:rPr>
+          <w:lang w:val="fr_FR" w:bidi="fr_FR"/>
+        </w:rPr>
+      </w:r>
+      <w:r>
+        <w:rPr>
           <w:b/>
           <w:lang w:val="fr_FR" w:bidi="fr_FR"/>
         </w:rPr>
@@ -7547,6 +8410,20 @@
       </w:r>
       <w:r>
         <w:rPr>
+          <w:lang w:val="fr_FR" w:bidi="fr_FR"/>
+        </w:rPr>
+        <w:t>וַ⁠יִּֽירְא֧וּ הָ⁠אֲנָשִׁ֛ים יִרְאָ֥ה גְדוֹלָ֖ה אֶת־יְהוָ֑ה</w:t>
+      </w:r>
+    </w:p>
+    <w:p>
+      <w:pPr/>
+      <w:r>
+        <w:rPr>
+          <w:lang w:val="fr_FR" w:bidi="fr_FR"/>
+        </w:rPr>
+      </w:r>
+      <w:r>
+        <w:rPr>
           <w:b/>
           <w:lang w:val="fr_FR" w:bidi="fr_FR"/>
         </w:rPr>
@@ -7607,7 +8484,7 @@
         </w:rPr>
         <w:t>Vérifiez comment vous avez traduit cette expression au</w:t>
       </w:r>
-      <w:hyperlink r:id="rId16">
+      <w:hyperlink r:id="rId18">
         <w:r>
           <w:rPr>
             <w:lang w:val="fr_FR" w:bidi="fr_FR"/>
@@ -7689,6 +8566,20 @@
       </w:r>
       <w:r>
         <w:rPr>
+          <w:lang w:val="fr_FR" w:bidi="fr_FR"/>
+        </w:rPr>
+        <w:t>וַ⁠יִּֽזְבְּחוּ־זֶ֨בַח֙ לַֽ⁠יהוָ֔ה וַֽ⁠יִּדְּר֖וּ נְדָרִֽים</w:t>
+      </w:r>
+    </w:p>
+    <w:p>
+      <w:pPr/>
+      <w:r>
+        <w:rPr>
+          <w:lang w:val="fr_FR" w:bidi="fr_FR"/>
+        </w:rPr>
+      </w:r>
+      <w:r>
+        <w:rPr>
           <w:b/>
           <w:lang w:val="fr_FR" w:bidi="fr_FR"/>
         </w:rPr>
@@ -7850,6 +8741,20 @@
       </w:r>
       <w:r>
         <w:rPr>
+          <w:lang w:val="fr_FR" w:bidi="fr_FR"/>
+        </w:rPr>
+        <w:t>וַ⁠יְמַ֤ן יְהוָה֙ דָּ֣ג גָּד֔וֹל לִ⁠בְלֹ֖עַ אֶת־יוֹנָ֑ה וַ⁠יְהִ֤י יוֹנָה֙ בִּ⁠מְעֵ֣י הַ⁠דָּ֔ג שְׁלֹשָׁ֥ה יָמִ֖ים וּ⁠שְׁלֹשָׁ֥ה לֵילֽוֹת</w:t>
+      </w:r>
+    </w:p>
+    <w:p>
+      <w:pPr/>
+      <w:r>
+        <w:rPr>
+          <w:lang w:val="fr_FR" w:bidi="fr_FR"/>
+        </w:rPr>
+      </w:r>
+      <w:r>
+        <w:rPr>
           <w:b/>
           <w:lang w:val="fr_FR" w:bidi="fr_FR"/>
         </w:rPr>
@@ -7913,6 +8818,20 @@
       </w:r>
       <w:r>
         <w:rPr>
+          <w:lang w:val="fr_FR" w:bidi="fr_FR"/>
+        </w:rPr>
+        <w:t>וַ⁠יְמַ֤ן יְהוָה֙ דָּ֣ג גָּד֔וֹל לִ⁠בְלֹ֖עַ אֶת־יוֹנָ֑ה</w:t>
+      </w:r>
+    </w:p>
+    <w:p>
+      <w:pPr/>
+      <w:r>
+        <w:rPr>
+          <w:lang w:val="fr_FR" w:bidi="fr_FR"/>
+        </w:rPr>
+      </w:r>
+      <w:r>
+        <w:rPr>
           <w:b/>
           <w:lang w:val="fr_FR" w:bidi="fr_FR"/>
         </w:rPr>
@@ -8299,6 +9218,20 @@
       </w:r>
       <w:r>
         <w:rPr>
+          <w:lang w:val="fr_FR" w:bidi="fr_FR"/>
+        </w:rPr>
+        <w:t>יְהוָ֖ה אֱלֹהָ֑י⁠ו</w:t>
+      </w:r>
+    </w:p>
+    <w:p>
+      <w:pPr/>
+      <w:r>
+        <w:rPr>
+          <w:lang w:val="fr_FR" w:bidi="fr_FR"/>
+        </w:rPr>
+      </w:r>
+      <w:r>
+        <w:rPr>
           <w:b/>
           <w:lang w:val="fr_FR" w:bidi="fr_FR"/>
         </w:rPr>
@@ -8408,6 +9341,20 @@
       </w:r>
       <w:r>
         <w:rPr>
+          <w:lang w:val="fr_FR" w:bidi="fr_FR"/>
+        </w:rPr>
+        <w:t>וַ⁠יֹּ֗אמֶר</w:t>
+      </w:r>
+    </w:p>
+    <w:p>
+      <w:pPr/>
+      <w:r>
+        <w:rPr>
+          <w:lang w:val="fr_FR" w:bidi="fr_FR"/>
+        </w:rPr>
+      </w:r>
+      <w:r>
+        <w:rPr>
           <w:b/>
           <w:lang w:val="fr_FR" w:bidi="fr_FR"/>
         </w:rPr>
@@ -8473,6 +9420,20 @@
         <w:rPr>
           <w:lang w:val="fr_FR" w:bidi="fr_FR"/>
         </w:rPr>
+      </w:r>
+    </w:p>
+    <w:p>
+      <w:pPr/>
+      <w:r>
+        <w:rPr>
+          <w:lang w:val="fr_FR" w:bidi="fr_FR"/>
+        </w:rPr>
+      </w:r>
+      <w:r>
+        <w:rPr>
+          <w:lang w:val="fr_FR" w:bidi="fr_FR"/>
+        </w:rPr>
+        <w:t>קָ֠רָאתִי מִ⁠צָּ֥רָה לִ֛⁠י אֶל־יְהוָ֖ה וַֽ⁠יַּעֲנֵ֑⁠נִי</w:t>
       </w:r>
     </w:p>
     <w:p>
@@ -8589,6 +9550,20 @@
       </w:r>
       <w:r>
         <w:rPr>
+          <w:lang w:val="fr_FR" w:bidi="fr_FR"/>
+        </w:rPr>
+        <w:t>קָ֠רָאתִי מִ⁠צָּ֥רָה לִ֛⁠י אֶל־יְהוָ֖ה וַֽ⁠יַּעֲנֵ֑⁠נִי</w:t>
+      </w:r>
+    </w:p>
+    <w:p>
+      <w:pPr/>
+      <w:r>
+        <w:rPr>
+          <w:lang w:val="fr_FR" w:bidi="fr_FR"/>
+        </w:rPr>
+      </w:r>
+      <w:r>
+        <w:rPr>
           <w:b/>
           <w:lang w:val="fr_FR" w:bidi="fr_FR"/>
         </w:rPr>
@@ -8680,6 +9655,20 @@
       </w:r>
       <w:r>
         <w:rPr>
+          <w:lang w:val="fr_FR" w:bidi="fr_FR"/>
+        </w:rPr>
+        <w:t>וַֽ⁠יַּעֲנֵ֑⁠נִי</w:t>
+      </w:r>
+    </w:p>
+    <w:p>
+      <w:pPr/>
+      <w:r>
+        <w:rPr>
+          <w:lang w:val="fr_FR" w:bidi="fr_FR"/>
+        </w:rPr>
+      </w:r>
+      <w:r>
+        <w:rPr>
           <w:b/>
           <w:lang w:val="fr_FR" w:bidi="fr_FR"/>
         </w:rPr>
@@ -8763,6 +9752,20 @@
       </w:r>
       <w:r>
         <w:rPr>
+          <w:lang w:val="fr_FR" w:bidi="fr_FR"/>
+        </w:rPr>
+        <w:t>מִ⁠בֶּ֧טֶן שְׁא֛וֹל</w:t>
+      </w:r>
+    </w:p>
+    <w:p>
+      <w:pPr/>
+      <w:r>
+        <w:rPr>
+          <w:lang w:val="fr_FR" w:bidi="fr_FR"/>
+        </w:rPr>
+      </w:r>
+      <w:r>
+        <w:rPr>
           <w:b/>
           <w:lang w:val="fr_FR" w:bidi="fr_FR"/>
         </w:rPr>
@@ -8859,6 +9862,20 @@
       </w:r>
       <w:r>
         <w:rPr>
+          <w:lang w:val="fr_FR" w:bidi="fr_FR"/>
+        </w:rPr>
+        <w:t>שְׁא֛וֹל</w:t>
+      </w:r>
+    </w:p>
+    <w:p>
+      <w:pPr/>
+      <w:r>
+        <w:rPr>
+          <w:lang w:val="fr_FR" w:bidi="fr_FR"/>
+        </w:rPr>
+      </w:r>
+      <w:r>
+        <w:rPr>
           <w:b/>
           <w:lang w:val="fr_FR" w:bidi="fr_FR"/>
         </w:rPr>
@@ -8968,6 +9985,20 @@
       </w:r>
       <w:r>
         <w:rPr>
+          <w:lang w:val="fr_FR" w:bidi="fr_FR"/>
+        </w:rPr>
+        <w:t>שָׁמַ֥עְתָּ קוֹלִֽ⁠י</w:t>
+      </w:r>
+    </w:p>
+    <w:p>
+      <w:pPr/>
+      <w:r>
+        <w:rPr>
+          <w:lang w:val="fr_FR" w:bidi="fr_FR"/>
+        </w:rPr>
+      </w:r>
+      <w:r>
+        <w:rPr>
           <w:b/>
           <w:lang w:val="fr_FR" w:bidi="fr_FR"/>
         </w:rPr>
@@ -9053,6 +10084,20 @@
         <w:rPr>
           <w:lang w:val="fr_FR" w:bidi="fr_FR"/>
         </w:rPr>
+      </w:r>
+    </w:p>
+    <w:p>
+      <w:pPr/>
+      <w:r>
+        <w:rPr>
+          <w:lang w:val="fr_FR" w:bidi="fr_FR"/>
+        </w:rPr>
+      </w:r>
+      <w:r>
+        <w:rPr>
+          <w:lang w:val="fr_FR" w:bidi="fr_FR"/>
+        </w:rPr>
+        <w:t>קָ֠רָאתִי מִ⁠צָּ֥רָה לִ֛⁠י אֶל־יְהוָ֖ה וַֽ⁠יַּעֲנֵ֑⁠נִי מִ⁠בֶּ֧טֶן שְׁא֛וֹל שִׁוַּ֖עְתִּי שָׁמַ֥עְתָּ קוֹלִֽ⁠י</w:t>
       </w:r>
     </w:p>
     <w:p>
@@ -9171,6 +10216,20 @@
       </w:r>
       <w:r>
         <w:rPr>
+          <w:lang w:val="fr_FR" w:bidi="fr_FR"/>
+        </w:rPr>
+        <w:t>בִּ⁠לְבַ֣ב יַמִּ֔ים</w:t>
+      </w:r>
+    </w:p>
+    <w:p>
+      <w:pPr/>
+      <w:r>
+        <w:rPr>
+          <w:lang w:val="fr_FR" w:bidi="fr_FR"/>
+        </w:rPr>
+      </w:r>
+      <w:r>
+        <w:rPr>
           <w:b/>
           <w:lang w:val="fr_FR" w:bidi="fr_FR"/>
         </w:rPr>
@@ -9294,6 +10353,20 @@
       </w:r>
       <w:r>
         <w:rPr>
+          <w:lang w:val="fr_FR" w:bidi="fr_FR"/>
+        </w:rPr>
+        <w:t>וְ⁠נָהָ֖ר יְסֹבְבֵ֑⁠נִי</w:t>
+      </w:r>
+    </w:p>
+    <w:p>
+      <w:pPr/>
+      <w:r>
+        <w:rPr>
+          <w:lang w:val="fr_FR" w:bidi="fr_FR"/>
+        </w:rPr>
+      </w:r>
+      <w:r>
+        <w:rPr>
           <w:b/>
           <w:lang w:val="fr_FR" w:bidi="fr_FR"/>
         </w:rPr>
@@ -9371,6 +10444,20 @@
       </w:r>
       <w:r>
         <w:rPr>
+          <w:lang w:val="fr_FR" w:bidi="fr_FR"/>
+        </w:rPr>
+        <w:t>מִשְׁבָּרֶ֥י⁠ךָ וְ⁠גַלֶּ֖י⁠ךָ</w:t>
+      </w:r>
+    </w:p>
+    <w:p>
+      <w:pPr/>
+      <w:r>
+        <w:rPr>
+          <w:lang w:val="fr_FR" w:bidi="fr_FR"/>
+        </w:rPr>
+      </w:r>
+      <w:r>
+        <w:rPr>
           <w:b/>
           <w:lang w:val="fr_FR" w:bidi="fr_FR"/>
         </w:rPr>
@@ -9480,6 +10567,20 @@
       </w:r>
       <w:r>
         <w:rPr>
+          <w:lang w:val="fr_FR" w:bidi="fr_FR"/>
+        </w:rPr>
+        <w:t>יַמִּ֔ים</w:t>
+      </w:r>
+    </w:p>
+    <w:p>
+      <w:pPr/>
+      <w:r>
+        <w:rPr>
+          <w:lang w:val="fr_FR" w:bidi="fr_FR"/>
+        </w:rPr>
+      </w:r>
+      <w:r>
+        <w:rPr>
           <w:b/>
           <w:lang w:val="fr_FR" w:bidi="fr_FR"/>
         </w:rPr>
@@ -9576,6 +10677,20 @@
       </w:r>
       <w:r>
         <w:rPr>
+          <w:lang w:val="fr_FR" w:bidi="fr_FR"/>
+        </w:rPr>
+        <w:t>מִשְׁבָּרֶ֥י⁠ךָ וְ⁠גַלֶּ֖י⁠ךָ</w:t>
+      </w:r>
+    </w:p>
+    <w:p>
+      <w:pPr/>
+      <w:r>
+        <w:rPr>
+          <w:lang w:val="fr_FR" w:bidi="fr_FR"/>
+        </w:rPr>
+      </w:r>
+      <w:r>
+        <w:rPr>
           <w:b/>
           <w:lang w:val="fr_FR" w:bidi="fr_FR"/>
         </w:rPr>
@@ -9698,6 +10813,20 @@
       </w:r>
       <w:r>
         <w:rPr>
+          <w:lang w:val="fr_FR" w:bidi="fr_FR"/>
+        </w:rPr>
+        <w:t>וַ⁠אֲנִ֣י</w:t>
+      </w:r>
+    </w:p>
+    <w:p>
+      <w:pPr/>
+      <w:r>
+        <w:rPr>
+          <w:lang w:val="fr_FR" w:bidi="fr_FR"/>
+        </w:rPr>
+      </w:r>
+      <w:r>
+        <w:rPr>
           <w:b/>
           <w:lang w:val="fr_FR" w:bidi="fr_FR"/>
         </w:rPr>
@@ -9874,6 +11003,20 @@
       </w:r>
       <w:r>
         <w:rPr>
+          <w:lang w:val="fr_FR" w:bidi="fr_FR"/>
+        </w:rPr>
+        <w:t>נִגְרַ֖שְׁתִּי</w:t>
+      </w:r>
+    </w:p>
+    <w:p>
+      <w:pPr/>
+      <w:r>
+        <w:rPr>
+          <w:lang w:val="fr_FR" w:bidi="fr_FR"/>
+        </w:rPr>
+      </w:r>
+      <w:r>
+        <w:rPr>
           <w:b/>
           <w:lang w:val="fr_FR" w:bidi="fr_FR"/>
         </w:rPr>
@@ -9957,6 +11100,20 @@
       </w:r>
       <w:r>
         <w:rPr>
+          <w:lang w:val="fr_FR" w:bidi="fr_FR"/>
+        </w:rPr>
+        <w:t>מִ⁠נֶּ֣גֶד עֵינֶ֑י⁠ךָ</w:t>
+      </w:r>
+    </w:p>
+    <w:p>
+      <w:pPr/>
+      <w:r>
+        <w:rPr>
+          <w:lang w:val="fr_FR" w:bidi="fr_FR"/>
+        </w:rPr>
+      </w:r>
+      <w:r>
+        <w:rPr>
           <w:b/>
           <w:lang w:val="fr_FR" w:bidi="fr_FR"/>
         </w:rPr>
@@ -10067,6 +11224,20 @@
       </w:r>
       <w:r>
         <w:rPr>
+          <w:lang w:val="fr_FR" w:bidi="fr_FR"/>
+        </w:rPr>
+        <w:t>אַ֚ךְ</w:t>
+      </w:r>
+    </w:p>
+    <w:p>
+      <w:pPr/>
+      <w:r>
+        <w:rPr>
+          <w:lang w:val="fr_FR" w:bidi="fr_FR"/>
+        </w:rPr>
+      </w:r>
+      <w:r>
+        <w:rPr>
           <w:b/>
           <w:lang w:val="fr_FR" w:bidi="fr_FR"/>
         </w:rPr>
@@ -10152,6 +11323,20 @@
         <w:rPr>
           <w:lang w:val="fr_FR" w:bidi="fr_FR"/>
         </w:rPr>
+      </w:r>
+    </w:p>
+    <w:p>
+      <w:pPr/>
+      <w:r>
+        <w:rPr>
+          <w:lang w:val="fr_FR" w:bidi="fr_FR"/>
+        </w:rPr>
+      </w:r>
+      <w:r>
+        <w:rPr>
+          <w:lang w:val="fr_FR" w:bidi="fr_FR"/>
+        </w:rPr>
+        <w:t>אֲפָפ֤וּ⁠נִי מַ֨יִם֙ עַד־נֶ֔פֶשׁ תְּה֖וֹם יְסֹבְבֵ֑⁠נִי</w:t>
       </w:r>
     </w:p>
     <w:p>
@@ -10317,6 +11502,20 @@
       </w:r>
       <w:r>
         <w:rPr>
+          <w:lang w:val="fr_FR" w:bidi="fr_FR"/>
+        </w:rPr>
+        <w:t>עַד־נֶ֔פֶשׁ</w:t>
+      </w:r>
+    </w:p>
+    <w:p>
+      <w:pPr/>
+      <w:r>
+        <w:rPr>
+          <w:lang w:val="fr_FR" w:bidi="fr_FR"/>
+        </w:rPr>
+      </w:r>
+      <w:r>
+        <w:rPr>
           <w:b/>
           <w:lang w:val="fr_FR" w:bidi="fr_FR"/>
         </w:rPr>
@@ -10460,6 +11659,20 @@
       </w:r>
       <w:r>
         <w:rPr>
+          <w:lang w:val="fr_FR" w:bidi="fr_FR"/>
+        </w:rPr>
+        <w:t>תְּה֖וֹם יְסֹבְבֵ֑⁠נִי</w:t>
+      </w:r>
+    </w:p>
+    <w:p>
+      <w:pPr/>
+      <w:r>
+        <w:rPr>
+          <w:lang w:val="fr_FR" w:bidi="fr_FR"/>
+        </w:rPr>
+      </w:r>
+      <w:r>
+        <w:rPr>
           <w:b/>
           <w:lang w:val="fr_FR" w:bidi="fr_FR"/>
         </w:rPr>
@@ -10523,6 +11736,20 @@
       </w:r>
       <w:r>
         <w:rPr>
+          <w:lang w:val="fr_FR" w:bidi="fr_FR"/>
+        </w:rPr>
+        <w:t>ס֖וּף</w:t>
+      </w:r>
+    </w:p>
+    <w:p>
+      <w:pPr/>
+      <w:r>
+        <w:rPr>
+          <w:lang w:val="fr_FR" w:bidi="fr_FR"/>
+        </w:rPr>
+      </w:r>
+      <w:r>
+        <w:rPr>
           <w:b/>
           <w:lang w:val="fr_FR" w:bidi="fr_FR"/>
         </w:rPr>
@@ -10632,6 +11859,20 @@
       </w:r>
       <w:r>
         <w:rPr>
+          <w:lang w:val="fr_FR" w:bidi="fr_FR"/>
+        </w:rPr>
+        <w:t>הָ⁠אָ֛רֶץ בְּרִחֶ֥י⁠הָ בַעֲדִ֖⁠י לְ⁠עוֹלָ֑ם</w:t>
+      </w:r>
+    </w:p>
+    <w:p>
+      <w:pPr/>
+      <w:r>
+        <w:rPr>
+          <w:lang w:val="fr_FR" w:bidi="fr_FR"/>
+        </w:rPr>
+      </w:r>
+      <w:r>
+        <w:rPr>
           <w:b/>
           <w:lang w:val="fr_FR" w:bidi="fr_FR"/>
         </w:rPr>
@@ -10768,6 +12009,20 @@
       </w:r>
       <w:r>
         <w:rPr>
+          <w:lang w:val="fr_FR" w:bidi="fr_FR"/>
+        </w:rPr>
+        <w:t>וַ⁠תַּ֧עַל מִ⁠שַּׁ֛חַת חַיַּ֖⁠י</w:t>
+      </w:r>
+    </w:p>
+    <w:p>
+      <w:pPr/>
+      <w:r>
+        <w:rPr>
+          <w:lang w:val="fr_FR" w:bidi="fr_FR"/>
+        </w:rPr>
+      </w:r>
+      <w:r>
+        <w:rPr>
           <w:b/>
           <w:lang w:val="fr_FR" w:bidi="fr_FR"/>
         </w:rPr>
@@ -10878,6 +12133,20 @@
       </w:r>
       <w:r>
         <w:rPr>
+          <w:lang w:val="fr_FR" w:bidi="fr_FR"/>
+        </w:rPr>
+        <w:t>יְהוָ֥ה אֱלֹהָֽ⁠י</w:t>
+      </w:r>
+    </w:p>
+    <w:p>
+      <w:pPr/>
+      <w:r>
+        <w:rPr>
+          <w:lang w:val="fr_FR" w:bidi="fr_FR"/>
+        </w:rPr>
+      </w:r>
+      <w:r>
+        <w:rPr>
           <w:b/>
           <w:lang w:val="fr_FR" w:bidi="fr_FR"/>
         </w:rPr>
@@ -10973,6 +12242,20 @@
       </w:r>
       <w:r>
         <w:rPr>
+          <w:lang w:val="fr_FR" w:bidi="fr_FR"/>
+        </w:rPr>
+        <w:t>חַיַּ֖⁠י</w:t>
+      </w:r>
+    </w:p>
+    <w:p>
+      <w:pPr/>
+      <w:r>
+        <w:rPr>
+          <w:lang w:val="fr_FR" w:bidi="fr_FR"/>
+        </w:rPr>
+      </w:r>
+      <w:r>
+        <w:rPr>
           <w:b/>
           <w:lang w:val="fr_FR" w:bidi="fr_FR"/>
         </w:rPr>
@@ -11109,6 +12392,20 @@
       </w:r>
       <w:r>
         <w:rPr>
+          <w:lang w:val="fr_FR" w:bidi="fr_FR"/>
+        </w:rPr>
+        <w:t>אֱלֹהָֽ⁠י</w:t>
+      </w:r>
+    </w:p>
+    <w:p>
+      <w:pPr/>
+      <w:r>
+        <w:rPr>
+          <w:lang w:val="fr_FR" w:bidi="fr_FR"/>
+        </w:rPr>
+      </w:r>
+      <w:r>
+        <w:rPr>
           <w:b/>
           <w:lang w:val="fr_FR" w:bidi="fr_FR"/>
         </w:rPr>
@@ -11218,6 +12515,20 @@
       </w:r>
       <w:r>
         <w:rPr>
+          <w:lang w:val="fr_FR" w:bidi="fr_FR"/>
+        </w:rPr>
+        <w:t>בְּ⁠הִתְעַטֵּ֤ף עָלַ⁠י֙ נַפְשִׁ֔⁠י</w:t>
+      </w:r>
+    </w:p>
+    <w:p>
+      <w:pPr/>
+      <w:r>
+        <w:rPr>
+          <w:lang w:val="fr_FR" w:bidi="fr_FR"/>
+        </w:rPr>
+      </w:r>
+      <w:r>
+        <w:rPr>
           <w:b/>
           <w:lang w:val="fr_FR" w:bidi="fr_FR"/>
         </w:rPr>
@@ -11315,6 +12626,20 @@
       </w:r>
       <w:r>
         <w:rPr>
+          <w:lang w:val="fr_FR" w:bidi="fr_FR"/>
+        </w:rPr>
+        <w:t>אֶת־יְהוָ֖ה זָכָ֑רְתִּי</w:t>
+      </w:r>
+    </w:p>
+    <w:p>
+      <w:pPr/>
+      <w:r>
+        <w:rPr>
+          <w:lang w:val="fr_FR" w:bidi="fr_FR"/>
+        </w:rPr>
+      </w:r>
+      <w:r>
+        <w:rPr>
           <w:b/>
           <w:lang w:val="fr_FR" w:bidi="fr_FR"/>
         </w:rPr>
@@ -11400,6 +12725,20 @@
         <w:rPr>
           <w:lang w:val="fr_FR" w:bidi="fr_FR"/>
         </w:rPr>
+      </w:r>
+    </w:p>
+    <w:p>
+      <w:pPr/>
+      <w:r>
+        <w:rPr>
+          <w:lang w:val="fr_FR" w:bidi="fr_FR"/>
+        </w:rPr>
+      </w:r>
+      <w:r>
+        <w:rPr>
+          <w:lang w:val="fr_FR" w:bidi="fr_FR"/>
+        </w:rPr>
+        <w:t>וַ⁠תָּב֤וֹא אֵלֶ֨י⁠ךָ֙ תְּפִלָּתִ֔⁠י אֶל־הֵיכַ֖ל קָדְשֶֽׁ⁠ךָ</w:t>
       </w:r>
     </w:p>
     <w:p>
@@ -11515,6 +12854,20 @@
       </w:r>
       <w:r>
         <w:rPr>
+          <w:lang w:val="fr_FR" w:bidi="fr_FR"/>
+        </w:rPr>
+        <w:t>אֶת־יְהוָ֖ה זָכָ֑רְתִּי</w:t>
+      </w:r>
+    </w:p>
+    <w:p>
+      <w:pPr/>
+      <w:r>
+        <w:rPr>
+          <w:lang w:val="fr_FR" w:bidi="fr_FR"/>
+        </w:rPr>
+      </w:r>
+      <w:r>
+        <w:rPr>
           <w:b/>
           <w:lang w:val="fr_FR" w:bidi="fr_FR"/>
         </w:rPr>
@@ -11598,6 +12951,20 @@
       </w:r>
       <w:r>
         <w:rPr>
+          <w:lang w:val="fr_FR" w:bidi="fr_FR"/>
+        </w:rPr>
+        <w:t>מְשַׁמְּרִ֖ים הַבְלֵי־שָׁ֑וְא</w:t>
+      </w:r>
+    </w:p>
+    <w:p>
+      <w:pPr/>
+      <w:r>
+        <w:rPr>
+          <w:lang w:val="fr_FR" w:bidi="fr_FR"/>
+        </w:rPr>
+      </w:r>
+      <w:r>
+        <w:rPr>
           <w:b/>
           <w:lang w:val="fr_FR" w:bidi="fr_FR"/>
         </w:rPr>
@@ -11694,6 +13061,20 @@
       </w:r>
       <w:r>
         <w:rPr>
+          <w:lang w:val="fr_FR" w:bidi="fr_FR"/>
+        </w:rPr>
+        <w:t>חַסְדָּ֖⁠ם יַעֲזֹֽבוּ</w:t>
+      </w:r>
+    </w:p>
+    <w:p>
+      <w:pPr/>
+      <w:r>
+        <w:rPr>
+          <w:lang w:val="fr_FR" w:bidi="fr_FR"/>
+        </w:rPr>
+      </w:r>
+      <w:r>
+        <w:rPr>
           <w:b/>
           <w:lang w:val="fr_FR" w:bidi="fr_FR"/>
         </w:rPr>
@@ -11804,6 +13185,20 @@
       </w:r>
       <w:r>
         <w:rPr>
+          <w:lang w:val="fr_FR" w:bidi="fr_FR"/>
+        </w:rPr>
+        <w:t>וַ⁠אֲנִ֗י</w:t>
+      </w:r>
+    </w:p>
+    <w:p>
+      <w:pPr/>
+      <w:r>
+        <w:rPr>
+          <w:lang w:val="fr_FR" w:bidi="fr_FR"/>
+        </w:rPr>
+      </w:r>
+      <w:r>
+        <w:rPr>
           <w:b/>
           <w:lang w:val="fr_FR" w:bidi="fr_FR"/>
         </w:rPr>
@@ -11953,6 +13348,20 @@
       </w:r>
       <w:r>
         <w:rPr>
+          <w:lang w:val="fr_FR" w:bidi="fr_FR"/>
+        </w:rPr>
+        <w:t>בְּ⁠ק֤וֹל תּוֹדָה֙</w:t>
+      </w:r>
+    </w:p>
+    <w:p>
+      <w:pPr/>
+      <w:r>
+        <w:rPr>
+          <w:lang w:val="fr_FR" w:bidi="fr_FR"/>
+        </w:rPr>
+      </w:r>
+      <w:r>
+        <w:rPr>
           <w:b/>
           <w:lang w:val="fr_FR" w:bidi="fr_FR"/>
         </w:rPr>
@@ -12050,6 +13459,20 @@
       </w:r>
       <w:r>
         <w:rPr>
+          <w:lang w:val="fr_FR" w:bidi="fr_FR"/>
+        </w:rPr>
+        <w:t>יְשׁוּעָ֖תָ⁠ה לַ⁠יהוָֽה</w:t>
+      </w:r>
+    </w:p>
+    <w:p>
+      <w:pPr/>
+      <w:r>
+        <w:rPr>
+          <w:lang w:val="fr_FR" w:bidi="fr_FR"/>
+        </w:rPr>
+      </w:r>
+      <w:r>
+        <w:rPr>
           <w:b/>
           <w:lang w:val="fr_FR" w:bidi="fr_FR"/>
         </w:rPr>
@@ -12146,6 +13569,20 @@
       </w:r>
       <w:r>
         <w:rPr>
+          <w:lang w:val="fr_FR" w:bidi="fr_FR"/>
+        </w:rPr>
+        <w:t>יְשׁוּעָ֖תָ⁠ה לַ⁠יהוָֽה</w:t>
+      </w:r>
+    </w:p>
+    <w:p>
+      <w:pPr/>
+      <w:r>
+        <w:rPr>
+          <w:lang w:val="fr_FR" w:bidi="fr_FR"/>
+        </w:rPr>
+      </w:r>
+      <w:r>
+        <w:rPr>
           <w:b/>
           <w:lang w:val="fr_FR" w:bidi="fr_FR"/>
         </w:rPr>
@@ -12242,6 +13679,20 @@
       </w:r>
       <w:r>
         <w:rPr>
+          <w:lang w:val="fr_FR" w:bidi="fr_FR"/>
+        </w:rPr>
+        <w:t>יְשׁוּעָ֖תָ⁠ה לַ⁠יהוָֽה</w:t>
+      </w:r>
+    </w:p>
+    <w:p>
+      <w:pPr/>
+      <w:r>
+        <w:rPr>
+          <w:lang w:val="fr_FR" w:bidi="fr_FR"/>
+        </w:rPr>
+      </w:r>
+      <w:r>
+        <w:rPr>
           <w:b/>
           <w:lang w:val="fr_FR" w:bidi="fr_FR"/>
         </w:rPr>
@@ -12261,7 +13712,7 @@
         </w:rPr>
         <w:t xml:space="preserve">Ici, Jonas fait une déclaration sur l'Éternel à la troisième personne dans le cadre de sa prière. Si cela n'est pas naturel dans votre langue, vous pouvez en faire une adresse à la deuxième personne en utilisant « tu ». Voir aussi la note concernant la phrase : « Dans ma détresse, j'ai invoqué l'Éternel » dans </w:t>
       </w:r>
-      <w:hyperlink r:id="rId18">
+      <w:hyperlink r:id="rId20">
         <w:r>
           <w:rPr>
             <w:lang w:val="fr_FR" w:bidi="fr_FR"/>
@@ -12343,6 +13794,20 @@
       </w:r>
       <w:r>
         <w:rPr>
+          <w:lang w:val="fr_FR" w:bidi="fr_FR"/>
+        </w:rPr>
+        <w:t>אֶל־הַ⁠יַּבָּשָֽׁה</w:t>
+      </w:r>
+    </w:p>
+    <w:p>
+      <w:pPr/>
+      <w:r>
+        <w:rPr>
+          <w:lang w:val="fr_FR" w:bidi="fr_FR"/>
+        </w:rPr>
+      </w:r>
+      <w:r>
+        <w:rPr>
           <w:b/>
           <w:lang w:val="fr_FR" w:bidi="fr_FR"/>
         </w:rPr>
@@ -12492,6 +13957,20 @@
       </w:r>
       <w:r>
         <w:rPr>
+          <w:lang w:val="fr_FR" w:bidi="fr_FR"/>
+        </w:rPr>
+        <w:t>וַ⁠יֹּ֥אמֶר יְהוָ֖ה לַ⁠דָּ֑ג</w:t>
+      </w:r>
+    </w:p>
+    <w:p>
+      <w:pPr/>
+      <w:r>
+        <w:rPr>
+          <w:lang w:val="fr_FR" w:bidi="fr_FR"/>
+        </w:rPr>
+      </w:r>
+      <w:r>
+        <w:rPr>
           <w:b/>
           <w:lang w:val="fr_FR" w:bidi="fr_FR"/>
         </w:rPr>
@@ -12589,6 +14068,20 @@
       </w:r>
       <w:r>
         <w:rPr>
+          <w:lang w:val="fr_FR" w:bidi="fr_FR"/>
+        </w:rPr>
+        <w:t>וַ⁠יֹּ֥אמֶר יְהוָ֖ה לַ⁠דָּ֑ג</w:t>
+      </w:r>
+    </w:p>
+    <w:p>
+      <w:pPr/>
+      <w:r>
+        <w:rPr>
+          <w:lang w:val="fr_FR" w:bidi="fr_FR"/>
+        </w:rPr>
+      </w:r>
+      <w:r>
+        <w:rPr>
           <w:b/>
           <w:lang w:val="fr_FR" w:bidi="fr_FR"/>
         </w:rPr>
@@ -12982,6 +14475,20 @@
       </w:r>
       <w:r>
         <w:rPr>
+          <w:lang w:val="fr_FR" w:bidi="fr_FR"/>
+        </w:rPr>
+        <w:t>וַ⁠יְהִ֧י דְבַר־יְהוָ֛ה</w:t>
+      </w:r>
+    </w:p>
+    <w:p>
+      <w:pPr/>
+      <w:r>
+        <w:rPr>
+          <w:lang w:val="fr_FR" w:bidi="fr_FR"/>
+        </w:rPr>
+      </w:r>
+      <w:r>
+        <w:rPr>
           <w:b/>
           <w:lang w:val="fr_FR" w:bidi="fr_FR"/>
         </w:rPr>
@@ -13015,7 +14522,7 @@
         </w:rPr>
         <w:t xml:space="preserve">Cette phrase introduit la deuxième partie de l'histoire de Jonas. La même phrase a introduit la première partie de l'histoire dans </w:t>
       </w:r>
-      <w:hyperlink r:id="rId19">
+      <w:hyperlink r:id="rId21">
         <w:r>
           <w:rPr>
             <w:lang w:val="fr_FR" w:bidi="fr_FR"/>
@@ -13033,7 +14540,7 @@
         </w:rPr>
         <w:t xml:space="preserve">. Vérifiez comment vous l'avez traduite dans ce verset. Sachant qu'elle introduit ici la deuxième partie de l'histoire, qu'est-ce qui est le plus naturel dans votre langue ? D'utiliser la même expression que dans </w:t>
       </w:r>
-      <w:hyperlink r:id="rId19">
+      <w:hyperlink r:id="rId21">
         <w:r>
           <w:rPr>
             <w:lang w:val="fr_FR" w:bidi="fr_FR"/>
@@ -13115,6 +14622,20 @@
       </w:r>
       <w:r>
         <w:rPr>
+          <w:lang w:val="fr_FR" w:bidi="fr_FR"/>
+        </w:rPr>
+        <w:t>וַ⁠יְהִ֧י דְבַר־יְהוָ֛ה</w:t>
+      </w:r>
+    </w:p>
+    <w:p>
+      <w:pPr/>
+      <w:r>
+        <w:rPr>
+          <w:lang w:val="fr_FR" w:bidi="fr_FR"/>
+        </w:rPr>
+      </w:r>
+      <w:r>
+        <w:rPr>
           <w:b/>
           <w:lang w:val="fr_FR" w:bidi="fr_FR"/>
         </w:rPr>
@@ -13148,7 +14669,7 @@
         </w:rPr>
         <w:t xml:space="preserve">Il s'agit d'une expression idiomatique signifiant que l'Éternel a parlé ou communiqué son message d'une manière ou d'une autre. Vérifiez comment vous avez traduit cette expression dans </w:t>
       </w:r>
-      <w:hyperlink r:id="rId19">
+      <w:hyperlink r:id="rId21">
         <w:r>
           <w:rPr>
             <w:lang w:val="fr_FR" w:bidi="fr_FR"/>
@@ -13244,6 +14765,20 @@
       </w:r>
       <w:r>
         <w:rPr>
+          <w:lang w:val="fr_FR" w:bidi="fr_FR"/>
+        </w:rPr>
+        <w:t>הָ⁠עִ֣יר הַ⁠גְּדוֹלָ֑ה</w:t>
+      </w:r>
+    </w:p>
+    <w:p>
+      <w:pPr/>
+      <w:r>
+        <w:rPr>
+          <w:lang w:val="fr_FR" w:bidi="fr_FR"/>
+        </w:rPr>
+      </w:r>
+      <w:r>
+        <w:rPr>
           <w:b/>
           <w:lang w:val="fr_FR" w:bidi="fr_FR"/>
         </w:rPr>
@@ -13263,7 +14798,7 @@
         </w:rPr>
         <w:t xml:space="preserve">Ici, comme dans </w:t>
       </w:r>
-      <w:hyperlink r:id="rId14">
+      <w:hyperlink r:id="rId16">
         <w:r>
           <w:rPr>
             <w:lang w:val="fr_FR" w:bidi="fr_FR"/>
@@ -13358,6 +14893,20 @@
       </w:r>
       <w:r>
         <w:rPr>
+          <w:lang w:val="fr_FR" w:bidi="fr_FR"/>
+        </w:rPr>
+        <w:t>ק֛וּם</w:t>
+      </w:r>
+    </w:p>
+    <w:p>
+      <w:pPr/>
+      <w:r>
+        <w:rPr>
+          <w:lang w:val="fr_FR" w:bidi="fr_FR"/>
+        </w:rPr>
+      </w:r>
+      <w:r>
+        <w:rPr>
           <w:b/>
           <w:lang w:val="fr_FR" w:bidi="fr_FR"/>
         </w:rPr>
@@ -13384,7 +14933,7 @@
         </w:rPr>
         <w:t xml:space="preserve"> est une expression idiomatique signifiant que Jonas doit agir et obéir à l'ordre qui va être donné, qui est d'« aller » (« va »). Si cette expression n'a pas cette signification dans votre langue, vous pouvez utiliser une expression idiomatique qui a ce sens dans votre langue ou exprimer son sens clairement. Vérifiez comment vous avez traduit cette expression dans </w:t>
       </w:r>
-      <w:hyperlink r:id="rId14">
+      <w:hyperlink r:id="rId16">
         <w:r>
           <w:rPr>
             <w:lang w:val="fr_FR" w:bidi="fr_FR"/>
@@ -13402,7 +14951,7 @@
         </w:rPr>
         <w:t xml:space="preserve"> et </w:t>
       </w:r>
-      <w:hyperlink r:id="rId15">
+      <w:hyperlink r:id="rId17">
         <w:r>
           <w:rPr>
             <w:lang w:val="fr_FR" w:bidi="fr_FR"/>
@@ -13484,6 +15033,20 @@
       </w:r>
       <w:r>
         <w:rPr>
+          <w:lang w:val="fr_FR" w:bidi="fr_FR"/>
+        </w:rPr>
+        <w:t>וִּ⁠קְרָ֤א אֵלֶ֨י⁠הָ֙ אֶת־הַ⁠קְּרִיאָ֔ה אֲשֶׁ֥ר אָנֹכִ֖י דֹּבֵ֥ר אֵלֶֽי⁠ךָ</w:t>
+      </w:r>
+    </w:p>
+    <w:p>
+      <w:pPr/>
+      <w:r>
+        <w:rPr>
+          <w:lang w:val="fr_FR" w:bidi="fr_FR"/>
+        </w:rPr>
+      </w:r>
+      <w:r>
+        <w:rPr>
           <w:b/>
           <w:lang w:val="fr_FR" w:bidi="fr_FR"/>
         </w:rPr>
@@ -13620,6 +15183,20 @@
       </w:r>
       <w:r>
         <w:rPr>
+          <w:lang w:val="fr_FR" w:bidi="fr_FR"/>
+        </w:rPr>
+        <w:t>וַ⁠יָּ֣קָם יוֹנָ֗ה וַ⁠יֵּ֛לֶךְ אֶל־נִֽינְוֶ֖ה כִּ⁠דְבַ֣ר יְהוָ֑ה</w:t>
+      </w:r>
+    </w:p>
+    <w:p>
+      <w:pPr/>
+      <w:r>
+        <w:rPr>
+          <w:lang w:val="fr_FR" w:bidi="fr_FR"/>
+        </w:rPr>
+      </w:r>
+      <w:r>
+        <w:rPr>
           <w:b/>
           <w:lang w:val="fr_FR" w:bidi="fr_FR"/>
         </w:rPr>
@@ -13665,7 +15242,7 @@
         </w:rPr>
         <w:t xml:space="preserve"> en réponse à l'ordre de l'Éternel d'« aller ». Il s'était également levé en </w:t>
       </w:r>
-      <w:hyperlink r:id="rId15">
+      <w:hyperlink r:id="rId17">
         <w:r>
           <w:rPr>
             <w:lang w:val="fr_FR" w:bidi="fr_FR"/>
@@ -13747,6 +15324,20 @@
       </w:r>
       <w:r>
         <w:rPr>
+          <w:lang w:val="fr_FR" w:bidi="fr_FR"/>
+        </w:rPr>
+        <w:t>כִּ⁠דְבַ֣ר יְהוָ֑ה</w:t>
+      </w:r>
+    </w:p>
+    <w:p>
+      <w:pPr/>
+      <w:r>
+        <w:rPr>
+          <w:lang w:val="fr_FR" w:bidi="fr_FR"/>
+        </w:rPr>
+      </w:r>
+      <w:r>
+        <w:rPr>
           <w:b/>
           <w:lang w:val="fr_FR" w:bidi="fr_FR"/>
         </w:rPr>
@@ -13843,6 +15434,20 @@
       </w:r>
       <w:r>
         <w:rPr>
+          <w:lang w:val="fr_FR" w:bidi="fr_FR"/>
+        </w:rPr>
+        <w:t>וְ⁠נִֽינְוֵ֗ה הָיְתָ֤ה עִיר־גְּדוֹלָה֙ לֵֽ⁠אלֹהִ֔ים מַהֲלַ֖ךְ שְׁלֹ֥שֶׁת יָמִֽים</w:t>
+      </w:r>
+    </w:p>
+    <w:p>
+      <w:pPr/>
+      <w:r>
+        <w:rPr>
+          <w:lang w:val="fr_FR" w:bidi="fr_FR"/>
+        </w:rPr>
+      </w:r>
+      <w:r>
+        <w:rPr>
           <w:b/>
           <w:lang w:val="fr_FR" w:bidi="fr_FR"/>
         </w:rPr>
@@ -13939,6 +15544,20 @@
       </w:r>
       <w:r>
         <w:rPr>
+          <w:lang w:val="fr_FR" w:bidi="fr_FR"/>
+        </w:rPr>
+        <w:t>עִיר־גְּדוֹלָה֙ לֵֽ⁠אלֹהִ֔ים</w:t>
+      </w:r>
+    </w:p>
+    <w:p>
+      <w:pPr/>
+      <w:r>
+        <w:rPr>
+          <w:lang w:val="fr_FR" w:bidi="fr_FR"/>
+        </w:rPr>
+      </w:r>
+      <w:r>
+        <w:rPr>
           <w:b/>
           <w:lang w:val="fr_FR" w:bidi="fr_FR"/>
         </w:rPr>
@@ -14075,6 +15694,20 @@
       </w:r>
       <w:r>
         <w:rPr>
+          <w:lang w:val="fr_FR" w:bidi="fr_FR"/>
+        </w:rPr>
+        <w:t>מַהֲלַ֖ךְ שְׁלֹ֥שֶׁת יָמִֽים</w:t>
+      </w:r>
+    </w:p>
+    <w:p>
+      <w:pPr/>
+      <w:r>
+        <w:rPr>
+          <w:lang w:val="fr_FR" w:bidi="fr_FR"/>
+        </w:rPr>
+      </w:r>
+      <w:r>
+        <w:rPr>
           <w:b/>
           <w:lang w:val="fr_FR" w:bidi="fr_FR"/>
         </w:rPr>
@@ -14172,6 +15805,20 @@
       </w:r>
       <w:r>
         <w:rPr>
+          <w:lang w:val="fr_FR" w:bidi="fr_FR"/>
+        </w:rPr>
+        <w:t>וַ⁠יָּ֤חֶל יוֹנָה֙ לָ⁠ב֣וֹא בָ⁠עִ֔יר מַהֲלַ֖ךְ י֣וֹם אֶחָ֑ד וַ⁠יִּקְרָא֙</w:t>
+      </w:r>
+    </w:p>
+    <w:p>
+      <w:pPr/>
+      <w:r>
+        <w:rPr>
+          <w:lang w:val="fr_FR" w:bidi="fr_FR"/>
+        </w:rPr>
+      </w:r>
+      <w:r>
+        <w:rPr>
           <w:b/>
           <w:lang w:val="fr_FR" w:bidi="fr_FR"/>
         </w:rPr>
@@ -14268,6 +15915,20 @@
       </w:r>
       <w:r>
         <w:rPr>
+          <w:lang w:val="fr_FR" w:bidi="fr_FR"/>
+        </w:rPr>
+        <w:t>וַ⁠יִּקְרָא֙ וַ⁠יֹּאמַ֔ר</w:t>
+      </w:r>
+    </w:p>
+    <w:p>
+      <w:pPr/>
+      <w:r>
+        <w:rPr>
+          <w:lang w:val="fr_FR" w:bidi="fr_FR"/>
+        </w:rPr>
+      </w:r>
+      <w:r>
+        <w:rPr>
           <w:b/>
           <w:lang w:val="fr_FR" w:bidi="fr_FR"/>
         </w:rPr>
@@ -14378,6 +16039,20 @@
       </w:r>
       <w:r>
         <w:rPr>
+          <w:lang w:val="fr_FR" w:bidi="fr_FR"/>
+        </w:rPr>
+        <w:t>ע֚וֹד אַרְבָּעִ֣ים י֔וֹם</w:t>
+      </w:r>
+    </w:p>
+    <w:p>
+      <w:pPr/>
+      <w:r>
+        <w:rPr>
+          <w:lang w:val="fr_FR" w:bidi="fr_FR"/>
+        </w:rPr>
+      </w:r>
+      <w:r>
+        <w:rPr>
           <w:b/>
           <w:lang w:val="fr_FR" w:bidi="fr_FR"/>
         </w:rPr>
@@ -14441,6 +16116,20 @@
       </w:r>
       <w:r>
         <w:rPr>
+          <w:lang w:val="fr_FR" w:bidi="fr_FR"/>
+        </w:rPr>
+        <w:t>וְ⁠נִֽינְוֵ֖ה נֶהְפָּֽכֶת</w:t>
+      </w:r>
+    </w:p>
+    <w:p>
+      <w:pPr/>
+      <w:r>
+        <w:rPr>
+          <w:lang w:val="fr_FR" w:bidi="fr_FR"/>
+        </w:rPr>
+      </w:r>
+      <w:r>
+        <w:rPr>
           <w:b/>
           <w:lang w:val="fr_FR" w:bidi="fr_FR"/>
         </w:rPr>
@@ -14538,6 +16227,20 @@
       </w:r>
       <w:r>
         <w:rPr>
+          <w:lang w:val="fr_FR" w:bidi="fr_FR"/>
+        </w:rPr>
+        <w:t>וַ⁠יִּקְרְאוּ־צוֹם֙ וַ⁠יִּלְבְּשׁ֣וּ שַׂקִּ֔ים</w:t>
+      </w:r>
+    </w:p>
+    <w:p>
+      <w:pPr/>
+      <w:r>
+        <w:rPr>
+          <w:lang w:val="fr_FR" w:bidi="fr_FR"/>
+        </w:rPr>
+      </w:r>
+      <w:r>
+        <w:rPr>
           <w:b/>
           <w:lang w:val="fr_FR" w:bidi="fr_FR"/>
         </w:rPr>
@@ -14621,6 +16324,20 @@
       </w:r>
       <w:r>
         <w:rPr>
+          <w:lang w:val="fr_FR" w:bidi="fr_FR"/>
+        </w:rPr>
+        <w:t>מִ⁠גְּדוֹלָ֖⁠ם וְ⁠עַד־קְטַנָּֽ⁠ם</w:t>
+      </w:r>
+    </w:p>
+    <w:p>
+      <w:pPr/>
+      <w:r>
+        <w:rPr>
+          <w:lang w:val="fr_FR" w:bidi="fr_FR"/>
+        </w:rPr>
+      </w:r>
+      <w:r>
+        <w:rPr>
           <w:b/>
           <w:lang w:val="fr_FR" w:bidi="fr_FR"/>
         </w:rPr>
@@ -14714,6 +16431,20 @@
       </w:r>
       <w:r>
         <w:rPr>
+          <w:lang w:val="fr_FR" w:bidi="fr_FR"/>
+        </w:rPr>
+        <w:t>אַנְשֵׁ֥י נִֽינְוֵ֖ה</w:t>
+      </w:r>
+    </w:p>
+    <w:p>
+      <w:pPr/>
+      <w:r>
+        <w:rPr>
+          <w:lang w:val="fr_FR" w:bidi="fr_FR"/>
+        </w:rPr>
+      </w:r>
+      <w:r>
+        <w:rPr>
           <w:b/>
           <w:lang w:val="fr_FR" w:bidi="fr_FR"/>
         </w:rPr>
@@ -14824,6 +16555,20 @@
       </w:r>
       <w:r>
         <w:rPr>
+          <w:lang w:val="fr_FR" w:bidi="fr_FR"/>
+        </w:rPr>
+        <w:t>הַ⁠דָּבָר֙</w:t>
+      </w:r>
+    </w:p>
+    <w:p>
+      <w:pPr/>
+      <w:r>
+        <w:rPr>
+          <w:lang w:val="fr_FR" w:bidi="fr_FR"/>
+        </w:rPr>
+      </w:r>
+      <w:r>
+        <w:rPr>
           <w:b/>
           <w:lang w:val="fr_FR" w:bidi="fr_FR"/>
         </w:rPr>
@@ -14947,6 +16692,20 @@
       </w:r>
       <w:r>
         <w:rPr>
+          <w:lang w:val="fr_FR" w:bidi="fr_FR"/>
+        </w:rPr>
+        <w:t>וַ⁠יָּ֨קָם֙ מִ⁠כִּסְא֔⁠וֹ וַ⁠יַּעֲבֵ֥ר אַדַּרְתּ֖⁠וֹ מֵֽ⁠עָלָ֑י⁠ו</w:t>
+      </w:r>
+    </w:p>
+    <w:p>
+      <w:pPr/>
+      <w:r>
+        <w:rPr>
+          <w:lang w:val="fr_FR" w:bidi="fr_FR"/>
+        </w:rPr>
+      </w:r>
+      <w:r>
+        <w:rPr>
           <w:b/>
           <w:lang w:val="fr_FR" w:bidi="fr_FR"/>
         </w:rPr>
@@ -15057,6 +16816,20 @@
       </w:r>
       <w:r>
         <w:rPr>
+          <w:lang w:val="fr_FR" w:bidi="fr_FR"/>
+        </w:rPr>
+        <w:t>מִ⁠כִּסְא֔⁠וֹ</w:t>
+      </w:r>
+    </w:p>
+    <w:p>
+      <w:pPr/>
+      <w:r>
+        <w:rPr>
+          <w:lang w:val="fr_FR" w:bidi="fr_FR"/>
+        </w:rPr>
+      </w:r>
+      <w:r>
+        <w:rPr>
           <w:b/>
           <w:lang w:val="fr_FR" w:bidi="fr_FR"/>
         </w:rPr>
@@ -15153,6 +16926,20 @@
       </w:r>
       <w:r>
         <w:rPr>
+          <w:lang w:val="fr_FR" w:bidi="fr_FR"/>
+        </w:rPr>
+        <w:t>וַ⁠יְכַ֣ס שַׂ֔ק וַ⁠יֵּ֖שֶׁב עַל־הָ⁠אֵֽפֶר</w:t>
+      </w:r>
+    </w:p>
+    <w:p>
+      <w:pPr/>
+      <w:r>
+        <w:rPr>
+          <w:lang w:val="fr_FR" w:bidi="fr_FR"/>
+        </w:rPr>
+      </w:r>
+      <w:r>
+        <w:rPr>
           <w:b/>
           <w:lang w:val="fr_FR" w:bidi="fr_FR"/>
         </w:rPr>
@@ -15298,6 +17085,20 @@
       </w:r>
       <w:r>
         <w:rPr>
+          <w:lang w:val="fr_FR" w:bidi="fr_FR"/>
+        </w:rPr>
+        <w:t>וַ⁠יַּזְעֵ֗ק וַ⁠יֹּ֨אמֶר֙</w:t>
+      </w:r>
+    </w:p>
+    <w:p>
+      <w:pPr/>
+      <w:r>
+        <w:rPr>
+          <w:lang w:val="fr_FR" w:bidi="fr_FR"/>
+        </w:rPr>
+      </w:r>
+      <w:r>
+        <w:rPr>
           <w:b/>
           <w:lang w:val="fr_FR" w:bidi="fr_FR"/>
         </w:rPr>
@@ -15422,6 +17223,20 @@
       </w:r>
       <w:r>
         <w:rPr>
+          <w:lang w:val="fr_FR" w:bidi="fr_FR"/>
+        </w:rPr>
+        <w:t>מִ⁠טַּ֧עַם הַ⁠מֶּ֛לֶךְ וּ⁠גְדֹלָ֖י⁠ו</w:t>
+      </w:r>
+    </w:p>
+    <w:p>
+      <w:pPr/>
+      <w:r>
+        <w:rPr>
+          <w:lang w:val="fr_FR" w:bidi="fr_FR"/>
+        </w:rPr>
+      </w:r>
+      <w:r>
+        <w:rPr>
           <w:b/>
           <w:lang w:val="fr_FR" w:bidi="fr_FR"/>
         </w:rPr>
@@ -15499,6 +17314,20 @@
       </w:r>
       <w:r>
         <w:rPr>
+          <w:lang w:val="fr_FR" w:bidi="fr_FR"/>
+        </w:rPr>
+        <w:t>וּ⁠גְדֹלָ֖י⁠ו</w:t>
+      </w:r>
+    </w:p>
+    <w:p>
+      <w:pPr/>
+      <w:r>
+        <w:rPr>
+          <w:lang w:val="fr_FR" w:bidi="fr_FR"/>
+        </w:rPr>
+      </w:r>
+      <w:r>
+        <w:rPr>
           <w:b/>
           <w:lang w:val="fr_FR" w:bidi="fr_FR"/>
         </w:rPr>
@@ -15595,6 +17424,20 @@
       </w:r>
       <w:r>
         <w:rPr>
+          <w:lang w:val="fr_FR" w:bidi="fr_FR"/>
+        </w:rPr>
+        <w:t>הַ⁠בָּקָ֣ר וְ⁠הַ⁠צֹּ֗אן</w:t>
+      </w:r>
+    </w:p>
+    <w:p>
+      <w:pPr/>
+      <w:r>
+        <w:rPr>
+          <w:lang w:val="fr_FR" w:bidi="fr_FR"/>
+        </w:rPr>
+      </w:r>
+      <w:r>
+        <w:rPr>
           <w:b/>
           <w:lang w:val="fr_FR" w:bidi="fr_FR"/>
         </w:rPr>
@@ -15704,6 +17547,20 @@
       </w:r>
       <w:r>
         <w:rPr>
+          <w:lang w:val="fr_FR" w:bidi="fr_FR"/>
+        </w:rPr>
+        <w:t>וַ⁠יַּזְעֵ֗ק וַ⁠יֹּ֨אמֶר֙</w:t>
+      </w:r>
+    </w:p>
+    <w:p>
+      <w:pPr/>
+      <w:r>
+        <w:rPr>
+          <w:lang w:val="fr_FR" w:bidi="fr_FR"/>
+        </w:rPr>
+      </w:r>
+      <w:r>
+        <w:rPr>
           <w:b/>
           <w:lang w:val="fr_FR" w:bidi="fr_FR"/>
         </w:rPr>
@@ -15801,6 +17658,20 @@
       </w:r>
       <w:r>
         <w:rPr>
+          <w:lang w:val="fr_FR" w:bidi="fr_FR"/>
+        </w:rPr>
+        <w:t>וְ⁠הַ⁠בְּהֵמָ֔ה</w:t>
+      </w:r>
+    </w:p>
+    <w:p>
+      <w:pPr/>
+      <w:r>
+        <w:rPr>
+          <w:lang w:val="fr_FR" w:bidi="fr_FR"/>
+        </w:rPr>
+      </w:r>
+      <w:r>
+        <w:rPr>
           <w:b/>
           <w:lang w:val="fr_FR" w:bidi="fr_FR"/>
         </w:rPr>
@@ -15884,6 +17755,20 @@
       </w:r>
       <w:r>
         <w:rPr>
+          <w:lang w:val="fr_FR" w:bidi="fr_FR"/>
+        </w:rPr>
+        <w:t>וְ⁠יִקְרְא֥וּ אֶל־אֱלֹהִ֖ים בְּ⁠חָזְקָ֑ה</w:t>
+      </w:r>
+    </w:p>
+    <w:p>
+      <w:pPr/>
+      <w:r>
+        <w:rPr>
+          <w:lang w:val="fr_FR" w:bidi="fr_FR"/>
+        </w:rPr>
+      </w:r>
+      <w:r>
+        <w:rPr>
           <w:b/>
           <w:lang w:val="fr_FR" w:bidi="fr_FR"/>
         </w:rPr>
@@ -15967,6 +17852,20 @@
       </w:r>
       <w:r>
         <w:rPr>
+          <w:lang w:val="fr_FR" w:bidi="fr_FR"/>
+        </w:rPr>
+        <w:t>הֶ⁠חָמָ֖ס אֲשֶׁ֥ר בְּ⁠כַפֵּי⁠הֶֽם</w:t>
+      </w:r>
+    </w:p>
+    <w:p>
+      <w:pPr/>
+      <w:r>
+        <w:rPr>
+          <w:lang w:val="fr_FR" w:bidi="fr_FR"/>
+        </w:rPr>
+      </w:r>
+      <w:r>
+        <w:rPr>
           <w:b/>
           <w:lang w:val="fr_FR" w:bidi="fr_FR"/>
         </w:rPr>
@@ -16105,6 +18004,20 @@
       </w:r>
       <w:r>
         <w:rPr>
+          <w:lang w:val="fr_FR" w:bidi="fr_FR"/>
+        </w:rPr>
+        <w:t>וְ⁠יִקְרְא֥וּ</w:t>
+      </w:r>
+    </w:p>
+    <w:p>
+      <w:pPr/>
+      <w:r>
+        <w:rPr>
+          <w:lang w:val="fr_FR" w:bidi="fr_FR"/>
+        </w:rPr>
+      </w:r>
+      <w:r>
+        <w:rPr>
           <w:b/>
           <w:lang w:val="fr_FR" w:bidi="fr_FR"/>
         </w:rPr>
@@ -16201,6 +18114,20 @@
       </w:r>
       <w:r>
         <w:rPr>
+          <w:lang w:val="fr_FR" w:bidi="fr_FR"/>
+        </w:rPr>
+        <w:t>מִֽי־יוֹדֵ֣עַ</w:t>
+      </w:r>
+    </w:p>
+    <w:p>
+      <w:pPr/>
+      <w:r>
+        <w:rPr>
+          <w:lang w:val="fr_FR" w:bidi="fr_FR"/>
+        </w:rPr>
+      </w:r>
+      <w:r>
+        <w:rPr>
           <w:b/>
           <w:lang w:val="fr_FR" w:bidi="fr_FR"/>
         </w:rPr>
@@ -16284,6 +18211,20 @@
       </w:r>
       <w:r>
         <w:rPr>
+          <w:lang w:val="fr_FR" w:bidi="fr_FR"/>
+        </w:rPr>
+        <w:t>יָשׁ֔וּב וְ⁠נִחַ֖ם הָ⁠אֱלֹהִ֑ים</w:t>
+      </w:r>
+    </w:p>
+    <w:p>
+      <w:pPr/>
+      <w:r>
+        <w:rPr>
+          <w:lang w:val="fr_FR" w:bidi="fr_FR"/>
+        </w:rPr>
+      </w:r>
+      <w:r>
+        <w:rPr>
           <w:b/>
           <w:lang w:val="fr_FR" w:bidi="fr_FR"/>
         </w:rPr>
@@ -16381,6 +18322,20 @@
       </w:r>
       <w:r>
         <w:rPr>
+          <w:lang w:val="fr_FR" w:bidi="fr_FR"/>
+        </w:rPr>
+        <w:t>מֵ⁠חֲר֥וֹן אַפּ֖⁠וֹ</w:t>
+      </w:r>
+    </w:p>
+    <w:p>
+      <w:pPr/>
+      <w:r>
+        <w:rPr>
+          <w:lang w:val="fr_FR" w:bidi="fr_FR"/>
+        </w:rPr>
+      </w:r>
+      <w:r>
+        <w:rPr>
           <w:b/>
           <w:lang w:val="fr_FR" w:bidi="fr_FR"/>
         </w:rPr>
@@ -16478,6 +18433,20 @@
       </w:r>
       <w:r>
         <w:rPr>
+          <w:lang w:val="fr_FR" w:bidi="fr_FR"/>
+        </w:rPr>
+        <w:t>וְ⁠לֹ֥א נֹאבֵֽד</w:t>
+      </w:r>
+    </w:p>
+    <w:p>
+      <w:pPr/>
+      <w:r>
+        <w:rPr>
+          <w:lang w:val="fr_FR" w:bidi="fr_FR"/>
+        </w:rPr>
+      </w:r>
+      <w:r>
+        <w:rPr>
           <w:b/>
           <w:lang w:val="fr_FR" w:bidi="fr_FR"/>
         </w:rPr>
@@ -16575,6 +18544,20 @@
       </w:r>
       <w:r>
         <w:rPr>
+          <w:lang w:val="fr_FR" w:bidi="fr_FR"/>
+        </w:rPr>
+        <w:t>וַ⁠יַּ֤רְא הָֽ⁠אֱלֹהִים֙ אֶֽת־מַ֣עֲשֵׂי⁠הֶ֔ם כִּי־שָׁ֖בוּ מִ⁠דַּרְכָּ֣⁠ם הָ⁠רָעָ֑ה</w:t>
+      </w:r>
+    </w:p>
+    <w:p>
+      <w:pPr/>
+      <w:r>
+        <w:rPr>
+          <w:lang w:val="fr_FR" w:bidi="fr_FR"/>
+        </w:rPr>
+      </w:r>
+      <w:r>
+        <w:rPr>
           <w:b/>
           <w:lang w:val="fr_FR" w:bidi="fr_FR"/>
         </w:rPr>
@@ -16652,6 +18635,20 @@
       </w:r>
       <w:r>
         <w:rPr>
+          <w:lang w:val="fr_FR" w:bidi="fr_FR"/>
+        </w:rPr>
+        <w:t>שָׁ֖בוּ מִ⁠דַּרְכָּ֣⁠ם הָ⁠רָעָ֑ה</w:t>
+      </w:r>
+    </w:p>
+    <w:p>
+      <w:pPr/>
+      <w:r>
+        <w:rPr>
+          <w:lang w:val="fr_FR" w:bidi="fr_FR"/>
+        </w:rPr>
+      </w:r>
+      <w:r>
+        <w:rPr>
           <w:b/>
           <w:lang w:val="fr_FR" w:bidi="fr_FR"/>
         </w:rPr>
@@ -16775,6 +18772,20 @@
       </w:r>
       <w:r>
         <w:rPr>
+          <w:lang w:val="fr_FR" w:bidi="fr_FR"/>
+        </w:rPr>
+        <w:t>עַל־הָ⁠רָעָ֛ה</w:t>
+      </w:r>
+    </w:p>
+    <w:p>
+      <w:pPr/>
+      <w:r>
+        <w:rPr>
+          <w:lang w:val="fr_FR" w:bidi="fr_FR"/>
+        </w:rPr>
+      </w:r>
+      <w:r>
+        <w:rPr>
           <w:b/>
           <w:lang w:val="fr_FR" w:bidi="fr_FR"/>
         </w:rPr>
@@ -16872,6 +18883,20 @@
       </w:r>
       <w:r>
         <w:rPr>
+          <w:lang w:val="fr_FR" w:bidi="fr_FR"/>
+        </w:rPr>
+        <w:t>וְ⁠לֹ֥א עָשָֽׂה</w:t>
+      </w:r>
+    </w:p>
+    <w:p>
+      <w:pPr/>
+      <w:r>
+        <w:rPr>
+          <w:lang w:val="fr_FR" w:bidi="fr_FR"/>
+        </w:rPr>
+      </w:r>
+      <w:r>
+        <w:rPr>
           <w:b/>
           <w:lang w:val="fr_FR" w:bidi="fr_FR"/>
         </w:rPr>
@@ -16968,6 +18993,20 @@
       </w:r>
       <w:r>
         <w:rPr>
+          <w:lang w:val="fr_FR" w:bidi="fr_FR"/>
+        </w:rPr>
+        <w:t>הָ⁠רָעָ֛ה</w:t>
+      </w:r>
+    </w:p>
+    <w:p>
+      <w:pPr/>
+      <w:r>
+        <w:rPr>
+          <w:lang w:val="fr_FR" w:bidi="fr_FR"/>
+        </w:rPr>
+      </w:r>
+      <w:r>
+        <w:rPr>
           <w:b/>
           <w:lang w:val="fr_FR" w:bidi="fr_FR"/>
         </w:rPr>
@@ -17231,7 +19270,7 @@
         </w:rPr>
         <w:t xml:space="preserve">Dans le verset 2, Jonas attribue une série de caractéristiques ou de qualités à Dieu. Un lecteur juif de ce livre reconnaîtrait cela comme la description que l'Éternel donne de lui-même quand il parle avec Moïse sur la montagne du Sinaï (voir </w:t>
       </w:r>
-      <w:hyperlink r:id="rId20">
+      <w:hyperlink r:id="rId22">
         <w:r>
           <w:rPr>
             <w:lang w:val="fr_FR" w:bidi="fr_FR"/>
@@ -17386,7 +19425,7 @@
         </w:rPr>
         <w:t xml:space="preserve">Le mot hébreu traduit par « mal » dans la LSG est très vaste, incluant le mal moral, le mal physique et tout ce qui est mauvais. Dieu ne fait jamais de mal moral. Au verset 1, l'auteur dit que Jonas considère l'acte de miséricorde de Dieu d'épargner le peuple de Ninive comme un mal. Au verset 2, Jonas décrit Dieu comme « renonçant au mal ». Au verset 6, la situation et l'attitude de Jonas sont décrites comme mauvaises. Cela se produit après la description des actions des habitants de Ninive comme mauvaises en </w:t>
       </w:r>
-      <w:hyperlink r:id="rId14">
+      <w:hyperlink r:id="rId16">
         <w:r>
           <w:rPr>
             <w:lang w:val="fr_FR" w:bidi="fr_FR"/>
@@ -17404,7 +19443,7 @@
         </w:rPr>
         <w:t xml:space="preserve">, </w:t>
       </w:r>
-      <w:hyperlink r:id="rId21">
+      <w:hyperlink r:id="rId23">
         <w:r>
           <w:rPr>
             <w:lang w:val="fr_FR" w:bidi="fr_FR"/>
@@ -17422,7 +19461,7 @@
         </w:rPr>
         <w:t xml:space="preserve"> et </w:t>
       </w:r>
-      <w:hyperlink r:id="rId22">
+      <w:hyperlink r:id="rId24">
         <w:r>
           <w:rPr>
             <w:lang w:val="fr_FR" w:bidi="fr_FR"/>
@@ -17440,7 +19479,7 @@
         </w:rPr>
         <w:t xml:space="preserve">, ainsi qu'après la situation des marins en </w:t>
       </w:r>
-      <w:hyperlink r:id="rId23">
+      <w:hyperlink r:id="rId25">
         <w:r>
           <w:rPr>
             <w:lang w:val="fr_FR" w:bidi="fr_FR"/>
@@ -17516,6 +19555,20 @@
       </w:r>
       <w:r>
         <w:rPr>
+          <w:lang w:val="fr_FR" w:bidi="fr_FR"/>
+        </w:rPr>
+        <w:t>וַ⁠יֵּ֥רַע אֶל־יוֹנָ֖ה</w:t>
+      </w:r>
+    </w:p>
+    <w:p>
+      <w:pPr/>
+      <w:r>
+        <w:rPr>
+          <w:lang w:val="fr_FR" w:bidi="fr_FR"/>
+        </w:rPr>
+      </w:r>
+      <w:r>
+        <w:rPr>
           <w:b/>
           <w:lang w:val="fr_FR" w:bidi="fr_FR"/>
         </w:rPr>
@@ -17613,6 +19666,20 @@
       </w:r>
       <w:r>
         <w:rPr>
+          <w:lang w:val="fr_FR" w:bidi="fr_FR"/>
+        </w:rPr>
+        <w:t>וַ⁠יִּ֖חַר לֽ⁠וֹ</w:t>
+      </w:r>
+    </w:p>
+    <w:p>
+      <w:pPr/>
+      <w:r>
+        <w:rPr>
+          <w:lang w:val="fr_FR" w:bidi="fr_FR"/>
+        </w:rPr>
+      </w:r>
+      <w:r>
+        <w:rPr>
           <w:b/>
           <w:lang w:val="fr_FR" w:bidi="fr_FR"/>
         </w:rPr>
@@ -17737,6 +19804,20 @@
       </w:r>
       <w:r>
         <w:rPr>
+          <w:lang w:val="fr_FR" w:bidi="fr_FR"/>
+        </w:rPr>
+        <w:t>וַ⁠יֵּ֥רַע</w:t>
+      </w:r>
+    </w:p>
+    <w:p>
+      <w:pPr/>
+      <w:r>
+        <w:rPr>
+          <w:lang w:val="fr_FR" w:bidi="fr_FR"/>
+        </w:rPr>
+      </w:r>
+      <w:r>
+        <w:rPr>
           <w:b/>
           <w:lang w:val="fr_FR" w:bidi="fr_FR"/>
         </w:rPr>
@@ -17833,6 +19914,20 @@
       </w:r>
       <w:r>
         <w:rPr>
+          <w:lang w:val="fr_FR" w:bidi="fr_FR"/>
+        </w:rPr>
+        <w:t>וַ⁠יֵּ֥רַע אֶל־יוֹנָ֖ה רָעָ֣ה גְדוֹלָ֑ה</w:t>
+      </w:r>
+    </w:p>
+    <w:p>
+      <w:pPr/>
+      <w:r>
+        <w:rPr>
+          <w:lang w:val="fr_FR" w:bidi="fr_FR"/>
+        </w:rPr>
+      </w:r>
+      <w:r>
+        <w:rPr>
           <w:b/>
           <w:lang w:val="fr_FR" w:bidi="fr_FR"/>
         </w:rPr>
@@ -17943,6 +20038,20 @@
       </w:r>
       <w:r>
         <w:rPr>
+          <w:lang w:val="fr_FR" w:bidi="fr_FR"/>
+        </w:rPr>
+        <w:t>אָנָּ֤ה</w:t>
+      </w:r>
+    </w:p>
+    <w:p>
+      <w:pPr/>
+      <w:r>
+        <w:rPr>
+          <w:lang w:val="fr_FR" w:bidi="fr_FR"/>
+        </w:rPr>
+      </w:r>
+      <w:r>
+        <w:rPr>
           <w:b/>
           <w:lang w:val="fr_FR" w:bidi="fr_FR"/>
         </w:rPr>
@@ -18026,6 +20135,20 @@
       </w:r>
       <w:r>
         <w:rPr>
+          <w:lang w:val="fr_FR" w:bidi="fr_FR"/>
+        </w:rPr>
+        <w:t>יְהוָה֙ הֲ⁠לוֹא־זֶ֣ה דְבָרִ֗⁠י עַד־הֱיוֹתִ⁠י֙ עַל־אַדְמָתִ֔⁠י</w:t>
+      </w:r>
+    </w:p>
+    <w:p>
+      <w:pPr/>
+      <w:r>
+        <w:rPr>
+          <w:lang w:val="fr_FR" w:bidi="fr_FR"/>
+        </w:rPr>
+      </w:r>
+      <w:r>
+        <w:rPr>
           <w:b/>
           <w:lang w:val="fr_FR" w:bidi="fr_FR"/>
         </w:rPr>
@@ -18123,6 +20246,20 @@
       </w:r>
       <w:r>
         <w:rPr>
+          <w:lang w:val="fr_FR" w:bidi="fr_FR"/>
+        </w:rPr>
+        <w:t>יְהוָה֙ הֲ⁠לוֹא־זֶ֣ה דְבָרִ֗⁠י עַד־הֱיוֹתִ⁠י֙ עַל־אַדְמָתִ֔⁠י</w:t>
+      </w:r>
+    </w:p>
+    <w:p>
+      <w:pPr/>
+      <w:r>
+        <w:rPr>
+          <w:lang w:val="fr_FR" w:bidi="fr_FR"/>
+        </w:rPr>
+      </w:r>
+      <w:r>
+        <w:rPr>
           <w:b/>
           <w:lang w:val="fr_FR" w:bidi="fr_FR"/>
         </w:rPr>
@@ -18220,6 +20357,20 @@
       </w:r>
       <w:r>
         <w:rPr>
+          <w:lang w:val="fr_FR" w:bidi="fr_FR"/>
+        </w:rPr>
+        <w:t>אֶ֤רֶךְ אַפַּ֨יִם֙</w:t>
+      </w:r>
+    </w:p>
+    <w:p>
+      <w:pPr/>
+      <w:r>
+        <w:rPr>
+          <w:lang w:val="fr_FR" w:bidi="fr_FR"/>
+        </w:rPr>
+      </w:r>
+      <w:r>
+        <w:rPr>
           <w:b/>
           <w:lang w:val="fr_FR" w:bidi="fr_FR"/>
         </w:rPr>
@@ -18330,6 +20481,20 @@
       </w:r>
       <w:r>
         <w:rPr>
+          <w:lang w:val="fr_FR" w:bidi="fr_FR"/>
+        </w:rPr>
+        <w:t>וְ⁠רַב־חֶ֔סֶד</w:t>
+      </w:r>
+    </w:p>
+    <w:p>
+      <w:pPr/>
+      <w:r>
+        <w:rPr>
+          <w:lang w:val="fr_FR" w:bidi="fr_FR"/>
+        </w:rPr>
+      </w:r>
+      <w:r>
+        <w:rPr>
           <w:b/>
           <w:lang w:val="fr_FR" w:bidi="fr_FR"/>
         </w:rPr>
@@ -18393,6 +20558,20 @@
       </w:r>
       <w:r>
         <w:rPr>
+          <w:lang w:val="fr_FR" w:bidi="fr_FR"/>
+        </w:rPr>
+        <w:t>וְ⁠נִחָ֖ם עַל־הָ⁠רָעָֽה</w:t>
+      </w:r>
+    </w:p>
+    <w:p>
+      <w:pPr/>
+      <w:r>
+        <w:rPr>
+          <w:lang w:val="fr_FR" w:bidi="fr_FR"/>
+        </w:rPr>
+      </w:r>
+      <w:r>
+        <w:rPr>
           <w:b/>
           <w:lang w:val="fr_FR" w:bidi="fr_FR"/>
         </w:rPr>
@@ -18425,7 +20604,7 @@
         </w:rPr>
         <w:t xml:space="preserve"> fait désigne la destruction physique de la ville de Ninive et de ses habitants. Cela ne désigne pas le mal moral. Dans ce contexte, cette phrase signifie que Dieu peut changer d'avis concernant l'idée de châtier des personnes qui pèchent. Cela signie qu'il peut choisir d'agir différemment quand les pécheurs se repentent de leur péché. Vous pouvez inclure cette information si c'est utile à vos lecteurs. Voir la discussion sur le mal dans l'introduction du chapitre, et voir comment vous avez traduit ce mot dans </w:t>
       </w:r>
-      <w:hyperlink r:id="rId24">
+      <w:hyperlink r:id="rId26">
         <w:r>
           <w:rPr>
             <w:lang w:val="fr_FR" w:bidi="fr_FR"/>
@@ -18507,6 +20686,20 @@
       </w:r>
       <w:r>
         <w:rPr>
+          <w:lang w:val="fr_FR" w:bidi="fr_FR"/>
+        </w:rPr>
+        <w:t>קַח־נָ֥א אֶת־נַפְשִׁ֖⁠י מִמֶּ֑⁠נִּי</w:t>
+      </w:r>
+    </w:p>
+    <w:p>
+      <w:pPr/>
+      <w:r>
+        <w:rPr>
+          <w:lang w:val="fr_FR" w:bidi="fr_FR"/>
+        </w:rPr>
+      </w:r>
+      <w:r>
+        <w:rPr>
           <w:b/>
           <w:lang w:val="fr_FR" w:bidi="fr_FR"/>
         </w:rPr>
@@ -18604,6 +20797,20 @@
       </w:r>
       <w:r>
         <w:rPr>
+          <w:lang w:val="fr_FR" w:bidi="fr_FR"/>
+        </w:rPr>
+        <w:t>כִּ֛י ט֥וֹב מוֹתִ֖⁠י מֵ⁠חַיָּֽ⁠י</w:t>
+      </w:r>
+    </w:p>
+    <w:p>
+      <w:pPr/>
+      <w:r>
+        <w:rPr>
+          <w:lang w:val="fr_FR" w:bidi="fr_FR"/>
+        </w:rPr>
+      </w:r>
+      <w:r>
+        <w:rPr>
           <w:b/>
           <w:lang w:val="fr_FR" w:bidi="fr_FR"/>
         </w:rPr>
@@ -18741,6 +20948,20 @@
       </w:r>
       <w:r>
         <w:rPr>
+          <w:lang w:val="fr_FR" w:bidi="fr_FR"/>
+        </w:rPr>
+        <w:t>הַ⁠הֵיטֵ֖ב חָ֥רָה לָֽ⁠ךְ</w:t>
+      </w:r>
+    </w:p>
+    <w:p>
+      <w:pPr/>
+      <w:r>
+        <w:rPr>
+          <w:lang w:val="fr_FR" w:bidi="fr_FR"/>
+        </w:rPr>
+      </w:r>
+      <w:r>
+        <w:rPr>
           <w:b/>
           <w:lang w:val="fr_FR" w:bidi="fr_FR"/>
         </w:rPr>
@@ -18787,7 +21008,7 @@
         </w:rPr>
         <w:t xml:space="preserve"> est une expression idiomatique qui décrit la colère de Jonas comme un feu brûlant en lui (littéralement : « ça te brûle »). Si cette expression n'a pas ce sens dans votre langue, vous pouvez utiliser une expression idiomatique qui a ce sens dans votre langue ou en exprimer le sens clairement. Vérifiez comment vous l'avez traduit dans </w:t>
       </w:r>
-      <w:hyperlink r:id="rId24">
+      <w:hyperlink r:id="rId26">
         <w:r>
           <w:rPr>
             <w:lang w:val="fr_FR" w:bidi="fr_FR"/>
@@ -18869,6 +21090,20 @@
       </w:r>
       <w:r>
         <w:rPr>
+          <w:lang w:val="fr_FR" w:bidi="fr_FR"/>
+        </w:rPr>
+        <w:t>הַ⁠הֵיטֵ֖ב חָ֥רָה לָֽ⁠ךְ</w:t>
+      </w:r>
+    </w:p>
+    <w:p>
+      <w:pPr/>
+      <w:r>
+        <w:rPr>
+          <w:lang w:val="fr_FR" w:bidi="fr_FR"/>
+        </w:rPr>
+      </w:r>
+      <w:r>
+        <w:rPr>
           <w:b/>
           <w:lang w:val="fr_FR" w:bidi="fr_FR"/>
         </w:rPr>
@@ -18952,6 +21187,20 @@
       </w:r>
       <w:r>
         <w:rPr>
+          <w:lang w:val="fr_FR" w:bidi="fr_FR"/>
+        </w:rPr>
+        <w:t>הַ⁠הֵיטֵ֖ב חָ֥רָה לָֽ⁠ךְ</w:t>
+      </w:r>
+    </w:p>
+    <w:p>
+      <w:pPr/>
+      <w:r>
+        <w:rPr>
+          <w:lang w:val="fr_FR" w:bidi="fr_FR"/>
+        </w:rPr>
+      </w:r>
+      <w:r>
+        <w:rPr>
           <w:b/>
           <w:lang w:val="fr_FR" w:bidi="fr_FR"/>
         </w:rPr>
@@ -19049,6 +21298,20 @@
       </w:r>
       <w:r>
         <w:rPr>
+          <w:lang w:val="fr_FR" w:bidi="fr_FR"/>
+        </w:rPr>
+        <w:t>מַה־יִּהְיֶ֖ה בָּ⁠עִֽיר</w:t>
+      </w:r>
+    </w:p>
+    <w:p>
+      <w:pPr/>
+      <w:r>
+        <w:rPr>
+          <w:lang w:val="fr_FR" w:bidi="fr_FR"/>
+        </w:rPr>
+      </w:r>
+      <w:r>
+        <w:rPr>
           <w:b/>
           <w:lang w:val="fr_FR" w:bidi="fr_FR"/>
         </w:rPr>
@@ -19146,6 +21409,20 @@
       </w:r>
       <w:r>
         <w:rPr>
+          <w:lang w:val="fr_FR" w:bidi="fr_FR"/>
+        </w:rPr>
+        <w:t>מֵ⁠עַ֣ל לְ⁠יוֹנָ֗ה לִֽ⁠הְי֥וֹת צֵל֙ עַל־רֹאשׁ֔⁠וֹ</w:t>
+      </w:r>
+    </w:p>
+    <w:p>
+      <w:pPr/>
+      <w:r>
+        <w:rPr>
+          <w:lang w:val="fr_FR" w:bidi="fr_FR"/>
+        </w:rPr>
+      </w:r>
+      <w:r>
+        <w:rPr>
           <w:b/>
           <w:lang w:val="fr_FR" w:bidi="fr_FR"/>
         </w:rPr>
@@ -19209,6 +21486,20 @@
       </w:r>
       <w:r>
         <w:rPr>
+          <w:lang w:val="fr_FR" w:bidi="fr_FR"/>
+        </w:rPr>
+        <w:t>לְ⁠הַצִּ֥יל ל֖⁠וֹ מֵ⁠רָֽעָת֑⁠וֹ</w:t>
+      </w:r>
+    </w:p>
+    <w:p>
+      <w:pPr/>
+      <w:r>
+        <w:rPr>
+          <w:lang w:val="fr_FR" w:bidi="fr_FR"/>
+        </w:rPr>
+      </w:r>
+      <w:r>
+        <w:rPr>
           <w:b/>
           <w:lang w:val="fr_FR" w:bidi="fr_FR"/>
         </w:rPr>
@@ -19373,6 +21664,20 @@
       </w:r>
       <w:r>
         <w:rPr>
+          <w:lang w:val="fr_FR" w:bidi="fr_FR"/>
+        </w:rPr>
+        <w:t>וַ⁠יִּשְׂמַ֥ח יוֹנָ֛ה &amp; שִׂמְחָ֥ה גְדוֹלָֽה</w:t>
+      </w:r>
+    </w:p>
+    <w:p>
+      <w:pPr/>
+      <w:r>
+        <w:rPr>
+          <w:lang w:val="fr_FR" w:bidi="fr_FR"/>
+        </w:rPr>
+      </w:r>
+      <w:r>
+        <w:rPr>
           <w:b/>
           <w:lang w:val="fr_FR" w:bidi="fr_FR"/>
         </w:rPr>
@@ -19484,6 +21789,20 @@
       </w:r>
       <w:r>
         <w:rPr>
+          <w:lang w:val="fr_FR" w:bidi="fr_FR"/>
+        </w:rPr>
+        <w:t>וַ⁠יְמַ֤ן הָֽ⁠אֱלֹהִים֙ תּוֹלַ֔עַת</w:t>
+      </w:r>
+    </w:p>
+    <w:p>
+      <w:pPr/>
+      <w:r>
+        <w:rPr>
+          <w:lang w:val="fr_FR" w:bidi="fr_FR"/>
+        </w:rPr>
+      </w:r>
+      <w:r>
+        <w:rPr>
           <w:b/>
           <w:lang w:val="fr_FR" w:bidi="fr_FR"/>
         </w:rPr>
@@ -19561,6 +21880,20 @@
       </w:r>
       <w:r>
         <w:rPr>
+          <w:lang w:val="fr_FR" w:bidi="fr_FR"/>
+        </w:rPr>
+        <w:t>וַ⁠יִּיבָֽשׁ</w:t>
+      </w:r>
+    </w:p>
+    <w:p>
+      <w:pPr/>
+      <w:r>
+        <w:rPr>
+          <w:lang w:val="fr_FR" w:bidi="fr_FR"/>
+        </w:rPr>
+      </w:r>
+      <w:r>
+        <w:rPr>
           <w:b/>
           <w:lang w:val="fr_FR" w:bidi="fr_FR"/>
         </w:rPr>
@@ -19672,6 +22005,20 @@
       </w:r>
       <w:r>
         <w:rPr>
+          <w:lang w:val="fr_FR" w:bidi="fr_FR"/>
+        </w:rPr>
+        <w:t>וַ⁠יְהִ֣י ׀ כִּ⁠זְרֹ֣חַ הַ⁠שֶּׁ֗מֶשׁ</w:t>
+      </w:r>
+    </w:p>
+    <w:p>
+      <w:pPr/>
+      <w:r>
+        <w:rPr>
+          <w:lang w:val="fr_FR" w:bidi="fr_FR"/>
+        </w:rPr>
+      </w:r>
+      <w:r>
+        <w:rPr>
           <w:b/>
           <w:lang w:val="fr_FR" w:bidi="fr_FR"/>
         </w:rPr>
@@ -19769,6 +22116,20 @@
       </w:r>
       <w:r>
         <w:rPr>
+          <w:lang w:val="fr_FR" w:bidi="fr_FR"/>
+        </w:rPr>
+        <w:t>וַ⁠יְמַ֨ן אֱלֹהִ֜ים ר֤וּחַ קָדִים֙ חֲרִישִׁ֔ית</w:t>
+      </w:r>
+    </w:p>
+    <w:p>
+      <w:pPr/>
+      <w:r>
+        <w:rPr>
+          <w:lang w:val="fr_FR" w:bidi="fr_FR"/>
+        </w:rPr>
+      </w:r>
+      <w:r>
+        <w:rPr>
           <w:b/>
           <w:lang w:val="fr_FR" w:bidi="fr_FR"/>
         </w:rPr>
@@ -19879,6 +22240,20 @@
       </w:r>
       <w:r>
         <w:rPr>
+          <w:lang w:val="fr_FR" w:bidi="fr_FR"/>
+        </w:rPr>
+        <w:t>וַ⁠תַּ֥ךְ הַ⁠שֶּׁ֛מֶשׁ עַל</w:t>
+      </w:r>
+    </w:p>
+    <w:p>
+      <w:pPr/>
+      <w:r>
+        <w:rPr>
+          <w:lang w:val="fr_FR" w:bidi="fr_FR"/>
+        </w:rPr>
+      </w:r>
+      <w:r>
+        <w:rPr>
           <w:b/>
           <w:lang w:val="fr_FR" w:bidi="fr_FR"/>
         </w:rPr>
@@ -19988,6 +22363,20 @@
       </w:r>
       <w:r>
         <w:rPr>
+          <w:lang w:val="fr_FR" w:bidi="fr_FR"/>
+        </w:rPr>
+        <w:t>עַל־רֹ֥אשׁ יוֹנָ֖ה</w:t>
+      </w:r>
+    </w:p>
+    <w:p>
+      <w:pPr/>
+      <w:r>
+        <w:rPr>
+          <w:lang w:val="fr_FR" w:bidi="fr_FR"/>
+        </w:rPr>
+      </w:r>
+      <w:r>
+        <w:rPr>
           <w:b/>
           <w:lang w:val="fr_FR" w:bidi="fr_FR"/>
         </w:rPr>
@@ -20097,6 +22486,20 @@
       </w:r>
       <w:r>
         <w:rPr>
+          <w:lang w:val="fr_FR" w:bidi="fr_FR"/>
+        </w:rPr>
+        <w:t>וַ⁠יִּתְעַלָּ֑ף</w:t>
+      </w:r>
+    </w:p>
+    <w:p>
+      <w:pPr/>
+      <w:r>
+        <w:rPr>
+          <w:lang w:val="fr_FR" w:bidi="fr_FR"/>
+        </w:rPr>
+      </w:r>
+      <w:r>
+        <w:rPr>
           <w:b/>
           <w:lang w:val="fr_FR" w:bidi="fr_FR"/>
         </w:rPr>
@@ -20163,6 +22566,20 @@
         <w:rPr>
           <w:lang w:val="fr_FR" w:bidi="fr_FR"/>
         </w:rPr>
+      </w:r>
+    </w:p>
+    <w:p>
+      <w:pPr/>
+      <w:r>
+        <w:rPr>
+          <w:lang w:val="fr_FR" w:bidi="fr_FR"/>
+        </w:rPr>
+      </w:r>
+      <w:r>
+        <w:rPr>
+          <w:lang w:val="fr_FR" w:bidi="fr_FR"/>
+        </w:rPr>
+        <w:t>וַ⁠יִּשְׁאַ֤ל אֶת־נַפְשׁ⁠וֹ֙ לָ⁠מ֔וּת</w:t>
       </w:r>
     </w:p>
     <w:p>
@@ -20275,7 +22692,7 @@
         </w:rPr>
         <w:t xml:space="preserve">Si c'est plus naturel dans votre langue, vous pouvez utiliser une citation directe. Traduction alternative : « Jonas dit : " Je veux mourir " » ou « Jonas se dit : " Je veux mourir " ». S'il est nécessaire de préciser à qui la demande est adressée, vous pouvez préciser que c'est à lui-même (option 2), ou à Dieu (voir </w:t>
       </w:r>
-      <w:hyperlink r:id="rId25">
+      <w:hyperlink r:id="rId27">
         <w:r>
           <w:rPr>
             <w:lang w:val="fr_FR" w:bidi="fr_FR"/>
@@ -20357,6 +22774,20 @@
       </w:r>
       <w:r>
         <w:rPr>
+          <w:lang w:val="fr_FR" w:bidi="fr_FR"/>
+        </w:rPr>
+        <w:t>ט֥וֹב מוֹתִ֖⁠י מֵ⁠חַיָּֽ⁠י</w:t>
+      </w:r>
+    </w:p>
+    <w:p>
+      <w:pPr/>
+      <w:r>
+        <w:rPr>
+          <w:lang w:val="fr_FR" w:bidi="fr_FR"/>
+        </w:rPr>
+      </w:r>
+      <w:r>
+        <w:rPr>
           <w:b/>
           <w:lang w:val="fr_FR" w:bidi="fr_FR"/>
         </w:rPr>
@@ -20430,7 +22861,7 @@
         </w:rPr>
         <w:t xml:space="preserve">, vous pouvez exprimer la même idée avec d'autres mots. vérifiez comment vous avez traduit dans </w:t>
       </w:r>
-      <w:hyperlink r:id="rId25">
+      <w:hyperlink r:id="rId27">
         <w:r>
           <w:rPr>
             <w:lang w:val="fr_FR" w:bidi="fr_FR"/>
@@ -20512,6 +22943,20 @@
       </w:r>
       <w:r>
         <w:rPr>
+          <w:lang w:val="fr_FR" w:bidi="fr_FR"/>
+        </w:rPr>
+        <w:t>הַ⁠הֵיטֵ֥ב חָרָֽה־לְ⁠ךָ֖ עַל־הַ⁠קִּֽיקָי֑וֹן</w:t>
+      </w:r>
+    </w:p>
+    <w:p>
+      <w:pPr/>
+      <w:r>
+        <w:rPr>
+          <w:lang w:val="fr_FR" w:bidi="fr_FR"/>
+        </w:rPr>
+      </w:r>
+      <w:r>
+        <w:rPr>
           <w:b/>
           <w:lang w:val="fr_FR" w:bidi="fr_FR"/>
         </w:rPr>
@@ -20608,6 +23053,20 @@
       </w:r>
       <w:r>
         <w:rPr>
+          <w:lang w:val="fr_FR" w:bidi="fr_FR"/>
+        </w:rPr>
+        <w:t>חָרָֽה־לְ⁠ךָ֖ &amp; חָֽרָה־לִ֖⁠י</w:t>
+      </w:r>
+    </w:p>
+    <w:p>
+      <w:pPr/>
+      <w:r>
+        <w:rPr>
+          <w:lang w:val="fr_FR" w:bidi="fr_FR"/>
+        </w:rPr>
+      </w:r>
+      <w:r>
+        <w:rPr>
           <w:b/>
           <w:lang w:val="fr_FR" w:bidi="fr_FR"/>
         </w:rPr>
@@ -20695,7 +23154,7 @@
         </w:rPr>
         <w:t xml:space="preserve"> correspondent à une expression idiomatique qui décrit la colère de Jonas comme un feu ardent en lui. Vérifiez votre traduction dans </w:t>
       </w:r>
-      <w:hyperlink r:id="rId24">
+      <w:hyperlink r:id="rId26">
         <w:r>
           <w:rPr>
             <w:lang w:val="fr_FR" w:bidi="fr_FR"/>
@@ -20777,6 +23236,20 @@
       </w:r>
       <w:r>
         <w:rPr>
+          <w:lang w:val="fr_FR" w:bidi="fr_FR"/>
+        </w:rPr>
+        <w:t>וַ⁠יֹּ֣אמֶר יְהוָ֔ה</w:t>
+      </w:r>
+    </w:p>
+    <w:p>
+      <w:pPr/>
+      <w:r>
+        <w:rPr>
+          <w:lang w:val="fr_FR" w:bidi="fr_FR"/>
+        </w:rPr>
+      </w:r>
+      <w:r>
+        <w:rPr>
           <w:b/>
           <w:lang w:val="fr_FR" w:bidi="fr_FR"/>
         </w:rPr>
@@ -20874,6 +23347,20 @@
       </w:r>
       <w:r>
         <w:rPr>
+          <w:lang w:val="fr_FR" w:bidi="fr_FR"/>
+        </w:rPr>
+        <w:t>שֶׁ⁠בִּן־לַ֥יְלָה הָיָ֖ה וּ⁠בִן־לַ֥יְלָה אָבָֽד</w:t>
+      </w:r>
+    </w:p>
+    <w:p>
+      <w:pPr/>
+      <w:r>
+        <w:rPr>
+          <w:lang w:val="fr_FR" w:bidi="fr_FR"/>
+        </w:rPr>
+      </w:r>
+      <w:r>
+        <w:rPr>
           <w:b/>
           <w:lang w:val="fr_FR" w:bidi="fr_FR"/>
         </w:rPr>
@@ -21011,6 +23498,20 @@
       </w:r>
       <w:r>
         <w:rPr>
+          <w:lang w:val="fr_FR" w:bidi="fr_FR"/>
+        </w:rPr>
+        <w:t>וַֽ⁠אֲנִי֙</w:t>
+      </w:r>
+    </w:p>
+    <w:p>
+      <w:pPr/>
+      <w:r>
+        <w:rPr>
+          <w:lang w:val="fr_FR" w:bidi="fr_FR"/>
+        </w:rPr>
+      </w:r>
+      <w:r>
+        <w:rPr>
           <w:b/>
           <w:lang w:val="fr_FR" w:bidi="fr_FR"/>
         </w:rPr>
@@ -21057,7 +23558,7 @@
         </w:rPr>
         <w:t xml:space="preserve"> associée au « tu » du verset </w:t>
       </w:r>
-      <w:hyperlink r:id="rId26">
+      <w:hyperlink r:id="rId28">
         <w:r>
           <w:rPr>
             <w:lang w:val="fr_FR" w:bidi="fr_FR"/>
@@ -21139,6 +23640,20 @@
       </w:r>
       <w:r>
         <w:rPr>
+          <w:lang w:val="fr_FR" w:bidi="fr_FR"/>
+        </w:rPr>
+        <w:t>וַֽ⁠אֲנִי֙ לֹ֣א אָח֔וּס עַל־נִינְוֵ֖ה הָ⁠עִ֣יר הַ⁠גְּדוֹלָ֑ה אֲשֶׁ֣ר יֶשׁ־בָּ֡⁠הּ הַרְבֵּה֩ מִֽ⁠שְׁתֵּים־עֶשְׂרֵ֨ה רִבּ֜וֹ אָדָ֗ם אֲשֶׁ֤ר לֹֽא־יָדַע֙ בֵּין־יְמִינ֣⁠וֹ לִ⁠שְׂמֹאל֔⁠וֹ וּ⁠בְהֵמָ֖ה רַבָּֽה</w:t>
+      </w:r>
+    </w:p>
+    <w:p>
+      <w:pPr/>
+      <w:r>
+        <w:rPr>
+          <w:lang w:val="fr_FR" w:bidi="fr_FR"/>
+        </w:rPr>
+      </w:r>
+      <w:r>
+        <w:rPr>
           <w:b/>
           <w:lang w:val="fr_FR" w:bidi="fr_FR"/>
         </w:rPr>
@@ -21236,6 +23751,20 @@
       </w:r>
       <w:r>
         <w:rPr>
+          <w:lang w:val="fr_FR" w:bidi="fr_FR"/>
+        </w:rPr>
+        <w:t>אֲשֶׁ֣ר יֶשׁ־בָּ֡⁠הּ הַרְבֵּה֩</w:t>
+      </w:r>
+    </w:p>
+    <w:p>
+      <w:pPr/>
+      <w:r>
+        <w:rPr>
+          <w:lang w:val="fr_FR" w:bidi="fr_FR"/>
+        </w:rPr>
+      </w:r>
+      <w:r>
+        <w:rPr>
           <w:b/>
           <w:lang w:val="fr_FR" w:bidi="fr_FR"/>
         </w:rPr>
@@ -21360,6 +23889,20 @@
       </w:r>
       <w:r>
         <w:rPr>
+          <w:lang w:val="fr_FR" w:bidi="fr_FR"/>
+        </w:rPr>
+        <w:t>מִֽ⁠שְׁתֵּים־עֶשְׂרֵ֨ה רִבּ֜וֹ</w:t>
+      </w:r>
+    </w:p>
+    <w:p>
+      <w:pPr/>
+      <w:r>
+        <w:rPr>
+          <w:lang w:val="fr_FR" w:bidi="fr_FR"/>
+        </w:rPr>
+      </w:r>
+      <w:r>
+        <w:rPr>
           <w:b/>
           <w:lang w:val="fr_FR" w:bidi="fr_FR"/>
         </w:rPr>
@@ -21445,6 +23988,20 @@
         <w:rPr>
           <w:lang w:val="fr_FR" w:bidi="fr_FR"/>
         </w:rPr>
+      </w:r>
+    </w:p>
+    <w:p>
+      <w:pPr/>
+      <w:r>
+        <w:rPr>
+          <w:lang w:val="fr_FR" w:bidi="fr_FR"/>
+        </w:rPr>
+      </w:r>
+      <w:r>
+        <w:rPr>
+          <w:lang w:val="fr_FR" w:bidi="fr_FR"/>
+        </w:rPr>
+        <w:t>אֲשֶׁ֤ר לֹֽא־יָדַע֙ בֵּין־יְמִינ֣⁠וֹ לִ⁠שְׂמֹאל֔⁠וֹ</w:t>
       </w:r>
     </w:p>
     <w:p>

--- a/fra/docx/32.content.docx
+++ b/fra/docx/32.content.docx
@@ -1222,6 +1222,20 @@
       </w:r>
       <w:r>
         <w:rPr>
+          <w:lang w:val="fr_FR" w:bidi="fr_FR"/>
+        </w:rPr>
+        <w:t>וַֽ⁠יְהִי֙ דְּבַר־יְהוָ֔ה</w:t>
+      </w:r>
+    </w:p>
+    <w:p>
+      <w:pPr/>
+      <w:r>
+        <w:rPr>
+          <w:lang w:val="fr_FR" w:bidi="fr_FR"/>
+        </w:rPr>
+      </w:r>
+      <w:r>
+        <w:rPr>
           <w:b/>
           <w:lang w:val="fr_FR" w:bidi="fr_FR"/>
         </w:rPr>
@@ -1319,6 +1333,20 @@
       </w:r>
       <w:r>
         <w:rPr>
+          <w:lang w:val="fr_FR" w:bidi="fr_FR"/>
+        </w:rPr>
+        <w:t>אֲמִתַּ֖י</w:t>
+      </w:r>
+    </w:p>
+    <w:p>
+      <w:pPr/>
+      <w:r>
+        <w:rPr>
+          <w:lang w:val="fr_FR" w:bidi="fr_FR"/>
+        </w:rPr>
+      </w:r>
+      <w:r>
+        <w:rPr>
           <w:b/>
           <w:lang w:val="fr_FR" w:bidi="fr_FR"/>
         </w:rPr>
@@ -1409,6 +1437,20 @@
       </w:r>
       <w:r>
         <w:rPr>
+          <w:lang w:val="fr_FR" w:bidi="fr_FR"/>
+        </w:rPr>
+        <w:t>נִֽינְוֵ֛ה הָ⁠עִ֥יר הַ⁠גְּדוֹלָ֖ה</w:t>
+      </w:r>
+    </w:p>
+    <w:p>
+      <w:pPr/>
+      <w:r>
+        <w:rPr>
+          <w:lang w:val="fr_FR" w:bidi="fr_FR"/>
+        </w:rPr>
+      </w:r>
+      <w:r>
+        <w:rPr>
           <w:b/>
           <w:lang w:val="fr_FR" w:bidi="fr_FR"/>
         </w:rPr>
@@ -1505,6 +1547,20 @@
       </w:r>
       <w:r>
         <w:rPr>
+          <w:lang w:val="fr_FR" w:bidi="fr_FR"/>
+        </w:rPr>
+        <w:t>ק֠וּם</w:t>
+      </w:r>
+    </w:p>
+    <w:p>
+      <w:pPr/>
+      <w:r>
+        <w:rPr>
+          <w:lang w:val="fr_FR" w:bidi="fr_FR"/>
+        </w:rPr>
+      </w:r>
+      <w:r>
+        <w:rPr>
           <w:b/>
           <w:lang w:val="fr_FR" w:bidi="fr_FR"/>
         </w:rPr>
@@ -1595,6 +1651,20 @@
       </w:r>
       <w:r>
         <w:rPr>
+          <w:lang w:val="fr_FR" w:bidi="fr_FR"/>
+        </w:rPr>
+        <w:t>וּ⁠קְרָ֣א עָלֶ֑י⁠הָ</w:t>
+      </w:r>
+    </w:p>
+    <w:p>
+      <w:pPr/>
+      <w:r>
+        <w:rPr>
+          <w:lang w:val="fr_FR" w:bidi="fr_FR"/>
+        </w:rPr>
+      </w:r>
+      <w:r>
+        <w:rPr>
           <w:b/>
           <w:lang w:val="fr_FR" w:bidi="fr_FR"/>
         </w:rPr>
@@ -1691,6 +1761,20 @@
       </w:r>
       <w:r>
         <w:rPr>
+          <w:lang w:val="fr_FR" w:bidi="fr_FR"/>
+        </w:rPr>
+        <w:t>עָלְתָ֥ה רָעָתָ֖⁠ם לְ⁠פָנָֽ⁠י</w:t>
+      </w:r>
+    </w:p>
+    <w:p>
+      <w:pPr/>
+      <w:r>
+        <w:rPr>
+          <w:lang w:val="fr_FR" w:bidi="fr_FR"/>
+        </w:rPr>
+      </w:r>
+      <w:r>
+        <w:rPr>
           <w:b/>
           <w:lang w:val="fr_FR" w:bidi="fr_FR"/>
         </w:rPr>
@@ -1814,6 +1898,20 @@
       </w:r>
       <w:r>
         <w:rPr>
+          <w:lang w:val="fr_FR" w:bidi="fr_FR"/>
+        </w:rPr>
+        <w:t>ק֠וּם לֵ֧ךְ אֶל־נִֽינְוֵ֛ה הָ⁠עִ֥יר הַ⁠גְּדוֹלָ֖ה וּ⁠קְרָ֣א עָלֶ֑י⁠הָ כִּֽי־עָלְתָ֥ה רָעָתָ֖⁠ם לְ⁠פָנָֽ⁠י</w:t>
+      </w:r>
+    </w:p>
+    <w:p>
+      <w:pPr/>
+      <w:r>
+        <w:rPr>
+          <w:lang w:val="fr_FR" w:bidi="fr_FR"/>
+        </w:rPr>
+      </w:r>
+      <w:r>
+        <w:rPr>
           <w:b/>
           <w:lang w:val="fr_FR" w:bidi="fr_FR"/>
         </w:rPr>
@@ -1897,6 +1995,20 @@
       </w:r>
       <w:r>
         <w:rPr>
+          <w:lang w:val="fr_FR" w:bidi="fr_FR"/>
+        </w:rPr>
+        <w:t>עָלְתָ֥ה רָעָתָ֖⁠ם לְ⁠פָנָֽ⁠י</w:t>
+      </w:r>
+    </w:p>
+    <w:p>
+      <w:pPr/>
+      <w:r>
+        <w:rPr>
+          <w:lang w:val="fr_FR" w:bidi="fr_FR"/>
+        </w:rPr>
+      </w:r>
+      <w:r>
+        <w:rPr>
           <w:b/>
           <w:lang w:val="fr_FR" w:bidi="fr_FR"/>
         </w:rPr>
@@ -1996,6 +2108,20 @@
         <w:rPr>
           <w:lang w:val="fr_FR" w:bidi="fr_FR"/>
         </w:rPr>
+      </w:r>
+    </w:p>
+    <w:p>
+      <w:pPr/>
+      <w:r>
+        <w:rPr>
+          <w:lang w:val="fr_FR" w:bidi="fr_FR"/>
+        </w:rPr>
+      </w:r>
+      <w:r>
+        <w:rPr>
+          <w:lang w:val="fr_FR" w:bidi="fr_FR"/>
+        </w:rPr>
+        <w:t>וַ⁠יָּ֤קָם יוֹנָה֙ לִ⁠בְרֹ֣חַ</w:t>
       </w:r>
     </w:p>
     <w:p>
@@ -2121,6 +2247,20 @@
       </w:r>
       <w:r>
         <w:rPr>
+          <w:lang w:val="fr_FR" w:bidi="fr_FR"/>
+        </w:rPr>
+        <w:t>מִ⁠לִּ⁠פְנֵ֖י יְהוָ֑ה &amp; מִ⁠לִּ⁠פְנֵ֖י יְהוָֽה</w:t>
+      </w:r>
+    </w:p>
+    <w:p>
+      <w:pPr/>
+      <w:r>
+        <w:rPr>
+          <w:lang w:val="fr_FR" w:bidi="fr_FR"/>
+        </w:rPr>
+      </w:r>
+      <w:r>
+        <w:rPr>
           <w:b/>
           <w:lang w:val="fr_FR" w:bidi="fr_FR"/>
         </w:rPr>
@@ -2234,6 +2374,20 @@
         <w:rPr>
           <w:lang w:val="fr_FR" w:bidi="fr_FR"/>
         </w:rPr>
+      </w:r>
+    </w:p>
+    <w:p>
+      <w:pPr/>
+      <w:r>
+        <w:rPr>
+          <w:lang w:val="fr_FR" w:bidi="fr_FR"/>
+        </w:rPr>
+      </w:r>
+      <w:r>
+        <w:rPr>
+          <w:lang w:val="fr_FR" w:bidi="fr_FR"/>
+        </w:rPr>
+        <w:t>לִ⁠בְרֹ֣חַ תַּרְשִׁ֔ישָׁ⁠ה</w:t>
       </w:r>
     </w:p>
     <w:p>
@@ -2400,6 +2554,20 @@
       </w:r>
       <w:r>
         <w:rPr>
+          <w:lang w:val="fr_FR" w:bidi="fr_FR"/>
+        </w:rPr>
+        <w:t>אָנִיָּ֣ה</w:t>
+      </w:r>
+    </w:p>
+    <w:p>
+      <w:pPr/>
+      <w:r>
+        <w:rPr>
+          <w:lang w:val="fr_FR" w:bidi="fr_FR"/>
+        </w:rPr>
+      </w:r>
+      <w:r>
+        <w:rPr>
           <w:b/>
           <w:lang w:val="fr_FR" w:bidi="fr_FR"/>
         </w:rPr>
@@ -2559,6 +2727,20 @@
       </w:r>
       <w:r>
         <w:rPr>
+          <w:lang w:val="fr_FR" w:bidi="fr_FR"/>
+        </w:rPr>
+        <w:t>וַ⁠יֵּ֤רֶד בָּ⁠הּ֙</w:t>
+      </w:r>
+    </w:p>
+    <w:p>
+      <w:pPr/>
+      <w:r>
+        <w:rPr>
+          <w:lang w:val="fr_FR" w:bidi="fr_FR"/>
+        </w:rPr>
+      </w:r>
+      <w:r>
+        <w:rPr>
           <w:b/>
           <w:lang w:val="fr_FR" w:bidi="fr_FR"/>
         </w:rPr>
@@ -2656,6 +2838,20 @@
       </w:r>
       <w:r>
         <w:rPr>
+          <w:lang w:val="fr_FR" w:bidi="fr_FR"/>
+        </w:rPr>
+        <w:t>עִמָּ⁠הֶם֙</w:t>
+      </w:r>
+    </w:p>
+    <w:p>
+      <w:pPr/>
+      <w:r>
+        <w:rPr>
+          <w:lang w:val="fr_FR" w:bidi="fr_FR"/>
+        </w:rPr>
+      </w:r>
+      <w:r>
+        <w:rPr>
           <w:b/>
           <w:lang w:val="fr_FR" w:bidi="fr_FR"/>
         </w:rPr>
@@ -2779,6 +2975,20 @@
       </w:r>
       <w:r>
         <w:rPr>
+          <w:lang w:val="fr_FR" w:bidi="fr_FR"/>
+        </w:rPr>
+        <w:t>וַֽ⁠יהוָ֗ה</w:t>
+      </w:r>
+    </w:p>
+    <w:p>
+      <w:pPr/>
+      <w:r>
+        <w:rPr>
+          <w:lang w:val="fr_FR" w:bidi="fr_FR"/>
+        </w:rPr>
+      </w:r>
+      <w:r>
+        <w:rPr>
           <w:b/>
           <w:lang w:val="fr_FR" w:bidi="fr_FR"/>
         </w:rPr>
@@ -2869,6 +3079,20 @@
       </w:r>
       <w:r>
         <w:rPr>
+          <w:lang w:val="fr_FR" w:bidi="fr_FR"/>
+        </w:rPr>
+        <w:t>וְ⁠הָ֣⁠אֳנִיָּ֔ה חִשְּׁבָ֖ה לְ⁠הִשָּׁבֵֽר</w:t>
+      </w:r>
+    </w:p>
+    <w:p>
+      <w:pPr/>
+      <w:r>
+        <w:rPr>
+          <w:lang w:val="fr_FR" w:bidi="fr_FR"/>
+        </w:rPr>
+      </w:r>
+      <w:r>
+        <w:rPr>
           <w:b/>
           <w:lang w:val="fr_FR" w:bidi="fr_FR"/>
         </w:rPr>
@@ -2979,6 +3203,20 @@
       </w:r>
       <w:r>
         <w:rPr>
+          <w:lang w:val="fr_FR" w:bidi="fr_FR"/>
+        </w:rPr>
+        <w:t>לְ⁠הִשָּׁבֵֽר</w:t>
+      </w:r>
+    </w:p>
+    <w:p>
+      <w:pPr/>
+      <w:r>
+        <w:rPr>
+          <w:lang w:val="fr_FR" w:bidi="fr_FR"/>
+        </w:rPr>
+      </w:r>
+      <w:r>
+        <w:rPr>
           <w:b/>
           <w:lang w:val="fr_FR" w:bidi="fr_FR"/>
         </w:rPr>
@@ -3076,6 +3314,20 @@
       </w:r>
       <w:r>
         <w:rPr>
+          <w:lang w:val="fr_FR" w:bidi="fr_FR"/>
+        </w:rPr>
+        <w:t>הַ⁠מַּלָּחִ֗ים</w:t>
+      </w:r>
+    </w:p>
+    <w:p>
+      <w:pPr/>
+      <w:r>
+        <w:rPr>
+          <w:lang w:val="fr_FR" w:bidi="fr_FR"/>
+        </w:rPr>
+      </w:r>
+      <w:r>
+        <w:rPr>
           <w:b/>
           <w:lang w:val="fr_FR" w:bidi="fr_FR"/>
         </w:rPr>
@@ -3172,6 +3424,20 @@
       </w:r>
       <w:r>
         <w:rPr>
+          <w:lang w:val="fr_FR" w:bidi="fr_FR"/>
+        </w:rPr>
+        <w:t>אֱלֹהָי⁠ו֒</w:t>
+      </w:r>
+    </w:p>
+    <w:p>
+      <w:pPr/>
+      <w:r>
+        <w:rPr>
+          <w:lang w:val="fr_FR" w:bidi="fr_FR"/>
+        </w:rPr>
+      </w:r>
+      <w:r>
+        <w:rPr>
           <w:b/>
           <w:lang w:val="fr_FR" w:bidi="fr_FR"/>
         </w:rPr>
@@ -3281,6 +3547,20 @@
       </w:r>
       <w:r>
         <w:rPr>
+          <w:lang w:val="fr_FR" w:bidi="fr_FR"/>
+        </w:rPr>
+        <w:t>לְ⁠הָקֵ֖ל מֵֽ⁠עֲלֵי⁠הֶ֑ם</w:t>
+      </w:r>
+    </w:p>
+    <w:p>
+      <w:pPr/>
+      <w:r>
+        <w:rPr>
+          <w:lang w:val="fr_FR" w:bidi="fr_FR"/>
+        </w:rPr>
+      </w:r>
+      <w:r>
+        <w:rPr>
           <w:b/>
           <w:lang w:val="fr_FR" w:bidi="fr_FR"/>
         </w:rPr>
@@ -3410,6 +3690,20 @@
       </w:r>
       <w:r>
         <w:rPr>
+          <w:lang w:val="fr_FR" w:bidi="fr_FR"/>
+        </w:rPr>
+        <w:t>וְ⁠יוֹנָ֗ה יָרַד֙ אֶל־יַרְכְּתֵ֣י הַ⁠סְּפִינָ֔ה וַ⁠יִּשְׁכַּ֖ב וַ⁠יֵּרָדַֽם</w:t>
+      </w:r>
+    </w:p>
+    <w:p>
+      <w:pPr/>
+      <w:r>
+        <w:rPr>
+          <w:lang w:val="fr_FR" w:bidi="fr_FR"/>
+        </w:rPr>
+      </w:r>
+      <w:r>
+        <w:rPr>
           <w:b/>
           <w:lang w:val="fr_FR" w:bidi="fr_FR"/>
         </w:rPr>
@@ -3521,6 +3815,20 @@
       </w:r>
       <w:r>
         <w:rPr>
+          <w:lang w:val="fr_FR" w:bidi="fr_FR"/>
+        </w:rPr>
+        <w:t>יַרְכְּתֵ֣י הַ⁠סְּפִינָ֔ה</w:t>
+      </w:r>
+    </w:p>
+    <w:p>
+      <w:pPr/>
+      <w:r>
+        <w:rPr>
+          <w:lang w:val="fr_FR" w:bidi="fr_FR"/>
+        </w:rPr>
+      </w:r>
+      <w:r>
+        <w:rPr>
           <w:b/>
           <w:lang w:val="fr_FR" w:bidi="fr_FR"/>
         </w:rPr>
@@ -3598,6 +3906,20 @@
       </w:r>
       <w:r>
         <w:rPr>
+          <w:lang w:val="fr_FR" w:bidi="fr_FR"/>
+        </w:rPr>
+        <w:t>וַ⁠יִּשְׁכַּ֖ב וַ⁠יֵּרָדַֽם</w:t>
+      </w:r>
+    </w:p>
+    <w:p>
+      <w:pPr/>
+      <w:r>
+        <w:rPr>
+          <w:lang w:val="fr_FR" w:bidi="fr_FR"/>
+        </w:rPr>
+      </w:r>
+      <w:r>
+        <w:rPr>
           <w:b/>
           <w:lang w:val="fr_FR" w:bidi="fr_FR"/>
         </w:rPr>
@@ -3675,6 +3997,20 @@
       </w:r>
       <w:r>
         <w:rPr>
+          <w:lang w:val="fr_FR" w:bidi="fr_FR"/>
+        </w:rPr>
+        <w:t>וַ⁠יִּקְרַ֤ב אֵלָי⁠ו֙ רַ֣ב הַ⁠חֹבֵ֔ל וַ⁠יֹּ֥אמֶר ל֖⁠וֹ</w:t>
+      </w:r>
+    </w:p>
+    <w:p>
+      <w:pPr/>
+      <w:r>
+        <w:rPr>
+          <w:lang w:val="fr_FR" w:bidi="fr_FR"/>
+        </w:rPr>
+      </w:r>
+      <w:r>
+        <w:rPr>
           <w:b/>
           <w:lang w:val="fr_FR" w:bidi="fr_FR"/>
         </w:rPr>
@@ -3826,6 +4162,20 @@
       </w:r>
       <w:r>
         <w:rPr>
+          <w:lang w:val="fr_FR" w:bidi="fr_FR"/>
+        </w:rPr>
+        <w:t>מַה־לְּ⁠ךָ֣ נִרְדָּ֑ם</w:t>
+      </w:r>
+    </w:p>
+    <w:p>
+      <w:pPr/>
+      <w:r>
+        <w:rPr>
+          <w:lang w:val="fr_FR" w:bidi="fr_FR"/>
+        </w:rPr>
+      </w:r>
+      <w:r>
+        <w:rPr>
           <w:b/>
           <w:lang w:val="fr_FR" w:bidi="fr_FR"/>
         </w:rPr>
@@ -3926,6 +4276,20 @@
         <w:rPr>
           <w:lang w:val="fr_FR" w:bidi="fr_FR"/>
         </w:rPr>
+      </w:r>
+    </w:p>
+    <w:p>
+      <w:pPr/>
+      <w:r>
+        <w:rPr>
+          <w:lang w:val="fr_FR" w:bidi="fr_FR"/>
+        </w:rPr>
+      </w:r>
+      <w:r>
+        <w:rPr>
+          <w:lang w:val="fr_FR" w:bidi="fr_FR"/>
+        </w:rPr>
+        <w:t>ק֚וּם</w:t>
       </w:r>
     </w:p>
     <w:p>
@@ -4072,6 +4436,20 @@
       </w:r>
       <w:r>
         <w:rPr>
+          <w:lang w:val="fr_FR" w:bidi="fr_FR"/>
+        </w:rPr>
+        <w:t>קְרָ֣א אֶל־אֱלֹהֶ֔י⁠ךָ</w:t>
+      </w:r>
+    </w:p>
+    <w:p>
+      <w:pPr/>
+      <w:r>
+        <w:rPr>
+          <w:lang w:val="fr_FR" w:bidi="fr_FR"/>
+        </w:rPr>
+      </w:r>
+      <w:r>
+        <w:rPr>
           <w:b/>
           <w:lang w:val="fr_FR" w:bidi="fr_FR"/>
         </w:rPr>
@@ -4162,6 +4540,20 @@
       </w:r>
       <w:r>
         <w:rPr>
+          <w:lang w:val="fr_FR" w:bidi="fr_FR"/>
+        </w:rPr>
+        <w:t>אוּלַ֞י יִתְעַשֵּׁ֧ת הָ⁠אֱלֹהִ֛ים לָ֖⁠נוּ וְ⁠לֹ֥א נֹאבֵֽד</w:t>
+      </w:r>
+    </w:p>
+    <w:p>
+      <w:pPr/>
+      <w:r>
+        <w:rPr>
+          <w:lang w:val="fr_FR" w:bidi="fr_FR"/>
+        </w:rPr>
+      </w:r>
+      <w:r>
+        <w:rPr>
           <w:b/>
           <w:lang w:val="fr_FR" w:bidi="fr_FR"/>
         </w:rPr>
@@ -4273,6 +4665,20 @@
       </w:r>
       <w:r>
         <w:rPr>
+          <w:lang w:val="fr_FR" w:bidi="fr_FR"/>
+        </w:rPr>
+        <w:t>וְ⁠לֹ֥א נֹאבֵֽד</w:t>
+      </w:r>
+    </w:p>
+    <w:p>
+      <w:pPr/>
+      <w:r>
+        <w:rPr>
+          <w:lang w:val="fr_FR" w:bidi="fr_FR"/>
+        </w:rPr>
+      </w:r>
+      <w:r>
+        <w:rPr>
           <w:b/>
           <w:lang w:val="fr_FR" w:bidi="fr_FR"/>
         </w:rPr>
@@ -4382,6 +4788,20 @@
       </w:r>
       <w:r>
         <w:rPr>
+          <w:lang w:val="fr_FR" w:bidi="fr_FR"/>
+        </w:rPr>
+        <w:t>וַ⁠יֹּאמְר֞וּ אִ֣ישׁ אֶל־רֵעֵ֗⁠הוּ</w:t>
+      </w:r>
+    </w:p>
+    <w:p>
+      <w:pPr/>
+      <w:r>
+        <w:rPr>
+          <w:lang w:val="fr_FR" w:bidi="fr_FR"/>
+        </w:rPr>
+      </w:r>
+      <w:r>
+        <w:rPr>
           <w:b/>
           <w:lang w:val="fr_FR" w:bidi="fr_FR"/>
         </w:rPr>
@@ -4492,6 +4912,20 @@
       </w:r>
       <w:r>
         <w:rPr>
+          <w:lang w:val="fr_FR" w:bidi="fr_FR"/>
+        </w:rPr>
+        <w:t>וְ⁠נֵ֣דְעָ֔ה בְּ⁠שֶׁ⁠לְּ⁠מִ֛י הָ⁠רָעָ֥ה הַ⁠זֹּ֖את לָ֑⁠נוּ</w:t>
+      </w:r>
+    </w:p>
+    <w:p>
+      <w:pPr/>
+      <w:r>
+        <w:rPr>
+          <w:lang w:val="fr_FR" w:bidi="fr_FR"/>
+        </w:rPr>
+      </w:r>
+      <w:r>
+        <w:rPr>
           <w:b/>
           <w:lang w:val="fr_FR" w:bidi="fr_FR"/>
         </w:rPr>
@@ -4665,6 +5099,20 @@
       </w:r>
       <w:r>
         <w:rPr>
+          <w:lang w:val="fr_FR" w:bidi="fr_FR"/>
+        </w:rPr>
+        <w:t>וַ⁠יִּפֹּ֥ל הַ⁠גּוֹרָ֖ל עַל־יוֹנָֽה</w:t>
+      </w:r>
+    </w:p>
+    <w:p>
+      <w:pPr/>
+      <w:r>
+        <w:rPr>
+          <w:lang w:val="fr_FR" w:bidi="fr_FR"/>
+        </w:rPr>
+      </w:r>
+      <w:r>
+        <w:rPr>
           <w:b/>
           <w:lang w:val="fr_FR" w:bidi="fr_FR"/>
         </w:rPr>
@@ -4761,6 +5209,20 @@
       </w:r>
       <w:r>
         <w:rPr>
+          <w:lang w:val="fr_FR" w:bidi="fr_FR"/>
+        </w:rPr>
+        <w:t>לְכוּ֙ וְ⁠נַפִּ֣ילָה גֽוֹרָל֔וֹת</w:t>
+      </w:r>
+    </w:p>
+    <w:p>
+      <w:pPr/>
+      <w:r>
+        <w:rPr>
+          <w:lang w:val="fr_FR" w:bidi="fr_FR"/>
+        </w:rPr>
+      </w:r>
+      <w:r>
+        <w:rPr>
           <w:b/>
           <w:lang w:val="fr_FR" w:bidi="fr_FR"/>
         </w:rPr>
@@ -4870,6 +5332,20 @@
       </w:r>
       <w:r>
         <w:rPr>
+          <w:lang w:val="fr_FR" w:bidi="fr_FR"/>
+        </w:rPr>
+        <w:t>וְ⁠נַפִּ֣ילָה גֽוֹרָל֔וֹת</w:t>
+      </w:r>
+    </w:p>
+    <w:p>
+      <w:pPr/>
+      <w:r>
+        <w:rPr>
+          <w:lang w:val="fr_FR" w:bidi="fr_FR"/>
+        </w:rPr>
+      </w:r>
+      <w:r>
+        <w:rPr>
           <w:b/>
           <w:lang w:val="fr_FR" w:bidi="fr_FR"/>
         </w:rPr>
@@ -4953,6 +5429,20 @@
       </w:r>
       <w:r>
         <w:rPr>
+          <w:lang w:val="fr_FR" w:bidi="fr_FR"/>
+        </w:rPr>
+        <w:t>וַ⁠יֹּאמְר֣וּ אֵלָ֔י⁠ו</w:t>
+      </w:r>
+    </w:p>
+    <w:p>
+      <w:pPr/>
+      <w:r>
+        <w:rPr>
+          <w:lang w:val="fr_FR" w:bidi="fr_FR"/>
+        </w:rPr>
+      </w:r>
+      <w:r>
+        <w:rPr>
           <w:b/>
           <w:lang w:val="fr_FR" w:bidi="fr_FR"/>
         </w:rPr>
@@ -5139,6 +5629,20 @@
       </w:r>
       <w:r>
         <w:rPr>
+          <w:lang w:val="fr_FR" w:bidi="fr_FR"/>
+        </w:rPr>
+        <w:t>יְהוָ֞ה &amp; אֲנִ֣י יָרֵ֔א</w:t>
+      </w:r>
+    </w:p>
+    <w:p>
+      <w:pPr/>
+      <w:r>
+        <w:rPr>
+          <w:lang w:val="fr_FR" w:bidi="fr_FR"/>
+        </w:rPr>
+      </w:r>
+      <w:r>
+        <w:rPr>
           <w:b/>
           <w:lang w:val="fr_FR" w:bidi="fr_FR"/>
         </w:rPr>
@@ -5235,6 +5739,20 @@
       </w:r>
       <w:r>
         <w:rPr>
+          <w:lang w:val="fr_FR" w:bidi="fr_FR"/>
+        </w:rPr>
+        <w:t>וַ⁠יִּֽירְא֤וּ הָֽ⁠אֲנָשִׁים֙ יִרְאָ֣ה גְדוֹלָ֔ה</w:t>
+      </w:r>
+    </w:p>
+    <w:p>
+      <w:pPr/>
+      <w:r>
+        <w:rPr>
+          <w:lang w:val="fr_FR" w:bidi="fr_FR"/>
+        </w:rPr>
+      </w:r>
+      <w:r>
+        <w:rPr>
           <w:b/>
           <w:lang w:val="fr_FR" w:bidi="fr_FR"/>
         </w:rPr>
@@ -5331,6 +5849,20 @@
       </w:r>
       <w:r>
         <w:rPr>
+          <w:lang w:val="fr_FR" w:bidi="fr_FR"/>
+        </w:rPr>
+        <w:t>מַה־זֹּ֣את עָשִׂ֑יתָ</w:t>
+      </w:r>
+    </w:p>
+    <w:p>
+      <w:pPr/>
+      <w:r>
+        <w:rPr>
+          <w:lang w:val="fr_FR" w:bidi="fr_FR"/>
+        </w:rPr>
+      </w:r>
+      <w:r>
+        <w:rPr>
           <w:b/>
           <w:lang w:val="fr_FR" w:bidi="fr_FR"/>
         </w:rPr>
@@ -5441,6 +5973,20 @@
       </w:r>
       <w:r>
         <w:rPr>
+          <w:lang w:val="fr_FR" w:bidi="fr_FR"/>
+        </w:rPr>
+        <w:t>מִ⁠לִּ⁠פְנֵ֤י יְהוָה֙</w:t>
+      </w:r>
+    </w:p>
+    <w:p>
+      <w:pPr/>
+      <w:r>
+        <w:rPr>
+          <w:lang w:val="fr_FR" w:bidi="fr_FR"/>
+        </w:rPr>
+      </w:r>
+      <w:r>
+        <w:rPr>
           <w:b/>
           <w:lang w:val="fr_FR" w:bidi="fr_FR"/>
         </w:rPr>
@@ -5552,6 +6098,20 @@
       </w:r>
       <w:r>
         <w:rPr>
+          <w:lang w:val="fr_FR" w:bidi="fr_FR"/>
+        </w:rPr>
+        <w:t>כִּ֥י הִגִּ֖יד לָ⁠הֶֽם</w:t>
+      </w:r>
+    </w:p>
+    <w:p>
+      <w:pPr/>
+      <w:r>
+        <w:rPr>
+          <w:lang w:val="fr_FR" w:bidi="fr_FR"/>
+        </w:rPr>
+      </w:r>
+      <w:r>
+        <w:rPr>
           <w:b/>
           <w:lang w:val="fr_FR" w:bidi="fr_FR"/>
         </w:rPr>
@@ -5663,6 +6223,20 @@
       </w:r>
       <w:r>
         <w:rPr>
+          <w:lang w:val="fr_FR" w:bidi="fr_FR"/>
+        </w:rPr>
+        <w:t>כִּֽי־יָדְע֣וּ הָ⁠אֲנָשִׁ֗ים כִּֽי־מִ⁠לִּ⁠פְנֵ֤י יְהוָה֙ ה֣וּא בֹרֵ֔חַ כִּ֥י הִגִּ֖יד לָ⁠הֶֽם</w:t>
+      </w:r>
+    </w:p>
+    <w:p>
+      <w:pPr/>
+      <w:r>
+        <w:rPr>
+          <w:lang w:val="fr_FR" w:bidi="fr_FR"/>
+        </w:rPr>
+      </w:r>
+      <w:r>
+        <w:rPr>
           <w:b/>
           <w:lang w:val="fr_FR" w:bidi="fr_FR"/>
         </w:rPr>
@@ -5786,6 +6360,20 @@
       </w:r>
       <w:r>
         <w:rPr>
+          <w:lang w:val="fr_FR" w:bidi="fr_FR"/>
+        </w:rPr>
+        <w:t>וַ⁠יֹּאמְר֤וּ אֵלָי⁠ו֙</w:t>
+      </w:r>
+    </w:p>
+    <w:p>
+      <w:pPr/>
+      <w:r>
+        <w:rPr>
+          <w:lang w:val="fr_FR" w:bidi="fr_FR"/>
+        </w:rPr>
+      </w:r>
+      <w:r>
+        <w:rPr>
           <w:b/>
           <w:lang w:val="fr_FR" w:bidi="fr_FR"/>
         </w:rPr>
@@ -5903,6 +6491,20 @@
       </w:r>
       <w:r>
         <w:rPr>
+          <w:lang w:val="fr_FR" w:bidi="fr_FR"/>
+        </w:rPr>
+        <w:t>וְ⁠יִשְׁתֹּ֥ק הַ⁠יָּ֖ם מֵֽ⁠עָלֵ֑י⁠נוּ</w:t>
+      </w:r>
+    </w:p>
+    <w:p>
+      <w:pPr/>
+      <w:r>
+        <w:rPr>
+          <w:lang w:val="fr_FR" w:bidi="fr_FR"/>
+        </w:rPr>
+      </w:r>
+      <w:r>
+        <w:rPr>
           <w:b/>
           <w:lang w:val="fr_FR" w:bidi="fr_FR"/>
         </w:rPr>
@@ -6013,6 +6615,20 @@
       </w:r>
       <w:r>
         <w:rPr>
+          <w:lang w:val="fr_FR" w:bidi="fr_FR"/>
+        </w:rPr>
+        <w:t>הַ⁠יָּ֖ם הוֹלֵ֥ךְ וְ⁠סֹעֵֽר</w:t>
+      </w:r>
+    </w:p>
+    <w:p>
+      <w:pPr/>
+      <w:r>
+        <w:rPr>
+          <w:lang w:val="fr_FR" w:bidi="fr_FR"/>
+        </w:rPr>
+      </w:r>
+      <w:r>
+        <w:rPr>
           <w:b/>
           <w:lang w:val="fr_FR" w:bidi="fr_FR"/>
         </w:rPr>
@@ -6110,6 +6726,20 @@
       </w:r>
       <w:r>
         <w:rPr>
+          <w:lang w:val="fr_FR" w:bidi="fr_FR"/>
+        </w:rPr>
+        <w:t>וַ⁠יֹּאמְר֤וּ אֵלָי⁠ו֙ מַה־נַּ֣עֲשֶׂה לָּ֔⁠ךְ וְ⁠יִשְׁתֹּ֥ק הַ⁠יָּ֖ם מֵֽ⁠עָלֵ֑י⁠נוּ כִּ֥י הַ⁠יָּ֖ם הוֹלֵ֥ךְ וְ⁠סֹעֵֽר</w:t>
+      </w:r>
+    </w:p>
+    <w:p>
+      <w:pPr/>
+      <w:r>
+        <w:rPr>
+          <w:lang w:val="fr_FR" w:bidi="fr_FR"/>
+        </w:rPr>
+      </w:r>
+      <w:r>
+        <w:rPr>
           <w:b/>
           <w:lang w:val="fr_FR" w:bidi="fr_FR"/>
         </w:rPr>
@@ -6214,6 +6844,20 @@
         <w:rPr>
           <w:lang w:val="fr_FR" w:bidi="fr_FR"/>
         </w:rPr>
+      </w:r>
+    </w:p>
+    <w:p>
+      <w:pPr/>
+      <w:r>
+        <w:rPr>
+          <w:lang w:val="fr_FR" w:bidi="fr_FR"/>
+        </w:rPr>
+      </w:r>
+      <w:r>
+        <w:rPr>
+          <w:lang w:val="fr_FR" w:bidi="fr_FR"/>
+        </w:rPr>
+        <w:t>כִּ֚י יוֹדֵ֣עַ אָ֔נִי כִּ֣י בְ⁠שֶׁ⁠לִּ֔⁠י הַ⁠סַּ֧עַר הַ⁠גָּד֛וֹל הַ⁠זֶּ֖ה עֲלֵי⁠כֶֽם</w:t>
       </w:r>
     </w:p>
     <w:p>
@@ -6402,6 +7046,20 @@
       </w:r>
       <w:r>
         <w:rPr>
+          <w:lang w:val="fr_FR" w:bidi="fr_FR"/>
+        </w:rPr>
+        <w:t>וַ⁠יַּחְתְּר֣וּ הָ⁠אֲנָשִׁ֗ים</w:t>
+      </w:r>
+    </w:p>
+    <w:p>
+      <w:pPr/>
+      <w:r>
+        <w:rPr>
+          <w:lang w:val="fr_FR" w:bidi="fr_FR"/>
+        </w:rPr>
+      </w:r>
+      <w:r>
+        <w:rPr>
           <w:b/>
           <w:lang w:val="fr_FR" w:bidi="fr_FR"/>
         </w:rPr>
@@ -6474,6 +7132,20 @@
         <w:rPr>
           <w:lang w:val="fr_FR" w:bidi="fr_FR"/>
         </w:rPr>
+      </w:r>
+    </w:p>
+    <w:p>
+      <w:pPr/>
+      <w:r>
+        <w:rPr>
+          <w:lang w:val="fr_FR" w:bidi="fr_FR"/>
+        </w:rPr>
+      </w:r>
+      <w:r>
+        <w:rPr>
+          <w:lang w:val="fr_FR" w:bidi="fr_FR"/>
+        </w:rPr>
+        <w:t>הַ⁠יָּ֔ם הוֹלֵ֥ךְ וְ⁠סֹעֵ֖ר</w:t>
       </w:r>
     </w:p>
     <w:p>
@@ -6586,6 +7258,20 @@
       </w:r>
       <w:r>
         <w:rPr>
+          <w:lang w:val="fr_FR" w:bidi="fr_FR"/>
+        </w:rPr>
+        <w:t>וַ⁠יִּקְרְא֨וּ</w:t>
+      </w:r>
+    </w:p>
+    <w:p>
+      <w:pPr/>
+      <w:r>
+        <w:rPr>
+          <w:lang w:val="fr_FR" w:bidi="fr_FR"/>
+        </w:rPr>
+      </w:r>
+      <w:r>
+        <w:rPr>
           <w:b/>
           <w:lang w:val="fr_FR" w:bidi="fr_FR"/>
         </w:rPr>
@@ -6695,6 +7381,20 @@
       </w:r>
       <w:r>
         <w:rPr>
+          <w:lang w:val="fr_FR" w:bidi="fr_FR"/>
+        </w:rPr>
+        <w:t>וַ⁠יִּקְרְא֨וּ אֶל־יְהוָ֜ה</w:t>
+      </w:r>
+    </w:p>
+    <w:p>
+      <w:pPr/>
+      <w:r>
+        <w:rPr>
+          <w:lang w:val="fr_FR" w:bidi="fr_FR"/>
+        </w:rPr>
+      </w:r>
+      <w:r>
+        <w:rPr>
           <w:b/>
           <w:lang w:val="fr_FR" w:bidi="fr_FR"/>
         </w:rPr>
@@ -6758,6 +7458,20 @@
       </w:r>
       <w:r>
         <w:rPr>
+          <w:lang w:val="fr_FR" w:bidi="fr_FR"/>
+        </w:rPr>
+        <w:t>אָנָּ֤ה</w:t>
+      </w:r>
+    </w:p>
+    <w:p>
+      <w:pPr/>
+      <w:r>
+        <w:rPr>
+          <w:lang w:val="fr_FR" w:bidi="fr_FR"/>
+        </w:rPr>
+      </w:r>
+      <w:r>
+        <w:rPr>
           <w:b/>
           <w:lang w:val="fr_FR" w:bidi="fr_FR"/>
         </w:rPr>
@@ -6875,6 +7589,20 @@
       </w:r>
       <w:r>
         <w:rPr>
+          <w:lang w:val="fr_FR" w:bidi="fr_FR"/>
+        </w:rPr>
+        <w:t>אַל־נָ֣א נֹאבְדָ֗ה בְּ⁠נֶ֨פֶשׁ֙ הָ⁠אִ֣ישׁ הַ⁠זֶּ֔ה</w:t>
+      </w:r>
+    </w:p>
+    <w:p>
+      <w:pPr/>
+      <w:r>
+        <w:rPr>
+          <w:lang w:val="fr_FR" w:bidi="fr_FR"/>
+        </w:rPr>
+      </w:r>
+      <w:r>
+        <w:rPr>
           <w:b/>
           <w:lang w:val="fr_FR" w:bidi="fr_FR"/>
         </w:rPr>
@@ -6985,6 +7713,20 @@
       </w:r>
       <w:r>
         <w:rPr>
+          <w:lang w:val="fr_FR" w:bidi="fr_FR"/>
+        </w:rPr>
+        <w:t>וְ⁠אַל־תִּתֵּ֥ן עָלֵ֖י⁠נוּ דָּ֣ם נָקִ֑יא</w:t>
+      </w:r>
+    </w:p>
+    <w:p>
+      <w:pPr/>
+      <w:r>
+        <w:rPr>
+          <w:lang w:val="fr_FR" w:bidi="fr_FR"/>
+        </w:rPr>
+      </w:r>
+      <w:r>
+        <w:rPr>
           <w:b/>
           <w:lang w:val="fr_FR" w:bidi="fr_FR"/>
         </w:rPr>
@@ -7109,6 +7851,20 @@
       </w:r>
       <w:r>
         <w:rPr>
+          <w:lang w:val="fr_FR" w:bidi="fr_FR"/>
+        </w:rPr>
+        <w:t>אָנָּ֤ה יְהוָה֙ אַל־נָ֣א נֹאבְדָ֗ה בְּ⁠נֶ֨פֶשׁ֙ הָ⁠אִ֣ישׁ הַ⁠זֶּ֔ה וְ⁠אַל־תִּתֵּ֥ן עָלֵ֖י⁠נוּ דָּ֣ם נָקִ֑יא כִּֽי־אַתָּ֣ה יְהוָ֔ה כַּ⁠אֲשֶׁ֥ר חָפַ֖צְתָּ עָשִֽׂיתָ</w:t>
+      </w:r>
+    </w:p>
+    <w:p>
+      <w:pPr/>
+      <w:r>
+        <w:rPr>
+          <w:lang w:val="fr_FR" w:bidi="fr_FR"/>
+        </w:rPr>
+      </w:r>
+      <w:r>
+        <w:rPr>
           <w:b/>
           <w:lang w:val="fr_FR" w:bidi="fr_FR"/>
         </w:rPr>
@@ -7206,6 +7962,20 @@
       </w:r>
       <w:r>
         <w:rPr>
+          <w:lang w:val="fr_FR" w:bidi="fr_FR"/>
+        </w:rPr>
+        <w:t>אַל־נָ֣א נֹאבְדָ֗ה בְּ⁠נֶ֨פֶשׁ֙ הָ⁠אִ֣ישׁ הַ⁠זֶּ֔ה וְ⁠אַל־תִּתֵּ֥ן עָלֵ֖י⁠נוּ דָּ֣ם נָקִ֑יא</w:t>
+      </w:r>
+    </w:p>
+    <w:p>
+      <w:pPr/>
+      <w:r>
+        <w:rPr>
+          <w:lang w:val="fr_FR" w:bidi="fr_FR"/>
+        </w:rPr>
+      </w:r>
+      <w:r>
+        <w:rPr>
           <w:b/>
           <w:lang w:val="fr_FR" w:bidi="fr_FR"/>
         </w:rPr>
@@ -7316,6 +8086,20 @@
       </w:r>
       <w:r>
         <w:rPr>
+          <w:lang w:val="fr_FR" w:bidi="fr_FR"/>
+        </w:rPr>
+        <w:t>וַ⁠יַּעֲמֹ֥ד הַ⁠יָּ֖ם מִ⁠זַּעְפּֽ⁠וֹ</w:t>
+      </w:r>
+    </w:p>
+    <w:p>
+      <w:pPr/>
+      <w:r>
+        <w:rPr>
+          <w:lang w:val="fr_FR" w:bidi="fr_FR"/>
+        </w:rPr>
+      </w:r>
+      <w:r>
+        <w:rPr>
           <w:b/>
           <w:lang w:val="fr_FR" w:bidi="fr_FR"/>
         </w:rPr>
@@ -7425,6 +8209,20 @@
       </w:r>
       <w:r>
         <w:rPr>
+          <w:lang w:val="fr_FR" w:bidi="fr_FR"/>
+        </w:rPr>
+        <w:t>וַ⁠יַּעֲמֹ֥ד הַ⁠יָּ֖ם מִ⁠זַּעְפּֽ⁠וֹ</w:t>
+      </w:r>
+    </w:p>
+    <w:p>
+      <w:pPr/>
+      <w:r>
+        <w:rPr>
+          <w:lang w:val="fr_FR" w:bidi="fr_FR"/>
+        </w:rPr>
+      </w:r>
+      <w:r>
+        <w:rPr>
           <w:b/>
           <w:lang w:val="fr_FR" w:bidi="fr_FR"/>
         </w:rPr>
@@ -7536,6 +8334,20 @@
         <w:rPr>
           <w:lang w:val="fr_FR" w:bidi="fr_FR"/>
         </w:rPr>
+      </w:r>
+    </w:p>
+    <w:p>
+      <w:pPr/>
+      <w:r>
+        <w:rPr>
+          <w:lang w:val="fr_FR" w:bidi="fr_FR"/>
+        </w:rPr>
+      </w:r>
+      <w:r>
+        <w:rPr>
+          <w:lang w:val="fr_FR" w:bidi="fr_FR"/>
+        </w:rPr>
+        <w:t>וַ⁠יִּֽירְא֧וּ הָ⁠אֲנָשִׁ֛ים יִרְאָ֥ה גְדוֹלָ֖ה אֶת־יְהוָ֑ה</w:t>
       </w:r>
     </w:p>
     <w:p>
@@ -7689,6 +8501,20 @@
       </w:r>
       <w:r>
         <w:rPr>
+          <w:lang w:val="fr_FR" w:bidi="fr_FR"/>
+        </w:rPr>
+        <w:t>וַ⁠יִּֽזְבְּחוּ־זֶ֨בַח֙ לַֽ⁠יהוָ֔ה וַֽ⁠יִּדְּר֖וּ נְדָרִֽים</w:t>
+      </w:r>
+    </w:p>
+    <w:p>
+      <w:pPr/>
+      <w:r>
+        <w:rPr>
+          <w:lang w:val="fr_FR" w:bidi="fr_FR"/>
+        </w:rPr>
+      </w:r>
+      <w:r>
+        <w:rPr>
           <w:b/>
           <w:lang w:val="fr_FR" w:bidi="fr_FR"/>
         </w:rPr>
@@ -7850,6 +8676,20 @@
       </w:r>
       <w:r>
         <w:rPr>
+          <w:lang w:val="fr_FR" w:bidi="fr_FR"/>
+        </w:rPr>
+        <w:t>וַ⁠יְמַ֤ן יְהוָה֙ דָּ֣ג גָּד֔וֹל לִ⁠בְלֹ֖עַ אֶת־יוֹנָ֑ה וַ⁠יְהִ֤י יוֹנָה֙ בִּ⁠מְעֵ֣י הַ⁠דָּ֔ג שְׁלֹשָׁ֥ה יָמִ֖ים וּ⁠שְׁלֹשָׁ֥ה לֵילֽוֹת</w:t>
+      </w:r>
+    </w:p>
+    <w:p>
+      <w:pPr/>
+      <w:r>
+        <w:rPr>
+          <w:lang w:val="fr_FR" w:bidi="fr_FR"/>
+        </w:rPr>
+      </w:r>
+      <w:r>
+        <w:rPr>
           <w:b/>
           <w:lang w:val="fr_FR" w:bidi="fr_FR"/>
         </w:rPr>
@@ -7913,6 +8753,20 @@
       </w:r>
       <w:r>
         <w:rPr>
+          <w:lang w:val="fr_FR" w:bidi="fr_FR"/>
+        </w:rPr>
+        <w:t>וַ⁠יְמַ֤ן יְהוָה֙ דָּ֣ג גָּד֔וֹל לִ⁠בְלֹ֖עַ אֶת־יוֹנָ֑ה</w:t>
+      </w:r>
+    </w:p>
+    <w:p>
+      <w:pPr/>
+      <w:r>
+        <w:rPr>
+          <w:lang w:val="fr_FR" w:bidi="fr_FR"/>
+        </w:rPr>
+      </w:r>
+      <w:r>
+        <w:rPr>
           <w:b/>
           <w:lang w:val="fr_FR" w:bidi="fr_FR"/>
         </w:rPr>
@@ -8299,6 +9153,20 @@
       </w:r>
       <w:r>
         <w:rPr>
+          <w:lang w:val="fr_FR" w:bidi="fr_FR"/>
+        </w:rPr>
+        <w:t>יְהוָ֖ה אֱלֹהָ֑י⁠ו</w:t>
+      </w:r>
+    </w:p>
+    <w:p>
+      <w:pPr/>
+      <w:r>
+        <w:rPr>
+          <w:lang w:val="fr_FR" w:bidi="fr_FR"/>
+        </w:rPr>
+      </w:r>
+      <w:r>
+        <w:rPr>
           <w:b/>
           <w:lang w:val="fr_FR" w:bidi="fr_FR"/>
         </w:rPr>
@@ -8408,6 +9276,20 @@
       </w:r>
       <w:r>
         <w:rPr>
+          <w:lang w:val="fr_FR" w:bidi="fr_FR"/>
+        </w:rPr>
+        <w:t>וַ⁠יֹּ֗אמֶר</w:t>
+      </w:r>
+    </w:p>
+    <w:p>
+      <w:pPr/>
+      <w:r>
+        <w:rPr>
+          <w:lang w:val="fr_FR" w:bidi="fr_FR"/>
+        </w:rPr>
+      </w:r>
+      <w:r>
+        <w:rPr>
           <w:b/>
           <w:lang w:val="fr_FR" w:bidi="fr_FR"/>
         </w:rPr>
@@ -8473,6 +9355,20 @@
         <w:rPr>
           <w:lang w:val="fr_FR" w:bidi="fr_FR"/>
         </w:rPr>
+      </w:r>
+    </w:p>
+    <w:p>
+      <w:pPr/>
+      <w:r>
+        <w:rPr>
+          <w:lang w:val="fr_FR" w:bidi="fr_FR"/>
+        </w:rPr>
+      </w:r>
+      <w:r>
+        <w:rPr>
+          <w:lang w:val="fr_FR" w:bidi="fr_FR"/>
+        </w:rPr>
+        <w:t>קָ֠רָאתִי מִ⁠צָּ֥רָה לִ֛⁠י אֶל־יְהוָ֖ה וַֽ⁠יַּעֲנֵ֑⁠נִי</w:t>
       </w:r>
     </w:p>
     <w:p>
@@ -8589,6 +9485,20 @@
       </w:r>
       <w:r>
         <w:rPr>
+          <w:lang w:val="fr_FR" w:bidi="fr_FR"/>
+        </w:rPr>
+        <w:t>קָ֠רָאתִי מִ⁠צָּ֥רָה לִ֛⁠י אֶל־יְהוָ֖ה וַֽ⁠יַּעֲנֵ֑⁠נִי</w:t>
+      </w:r>
+    </w:p>
+    <w:p>
+      <w:pPr/>
+      <w:r>
+        <w:rPr>
+          <w:lang w:val="fr_FR" w:bidi="fr_FR"/>
+        </w:rPr>
+      </w:r>
+      <w:r>
+        <w:rPr>
           <w:b/>
           <w:lang w:val="fr_FR" w:bidi="fr_FR"/>
         </w:rPr>
@@ -8680,6 +9590,20 @@
       </w:r>
       <w:r>
         <w:rPr>
+          <w:lang w:val="fr_FR" w:bidi="fr_FR"/>
+        </w:rPr>
+        <w:t>וַֽ⁠יַּעֲנֵ֑⁠נִי</w:t>
+      </w:r>
+    </w:p>
+    <w:p>
+      <w:pPr/>
+      <w:r>
+        <w:rPr>
+          <w:lang w:val="fr_FR" w:bidi="fr_FR"/>
+        </w:rPr>
+      </w:r>
+      <w:r>
+        <w:rPr>
           <w:b/>
           <w:lang w:val="fr_FR" w:bidi="fr_FR"/>
         </w:rPr>
@@ -8763,6 +9687,20 @@
       </w:r>
       <w:r>
         <w:rPr>
+          <w:lang w:val="fr_FR" w:bidi="fr_FR"/>
+        </w:rPr>
+        <w:t>מִ⁠בֶּ֧טֶן שְׁא֛וֹל</w:t>
+      </w:r>
+    </w:p>
+    <w:p>
+      <w:pPr/>
+      <w:r>
+        <w:rPr>
+          <w:lang w:val="fr_FR" w:bidi="fr_FR"/>
+        </w:rPr>
+      </w:r>
+      <w:r>
+        <w:rPr>
           <w:b/>
           <w:lang w:val="fr_FR" w:bidi="fr_FR"/>
         </w:rPr>
@@ -8859,6 +9797,20 @@
       </w:r>
       <w:r>
         <w:rPr>
+          <w:lang w:val="fr_FR" w:bidi="fr_FR"/>
+        </w:rPr>
+        <w:t>שְׁא֛וֹל</w:t>
+      </w:r>
+    </w:p>
+    <w:p>
+      <w:pPr/>
+      <w:r>
+        <w:rPr>
+          <w:lang w:val="fr_FR" w:bidi="fr_FR"/>
+        </w:rPr>
+      </w:r>
+      <w:r>
+        <w:rPr>
           <w:b/>
           <w:lang w:val="fr_FR" w:bidi="fr_FR"/>
         </w:rPr>
@@ -8968,6 +9920,20 @@
       </w:r>
       <w:r>
         <w:rPr>
+          <w:lang w:val="fr_FR" w:bidi="fr_FR"/>
+        </w:rPr>
+        <w:t>שָׁמַ֥עְתָּ קוֹלִֽ⁠י</w:t>
+      </w:r>
+    </w:p>
+    <w:p>
+      <w:pPr/>
+      <w:r>
+        <w:rPr>
+          <w:lang w:val="fr_FR" w:bidi="fr_FR"/>
+        </w:rPr>
+      </w:r>
+      <w:r>
+        <w:rPr>
           <w:b/>
           <w:lang w:val="fr_FR" w:bidi="fr_FR"/>
         </w:rPr>
@@ -9053,6 +10019,20 @@
         <w:rPr>
           <w:lang w:val="fr_FR" w:bidi="fr_FR"/>
         </w:rPr>
+      </w:r>
+    </w:p>
+    <w:p>
+      <w:pPr/>
+      <w:r>
+        <w:rPr>
+          <w:lang w:val="fr_FR" w:bidi="fr_FR"/>
+        </w:rPr>
+      </w:r>
+      <w:r>
+        <w:rPr>
+          <w:lang w:val="fr_FR" w:bidi="fr_FR"/>
+        </w:rPr>
+        <w:t>קָ֠רָאתִי מִ⁠צָּ֥רָה לִ֛⁠י אֶל־יְהוָ֖ה וַֽ⁠יַּעֲנֵ֑⁠נִי מִ⁠בֶּ֧טֶן שְׁא֛וֹל שִׁוַּ֖עְתִּי שָׁמַ֥עְתָּ קוֹלִֽ⁠י</w:t>
       </w:r>
     </w:p>
     <w:p>
@@ -9171,6 +10151,20 @@
       </w:r>
       <w:r>
         <w:rPr>
+          <w:lang w:val="fr_FR" w:bidi="fr_FR"/>
+        </w:rPr>
+        <w:t>בִּ⁠לְבַ֣ב יַמִּ֔ים</w:t>
+      </w:r>
+    </w:p>
+    <w:p>
+      <w:pPr/>
+      <w:r>
+        <w:rPr>
+          <w:lang w:val="fr_FR" w:bidi="fr_FR"/>
+        </w:rPr>
+      </w:r>
+      <w:r>
+        <w:rPr>
           <w:b/>
           <w:lang w:val="fr_FR" w:bidi="fr_FR"/>
         </w:rPr>
@@ -9294,6 +10288,20 @@
       </w:r>
       <w:r>
         <w:rPr>
+          <w:lang w:val="fr_FR" w:bidi="fr_FR"/>
+        </w:rPr>
+        <w:t>וְ⁠נָהָ֖ר יְסֹבְבֵ֑⁠נִי</w:t>
+      </w:r>
+    </w:p>
+    <w:p>
+      <w:pPr/>
+      <w:r>
+        <w:rPr>
+          <w:lang w:val="fr_FR" w:bidi="fr_FR"/>
+        </w:rPr>
+      </w:r>
+      <w:r>
+        <w:rPr>
           <w:b/>
           <w:lang w:val="fr_FR" w:bidi="fr_FR"/>
         </w:rPr>
@@ -9371,6 +10379,20 @@
       </w:r>
       <w:r>
         <w:rPr>
+          <w:lang w:val="fr_FR" w:bidi="fr_FR"/>
+        </w:rPr>
+        <w:t>מִשְׁבָּרֶ֥י⁠ךָ וְ⁠גַלֶּ֖י⁠ךָ</w:t>
+      </w:r>
+    </w:p>
+    <w:p>
+      <w:pPr/>
+      <w:r>
+        <w:rPr>
+          <w:lang w:val="fr_FR" w:bidi="fr_FR"/>
+        </w:rPr>
+      </w:r>
+      <w:r>
+        <w:rPr>
           <w:b/>
           <w:lang w:val="fr_FR" w:bidi="fr_FR"/>
         </w:rPr>
@@ -9480,6 +10502,20 @@
       </w:r>
       <w:r>
         <w:rPr>
+          <w:lang w:val="fr_FR" w:bidi="fr_FR"/>
+        </w:rPr>
+        <w:t>יַמִּ֔ים</w:t>
+      </w:r>
+    </w:p>
+    <w:p>
+      <w:pPr/>
+      <w:r>
+        <w:rPr>
+          <w:lang w:val="fr_FR" w:bidi="fr_FR"/>
+        </w:rPr>
+      </w:r>
+      <w:r>
+        <w:rPr>
           <w:b/>
           <w:lang w:val="fr_FR" w:bidi="fr_FR"/>
         </w:rPr>
@@ -9576,6 +10612,20 @@
       </w:r>
       <w:r>
         <w:rPr>
+          <w:lang w:val="fr_FR" w:bidi="fr_FR"/>
+        </w:rPr>
+        <w:t>מִשְׁבָּרֶ֥י⁠ךָ וְ⁠גַלֶּ֖י⁠ךָ</w:t>
+      </w:r>
+    </w:p>
+    <w:p>
+      <w:pPr/>
+      <w:r>
+        <w:rPr>
+          <w:lang w:val="fr_FR" w:bidi="fr_FR"/>
+        </w:rPr>
+      </w:r>
+      <w:r>
+        <w:rPr>
           <w:b/>
           <w:lang w:val="fr_FR" w:bidi="fr_FR"/>
         </w:rPr>
@@ -9698,6 +10748,20 @@
       </w:r>
       <w:r>
         <w:rPr>
+          <w:lang w:val="fr_FR" w:bidi="fr_FR"/>
+        </w:rPr>
+        <w:t>וַ⁠אֲנִ֣י</w:t>
+      </w:r>
+    </w:p>
+    <w:p>
+      <w:pPr/>
+      <w:r>
+        <w:rPr>
+          <w:lang w:val="fr_FR" w:bidi="fr_FR"/>
+        </w:rPr>
+      </w:r>
+      <w:r>
+        <w:rPr>
           <w:b/>
           <w:lang w:val="fr_FR" w:bidi="fr_FR"/>
         </w:rPr>
@@ -9874,6 +10938,20 @@
       </w:r>
       <w:r>
         <w:rPr>
+          <w:lang w:val="fr_FR" w:bidi="fr_FR"/>
+        </w:rPr>
+        <w:t>נִגְרַ֖שְׁתִּי</w:t>
+      </w:r>
+    </w:p>
+    <w:p>
+      <w:pPr/>
+      <w:r>
+        <w:rPr>
+          <w:lang w:val="fr_FR" w:bidi="fr_FR"/>
+        </w:rPr>
+      </w:r>
+      <w:r>
+        <w:rPr>
           <w:b/>
           <w:lang w:val="fr_FR" w:bidi="fr_FR"/>
         </w:rPr>
@@ -9957,6 +11035,20 @@
       </w:r>
       <w:r>
         <w:rPr>
+          <w:lang w:val="fr_FR" w:bidi="fr_FR"/>
+        </w:rPr>
+        <w:t>מִ⁠נֶּ֣גֶד עֵינֶ֑י⁠ךָ</w:t>
+      </w:r>
+    </w:p>
+    <w:p>
+      <w:pPr/>
+      <w:r>
+        <w:rPr>
+          <w:lang w:val="fr_FR" w:bidi="fr_FR"/>
+        </w:rPr>
+      </w:r>
+      <w:r>
+        <w:rPr>
           <w:b/>
           <w:lang w:val="fr_FR" w:bidi="fr_FR"/>
         </w:rPr>
@@ -10067,6 +11159,20 @@
       </w:r>
       <w:r>
         <w:rPr>
+          <w:lang w:val="fr_FR" w:bidi="fr_FR"/>
+        </w:rPr>
+        <w:t>אַ֚ךְ</w:t>
+      </w:r>
+    </w:p>
+    <w:p>
+      <w:pPr/>
+      <w:r>
+        <w:rPr>
+          <w:lang w:val="fr_FR" w:bidi="fr_FR"/>
+        </w:rPr>
+      </w:r>
+      <w:r>
+        <w:rPr>
           <w:b/>
           <w:lang w:val="fr_FR" w:bidi="fr_FR"/>
         </w:rPr>
@@ -10152,6 +11258,20 @@
         <w:rPr>
           <w:lang w:val="fr_FR" w:bidi="fr_FR"/>
         </w:rPr>
+      </w:r>
+    </w:p>
+    <w:p>
+      <w:pPr/>
+      <w:r>
+        <w:rPr>
+          <w:lang w:val="fr_FR" w:bidi="fr_FR"/>
+        </w:rPr>
+      </w:r>
+      <w:r>
+        <w:rPr>
+          <w:lang w:val="fr_FR" w:bidi="fr_FR"/>
+        </w:rPr>
+        <w:t>אֲפָפ֤וּ⁠נִי מַ֨יִם֙ עַד־נֶ֔פֶשׁ תְּה֖וֹם יְסֹבְבֵ֑⁠נִי</w:t>
       </w:r>
     </w:p>
     <w:p>
@@ -10317,6 +11437,20 @@
       </w:r>
       <w:r>
         <w:rPr>
+          <w:lang w:val="fr_FR" w:bidi="fr_FR"/>
+        </w:rPr>
+        <w:t>עַד־נֶ֔פֶשׁ</w:t>
+      </w:r>
+    </w:p>
+    <w:p>
+      <w:pPr/>
+      <w:r>
+        <w:rPr>
+          <w:lang w:val="fr_FR" w:bidi="fr_FR"/>
+        </w:rPr>
+      </w:r>
+      <w:r>
+        <w:rPr>
           <w:b/>
           <w:lang w:val="fr_FR" w:bidi="fr_FR"/>
         </w:rPr>
@@ -10460,6 +11594,20 @@
       </w:r>
       <w:r>
         <w:rPr>
+          <w:lang w:val="fr_FR" w:bidi="fr_FR"/>
+        </w:rPr>
+        <w:t>תְּה֖וֹם יְסֹבְבֵ֑⁠נִי</w:t>
+      </w:r>
+    </w:p>
+    <w:p>
+      <w:pPr/>
+      <w:r>
+        <w:rPr>
+          <w:lang w:val="fr_FR" w:bidi="fr_FR"/>
+        </w:rPr>
+      </w:r>
+      <w:r>
+        <w:rPr>
           <w:b/>
           <w:lang w:val="fr_FR" w:bidi="fr_FR"/>
         </w:rPr>
@@ -10523,6 +11671,20 @@
       </w:r>
       <w:r>
         <w:rPr>
+          <w:lang w:val="fr_FR" w:bidi="fr_FR"/>
+        </w:rPr>
+        <w:t>ס֖וּף</w:t>
+      </w:r>
+    </w:p>
+    <w:p>
+      <w:pPr/>
+      <w:r>
+        <w:rPr>
+          <w:lang w:val="fr_FR" w:bidi="fr_FR"/>
+        </w:rPr>
+      </w:r>
+      <w:r>
+        <w:rPr>
           <w:b/>
           <w:lang w:val="fr_FR" w:bidi="fr_FR"/>
         </w:rPr>
@@ -10632,6 +11794,20 @@
       </w:r>
       <w:r>
         <w:rPr>
+          <w:lang w:val="fr_FR" w:bidi="fr_FR"/>
+        </w:rPr>
+        <w:t>הָ⁠אָ֛רֶץ בְּרִחֶ֥י⁠הָ בַעֲדִ֖⁠י לְ⁠עוֹלָ֑ם</w:t>
+      </w:r>
+    </w:p>
+    <w:p>
+      <w:pPr/>
+      <w:r>
+        <w:rPr>
+          <w:lang w:val="fr_FR" w:bidi="fr_FR"/>
+        </w:rPr>
+      </w:r>
+      <w:r>
+        <w:rPr>
           <w:b/>
           <w:lang w:val="fr_FR" w:bidi="fr_FR"/>
         </w:rPr>
@@ -10768,6 +11944,20 @@
       </w:r>
       <w:r>
         <w:rPr>
+          <w:lang w:val="fr_FR" w:bidi="fr_FR"/>
+        </w:rPr>
+        <w:t>וַ⁠תַּ֧עַל מִ⁠שַּׁ֛חַת חַיַּ֖⁠י</w:t>
+      </w:r>
+    </w:p>
+    <w:p>
+      <w:pPr/>
+      <w:r>
+        <w:rPr>
+          <w:lang w:val="fr_FR" w:bidi="fr_FR"/>
+        </w:rPr>
+      </w:r>
+      <w:r>
+        <w:rPr>
           <w:b/>
           <w:lang w:val="fr_FR" w:bidi="fr_FR"/>
         </w:rPr>
@@ -10878,6 +12068,20 @@
       </w:r>
       <w:r>
         <w:rPr>
+          <w:lang w:val="fr_FR" w:bidi="fr_FR"/>
+        </w:rPr>
+        <w:t>יְהוָ֥ה אֱלֹהָֽ⁠י</w:t>
+      </w:r>
+    </w:p>
+    <w:p>
+      <w:pPr/>
+      <w:r>
+        <w:rPr>
+          <w:lang w:val="fr_FR" w:bidi="fr_FR"/>
+        </w:rPr>
+      </w:r>
+      <w:r>
+        <w:rPr>
           <w:b/>
           <w:lang w:val="fr_FR" w:bidi="fr_FR"/>
         </w:rPr>
@@ -10973,6 +12177,20 @@
       </w:r>
       <w:r>
         <w:rPr>
+          <w:lang w:val="fr_FR" w:bidi="fr_FR"/>
+        </w:rPr>
+        <w:t>חַיַּ֖⁠י</w:t>
+      </w:r>
+    </w:p>
+    <w:p>
+      <w:pPr/>
+      <w:r>
+        <w:rPr>
+          <w:lang w:val="fr_FR" w:bidi="fr_FR"/>
+        </w:rPr>
+      </w:r>
+      <w:r>
+        <w:rPr>
           <w:b/>
           <w:lang w:val="fr_FR" w:bidi="fr_FR"/>
         </w:rPr>
@@ -11109,6 +12327,20 @@
       </w:r>
       <w:r>
         <w:rPr>
+          <w:lang w:val="fr_FR" w:bidi="fr_FR"/>
+        </w:rPr>
+        <w:t>אֱלֹהָֽ⁠י</w:t>
+      </w:r>
+    </w:p>
+    <w:p>
+      <w:pPr/>
+      <w:r>
+        <w:rPr>
+          <w:lang w:val="fr_FR" w:bidi="fr_FR"/>
+        </w:rPr>
+      </w:r>
+      <w:r>
+        <w:rPr>
           <w:b/>
           <w:lang w:val="fr_FR" w:bidi="fr_FR"/>
         </w:rPr>
@@ -11218,6 +12450,20 @@
       </w:r>
       <w:r>
         <w:rPr>
+          <w:lang w:val="fr_FR" w:bidi="fr_FR"/>
+        </w:rPr>
+        <w:t>בְּ⁠הִתְעַטֵּ֤ף עָלַ⁠י֙ נַפְשִׁ֔⁠י</w:t>
+      </w:r>
+    </w:p>
+    <w:p>
+      <w:pPr/>
+      <w:r>
+        <w:rPr>
+          <w:lang w:val="fr_FR" w:bidi="fr_FR"/>
+        </w:rPr>
+      </w:r>
+      <w:r>
+        <w:rPr>
           <w:b/>
           <w:lang w:val="fr_FR" w:bidi="fr_FR"/>
         </w:rPr>
@@ -11315,6 +12561,20 @@
       </w:r>
       <w:r>
         <w:rPr>
+          <w:lang w:val="fr_FR" w:bidi="fr_FR"/>
+        </w:rPr>
+        <w:t>אֶת־יְהוָ֖ה זָכָ֑רְתִּי</w:t>
+      </w:r>
+    </w:p>
+    <w:p>
+      <w:pPr/>
+      <w:r>
+        <w:rPr>
+          <w:lang w:val="fr_FR" w:bidi="fr_FR"/>
+        </w:rPr>
+      </w:r>
+      <w:r>
+        <w:rPr>
           <w:b/>
           <w:lang w:val="fr_FR" w:bidi="fr_FR"/>
         </w:rPr>
@@ -11400,6 +12660,20 @@
         <w:rPr>
           <w:lang w:val="fr_FR" w:bidi="fr_FR"/>
         </w:rPr>
+      </w:r>
+    </w:p>
+    <w:p>
+      <w:pPr/>
+      <w:r>
+        <w:rPr>
+          <w:lang w:val="fr_FR" w:bidi="fr_FR"/>
+        </w:rPr>
+      </w:r>
+      <w:r>
+        <w:rPr>
+          <w:lang w:val="fr_FR" w:bidi="fr_FR"/>
+        </w:rPr>
+        <w:t>וַ⁠תָּב֤וֹא אֵלֶ֨י⁠ךָ֙ תְּפִלָּתִ֔⁠י אֶל־הֵיכַ֖ל קָדְשֶֽׁ⁠ךָ</w:t>
       </w:r>
     </w:p>
     <w:p>
@@ -11515,6 +12789,20 @@
       </w:r>
       <w:r>
         <w:rPr>
+          <w:lang w:val="fr_FR" w:bidi="fr_FR"/>
+        </w:rPr>
+        <w:t>אֶת־יְהוָ֖ה זָכָ֑רְתִּי</w:t>
+      </w:r>
+    </w:p>
+    <w:p>
+      <w:pPr/>
+      <w:r>
+        <w:rPr>
+          <w:lang w:val="fr_FR" w:bidi="fr_FR"/>
+        </w:rPr>
+      </w:r>
+      <w:r>
+        <w:rPr>
           <w:b/>
           <w:lang w:val="fr_FR" w:bidi="fr_FR"/>
         </w:rPr>
@@ -11598,6 +12886,20 @@
       </w:r>
       <w:r>
         <w:rPr>
+          <w:lang w:val="fr_FR" w:bidi="fr_FR"/>
+        </w:rPr>
+        <w:t>מְשַׁמְּרִ֖ים הַבְלֵי־שָׁ֑וְא</w:t>
+      </w:r>
+    </w:p>
+    <w:p>
+      <w:pPr/>
+      <w:r>
+        <w:rPr>
+          <w:lang w:val="fr_FR" w:bidi="fr_FR"/>
+        </w:rPr>
+      </w:r>
+      <w:r>
+        <w:rPr>
           <w:b/>
           <w:lang w:val="fr_FR" w:bidi="fr_FR"/>
         </w:rPr>
@@ -11694,6 +12996,20 @@
       </w:r>
       <w:r>
         <w:rPr>
+          <w:lang w:val="fr_FR" w:bidi="fr_FR"/>
+        </w:rPr>
+        <w:t>חַסְדָּ֖⁠ם יַעֲזֹֽבוּ</w:t>
+      </w:r>
+    </w:p>
+    <w:p>
+      <w:pPr/>
+      <w:r>
+        <w:rPr>
+          <w:lang w:val="fr_FR" w:bidi="fr_FR"/>
+        </w:rPr>
+      </w:r>
+      <w:r>
+        <w:rPr>
           <w:b/>
           <w:lang w:val="fr_FR" w:bidi="fr_FR"/>
         </w:rPr>
@@ -11804,6 +13120,20 @@
       </w:r>
       <w:r>
         <w:rPr>
+          <w:lang w:val="fr_FR" w:bidi="fr_FR"/>
+        </w:rPr>
+        <w:t>וַ⁠אֲנִ֗י</w:t>
+      </w:r>
+    </w:p>
+    <w:p>
+      <w:pPr/>
+      <w:r>
+        <w:rPr>
+          <w:lang w:val="fr_FR" w:bidi="fr_FR"/>
+        </w:rPr>
+      </w:r>
+      <w:r>
+        <w:rPr>
           <w:b/>
           <w:lang w:val="fr_FR" w:bidi="fr_FR"/>
         </w:rPr>
@@ -11953,6 +13283,20 @@
       </w:r>
       <w:r>
         <w:rPr>
+          <w:lang w:val="fr_FR" w:bidi="fr_FR"/>
+        </w:rPr>
+        <w:t>בְּ⁠ק֤וֹל תּוֹדָה֙</w:t>
+      </w:r>
+    </w:p>
+    <w:p>
+      <w:pPr/>
+      <w:r>
+        <w:rPr>
+          <w:lang w:val="fr_FR" w:bidi="fr_FR"/>
+        </w:rPr>
+      </w:r>
+      <w:r>
+        <w:rPr>
           <w:b/>
           <w:lang w:val="fr_FR" w:bidi="fr_FR"/>
         </w:rPr>
@@ -12050,6 +13394,20 @@
       </w:r>
       <w:r>
         <w:rPr>
+          <w:lang w:val="fr_FR" w:bidi="fr_FR"/>
+        </w:rPr>
+        <w:t>יְשׁוּעָ֖תָ⁠ה לַ⁠יהוָֽה</w:t>
+      </w:r>
+    </w:p>
+    <w:p>
+      <w:pPr/>
+      <w:r>
+        <w:rPr>
+          <w:lang w:val="fr_FR" w:bidi="fr_FR"/>
+        </w:rPr>
+      </w:r>
+      <w:r>
+        <w:rPr>
           <w:b/>
           <w:lang w:val="fr_FR" w:bidi="fr_FR"/>
         </w:rPr>
@@ -12146,6 +13504,20 @@
       </w:r>
       <w:r>
         <w:rPr>
+          <w:lang w:val="fr_FR" w:bidi="fr_FR"/>
+        </w:rPr>
+        <w:t>יְשׁוּעָ֖תָ⁠ה לַ⁠יהוָֽה</w:t>
+      </w:r>
+    </w:p>
+    <w:p>
+      <w:pPr/>
+      <w:r>
+        <w:rPr>
+          <w:lang w:val="fr_FR" w:bidi="fr_FR"/>
+        </w:rPr>
+      </w:r>
+      <w:r>
+        <w:rPr>
           <w:b/>
           <w:lang w:val="fr_FR" w:bidi="fr_FR"/>
         </w:rPr>
@@ -12231,6 +13603,20 @@
         <w:rPr>
           <w:lang w:val="fr_FR" w:bidi="fr_FR"/>
         </w:rPr>
+      </w:r>
+    </w:p>
+    <w:p>
+      <w:pPr/>
+      <w:r>
+        <w:rPr>
+          <w:lang w:val="fr_FR" w:bidi="fr_FR"/>
+        </w:rPr>
+      </w:r>
+      <w:r>
+        <w:rPr>
+          <w:lang w:val="fr_FR" w:bidi="fr_FR"/>
+        </w:rPr>
+        <w:t>יְשׁוּעָ֖תָ⁠ה לַ⁠יהוָֽה</w:t>
       </w:r>
     </w:p>
     <w:p>
@@ -12343,6 +13729,20 @@
       </w:r>
       <w:r>
         <w:rPr>
+          <w:lang w:val="fr_FR" w:bidi="fr_FR"/>
+        </w:rPr>
+        <w:t>אֶל־הַ⁠יַּבָּשָֽׁה</w:t>
+      </w:r>
+    </w:p>
+    <w:p>
+      <w:pPr/>
+      <w:r>
+        <w:rPr>
+          <w:lang w:val="fr_FR" w:bidi="fr_FR"/>
+        </w:rPr>
+      </w:r>
+      <w:r>
+        <w:rPr>
           <w:b/>
           <w:lang w:val="fr_FR" w:bidi="fr_FR"/>
         </w:rPr>
@@ -12492,6 +13892,20 @@
       </w:r>
       <w:r>
         <w:rPr>
+          <w:lang w:val="fr_FR" w:bidi="fr_FR"/>
+        </w:rPr>
+        <w:t>וַ⁠יֹּ֥אמֶר יְהוָ֖ה לַ⁠דָּ֑ג</w:t>
+      </w:r>
+    </w:p>
+    <w:p>
+      <w:pPr/>
+      <w:r>
+        <w:rPr>
+          <w:lang w:val="fr_FR" w:bidi="fr_FR"/>
+        </w:rPr>
+      </w:r>
+      <w:r>
+        <w:rPr>
           <w:b/>
           <w:lang w:val="fr_FR" w:bidi="fr_FR"/>
         </w:rPr>
@@ -12589,6 +14003,20 @@
       </w:r>
       <w:r>
         <w:rPr>
+          <w:lang w:val="fr_FR" w:bidi="fr_FR"/>
+        </w:rPr>
+        <w:t>וַ⁠יֹּ֥אמֶר יְהוָ֖ה לַ⁠דָּ֑ג</w:t>
+      </w:r>
+    </w:p>
+    <w:p>
+      <w:pPr/>
+      <w:r>
+        <w:rPr>
+          <w:lang w:val="fr_FR" w:bidi="fr_FR"/>
+        </w:rPr>
+      </w:r>
+      <w:r>
+        <w:rPr>
           <w:b/>
           <w:lang w:val="fr_FR" w:bidi="fr_FR"/>
         </w:rPr>
@@ -12971,6 +14399,20 @@
         <w:rPr>
           <w:lang w:val="fr_FR" w:bidi="fr_FR"/>
         </w:rPr>
+      </w:r>
+    </w:p>
+    <w:p>
+      <w:pPr/>
+      <w:r>
+        <w:rPr>
+          <w:lang w:val="fr_FR" w:bidi="fr_FR"/>
+        </w:rPr>
+      </w:r>
+      <w:r>
+        <w:rPr>
+          <w:lang w:val="fr_FR" w:bidi="fr_FR"/>
+        </w:rPr>
+        <w:t>וַ⁠יְהִ֧י דְבַר־יְהוָ֛ה</w:t>
       </w:r>
     </w:p>
     <w:p>
@@ -13115,6 +14557,20 @@
       </w:r>
       <w:r>
         <w:rPr>
+          <w:lang w:val="fr_FR" w:bidi="fr_FR"/>
+        </w:rPr>
+        <w:t>וַ⁠יְהִ֧י דְבַר־יְהוָ֛ה</w:t>
+      </w:r>
+    </w:p>
+    <w:p>
+      <w:pPr/>
+      <w:r>
+        <w:rPr>
+          <w:lang w:val="fr_FR" w:bidi="fr_FR"/>
+        </w:rPr>
+      </w:r>
+      <w:r>
+        <w:rPr>
           <w:b/>
           <w:lang w:val="fr_FR" w:bidi="fr_FR"/>
         </w:rPr>
@@ -13244,6 +14700,20 @@
       </w:r>
       <w:r>
         <w:rPr>
+          <w:lang w:val="fr_FR" w:bidi="fr_FR"/>
+        </w:rPr>
+        <w:t>הָ⁠עִ֣יר הַ⁠גְּדוֹלָ֑ה</w:t>
+      </w:r>
+    </w:p>
+    <w:p>
+      <w:pPr/>
+      <w:r>
+        <w:rPr>
+          <w:lang w:val="fr_FR" w:bidi="fr_FR"/>
+        </w:rPr>
+      </w:r>
+      <w:r>
+        <w:rPr>
           <w:b/>
           <w:lang w:val="fr_FR" w:bidi="fr_FR"/>
         </w:rPr>
@@ -13358,6 +14828,20 @@
       </w:r>
       <w:r>
         <w:rPr>
+          <w:lang w:val="fr_FR" w:bidi="fr_FR"/>
+        </w:rPr>
+        <w:t>ק֛וּם</w:t>
+      </w:r>
+    </w:p>
+    <w:p>
+      <w:pPr/>
+      <w:r>
+        <w:rPr>
+          <w:lang w:val="fr_FR" w:bidi="fr_FR"/>
+        </w:rPr>
+      </w:r>
+      <w:r>
+        <w:rPr>
           <w:b/>
           <w:lang w:val="fr_FR" w:bidi="fr_FR"/>
         </w:rPr>
@@ -13484,6 +14968,20 @@
       </w:r>
       <w:r>
         <w:rPr>
+          <w:lang w:val="fr_FR" w:bidi="fr_FR"/>
+        </w:rPr>
+        <w:t>וִּ⁠קְרָ֤א אֵלֶ֨י⁠הָ֙ אֶת־הַ⁠קְּרִיאָ֔ה אֲשֶׁ֥ר אָנֹכִ֖י דֹּבֵ֥ר אֵלֶֽי⁠ךָ</w:t>
+      </w:r>
+    </w:p>
+    <w:p>
+      <w:pPr/>
+      <w:r>
+        <w:rPr>
+          <w:lang w:val="fr_FR" w:bidi="fr_FR"/>
+        </w:rPr>
+      </w:r>
+      <w:r>
+        <w:rPr>
           <w:b/>
           <w:lang w:val="fr_FR" w:bidi="fr_FR"/>
         </w:rPr>
@@ -13609,6 +15107,20 @@
         <w:rPr>
           <w:lang w:val="fr_FR" w:bidi="fr_FR"/>
         </w:rPr>
+      </w:r>
+    </w:p>
+    <w:p>
+      <w:pPr/>
+      <w:r>
+        <w:rPr>
+          <w:lang w:val="fr_FR" w:bidi="fr_FR"/>
+        </w:rPr>
+      </w:r>
+      <w:r>
+        <w:rPr>
+          <w:lang w:val="fr_FR" w:bidi="fr_FR"/>
+        </w:rPr>
+        <w:t>וַ⁠יָּ֣קָם יוֹנָ֗ה וַ⁠יֵּ֛לֶךְ אֶל־נִֽינְוֶ֖ה כִּ⁠דְבַ֣ר יְהוָ֑ה</w:t>
       </w:r>
     </w:p>
     <w:p>
@@ -13747,6 +15259,20 @@
       </w:r>
       <w:r>
         <w:rPr>
+          <w:lang w:val="fr_FR" w:bidi="fr_FR"/>
+        </w:rPr>
+        <w:t>כִּ⁠דְבַ֣ר יְהוָ֑ה</w:t>
+      </w:r>
+    </w:p>
+    <w:p>
+      <w:pPr/>
+      <w:r>
+        <w:rPr>
+          <w:lang w:val="fr_FR" w:bidi="fr_FR"/>
+        </w:rPr>
+      </w:r>
+      <w:r>
+        <w:rPr>
           <w:b/>
           <w:lang w:val="fr_FR" w:bidi="fr_FR"/>
         </w:rPr>
@@ -13843,6 +15369,20 @@
       </w:r>
       <w:r>
         <w:rPr>
+          <w:lang w:val="fr_FR" w:bidi="fr_FR"/>
+        </w:rPr>
+        <w:t>וְ⁠נִֽינְוֵ֗ה הָיְתָ֤ה עִיר־גְּדוֹלָה֙ לֵֽ⁠אלֹהִ֔ים מַהֲלַ֖ךְ שְׁלֹ֥שֶׁת יָמִֽים</w:t>
+      </w:r>
+    </w:p>
+    <w:p>
+      <w:pPr/>
+      <w:r>
+        <w:rPr>
+          <w:lang w:val="fr_FR" w:bidi="fr_FR"/>
+        </w:rPr>
+      </w:r>
+      <w:r>
+        <w:rPr>
           <w:b/>
           <w:lang w:val="fr_FR" w:bidi="fr_FR"/>
         </w:rPr>
@@ -13939,6 +15479,20 @@
       </w:r>
       <w:r>
         <w:rPr>
+          <w:lang w:val="fr_FR" w:bidi="fr_FR"/>
+        </w:rPr>
+        <w:t>עִיר־גְּדוֹלָה֙ לֵֽ⁠אלֹהִ֔ים</w:t>
+      </w:r>
+    </w:p>
+    <w:p>
+      <w:pPr/>
+      <w:r>
+        <w:rPr>
+          <w:lang w:val="fr_FR" w:bidi="fr_FR"/>
+        </w:rPr>
+      </w:r>
+      <w:r>
+        <w:rPr>
           <w:b/>
           <w:lang w:val="fr_FR" w:bidi="fr_FR"/>
         </w:rPr>
@@ -14075,6 +15629,20 @@
       </w:r>
       <w:r>
         <w:rPr>
+          <w:lang w:val="fr_FR" w:bidi="fr_FR"/>
+        </w:rPr>
+        <w:t>מַהֲלַ֖ךְ שְׁלֹ֥שֶׁת יָמִֽים</w:t>
+      </w:r>
+    </w:p>
+    <w:p>
+      <w:pPr/>
+      <w:r>
+        <w:rPr>
+          <w:lang w:val="fr_FR" w:bidi="fr_FR"/>
+        </w:rPr>
+      </w:r>
+      <w:r>
+        <w:rPr>
           <w:b/>
           <w:lang w:val="fr_FR" w:bidi="fr_FR"/>
         </w:rPr>
@@ -14172,6 +15740,20 @@
       </w:r>
       <w:r>
         <w:rPr>
+          <w:lang w:val="fr_FR" w:bidi="fr_FR"/>
+        </w:rPr>
+        <w:t>וַ⁠יָּ֤חֶל יוֹנָה֙ לָ⁠ב֣וֹא בָ⁠עִ֔יר מַהֲלַ֖ךְ י֣וֹם אֶחָ֑ד וַ⁠יִּקְרָא֙</w:t>
+      </w:r>
+    </w:p>
+    <w:p>
+      <w:pPr/>
+      <w:r>
+        <w:rPr>
+          <w:lang w:val="fr_FR" w:bidi="fr_FR"/>
+        </w:rPr>
+      </w:r>
+      <w:r>
+        <w:rPr>
           <w:b/>
           <w:lang w:val="fr_FR" w:bidi="fr_FR"/>
         </w:rPr>
@@ -14268,6 +15850,20 @@
       </w:r>
       <w:r>
         <w:rPr>
+          <w:lang w:val="fr_FR" w:bidi="fr_FR"/>
+        </w:rPr>
+        <w:t>וַ⁠יִּקְרָא֙ וַ⁠יֹּאמַ֔ר</w:t>
+      </w:r>
+    </w:p>
+    <w:p>
+      <w:pPr/>
+      <w:r>
+        <w:rPr>
+          <w:lang w:val="fr_FR" w:bidi="fr_FR"/>
+        </w:rPr>
+      </w:r>
+      <w:r>
+        <w:rPr>
           <w:b/>
           <w:lang w:val="fr_FR" w:bidi="fr_FR"/>
         </w:rPr>
@@ -14378,6 +15974,20 @@
       </w:r>
       <w:r>
         <w:rPr>
+          <w:lang w:val="fr_FR" w:bidi="fr_FR"/>
+        </w:rPr>
+        <w:t>ע֚וֹד אַרְבָּעִ֣ים י֔וֹם</w:t>
+      </w:r>
+    </w:p>
+    <w:p>
+      <w:pPr/>
+      <w:r>
+        <w:rPr>
+          <w:lang w:val="fr_FR" w:bidi="fr_FR"/>
+        </w:rPr>
+      </w:r>
+      <w:r>
+        <w:rPr>
           <w:b/>
           <w:lang w:val="fr_FR" w:bidi="fr_FR"/>
         </w:rPr>
@@ -14441,6 +16051,20 @@
       </w:r>
       <w:r>
         <w:rPr>
+          <w:lang w:val="fr_FR" w:bidi="fr_FR"/>
+        </w:rPr>
+        <w:t>וְ⁠נִֽינְוֵ֖ה נֶהְפָּֽכֶת</w:t>
+      </w:r>
+    </w:p>
+    <w:p>
+      <w:pPr/>
+      <w:r>
+        <w:rPr>
+          <w:lang w:val="fr_FR" w:bidi="fr_FR"/>
+        </w:rPr>
+      </w:r>
+      <w:r>
+        <w:rPr>
           <w:b/>
           <w:lang w:val="fr_FR" w:bidi="fr_FR"/>
         </w:rPr>
@@ -14538,6 +16162,20 @@
       </w:r>
       <w:r>
         <w:rPr>
+          <w:lang w:val="fr_FR" w:bidi="fr_FR"/>
+        </w:rPr>
+        <w:t>וַ⁠יִּקְרְאוּ־צוֹם֙ וַ⁠יִּלְבְּשׁ֣וּ שַׂקִּ֔ים</w:t>
+      </w:r>
+    </w:p>
+    <w:p>
+      <w:pPr/>
+      <w:r>
+        <w:rPr>
+          <w:lang w:val="fr_FR" w:bidi="fr_FR"/>
+        </w:rPr>
+      </w:r>
+      <w:r>
+        <w:rPr>
           <w:b/>
           <w:lang w:val="fr_FR" w:bidi="fr_FR"/>
         </w:rPr>
@@ -14621,6 +16259,20 @@
       </w:r>
       <w:r>
         <w:rPr>
+          <w:lang w:val="fr_FR" w:bidi="fr_FR"/>
+        </w:rPr>
+        <w:t>מִ⁠גְּדוֹלָ֖⁠ם וְ⁠עַד־קְטַנָּֽ⁠ם</w:t>
+      </w:r>
+    </w:p>
+    <w:p>
+      <w:pPr/>
+      <w:r>
+        <w:rPr>
+          <w:lang w:val="fr_FR" w:bidi="fr_FR"/>
+        </w:rPr>
+      </w:r>
+      <w:r>
+        <w:rPr>
           <w:b/>
           <w:lang w:val="fr_FR" w:bidi="fr_FR"/>
         </w:rPr>
@@ -14714,6 +16366,20 @@
       </w:r>
       <w:r>
         <w:rPr>
+          <w:lang w:val="fr_FR" w:bidi="fr_FR"/>
+        </w:rPr>
+        <w:t>אַנְשֵׁ֥י נִֽינְוֵ֖ה</w:t>
+      </w:r>
+    </w:p>
+    <w:p>
+      <w:pPr/>
+      <w:r>
+        <w:rPr>
+          <w:lang w:val="fr_FR" w:bidi="fr_FR"/>
+        </w:rPr>
+      </w:r>
+      <w:r>
+        <w:rPr>
           <w:b/>
           <w:lang w:val="fr_FR" w:bidi="fr_FR"/>
         </w:rPr>
@@ -14824,6 +16490,20 @@
       </w:r>
       <w:r>
         <w:rPr>
+          <w:lang w:val="fr_FR" w:bidi="fr_FR"/>
+        </w:rPr>
+        <w:t>הַ⁠דָּבָר֙</w:t>
+      </w:r>
+    </w:p>
+    <w:p>
+      <w:pPr/>
+      <w:r>
+        <w:rPr>
+          <w:lang w:val="fr_FR" w:bidi="fr_FR"/>
+        </w:rPr>
+      </w:r>
+      <w:r>
+        <w:rPr>
           <w:b/>
           <w:lang w:val="fr_FR" w:bidi="fr_FR"/>
         </w:rPr>
@@ -14947,6 +16627,20 @@
       </w:r>
       <w:r>
         <w:rPr>
+          <w:lang w:val="fr_FR" w:bidi="fr_FR"/>
+        </w:rPr>
+        <w:t>וַ⁠יָּ֨קָם֙ מִ⁠כִּסְא֔⁠וֹ וַ⁠יַּעֲבֵ֥ר אַדַּרְתּ֖⁠וֹ מֵֽ⁠עָלָ֑י⁠ו</w:t>
+      </w:r>
+    </w:p>
+    <w:p>
+      <w:pPr/>
+      <w:r>
+        <w:rPr>
+          <w:lang w:val="fr_FR" w:bidi="fr_FR"/>
+        </w:rPr>
+      </w:r>
+      <w:r>
+        <w:rPr>
           <w:b/>
           <w:lang w:val="fr_FR" w:bidi="fr_FR"/>
         </w:rPr>
@@ -15057,6 +16751,20 @@
       </w:r>
       <w:r>
         <w:rPr>
+          <w:lang w:val="fr_FR" w:bidi="fr_FR"/>
+        </w:rPr>
+        <w:t>מִ⁠כִּסְא֔⁠וֹ</w:t>
+      </w:r>
+    </w:p>
+    <w:p>
+      <w:pPr/>
+      <w:r>
+        <w:rPr>
+          <w:lang w:val="fr_FR" w:bidi="fr_FR"/>
+        </w:rPr>
+      </w:r>
+      <w:r>
+        <w:rPr>
           <w:b/>
           <w:lang w:val="fr_FR" w:bidi="fr_FR"/>
         </w:rPr>
@@ -15153,6 +16861,20 @@
       </w:r>
       <w:r>
         <w:rPr>
+          <w:lang w:val="fr_FR" w:bidi="fr_FR"/>
+        </w:rPr>
+        <w:t>וַ⁠יְכַ֣ס שַׂ֔ק וַ⁠יֵּ֖שֶׁב עַל־הָ⁠אֵֽפֶר</w:t>
+      </w:r>
+    </w:p>
+    <w:p>
+      <w:pPr/>
+      <w:r>
+        <w:rPr>
+          <w:lang w:val="fr_FR" w:bidi="fr_FR"/>
+        </w:rPr>
+      </w:r>
+      <w:r>
+        <w:rPr>
           <w:b/>
           <w:lang w:val="fr_FR" w:bidi="fr_FR"/>
         </w:rPr>
@@ -15298,6 +17020,20 @@
       </w:r>
       <w:r>
         <w:rPr>
+          <w:lang w:val="fr_FR" w:bidi="fr_FR"/>
+        </w:rPr>
+        <w:t>וַ⁠יַּזְעֵ֗ק וַ⁠יֹּ֨אמֶר֙</w:t>
+      </w:r>
+    </w:p>
+    <w:p>
+      <w:pPr/>
+      <w:r>
+        <w:rPr>
+          <w:lang w:val="fr_FR" w:bidi="fr_FR"/>
+        </w:rPr>
+      </w:r>
+      <w:r>
+        <w:rPr>
           <w:b/>
           <w:lang w:val="fr_FR" w:bidi="fr_FR"/>
         </w:rPr>
@@ -15422,6 +17158,20 @@
       </w:r>
       <w:r>
         <w:rPr>
+          <w:lang w:val="fr_FR" w:bidi="fr_FR"/>
+        </w:rPr>
+        <w:t>מִ⁠טַּ֧עַם הַ⁠מֶּ֛לֶךְ וּ⁠גְדֹלָ֖י⁠ו</w:t>
+      </w:r>
+    </w:p>
+    <w:p>
+      <w:pPr/>
+      <w:r>
+        <w:rPr>
+          <w:lang w:val="fr_FR" w:bidi="fr_FR"/>
+        </w:rPr>
+      </w:r>
+      <w:r>
+        <w:rPr>
           <w:b/>
           <w:lang w:val="fr_FR" w:bidi="fr_FR"/>
         </w:rPr>
@@ -15499,6 +17249,20 @@
       </w:r>
       <w:r>
         <w:rPr>
+          <w:lang w:val="fr_FR" w:bidi="fr_FR"/>
+        </w:rPr>
+        <w:t>וּ⁠גְדֹלָ֖י⁠ו</w:t>
+      </w:r>
+    </w:p>
+    <w:p>
+      <w:pPr/>
+      <w:r>
+        <w:rPr>
+          <w:lang w:val="fr_FR" w:bidi="fr_FR"/>
+        </w:rPr>
+      </w:r>
+      <w:r>
+        <w:rPr>
           <w:b/>
           <w:lang w:val="fr_FR" w:bidi="fr_FR"/>
         </w:rPr>
@@ -15595,6 +17359,20 @@
       </w:r>
       <w:r>
         <w:rPr>
+          <w:lang w:val="fr_FR" w:bidi="fr_FR"/>
+        </w:rPr>
+        <w:t>הַ⁠בָּקָ֣ר וְ⁠הַ⁠צֹּ֗אן</w:t>
+      </w:r>
+    </w:p>
+    <w:p>
+      <w:pPr/>
+      <w:r>
+        <w:rPr>
+          <w:lang w:val="fr_FR" w:bidi="fr_FR"/>
+        </w:rPr>
+      </w:r>
+      <w:r>
+        <w:rPr>
           <w:b/>
           <w:lang w:val="fr_FR" w:bidi="fr_FR"/>
         </w:rPr>
@@ -15704,6 +17482,20 @@
       </w:r>
       <w:r>
         <w:rPr>
+          <w:lang w:val="fr_FR" w:bidi="fr_FR"/>
+        </w:rPr>
+        <w:t>וַ⁠יַּזְעֵ֗ק וַ⁠יֹּ֨אמֶר֙</w:t>
+      </w:r>
+    </w:p>
+    <w:p>
+      <w:pPr/>
+      <w:r>
+        <w:rPr>
+          <w:lang w:val="fr_FR" w:bidi="fr_FR"/>
+        </w:rPr>
+      </w:r>
+      <w:r>
+        <w:rPr>
           <w:b/>
           <w:lang w:val="fr_FR" w:bidi="fr_FR"/>
         </w:rPr>
@@ -15801,6 +17593,20 @@
       </w:r>
       <w:r>
         <w:rPr>
+          <w:lang w:val="fr_FR" w:bidi="fr_FR"/>
+        </w:rPr>
+        <w:t>וְ⁠הַ⁠בְּהֵמָ֔ה</w:t>
+      </w:r>
+    </w:p>
+    <w:p>
+      <w:pPr/>
+      <w:r>
+        <w:rPr>
+          <w:lang w:val="fr_FR" w:bidi="fr_FR"/>
+        </w:rPr>
+      </w:r>
+      <w:r>
+        <w:rPr>
           <w:b/>
           <w:lang w:val="fr_FR" w:bidi="fr_FR"/>
         </w:rPr>
@@ -15884,6 +17690,20 @@
       </w:r>
       <w:r>
         <w:rPr>
+          <w:lang w:val="fr_FR" w:bidi="fr_FR"/>
+        </w:rPr>
+        <w:t>וְ⁠יִקְרְא֥וּ אֶל־אֱלֹהִ֖ים בְּ⁠חָזְקָ֑ה</w:t>
+      </w:r>
+    </w:p>
+    <w:p>
+      <w:pPr/>
+      <w:r>
+        <w:rPr>
+          <w:lang w:val="fr_FR" w:bidi="fr_FR"/>
+        </w:rPr>
+      </w:r>
+      <w:r>
+        <w:rPr>
           <w:b/>
           <w:lang w:val="fr_FR" w:bidi="fr_FR"/>
         </w:rPr>
@@ -15967,6 +17787,20 @@
       </w:r>
       <w:r>
         <w:rPr>
+          <w:lang w:val="fr_FR" w:bidi="fr_FR"/>
+        </w:rPr>
+        <w:t>הֶ⁠חָמָ֖ס אֲשֶׁ֥ר בְּ⁠כַפֵּי⁠הֶֽם</w:t>
+      </w:r>
+    </w:p>
+    <w:p>
+      <w:pPr/>
+      <w:r>
+        <w:rPr>
+          <w:lang w:val="fr_FR" w:bidi="fr_FR"/>
+        </w:rPr>
+      </w:r>
+      <w:r>
+        <w:rPr>
           <w:b/>
           <w:lang w:val="fr_FR" w:bidi="fr_FR"/>
         </w:rPr>
@@ -16105,6 +17939,20 @@
       </w:r>
       <w:r>
         <w:rPr>
+          <w:lang w:val="fr_FR" w:bidi="fr_FR"/>
+        </w:rPr>
+        <w:t>וְ⁠יִקְרְא֥וּ</w:t>
+      </w:r>
+    </w:p>
+    <w:p>
+      <w:pPr/>
+      <w:r>
+        <w:rPr>
+          <w:lang w:val="fr_FR" w:bidi="fr_FR"/>
+        </w:rPr>
+      </w:r>
+      <w:r>
+        <w:rPr>
           <w:b/>
           <w:lang w:val="fr_FR" w:bidi="fr_FR"/>
         </w:rPr>
@@ -16201,6 +18049,20 @@
       </w:r>
       <w:r>
         <w:rPr>
+          <w:lang w:val="fr_FR" w:bidi="fr_FR"/>
+        </w:rPr>
+        <w:t>מִֽי־יוֹדֵ֣עַ</w:t>
+      </w:r>
+    </w:p>
+    <w:p>
+      <w:pPr/>
+      <w:r>
+        <w:rPr>
+          <w:lang w:val="fr_FR" w:bidi="fr_FR"/>
+        </w:rPr>
+      </w:r>
+      <w:r>
+        <w:rPr>
           <w:b/>
           <w:lang w:val="fr_FR" w:bidi="fr_FR"/>
         </w:rPr>
@@ -16284,6 +18146,20 @@
       </w:r>
       <w:r>
         <w:rPr>
+          <w:lang w:val="fr_FR" w:bidi="fr_FR"/>
+        </w:rPr>
+        <w:t>יָשׁ֔וּב וְ⁠נִחַ֖ם הָ⁠אֱלֹהִ֑ים</w:t>
+      </w:r>
+    </w:p>
+    <w:p>
+      <w:pPr/>
+      <w:r>
+        <w:rPr>
+          <w:lang w:val="fr_FR" w:bidi="fr_FR"/>
+        </w:rPr>
+      </w:r>
+      <w:r>
+        <w:rPr>
           <w:b/>
           <w:lang w:val="fr_FR" w:bidi="fr_FR"/>
         </w:rPr>
@@ -16381,6 +18257,20 @@
       </w:r>
       <w:r>
         <w:rPr>
+          <w:lang w:val="fr_FR" w:bidi="fr_FR"/>
+        </w:rPr>
+        <w:t>מֵ⁠חֲר֥וֹן אַפּ֖⁠וֹ</w:t>
+      </w:r>
+    </w:p>
+    <w:p>
+      <w:pPr/>
+      <w:r>
+        <w:rPr>
+          <w:lang w:val="fr_FR" w:bidi="fr_FR"/>
+        </w:rPr>
+      </w:r>
+      <w:r>
+        <w:rPr>
           <w:b/>
           <w:lang w:val="fr_FR" w:bidi="fr_FR"/>
         </w:rPr>
@@ -16478,6 +18368,20 @@
       </w:r>
       <w:r>
         <w:rPr>
+          <w:lang w:val="fr_FR" w:bidi="fr_FR"/>
+        </w:rPr>
+        <w:t>וְ⁠לֹ֥א נֹאבֵֽד</w:t>
+      </w:r>
+    </w:p>
+    <w:p>
+      <w:pPr/>
+      <w:r>
+        <w:rPr>
+          <w:lang w:val="fr_FR" w:bidi="fr_FR"/>
+        </w:rPr>
+      </w:r>
+      <w:r>
+        <w:rPr>
           <w:b/>
           <w:lang w:val="fr_FR" w:bidi="fr_FR"/>
         </w:rPr>
@@ -16575,6 +18479,20 @@
       </w:r>
       <w:r>
         <w:rPr>
+          <w:lang w:val="fr_FR" w:bidi="fr_FR"/>
+        </w:rPr>
+        <w:t>וַ⁠יַּ֤רְא הָֽ⁠אֱלֹהִים֙ אֶֽת־מַ֣עֲשֵׂי⁠הֶ֔ם כִּי־שָׁ֖בוּ מִ⁠דַּרְכָּ֣⁠ם הָ⁠רָעָ֑ה</w:t>
+      </w:r>
+    </w:p>
+    <w:p>
+      <w:pPr/>
+      <w:r>
+        <w:rPr>
+          <w:lang w:val="fr_FR" w:bidi="fr_FR"/>
+        </w:rPr>
+      </w:r>
+      <w:r>
+        <w:rPr>
           <w:b/>
           <w:lang w:val="fr_FR" w:bidi="fr_FR"/>
         </w:rPr>
@@ -16652,6 +18570,20 @@
       </w:r>
       <w:r>
         <w:rPr>
+          <w:lang w:val="fr_FR" w:bidi="fr_FR"/>
+        </w:rPr>
+        <w:t>שָׁ֖בוּ מִ⁠דַּרְכָּ֣⁠ם הָ⁠רָעָ֑ה</w:t>
+      </w:r>
+    </w:p>
+    <w:p>
+      <w:pPr/>
+      <w:r>
+        <w:rPr>
+          <w:lang w:val="fr_FR" w:bidi="fr_FR"/>
+        </w:rPr>
+      </w:r>
+      <w:r>
+        <w:rPr>
           <w:b/>
           <w:lang w:val="fr_FR" w:bidi="fr_FR"/>
         </w:rPr>
@@ -16775,6 +18707,20 @@
       </w:r>
       <w:r>
         <w:rPr>
+          <w:lang w:val="fr_FR" w:bidi="fr_FR"/>
+        </w:rPr>
+        <w:t>עַל־הָ⁠רָעָ֛ה</w:t>
+      </w:r>
+    </w:p>
+    <w:p>
+      <w:pPr/>
+      <w:r>
+        <w:rPr>
+          <w:lang w:val="fr_FR" w:bidi="fr_FR"/>
+        </w:rPr>
+      </w:r>
+      <w:r>
+        <w:rPr>
           <w:b/>
           <w:lang w:val="fr_FR" w:bidi="fr_FR"/>
         </w:rPr>
@@ -16872,6 +18818,20 @@
       </w:r>
       <w:r>
         <w:rPr>
+          <w:lang w:val="fr_FR" w:bidi="fr_FR"/>
+        </w:rPr>
+        <w:t>וְ⁠לֹ֥א עָשָֽׂה</w:t>
+      </w:r>
+    </w:p>
+    <w:p>
+      <w:pPr/>
+      <w:r>
+        <w:rPr>
+          <w:lang w:val="fr_FR" w:bidi="fr_FR"/>
+        </w:rPr>
+      </w:r>
+      <w:r>
+        <w:rPr>
           <w:b/>
           <w:lang w:val="fr_FR" w:bidi="fr_FR"/>
         </w:rPr>
@@ -16957,6 +18917,20 @@
         <w:rPr>
           <w:lang w:val="fr_FR" w:bidi="fr_FR"/>
         </w:rPr>
+      </w:r>
+    </w:p>
+    <w:p>
+      <w:pPr/>
+      <w:r>
+        <w:rPr>
+          <w:lang w:val="fr_FR" w:bidi="fr_FR"/>
+        </w:rPr>
+      </w:r>
+      <w:r>
+        <w:rPr>
+          <w:lang w:val="fr_FR" w:bidi="fr_FR"/>
+        </w:rPr>
+        <w:t>הָ⁠רָעָ֛ה</w:t>
       </w:r>
     </w:p>
     <w:p>
@@ -17516,6 +19490,20 @@
       </w:r>
       <w:r>
         <w:rPr>
+          <w:lang w:val="fr_FR" w:bidi="fr_FR"/>
+        </w:rPr>
+        <w:t>וַ⁠יֵּ֥רַע אֶל־יוֹנָ֖ה</w:t>
+      </w:r>
+    </w:p>
+    <w:p>
+      <w:pPr/>
+      <w:r>
+        <w:rPr>
+          <w:lang w:val="fr_FR" w:bidi="fr_FR"/>
+        </w:rPr>
+      </w:r>
+      <w:r>
+        <w:rPr>
           <w:b/>
           <w:lang w:val="fr_FR" w:bidi="fr_FR"/>
         </w:rPr>
@@ -17613,6 +19601,20 @@
       </w:r>
       <w:r>
         <w:rPr>
+          <w:lang w:val="fr_FR" w:bidi="fr_FR"/>
+        </w:rPr>
+        <w:t>וַ⁠יִּ֖חַר לֽ⁠וֹ</w:t>
+      </w:r>
+    </w:p>
+    <w:p>
+      <w:pPr/>
+      <w:r>
+        <w:rPr>
+          <w:lang w:val="fr_FR" w:bidi="fr_FR"/>
+        </w:rPr>
+      </w:r>
+      <w:r>
+        <w:rPr>
           <w:b/>
           <w:lang w:val="fr_FR" w:bidi="fr_FR"/>
         </w:rPr>
@@ -17737,6 +19739,20 @@
       </w:r>
       <w:r>
         <w:rPr>
+          <w:lang w:val="fr_FR" w:bidi="fr_FR"/>
+        </w:rPr>
+        <w:t>וַ⁠יֵּ֥רַע</w:t>
+      </w:r>
+    </w:p>
+    <w:p>
+      <w:pPr/>
+      <w:r>
+        <w:rPr>
+          <w:lang w:val="fr_FR" w:bidi="fr_FR"/>
+        </w:rPr>
+      </w:r>
+      <w:r>
+        <w:rPr>
           <w:b/>
           <w:lang w:val="fr_FR" w:bidi="fr_FR"/>
         </w:rPr>
@@ -17833,6 +19849,20 @@
       </w:r>
       <w:r>
         <w:rPr>
+          <w:lang w:val="fr_FR" w:bidi="fr_FR"/>
+        </w:rPr>
+        <w:t>וַ⁠יֵּ֥רַע אֶל־יוֹנָ֖ה רָעָ֣ה גְדוֹלָ֑ה</w:t>
+      </w:r>
+    </w:p>
+    <w:p>
+      <w:pPr/>
+      <w:r>
+        <w:rPr>
+          <w:lang w:val="fr_FR" w:bidi="fr_FR"/>
+        </w:rPr>
+      </w:r>
+      <w:r>
+        <w:rPr>
           <w:b/>
           <w:lang w:val="fr_FR" w:bidi="fr_FR"/>
         </w:rPr>
@@ -17943,6 +19973,20 @@
       </w:r>
       <w:r>
         <w:rPr>
+          <w:lang w:val="fr_FR" w:bidi="fr_FR"/>
+        </w:rPr>
+        <w:t>אָנָּ֤ה</w:t>
+      </w:r>
+    </w:p>
+    <w:p>
+      <w:pPr/>
+      <w:r>
+        <w:rPr>
+          <w:lang w:val="fr_FR" w:bidi="fr_FR"/>
+        </w:rPr>
+      </w:r>
+      <w:r>
+        <w:rPr>
           <w:b/>
           <w:lang w:val="fr_FR" w:bidi="fr_FR"/>
         </w:rPr>
@@ -18026,6 +20070,20 @@
       </w:r>
       <w:r>
         <w:rPr>
+          <w:lang w:val="fr_FR" w:bidi="fr_FR"/>
+        </w:rPr>
+        <w:t>יְהוָה֙ הֲ⁠לוֹא־זֶ֣ה דְבָרִ֗⁠י עַד־הֱיוֹתִ⁠י֙ עַל־אַדְמָתִ֔⁠י</w:t>
+      </w:r>
+    </w:p>
+    <w:p>
+      <w:pPr/>
+      <w:r>
+        <w:rPr>
+          <w:lang w:val="fr_FR" w:bidi="fr_FR"/>
+        </w:rPr>
+      </w:r>
+      <w:r>
+        <w:rPr>
           <w:b/>
           <w:lang w:val="fr_FR" w:bidi="fr_FR"/>
         </w:rPr>
@@ -18123,6 +20181,20 @@
       </w:r>
       <w:r>
         <w:rPr>
+          <w:lang w:val="fr_FR" w:bidi="fr_FR"/>
+        </w:rPr>
+        <w:t>יְהוָה֙ הֲ⁠לוֹא־זֶ֣ה דְבָרִ֗⁠י עַד־הֱיוֹתִ⁠י֙ עַל־אַדְמָתִ֔⁠י</w:t>
+      </w:r>
+    </w:p>
+    <w:p>
+      <w:pPr/>
+      <w:r>
+        <w:rPr>
+          <w:lang w:val="fr_FR" w:bidi="fr_FR"/>
+        </w:rPr>
+      </w:r>
+      <w:r>
+        <w:rPr>
           <w:b/>
           <w:lang w:val="fr_FR" w:bidi="fr_FR"/>
         </w:rPr>
@@ -18220,6 +20292,20 @@
       </w:r>
       <w:r>
         <w:rPr>
+          <w:lang w:val="fr_FR" w:bidi="fr_FR"/>
+        </w:rPr>
+        <w:t>אֶ֤רֶךְ אַפַּ֨יִם֙</w:t>
+      </w:r>
+    </w:p>
+    <w:p>
+      <w:pPr/>
+      <w:r>
+        <w:rPr>
+          <w:lang w:val="fr_FR" w:bidi="fr_FR"/>
+        </w:rPr>
+      </w:r>
+      <w:r>
+        <w:rPr>
           <w:b/>
           <w:lang w:val="fr_FR" w:bidi="fr_FR"/>
         </w:rPr>
@@ -18330,6 +20416,20 @@
       </w:r>
       <w:r>
         <w:rPr>
+          <w:lang w:val="fr_FR" w:bidi="fr_FR"/>
+        </w:rPr>
+        <w:t>וְ⁠רַב־חֶ֔סֶד</w:t>
+      </w:r>
+    </w:p>
+    <w:p>
+      <w:pPr/>
+      <w:r>
+        <w:rPr>
+          <w:lang w:val="fr_FR" w:bidi="fr_FR"/>
+        </w:rPr>
+      </w:r>
+      <w:r>
+        <w:rPr>
           <w:b/>
           <w:lang w:val="fr_FR" w:bidi="fr_FR"/>
         </w:rPr>
@@ -18382,6 +20482,20 @@
         <w:rPr>
           <w:lang w:val="fr_FR" w:bidi="fr_FR"/>
         </w:rPr>
+      </w:r>
+    </w:p>
+    <w:p>
+      <w:pPr/>
+      <w:r>
+        <w:rPr>
+          <w:lang w:val="fr_FR" w:bidi="fr_FR"/>
+        </w:rPr>
+      </w:r>
+      <w:r>
+        <w:rPr>
+          <w:lang w:val="fr_FR" w:bidi="fr_FR"/>
+        </w:rPr>
+        <w:t>וְ⁠נִחָ֖ם עַל־הָ⁠רָעָֽה</w:t>
       </w:r>
     </w:p>
     <w:p>
@@ -18507,6 +20621,20 @@
       </w:r>
       <w:r>
         <w:rPr>
+          <w:lang w:val="fr_FR" w:bidi="fr_FR"/>
+        </w:rPr>
+        <w:t>קַח־נָ֥א אֶת־נַפְשִׁ֖⁠י מִמֶּ֑⁠נִּי</w:t>
+      </w:r>
+    </w:p>
+    <w:p>
+      <w:pPr/>
+      <w:r>
+        <w:rPr>
+          <w:lang w:val="fr_FR" w:bidi="fr_FR"/>
+        </w:rPr>
+      </w:r>
+      <w:r>
+        <w:rPr>
           <w:b/>
           <w:lang w:val="fr_FR" w:bidi="fr_FR"/>
         </w:rPr>
@@ -18604,6 +20732,20 @@
       </w:r>
       <w:r>
         <w:rPr>
+          <w:lang w:val="fr_FR" w:bidi="fr_FR"/>
+        </w:rPr>
+        <w:t>כִּ֛י ט֥וֹב מוֹתִ֖⁠י מֵ⁠חַיָּֽ⁠י</w:t>
+      </w:r>
+    </w:p>
+    <w:p>
+      <w:pPr/>
+      <w:r>
+        <w:rPr>
+          <w:lang w:val="fr_FR" w:bidi="fr_FR"/>
+        </w:rPr>
+      </w:r>
+      <w:r>
+        <w:rPr>
           <w:b/>
           <w:lang w:val="fr_FR" w:bidi="fr_FR"/>
         </w:rPr>
@@ -18730,6 +20872,20 @@
         <w:rPr>
           <w:lang w:val="fr_FR" w:bidi="fr_FR"/>
         </w:rPr>
+      </w:r>
+    </w:p>
+    <w:p>
+      <w:pPr/>
+      <w:r>
+        <w:rPr>
+          <w:lang w:val="fr_FR" w:bidi="fr_FR"/>
+        </w:rPr>
+      </w:r>
+      <w:r>
+        <w:rPr>
+          <w:lang w:val="fr_FR" w:bidi="fr_FR"/>
+        </w:rPr>
+        <w:t>הַ⁠הֵיטֵ֖ב חָ֥רָה לָֽ⁠ךְ</w:t>
       </w:r>
     </w:p>
     <w:p>
@@ -18869,6 +21025,20 @@
       </w:r>
       <w:r>
         <w:rPr>
+          <w:lang w:val="fr_FR" w:bidi="fr_FR"/>
+        </w:rPr>
+        <w:t>הַ⁠הֵיטֵ֖ב חָ֥רָה לָֽ⁠ךְ</w:t>
+      </w:r>
+    </w:p>
+    <w:p>
+      <w:pPr/>
+      <w:r>
+        <w:rPr>
+          <w:lang w:val="fr_FR" w:bidi="fr_FR"/>
+        </w:rPr>
+      </w:r>
+      <w:r>
+        <w:rPr>
           <w:b/>
           <w:lang w:val="fr_FR" w:bidi="fr_FR"/>
         </w:rPr>
@@ -18952,6 +21122,20 @@
       </w:r>
       <w:r>
         <w:rPr>
+          <w:lang w:val="fr_FR" w:bidi="fr_FR"/>
+        </w:rPr>
+        <w:t>הַ⁠הֵיטֵ֖ב חָ֥רָה לָֽ⁠ךְ</w:t>
+      </w:r>
+    </w:p>
+    <w:p>
+      <w:pPr/>
+      <w:r>
+        <w:rPr>
+          <w:lang w:val="fr_FR" w:bidi="fr_FR"/>
+        </w:rPr>
+      </w:r>
+      <w:r>
+        <w:rPr>
           <w:b/>
           <w:lang w:val="fr_FR" w:bidi="fr_FR"/>
         </w:rPr>
@@ -19049,6 +21233,20 @@
       </w:r>
       <w:r>
         <w:rPr>
+          <w:lang w:val="fr_FR" w:bidi="fr_FR"/>
+        </w:rPr>
+        <w:t>מַה־יִּהְיֶ֖ה בָּ⁠עִֽיר</w:t>
+      </w:r>
+    </w:p>
+    <w:p>
+      <w:pPr/>
+      <w:r>
+        <w:rPr>
+          <w:lang w:val="fr_FR" w:bidi="fr_FR"/>
+        </w:rPr>
+      </w:r>
+      <w:r>
+        <w:rPr>
           <w:b/>
           <w:lang w:val="fr_FR" w:bidi="fr_FR"/>
         </w:rPr>
@@ -19146,6 +21344,20 @@
       </w:r>
       <w:r>
         <w:rPr>
+          <w:lang w:val="fr_FR" w:bidi="fr_FR"/>
+        </w:rPr>
+        <w:t>מֵ⁠עַ֣ל לְ⁠יוֹנָ֗ה לִֽ⁠הְי֥וֹת צֵל֙ עַל־רֹאשׁ֔⁠וֹ</w:t>
+      </w:r>
+    </w:p>
+    <w:p>
+      <w:pPr/>
+      <w:r>
+        <w:rPr>
+          <w:lang w:val="fr_FR" w:bidi="fr_FR"/>
+        </w:rPr>
+      </w:r>
+      <w:r>
+        <w:rPr>
           <w:b/>
           <w:lang w:val="fr_FR" w:bidi="fr_FR"/>
         </w:rPr>
@@ -19209,6 +21421,20 @@
       </w:r>
       <w:r>
         <w:rPr>
+          <w:lang w:val="fr_FR" w:bidi="fr_FR"/>
+        </w:rPr>
+        <w:t>לְ⁠הַצִּ֥יל ל֖⁠וֹ מֵ⁠רָֽעָת֑⁠וֹ</w:t>
+      </w:r>
+    </w:p>
+    <w:p>
+      <w:pPr/>
+      <w:r>
+        <w:rPr>
+          <w:lang w:val="fr_FR" w:bidi="fr_FR"/>
+        </w:rPr>
+      </w:r>
+      <w:r>
+        <w:rPr>
           <w:b/>
           <w:lang w:val="fr_FR" w:bidi="fr_FR"/>
         </w:rPr>
@@ -19373,6 +21599,20 @@
       </w:r>
       <w:r>
         <w:rPr>
+          <w:lang w:val="fr_FR" w:bidi="fr_FR"/>
+        </w:rPr>
+        <w:t>וַ⁠יִּשְׂמַ֥ח יוֹנָ֛ה &amp; שִׂמְחָ֥ה גְדוֹלָֽה</w:t>
+      </w:r>
+    </w:p>
+    <w:p>
+      <w:pPr/>
+      <w:r>
+        <w:rPr>
+          <w:lang w:val="fr_FR" w:bidi="fr_FR"/>
+        </w:rPr>
+      </w:r>
+      <w:r>
+        <w:rPr>
           <w:b/>
           <w:lang w:val="fr_FR" w:bidi="fr_FR"/>
         </w:rPr>
@@ -19484,6 +21724,20 @@
       </w:r>
       <w:r>
         <w:rPr>
+          <w:lang w:val="fr_FR" w:bidi="fr_FR"/>
+        </w:rPr>
+        <w:t>וַ⁠יְמַ֤ן הָֽ⁠אֱלֹהִים֙ תּוֹלַ֔עַת</w:t>
+      </w:r>
+    </w:p>
+    <w:p>
+      <w:pPr/>
+      <w:r>
+        <w:rPr>
+          <w:lang w:val="fr_FR" w:bidi="fr_FR"/>
+        </w:rPr>
+      </w:r>
+      <w:r>
+        <w:rPr>
           <w:b/>
           <w:lang w:val="fr_FR" w:bidi="fr_FR"/>
         </w:rPr>
@@ -19561,6 +21815,20 @@
       </w:r>
       <w:r>
         <w:rPr>
+          <w:lang w:val="fr_FR" w:bidi="fr_FR"/>
+        </w:rPr>
+        <w:t>וַ⁠יִּיבָֽשׁ</w:t>
+      </w:r>
+    </w:p>
+    <w:p>
+      <w:pPr/>
+      <w:r>
+        <w:rPr>
+          <w:lang w:val="fr_FR" w:bidi="fr_FR"/>
+        </w:rPr>
+      </w:r>
+      <w:r>
+        <w:rPr>
           <w:b/>
           <w:lang w:val="fr_FR" w:bidi="fr_FR"/>
         </w:rPr>
@@ -19672,6 +21940,20 @@
       </w:r>
       <w:r>
         <w:rPr>
+          <w:lang w:val="fr_FR" w:bidi="fr_FR"/>
+        </w:rPr>
+        <w:t>וַ⁠יְהִ֣י ׀ כִּ⁠זְרֹ֣חַ הַ⁠שֶּׁ֗מֶשׁ</w:t>
+      </w:r>
+    </w:p>
+    <w:p>
+      <w:pPr/>
+      <w:r>
+        <w:rPr>
+          <w:lang w:val="fr_FR" w:bidi="fr_FR"/>
+        </w:rPr>
+      </w:r>
+      <w:r>
+        <w:rPr>
           <w:b/>
           <w:lang w:val="fr_FR" w:bidi="fr_FR"/>
         </w:rPr>
@@ -19769,6 +22051,20 @@
       </w:r>
       <w:r>
         <w:rPr>
+          <w:lang w:val="fr_FR" w:bidi="fr_FR"/>
+        </w:rPr>
+        <w:t>וַ⁠יְמַ֨ן אֱלֹהִ֜ים ר֤וּחַ קָדִים֙ חֲרִישִׁ֔ית</w:t>
+      </w:r>
+    </w:p>
+    <w:p>
+      <w:pPr/>
+      <w:r>
+        <w:rPr>
+          <w:lang w:val="fr_FR" w:bidi="fr_FR"/>
+        </w:rPr>
+      </w:r>
+      <w:r>
+        <w:rPr>
           <w:b/>
           <w:lang w:val="fr_FR" w:bidi="fr_FR"/>
         </w:rPr>
@@ -19879,6 +22175,20 @@
       </w:r>
       <w:r>
         <w:rPr>
+          <w:lang w:val="fr_FR" w:bidi="fr_FR"/>
+        </w:rPr>
+        <w:t>וַ⁠תַּ֥ךְ הַ⁠שֶּׁ֛מֶשׁ עַל</w:t>
+      </w:r>
+    </w:p>
+    <w:p>
+      <w:pPr/>
+      <w:r>
+        <w:rPr>
+          <w:lang w:val="fr_FR" w:bidi="fr_FR"/>
+        </w:rPr>
+      </w:r>
+      <w:r>
+        <w:rPr>
           <w:b/>
           <w:lang w:val="fr_FR" w:bidi="fr_FR"/>
         </w:rPr>
@@ -19988,6 +22298,20 @@
       </w:r>
       <w:r>
         <w:rPr>
+          <w:lang w:val="fr_FR" w:bidi="fr_FR"/>
+        </w:rPr>
+        <w:t>עַל־רֹ֥אשׁ יוֹנָ֖ה</w:t>
+      </w:r>
+    </w:p>
+    <w:p>
+      <w:pPr/>
+      <w:r>
+        <w:rPr>
+          <w:lang w:val="fr_FR" w:bidi="fr_FR"/>
+        </w:rPr>
+      </w:r>
+      <w:r>
+        <w:rPr>
           <w:b/>
           <w:lang w:val="fr_FR" w:bidi="fr_FR"/>
         </w:rPr>
@@ -20097,6 +22421,20 @@
       </w:r>
       <w:r>
         <w:rPr>
+          <w:lang w:val="fr_FR" w:bidi="fr_FR"/>
+        </w:rPr>
+        <w:t>וַ⁠יִּתְעַלָּ֑ף</w:t>
+      </w:r>
+    </w:p>
+    <w:p>
+      <w:pPr/>
+      <w:r>
+        <w:rPr>
+          <w:lang w:val="fr_FR" w:bidi="fr_FR"/>
+        </w:rPr>
+      </w:r>
+      <w:r>
+        <w:rPr>
           <w:b/>
           <w:lang w:val="fr_FR" w:bidi="fr_FR"/>
         </w:rPr>
@@ -20163,6 +22501,20 @@
         <w:rPr>
           <w:lang w:val="fr_FR" w:bidi="fr_FR"/>
         </w:rPr>
+      </w:r>
+    </w:p>
+    <w:p>
+      <w:pPr/>
+      <w:r>
+        <w:rPr>
+          <w:lang w:val="fr_FR" w:bidi="fr_FR"/>
+        </w:rPr>
+      </w:r>
+      <w:r>
+        <w:rPr>
+          <w:lang w:val="fr_FR" w:bidi="fr_FR"/>
+        </w:rPr>
+        <w:t>וַ⁠יִּשְׁאַ֤ל אֶת־נַפְשׁ⁠וֹ֙ לָ⁠מ֔וּת</w:t>
       </w:r>
     </w:p>
     <w:p>
@@ -20357,6 +22709,20 @@
       </w:r>
       <w:r>
         <w:rPr>
+          <w:lang w:val="fr_FR" w:bidi="fr_FR"/>
+        </w:rPr>
+        <w:t>ט֥וֹב מוֹתִ֖⁠י מֵ⁠חַיָּֽ⁠י</w:t>
+      </w:r>
+    </w:p>
+    <w:p>
+      <w:pPr/>
+      <w:r>
+        <w:rPr>
+          <w:lang w:val="fr_FR" w:bidi="fr_FR"/>
+        </w:rPr>
+      </w:r>
+      <w:r>
+        <w:rPr>
           <w:b/>
           <w:lang w:val="fr_FR" w:bidi="fr_FR"/>
         </w:rPr>
@@ -20512,6 +22878,20 @@
       </w:r>
       <w:r>
         <w:rPr>
+          <w:lang w:val="fr_FR" w:bidi="fr_FR"/>
+        </w:rPr>
+        <w:t>הַ⁠הֵיטֵ֥ב חָרָֽה־לְ⁠ךָ֖ עַל־הַ⁠קִּֽיקָי֑וֹן</w:t>
+      </w:r>
+    </w:p>
+    <w:p>
+      <w:pPr/>
+      <w:r>
+        <w:rPr>
+          <w:lang w:val="fr_FR" w:bidi="fr_FR"/>
+        </w:rPr>
+      </w:r>
+      <w:r>
+        <w:rPr>
           <w:b/>
           <w:lang w:val="fr_FR" w:bidi="fr_FR"/>
         </w:rPr>
@@ -20597,6 +22977,20 @@
         <w:rPr>
           <w:lang w:val="fr_FR" w:bidi="fr_FR"/>
         </w:rPr>
+      </w:r>
+    </w:p>
+    <w:p>
+      <w:pPr/>
+      <w:r>
+        <w:rPr>
+          <w:lang w:val="fr_FR" w:bidi="fr_FR"/>
+        </w:rPr>
+      </w:r>
+      <w:r>
+        <w:rPr>
+          <w:lang w:val="fr_FR" w:bidi="fr_FR"/>
+        </w:rPr>
+        <w:t>חָרָֽה־לְ⁠ךָ֖ &amp; חָֽרָה־לִ֖⁠י</w:t>
       </w:r>
     </w:p>
     <w:p>
@@ -20777,6 +23171,20 @@
       </w:r>
       <w:r>
         <w:rPr>
+          <w:lang w:val="fr_FR" w:bidi="fr_FR"/>
+        </w:rPr>
+        <w:t>וַ⁠יֹּ֣אמֶר יְהוָ֔ה</w:t>
+      </w:r>
+    </w:p>
+    <w:p>
+      <w:pPr/>
+      <w:r>
+        <w:rPr>
+          <w:lang w:val="fr_FR" w:bidi="fr_FR"/>
+        </w:rPr>
+      </w:r>
+      <w:r>
+        <w:rPr>
           <w:b/>
           <w:lang w:val="fr_FR" w:bidi="fr_FR"/>
         </w:rPr>
@@ -20874,6 +23282,20 @@
       </w:r>
       <w:r>
         <w:rPr>
+          <w:lang w:val="fr_FR" w:bidi="fr_FR"/>
+        </w:rPr>
+        <w:t>שֶׁ⁠בִּן־לַ֥יְלָה הָיָ֖ה וּ⁠בִן־לַ֥יְלָה אָבָֽד</w:t>
+      </w:r>
+    </w:p>
+    <w:p>
+      <w:pPr/>
+      <w:r>
+        <w:rPr>
+          <w:lang w:val="fr_FR" w:bidi="fr_FR"/>
+        </w:rPr>
+      </w:r>
+      <w:r>
+        <w:rPr>
           <w:b/>
           <w:lang w:val="fr_FR" w:bidi="fr_FR"/>
         </w:rPr>
@@ -21000,6 +23422,20 @@
         <w:rPr>
           <w:lang w:val="fr_FR" w:bidi="fr_FR"/>
         </w:rPr>
+      </w:r>
+    </w:p>
+    <w:p>
+      <w:pPr/>
+      <w:r>
+        <w:rPr>
+          <w:lang w:val="fr_FR" w:bidi="fr_FR"/>
+        </w:rPr>
+      </w:r>
+      <w:r>
+        <w:rPr>
+          <w:lang w:val="fr_FR" w:bidi="fr_FR"/>
+        </w:rPr>
+        <w:t>וַֽ⁠אֲנִי֙</w:t>
       </w:r>
     </w:p>
     <w:p>
@@ -21139,6 +23575,20 @@
       </w:r>
       <w:r>
         <w:rPr>
+          <w:lang w:val="fr_FR" w:bidi="fr_FR"/>
+        </w:rPr>
+        <w:t>וַֽ⁠אֲנִי֙ לֹ֣א אָח֔וּס עַל־נִינְוֵ֖ה הָ⁠עִ֣יר הַ⁠גְּדוֹלָ֑ה אֲשֶׁ֣ר יֶשׁ־בָּ֡⁠הּ הַרְבֵּה֩ מִֽ⁠שְׁתֵּים־עֶשְׂרֵ֨ה רִבּ֜וֹ אָדָ֗ם אֲשֶׁ֤ר לֹֽא־יָדַע֙ בֵּין־יְמִינ֣⁠וֹ לִ⁠שְׂמֹאל֔⁠וֹ וּ⁠בְהֵמָ֖ה רַבָּֽה</w:t>
+      </w:r>
+    </w:p>
+    <w:p>
+      <w:pPr/>
+      <w:r>
+        <w:rPr>
+          <w:lang w:val="fr_FR" w:bidi="fr_FR"/>
+        </w:rPr>
+      </w:r>
+      <w:r>
+        <w:rPr>
           <w:b/>
           <w:lang w:val="fr_FR" w:bidi="fr_FR"/>
         </w:rPr>
@@ -21236,6 +23686,20 @@
       </w:r>
       <w:r>
         <w:rPr>
+          <w:lang w:val="fr_FR" w:bidi="fr_FR"/>
+        </w:rPr>
+        <w:t>אֲשֶׁ֣ר יֶשׁ־בָּ֡⁠הּ הַרְבֵּה֩</w:t>
+      </w:r>
+    </w:p>
+    <w:p>
+      <w:pPr/>
+      <w:r>
+        <w:rPr>
+          <w:lang w:val="fr_FR" w:bidi="fr_FR"/>
+        </w:rPr>
+      </w:r>
+      <w:r>
+        <w:rPr>
           <w:b/>
           <w:lang w:val="fr_FR" w:bidi="fr_FR"/>
         </w:rPr>
@@ -21360,6 +23824,20 @@
       </w:r>
       <w:r>
         <w:rPr>
+          <w:lang w:val="fr_FR" w:bidi="fr_FR"/>
+        </w:rPr>
+        <w:t>מִֽ⁠שְׁתֵּים־עֶשְׂרֵ֨ה רִבּ֜וֹ</w:t>
+      </w:r>
+    </w:p>
+    <w:p>
+      <w:pPr/>
+      <w:r>
+        <w:rPr>
+          <w:lang w:val="fr_FR" w:bidi="fr_FR"/>
+        </w:rPr>
+      </w:r>
+      <w:r>
+        <w:rPr>
           <w:b/>
           <w:lang w:val="fr_FR" w:bidi="fr_FR"/>
         </w:rPr>
@@ -21445,6 +23923,20 @@
         <w:rPr>
           <w:lang w:val="fr_FR" w:bidi="fr_FR"/>
         </w:rPr>
+      </w:r>
+    </w:p>
+    <w:p>
+      <w:pPr/>
+      <w:r>
+        <w:rPr>
+          <w:lang w:val="fr_FR" w:bidi="fr_FR"/>
+        </w:rPr>
+      </w:r>
+      <w:r>
+        <w:rPr>
+          <w:lang w:val="fr_FR" w:bidi="fr_FR"/>
+        </w:rPr>
+        <w:t>אֲשֶׁ֤ר לֹֽא־יָדַע֙ בֵּין־יְמִינ֣⁠וֹ לִ⁠שְׂמֹאל֔⁠וֹ</w:t>
       </w:r>
     </w:p>
     <w:p>

--- a/fra/docx/32.content.docx
+++ b/fra/docx/32.content.docx
@@ -28,49 +28,15 @@
       </w:r>
     </w:p>
     <w:p>
-      <w:pPr>
-        <w:pStyle w:val="Heading2"/>
-      </w:pPr>
-      <w:r>
-        <w:rPr>
-          <w:lang w:val="fr_FR" w:bidi="fr_FR"/>
-        </w:rPr>
-        <w:t>License Information</w:t>
-      </w:r>
-      <w:r>
-        <w:rPr>
-          <w:lang w:val="fr_FR" w:bidi="fr_FR"/>
-        </w:rPr>
-      </w:r>
-    </w:p>
-    <w:p>
-      <w:pPr/>
-      <w:r>
-        <w:rPr>
-          <w:lang w:val="fr_FR" w:bidi="fr_FR"/>
-        </w:rPr>
-      </w:r>
-      <w:r>
-        <w:rPr>
-          <w:b/>
-          <w:lang w:val="fr_FR" w:bidi="fr_FR"/>
-        </w:rPr>
-        <w:t>Notes de traduction (unfoldingWord)</w:t>
-      </w:r>
-      <w:r>
-        <w:rPr>
-          <w:lang w:val="fr_FR" w:bidi="fr_FR"/>
-        </w:rPr>
-        <w:t xml:space="preserve"> (French) is based on</w:t>
-      </w:r>
-      <w:r>
-        <w:rPr>
-          <w:lang w:val="fr_FR" w:bidi="fr_FR"/>
-        </w:rPr>
-        <w:t xml:space="preserve">: </w:t>
-      </w:r>
-      <w:r>
-        <w:rPr>
+      <w:pPr/>
+      <w:r>
+        <w:rPr>
+          <w:lang w:val="fr_FR" w:bidi="fr_FR"/>
+        </w:rPr>
+      </w:r>
+      <w:r>
+        <w:rPr>
+          <w:b/>
           <w:lang w:val="fr_FR" w:bidi="fr_FR"/>
         </w:rPr>
         <w:t>unfoldingWord® Translation Notes</w:t>
@@ -79,62 +45,31 @@
         <w:rPr>
           <w:lang w:val="fr_FR" w:bidi="fr_FR"/>
         </w:rPr>
-        <w:t xml:space="preserve">, </w:t>
-      </w:r>
-      <w:hyperlink r:id="rId13">
-        <w:r>
-          <w:rPr>
-            <w:lang w:val="fr_FR" w:bidi="fr_FR"/>
-          </w:rPr>
-          <w:rPr>
-            <w:color w:val="0000EE"/>
-            <w:u w:val="single"/>
-          </w:rPr>
-          <w:t>unfoldingWord</w:t>
-        </w:r>
-      </w:hyperlink>
-      <w:r>
-        <w:rPr>
-          <w:lang w:val="fr_FR" w:bidi="fr_FR"/>
-        </w:rPr>
-        <w:t xml:space="preserve">, 2022, which is licensed under a </w:t>
-      </w:r>
-      <w:hyperlink r:id="rId14">
-        <w:r>
-          <w:rPr>
-            <w:lang w:val="fr_FR" w:bidi="fr_FR"/>
-          </w:rPr>
-          <w:rPr>
-            <w:color w:val="0000EE"/>
-            <w:u w:val="single"/>
-          </w:rPr>
-          <w:t>CC BY-SA 4.0 license</w:t>
-        </w:r>
-      </w:hyperlink>
-      <w:r>
-        <w:rPr>
-          <w:lang w:val="fr_FR" w:bidi="fr_FR"/>
-        </w:rPr>
-        <w:t>.</w:t>
-      </w:r>
-      <w:r>
-        <w:rPr>
-          <w:lang w:val="fr_FR" w:bidi="fr_FR"/>
-        </w:rPr>
-      </w:r>
-    </w:p>
-    <w:p>
-      <w:pPr/>
-      <w:r>
-        <w:rPr>
-          <w:lang w:val="fr_FR" w:bidi="fr_FR"/>
-        </w:rPr>
-      </w:r>
-      <w:r>
-        <w:rPr>
-          <w:lang w:val="fr_FR" w:bidi="fr_FR"/>
-        </w:rPr>
-        <w:t>This PDF version is provided under the same license.</w:t>
+        <w:t xml:space="preserve"> © 2022 unfoldingWord. Released under CC BY-SA 4.0 license. </w:t>
+      </w:r>
+      <w:r>
+        <w:rPr>
+          <w:lang w:val="fr_FR" w:bidi="fr_FR"/>
+        </w:rPr>
+        <w:t>unfoldingWord® Translation Notes</w:t>
+      </w:r>
+      <w:r>
+        <w:rPr>
+          <w:lang w:val="fr_FR" w:bidi="fr_FR"/>
+        </w:rPr>
+        <w:t xml:space="preserve"> has been adapted in the following languages: Tok Pisin, Arabic (عربي), French (Français), Hindi (हिंदी), Indonesian (Bahasa Indonesia), Portuguese (Português), Russian (Русский), Spanish (Español), Swahili (Kiswahili), and Simplified Chinese (简体中文) from </w:t>
+      </w:r>
+      <w:r>
+        <w:rPr>
+          <w:lang w:val="fr_FR" w:bidi="fr_FR"/>
+        </w:rPr>
+        <w:t>unfoldingWord® Translation Notes</w:t>
+      </w:r>
+      <w:r>
+        <w:rPr>
+          <w:lang w:val="fr_FR" w:bidi="fr_FR"/>
+        </w:rPr>
+        <w:t xml:space="preserve"> © 2022 unfoldingWord. Released under CC BY-SA 4.0 license by Mission Mutual</w:t>
       </w:r>
       <w:r>
         <w:rPr>
@@ -888,7 +823,7 @@
         </w:rPr>
         <w:t xml:space="preserve">Dans </w:t>
       </w:r>
-      <w:hyperlink r:id="rId15">
+      <w:hyperlink r:id="rId13">
         <w:r>
           <w:rPr>
             <w:lang w:val="fr_FR" w:bidi="fr_FR"/>
@@ -2230,7 +2165,7 @@
         </w:rPr>
         <w:t xml:space="preserve"> signifient que Jonas a agi en réponse au commandement de l'Éternel. Cependant, son action a été de désobéir et non d'obéir. Si vos lecteurs ne comprendront pas cela avec cette formulation, vous pouvez exprimer le sens clairement. Vérifiez également comment vous avez traduit cette expression idiomatique dans </w:t>
       </w:r>
-      <w:hyperlink r:id="rId16">
+      <w:hyperlink r:id="rId14">
         <w:r>
           <w:rPr>
             <w:lang w:val="fr_FR" w:bidi="fr_FR"/>
@@ -4385,7 +4320,7 @@
         </w:rPr>
         <w:t xml:space="preserve">Cette phrase est utilisée comme une expression idiomatique dans </w:t>
       </w:r>
-      <w:hyperlink r:id="rId16">
+      <w:hyperlink r:id="rId14">
         <w:r>
           <w:rPr>
             <w:lang w:val="fr_FR" w:bidi="fr_FR"/>
@@ -4403,7 +4338,7 @@
         </w:rPr>
         <w:t xml:space="preserve"> et </w:t>
       </w:r>
-      <w:hyperlink r:id="rId17">
+      <w:hyperlink r:id="rId15">
         <w:r>
           <w:rPr>
             <w:lang w:val="fr_FR" w:bidi="fr_FR"/>
@@ -4421,7 +4356,7 @@
         </w:rPr>
         <w:t xml:space="preserve">, et signifie se préparer à commencer l'activité qui est mentionnée ensuite (par exemple, aller à Ninive dans </w:t>
       </w:r>
-      <w:hyperlink r:id="rId16">
+      <w:hyperlink r:id="rId14">
         <w:r>
           <w:rPr>
             <w:lang w:val="fr_FR" w:bidi="fr_FR"/>
@@ -4439,7 +4374,7 @@
         </w:rPr>
         <w:t xml:space="preserve"> et s'enfuir dans </w:t>
       </w:r>
-      <w:hyperlink r:id="rId17">
+      <w:hyperlink r:id="rId15">
         <w:r>
           <w:rPr>
             <w:lang w:val="fr_FR" w:bidi="fr_FR"/>
@@ -7029,7 +6964,7 @@
         </w:rPr>
         <w:t>au</w:t>
       </w:r>
-      <w:hyperlink r:id="rId18">
+      <w:hyperlink r:id="rId16">
         <w:r>
           <w:rPr>
             <w:lang w:val="fr_FR" w:bidi="fr_FR"/>
@@ -7241,7 +7176,7 @@
         </w:rPr>
         <w:t xml:space="preserve">Dans le texte hébreu, littéralement : « La mer avançait et tempêtait » ou continuait de s'agiter. Vérifiez comment vous avez choisi de traduire cette expression idiomatique dans </w:t>
       </w:r>
-      <w:hyperlink r:id="rId19">
+      <w:hyperlink r:id="rId17">
         <w:r>
           <w:rPr>
             <w:lang w:val="fr_FR" w:bidi="fr_FR"/>
@@ -8484,7 +8419,7 @@
         </w:rPr>
         <w:t>Vérifiez comment vous avez traduit cette expression au</w:t>
       </w:r>
-      <w:hyperlink r:id="rId18">
+      <w:hyperlink r:id="rId16">
         <w:r>
           <w:rPr>
             <w:lang w:val="fr_FR" w:bidi="fr_FR"/>
@@ -13712,7 +13647,7 @@
         </w:rPr>
         <w:t xml:space="preserve">Ici, Jonas fait une déclaration sur l'Éternel à la troisième personne dans le cadre de sa prière. Si cela n'est pas naturel dans votre langue, vous pouvez en faire une adresse à la deuxième personne en utilisant « tu ». Voir aussi la note concernant la phrase : « Dans ma détresse, j'ai invoqué l'Éternel » dans </w:t>
       </w:r>
-      <w:hyperlink r:id="rId20">
+      <w:hyperlink r:id="rId18">
         <w:r>
           <w:rPr>
             <w:lang w:val="fr_FR" w:bidi="fr_FR"/>
@@ -14522,7 +14457,7 @@
         </w:rPr>
         <w:t xml:space="preserve">Cette phrase introduit la deuxième partie de l'histoire de Jonas. La même phrase a introduit la première partie de l'histoire dans </w:t>
       </w:r>
-      <w:hyperlink r:id="rId21">
+      <w:hyperlink r:id="rId19">
         <w:r>
           <w:rPr>
             <w:lang w:val="fr_FR" w:bidi="fr_FR"/>
@@ -14540,7 +14475,7 @@
         </w:rPr>
         <w:t xml:space="preserve">. Vérifiez comment vous l'avez traduite dans ce verset. Sachant qu'elle introduit ici la deuxième partie de l'histoire, qu'est-ce qui est le plus naturel dans votre langue ? D'utiliser la même expression que dans </w:t>
       </w:r>
-      <w:hyperlink r:id="rId21">
+      <w:hyperlink r:id="rId19">
         <w:r>
           <w:rPr>
             <w:lang w:val="fr_FR" w:bidi="fr_FR"/>
@@ -14669,7 +14604,7 @@
         </w:rPr>
         <w:t xml:space="preserve">Il s'agit d'une expression idiomatique signifiant que l'Éternel a parlé ou communiqué son message d'une manière ou d'une autre. Vérifiez comment vous avez traduit cette expression dans </w:t>
       </w:r>
-      <w:hyperlink r:id="rId21">
+      <w:hyperlink r:id="rId19">
         <w:r>
           <w:rPr>
             <w:lang w:val="fr_FR" w:bidi="fr_FR"/>
@@ -14798,7 +14733,7 @@
         </w:rPr>
         <w:t xml:space="preserve">Ici, comme dans </w:t>
       </w:r>
-      <w:hyperlink r:id="rId16">
+      <w:hyperlink r:id="rId14">
         <w:r>
           <w:rPr>
             <w:lang w:val="fr_FR" w:bidi="fr_FR"/>
@@ -14933,7 +14868,7 @@
         </w:rPr>
         <w:t xml:space="preserve"> est une expression idiomatique signifiant que Jonas doit agir et obéir à l'ordre qui va être donné, qui est d'« aller » (« va »). Si cette expression n'a pas cette signification dans votre langue, vous pouvez utiliser une expression idiomatique qui a ce sens dans votre langue ou exprimer son sens clairement. Vérifiez comment vous avez traduit cette expression dans </w:t>
       </w:r>
-      <w:hyperlink r:id="rId16">
+      <w:hyperlink r:id="rId14">
         <w:r>
           <w:rPr>
             <w:lang w:val="fr_FR" w:bidi="fr_FR"/>
@@ -14951,7 +14886,7 @@
         </w:rPr>
         <w:t xml:space="preserve"> et </w:t>
       </w:r>
-      <w:hyperlink r:id="rId17">
+      <w:hyperlink r:id="rId15">
         <w:r>
           <w:rPr>
             <w:lang w:val="fr_FR" w:bidi="fr_FR"/>
@@ -15242,7 +15177,7 @@
         </w:rPr>
         <w:t xml:space="preserve"> en réponse à l'ordre de l'Éternel d'« aller ». Il s'était également levé en </w:t>
       </w:r>
-      <w:hyperlink r:id="rId17">
+      <w:hyperlink r:id="rId15">
         <w:r>
           <w:rPr>
             <w:lang w:val="fr_FR" w:bidi="fr_FR"/>
@@ -19270,7 +19205,7 @@
         </w:rPr>
         <w:t xml:space="preserve">Dans le verset 2, Jonas attribue une série de caractéristiques ou de qualités à Dieu. Un lecteur juif de ce livre reconnaîtrait cela comme la description que l'Éternel donne de lui-même quand il parle avec Moïse sur la montagne du Sinaï (voir </w:t>
       </w:r>
-      <w:hyperlink r:id="rId22">
+      <w:hyperlink r:id="rId20">
         <w:r>
           <w:rPr>
             <w:lang w:val="fr_FR" w:bidi="fr_FR"/>
@@ -19425,7 +19360,7 @@
         </w:rPr>
         <w:t xml:space="preserve">Le mot hébreu traduit par « mal » dans la LSG est très vaste, incluant le mal moral, le mal physique et tout ce qui est mauvais. Dieu ne fait jamais de mal moral. Au verset 1, l'auteur dit que Jonas considère l'acte de miséricorde de Dieu d'épargner le peuple de Ninive comme un mal. Au verset 2, Jonas décrit Dieu comme « renonçant au mal ». Au verset 6, la situation et l'attitude de Jonas sont décrites comme mauvaises. Cela se produit après la description des actions des habitants de Ninive comme mauvaises en </w:t>
       </w:r>
-      <w:hyperlink r:id="rId16">
+      <w:hyperlink r:id="rId14">
         <w:r>
           <w:rPr>
             <w:lang w:val="fr_FR" w:bidi="fr_FR"/>
@@ -19443,7 +19378,7 @@
         </w:rPr>
         <w:t xml:space="preserve">, </w:t>
       </w:r>
-      <w:hyperlink r:id="rId23">
+      <w:hyperlink r:id="rId21">
         <w:r>
           <w:rPr>
             <w:lang w:val="fr_FR" w:bidi="fr_FR"/>
@@ -19461,7 +19396,7 @@
         </w:rPr>
         <w:t xml:space="preserve"> et </w:t>
       </w:r>
-      <w:hyperlink r:id="rId24">
+      <w:hyperlink r:id="rId22">
         <w:r>
           <w:rPr>
             <w:lang w:val="fr_FR" w:bidi="fr_FR"/>
@@ -19479,7 +19414,7 @@
         </w:rPr>
         <w:t xml:space="preserve">, ainsi qu'après la situation des marins en </w:t>
       </w:r>
-      <w:hyperlink r:id="rId25">
+      <w:hyperlink r:id="rId23">
         <w:r>
           <w:rPr>
             <w:lang w:val="fr_FR" w:bidi="fr_FR"/>
@@ -20604,7 +20539,7 @@
         </w:rPr>
         <w:t xml:space="preserve"> fait désigne la destruction physique de la ville de Ninive et de ses habitants. Cela ne désigne pas le mal moral. Dans ce contexte, cette phrase signifie que Dieu peut changer d'avis concernant l'idée de châtier des personnes qui pèchent. Cela signie qu'il peut choisir d'agir différemment quand les pécheurs se repentent de leur péché. Vous pouvez inclure cette information si c'est utile à vos lecteurs. Voir la discussion sur le mal dans l'introduction du chapitre, et voir comment vous avez traduit ce mot dans </w:t>
       </w:r>
-      <w:hyperlink r:id="rId26">
+      <w:hyperlink r:id="rId24">
         <w:r>
           <w:rPr>
             <w:lang w:val="fr_FR" w:bidi="fr_FR"/>
@@ -21008,7 +20943,7 @@
         </w:rPr>
         <w:t xml:space="preserve"> est une expression idiomatique qui décrit la colère de Jonas comme un feu brûlant en lui (littéralement : « ça te brûle »). Si cette expression n'a pas ce sens dans votre langue, vous pouvez utiliser une expression idiomatique qui a ce sens dans votre langue ou en exprimer le sens clairement. Vérifiez comment vous l'avez traduit dans </w:t>
       </w:r>
-      <w:hyperlink r:id="rId26">
+      <w:hyperlink r:id="rId24">
         <w:r>
           <w:rPr>
             <w:lang w:val="fr_FR" w:bidi="fr_FR"/>
@@ -22692,7 +22627,7 @@
         </w:rPr>
         <w:t xml:space="preserve">Si c'est plus naturel dans votre langue, vous pouvez utiliser une citation directe. Traduction alternative : « Jonas dit : " Je veux mourir " » ou « Jonas se dit : " Je veux mourir " ». S'il est nécessaire de préciser à qui la demande est adressée, vous pouvez préciser que c'est à lui-même (option 2), ou à Dieu (voir </w:t>
       </w:r>
-      <w:hyperlink r:id="rId27">
+      <w:hyperlink r:id="rId25">
         <w:r>
           <w:rPr>
             <w:lang w:val="fr_FR" w:bidi="fr_FR"/>
@@ -22861,7 +22796,7 @@
         </w:rPr>
         <w:t xml:space="preserve">, vous pouvez exprimer la même idée avec d'autres mots. vérifiez comment vous avez traduit dans </w:t>
       </w:r>
-      <w:hyperlink r:id="rId27">
+      <w:hyperlink r:id="rId25">
         <w:r>
           <w:rPr>
             <w:lang w:val="fr_FR" w:bidi="fr_FR"/>
@@ -23154,7 +23089,7 @@
         </w:rPr>
         <w:t xml:space="preserve"> correspondent à une expression idiomatique qui décrit la colère de Jonas comme un feu ardent en lui. Vérifiez votre traduction dans </w:t>
       </w:r>
-      <w:hyperlink r:id="rId26">
+      <w:hyperlink r:id="rId24">
         <w:r>
           <w:rPr>
             <w:lang w:val="fr_FR" w:bidi="fr_FR"/>
@@ -23558,7 +23493,7 @@
         </w:rPr>
         <w:t xml:space="preserve"> associée au « tu » du verset </w:t>
       </w:r>
-      <w:hyperlink r:id="rId28">
+      <w:hyperlink r:id="rId26">
         <w:r>
           <w:rPr>
             <w:lang w:val="fr_FR" w:bidi="fr_FR"/>

--- a/fra/docx/32.content.docx
+++ b/fra/docx/32.content.docx
@@ -141,13 +141,6 @@
         <w:rPr>
           <w:lang w:val="fr_FR" w:bidi="fr_FR"/>
         </w:rPr>
-      </w:r>
-      <w:r>
-        <w:rPr>
-          <w:i/>
-          <w:lang w:val="fr_FR" w:bidi="fr_FR"/>
-        </w:rPr>
-        <w:t>Jonas - Introduction, Jonas : Introduction au chapitre 1, Jonas 1.1 (#1), Jonas 1.1 (#2), Jonas 1.1 (#3), Jonas 1.2 (#2), Jonas 1.2 (#3), Jonas 1.2 (#4), Jonas 1.2 (#5), Jonas 1.2 (#1), Jonas 1.2 (#6), Jonas 1.3 (#2), Jonas 1.3 (#3), Jonas 1.3 (#4), Jonas 1.3 (#6), Jonas 1.3 (#7), Jonas 1.3 (#9), Jonas 1.3 (#10), Jonas 1.3 (#11), Jonas 1.4 (#1), Jonas 1.4 (#3), Jonas 1.4 (#4), Jonas 1.5 (#2), Jonas 1.5 (#3), Jonas 1.5 (#5), Jonas 1.5 (#6), Jonas 1.5 (#7), Jonas 1.5 (#8), Jonas 1.6 (#2), Jonas 1.6 (#3), Jonas 1.6 (#4), Jonas 1.6 (#5), Jonas 1.6 (#6), Jonas 1.6 (#7), Jonas 1.7 (#2), Jonas 1.7 (#5), Jonas 1.7 (#6), Jonas 1.7 (#8), Jonas 1.7 (#3), Jonas 1.7 (#4), Jonas 1.8 (#2), Jonas 1.8 (#3), Jonas 1.9 (#2), Jonas 1.10 (#2), Jonas 1.10 (#3), Jonas 1:10 (#4), Jonas 1.10 (#5), Jonas 1.10 (#6), Jonas 1.11 (#2), Jonas 1.11 (#3), Jonas 1.11 (#4), Jonas 1.11 (#5), Jonas 1.12 (#2), Jonas 1.12 (#3), Jonas 1.13 (#2), Jonas 1.13 (#3), Jonas 1.14 (#1), Jonas 1.14 (#2), Jonas 1.14 (#3), Jonas 1.14 (#4), Jonas 1.14 (#5), Jonas 1.14 (#7), Jonas 1.14 (#6), Jonas 1.15 (#1), Jonas 1.15 (#2), Jonas 1.16 (#2), Jonas 1.16 (#3), Jonas 2.1 (#1), Jonas 2.1 (#2), Jonas : Introduction au chapitre 2, Jonas 2.2 (#2), Jonas 2.3 (#2), Jonas 2.3 (#3), Jonas 2.3 (#4), Jonas 2.3 (#5), Jonas 2.3 (#6), Jonas 2.3 (#8), Jonas 2.3 (#9), Jonas 2.3 (#7), Jonas 2.4 (#2), Jonas 2.4 (#4), Jonas 2.4 (#6), Jonas 2.4 (#3), Jonas 2.4 (#5), Jonas 2.5 (#1), Jonas 2.5 (#2), Jonas 2.5 (#3), Jonas 2.5 (#4), Jonas 2.6 (#1), Jonas 2.6 (#2), Jonas 2.6 (#3), Jonas 2.6 (#4), Jonas 2.6 (#5), Jonas 2.7 (#1), Jonas 2.7 (#2), Jonas 2.7 (#4), Jonas 2.7 (#3), Jonas 2.7 (#5), Jonas 2.8 (#1), Jonas 2.8 (#2), Jonas 2.8 (#4), Jonas 2.8 (#3), Jonas 2.9 (#1), Jonas 2.9 (#2), Jonas 2.10 (#1), Jonas 2.10 (#2), Jonas 2.10 (#3), Jonas 2.10 (#5), Jonas 2.10 (#4), Jonas 2.11 (#4), Jonas 2.11 (#2), Jonas 2.11 (#3), Jonas : Introduction au chapitre 3, Jonas 3.1 (#2), Jonas 3.1 (#3), Jonas 3.2 (#2), Jonas 3.2 (#1), Jonas 3.2 (#3), Jonas 3.3 (#2), Jonas 3.3 (#3), Jonas 3.3 (#4), Jonas 3.3 (#5), Jonas 3.3 (#5), Jonas 3.4 (#2), Jonas 3.4 (#3), Jonas 3.4 (#4), Jonas 3.4 (#5), Jonas 3.5 (#3), Jonas 3.5 (#4), Jonas 3.5 (#2), Jonas 3.6 (#2), Jonas 3.6 (#4), Jonas 3.6 (#5), Jonas 3.6 (#6), Jonas 3.7 (#2), Jonas 3.7 (#4), Jonas 3.7 (#5), Jonas 3.7 (#6), Jonas 3.7 (#3), Jonas 3.8 (#1), Jonas 3.8 (#2), Jonas 3.8 (#4), Jonas 3.8 (#3), Jonas 3.9 (#1), Jonas 3.9 (#2), Jonas 3.9 (#3), Jonas 3.9 (#4), Jonas 3.10 (#2), Jonas 3.10 (#3), Jonas 3.10 (#4), Jonas 3.10 (#6), Jonas 3.10 (#5), Jonas : Introduction au chapitre 4, Jonas 4.1 (#1), Jonas 4.1 (#4), Jonas 4.1 (#2), Jonas 4.1 (#3), Jonas 4.2 (#1), Jonas 4.2 (#2), Jonas 4.2 (#3), Jonas 4.2 (#4), Jonas 4.2 (#5), Jonas 4.2 (#6), Jonas 4.3 (#1), Jonas 4.3 (#2), Jonas 4.4 (#2), Jonas 4.4 (#2), Jonas 4.4 (#4), Jonas 4.5 (#2), Jonas 4.6 (#1), Jonas 4.6 (#2), Jonas 4.6 (#4), Jonas 4.7 (#2), Jonas 4.7 (#3), Jonas 4.8 (#2), Jonas 4.8 (#4), Jonas 4.8 (#5), Jonas 4.8 (#7), Jonas 4.8 (#8), Jonas 4.8 (#9), Jonas 4.8 (#10), Jonas 4.9 (#2), Jonas 4.9 (#3), Jonas 4.10 (#1), Jonas 4.10 (#2), Jonas 4.11 (#1), Jonas 4.11 (#2), Jonas 4.11 (#3), Jonas 4.11 (#4), Jonas 4.11 (#5)</w:t>
       </w:r>
       <w:r>
         <w:rPr>

--- a/fra/docx/32.content.docx
+++ b/fra/docx/32.content.docx
@@ -19,7 +19,7 @@
         <w:rPr>
           <w:lang w:val="fr_FR" w:bidi="fr_FR"/>
         </w:rPr>
-        <w:t>Resource: Notes de traduction (unfoldingWord)</w:t>
+        <w:t>Resource: unfoldingWord® Translation Notes</w:t>
       </w:r>
       <w:r>
         <w:rPr>
@@ -90,7 +90,7 @@
         <w:rPr>
           <w:lang w:val="fr_FR" w:bidi="fr_FR"/>
         </w:rPr>
-        <w:t>Notes de traduction (unfoldingWord)</w:t>
+        <w:t>unfoldingWord® Translation Notes</w:t>
       </w:r>
     </w:p>
     <w:p>

--- a/fra/docx/32.content.docx
+++ b/fra/docx/32.content.docx
@@ -862,6 +862,20 @@
       </w:r>
       <w:r>
         <w:rPr>
+          <w:lang w:val="fr_FR" w:bidi="fr_FR"/>
+        </w:rPr>
+        <w:t>וַֽ⁠יְהִי֙ דְּבַר־יְהוָ֔ה</w:t>
+      </w:r>
+    </w:p>
+    <w:p>
+      <w:pPr/>
+      <w:r>
+        <w:rPr>
+          <w:lang w:val="fr_FR" w:bidi="fr_FR"/>
+        </w:rPr>
+      </w:r>
+      <w:r>
+        <w:rPr>
           <w:b/>
           <w:lang w:val="fr_FR" w:bidi="fr_FR"/>
         </w:rPr>
@@ -959,6 +973,20 @@
       </w:r>
       <w:r>
         <w:rPr>
+          <w:lang w:val="fr_FR" w:bidi="fr_FR"/>
+        </w:rPr>
+        <w:t>אֲמִתַּ֖י</w:t>
+      </w:r>
+    </w:p>
+    <w:p>
+      <w:pPr/>
+      <w:r>
+        <w:rPr>
+          <w:lang w:val="fr_FR" w:bidi="fr_FR"/>
+        </w:rPr>
+      </w:r>
+      <w:r>
+        <w:rPr>
           <w:b/>
           <w:lang w:val="fr_FR" w:bidi="fr_FR"/>
         </w:rPr>
@@ -1049,6 +1077,20 @@
       </w:r>
       <w:r>
         <w:rPr>
+          <w:lang w:val="fr_FR" w:bidi="fr_FR"/>
+        </w:rPr>
+        <w:t>נִֽינְוֵ֛ה הָ⁠עִ֥יר הַ⁠גְּדוֹלָ֖ה</w:t>
+      </w:r>
+    </w:p>
+    <w:p>
+      <w:pPr/>
+      <w:r>
+        <w:rPr>
+          <w:lang w:val="fr_FR" w:bidi="fr_FR"/>
+        </w:rPr>
+      </w:r>
+      <w:r>
+        <w:rPr>
           <w:b/>
           <w:lang w:val="fr_FR" w:bidi="fr_FR"/>
         </w:rPr>
@@ -1145,6 +1187,20 @@
       </w:r>
       <w:r>
         <w:rPr>
+          <w:lang w:val="fr_FR" w:bidi="fr_FR"/>
+        </w:rPr>
+        <w:t>ק֠וּם</w:t>
+      </w:r>
+    </w:p>
+    <w:p>
+      <w:pPr/>
+      <w:r>
+        <w:rPr>
+          <w:lang w:val="fr_FR" w:bidi="fr_FR"/>
+        </w:rPr>
+      </w:r>
+      <w:r>
+        <w:rPr>
           <w:b/>
           <w:lang w:val="fr_FR" w:bidi="fr_FR"/>
         </w:rPr>
@@ -1235,6 +1291,20 @@
       </w:r>
       <w:r>
         <w:rPr>
+          <w:lang w:val="fr_FR" w:bidi="fr_FR"/>
+        </w:rPr>
+        <w:t>וּ⁠קְרָ֣א עָלֶ֑י⁠הָ</w:t>
+      </w:r>
+    </w:p>
+    <w:p>
+      <w:pPr/>
+      <w:r>
+        <w:rPr>
+          <w:lang w:val="fr_FR" w:bidi="fr_FR"/>
+        </w:rPr>
+      </w:r>
+      <w:r>
+        <w:rPr>
           <w:b/>
           <w:lang w:val="fr_FR" w:bidi="fr_FR"/>
         </w:rPr>
@@ -1331,6 +1401,20 @@
       </w:r>
       <w:r>
         <w:rPr>
+          <w:lang w:val="fr_FR" w:bidi="fr_FR"/>
+        </w:rPr>
+        <w:t>עָלְתָ֥ה רָעָתָ֖⁠ם לְ⁠פָנָֽ⁠י</w:t>
+      </w:r>
+    </w:p>
+    <w:p>
+      <w:pPr/>
+      <w:r>
+        <w:rPr>
+          <w:lang w:val="fr_FR" w:bidi="fr_FR"/>
+        </w:rPr>
+      </w:r>
+      <w:r>
+        <w:rPr>
           <w:b/>
           <w:lang w:val="fr_FR" w:bidi="fr_FR"/>
         </w:rPr>
@@ -1454,6 +1538,20 @@
       </w:r>
       <w:r>
         <w:rPr>
+          <w:lang w:val="fr_FR" w:bidi="fr_FR"/>
+        </w:rPr>
+        <w:t>ק֠וּם לֵ֧ךְ אֶל־נִֽינְוֵ֛ה הָ⁠עִ֥יר הַ⁠גְּדוֹלָ֖ה וּ⁠קְרָ֣א עָלֶ֑י⁠הָ כִּֽי־עָלְתָ֥ה רָעָתָ֖⁠ם לְ⁠פָנָֽ⁠י</w:t>
+      </w:r>
+    </w:p>
+    <w:p>
+      <w:pPr/>
+      <w:r>
+        <w:rPr>
+          <w:lang w:val="fr_FR" w:bidi="fr_FR"/>
+        </w:rPr>
+      </w:r>
+      <w:r>
+        <w:rPr>
           <w:b/>
           <w:lang w:val="fr_FR" w:bidi="fr_FR"/>
         </w:rPr>
@@ -1537,6 +1635,20 @@
       </w:r>
       <w:r>
         <w:rPr>
+          <w:lang w:val="fr_FR" w:bidi="fr_FR"/>
+        </w:rPr>
+        <w:t>עָלְתָ֥ה רָעָתָ֖⁠ם לְ⁠פָנָֽ⁠י</w:t>
+      </w:r>
+    </w:p>
+    <w:p>
+      <w:pPr/>
+      <w:r>
+        <w:rPr>
+          <w:lang w:val="fr_FR" w:bidi="fr_FR"/>
+        </w:rPr>
+      </w:r>
+      <w:r>
+        <w:rPr>
           <w:b/>
           <w:lang w:val="fr_FR" w:bidi="fr_FR"/>
         </w:rPr>
@@ -1636,6 +1748,20 @@
         <w:rPr>
           <w:lang w:val="fr_FR" w:bidi="fr_FR"/>
         </w:rPr>
+      </w:r>
+    </w:p>
+    <w:p>
+      <w:pPr/>
+      <w:r>
+        <w:rPr>
+          <w:lang w:val="fr_FR" w:bidi="fr_FR"/>
+        </w:rPr>
+      </w:r>
+      <w:r>
+        <w:rPr>
+          <w:lang w:val="fr_FR" w:bidi="fr_FR"/>
+        </w:rPr>
+        <w:t>וַ⁠יָּ֤קָם יוֹנָה֙ לִ⁠בְרֹ֣חַ</w:t>
       </w:r>
     </w:p>
     <w:p>
@@ -1761,6 +1887,20 @@
       </w:r>
       <w:r>
         <w:rPr>
+          <w:lang w:val="fr_FR" w:bidi="fr_FR"/>
+        </w:rPr>
+        <w:t>מִ⁠לִּ⁠פְנֵ֖י יְהוָ֑ה &amp; מִ⁠לִּ⁠פְנֵ֖י יְהוָֽה</w:t>
+      </w:r>
+    </w:p>
+    <w:p>
+      <w:pPr/>
+      <w:r>
+        <w:rPr>
+          <w:lang w:val="fr_FR" w:bidi="fr_FR"/>
+        </w:rPr>
+      </w:r>
+      <w:r>
+        <w:rPr>
           <w:b/>
           <w:lang w:val="fr_FR" w:bidi="fr_FR"/>
         </w:rPr>
@@ -1874,6 +2014,20 @@
         <w:rPr>
           <w:lang w:val="fr_FR" w:bidi="fr_FR"/>
         </w:rPr>
+      </w:r>
+    </w:p>
+    <w:p>
+      <w:pPr/>
+      <w:r>
+        <w:rPr>
+          <w:lang w:val="fr_FR" w:bidi="fr_FR"/>
+        </w:rPr>
+      </w:r>
+      <w:r>
+        <w:rPr>
+          <w:lang w:val="fr_FR" w:bidi="fr_FR"/>
+        </w:rPr>
+        <w:t>לִ⁠בְרֹ֣חַ תַּרְשִׁ֔ישָׁ⁠ה</w:t>
       </w:r>
     </w:p>
     <w:p>
@@ -2040,6 +2194,20 @@
       </w:r>
       <w:r>
         <w:rPr>
+          <w:lang w:val="fr_FR" w:bidi="fr_FR"/>
+        </w:rPr>
+        <w:t>אָנִיָּ֣ה</w:t>
+      </w:r>
+    </w:p>
+    <w:p>
+      <w:pPr/>
+      <w:r>
+        <w:rPr>
+          <w:lang w:val="fr_FR" w:bidi="fr_FR"/>
+        </w:rPr>
+      </w:r>
+      <w:r>
+        <w:rPr>
           <w:b/>
           <w:lang w:val="fr_FR" w:bidi="fr_FR"/>
         </w:rPr>
@@ -2199,6 +2367,20 @@
       </w:r>
       <w:r>
         <w:rPr>
+          <w:lang w:val="fr_FR" w:bidi="fr_FR"/>
+        </w:rPr>
+        <w:t>וַ⁠יֵּ֤רֶד בָּ⁠הּ֙</w:t>
+      </w:r>
+    </w:p>
+    <w:p>
+      <w:pPr/>
+      <w:r>
+        <w:rPr>
+          <w:lang w:val="fr_FR" w:bidi="fr_FR"/>
+        </w:rPr>
+      </w:r>
+      <w:r>
+        <w:rPr>
           <w:b/>
           <w:lang w:val="fr_FR" w:bidi="fr_FR"/>
         </w:rPr>
@@ -2296,6 +2478,20 @@
       </w:r>
       <w:r>
         <w:rPr>
+          <w:lang w:val="fr_FR" w:bidi="fr_FR"/>
+        </w:rPr>
+        <w:t>עִמָּ⁠הֶם֙</w:t>
+      </w:r>
+    </w:p>
+    <w:p>
+      <w:pPr/>
+      <w:r>
+        <w:rPr>
+          <w:lang w:val="fr_FR" w:bidi="fr_FR"/>
+        </w:rPr>
+      </w:r>
+      <w:r>
+        <w:rPr>
           <w:b/>
           <w:lang w:val="fr_FR" w:bidi="fr_FR"/>
         </w:rPr>
@@ -2419,6 +2615,20 @@
       </w:r>
       <w:r>
         <w:rPr>
+          <w:lang w:val="fr_FR" w:bidi="fr_FR"/>
+        </w:rPr>
+        <w:t>וַֽ⁠יהוָ֗ה</w:t>
+      </w:r>
+    </w:p>
+    <w:p>
+      <w:pPr/>
+      <w:r>
+        <w:rPr>
+          <w:lang w:val="fr_FR" w:bidi="fr_FR"/>
+        </w:rPr>
+      </w:r>
+      <w:r>
+        <w:rPr>
           <w:b/>
           <w:lang w:val="fr_FR" w:bidi="fr_FR"/>
         </w:rPr>
@@ -2509,6 +2719,20 @@
       </w:r>
       <w:r>
         <w:rPr>
+          <w:lang w:val="fr_FR" w:bidi="fr_FR"/>
+        </w:rPr>
+        <w:t>וְ⁠הָ֣⁠אֳנִיָּ֔ה חִשְּׁבָ֖ה לְ⁠הִשָּׁבֵֽר</w:t>
+      </w:r>
+    </w:p>
+    <w:p>
+      <w:pPr/>
+      <w:r>
+        <w:rPr>
+          <w:lang w:val="fr_FR" w:bidi="fr_FR"/>
+        </w:rPr>
+      </w:r>
+      <w:r>
+        <w:rPr>
           <w:b/>
           <w:lang w:val="fr_FR" w:bidi="fr_FR"/>
         </w:rPr>
@@ -2619,6 +2843,20 @@
       </w:r>
       <w:r>
         <w:rPr>
+          <w:lang w:val="fr_FR" w:bidi="fr_FR"/>
+        </w:rPr>
+        <w:t>לְ⁠הִשָּׁבֵֽר</w:t>
+      </w:r>
+    </w:p>
+    <w:p>
+      <w:pPr/>
+      <w:r>
+        <w:rPr>
+          <w:lang w:val="fr_FR" w:bidi="fr_FR"/>
+        </w:rPr>
+      </w:r>
+      <w:r>
+        <w:rPr>
           <w:b/>
           <w:lang w:val="fr_FR" w:bidi="fr_FR"/>
         </w:rPr>
@@ -2716,6 +2954,20 @@
       </w:r>
       <w:r>
         <w:rPr>
+          <w:lang w:val="fr_FR" w:bidi="fr_FR"/>
+        </w:rPr>
+        <w:t>הַ⁠מַּלָּחִ֗ים</w:t>
+      </w:r>
+    </w:p>
+    <w:p>
+      <w:pPr/>
+      <w:r>
+        <w:rPr>
+          <w:lang w:val="fr_FR" w:bidi="fr_FR"/>
+        </w:rPr>
+      </w:r>
+      <w:r>
+        <w:rPr>
           <w:b/>
           <w:lang w:val="fr_FR" w:bidi="fr_FR"/>
         </w:rPr>
@@ -2812,6 +3064,20 @@
       </w:r>
       <w:r>
         <w:rPr>
+          <w:lang w:val="fr_FR" w:bidi="fr_FR"/>
+        </w:rPr>
+        <w:t>אֱלֹהָי⁠ו֒</w:t>
+      </w:r>
+    </w:p>
+    <w:p>
+      <w:pPr/>
+      <w:r>
+        <w:rPr>
+          <w:lang w:val="fr_FR" w:bidi="fr_FR"/>
+        </w:rPr>
+      </w:r>
+      <w:r>
+        <w:rPr>
           <w:b/>
           <w:lang w:val="fr_FR" w:bidi="fr_FR"/>
         </w:rPr>
@@ -2921,6 +3187,20 @@
       </w:r>
       <w:r>
         <w:rPr>
+          <w:lang w:val="fr_FR" w:bidi="fr_FR"/>
+        </w:rPr>
+        <w:t>לְ⁠הָקֵ֖ל מֵֽ⁠עֲלֵי⁠הֶ֑ם</w:t>
+      </w:r>
+    </w:p>
+    <w:p>
+      <w:pPr/>
+      <w:r>
+        <w:rPr>
+          <w:lang w:val="fr_FR" w:bidi="fr_FR"/>
+        </w:rPr>
+      </w:r>
+      <w:r>
+        <w:rPr>
           <w:b/>
           <w:lang w:val="fr_FR" w:bidi="fr_FR"/>
         </w:rPr>
@@ -3050,6 +3330,20 @@
       </w:r>
       <w:r>
         <w:rPr>
+          <w:lang w:val="fr_FR" w:bidi="fr_FR"/>
+        </w:rPr>
+        <w:t>וְ⁠יוֹנָ֗ה יָרַד֙ אֶל־יַרְכְּתֵ֣י הַ⁠סְּפִינָ֔ה וַ⁠יִּשְׁכַּ֖ב וַ⁠יֵּרָדַֽם</w:t>
+      </w:r>
+    </w:p>
+    <w:p>
+      <w:pPr/>
+      <w:r>
+        <w:rPr>
+          <w:lang w:val="fr_FR" w:bidi="fr_FR"/>
+        </w:rPr>
+      </w:r>
+      <w:r>
+        <w:rPr>
           <w:b/>
           <w:lang w:val="fr_FR" w:bidi="fr_FR"/>
         </w:rPr>
@@ -3161,6 +3455,20 @@
       </w:r>
       <w:r>
         <w:rPr>
+          <w:lang w:val="fr_FR" w:bidi="fr_FR"/>
+        </w:rPr>
+        <w:t>יַרְכְּתֵ֣י הַ⁠סְּפִינָ֔ה</w:t>
+      </w:r>
+    </w:p>
+    <w:p>
+      <w:pPr/>
+      <w:r>
+        <w:rPr>
+          <w:lang w:val="fr_FR" w:bidi="fr_FR"/>
+        </w:rPr>
+      </w:r>
+      <w:r>
+        <w:rPr>
           <w:b/>
           <w:lang w:val="fr_FR" w:bidi="fr_FR"/>
         </w:rPr>
@@ -3238,6 +3546,20 @@
       </w:r>
       <w:r>
         <w:rPr>
+          <w:lang w:val="fr_FR" w:bidi="fr_FR"/>
+        </w:rPr>
+        <w:t>וַ⁠יִּשְׁכַּ֖ב וַ⁠יֵּרָדַֽם</w:t>
+      </w:r>
+    </w:p>
+    <w:p>
+      <w:pPr/>
+      <w:r>
+        <w:rPr>
+          <w:lang w:val="fr_FR" w:bidi="fr_FR"/>
+        </w:rPr>
+      </w:r>
+      <w:r>
+        <w:rPr>
           <w:b/>
           <w:lang w:val="fr_FR" w:bidi="fr_FR"/>
         </w:rPr>
@@ -3315,6 +3637,20 @@
       </w:r>
       <w:r>
         <w:rPr>
+          <w:lang w:val="fr_FR" w:bidi="fr_FR"/>
+        </w:rPr>
+        <w:t>וַ⁠יִּקְרַ֤ב אֵלָי⁠ו֙ רַ֣ב הַ⁠חֹבֵ֔ל וַ⁠יֹּ֥אמֶר ל֖⁠וֹ</w:t>
+      </w:r>
+    </w:p>
+    <w:p>
+      <w:pPr/>
+      <w:r>
+        <w:rPr>
+          <w:lang w:val="fr_FR" w:bidi="fr_FR"/>
+        </w:rPr>
+      </w:r>
+      <w:r>
+        <w:rPr>
           <w:b/>
           <w:lang w:val="fr_FR" w:bidi="fr_FR"/>
         </w:rPr>
@@ -3466,6 +3802,20 @@
       </w:r>
       <w:r>
         <w:rPr>
+          <w:lang w:val="fr_FR" w:bidi="fr_FR"/>
+        </w:rPr>
+        <w:t>מַה־לְּ⁠ךָ֣ נִרְדָּ֑ם</w:t>
+      </w:r>
+    </w:p>
+    <w:p>
+      <w:pPr/>
+      <w:r>
+        <w:rPr>
+          <w:lang w:val="fr_FR" w:bidi="fr_FR"/>
+        </w:rPr>
+      </w:r>
+      <w:r>
+        <w:rPr>
           <w:b/>
           <w:lang w:val="fr_FR" w:bidi="fr_FR"/>
         </w:rPr>
@@ -3566,6 +3916,20 @@
         <w:rPr>
           <w:lang w:val="fr_FR" w:bidi="fr_FR"/>
         </w:rPr>
+      </w:r>
+    </w:p>
+    <w:p>
+      <w:pPr/>
+      <w:r>
+        <w:rPr>
+          <w:lang w:val="fr_FR" w:bidi="fr_FR"/>
+        </w:rPr>
+      </w:r>
+      <w:r>
+        <w:rPr>
+          <w:lang w:val="fr_FR" w:bidi="fr_FR"/>
+        </w:rPr>
+        <w:t>ק֚וּם</w:t>
       </w:r>
     </w:p>
     <w:p>
@@ -3712,6 +4076,20 @@
       </w:r>
       <w:r>
         <w:rPr>
+          <w:lang w:val="fr_FR" w:bidi="fr_FR"/>
+        </w:rPr>
+        <w:t>קְרָ֣א אֶל־אֱלֹהֶ֔י⁠ךָ</w:t>
+      </w:r>
+    </w:p>
+    <w:p>
+      <w:pPr/>
+      <w:r>
+        <w:rPr>
+          <w:lang w:val="fr_FR" w:bidi="fr_FR"/>
+        </w:rPr>
+      </w:r>
+      <w:r>
+        <w:rPr>
           <w:b/>
           <w:lang w:val="fr_FR" w:bidi="fr_FR"/>
         </w:rPr>
@@ -3802,6 +4180,20 @@
       </w:r>
       <w:r>
         <w:rPr>
+          <w:lang w:val="fr_FR" w:bidi="fr_FR"/>
+        </w:rPr>
+        <w:t>אוּלַ֞י יִתְעַשֵּׁ֧ת הָ⁠אֱלֹהִ֛ים לָ֖⁠נוּ וְ⁠לֹ֥א נֹאבֵֽד</w:t>
+      </w:r>
+    </w:p>
+    <w:p>
+      <w:pPr/>
+      <w:r>
+        <w:rPr>
+          <w:lang w:val="fr_FR" w:bidi="fr_FR"/>
+        </w:rPr>
+      </w:r>
+      <w:r>
+        <w:rPr>
           <w:b/>
           <w:lang w:val="fr_FR" w:bidi="fr_FR"/>
         </w:rPr>
@@ -3913,6 +4305,20 @@
       </w:r>
       <w:r>
         <w:rPr>
+          <w:lang w:val="fr_FR" w:bidi="fr_FR"/>
+        </w:rPr>
+        <w:t>וְ⁠לֹ֥א נֹאבֵֽד</w:t>
+      </w:r>
+    </w:p>
+    <w:p>
+      <w:pPr/>
+      <w:r>
+        <w:rPr>
+          <w:lang w:val="fr_FR" w:bidi="fr_FR"/>
+        </w:rPr>
+      </w:r>
+      <w:r>
+        <w:rPr>
           <w:b/>
           <w:lang w:val="fr_FR" w:bidi="fr_FR"/>
         </w:rPr>
@@ -4022,6 +4428,20 @@
       </w:r>
       <w:r>
         <w:rPr>
+          <w:lang w:val="fr_FR" w:bidi="fr_FR"/>
+        </w:rPr>
+        <w:t>וַ⁠יֹּאמְר֞וּ אִ֣ישׁ אֶל־רֵעֵ֗⁠הוּ</w:t>
+      </w:r>
+    </w:p>
+    <w:p>
+      <w:pPr/>
+      <w:r>
+        <w:rPr>
+          <w:lang w:val="fr_FR" w:bidi="fr_FR"/>
+        </w:rPr>
+      </w:r>
+      <w:r>
+        <w:rPr>
           <w:b/>
           <w:lang w:val="fr_FR" w:bidi="fr_FR"/>
         </w:rPr>
@@ -4132,6 +4552,20 @@
       </w:r>
       <w:r>
         <w:rPr>
+          <w:lang w:val="fr_FR" w:bidi="fr_FR"/>
+        </w:rPr>
+        <w:t>וְ⁠נֵ֣דְעָ֔ה בְּ⁠שֶׁ⁠לְּ⁠מִ֛י הָ⁠רָעָ֥ה הַ⁠זֹּ֖את לָ֑⁠נוּ</w:t>
+      </w:r>
+    </w:p>
+    <w:p>
+      <w:pPr/>
+      <w:r>
+        <w:rPr>
+          <w:lang w:val="fr_FR" w:bidi="fr_FR"/>
+        </w:rPr>
+      </w:r>
+      <w:r>
+        <w:rPr>
           <w:b/>
           <w:lang w:val="fr_FR" w:bidi="fr_FR"/>
         </w:rPr>
@@ -4305,6 +4739,20 @@
       </w:r>
       <w:r>
         <w:rPr>
+          <w:lang w:val="fr_FR" w:bidi="fr_FR"/>
+        </w:rPr>
+        <w:t>וַ⁠יִּפֹּ֥ל הַ⁠גּוֹרָ֖ל עַל־יוֹנָֽה</w:t>
+      </w:r>
+    </w:p>
+    <w:p>
+      <w:pPr/>
+      <w:r>
+        <w:rPr>
+          <w:lang w:val="fr_FR" w:bidi="fr_FR"/>
+        </w:rPr>
+      </w:r>
+      <w:r>
+        <w:rPr>
           <w:b/>
           <w:lang w:val="fr_FR" w:bidi="fr_FR"/>
         </w:rPr>
@@ -4401,6 +4849,20 @@
       </w:r>
       <w:r>
         <w:rPr>
+          <w:lang w:val="fr_FR" w:bidi="fr_FR"/>
+        </w:rPr>
+        <w:t>לְכוּ֙ וְ⁠נַפִּ֣ילָה גֽוֹרָל֔וֹת</w:t>
+      </w:r>
+    </w:p>
+    <w:p>
+      <w:pPr/>
+      <w:r>
+        <w:rPr>
+          <w:lang w:val="fr_FR" w:bidi="fr_FR"/>
+        </w:rPr>
+      </w:r>
+      <w:r>
+        <w:rPr>
           <w:b/>
           <w:lang w:val="fr_FR" w:bidi="fr_FR"/>
         </w:rPr>
@@ -4510,6 +4972,20 @@
       </w:r>
       <w:r>
         <w:rPr>
+          <w:lang w:val="fr_FR" w:bidi="fr_FR"/>
+        </w:rPr>
+        <w:t>וְ⁠נַפִּ֣ילָה גֽוֹרָל֔וֹת</w:t>
+      </w:r>
+    </w:p>
+    <w:p>
+      <w:pPr/>
+      <w:r>
+        <w:rPr>
+          <w:lang w:val="fr_FR" w:bidi="fr_FR"/>
+        </w:rPr>
+      </w:r>
+      <w:r>
+        <w:rPr>
           <w:b/>
           <w:lang w:val="fr_FR" w:bidi="fr_FR"/>
         </w:rPr>
@@ -4593,6 +5069,20 @@
       </w:r>
       <w:r>
         <w:rPr>
+          <w:lang w:val="fr_FR" w:bidi="fr_FR"/>
+        </w:rPr>
+        <w:t>וַ⁠יֹּאמְר֣וּ אֵלָ֔י⁠ו</w:t>
+      </w:r>
+    </w:p>
+    <w:p>
+      <w:pPr/>
+      <w:r>
+        <w:rPr>
+          <w:lang w:val="fr_FR" w:bidi="fr_FR"/>
+        </w:rPr>
+      </w:r>
+      <w:r>
+        <w:rPr>
           <w:b/>
           <w:lang w:val="fr_FR" w:bidi="fr_FR"/>
         </w:rPr>
@@ -4779,6 +5269,20 @@
       </w:r>
       <w:r>
         <w:rPr>
+          <w:lang w:val="fr_FR" w:bidi="fr_FR"/>
+        </w:rPr>
+        <w:t>יְהוָ֞ה &amp; אֲנִ֣י יָרֵ֔א</w:t>
+      </w:r>
+    </w:p>
+    <w:p>
+      <w:pPr/>
+      <w:r>
+        <w:rPr>
+          <w:lang w:val="fr_FR" w:bidi="fr_FR"/>
+        </w:rPr>
+      </w:r>
+      <w:r>
+        <w:rPr>
           <w:b/>
           <w:lang w:val="fr_FR" w:bidi="fr_FR"/>
         </w:rPr>
@@ -4875,6 +5379,20 @@
       </w:r>
       <w:r>
         <w:rPr>
+          <w:lang w:val="fr_FR" w:bidi="fr_FR"/>
+        </w:rPr>
+        <w:t>וַ⁠יִּֽירְא֤וּ הָֽ⁠אֲנָשִׁים֙ יִרְאָ֣ה גְדוֹלָ֔ה</w:t>
+      </w:r>
+    </w:p>
+    <w:p>
+      <w:pPr/>
+      <w:r>
+        <w:rPr>
+          <w:lang w:val="fr_FR" w:bidi="fr_FR"/>
+        </w:rPr>
+      </w:r>
+      <w:r>
+        <w:rPr>
           <w:b/>
           <w:lang w:val="fr_FR" w:bidi="fr_FR"/>
         </w:rPr>
@@ -4971,6 +5489,20 @@
       </w:r>
       <w:r>
         <w:rPr>
+          <w:lang w:val="fr_FR" w:bidi="fr_FR"/>
+        </w:rPr>
+        <w:t>מַה־זֹּ֣את עָשִׂ֑יתָ</w:t>
+      </w:r>
+    </w:p>
+    <w:p>
+      <w:pPr/>
+      <w:r>
+        <w:rPr>
+          <w:lang w:val="fr_FR" w:bidi="fr_FR"/>
+        </w:rPr>
+      </w:r>
+      <w:r>
+        <w:rPr>
           <w:b/>
           <w:lang w:val="fr_FR" w:bidi="fr_FR"/>
         </w:rPr>
@@ -5081,6 +5613,20 @@
       </w:r>
       <w:r>
         <w:rPr>
+          <w:lang w:val="fr_FR" w:bidi="fr_FR"/>
+        </w:rPr>
+        <w:t>מִ⁠לִּ⁠פְנֵ֤י יְהוָה֙</w:t>
+      </w:r>
+    </w:p>
+    <w:p>
+      <w:pPr/>
+      <w:r>
+        <w:rPr>
+          <w:lang w:val="fr_FR" w:bidi="fr_FR"/>
+        </w:rPr>
+      </w:r>
+      <w:r>
+        <w:rPr>
           <w:b/>
           <w:lang w:val="fr_FR" w:bidi="fr_FR"/>
         </w:rPr>
@@ -5192,6 +5738,20 @@
       </w:r>
       <w:r>
         <w:rPr>
+          <w:lang w:val="fr_FR" w:bidi="fr_FR"/>
+        </w:rPr>
+        <w:t>כִּ֥י הִגִּ֖יד לָ⁠הֶֽם</w:t>
+      </w:r>
+    </w:p>
+    <w:p>
+      <w:pPr/>
+      <w:r>
+        <w:rPr>
+          <w:lang w:val="fr_FR" w:bidi="fr_FR"/>
+        </w:rPr>
+      </w:r>
+      <w:r>
+        <w:rPr>
           <w:b/>
           <w:lang w:val="fr_FR" w:bidi="fr_FR"/>
         </w:rPr>
@@ -5303,6 +5863,20 @@
       </w:r>
       <w:r>
         <w:rPr>
+          <w:lang w:val="fr_FR" w:bidi="fr_FR"/>
+        </w:rPr>
+        <w:t>כִּֽי־יָדְע֣וּ הָ⁠אֲנָשִׁ֗ים כִּֽי־מִ⁠לִּ⁠פְנֵ֤י יְהוָה֙ ה֣וּא בֹרֵ֔חַ כִּ֥י הִגִּ֖יד לָ⁠הֶֽם</w:t>
+      </w:r>
+    </w:p>
+    <w:p>
+      <w:pPr/>
+      <w:r>
+        <w:rPr>
+          <w:lang w:val="fr_FR" w:bidi="fr_FR"/>
+        </w:rPr>
+      </w:r>
+      <w:r>
+        <w:rPr>
           <w:b/>
           <w:lang w:val="fr_FR" w:bidi="fr_FR"/>
         </w:rPr>
@@ -5426,6 +6000,20 @@
       </w:r>
       <w:r>
         <w:rPr>
+          <w:lang w:val="fr_FR" w:bidi="fr_FR"/>
+        </w:rPr>
+        <w:t>וַ⁠יֹּאמְר֤וּ אֵלָי⁠ו֙</w:t>
+      </w:r>
+    </w:p>
+    <w:p>
+      <w:pPr/>
+      <w:r>
+        <w:rPr>
+          <w:lang w:val="fr_FR" w:bidi="fr_FR"/>
+        </w:rPr>
+      </w:r>
+      <w:r>
+        <w:rPr>
           <w:b/>
           <w:lang w:val="fr_FR" w:bidi="fr_FR"/>
         </w:rPr>
@@ -5543,6 +6131,20 @@
       </w:r>
       <w:r>
         <w:rPr>
+          <w:lang w:val="fr_FR" w:bidi="fr_FR"/>
+        </w:rPr>
+        <w:t>וְ⁠יִשְׁתֹּ֥ק הַ⁠יָּ֖ם מֵֽ⁠עָלֵ֑י⁠נוּ</w:t>
+      </w:r>
+    </w:p>
+    <w:p>
+      <w:pPr/>
+      <w:r>
+        <w:rPr>
+          <w:lang w:val="fr_FR" w:bidi="fr_FR"/>
+        </w:rPr>
+      </w:r>
+      <w:r>
+        <w:rPr>
           <w:b/>
           <w:lang w:val="fr_FR" w:bidi="fr_FR"/>
         </w:rPr>
@@ -5653,6 +6255,20 @@
       </w:r>
       <w:r>
         <w:rPr>
+          <w:lang w:val="fr_FR" w:bidi="fr_FR"/>
+        </w:rPr>
+        <w:t>הַ⁠יָּ֖ם הוֹלֵ֥ךְ וְ⁠סֹעֵֽר</w:t>
+      </w:r>
+    </w:p>
+    <w:p>
+      <w:pPr/>
+      <w:r>
+        <w:rPr>
+          <w:lang w:val="fr_FR" w:bidi="fr_FR"/>
+        </w:rPr>
+      </w:r>
+      <w:r>
+        <w:rPr>
           <w:b/>
           <w:lang w:val="fr_FR" w:bidi="fr_FR"/>
         </w:rPr>
@@ -5750,6 +6366,20 @@
       </w:r>
       <w:r>
         <w:rPr>
+          <w:lang w:val="fr_FR" w:bidi="fr_FR"/>
+        </w:rPr>
+        <w:t>וַ⁠יֹּאמְר֤וּ אֵלָי⁠ו֙ מַה־נַּ֣עֲשֶׂה לָּ֔⁠ךְ וְ⁠יִשְׁתֹּ֥ק הַ⁠יָּ֖ם מֵֽ⁠עָלֵ֑י⁠נוּ כִּ֥י הַ⁠יָּ֖ם הוֹלֵ֥ךְ וְ⁠סֹעֵֽר</w:t>
+      </w:r>
+    </w:p>
+    <w:p>
+      <w:pPr/>
+      <w:r>
+        <w:rPr>
+          <w:lang w:val="fr_FR" w:bidi="fr_FR"/>
+        </w:rPr>
+      </w:r>
+      <w:r>
+        <w:rPr>
           <w:b/>
           <w:lang w:val="fr_FR" w:bidi="fr_FR"/>
         </w:rPr>
@@ -5854,6 +6484,20 @@
         <w:rPr>
           <w:lang w:val="fr_FR" w:bidi="fr_FR"/>
         </w:rPr>
+      </w:r>
+    </w:p>
+    <w:p>
+      <w:pPr/>
+      <w:r>
+        <w:rPr>
+          <w:lang w:val="fr_FR" w:bidi="fr_FR"/>
+        </w:rPr>
+      </w:r>
+      <w:r>
+        <w:rPr>
+          <w:lang w:val="fr_FR" w:bidi="fr_FR"/>
+        </w:rPr>
+        <w:t>כִּ֚י יוֹדֵ֣עַ אָ֔נִי כִּ֣י בְ⁠שֶׁ⁠לִּ֔⁠י הַ⁠סַּ֧עַר הַ⁠גָּד֛וֹל הַ⁠זֶּ֖ה עֲלֵי⁠כֶֽם</w:t>
       </w:r>
     </w:p>
     <w:p>
@@ -6042,6 +6686,20 @@
       </w:r>
       <w:r>
         <w:rPr>
+          <w:lang w:val="fr_FR" w:bidi="fr_FR"/>
+        </w:rPr>
+        <w:t>וַ⁠יַּחְתְּר֣וּ הָ⁠אֲנָשִׁ֗ים</w:t>
+      </w:r>
+    </w:p>
+    <w:p>
+      <w:pPr/>
+      <w:r>
+        <w:rPr>
+          <w:lang w:val="fr_FR" w:bidi="fr_FR"/>
+        </w:rPr>
+      </w:r>
+      <w:r>
+        <w:rPr>
           <w:b/>
           <w:lang w:val="fr_FR" w:bidi="fr_FR"/>
         </w:rPr>
@@ -6114,6 +6772,20 @@
         <w:rPr>
           <w:lang w:val="fr_FR" w:bidi="fr_FR"/>
         </w:rPr>
+      </w:r>
+    </w:p>
+    <w:p>
+      <w:pPr/>
+      <w:r>
+        <w:rPr>
+          <w:lang w:val="fr_FR" w:bidi="fr_FR"/>
+        </w:rPr>
+      </w:r>
+      <w:r>
+        <w:rPr>
+          <w:lang w:val="fr_FR" w:bidi="fr_FR"/>
+        </w:rPr>
+        <w:t>הַ⁠יָּ֔ם הוֹלֵ֥ךְ וְ⁠סֹעֵ֖ר</w:t>
       </w:r>
     </w:p>
     <w:p>
@@ -6226,6 +6898,20 @@
       </w:r>
       <w:r>
         <w:rPr>
+          <w:lang w:val="fr_FR" w:bidi="fr_FR"/>
+        </w:rPr>
+        <w:t>וַ⁠יִּקְרְא֨וּ</w:t>
+      </w:r>
+    </w:p>
+    <w:p>
+      <w:pPr/>
+      <w:r>
+        <w:rPr>
+          <w:lang w:val="fr_FR" w:bidi="fr_FR"/>
+        </w:rPr>
+      </w:r>
+      <w:r>
+        <w:rPr>
           <w:b/>
           <w:lang w:val="fr_FR" w:bidi="fr_FR"/>
         </w:rPr>
@@ -6335,6 +7021,20 @@
       </w:r>
       <w:r>
         <w:rPr>
+          <w:lang w:val="fr_FR" w:bidi="fr_FR"/>
+        </w:rPr>
+        <w:t>וַ⁠יִּקְרְא֨וּ אֶל־יְהוָ֜ה</w:t>
+      </w:r>
+    </w:p>
+    <w:p>
+      <w:pPr/>
+      <w:r>
+        <w:rPr>
+          <w:lang w:val="fr_FR" w:bidi="fr_FR"/>
+        </w:rPr>
+      </w:r>
+      <w:r>
+        <w:rPr>
           <w:b/>
           <w:lang w:val="fr_FR" w:bidi="fr_FR"/>
         </w:rPr>
@@ -6398,6 +7098,20 @@
       </w:r>
       <w:r>
         <w:rPr>
+          <w:lang w:val="fr_FR" w:bidi="fr_FR"/>
+        </w:rPr>
+        <w:t>אָנָּ֤ה</w:t>
+      </w:r>
+    </w:p>
+    <w:p>
+      <w:pPr/>
+      <w:r>
+        <w:rPr>
+          <w:lang w:val="fr_FR" w:bidi="fr_FR"/>
+        </w:rPr>
+      </w:r>
+      <w:r>
+        <w:rPr>
           <w:b/>
           <w:lang w:val="fr_FR" w:bidi="fr_FR"/>
         </w:rPr>
@@ -6515,6 +7229,20 @@
       </w:r>
       <w:r>
         <w:rPr>
+          <w:lang w:val="fr_FR" w:bidi="fr_FR"/>
+        </w:rPr>
+        <w:t>אַל־נָ֣א נֹאבְדָ֗ה בְּ⁠נֶ֨פֶשׁ֙ הָ⁠אִ֣ישׁ הַ⁠זֶּ֔ה</w:t>
+      </w:r>
+    </w:p>
+    <w:p>
+      <w:pPr/>
+      <w:r>
+        <w:rPr>
+          <w:lang w:val="fr_FR" w:bidi="fr_FR"/>
+        </w:rPr>
+      </w:r>
+      <w:r>
+        <w:rPr>
           <w:b/>
           <w:lang w:val="fr_FR" w:bidi="fr_FR"/>
         </w:rPr>
@@ -6625,6 +7353,20 @@
       </w:r>
       <w:r>
         <w:rPr>
+          <w:lang w:val="fr_FR" w:bidi="fr_FR"/>
+        </w:rPr>
+        <w:t>וְ⁠אַל־תִּתֵּ֥ן עָלֵ֖י⁠נוּ דָּ֣ם נָקִ֑יא</w:t>
+      </w:r>
+    </w:p>
+    <w:p>
+      <w:pPr/>
+      <w:r>
+        <w:rPr>
+          <w:lang w:val="fr_FR" w:bidi="fr_FR"/>
+        </w:rPr>
+      </w:r>
+      <w:r>
+        <w:rPr>
           <w:b/>
           <w:lang w:val="fr_FR" w:bidi="fr_FR"/>
         </w:rPr>
@@ -6749,6 +7491,20 @@
       </w:r>
       <w:r>
         <w:rPr>
+          <w:lang w:val="fr_FR" w:bidi="fr_FR"/>
+        </w:rPr>
+        <w:t>אָנָּ֤ה יְהוָה֙ אַל־נָ֣א נֹאבְדָ֗ה בְּ⁠נֶ֨פֶשׁ֙ הָ⁠אִ֣ישׁ הַ⁠זֶּ֔ה וְ⁠אַל־תִּתֵּ֥ן עָלֵ֖י⁠נוּ דָּ֣ם נָקִ֑יא כִּֽי־אַתָּ֣ה יְהוָ֔ה כַּ⁠אֲשֶׁ֥ר חָפַ֖צְתָּ עָשִֽׂיתָ</w:t>
+      </w:r>
+    </w:p>
+    <w:p>
+      <w:pPr/>
+      <w:r>
+        <w:rPr>
+          <w:lang w:val="fr_FR" w:bidi="fr_FR"/>
+        </w:rPr>
+      </w:r>
+      <w:r>
+        <w:rPr>
           <w:b/>
           <w:lang w:val="fr_FR" w:bidi="fr_FR"/>
         </w:rPr>
@@ -6846,6 +7602,20 @@
       </w:r>
       <w:r>
         <w:rPr>
+          <w:lang w:val="fr_FR" w:bidi="fr_FR"/>
+        </w:rPr>
+        <w:t>אַל־נָ֣א נֹאבְדָ֗ה בְּ⁠נֶ֨פֶשׁ֙ הָ⁠אִ֣ישׁ הַ⁠זֶּ֔ה וְ⁠אַל־תִּתֵּ֥ן עָלֵ֖י⁠נוּ דָּ֣ם נָקִ֑יא</w:t>
+      </w:r>
+    </w:p>
+    <w:p>
+      <w:pPr/>
+      <w:r>
+        <w:rPr>
+          <w:lang w:val="fr_FR" w:bidi="fr_FR"/>
+        </w:rPr>
+      </w:r>
+      <w:r>
+        <w:rPr>
           <w:b/>
           <w:lang w:val="fr_FR" w:bidi="fr_FR"/>
         </w:rPr>
@@ -6956,6 +7726,20 @@
       </w:r>
       <w:r>
         <w:rPr>
+          <w:lang w:val="fr_FR" w:bidi="fr_FR"/>
+        </w:rPr>
+        <w:t>וַ⁠יַּעֲמֹ֥ד הַ⁠יָּ֖ם מִ⁠זַּעְפּֽ⁠וֹ</w:t>
+      </w:r>
+    </w:p>
+    <w:p>
+      <w:pPr/>
+      <w:r>
+        <w:rPr>
+          <w:lang w:val="fr_FR" w:bidi="fr_FR"/>
+        </w:rPr>
+      </w:r>
+      <w:r>
+        <w:rPr>
           <w:b/>
           <w:lang w:val="fr_FR" w:bidi="fr_FR"/>
         </w:rPr>
@@ -7065,6 +7849,20 @@
       </w:r>
       <w:r>
         <w:rPr>
+          <w:lang w:val="fr_FR" w:bidi="fr_FR"/>
+        </w:rPr>
+        <w:t>וַ⁠יַּעֲמֹ֥ד הַ⁠יָּ֖ם מִ⁠זַּעְפּֽ⁠וֹ</w:t>
+      </w:r>
+    </w:p>
+    <w:p>
+      <w:pPr/>
+      <w:r>
+        <w:rPr>
+          <w:lang w:val="fr_FR" w:bidi="fr_FR"/>
+        </w:rPr>
+      </w:r>
+      <w:r>
+        <w:rPr>
           <w:b/>
           <w:lang w:val="fr_FR" w:bidi="fr_FR"/>
         </w:rPr>
@@ -7176,6 +7974,20 @@
         <w:rPr>
           <w:lang w:val="fr_FR" w:bidi="fr_FR"/>
         </w:rPr>
+      </w:r>
+    </w:p>
+    <w:p>
+      <w:pPr/>
+      <w:r>
+        <w:rPr>
+          <w:lang w:val="fr_FR" w:bidi="fr_FR"/>
+        </w:rPr>
+      </w:r>
+      <w:r>
+        <w:rPr>
+          <w:lang w:val="fr_FR" w:bidi="fr_FR"/>
+        </w:rPr>
+        <w:t>וַ⁠יִּֽירְא֧וּ הָ⁠אֲנָשִׁ֛ים יִרְאָ֥ה גְדוֹלָ֖ה אֶת־יְהוָ֑ה</w:t>
       </w:r>
     </w:p>
     <w:p>
@@ -7329,6 +8141,20 @@
       </w:r>
       <w:r>
         <w:rPr>
+          <w:lang w:val="fr_FR" w:bidi="fr_FR"/>
+        </w:rPr>
+        <w:t>וַ⁠יִּֽזְבְּחוּ־זֶ֨בַח֙ לַֽ⁠יהוָ֔ה וַֽ⁠יִּדְּר֖וּ נְדָרִֽים</w:t>
+      </w:r>
+    </w:p>
+    <w:p>
+      <w:pPr/>
+      <w:r>
+        <w:rPr>
+          <w:lang w:val="fr_FR" w:bidi="fr_FR"/>
+        </w:rPr>
+      </w:r>
+      <w:r>
+        <w:rPr>
           <w:b/>
           <w:lang w:val="fr_FR" w:bidi="fr_FR"/>
         </w:rPr>
@@ -7490,6 +8316,20 @@
       </w:r>
       <w:r>
         <w:rPr>
+          <w:lang w:val="fr_FR" w:bidi="fr_FR"/>
+        </w:rPr>
+        <w:t>וַ⁠יְמַ֤ן יְהוָה֙ דָּ֣ג גָּד֔וֹל לִ⁠בְלֹ֖עַ אֶת־יוֹנָ֑ה וַ⁠יְהִ֤י יוֹנָה֙ בִּ⁠מְעֵ֣י הַ⁠דָּ֔ג שְׁלֹשָׁ֥ה יָמִ֖ים וּ⁠שְׁלֹשָׁ֥ה לֵילֽוֹת</w:t>
+      </w:r>
+    </w:p>
+    <w:p>
+      <w:pPr/>
+      <w:r>
+        <w:rPr>
+          <w:lang w:val="fr_FR" w:bidi="fr_FR"/>
+        </w:rPr>
+      </w:r>
+      <w:r>
+        <w:rPr>
           <w:b/>
           <w:lang w:val="fr_FR" w:bidi="fr_FR"/>
         </w:rPr>
@@ -7553,6 +8393,20 @@
       </w:r>
       <w:r>
         <w:rPr>
+          <w:lang w:val="fr_FR" w:bidi="fr_FR"/>
+        </w:rPr>
+        <w:t>וַ⁠יְמַ֤ן יְהוָה֙ דָּ֣ג גָּד֔וֹל לִ⁠בְלֹ֖עַ אֶת־יוֹנָ֑ה</w:t>
+      </w:r>
+    </w:p>
+    <w:p>
+      <w:pPr/>
+      <w:r>
+        <w:rPr>
+          <w:lang w:val="fr_FR" w:bidi="fr_FR"/>
+        </w:rPr>
+      </w:r>
+      <w:r>
+        <w:rPr>
           <w:b/>
           <w:lang w:val="fr_FR" w:bidi="fr_FR"/>
         </w:rPr>
@@ -7650,6 +8504,20 @@
       </w:r>
       <w:r>
         <w:rPr>
+          <w:lang w:val="fr_FR" w:bidi="fr_FR"/>
+        </w:rPr>
+        <w:t>יְהוָ֖ה אֱלֹהָ֑י⁠ו</w:t>
+      </w:r>
+    </w:p>
+    <w:p>
+      <w:pPr/>
+      <w:r>
+        <w:rPr>
+          <w:lang w:val="fr_FR" w:bidi="fr_FR"/>
+        </w:rPr>
+      </w:r>
+      <w:r>
+        <w:rPr>
           <w:b/>
           <w:lang w:val="fr_FR" w:bidi="fr_FR"/>
         </w:rPr>
@@ -7759,6 +8627,20 @@
       </w:r>
       <w:r>
         <w:rPr>
+          <w:lang w:val="fr_FR" w:bidi="fr_FR"/>
+        </w:rPr>
+        <w:t>וַ⁠יֹּ֗אמֶר</w:t>
+      </w:r>
+    </w:p>
+    <w:p>
+      <w:pPr/>
+      <w:r>
+        <w:rPr>
+          <w:lang w:val="fr_FR" w:bidi="fr_FR"/>
+        </w:rPr>
+      </w:r>
+      <w:r>
+        <w:rPr>
           <w:b/>
           <w:lang w:val="fr_FR" w:bidi="fr_FR"/>
         </w:rPr>
@@ -7824,6 +8706,20 @@
         <w:rPr>
           <w:lang w:val="fr_FR" w:bidi="fr_FR"/>
         </w:rPr>
+      </w:r>
+    </w:p>
+    <w:p>
+      <w:pPr/>
+      <w:r>
+        <w:rPr>
+          <w:lang w:val="fr_FR" w:bidi="fr_FR"/>
+        </w:rPr>
+      </w:r>
+      <w:r>
+        <w:rPr>
+          <w:lang w:val="fr_FR" w:bidi="fr_FR"/>
+        </w:rPr>
+        <w:t>קָ֠רָאתִי מִ⁠צָּ֥רָה לִ֛⁠י אֶל־יְהוָ֖ה וַֽ⁠יַּעֲנֵ֑⁠נִי</w:t>
       </w:r>
     </w:p>
     <w:p>
@@ -7940,6 +8836,20 @@
       </w:r>
       <w:r>
         <w:rPr>
+          <w:lang w:val="fr_FR" w:bidi="fr_FR"/>
+        </w:rPr>
+        <w:t>קָ֠רָאתִי מִ⁠צָּ֥רָה לִ֛⁠י אֶל־יְהוָ֖ה וַֽ⁠יַּעֲנֵ֑⁠נִי</w:t>
+      </w:r>
+    </w:p>
+    <w:p>
+      <w:pPr/>
+      <w:r>
+        <w:rPr>
+          <w:lang w:val="fr_FR" w:bidi="fr_FR"/>
+        </w:rPr>
+      </w:r>
+      <w:r>
+        <w:rPr>
           <w:b/>
           <w:lang w:val="fr_FR" w:bidi="fr_FR"/>
         </w:rPr>
@@ -8031,6 +8941,20 @@
       </w:r>
       <w:r>
         <w:rPr>
+          <w:lang w:val="fr_FR" w:bidi="fr_FR"/>
+        </w:rPr>
+        <w:t>וַֽ⁠יַּעֲנֵ֑⁠נִי</w:t>
+      </w:r>
+    </w:p>
+    <w:p>
+      <w:pPr/>
+      <w:r>
+        <w:rPr>
+          <w:lang w:val="fr_FR" w:bidi="fr_FR"/>
+        </w:rPr>
+      </w:r>
+      <w:r>
+        <w:rPr>
           <w:b/>
           <w:lang w:val="fr_FR" w:bidi="fr_FR"/>
         </w:rPr>
@@ -8114,6 +9038,20 @@
       </w:r>
       <w:r>
         <w:rPr>
+          <w:lang w:val="fr_FR" w:bidi="fr_FR"/>
+        </w:rPr>
+        <w:t>מִ⁠בֶּ֧טֶן שְׁא֛וֹל</w:t>
+      </w:r>
+    </w:p>
+    <w:p>
+      <w:pPr/>
+      <w:r>
+        <w:rPr>
+          <w:lang w:val="fr_FR" w:bidi="fr_FR"/>
+        </w:rPr>
+      </w:r>
+      <w:r>
+        <w:rPr>
           <w:b/>
           <w:lang w:val="fr_FR" w:bidi="fr_FR"/>
         </w:rPr>
@@ -8210,6 +9148,20 @@
       </w:r>
       <w:r>
         <w:rPr>
+          <w:lang w:val="fr_FR" w:bidi="fr_FR"/>
+        </w:rPr>
+        <w:t>שְׁא֛וֹל</w:t>
+      </w:r>
+    </w:p>
+    <w:p>
+      <w:pPr/>
+      <w:r>
+        <w:rPr>
+          <w:lang w:val="fr_FR" w:bidi="fr_FR"/>
+        </w:rPr>
+      </w:r>
+      <w:r>
+        <w:rPr>
           <w:b/>
           <w:lang w:val="fr_FR" w:bidi="fr_FR"/>
         </w:rPr>
@@ -8319,6 +9271,20 @@
       </w:r>
       <w:r>
         <w:rPr>
+          <w:lang w:val="fr_FR" w:bidi="fr_FR"/>
+        </w:rPr>
+        <w:t>שָׁמַ֥עְתָּ קוֹלִֽ⁠י</w:t>
+      </w:r>
+    </w:p>
+    <w:p>
+      <w:pPr/>
+      <w:r>
+        <w:rPr>
+          <w:lang w:val="fr_FR" w:bidi="fr_FR"/>
+        </w:rPr>
+      </w:r>
+      <w:r>
+        <w:rPr>
           <w:b/>
           <w:lang w:val="fr_FR" w:bidi="fr_FR"/>
         </w:rPr>
@@ -8404,6 +9370,20 @@
         <w:rPr>
           <w:lang w:val="fr_FR" w:bidi="fr_FR"/>
         </w:rPr>
+      </w:r>
+    </w:p>
+    <w:p>
+      <w:pPr/>
+      <w:r>
+        <w:rPr>
+          <w:lang w:val="fr_FR" w:bidi="fr_FR"/>
+        </w:rPr>
+      </w:r>
+      <w:r>
+        <w:rPr>
+          <w:lang w:val="fr_FR" w:bidi="fr_FR"/>
+        </w:rPr>
+        <w:t>קָ֠רָאתִי מִ⁠צָּ֥רָה לִ֛⁠י אֶל־יְהוָ֖ה וַֽ⁠יַּעֲנֵ֑⁠נִי מִ⁠בֶּ֧טֶן שְׁא֛וֹל שִׁוַּ֖עְתִּי שָׁמַ֥עְתָּ קוֹלִֽ⁠י</w:t>
       </w:r>
     </w:p>
     <w:p>
@@ -8522,6 +9502,20 @@
       </w:r>
       <w:r>
         <w:rPr>
+          <w:lang w:val="fr_FR" w:bidi="fr_FR"/>
+        </w:rPr>
+        <w:t>בִּ⁠לְבַ֣ב יַמִּ֔ים</w:t>
+      </w:r>
+    </w:p>
+    <w:p>
+      <w:pPr/>
+      <w:r>
+        <w:rPr>
+          <w:lang w:val="fr_FR" w:bidi="fr_FR"/>
+        </w:rPr>
+      </w:r>
+      <w:r>
+        <w:rPr>
           <w:b/>
           <w:lang w:val="fr_FR" w:bidi="fr_FR"/>
         </w:rPr>
@@ -8645,6 +9639,20 @@
       </w:r>
       <w:r>
         <w:rPr>
+          <w:lang w:val="fr_FR" w:bidi="fr_FR"/>
+        </w:rPr>
+        <w:t>וְ⁠נָהָ֖ר יְסֹבְבֵ֑⁠נִי</w:t>
+      </w:r>
+    </w:p>
+    <w:p>
+      <w:pPr/>
+      <w:r>
+        <w:rPr>
+          <w:lang w:val="fr_FR" w:bidi="fr_FR"/>
+        </w:rPr>
+      </w:r>
+      <w:r>
+        <w:rPr>
           <w:b/>
           <w:lang w:val="fr_FR" w:bidi="fr_FR"/>
         </w:rPr>
@@ -8722,6 +9730,20 @@
       </w:r>
       <w:r>
         <w:rPr>
+          <w:lang w:val="fr_FR" w:bidi="fr_FR"/>
+        </w:rPr>
+        <w:t>מִשְׁבָּרֶ֥י⁠ךָ וְ⁠גַלֶּ֖י⁠ךָ</w:t>
+      </w:r>
+    </w:p>
+    <w:p>
+      <w:pPr/>
+      <w:r>
+        <w:rPr>
+          <w:lang w:val="fr_FR" w:bidi="fr_FR"/>
+        </w:rPr>
+      </w:r>
+      <w:r>
+        <w:rPr>
           <w:b/>
           <w:lang w:val="fr_FR" w:bidi="fr_FR"/>
         </w:rPr>
@@ -8831,6 +9853,20 @@
       </w:r>
       <w:r>
         <w:rPr>
+          <w:lang w:val="fr_FR" w:bidi="fr_FR"/>
+        </w:rPr>
+        <w:t>יַמִּ֔ים</w:t>
+      </w:r>
+    </w:p>
+    <w:p>
+      <w:pPr/>
+      <w:r>
+        <w:rPr>
+          <w:lang w:val="fr_FR" w:bidi="fr_FR"/>
+        </w:rPr>
+      </w:r>
+      <w:r>
+        <w:rPr>
           <w:b/>
           <w:lang w:val="fr_FR" w:bidi="fr_FR"/>
         </w:rPr>
@@ -8927,6 +9963,20 @@
       </w:r>
       <w:r>
         <w:rPr>
+          <w:lang w:val="fr_FR" w:bidi="fr_FR"/>
+        </w:rPr>
+        <w:t>מִשְׁבָּרֶ֥י⁠ךָ וְ⁠גַלֶּ֖י⁠ךָ</w:t>
+      </w:r>
+    </w:p>
+    <w:p>
+      <w:pPr/>
+      <w:r>
+        <w:rPr>
+          <w:lang w:val="fr_FR" w:bidi="fr_FR"/>
+        </w:rPr>
+      </w:r>
+      <w:r>
+        <w:rPr>
           <w:b/>
           <w:lang w:val="fr_FR" w:bidi="fr_FR"/>
         </w:rPr>
@@ -9049,6 +10099,20 @@
       </w:r>
       <w:r>
         <w:rPr>
+          <w:lang w:val="fr_FR" w:bidi="fr_FR"/>
+        </w:rPr>
+        <w:t>וַ⁠אֲנִ֣י</w:t>
+      </w:r>
+    </w:p>
+    <w:p>
+      <w:pPr/>
+      <w:r>
+        <w:rPr>
+          <w:lang w:val="fr_FR" w:bidi="fr_FR"/>
+        </w:rPr>
+      </w:r>
+      <w:r>
+        <w:rPr>
           <w:b/>
           <w:lang w:val="fr_FR" w:bidi="fr_FR"/>
         </w:rPr>
@@ -9225,6 +10289,20 @@
       </w:r>
       <w:r>
         <w:rPr>
+          <w:lang w:val="fr_FR" w:bidi="fr_FR"/>
+        </w:rPr>
+        <w:t>נִגְרַ֖שְׁתִּי</w:t>
+      </w:r>
+    </w:p>
+    <w:p>
+      <w:pPr/>
+      <w:r>
+        <w:rPr>
+          <w:lang w:val="fr_FR" w:bidi="fr_FR"/>
+        </w:rPr>
+      </w:r>
+      <w:r>
+        <w:rPr>
           <w:b/>
           <w:lang w:val="fr_FR" w:bidi="fr_FR"/>
         </w:rPr>
@@ -9308,6 +10386,20 @@
       </w:r>
       <w:r>
         <w:rPr>
+          <w:lang w:val="fr_FR" w:bidi="fr_FR"/>
+        </w:rPr>
+        <w:t>מִ⁠נֶּ֣גֶד עֵינֶ֑י⁠ךָ</w:t>
+      </w:r>
+    </w:p>
+    <w:p>
+      <w:pPr/>
+      <w:r>
+        <w:rPr>
+          <w:lang w:val="fr_FR" w:bidi="fr_FR"/>
+        </w:rPr>
+      </w:r>
+      <w:r>
+        <w:rPr>
           <w:b/>
           <w:lang w:val="fr_FR" w:bidi="fr_FR"/>
         </w:rPr>
@@ -9418,6 +10510,20 @@
       </w:r>
       <w:r>
         <w:rPr>
+          <w:lang w:val="fr_FR" w:bidi="fr_FR"/>
+        </w:rPr>
+        <w:t>אַ֚ךְ</w:t>
+      </w:r>
+    </w:p>
+    <w:p>
+      <w:pPr/>
+      <w:r>
+        <w:rPr>
+          <w:lang w:val="fr_FR" w:bidi="fr_FR"/>
+        </w:rPr>
+      </w:r>
+      <w:r>
+        <w:rPr>
           <w:b/>
           <w:lang w:val="fr_FR" w:bidi="fr_FR"/>
         </w:rPr>
@@ -9503,6 +10609,20 @@
         <w:rPr>
           <w:lang w:val="fr_FR" w:bidi="fr_FR"/>
         </w:rPr>
+      </w:r>
+    </w:p>
+    <w:p>
+      <w:pPr/>
+      <w:r>
+        <w:rPr>
+          <w:lang w:val="fr_FR" w:bidi="fr_FR"/>
+        </w:rPr>
+      </w:r>
+      <w:r>
+        <w:rPr>
+          <w:lang w:val="fr_FR" w:bidi="fr_FR"/>
+        </w:rPr>
+        <w:t>אֲפָפ֤וּ⁠נִי מַ֨יִם֙ עַד־נֶ֔פֶשׁ תְּה֖וֹם יְסֹבְבֵ֑⁠נִי</w:t>
       </w:r>
     </w:p>
     <w:p>
@@ -9668,6 +10788,20 @@
       </w:r>
       <w:r>
         <w:rPr>
+          <w:lang w:val="fr_FR" w:bidi="fr_FR"/>
+        </w:rPr>
+        <w:t>עַד־נֶ֔פֶשׁ</w:t>
+      </w:r>
+    </w:p>
+    <w:p>
+      <w:pPr/>
+      <w:r>
+        <w:rPr>
+          <w:lang w:val="fr_FR" w:bidi="fr_FR"/>
+        </w:rPr>
+      </w:r>
+      <w:r>
+        <w:rPr>
           <w:b/>
           <w:lang w:val="fr_FR" w:bidi="fr_FR"/>
         </w:rPr>
@@ -9811,6 +10945,20 @@
       </w:r>
       <w:r>
         <w:rPr>
+          <w:lang w:val="fr_FR" w:bidi="fr_FR"/>
+        </w:rPr>
+        <w:t>תְּה֖וֹם יְסֹבְבֵ֑⁠נִי</w:t>
+      </w:r>
+    </w:p>
+    <w:p>
+      <w:pPr/>
+      <w:r>
+        <w:rPr>
+          <w:lang w:val="fr_FR" w:bidi="fr_FR"/>
+        </w:rPr>
+      </w:r>
+      <w:r>
+        <w:rPr>
           <w:b/>
           <w:lang w:val="fr_FR" w:bidi="fr_FR"/>
         </w:rPr>
@@ -9874,6 +11022,20 @@
       </w:r>
       <w:r>
         <w:rPr>
+          <w:lang w:val="fr_FR" w:bidi="fr_FR"/>
+        </w:rPr>
+        <w:t>ס֖וּף</w:t>
+      </w:r>
+    </w:p>
+    <w:p>
+      <w:pPr/>
+      <w:r>
+        <w:rPr>
+          <w:lang w:val="fr_FR" w:bidi="fr_FR"/>
+        </w:rPr>
+      </w:r>
+      <w:r>
+        <w:rPr>
           <w:b/>
           <w:lang w:val="fr_FR" w:bidi="fr_FR"/>
         </w:rPr>
@@ -9983,6 +11145,20 @@
       </w:r>
       <w:r>
         <w:rPr>
+          <w:lang w:val="fr_FR" w:bidi="fr_FR"/>
+        </w:rPr>
+        <w:t>הָ⁠אָ֛רֶץ בְּרִחֶ֥י⁠הָ בַעֲדִ֖⁠י לְ⁠עוֹלָ֑ם</w:t>
+      </w:r>
+    </w:p>
+    <w:p>
+      <w:pPr/>
+      <w:r>
+        <w:rPr>
+          <w:lang w:val="fr_FR" w:bidi="fr_FR"/>
+        </w:rPr>
+      </w:r>
+      <w:r>
+        <w:rPr>
           <w:b/>
           <w:lang w:val="fr_FR" w:bidi="fr_FR"/>
         </w:rPr>
@@ -10119,6 +11295,20 @@
       </w:r>
       <w:r>
         <w:rPr>
+          <w:lang w:val="fr_FR" w:bidi="fr_FR"/>
+        </w:rPr>
+        <w:t>וַ⁠תַּ֧עַל מִ⁠שַּׁ֛חַת חַיַּ֖⁠י</w:t>
+      </w:r>
+    </w:p>
+    <w:p>
+      <w:pPr/>
+      <w:r>
+        <w:rPr>
+          <w:lang w:val="fr_FR" w:bidi="fr_FR"/>
+        </w:rPr>
+      </w:r>
+      <w:r>
+        <w:rPr>
           <w:b/>
           <w:lang w:val="fr_FR" w:bidi="fr_FR"/>
         </w:rPr>
@@ -10229,6 +11419,20 @@
       </w:r>
       <w:r>
         <w:rPr>
+          <w:lang w:val="fr_FR" w:bidi="fr_FR"/>
+        </w:rPr>
+        <w:t>יְהוָ֥ה אֱלֹהָֽ⁠י</w:t>
+      </w:r>
+    </w:p>
+    <w:p>
+      <w:pPr/>
+      <w:r>
+        <w:rPr>
+          <w:lang w:val="fr_FR" w:bidi="fr_FR"/>
+        </w:rPr>
+      </w:r>
+      <w:r>
+        <w:rPr>
           <w:b/>
           <w:lang w:val="fr_FR" w:bidi="fr_FR"/>
         </w:rPr>
@@ -10324,6 +11528,20 @@
       </w:r>
       <w:r>
         <w:rPr>
+          <w:lang w:val="fr_FR" w:bidi="fr_FR"/>
+        </w:rPr>
+        <w:t>חַיַּ֖⁠י</w:t>
+      </w:r>
+    </w:p>
+    <w:p>
+      <w:pPr/>
+      <w:r>
+        <w:rPr>
+          <w:lang w:val="fr_FR" w:bidi="fr_FR"/>
+        </w:rPr>
+      </w:r>
+      <w:r>
+        <w:rPr>
           <w:b/>
           <w:lang w:val="fr_FR" w:bidi="fr_FR"/>
         </w:rPr>
@@ -10460,6 +11678,20 @@
       </w:r>
       <w:r>
         <w:rPr>
+          <w:lang w:val="fr_FR" w:bidi="fr_FR"/>
+        </w:rPr>
+        <w:t>אֱלֹהָֽ⁠י</w:t>
+      </w:r>
+    </w:p>
+    <w:p>
+      <w:pPr/>
+      <w:r>
+        <w:rPr>
+          <w:lang w:val="fr_FR" w:bidi="fr_FR"/>
+        </w:rPr>
+      </w:r>
+      <w:r>
+        <w:rPr>
           <w:b/>
           <w:lang w:val="fr_FR" w:bidi="fr_FR"/>
         </w:rPr>
@@ -10569,6 +11801,20 @@
       </w:r>
       <w:r>
         <w:rPr>
+          <w:lang w:val="fr_FR" w:bidi="fr_FR"/>
+        </w:rPr>
+        <w:t>בְּ⁠הִתְעַטֵּ֤ף עָלַ⁠י֙ נַפְשִׁ֔⁠י</w:t>
+      </w:r>
+    </w:p>
+    <w:p>
+      <w:pPr/>
+      <w:r>
+        <w:rPr>
+          <w:lang w:val="fr_FR" w:bidi="fr_FR"/>
+        </w:rPr>
+      </w:r>
+      <w:r>
+        <w:rPr>
           <w:b/>
           <w:lang w:val="fr_FR" w:bidi="fr_FR"/>
         </w:rPr>
@@ -10666,6 +11912,20 @@
       </w:r>
       <w:r>
         <w:rPr>
+          <w:lang w:val="fr_FR" w:bidi="fr_FR"/>
+        </w:rPr>
+        <w:t>אֶת־יְהוָ֖ה זָכָ֑רְתִּי</w:t>
+      </w:r>
+    </w:p>
+    <w:p>
+      <w:pPr/>
+      <w:r>
+        <w:rPr>
+          <w:lang w:val="fr_FR" w:bidi="fr_FR"/>
+        </w:rPr>
+      </w:r>
+      <w:r>
+        <w:rPr>
           <w:b/>
           <w:lang w:val="fr_FR" w:bidi="fr_FR"/>
         </w:rPr>
@@ -10751,6 +12011,20 @@
         <w:rPr>
           <w:lang w:val="fr_FR" w:bidi="fr_FR"/>
         </w:rPr>
+      </w:r>
+    </w:p>
+    <w:p>
+      <w:pPr/>
+      <w:r>
+        <w:rPr>
+          <w:lang w:val="fr_FR" w:bidi="fr_FR"/>
+        </w:rPr>
+      </w:r>
+      <w:r>
+        <w:rPr>
+          <w:lang w:val="fr_FR" w:bidi="fr_FR"/>
+        </w:rPr>
+        <w:t>וַ⁠תָּב֤וֹא אֵלֶ֨י⁠ךָ֙ תְּפִלָּתִ֔⁠י אֶל־הֵיכַ֖ל קָדְשֶֽׁ⁠ךָ</w:t>
       </w:r>
     </w:p>
     <w:p>
@@ -10866,6 +12140,20 @@
       </w:r>
       <w:r>
         <w:rPr>
+          <w:lang w:val="fr_FR" w:bidi="fr_FR"/>
+        </w:rPr>
+        <w:t>אֶת־יְהוָ֖ה זָכָ֑רְתִּי</w:t>
+      </w:r>
+    </w:p>
+    <w:p>
+      <w:pPr/>
+      <w:r>
+        <w:rPr>
+          <w:lang w:val="fr_FR" w:bidi="fr_FR"/>
+        </w:rPr>
+      </w:r>
+      <w:r>
+        <w:rPr>
           <w:b/>
           <w:lang w:val="fr_FR" w:bidi="fr_FR"/>
         </w:rPr>
@@ -10949,6 +12237,20 @@
       </w:r>
       <w:r>
         <w:rPr>
+          <w:lang w:val="fr_FR" w:bidi="fr_FR"/>
+        </w:rPr>
+        <w:t>מְשַׁמְּרִ֖ים הַבְלֵי־שָׁ֑וְא</w:t>
+      </w:r>
+    </w:p>
+    <w:p>
+      <w:pPr/>
+      <w:r>
+        <w:rPr>
+          <w:lang w:val="fr_FR" w:bidi="fr_FR"/>
+        </w:rPr>
+      </w:r>
+      <w:r>
+        <w:rPr>
           <w:b/>
           <w:lang w:val="fr_FR" w:bidi="fr_FR"/>
         </w:rPr>
@@ -11045,6 +12347,20 @@
       </w:r>
       <w:r>
         <w:rPr>
+          <w:lang w:val="fr_FR" w:bidi="fr_FR"/>
+        </w:rPr>
+        <w:t>חַסְדָּ֖⁠ם יַעֲזֹֽבוּ</w:t>
+      </w:r>
+    </w:p>
+    <w:p>
+      <w:pPr/>
+      <w:r>
+        <w:rPr>
+          <w:lang w:val="fr_FR" w:bidi="fr_FR"/>
+        </w:rPr>
+      </w:r>
+      <w:r>
+        <w:rPr>
           <w:b/>
           <w:lang w:val="fr_FR" w:bidi="fr_FR"/>
         </w:rPr>
@@ -11155,6 +12471,20 @@
       </w:r>
       <w:r>
         <w:rPr>
+          <w:lang w:val="fr_FR" w:bidi="fr_FR"/>
+        </w:rPr>
+        <w:t>וַ⁠אֲנִ֗י</w:t>
+      </w:r>
+    </w:p>
+    <w:p>
+      <w:pPr/>
+      <w:r>
+        <w:rPr>
+          <w:lang w:val="fr_FR" w:bidi="fr_FR"/>
+        </w:rPr>
+      </w:r>
+      <w:r>
+        <w:rPr>
           <w:b/>
           <w:lang w:val="fr_FR" w:bidi="fr_FR"/>
         </w:rPr>
@@ -11304,6 +12634,20 @@
       </w:r>
       <w:r>
         <w:rPr>
+          <w:lang w:val="fr_FR" w:bidi="fr_FR"/>
+        </w:rPr>
+        <w:t>בְּ⁠ק֤וֹל תּוֹדָה֙</w:t>
+      </w:r>
+    </w:p>
+    <w:p>
+      <w:pPr/>
+      <w:r>
+        <w:rPr>
+          <w:lang w:val="fr_FR" w:bidi="fr_FR"/>
+        </w:rPr>
+      </w:r>
+      <w:r>
+        <w:rPr>
           <w:b/>
           <w:lang w:val="fr_FR" w:bidi="fr_FR"/>
         </w:rPr>
@@ -11401,6 +12745,20 @@
       </w:r>
       <w:r>
         <w:rPr>
+          <w:lang w:val="fr_FR" w:bidi="fr_FR"/>
+        </w:rPr>
+        <w:t>יְשׁוּעָ֖תָ⁠ה לַ⁠יהוָֽה</w:t>
+      </w:r>
+    </w:p>
+    <w:p>
+      <w:pPr/>
+      <w:r>
+        <w:rPr>
+          <w:lang w:val="fr_FR" w:bidi="fr_FR"/>
+        </w:rPr>
+      </w:r>
+      <w:r>
+        <w:rPr>
           <w:b/>
           <w:lang w:val="fr_FR" w:bidi="fr_FR"/>
         </w:rPr>
@@ -11497,6 +12855,20 @@
       </w:r>
       <w:r>
         <w:rPr>
+          <w:lang w:val="fr_FR" w:bidi="fr_FR"/>
+        </w:rPr>
+        <w:t>יְשׁוּעָ֖תָ⁠ה לַ⁠יהוָֽה</w:t>
+      </w:r>
+    </w:p>
+    <w:p>
+      <w:pPr/>
+      <w:r>
+        <w:rPr>
+          <w:lang w:val="fr_FR" w:bidi="fr_FR"/>
+        </w:rPr>
+      </w:r>
+      <w:r>
+        <w:rPr>
           <w:b/>
           <w:lang w:val="fr_FR" w:bidi="fr_FR"/>
         </w:rPr>
@@ -11582,6 +12954,20 @@
         <w:rPr>
           <w:lang w:val="fr_FR" w:bidi="fr_FR"/>
         </w:rPr>
+      </w:r>
+    </w:p>
+    <w:p>
+      <w:pPr/>
+      <w:r>
+        <w:rPr>
+          <w:lang w:val="fr_FR" w:bidi="fr_FR"/>
+        </w:rPr>
+      </w:r>
+      <w:r>
+        <w:rPr>
+          <w:lang w:val="fr_FR" w:bidi="fr_FR"/>
+        </w:rPr>
+        <w:t>יְשׁוּעָ֖תָ⁠ה לַ⁠יהוָֽה</w:t>
       </w:r>
     </w:p>
     <w:p>
@@ -11694,6 +13080,20 @@
       </w:r>
       <w:r>
         <w:rPr>
+          <w:lang w:val="fr_FR" w:bidi="fr_FR"/>
+        </w:rPr>
+        <w:t>אֶל־הַ⁠יַּבָּשָֽׁה</w:t>
+      </w:r>
+    </w:p>
+    <w:p>
+      <w:pPr/>
+      <w:r>
+        <w:rPr>
+          <w:lang w:val="fr_FR" w:bidi="fr_FR"/>
+        </w:rPr>
+      </w:r>
+      <w:r>
+        <w:rPr>
           <w:b/>
           <w:lang w:val="fr_FR" w:bidi="fr_FR"/>
         </w:rPr>
@@ -11843,6 +13243,20 @@
       </w:r>
       <w:r>
         <w:rPr>
+          <w:lang w:val="fr_FR" w:bidi="fr_FR"/>
+        </w:rPr>
+        <w:t>וַ⁠יֹּ֥אמֶר יְהוָ֖ה לַ⁠דָּ֑ג</w:t>
+      </w:r>
+    </w:p>
+    <w:p>
+      <w:pPr/>
+      <w:r>
+        <w:rPr>
+          <w:lang w:val="fr_FR" w:bidi="fr_FR"/>
+        </w:rPr>
+      </w:r>
+      <w:r>
+        <w:rPr>
           <w:b/>
           <w:lang w:val="fr_FR" w:bidi="fr_FR"/>
         </w:rPr>
@@ -11940,6 +13354,20 @@
       </w:r>
       <w:r>
         <w:rPr>
+          <w:lang w:val="fr_FR" w:bidi="fr_FR"/>
+        </w:rPr>
+        <w:t>וַ⁠יֹּ֥אמֶר יְהוָ֖ה לַ⁠דָּ֑ג</w:t>
+      </w:r>
+    </w:p>
+    <w:p>
+      <w:pPr/>
+      <w:r>
+        <w:rPr>
+          <w:lang w:val="fr_FR" w:bidi="fr_FR"/>
+        </w:rPr>
+      </w:r>
+      <w:r>
+        <w:rPr>
           <w:b/>
           <w:lang w:val="fr_FR" w:bidi="fr_FR"/>
         </w:rPr>
@@ -12012,6 +13440,20 @@
         <w:rPr>
           <w:lang w:val="fr_FR" w:bidi="fr_FR"/>
         </w:rPr>
+      </w:r>
+    </w:p>
+    <w:p>
+      <w:pPr/>
+      <w:r>
+        <w:rPr>
+          <w:lang w:val="fr_FR" w:bidi="fr_FR"/>
+        </w:rPr>
+      </w:r>
+      <w:r>
+        <w:rPr>
+          <w:lang w:val="fr_FR" w:bidi="fr_FR"/>
+        </w:rPr>
+        <w:t>וַ⁠יְהִ֧י דְבַר־יְהוָ֛ה</w:t>
       </w:r>
     </w:p>
     <w:p>
@@ -12156,6 +13598,20 @@
       </w:r>
       <w:r>
         <w:rPr>
+          <w:lang w:val="fr_FR" w:bidi="fr_FR"/>
+        </w:rPr>
+        <w:t>וַ⁠יְהִ֧י דְבַר־יְהוָ֛ה</w:t>
+      </w:r>
+    </w:p>
+    <w:p>
+      <w:pPr/>
+      <w:r>
+        <w:rPr>
+          <w:lang w:val="fr_FR" w:bidi="fr_FR"/>
+        </w:rPr>
+      </w:r>
+      <w:r>
+        <w:rPr>
           <w:b/>
           <w:lang w:val="fr_FR" w:bidi="fr_FR"/>
         </w:rPr>
@@ -12285,6 +13741,20 @@
       </w:r>
       <w:r>
         <w:rPr>
+          <w:lang w:val="fr_FR" w:bidi="fr_FR"/>
+        </w:rPr>
+        <w:t>הָ⁠עִ֣יר הַ⁠גְּדוֹלָ֑ה</w:t>
+      </w:r>
+    </w:p>
+    <w:p>
+      <w:pPr/>
+      <w:r>
+        <w:rPr>
+          <w:lang w:val="fr_FR" w:bidi="fr_FR"/>
+        </w:rPr>
+      </w:r>
+      <w:r>
+        <w:rPr>
           <w:b/>
           <w:lang w:val="fr_FR" w:bidi="fr_FR"/>
         </w:rPr>
@@ -12399,6 +13869,20 @@
       </w:r>
       <w:r>
         <w:rPr>
+          <w:lang w:val="fr_FR" w:bidi="fr_FR"/>
+        </w:rPr>
+        <w:t>ק֛וּם</w:t>
+      </w:r>
+    </w:p>
+    <w:p>
+      <w:pPr/>
+      <w:r>
+        <w:rPr>
+          <w:lang w:val="fr_FR" w:bidi="fr_FR"/>
+        </w:rPr>
+      </w:r>
+      <w:r>
+        <w:rPr>
           <w:b/>
           <w:lang w:val="fr_FR" w:bidi="fr_FR"/>
         </w:rPr>
@@ -12525,6 +14009,20 @@
       </w:r>
       <w:r>
         <w:rPr>
+          <w:lang w:val="fr_FR" w:bidi="fr_FR"/>
+        </w:rPr>
+        <w:t>וִּ⁠קְרָ֤א אֵלֶ֨י⁠הָ֙ אֶת־הַ⁠קְּרִיאָ֔ה אֲשֶׁ֥ר אָנֹכִ֖י דֹּבֵ֥ר אֵלֶֽי⁠ךָ</w:t>
+      </w:r>
+    </w:p>
+    <w:p>
+      <w:pPr/>
+      <w:r>
+        <w:rPr>
+          <w:lang w:val="fr_FR" w:bidi="fr_FR"/>
+        </w:rPr>
+      </w:r>
+      <w:r>
+        <w:rPr>
           <w:b/>
           <w:lang w:val="fr_FR" w:bidi="fr_FR"/>
         </w:rPr>
@@ -12650,6 +14148,20 @@
         <w:rPr>
           <w:lang w:val="fr_FR" w:bidi="fr_FR"/>
         </w:rPr>
+      </w:r>
+    </w:p>
+    <w:p>
+      <w:pPr/>
+      <w:r>
+        <w:rPr>
+          <w:lang w:val="fr_FR" w:bidi="fr_FR"/>
+        </w:rPr>
+      </w:r>
+      <w:r>
+        <w:rPr>
+          <w:lang w:val="fr_FR" w:bidi="fr_FR"/>
+        </w:rPr>
+        <w:t>וַ⁠יָּ֣קָם יוֹנָ֗ה וַ⁠יֵּ֛לֶךְ אֶל־נִֽינְוֶ֖ה כִּ⁠דְבַ֣ר יְהוָ֑ה</w:t>
       </w:r>
     </w:p>
     <w:p>
@@ -12788,6 +14300,20 @@
       </w:r>
       <w:r>
         <w:rPr>
+          <w:lang w:val="fr_FR" w:bidi="fr_FR"/>
+        </w:rPr>
+        <w:t>כִּ⁠דְבַ֣ר יְהוָ֑ה</w:t>
+      </w:r>
+    </w:p>
+    <w:p>
+      <w:pPr/>
+      <w:r>
+        <w:rPr>
+          <w:lang w:val="fr_FR" w:bidi="fr_FR"/>
+        </w:rPr>
+      </w:r>
+      <w:r>
+        <w:rPr>
           <w:b/>
           <w:lang w:val="fr_FR" w:bidi="fr_FR"/>
         </w:rPr>
@@ -12884,6 +14410,20 @@
       </w:r>
       <w:r>
         <w:rPr>
+          <w:lang w:val="fr_FR" w:bidi="fr_FR"/>
+        </w:rPr>
+        <w:t>וְ⁠נִֽינְוֵ֗ה הָיְתָ֤ה עִיר־גְּדוֹלָה֙ לֵֽ⁠אלֹהִ֔ים מַהֲלַ֖ךְ שְׁלֹ֥שֶׁת יָמִֽים</w:t>
+      </w:r>
+    </w:p>
+    <w:p>
+      <w:pPr/>
+      <w:r>
+        <w:rPr>
+          <w:lang w:val="fr_FR" w:bidi="fr_FR"/>
+        </w:rPr>
+      </w:r>
+      <w:r>
+        <w:rPr>
           <w:b/>
           <w:lang w:val="fr_FR" w:bidi="fr_FR"/>
         </w:rPr>
@@ -12980,6 +14520,20 @@
       </w:r>
       <w:r>
         <w:rPr>
+          <w:lang w:val="fr_FR" w:bidi="fr_FR"/>
+        </w:rPr>
+        <w:t>עִיר־גְּדוֹלָה֙ לֵֽ⁠אלֹהִ֔ים</w:t>
+      </w:r>
+    </w:p>
+    <w:p>
+      <w:pPr/>
+      <w:r>
+        <w:rPr>
+          <w:lang w:val="fr_FR" w:bidi="fr_FR"/>
+        </w:rPr>
+      </w:r>
+      <w:r>
+        <w:rPr>
           <w:b/>
           <w:lang w:val="fr_FR" w:bidi="fr_FR"/>
         </w:rPr>
@@ -13116,6 +14670,20 @@
       </w:r>
       <w:r>
         <w:rPr>
+          <w:lang w:val="fr_FR" w:bidi="fr_FR"/>
+        </w:rPr>
+        <w:t>מַהֲלַ֖ךְ שְׁלֹ֥שֶׁת יָמִֽים</w:t>
+      </w:r>
+    </w:p>
+    <w:p>
+      <w:pPr/>
+      <w:r>
+        <w:rPr>
+          <w:lang w:val="fr_FR" w:bidi="fr_FR"/>
+        </w:rPr>
+      </w:r>
+      <w:r>
+        <w:rPr>
           <w:b/>
           <w:lang w:val="fr_FR" w:bidi="fr_FR"/>
         </w:rPr>
@@ -13213,6 +14781,20 @@
       </w:r>
       <w:r>
         <w:rPr>
+          <w:lang w:val="fr_FR" w:bidi="fr_FR"/>
+        </w:rPr>
+        <w:t>וַ⁠יָּ֤חֶל יוֹנָה֙ לָ⁠ב֣וֹא בָ⁠עִ֔יר מַהֲלַ֖ךְ י֣וֹם אֶחָ֑ד וַ⁠יִּקְרָא֙</w:t>
+      </w:r>
+    </w:p>
+    <w:p>
+      <w:pPr/>
+      <w:r>
+        <w:rPr>
+          <w:lang w:val="fr_FR" w:bidi="fr_FR"/>
+        </w:rPr>
+      </w:r>
+      <w:r>
+        <w:rPr>
           <w:b/>
           <w:lang w:val="fr_FR" w:bidi="fr_FR"/>
         </w:rPr>
@@ -13309,6 +14891,20 @@
       </w:r>
       <w:r>
         <w:rPr>
+          <w:lang w:val="fr_FR" w:bidi="fr_FR"/>
+        </w:rPr>
+        <w:t>וַ⁠יִּקְרָא֙ וַ⁠יֹּאמַ֔ר</w:t>
+      </w:r>
+    </w:p>
+    <w:p>
+      <w:pPr/>
+      <w:r>
+        <w:rPr>
+          <w:lang w:val="fr_FR" w:bidi="fr_FR"/>
+        </w:rPr>
+      </w:r>
+      <w:r>
+        <w:rPr>
           <w:b/>
           <w:lang w:val="fr_FR" w:bidi="fr_FR"/>
         </w:rPr>
@@ -13419,6 +15015,20 @@
       </w:r>
       <w:r>
         <w:rPr>
+          <w:lang w:val="fr_FR" w:bidi="fr_FR"/>
+        </w:rPr>
+        <w:t>ע֚וֹד אַרְבָּעִ֣ים י֔וֹם</w:t>
+      </w:r>
+    </w:p>
+    <w:p>
+      <w:pPr/>
+      <w:r>
+        <w:rPr>
+          <w:lang w:val="fr_FR" w:bidi="fr_FR"/>
+        </w:rPr>
+      </w:r>
+      <w:r>
+        <w:rPr>
           <w:b/>
           <w:lang w:val="fr_FR" w:bidi="fr_FR"/>
         </w:rPr>
@@ -13482,6 +15092,20 @@
       </w:r>
       <w:r>
         <w:rPr>
+          <w:lang w:val="fr_FR" w:bidi="fr_FR"/>
+        </w:rPr>
+        <w:t>וְ⁠נִֽינְוֵ֖ה נֶהְפָּֽכֶת</w:t>
+      </w:r>
+    </w:p>
+    <w:p>
+      <w:pPr/>
+      <w:r>
+        <w:rPr>
+          <w:lang w:val="fr_FR" w:bidi="fr_FR"/>
+        </w:rPr>
+      </w:r>
+      <w:r>
+        <w:rPr>
           <w:b/>
           <w:lang w:val="fr_FR" w:bidi="fr_FR"/>
         </w:rPr>
@@ -13579,6 +15203,20 @@
       </w:r>
       <w:r>
         <w:rPr>
+          <w:lang w:val="fr_FR" w:bidi="fr_FR"/>
+        </w:rPr>
+        <w:t>וַ⁠יִּקְרְאוּ־צוֹם֙ וַ⁠יִּלְבְּשׁ֣וּ שַׂקִּ֔ים</w:t>
+      </w:r>
+    </w:p>
+    <w:p>
+      <w:pPr/>
+      <w:r>
+        <w:rPr>
+          <w:lang w:val="fr_FR" w:bidi="fr_FR"/>
+        </w:rPr>
+      </w:r>
+      <w:r>
+        <w:rPr>
           <w:b/>
           <w:lang w:val="fr_FR" w:bidi="fr_FR"/>
         </w:rPr>
@@ -13662,6 +15300,20 @@
       </w:r>
       <w:r>
         <w:rPr>
+          <w:lang w:val="fr_FR" w:bidi="fr_FR"/>
+        </w:rPr>
+        <w:t>מִ⁠גְּדוֹלָ֖⁠ם וְ⁠עַד־קְטַנָּֽ⁠ם</w:t>
+      </w:r>
+    </w:p>
+    <w:p>
+      <w:pPr/>
+      <w:r>
+        <w:rPr>
+          <w:lang w:val="fr_FR" w:bidi="fr_FR"/>
+        </w:rPr>
+      </w:r>
+      <w:r>
+        <w:rPr>
           <w:b/>
           <w:lang w:val="fr_FR" w:bidi="fr_FR"/>
         </w:rPr>
@@ -13755,6 +15407,20 @@
       </w:r>
       <w:r>
         <w:rPr>
+          <w:lang w:val="fr_FR" w:bidi="fr_FR"/>
+        </w:rPr>
+        <w:t>אַנְשֵׁ֥י נִֽינְוֵ֖ה</w:t>
+      </w:r>
+    </w:p>
+    <w:p>
+      <w:pPr/>
+      <w:r>
+        <w:rPr>
+          <w:lang w:val="fr_FR" w:bidi="fr_FR"/>
+        </w:rPr>
+      </w:r>
+      <w:r>
+        <w:rPr>
           <w:b/>
           <w:lang w:val="fr_FR" w:bidi="fr_FR"/>
         </w:rPr>
@@ -13865,6 +15531,20 @@
       </w:r>
       <w:r>
         <w:rPr>
+          <w:lang w:val="fr_FR" w:bidi="fr_FR"/>
+        </w:rPr>
+        <w:t>הַ⁠דָּבָר֙</w:t>
+      </w:r>
+    </w:p>
+    <w:p>
+      <w:pPr/>
+      <w:r>
+        <w:rPr>
+          <w:lang w:val="fr_FR" w:bidi="fr_FR"/>
+        </w:rPr>
+      </w:r>
+      <w:r>
+        <w:rPr>
           <w:b/>
           <w:lang w:val="fr_FR" w:bidi="fr_FR"/>
         </w:rPr>
@@ -13988,6 +15668,20 @@
       </w:r>
       <w:r>
         <w:rPr>
+          <w:lang w:val="fr_FR" w:bidi="fr_FR"/>
+        </w:rPr>
+        <w:t>וַ⁠יָּ֨קָם֙ מִ⁠כִּסְא֔⁠וֹ וַ⁠יַּעֲבֵ֥ר אַדַּרְתּ֖⁠וֹ מֵֽ⁠עָלָ֑י⁠ו</w:t>
+      </w:r>
+    </w:p>
+    <w:p>
+      <w:pPr/>
+      <w:r>
+        <w:rPr>
+          <w:lang w:val="fr_FR" w:bidi="fr_FR"/>
+        </w:rPr>
+      </w:r>
+      <w:r>
+        <w:rPr>
           <w:b/>
           <w:lang w:val="fr_FR" w:bidi="fr_FR"/>
         </w:rPr>
@@ -14098,6 +15792,20 @@
       </w:r>
       <w:r>
         <w:rPr>
+          <w:lang w:val="fr_FR" w:bidi="fr_FR"/>
+        </w:rPr>
+        <w:t>מִ⁠כִּסְא֔⁠וֹ</w:t>
+      </w:r>
+    </w:p>
+    <w:p>
+      <w:pPr/>
+      <w:r>
+        <w:rPr>
+          <w:lang w:val="fr_FR" w:bidi="fr_FR"/>
+        </w:rPr>
+      </w:r>
+      <w:r>
+        <w:rPr>
           <w:b/>
           <w:lang w:val="fr_FR" w:bidi="fr_FR"/>
         </w:rPr>
@@ -14194,6 +15902,20 @@
       </w:r>
       <w:r>
         <w:rPr>
+          <w:lang w:val="fr_FR" w:bidi="fr_FR"/>
+        </w:rPr>
+        <w:t>וַ⁠יְכַ֣ס שַׂ֔ק וַ⁠יֵּ֖שֶׁב עַל־הָ⁠אֵֽפֶר</w:t>
+      </w:r>
+    </w:p>
+    <w:p>
+      <w:pPr/>
+      <w:r>
+        <w:rPr>
+          <w:lang w:val="fr_FR" w:bidi="fr_FR"/>
+        </w:rPr>
+      </w:r>
+      <w:r>
+        <w:rPr>
           <w:b/>
           <w:lang w:val="fr_FR" w:bidi="fr_FR"/>
         </w:rPr>
@@ -14339,6 +16061,20 @@
       </w:r>
       <w:r>
         <w:rPr>
+          <w:lang w:val="fr_FR" w:bidi="fr_FR"/>
+        </w:rPr>
+        <w:t>וַ⁠יַּזְעֵ֗ק וַ⁠יֹּ֨אמֶר֙</w:t>
+      </w:r>
+    </w:p>
+    <w:p>
+      <w:pPr/>
+      <w:r>
+        <w:rPr>
+          <w:lang w:val="fr_FR" w:bidi="fr_FR"/>
+        </w:rPr>
+      </w:r>
+      <w:r>
+        <w:rPr>
           <w:b/>
           <w:lang w:val="fr_FR" w:bidi="fr_FR"/>
         </w:rPr>
@@ -14463,6 +16199,20 @@
       </w:r>
       <w:r>
         <w:rPr>
+          <w:lang w:val="fr_FR" w:bidi="fr_FR"/>
+        </w:rPr>
+        <w:t>מִ⁠טַּ֧עַם הַ⁠מֶּ֛לֶךְ וּ⁠גְדֹלָ֖י⁠ו</w:t>
+      </w:r>
+    </w:p>
+    <w:p>
+      <w:pPr/>
+      <w:r>
+        <w:rPr>
+          <w:lang w:val="fr_FR" w:bidi="fr_FR"/>
+        </w:rPr>
+      </w:r>
+      <w:r>
+        <w:rPr>
           <w:b/>
           <w:lang w:val="fr_FR" w:bidi="fr_FR"/>
         </w:rPr>
@@ -14540,6 +16290,20 @@
       </w:r>
       <w:r>
         <w:rPr>
+          <w:lang w:val="fr_FR" w:bidi="fr_FR"/>
+        </w:rPr>
+        <w:t>וּ⁠גְדֹלָ֖י⁠ו</w:t>
+      </w:r>
+    </w:p>
+    <w:p>
+      <w:pPr/>
+      <w:r>
+        <w:rPr>
+          <w:lang w:val="fr_FR" w:bidi="fr_FR"/>
+        </w:rPr>
+      </w:r>
+      <w:r>
+        <w:rPr>
           <w:b/>
           <w:lang w:val="fr_FR" w:bidi="fr_FR"/>
         </w:rPr>
@@ -14636,6 +16400,20 @@
       </w:r>
       <w:r>
         <w:rPr>
+          <w:lang w:val="fr_FR" w:bidi="fr_FR"/>
+        </w:rPr>
+        <w:t>הַ⁠בָּקָ֣ר וְ⁠הַ⁠צֹּ֗אן</w:t>
+      </w:r>
+    </w:p>
+    <w:p>
+      <w:pPr/>
+      <w:r>
+        <w:rPr>
+          <w:lang w:val="fr_FR" w:bidi="fr_FR"/>
+        </w:rPr>
+      </w:r>
+      <w:r>
+        <w:rPr>
           <w:b/>
           <w:lang w:val="fr_FR" w:bidi="fr_FR"/>
         </w:rPr>
@@ -14745,6 +16523,20 @@
       </w:r>
       <w:r>
         <w:rPr>
+          <w:lang w:val="fr_FR" w:bidi="fr_FR"/>
+        </w:rPr>
+        <w:t>וַ⁠יַּזְעֵ֗ק וַ⁠יֹּ֨אמֶר֙</w:t>
+      </w:r>
+    </w:p>
+    <w:p>
+      <w:pPr/>
+      <w:r>
+        <w:rPr>
+          <w:lang w:val="fr_FR" w:bidi="fr_FR"/>
+        </w:rPr>
+      </w:r>
+      <w:r>
+        <w:rPr>
           <w:b/>
           <w:lang w:val="fr_FR" w:bidi="fr_FR"/>
         </w:rPr>
@@ -14842,6 +16634,20 @@
       </w:r>
       <w:r>
         <w:rPr>
+          <w:lang w:val="fr_FR" w:bidi="fr_FR"/>
+        </w:rPr>
+        <w:t>וְ⁠הַ⁠בְּהֵמָ֔ה</w:t>
+      </w:r>
+    </w:p>
+    <w:p>
+      <w:pPr/>
+      <w:r>
+        <w:rPr>
+          <w:lang w:val="fr_FR" w:bidi="fr_FR"/>
+        </w:rPr>
+      </w:r>
+      <w:r>
+        <w:rPr>
           <w:b/>
           <w:lang w:val="fr_FR" w:bidi="fr_FR"/>
         </w:rPr>
@@ -14925,6 +16731,20 @@
       </w:r>
       <w:r>
         <w:rPr>
+          <w:lang w:val="fr_FR" w:bidi="fr_FR"/>
+        </w:rPr>
+        <w:t>וְ⁠יִקְרְא֥וּ אֶל־אֱלֹהִ֖ים בְּ⁠חָזְקָ֑ה</w:t>
+      </w:r>
+    </w:p>
+    <w:p>
+      <w:pPr/>
+      <w:r>
+        <w:rPr>
+          <w:lang w:val="fr_FR" w:bidi="fr_FR"/>
+        </w:rPr>
+      </w:r>
+      <w:r>
+        <w:rPr>
           <w:b/>
           <w:lang w:val="fr_FR" w:bidi="fr_FR"/>
         </w:rPr>
@@ -15008,6 +16828,20 @@
       </w:r>
       <w:r>
         <w:rPr>
+          <w:lang w:val="fr_FR" w:bidi="fr_FR"/>
+        </w:rPr>
+        <w:t>הֶ⁠חָמָ֖ס אֲשֶׁ֥ר בְּ⁠כַפֵּי⁠הֶֽם</w:t>
+      </w:r>
+    </w:p>
+    <w:p>
+      <w:pPr/>
+      <w:r>
+        <w:rPr>
+          <w:lang w:val="fr_FR" w:bidi="fr_FR"/>
+        </w:rPr>
+      </w:r>
+      <w:r>
+        <w:rPr>
           <w:b/>
           <w:lang w:val="fr_FR" w:bidi="fr_FR"/>
         </w:rPr>
@@ -15146,6 +16980,20 @@
       </w:r>
       <w:r>
         <w:rPr>
+          <w:lang w:val="fr_FR" w:bidi="fr_FR"/>
+        </w:rPr>
+        <w:t>וְ⁠יִקְרְא֥וּ</w:t>
+      </w:r>
+    </w:p>
+    <w:p>
+      <w:pPr/>
+      <w:r>
+        <w:rPr>
+          <w:lang w:val="fr_FR" w:bidi="fr_FR"/>
+        </w:rPr>
+      </w:r>
+      <w:r>
+        <w:rPr>
           <w:b/>
           <w:lang w:val="fr_FR" w:bidi="fr_FR"/>
         </w:rPr>
@@ -15242,6 +17090,20 @@
       </w:r>
       <w:r>
         <w:rPr>
+          <w:lang w:val="fr_FR" w:bidi="fr_FR"/>
+        </w:rPr>
+        <w:t>מִֽי־יוֹדֵ֣עַ</w:t>
+      </w:r>
+    </w:p>
+    <w:p>
+      <w:pPr/>
+      <w:r>
+        <w:rPr>
+          <w:lang w:val="fr_FR" w:bidi="fr_FR"/>
+        </w:rPr>
+      </w:r>
+      <w:r>
+        <w:rPr>
           <w:b/>
           <w:lang w:val="fr_FR" w:bidi="fr_FR"/>
         </w:rPr>
@@ -15325,6 +17187,20 @@
       </w:r>
       <w:r>
         <w:rPr>
+          <w:lang w:val="fr_FR" w:bidi="fr_FR"/>
+        </w:rPr>
+        <w:t>יָשׁ֔וּב וְ⁠נִחַ֖ם הָ⁠אֱלֹהִ֑ים</w:t>
+      </w:r>
+    </w:p>
+    <w:p>
+      <w:pPr/>
+      <w:r>
+        <w:rPr>
+          <w:lang w:val="fr_FR" w:bidi="fr_FR"/>
+        </w:rPr>
+      </w:r>
+      <w:r>
+        <w:rPr>
           <w:b/>
           <w:lang w:val="fr_FR" w:bidi="fr_FR"/>
         </w:rPr>
@@ -15422,6 +17298,20 @@
       </w:r>
       <w:r>
         <w:rPr>
+          <w:lang w:val="fr_FR" w:bidi="fr_FR"/>
+        </w:rPr>
+        <w:t>מֵ⁠חֲר֥וֹן אַפּ֖⁠וֹ</w:t>
+      </w:r>
+    </w:p>
+    <w:p>
+      <w:pPr/>
+      <w:r>
+        <w:rPr>
+          <w:lang w:val="fr_FR" w:bidi="fr_FR"/>
+        </w:rPr>
+      </w:r>
+      <w:r>
+        <w:rPr>
           <w:b/>
           <w:lang w:val="fr_FR" w:bidi="fr_FR"/>
         </w:rPr>
@@ -15519,6 +17409,20 @@
       </w:r>
       <w:r>
         <w:rPr>
+          <w:lang w:val="fr_FR" w:bidi="fr_FR"/>
+        </w:rPr>
+        <w:t>וְ⁠לֹ֥א נֹאבֵֽד</w:t>
+      </w:r>
+    </w:p>
+    <w:p>
+      <w:pPr/>
+      <w:r>
+        <w:rPr>
+          <w:lang w:val="fr_FR" w:bidi="fr_FR"/>
+        </w:rPr>
+      </w:r>
+      <w:r>
+        <w:rPr>
           <w:b/>
           <w:lang w:val="fr_FR" w:bidi="fr_FR"/>
         </w:rPr>
@@ -15616,6 +17520,20 @@
       </w:r>
       <w:r>
         <w:rPr>
+          <w:lang w:val="fr_FR" w:bidi="fr_FR"/>
+        </w:rPr>
+        <w:t>וַ⁠יַּ֤רְא הָֽ⁠אֱלֹהִים֙ אֶֽת־מַ֣עֲשֵׂי⁠הֶ֔ם כִּי־שָׁ֖בוּ מִ⁠דַּרְכָּ֣⁠ם הָ⁠רָעָ֑ה</w:t>
+      </w:r>
+    </w:p>
+    <w:p>
+      <w:pPr/>
+      <w:r>
+        <w:rPr>
+          <w:lang w:val="fr_FR" w:bidi="fr_FR"/>
+        </w:rPr>
+      </w:r>
+      <w:r>
+        <w:rPr>
           <w:b/>
           <w:lang w:val="fr_FR" w:bidi="fr_FR"/>
         </w:rPr>
@@ -15693,6 +17611,20 @@
       </w:r>
       <w:r>
         <w:rPr>
+          <w:lang w:val="fr_FR" w:bidi="fr_FR"/>
+        </w:rPr>
+        <w:t>שָׁ֖בוּ מִ⁠דַּרְכָּ֣⁠ם הָ⁠רָעָ֑ה</w:t>
+      </w:r>
+    </w:p>
+    <w:p>
+      <w:pPr/>
+      <w:r>
+        <w:rPr>
+          <w:lang w:val="fr_FR" w:bidi="fr_FR"/>
+        </w:rPr>
+      </w:r>
+      <w:r>
+        <w:rPr>
           <w:b/>
           <w:lang w:val="fr_FR" w:bidi="fr_FR"/>
         </w:rPr>
@@ -15816,6 +17748,20 @@
       </w:r>
       <w:r>
         <w:rPr>
+          <w:lang w:val="fr_FR" w:bidi="fr_FR"/>
+        </w:rPr>
+        <w:t>עַל־הָ⁠רָעָ֛ה</w:t>
+      </w:r>
+    </w:p>
+    <w:p>
+      <w:pPr/>
+      <w:r>
+        <w:rPr>
+          <w:lang w:val="fr_FR" w:bidi="fr_FR"/>
+        </w:rPr>
+      </w:r>
+      <w:r>
+        <w:rPr>
           <w:b/>
           <w:lang w:val="fr_FR" w:bidi="fr_FR"/>
         </w:rPr>
@@ -15913,6 +17859,20 @@
       </w:r>
       <w:r>
         <w:rPr>
+          <w:lang w:val="fr_FR" w:bidi="fr_FR"/>
+        </w:rPr>
+        <w:t>וְ⁠לֹ֥א עָשָֽׂה</w:t>
+      </w:r>
+    </w:p>
+    <w:p>
+      <w:pPr/>
+      <w:r>
+        <w:rPr>
+          <w:lang w:val="fr_FR" w:bidi="fr_FR"/>
+        </w:rPr>
+      </w:r>
+      <w:r>
+        <w:rPr>
           <w:b/>
           <w:lang w:val="fr_FR" w:bidi="fr_FR"/>
         </w:rPr>
@@ -16009,6 +17969,20 @@
       </w:r>
       <w:r>
         <w:rPr>
+          <w:lang w:val="fr_FR" w:bidi="fr_FR"/>
+        </w:rPr>
+        <w:t>הָ⁠רָעָ֛ה</w:t>
+      </w:r>
+    </w:p>
+    <w:p>
+      <w:pPr/>
+      <w:r>
+        <w:rPr>
+          <w:lang w:val="fr_FR" w:bidi="fr_FR"/>
+        </w:rPr>
+      </w:r>
+      <w:r>
+        <w:rPr>
           <w:b/>
           <w:lang w:val="fr_FR" w:bidi="fr_FR"/>
         </w:rPr>
@@ -16105,6 +18079,20 @@
       </w:r>
       <w:r>
         <w:rPr>
+          <w:lang w:val="fr_FR" w:bidi="fr_FR"/>
+        </w:rPr>
+        <w:t>וַ⁠יֵּ֥רַע אֶל־יוֹנָ֖ה</w:t>
+      </w:r>
+    </w:p>
+    <w:p>
+      <w:pPr/>
+      <w:r>
+        <w:rPr>
+          <w:lang w:val="fr_FR" w:bidi="fr_FR"/>
+        </w:rPr>
+      </w:r>
+      <w:r>
+        <w:rPr>
           <w:b/>
           <w:lang w:val="fr_FR" w:bidi="fr_FR"/>
         </w:rPr>
@@ -16202,6 +18190,20 @@
       </w:r>
       <w:r>
         <w:rPr>
+          <w:lang w:val="fr_FR" w:bidi="fr_FR"/>
+        </w:rPr>
+        <w:t>וַ⁠יִּ֖חַר לֽ⁠וֹ</w:t>
+      </w:r>
+    </w:p>
+    <w:p>
+      <w:pPr/>
+      <w:r>
+        <w:rPr>
+          <w:lang w:val="fr_FR" w:bidi="fr_FR"/>
+        </w:rPr>
+      </w:r>
+      <w:r>
+        <w:rPr>
           <w:b/>
           <w:lang w:val="fr_FR" w:bidi="fr_FR"/>
         </w:rPr>
@@ -16326,6 +18328,20 @@
       </w:r>
       <w:r>
         <w:rPr>
+          <w:lang w:val="fr_FR" w:bidi="fr_FR"/>
+        </w:rPr>
+        <w:t>וַ⁠יֵּ֥רַע</w:t>
+      </w:r>
+    </w:p>
+    <w:p>
+      <w:pPr/>
+      <w:r>
+        <w:rPr>
+          <w:lang w:val="fr_FR" w:bidi="fr_FR"/>
+        </w:rPr>
+      </w:r>
+      <w:r>
+        <w:rPr>
           <w:b/>
           <w:lang w:val="fr_FR" w:bidi="fr_FR"/>
         </w:rPr>
@@ -16422,6 +18438,20 @@
       </w:r>
       <w:r>
         <w:rPr>
+          <w:lang w:val="fr_FR" w:bidi="fr_FR"/>
+        </w:rPr>
+        <w:t>וַ⁠יֵּ֥רַע אֶל־יוֹנָ֖ה רָעָ֣ה גְדוֹלָ֑ה</w:t>
+      </w:r>
+    </w:p>
+    <w:p>
+      <w:pPr/>
+      <w:r>
+        <w:rPr>
+          <w:lang w:val="fr_FR" w:bidi="fr_FR"/>
+        </w:rPr>
+      </w:r>
+      <w:r>
+        <w:rPr>
           <w:b/>
           <w:lang w:val="fr_FR" w:bidi="fr_FR"/>
         </w:rPr>
@@ -16532,6 +18562,20 @@
       </w:r>
       <w:r>
         <w:rPr>
+          <w:lang w:val="fr_FR" w:bidi="fr_FR"/>
+        </w:rPr>
+        <w:t>אָנָּ֤ה</w:t>
+      </w:r>
+    </w:p>
+    <w:p>
+      <w:pPr/>
+      <w:r>
+        <w:rPr>
+          <w:lang w:val="fr_FR" w:bidi="fr_FR"/>
+        </w:rPr>
+      </w:r>
+      <w:r>
+        <w:rPr>
           <w:b/>
           <w:lang w:val="fr_FR" w:bidi="fr_FR"/>
         </w:rPr>
@@ -16615,6 +18659,20 @@
       </w:r>
       <w:r>
         <w:rPr>
+          <w:lang w:val="fr_FR" w:bidi="fr_FR"/>
+        </w:rPr>
+        <w:t>יְהוָה֙ הֲ⁠לוֹא־זֶ֣ה דְבָרִ֗⁠י עַד־הֱיוֹתִ⁠י֙ עַל־אַדְמָתִ֔⁠י</w:t>
+      </w:r>
+    </w:p>
+    <w:p>
+      <w:pPr/>
+      <w:r>
+        <w:rPr>
+          <w:lang w:val="fr_FR" w:bidi="fr_FR"/>
+        </w:rPr>
+      </w:r>
+      <w:r>
+        <w:rPr>
           <w:b/>
           <w:lang w:val="fr_FR" w:bidi="fr_FR"/>
         </w:rPr>
@@ -16712,6 +18770,20 @@
       </w:r>
       <w:r>
         <w:rPr>
+          <w:lang w:val="fr_FR" w:bidi="fr_FR"/>
+        </w:rPr>
+        <w:t>יְהוָה֙ הֲ⁠לוֹא־זֶ֣ה דְבָרִ֗⁠י עַד־הֱיוֹתִ⁠י֙ עַל־אַדְמָתִ֔⁠י</w:t>
+      </w:r>
+    </w:p>
+    <w:p>
+      <w:pPr/>
+      <w:r>
+        <w:rPr>
+          <w:lang w:val="fr_FR" w:bidi="fr_FR"/>
+        </w:rPr>
+      </w:r>
+      <w:r>
+        <w:rPr>
           <w:b/>
           <w:lang w:val="fr_FR" w:bidi="fr_FR"/>
         </w:rPr>
@@ -16809,6 +18881,20 @@
       </w:r>
       <w:r>
         <w:rPr>
+          <w:lang w:val="fr_FR" w:bidi="fr_FR"/>
+        </w:rPr>
+        <w:t>אֶ֤רֶךְ אַפַּ֨יִם֙</w:t>
+      </w:r>
+    </w:p>
+    <w:p>
+      <w:pPr/>
+      <w:r>
+        <w:rPr>
+          <w:lang w:val="fr_FR" w:bidi="fr_FR"/>
+        </w:rPr>
+      </w:r>
+      <w:r>
+        <w:rPr>
           <w:b/>
           <w:lang w:val="fr_FR" w:bidi="fr_FR"/>
         </w:rPr>
@@ -16919,6 +19005,20 @@
       </w:r>
       <w:r>
         <w:rPr>
+          <w:lang w:val="fr_FR" w:bidi="fr_FR"/>
+        </w:rPr>
+        <w:t>וְ⁠רַב־חֶ֔סֶד</w:t>
+      </w:r>
+    </w:p>
+    <w:p>
+      <w:pPr/>
+      <w:r>
+        <w:rPr>
+          <w:lang w:val="fr_FR" w:bidi="fr_FR"/>
+        </w:rPr>
+      </w:r>
+      <w:r>
+        <w:rPr>
           <w:b/>
           <w:lang w:val="fr_FR" w:bidi="fr_FR"/>
         </w:rPr>
@@ -16971,6 +19071,20 @@
         <w:rPr>
           <w:lang w:val="fr_FR" w:bidi="fr_FR"/>
         </w:rPr>
+      </w:r>
+    </w:p>
+    <w:p>
+      <w:pPr/>
+      <w:r>
+        <w:rPr>
+          <w:lang w:val="fr_FR" w:bidi="fr_FR"/>
+        </w:rPr>
+      </w:r>
+      <w:r>
+        <w:rPr>
+          <w:lang w:val="fr_FR" w:bidi="fr_FR"/>
+        </w:rPr>
+        <w:t>וְ⁠נִחָ֖ם עַל־הָ⁠רָעָֽה</w:t>
       </w:r>
     </w:p>
     <w:p>
@@ -17096,6 +19210,20 @@
       </w:r>
       <w:r>
         <w:rPr>
+          <w:lang w:val="fr_FR" w:bidi="fr_FR"/>
+        </w:rPr>
+        <w:t>קַח־נָ֥א אֶת־נַפְשִׁ֖⁠י מִמֶּ֑⁠נִּי</w:t>
+      </w:r>
+    </w:p>
+    <w:p>
+      <w:pPr/>
+      <w:r>
+        <w:rPr>
+          <w:lang w:val="fr_FR" w:bidi="fr_FR"/>
+        </w:rPr>
+      </w:r>
+      <w:r>
+        <w:rPr>
           <w:b/>
           <w:lang w:val="fr_FR" w:bidi="fr_FR"/>
         </w:rPr>
@@ -17193,6 +19321,20 @@
       </w:r>
       <w:r>
         <w:rPr>
+          <w:lang w:val="fr_FR" w:bidi="fr_FR"/>
+        </w:rPr>
+        <w:t>כִּ֛י ט֥וֹב מוֹתִ֖⁠י מֵ⁠חַיָּֽ⁠י</w:t>
+      </w:r>
+    </w:p>
+    <w:p>
+      <w:pPr/>
+      <w:r>
+        <w:rPr>
+          <w:lang w:val="fr_FR" w:bidi="fr_FR"/>
+        </w:rPr>
+      </w:r>
+      <w:r>
+        <w:rPr>
           <w:b/>
           <w:lang w:val="fr_FR" w:bidi="fr_FR"/>
         </w:rPr>
@@ -17319,6 +19461,20 @@
         <w:rPr>
           <w:lang w:val="fr_FR" w:bidi="fr_FR"/>
         </w:rPr>
+      </w:r>
+    </w:p>
+    <w:p>
+      <w:pPr/>
+      <w:r>
+        <w:rPr>
+          <w:lang w:val="fr_FR" w:bidi="fr_FR"/>
+        </w:rPr>
+      </w:r>
+      <w:r>
+        <w:rPr>
+          <w:lang w:val="fr_FR" w:bidi="fr_FR"/>
+        </w:rPr>
+        <w:t>הַ⁠הֵיטֵ֖ב חָ֥רָה לָֽ⁠ךְ</w:t>
       </w:r>
     </w:p>
     <w:p>
@@ -17458,6 +19614,20 @@
       </w:r>
       <w:r>
         <w:rPr>
+          <w:lang w:val="fr_FR" w:bidi="fr_FR"/>
+        </w:rPr>
+        <w:t>הַ⁠הֵיטֵ֖ב חָ֥רָה לָֽ⁠ךְ</w:t>
+      </w:r>
+    </w:p>
+    <w:p>
+      <w:pPr/>
+      <w:r>
+        <w:rPr>
+          <w:lang w:val="fr_FR" w:bidi="fr_FR"/>
+        </w:rPr>
+      </w:r>
+      <w:r>
+        <w:rPr>
           <w:b/>
           <w:lang w:val="fr_FR" w:bidi="fr_FR"/>
         </w:rPr>
@@ -17541,6 +19711,20 @@
       </w:r>
       <w:r>
         <w:rPr>
+          <w:lang w:val="fr_FR" w:bidi="fr_FR"/>
+        </w:rPr>
+        <w:t>הַ⁠הֵיטֵ֖ב חָ֥רָה לָֽ⁠ךְ</w:t>
+      </w:r>
+    </w:p>
+    <w:p>
+      <w:pPr/>
+      <w:r>
+        <w:rPr>
+          <w:lang w:val="fr_FR" w:bidi="fr_FR"/>
+        </w:rPr>
+      </w:r>
+      <w:r>
+        <w:rPr>
           <w:b/>
           <w:lang w:val="fr_FR" w:bidi="fr_FR"/>
         </w:rPr>
@@ -17638,6 +19822,20 @@
       </w:r>
       <w:r>
         <w:rPr>
+          <w:lang w:val="fr_FR" w:bidi="fr_FR"/>
+        </w:rPr>
+        <w:t>מַה־יִּהְיֶ֖ה בָּ⁠עִֽיר</w:t>
+      </w:r>
+    </w:p>
+    <w:p>
+      <w:pPr/>
+      <w:r>
+        <w:rPr>
+          <w:lang w:val="fr_FR" w:bidi="fr_FR"/>
+        </w:rPr>
+      </w:r>
+      <w:r>
+        <w:rPr>
           <w:b/>
           <w:lang w:val="fr_FR" w:bidi="fr_FR"/>
         </w:rPr>
@@ -17735,6 +19933,20 @@
       </w:r>
       <w:r>
         <w:rPr>
+          <w:lang w:val="fr_FR" w:bidi="fr_FR"/>
+        </w:rPr>
+        <w:t>מֵ⁠עַ֣ל לְ⁠יוֹנָ֗ה לִֽ⁠הְי֥וֹת צֵל֙ עַל־רֹאשׁ֔⁠וֹ</w:t>
+      </w:r>
+    </w:p>
+    <w:p>
+      <w:pPr/>
+      <w:r>
+        <w:rPr>
+          <w:lang w:val="fr_FR" w:bidi="fr_FR"/>
+        </w:rPr>
+      </w:r>
+      <w:r>
+        <w:rPr>
           <w:b/>
           <w:lang w:val="fr_FR" w:bidi="fr_FR"/>
         </w:rPr>
@@ -17798,6 +20010,20 @@
       </w:r>
       <w:r>
         <w:rPr>
+          <w:lang w:val="fr_FR" w:bidi="fr_FR"/>
+        </w:rPr>
+        <w:t>לְ⁠הַצִּ֥יל ל֖⁠וֹ מֵ⁠רָֽעָת֑⁠וֹ</w:t>
+      </w:r>
+    </w:p>
+    <w:p>
+      <w:pPr/>
+      <w:r>
+        <w:rPr>
+          <w:lang w:val="fr_FR" w:bidi="fr_FR"/>
+        </w:rPr>
+      </w:r>
+      <w:r>
+        <w:rPr>
           <w:b/>
           <w:lang w:val="fr_FR" w:bidi="fr_FR"/>
         </w:rPr>
@@ -17962,6 +20188,20 @@
       </w:r>
       <w:r>
         <w:rPr>
+          <w:lang w:val="fr_FR" w:bidi="fr_FR"/>
+        </w:rPr>
+        <w:t>וַ⁠יִּשְׂמַ֥ח יוֹנָ֛ה &amp; שִׂמְחָ֥ה גְדוֹלָֽה</w:t>
+      </w:r>
+    </w:p>
+    <w:p>
+      <w:pPr/>
+      <w:r>
+        <w:rPr>
+          <w:lang w:val="fr_FR" w:bidi="fr_FR"/>
+        </w:rPr>
+      </w:r>
+      <w:r>
+        <w:rPr>
           <w:b/>
           <w:lang w:val="fr_FR" w:bidi="fr_FR"/>
         </w:rPr>
@@ -18073,6 +20313,20 @@
       </w:r>
       <w:r>
         <w:rPr>
+          <w:lang w:val="fr_FR" w:bidi="fr_FR"/>
+        </w:rPr>
+        <w:t>וַ⁠יְמַ֤ן הָֽ⁠אֱלֹהִים֙ תּוֹלַ֔עַת</w:t>
+      </w:r>
+    </w:p>
+    <w:p>
+      <w:pPr/>
+      <w:r>
+        <w:rPr>
+          <w:lang w:val="fr_FR" w:bidi="fr_FR"/>
+        </w:rPr>
+      </w:r>
+      <w:r>
+        <w:rPr>
           <w:b/>
           <w:lang w:val="fr_FR" w:bidi="fr_FR"/>
         </w:rPr>
@@ -18150,6 +20404,20 @@
       </w:r>
       <w:r>
         <w:rPr>
+          <w:lang w:val="fr_FR" w:bidi="fr_FR"/>
+        </w:rPr>
+        <w:t>וַ⁠יִּיבָֽשׁ</w:t>
+      </w:r>
+    </w:p>
+    <w:p>
+      <w:pPr/>
+      <w:r>
+        <w:rPr>
+          <w:lang w:val="fr_FR" w:bidi="fr_FR"/>
+        </w:rPr>
+      </w:r>
+      <w:r>
+        <w:rPr>
           <w:b/>
           <w:lang w:val="fr_FR" w:bidi="fr_FR"/>
         </w:rPr>
@@ -18261,6 +20529,20 @@
       </w:r>
       <w:r>
         <w:rPr>
+          <w:lang w:val="fr_FR" w:bidi="fr_FR"/>
+        </w:rPr>
+        <w:t>וַ⁠יְהִ֣י ׀ כִּ⁠זְרֹ֣חַ הַ⁠שֶּׁ֗מֶשׁ</w:t>
+      </w:r>
+    </w:p>
+    <w:p>
+      <w:pPr/>
+      <w:r>
+        <w:rPr>
+          <w:lang w:val="fr_FR" w:bidi="fr_FR"/>
+        </w:rPr>
+      </w:r>
+      <w:r>
+        <w:rPr>
           <w:b/>
           <w:lang w:val="fr_FR" w:bidi="fr_FR"/>
         </w:rPr>
@@ -18358,6 +20640,20 @@
       </w:r>
       <w:r>
         <w:rPr>
+          <w:lang w:val="fr_FR" w:bidi="fr_FR"/>
+        </w:rPr>
+        <w:t>וַ⁠יְמַ֨ן אֱלֹהִ֜ים ר֤וּחַ קָדִים֙ חֲרִישִׁ֔ית</w:t>
+      </w:r>
+    </w:p>
+    <w:p>
+      <w:pPr/>
+      <w:r>
+        <w:rPr>
+          <w:lang w:val="fr_FR" w:bidi="fr_FR"/>
+        </w:rPr>
+      </w:r>
+      <w:r>
+        <w:rPr>
           <w:b/>
           <w:lang w:val="fr_FR" w:bidi="fr_FR"/>
         </w:rPr>
@@ -18468,6 +20764,20 @@
       </w:r>
       <w:r>
         <w:rPr>
+          <w:lang w:val="fr_FR" w:bidi="fr_FR"/>
+        </w:rPr>
+        <w:t>וַ⁠תַּ֥ךְ הַ⁠שֶּׁ֛מֶשׁ עַל</w:t>
+      </w:r>
+    </w:p>
+    <w:p>
+      <w:pPr/>
+      <w:r>
+        <w:rPr>
+          <w:lang w:val="fr_FR" w:bidi="fr_FR"/>
+        </w:rPr>
+      </w:r>
+      <w:r>
+        <w:rPr>
           <w:b/>
           <w:lang w:val="fr_FR" w:bidi="fr_FR"/>
         </w:rPr>
@@ -18577,6 +20887,20 @@
       </w:r>
       <w:r>
         <w:rPr>
+          <w:lang w:val="fr_FR" w:bidi="fr_FR"/>
+        </w:rPr>
+        <w:t>עַל־רֹ֥אשׁ יוֹנָ֖ה</w:t>
+      </w:r>
+    </w:p>
+    <w:p>
+      <w:pPr/>
+      <w:r>
+        <w:rPr>
+          <w:lang w:val="fr_FR" w:bidi="fr_FR"/>
+        </w:rPr>
+      </w:r>
+      <w:r>
+        <w:rPr>
           <w:b/>
           <w:lang w:val="fr_FR" w:bidi="fr_FR"/>
         </w:rPr>
@@ -18686,6 +21010,20 @@
       </w:r>
       <w:r>
         <w:rPr>
+          <w:lang w:val="fr_FR" w:bidi="fr_FR"/>
+        </w:rPr>
+        <w:t>וַ⁠יִּתְעַלָּ֑ף</w:t>
+      </w:r>
+    </w:p>
+    <w:p>
+      <w:pPr/>
+      <w:r>
+        <w:rPr>
+          <w:lang w:val="fr_FR" w:bidi="fr_FR"/>
+        </w:rPr>
+      </w:r>
+      <w:r>
+        <w:rPr>
           <w:b/>
           <w:lang w:val="fr_FR" w:bidi="fr_FR"/>
         </w:rPr>
@@ -18752,6 +21090,20 @@
         <w:rPr>
           <w:lang w:val="fr_FR" w:bidi="fr_FR"/>
         </w:rPr>
+      </w:r>
+    </w:p>
+    <w:p>
+      <w:pPr/>
+      <w:r>
+        <w:rPr>
+          <w:lang w:val="fr_FR" w:bidi="fr_FR"/>
+        </w:rPr>
+      </w:r>
+      <w:r>
+        <w:rPr>
+          <w:lang w:val="fr_FR" w:bidi="fr_FR"/>
+        </w:rPr>
+        <w:t>וַ⁠יִּשְׁאַ֤ל אֶת־נַפְשׁ⁠וֹ֙ לָ⁠מ֔וּת</w:t>
       </w:r>
     </w:p>
     <w:p>
@@ -18946,6 +21298,20 @@
       </w:r>
       <w:r>
         <w:rPr>
+          <w:lang w:val="fr_FR" w:bidi="fr_FR"/>
+        </w:rPr>
+        <w:t>ט֥וֹב מוֹתִ֖⁠י מֵ⁠חַיָּֽ⁠י</w:t>
+      </w:r>
+    </w:p>
+    <w:p>
+      <w:pPr/>
+      <w:r>
+        <w:rPr>
+          <w:lang w:val="fr_FR" w:bidi="fr_FR"/>
+        </w:rPr>
+      </w:r>
+      <w:r>
+        <w:rPr>
           <w:b/>
           <w:lang w:val="fr_FR" w:bidi="fr_FR"/>
         </w:rPr>
@@ -19101,6 +21467,20 @@
       </w:r>
       <w:r>
         <w:rPr>
+          <w:lang w:val="fr_FR" w:bidi="fr_FR"/>
+        </w:rPr>
+        <w:t>הַ⁠הֵיטֵ֥ב חָרָֽה־לְ⁠ךָ֖ עַל־הַ⁠קִּֽיקָי֑וֹן</w:t>
+      </w:r>
+    </w:p>
+    <w:p>
+      <w:pPr/>
+      <w:r>
+        <w:rPr>
+          <w:lang w:val="fr_FR" w:bidi="fr_FR"/>
+        </w:rPr>
+      </w:r>
+      <w:r>
+        <w:rPr>
           <w:b/>
           <w:lang w:val="fr_FR" w:bidi="fr_FR"/>
         </w:rPr>
@@ -19186,6 +21566,20 @@
         <w:rPr>
           <w:lang w:val="fr_FR" w:bidi="fr_FR"/>
         </w:rPr>
+      </w:r>
+    </w:p>
+    <w:p>
+      <w:pPr/>
+      <w:r>
+        <w:rPr>
+          <w:lang w:val="fr_FR" w:bidi="fr_FR"/>
+        </w:rPr>
+      </w:r>
+      <w:r>
+        <w:rPr>
+          <w:lang w:val="fr_FR" w:bidi="fr_FR"/>
+        </w:rPr>
+        <w:t>חָרָֽה־לְ⁠ךָ֖ &amp; חָֽרָה־לִ֖⁠י</w:t>
       </w:r>
     </w:p>
     <w:p>
@@ -19366,6 +21760,20 @@
       </w:r>
       <w:r>
         <w:rPr>
+          <w:lang w:val="fr_FR" w:bidi="fr_FR"/>
+        </w:rPr>
+        <w:t>וַ⁠יֹּ֣אמֶר יְהוָ֔ה</w:t>
+      </w:r>
+    </w:p>
+    <w:p>
+      <w:pPr/>
+      <w:r>
+        <w:rPr>
+          <w:lang w:val="fr_FR" w:bidi="fr_FR"/>
+        </w:rPr>
+      </w:r>
+      <w:r>
+        <w:rPr>
           <w:b/>
           <w:lang w:val="fr_FR" w:bidi="fr_FR"/>
         </w:rPr>
@@ -19463,6 +21871,20 @@
       </w:r>
       <w:r>
         <w:rPr>
+          <w:lang w:val="fr_FR" w:bidi="fr_FR"/>
+        </w:rPr>
+        <w:t>שֶׁ⁠בִּן־לַ֥יְלָה הָיָ֖ה וּ⁠בִן־לַ֥יְלָה אָבָֽד</w:t>
+      </w:r>
+    </w:p>
+    <w:p>
+      <w:pPr/>
+      <w:r>
+        <w:rPr>
+          <w:lang w:val="fr_FR" w:bidi="fr_FR"/>
+        </w:rPr>
+      </w:r>
+      <w:r>
+        <w:rPr>
           <w:b/>
           <w:lang w:val="fr_FR" w:bidi="fr_FR"/>
         </w:rPr>
@@ -19589,6 +22011,20 @@
         <w:rPr>
           <w:lang w:val="fr_FR" w:bidi="fr_FR"/>
         </w:rPr>
+      </w:r>
+    </w:p>
+    <w:p>
+      <w:pPr/>
+      <w:r>
+        <w:rPr>
+          <w:lang w:val="fr_FR" w:bidi="fr_FR"/>
+        </w:rPr>
+      </w:r>
+      <w:r>
+        <w:rPr>
+          <w:lang w:val="fr_FR" w:bidi="fr_FR"/>
+        </w:rPr>
+        <w:t>וַֽ⁠אֲנִי֙</w:t>
       </w:r>
     </w:p>
     <w:p>
@@ -19728,6 +22164,20 @@
       </w:r>
       <w:r>
         <w:rPr>
+          <w:lang w:val="fr_FR" w:bidi="fr_FR"/>
+        </w:rPr>
+        <w:t>וַֽ⁠אֲנִי֙ לֹ֣א אָח֔וּס עַל־נִינְוֵ֖ה הָ⁠עִ֣יר הַ⁠גְּדוֹלָ֑ה אֲשֶׁ֣ר יֶשׁ־בָּ֡⁠הּ הַרְבֵּה֩ מִֽ⁠שְׁתֵּים־עֶשְׂרֵ֨ה רִבּ֜וֹ אָדָ֗ם אֲשֶׁ֤ר לֹֽא־יָדַע֙ בֵּין־יְמִינ֣⁠וֹ לִ⁠שְׂמֹאל֔⁠וֹ וּ⁠בְהֵמָ֖ה רַבָּֽה</w:t>
+      </w:r>
+    </w:p>
+    <w:p>
+      <w:pPr/>
+      <w:r>
+        <w:rPr>
+          <w:lang w:val="fr_FR" w:bidi="fr_FR"/>
+        </w:rPr>
+      </w:r>
+      <w:r>
+        <w:rPr>
           <w:b/>
           <w:lang w:val="fr_FR" w:bidi="fr_FR"/>
         </w:rPr>
@@ -19825,6 +22275,20 @@
       </w:r>
       <w:r>
         <w:rPr>
+          <w:lang w:val="fr_FR" w:bidi="fr_FR"/>
+        </w:rPr>
+        <w:t>אֲשֶׁ֣ר יֶשׁ־בָּ֡⁠הּ הַרְבֵּה֩</w:t>
+      </w:r>
+    </w:p>
+    <w:p>
+      <w:pPr/>
+      <w:r>
+        <w:rPr>
+          <w:lang w:val="fr_FR" w:bidi="fr_FR"/>
+        </w:rPr>
+      </w:r>
+      <w:r>
+        <w:rPr>
           <w:b/>
           <w:lang w:val="fr_FR" w:bidi="fr_FR"/>
         </w:rPr>
@@ -19949,6 +22413,20 @@
       </w:r>
       <w:r>
         <w:rPr>
+          <w:lang w:val="fr_FR" w:bidi="fr_FR"/>
+        </w:rPr>
+        <w:t>מִֽ⁠שְׁתֵּים־עֶשְׂרֵ֨ה רִבּ֜וֹ</w:t>
+      </w:r>
+    </w:p>
+    <w:p>
+      <w:pPr/>
+      <w:r>
+        <w:rPr>
+          <w:lang w:val="fr_FR" w:bidi="fr_FR"/>
+        </w:rPr>
+      </w:r>
+      <w:r>
+        <w:rPr>
           <w:b/>
           <w:lang w:val="fr_FR" w:bidi="fr_FR"/>
         </w:rPr>
@@ -20034,6 +22512,20 @@
         <w:rPr>
           <w:lang w:val="fr_FR" w:bidi="fr_FR"/>
         </w:rPr>
+      </w:r>
+    </w:p>
+    <w:p>
+      <w:pPr/>
+      <w:r>
+        <w:rPr>
+          <w:lang w:val="fr_FR" w:bidi="fr_FR"/>
+        </w:rPr>
+      </w:r>
+      <w:r>
+        <w:rPr>
+          <w:lang w:val="fr_FR" w:bidi="fr_FR"/>
+        </w:rPr>
+        <w:t>אֲשֶׁ֤ר לֹֽא־יָדַע֙ בֵּין־יְמִינ֣⁠וֹ לִ⁠שְׂמֹאל֔⁠וֹ</w:t>
       </w:r>
     </w:p>
     <w:p>

--- a/fra/docx/32.content.docx
+++ b/fra/docx/32.content.docx
@@ -864,7 +864,7 @@
         <w:rPr>
           <w:lang w:val="fr_FR" w:bidi="fr_FR"/>
         </w:rPr>
-        <w:t>וַֽ⁠יְהִי֙ דְּבַר־יְהוָ֔ה</w:t>
+        <w:t>וַֽ⁠יְהִי֙ דְּבַר־יְהוָ֔ה</w:t>
       </w:r>
     </w:p>
     <w:p>
@@ -975,7 +975,7 @@
         <w:rPr>
           <w:lang w:val="fr_FR" w:bidi="fr_FR"/>
         </w:rPr>
-        <w:t>אֲמִתַּ֖י</w:t>
+        <w:t>אֲמִתַּ֖י</w:t>
       </w:r>
     </w:p>
     <w:p>
@@ -1079,7 +1079,7 @@
         <w:rPr>
           <w:lang w:val="fr_FR" w:bidi="fr_FR"/>
         </w:rPr>
-        <w:t>נִֽינְוֵ֛ה הָ⁠עִ֥יר הַ⁠גְּדוֹלָ֖ה</w:t>
+        <w:t>נִֽינְוֵ֛ה הָ⁠עִ֥יר הַ⁠גְּדוֹלָ֖ה</w:t>
       </w:r>
     </w:p>
     <w:p>
@@ -1540,7 +1540,7 @@
         <w:rPr>
           <w:lang w:val="fr_FR" w:bidi="fr_FR"/>
         </w:rPr>
-        <w:t>ק֠וּם לֵ֧ךְ אֶל־נִֽינְוֵ֛ה הָ⁠עִ֥יר הַ⁠גְּדוֹלָ֖ה וּ⁠קְרָ֣א עָלֶ֑י⁠הָ כִּֽי־עָלְתָ֥ה רָעָתָ֖⁠ם לְ⁠פָנָֽ⁠י</w:t>
+        <w:t>ק֠וּם לֵ֧ךְ אֶל־נִֽינְוֵ֛ה הָ⁠עִ֥יר הַ⁠גְּדוֹלָ֖ה וּ⁠קְרָ֣א עָלֶ֑י⁠הָ כִּֽי־עָלְתָ֥ה רָעָתָ֖⁠ם לְ⁠פָנָֽ⁠י</w:t>
       </w:r>
     </w:p>
     <w:p>
@@ -1761,7 +1761,7 @@
         <w:rPr>
           <w:lang w:val="fr_FR" w:bidi="fr_FR"/>
         </w:rPr>
-        <w:t>וַ⁠יָּ֤קָם יוֹנָה֙ לִ⁠בְרֹ֣חַ</w:t>
+        <w:t>וַ⁠יָּ֤קָם יוֹנָה֙ לִ⁠בְרֹ֣חַ</w:t>
       </w:r>
     </w:p>
     <w:p>
@@ -1889,7 +1889,7 @@
         <w:rPr>
           <w:lang w:val="fr_FR" w:bidi="fr_FR"/>
         </w:rPr>
-        <w:t>מִ⁠לִּ⁠פְנֵ֖י יְהוָ֑ה &amp; מִ⁠לִּ⁠פְנֵ֖י יְהוָֽה</w:t>
+        <w:t>מִ⁠לִּ⁠פְנֵ֖י יְהוָ֑ה &amp; מִ⁠לִּ⁠פְנֵ֖י יְהוָֽה</w:t>
       </w:r>
     </w:p>
     <w:p>
@@ -2027,7 +2027,7 @@
         <w:rPr>
           <w:lang w:val="fr_FR" w:bidi="fr_FR"/>
         </w:rPr>
-        <w:t>לִ⁠בְרֹ֣חַ תַּרְשִׁ֔ישָׁ⁠ה</w:t>
+        <w:t>לִ⁠בְרֹ֣חַ תַּרְשִׁ֔ישָׁ⁠ה</w:t>
       </w:r>
     </w:p>
     <w:p>
@@ -2196,7 +2196,7 @@
         <w:rPr>
           <w:lang w:val="fr_FR" w:bidi="fr_FR"/>
         </w:rPr>
-        <w:t>אָנִיָּ֣ה</w:t>
+        <w:t>אָנִיָּ֣ה</w:t>
       </w:r>
     </w:p>
     <w:p>
@@ -2369,7 +2369,7 @@
         <w:rPr>
           <w:lang w:val="fr_FR" w:bidi="fr_FR"/>
         </w:rPr>
-        <w:t>וַ⁠יֵּ֤רֶד בָּ⁠הּ֙</w:t>
+        <w:t>וַ⁠יֵּ֤רֶד בָּ⁠הּ֙</w:t>
       </w:r>
     </w:p>
     <w:p>
@@ -2480,7 +2480,7 @@
         <w:rPr>
           <w:lang w:val="fr_FR" w:bidi="fr_FR"/>
         </w:rPr>
-        <w:t>עִמָּ⁠הֶם֙</w:t>
+        <w:t>עִמָּ⁠הֶם֙</w:t>
       </w:r>
     </w:p>
     <w:p>
@@ -2721,7 +2721,7 @@
         <w:rPr>
           <w:lang w:val="fr_FR" w:bidi="fr_FR"/>
         </w:rPr>
-        <w:t>וְ⁠הָ֣⁠אֳנִיָּ֔ה חִשְּׁבָ֖ה לְ⁠הִשָּׁבֵֽר</w:t>
+        <w:t>וְ⁠הָ֣⁠אֳנִיָּ֔ה חִשְּׁבָ֖ה לְ⁠הִשָּׁבֵֽר</w:t>
       </w:r>
     </w:p>
     <w:p>
@@ -2845,7 +2845,7 @@
         <w:rPr>
           <w:lang w:val="fr_FR" w:bidi="fr_FR"/>
         </w:rPr>
-        <w:t>לְ⁠הִשָּׁבֵֽר</w:t>
+        <w:t>לְ⁠הִשָּׁבֵֽר</w:t>
       </w:r>
     </w:p>
     <w:p>
@@ -2956,7 +2956,7 @@
         <w:rPr>
           <w:lang w:val="fr_FR" w:bidi="fr_FR"/>
         </w:rPr>
-        <w:t>הַ⁠מַּלָּחִ֗ים</w:t>
+        <w:t>הַ⁠מַּלָּחִ֗ים</w:t>
       </w:r>
     </w:p>
     <w:p>
@@ -3332,7 +3332,7 @@
         <w:rPr>
           <w:lang w:val="fr_FR" w:bidi="fr_FR"/>
         </w:rPr>
-        <w:t>וְ⁠יוֹנָ֗ה יָרַד֙ אֶל־יַרְכְּתֵ֣י הַ⁠סְּפִינָ֔ה וַ⁠יִּשְׁכַּ֖ב וַ⁠יֵּרָדַֽם</w:t>
+        <w:t>וְ⁠יוֹנָ֗ה יָרַד֙ אֶל־יַרְכְּתֵ֣י הַ⁠סְּפִינָ֔ה וַ⁠יִּשְׁכַּ֖ב וַ⁠יֵּרָדַֽם</w:t>
       </w:r>
     </w:p>
     <w:p>
@@ -3457,7 +3457,7 @@
         <w:rPr>
           <w:lang w:val="fr_FR" w:bidi="fr_FR"/>
         </w:rPr>
-        <w:t>יַרְכְּתֵ֣י הַ⁠סְּפִינָ֔ה</w:t>
+        <w:t>יַרְכְּתֵ֣י הַ⁠סְּפִינָ֔ה</w:t>
       </w:r>
     </w:p>
     <w:p>
@@ -3548,7 +3548,7 @@
         <w:rPr>
           <w:lang w:val="fr_FR" w:bidi="fr_FR"/>
         </w:rPr>
-        <w:t>וַ⁠יִּשְׁכַּ֖ב וַ⁠יֵּרָדַֽם</w:t>
+        <w:t>וַ⁠יִּשְׁכַּ֖ב וַ⁠יֵּרָדַֽם</w:t>
       </w:r>
     </w:p>
     <w:p>
@@ -3639,7 +3639,7 @@
         <w:rPr>
           <w:lang w:val="fr_FR" w:bidi="fr_FR"/>
         </w:rPr>
-        <w:t>וַ⁠יִּקְרַ֤ב אֵלָי⁠ו֙ רַ֣ב הַ⁠חֹבֵ֔ל וַ⁠יֹּ֥אמֶר ל֖⁠וֹ</w:t>
+        <w:t>וַ⁠יִּקְרַ֤ב אֵלָי⁠ו֙ רַ֣ב הַ⁠חֹבֵ֔ל וַ⁠יֹּ֥אמֶר ל֖⁠וֹ</w:t>
       </w:r>
     </w:p>
     <w:p>
@@ -3804,7 +3804,7 @@
         <w:rPr>
           <w:lang w:val="fr_FR" w:bidi="fr_FR"/>
         </w:rPr>
-        <w:t>מַה־לְּ⁠ךָ֣ נִרְדָּ֑ם</w:t>
+        <w:t>מַה־לְּ⁠ךָ֣ נִרְדָּ֑ם</w:t>
       </w:r>
     </w:p>
     <w:p>
@@ -4182,7 +4182,7 @@
         <w:rPr>
           <w:lang w:val="fr_FR" w:bidi="fr_FR"/>
         </w:rPr>
-        <w:t>אוּלַ֞י יִתְעַשֵּׁ֧ת הָ⁠אֱלֹהִ֛ים לָ֖⁠נוּ וְ⁠לֹ֥א נֹאבֵֽד</w:t>
+        <w:t>אוּלַ֞י יִתְעַשֵּׁ֧ת הָ⁠אֱלֹהִ֛ים לָ֖⁠נוּ וְ⁠לֹ֥א נֹאבֵֽד</w:t>
       </w:r>
     </w:p>
     <w:p>
@@ -4430,7 +4430,7 @@
         <w:rPr>
           <w:lang w:val="fr_FR" w:bidi="fr_FR"/>
         </w:rPr>
-        <w:t>וַ⁠יֹּאמְר֞וּ אִ֣ישׁ אֶל־רֵעֵ֗⁠הוּ</w:t>
+        <w:t>וַ⁠יֹּאמְר֞וּ אִ֣ישׁ אֶל־רֵעֵ֗⁠הוּ</w:t>
       </w:r>
     </w:p>
     <w:p>
@@ -4554,7 +4554,7 @@
         <w:rPr>
           <w:lang w:val="fr_FR" w:bidi="fr_FR"/>
         </w:rPr>
-        <w:t>וְ⁠נֵ֣דְעָ֔ה בְּ⁠שֶׁ⁠לְּ⁠מִ֛י הָ⁠רָעָ֥ה הַ⁠זֹּ֖את לָ֑⁠נוּ</w:t>
+        <w:t>וְ⁠נֵ֣דְעָ֔ה בְּ⁠שֶׁ⁠לְּ⁠מִ֛י הָ⁠רָעָ֥ה הַ⁠זֹּ֖את לָ֑⁠נוּ</w:t>
       </w:r>
     </w:p>
     <w:p>
@@ -4741,7 +4741,7 @@
         <w:rPr>
           <w:lang w:val="fr_FR" w:bidi="fr_FR"/>
         </w:rPr>
-        <w:t>וַ⁠יִּפֹּ֥ל הַ⁠גּוֹרָ֖ל עַל־יוֹנָֽה</w:t>
+        <w:t>וַ⁠יִּפֹּ֥ל הַ⁠גּוֹרָ֖ל עַל־יוֹנָֽה</w:t>
       </w:r>
     </w:p>
     <w:p>
@@ -4851,7 +4851,7 @@
         <w:rPr>
           <w:lang w:val="fr_FR" w:bidi="fr_FR"/>
         </w:rPr>
-        <w:t>לְכוּ֙ וְ⁠נַפִּ֣ילָה גֽוֹרָל֔וֹת</w:t>
+        <w:t>לְכוּ֙ וְ⁠נַפִּ֣ילָה גֽוֹרָל֔וֹת</w:t>
       </w:r>
     </w:p>
     <w:p>
@@ -4974,7 +4974,7 @@
         <w:rPr>
           <w:lang w:val="fr_FR" w:bidi="fr_FR"/>
         </w:rPr>
-        <w:t>וְ⁠נַפִּ֣ילָה גֽוֹרָל֔וֹת</w:t>
+        <w:t>וְ⁠נַפִּ֣ילָה גֽוֹרָל֔וֹת</w:t>
       </w:r>
     </w:p>
     <w:p>
@@ -5071,7 +5071,7 @@
         <w:rPr>
           <w:lang w:val="fr_FR" w:bidi="fr_FR"/>
         </w:rPr>
-        <w:t>וַ⁠יֹּאמְר֣וּ אֵלָ֔י⁠ו</w:t>
+        <w:t>וַ⁠יֹּאמְר֣וּ אֵלָ֔י⁠ו</w:t>
       </w:r>
     </w:p>
     <w:p>
@@ -5381,7 +5381,7 @@
         <w:rPr>
           <w:lang w:val="fr_FR" w:bidi="fr_FR"/>
         </w:rPr>
-        <w:t>וַ⁠יִּֽירְא֤וּ הָֽ⁠אֲנָשִׁים֙ יִרְאָ֣ה גְדוֹלָ֔ה</w:t>
+        <w:t>וַ⁠יִּֽירְא֤וּ הָֽ⁠אֲנָשִׁים֙ יִרְאָ֣ה גְדוֹלָ֔ה</w:t>
       </w:r>
     </w:p>
     <w:p>
@@ -5491,7 +5491,7 @@
         <w:rPr>
           <w:lang w:val="fr_FR" w:bidi="fr_FR"/>
         </w:rPr>
-        <w:t>מַה־זֹּ֣את עָשִׂ֑יתָ</w:t>
+        <w:t>מַה־זֹּ֣את עָשִׂ֑יתָ</w:t>
       </w:r>
     </w:p>
     <w:p>
@@ -5615,7 +5615,7 @@
         <w:rPr>
           <w:lang w:val="fr_FR" w:bidi="fr_FR"/>
         </w:rPr>
-        <w:t>מִ⁠לִּ⁠פְנֵ֤י יְהוָה֙</w:t>
+        <w:t>מִ⁠לִּ⁠פְנֵ֤י יְהוָה֙</w:t>
       </w:r>
     </w:p>
     <w:p>
@@ -5740,7 +5740,7 @@
         <w:rPr>
           <w:lang w:val="fr_FR" w:bidi="fr_FR"/>
         </w:rPr>
-        <w:t>כִּ֥י הִגִּ֖יד לָ⁠הֶֽם</w:t>
+        <w:t>כִּ֥י הִגִּ֖יד לָ⁠הֶֽם</w:t>
       </w:r>
     </w:p>
     <w:p>
@@ -5865,7 +5865,7 @@
         <w:rPr>
           <w:lang w:val="fr_FR" w:bidi="fr_FR"/>
         </w:rPr>
-        <w:t>כִּֽי־יָדְע֣וּ הָ⁠אֲנָשִׁ֗ים כִּֽי־מִ⁠לִּ⁠פְנֵ֤י יְהוָה֙ ה֣וּא בֹרֵ֔חַ כִּ֥י הִגִּ֖יד לָ⁠הֶֽם</w:t>
+        <w:t>כִּֽי־יָדְע֣וּ הָ⁠אֲנָשִׁ֗ים כִּֽי־מִ⁠לִּ⁠פְנֵ֤י יְהוָה֙ ה֣וּא בֹרֵ֔חַ כִּ֥י הִגִּ֖יד לָ⁠הֶֽם</w:t>
       </w:r>
     </w:p>
     <w:p>
@@ -6002,7 +6002,7 @@
         <w:rPr>
           <w:lang w:val="fr_FR" w:bidi="fr_FR"/>
         </w:rPr>
-        <w:t>וַ⁠יֹּאמְר֤וּ אֵלָי⁠ו֙</w:t>
+        <w:t>וַ⁠יֹּאמְר֤וּ אֵלָי⁠ו֙</w:t>
       </w:r>
     </w:p>
     <w:p>
@@ -6133,7 +6133,7 @@
         <w:rPr>
           <w:lang w:val="fr_FR" w:bidi="fr_FR"/>
         </w:rPr>
-        <w:t>וְ⁠יִשְׁתֹּ֥ק הַ⁠יָּ֖ם מֵֽ⁠עָלֵ֑י⁠נוּ</w:t>
+        <w:t>וְ⁠יִשְׁתֹּ֥ק הַ⁠יָּ֖ם מֵֽ⁠עָלֵ֑י⁠נוּ</w:t>
       </w:r>
     </w:p>
     <w:p>
@@ -6257,7 +6257,7 @@
         <w:rPr>
           <w:lang w:val="fr_FR" w:bidi="fr_FR"/>
         </w:rPr>
-        <w:t>הַ⁠יָּ֖ם הוֹלֵ֥ךְ וְ⁠סֹעֵֽר</w:t>
+        <w:t>הַ⁠יָּ֖ם הוֹלֵ֥ךְ וְ⁠סֹעֵֽר</w:t>
       </w:r>
     </w:p>
     <w:p>
@@ -6368,7 +6368,7 @@
         <w:rPr>
           <w:lang w:val="fr_FR" w:bidi="fr_FR"/>
         </w:rPr>
-        <w:t>וַ⁠יֹּאמְר֤וּ אֵלָי⁠ו֙ מַה־נַּ֣עֲשֶׂה לָּ֔⁠ךְ וְ⁠יִשְׁתֹּ֥ק הַ⁠יָּ֖ם מֵֽ⁠עָלֵ֑י⁠נוּ כִּ֥י הַ⁠יָּ֖ם הוֹלֵ֥ךְ וְ⁠סֹעֵֽר</w:t>
+        <w:t>וַ⁠יֹּאמְר֤וּ אֵלָי⁠ו֙ מַה־נַּ֣עֲשֶׂה לָּ֔⁠ךְ וְ⁠יִשְׁתֹּ֥ק הַ⁠יָּ֖ם מֵֽ⁠עָלֵ֑י⁠נוּ כִּ֥י הַ⁠יָּ֖ם הוֹלֵ֥ךְ וְ⁠סֹעֵֽר</w:t>
       </w:r>
     </w:p>
     <w:p>
@@ -6497,7 +6497,7 @@
         <w:rPr>
           <w:lang w:val="fr_FR" w:bidi="fr_FR"/>
         </w:rPr>
-        <w:t>כִּ֚י יוֹדֵ֣עַ אָ֔נִי כִּ֣י בְ⁠שֶׁ⁠לִּ֔⁠י הַ⁠סַּ֧עַר הַ⁠גָּד֛וֹל הַ⁠זֶּ֖ה עֲלֵי⁠כֶֽם</w:t>
+        <w:t>כִּ֚י יוֹדֵ֣עַ אָ֔נִי כִּ֣י בְ⁠שֶׁ⁠לִּ֔⁠י הַ⁠סַּ֧עַר הַ⁠גָּד֛וֹל הַ⁠זֶּ֖ה עֲלֵי⁠כֶֽם</w:t>
       </w:r>
     </w:p>
     <w:p>
@@ -6688,7 +6688,7 @@
         <w:rPr>
           <w:lang w:val="fr_FR" w:bidi="fr_FR"/>
         </w:rPr>
-        <w:t>וַ⁠יַּחְתְּר֣וּ הָ⁠אֲנָשִׁ֗ים</w:t>
+        <w:t>וַ⁠יַּחְתְּר֣וּ הָ⁠אֲנָשִׁ֗ים</w:t>
       </w:r>
     </w:p>
     <w:p>
@@ -6785,7 +6785,7 @@
         <w:rPr>
           <w:lang w:val="fr_FR" w:bidi="fr_FR"/>
         </w:rPr>
-        <w:t>הַ⁠יָּ֔ם הוֹלֵ֥ךְ וְ⁠סֹעֵ֖ר</w:t>
+        <w:t>הַ⁠יָּ֔ם הוֹלֵ֥ךְ וְ⁠סֹעֵ֖ר</w:t>
       </w:r>
     </w:p>
     <w:p>
@@ -6900,7 +6900,7 @@
         <w:rPr>
           <w:lang w:val="fr_FR" w:bidi="fr_FR"/>
         </w:rPr>
-        <w:t>וַ⁠יִּקְרְא֨וּ</w:t>
+        <w:t>וַ⁠יִּקְרְא֨וּ</w:t>
       </w:r>
     </w:p>
     <w:p>
@@ -7023,7 +7023,7 @@
         <w:rPr>
           <w:lang w:val="fr_FR" w:bidi="fr_FR"/>
         </w:rPr>
-        <w:t>וַ⁠יִּקְרְא֨וּ אֶל־יְהוָ֜ה</w:t>
+        <w:t>וַ⁠יִּקְרְא֨וּ אֶל־יְהוָ֜ה</w:t>
       </w:r>
     </w:p>
     <w:p>
@@ -7100,7 +7100,7 @@
         <w:rPr>
           <w:lang w:val="fr_FR" w:bidi="fr_FR"/>
         </w:rPr>
-        <w:t>אָנָּ֤ה</w:t>
+        <w:t>אָנָּ֤ה</w:t>
       </w:r>
     </w:p>
     <w:p>
@@ -7231,7 +7231,7 @@
         <w:rPr>
           <w:lang w:val="fr_FR" w:bidi="fr_FR"/>
         </w:rPr>
-        <w:t>אַל־נָ֣א נֹאבְדָ֗ה בְּ⁠נֶ֨פֶשׁ֙ הָ⁠אִ֣ישׁ הַ⁠זֶּ֔ה</w:t>
+        <w:t>אַל־נָ֣א נֹאבְדָ֗ה בְּ⁠נֶ֨פֶשׁ֙ הָ⁠אִ֣ישׁ הַ⁠זֶּ֔ה</w:t>
       </w:r>
     </w:p>
     <w:p>
@@ -7355,7 +7355,7 @@
         <w:rPr>
           <w:lang w:val="fr_FR" w:bidi="fr_FR"/>
         </w:rPr>
-        <w:t>וְ⁠אַל־תִּתֵּ֥ן עָלֵ֖י⁠נוּ דָּ֣ם נָקִ֑יא</w:t>
+        <w:t>וְ⁠אַל־תִּתֵּ֥ן עָלֵ֖י⁠נוּ דָּ֣ם נָקִ֑יא</w:t>
       </w:r>
     </w:p>
     <w:p>
@@ -7493,7 +7493,7 @@
         <w:rPr>
           <w:lang w:val="fr_FR" w:bidi="fr_FR"/>
         </w:rPr>
-        <w:t>אָנָּ֤ה יְהוָה֙ אַל־נָ֣א נֹאבְדָ֗ה בְּ⁠נֶ֨פֶשׁ֙ הָ⁠אִ֣ישׁ הַ⁠זֶּ֔ה וְ⁠אַל־תִּתֵּ֥ן עָלֵ֖י⁠נוּ דָּ֣ם נָקִ֑יא כִּֽי־אַתָּ֣ה יְהוָ֔ה כַּ⁠אֲשֶׁ֥ר חָפַ֖צְתָּ עָשִֽׂיתָ</w:t>
+        <w:t>אָנָּ֤ה יְהוָה֙ אַל־נָ֣א נֹאבְדָ֗ה בְּ⁠נֶ֨פֶשׁ֙ הָ⁠אִ֣ישׁ הַ⁠זֶּ֔ה וְ⁠אַל־תִּתֵּ֥ן עָלֵ֖י⁠נוּ דָּ֣ם נָקִ֑יא כִּֽי־אַתָּ֣ה יְהוָ֔ה כַּ⁠אֲשֶׁ֥ר חָפַ֖צְתָּ עָשִֽׂיתָ</w:t>
       </w:r>
     </w:p>
     <w:p>
@@ -7604,7 +7604,7 @@
         <w:rPr>
           <w:lang w:val="fr_FR" w:bidi="fr_FR"/>
         </w:rPr>
-        <w:t>אַל־נָ֣א נֹאבְדָ֗ה בְּ⁠נֶ֨פֶשׁ֙ הָ⁠אִ֣ישׁ הַ⁠זֶּ֔ה וְ⁠אַל־תִּתֵּ֥ן עָלֵ֖י⁠נוּ דָּ֣ם נָקִ֑יא</w:t>
+        <w:t>אַל־נָ֣א נֹאבְדָ֗ה בְּ⁠נֶ֨פֶשׁ֙ הָ⁠אִ֣ישׁ הַ⁠זֶּ֔ה וְ⁠אַל־תִּתֵּ֥ן עָלֵ֖י⁠נוּ דָּ֣ם נָקִ֑יא</w:t>
       </w:r>
     </w:p>
     <w:p>
@@ -7728,7 +7728,7 @@
         <w:rPr>
           <w:lang w:val="fr_FR" w:bidi="fr_FR"/>
         </w:rPr>
-        <w:t>וַ⁠יַּעֲמֹ֥ד הַ⁠יָּ֖ם מִ⁠זַּעְפּֽ⁠וֹ</w:t>
+        <w:t>וַ⁠יַּעֲמֹ֥ד הַ⁠יָּ֖ם מִ⁠זַּעְפּֽ⁠וֹ</w:t>
       </w:r>
     </w:p>
     <w:p>
@@ -7851,7 +7851,7 @@
         <w:rPr>
           <w:lang w:val="fr_FR" w:bidi="fr_FR"/>
         </w:rPr>
-        <w:t>וַ⁠יַּעֲמֹ֥ד הַ⁠יָּ֖ם מִ⁠זַּעְפּֽ⁠וֹ</w:t>
+        <w:t>וַ⁠יַּעֲמֹ֥ד הַ⁠יָּ֖ם מִ⁠זַּעְפּֽ⁠וֹ</w:t>
       </w:r>
     </w:p>
     <w:p>
@@ -7987,7 +7987,7 @@
         <w:rPr>
           <w:lang w:val="fr_FR" w:bidi="fr_FR"/>
         </w:rPr>
-        <w:t>וַ⁠יִּֽירְא֧וּ הָ⁠אֲנָשִׁ֛ים יִרְאָ֥ה גְדוֹלָ֖ה אֶת־יְהוָ֑ה</w:t>
+        <w:t>וַ⁠יִּֽירְא֧וּ הָ⁠אֲנָשִׁ֛ים יִרְאָ֥ה גְדוֹלָ֖ה אֶת־יְהוָ֑ה</w:t>
       </w:r>
     </w:p>
     <w:p>
@@ -8143,7 +8143,7 @@
         <w:rPr>
           <w:lang w:val="fr_FR" w:bidi="fr_FR"/>
         </w:rPr>
-        <w:t>וַ⁠יִּֽזְבְּחוּ־זֶ֨בַח֙ לַֽ⁠יהוָ֔ה וַֽ⁠יִּדְּר֖וּ נְדָרִֽים</w:t>
+        <w:t>וַ⁠יִּֽזְבְּחוּ־זֶ֨בַח֙ לַֽ⁠יהוָ֔ה וַֽ⁠יִּדְּר֖וּ נְדָרִֽים</w:t>
       </w:r>
     </w:p>
     <w:p>
@@ -8318,7 +8318,7 @@
         <w:rPr>
           <w:lang w:val="fr_FR" w:bidi="fr_FR"/>
         </w:rPr>
-        <w:t>וַ⁠יְמַ֤ן יְהוָה֙ דָּ֣ג גָּד֔וֹל לִ⁠בְלֹ֖עַ אֶת־יוֹנָ֑ה וַ⁠יְהִ֤י יוֹנָה֙ בִּ⁠מְעֵ֣י הַ⁠דָּ֔ג שְׁלֹשָׁ֥ה יָמִ֖ים וּ⁠שְׁלֹשָׁ֥ה לֵילֽוֹת</w:t>
+        <w:t>וַ⁠יְמַ֤ן יְהוָה֙ דָּ֣ג גָּד֔וֹל לִ⁠בְלֹ֖עַ אֶת־יוֹנָ֑ה וַ⁠יְהִ֤י יוֹנָה֙ בִּ⁠מְעֵ֣י הַ⁠דָּ֔ג שְׁלֹשָׁ֥ה יָמִ֖ים וּ⁠שְׁלֹשָׁ֥ה לֵילֽוֹת</w:t>
       </w:r>
     </w:p>
     <w:p>
@@ -8395,7 +8395,7 @@
         <w:rPr>
           <w:lang w:val="fr_FR" w:bidi="fr_FR"/>
         </w:rPr>
-        <w:t>וַ⁠יְמַ֤ן יְהוָה֙ דָּ֣ג גָּד֔וֹל לִ⁠בְלֹ֖עַ אֶת־יוֹנָ֑ה</w:t>
+        <w:t>וַ⁠יְמַ֤ן יְהוָה֙ דָּ֣ג גָּד֔וֹל לִ⁠בְלֹ֖עַ אֶת־יוֹנָ֑ה</w:t>
       </w:r>
     </w:p>
     <w:p>
@@ -8629,7 +8629,7 @@
         <w:rPr>
           <w:lang w:val="fr_FR" w:bidi="fr_FR"/>
         </w:rPr>
-        <w:t>וַ⁠יֹּ֗אמֶר</w:t>
+        <w:t>וַ⁠יֹּ֗אמֶר</w:t>
       </w:r>
     </w:p>
     <w:p>
@@ -8719,7 +8719,7 @@
         <w:rPr>
           <w:lang w:val="fr_FR" w:bidi="fr_FR"/>
         </w:rPr>
-        <w:t>קָ֠רָאתִי מִ⁠צָּ֥רָה לִ֛⁠י אֶל־יְהוָ֖ה וַֽ⁠יַּעֲנֵ֑⁠נִי</w:t>
+        <w:t>קָ֠רָאתִי מִ⁠צָּ֥רָה לִ֛⁠י אֶל־יְהוָ֖ה וַֽ⁠יַּעֲנֵ֑⁠נִי</w:t>
       </w:r>
     </w:p>
     <w:p>
@@ -8838,7 +8838,7 @@
         <w:rPr>
           <w:lang w:val="fr_FR" w:bidi="fr_FR"/>
         </w:rPr>
-        <w:t>קָ֠רָאתִי מִ⁠צָּ֥רָה לִ֛⁠י אֶל־יְהוָ֖ה וַֽ⁠יַּעֲנֵ֑⁠נִי</w:t>
+        <w:t>קָ֠רָאתִי מִ⁠צָּ֥רָה לִ֛⁠י אֶל־יְהוָ֖ה וַֽ⁠יַּעֲנֵ֑⁠נִי</w:t>
       </w:r>
     </w:p>
     <w:p>
@@ -8943,7 +8943,7 @@
         <w:rPr>
           <w:lang w:val="fr_FR" w:bidi="fr_FR"/>
         </w:rPr>
-        <w:t>וַֽ⁠יַּעֲנֵ֑⁠נִי</w:t>
+        <w:t>וַֽ⁠יַּעֲנֵ֑⁠נִי</w:t>
       </w:r>
     </w:p>
     <w:p>
@@ -9040,7 +9040,7 @@
         <w:rPr>
           <w:lang w:val="fr_FR" w:bidi="fr_FR"/>
         </w:rPr>
-        <w:t>מִ⁠בֶּ֧טֶן שְׁא֛וֹל</w:t>
+        <w:t>מִ⁠בֶּ֧טֶן שְׁא֛וֹל</w:t>
       </w:r>
     </w:p>
     <w:p>
@@ -9150,7 +9150,7 @@
         <w:rPr>
           <w:lang w:val="fr_FR" w:bidi="fr_FR"/>
         </w:rPr>
-        <w:t>שְׁא֛וֹל</w:t>
+        <w:t>שְׁא֛וֹל</w:t>
       </w:r>
     </w:p>
     <w:p>
@@ -9273,7 +9273,7 @@
         <w:rPr>
           <w:lang w:val="fr_FR" w:bidi="fr_FR"/>
         </w:rPr>
-        <w:t>שָׁמַ֥עְתָּ קוֹלִֽ⁠י</w:t>
+        <w:t>שָׁמַ֥עְתָּ קוֹלִֽ⁠י</w:t>
       </w:r>
     </w:p>
     <w:p>
@@ -9383,7 +9383,7 @@
         <w:rPr>
           <w:lang w:val="fr_FR" w:bidi="fr_FR"/>
         </w:rPr>
-        <w:t>קָ֠רָאתִי מִ⁠צָּ֥רָה לִ֛⁠י אֶל־יְהוָ֖ה וַֽ⁠יַּעֲנֵ֑⁠נִי מִ⁠בֶּ֧טֶן שְׁא֛וֹל שִׁוַּ֖עְתִּי שָׁמַ֥עְתָּ קוֹלִֽ⁠י</w:t>
+        <w:t>קָ֠רָאתִי מִ⁠צָּ֥רָה לִ֛⁠י אֶל־יְהוָ֖ה וַֽ⁠יַּעֲנֵ֑⁠נִי מִ⁠בֶּ֧טֶן שְׁא֛וֹל שִׁוַּ֖עְתִּי שָׁמַ֥עְתָּ קוֹלִֽ⁠י</w:t>
       </w:r>
     </w:p>
     <w:p>
@@ -9504,7 +9504,7 @@
         <w:rPr>
           <w:lang w:val="fr_FR" w:bidi="fr_FR"/>
         </w:rPr>
-        <w:t>בִּ⁠לְבַ֣ב יַמִּ֔ים</w:t>
+        <w:t>בִּ⁠לְבַ֣ב יַמִּ֔ים</w:t>
       </w:r>
     </w:p>
     <w:p>
@@ -9732,7 +9732,7 @@
         <w:rPr>
           <w:lang w:val="fr_FR" w:bidi="fr_FR"/>
         </w:rPr>
-        <w:t>מִשְׁבָּרֶ֥י⁠ךָ וְ⁠גַלֶּ֖י⁠ךָ</w:t>
+        <w:t>מִשְׁבָּרֶ֥י⁠ךָ וְ⁠גַלֶּ֖י⁠ךָ</w:t>
       </w:r>
     </w:p>
     <w:p>
@@ -9855,7 +9855,7 @@
         <w:rPr>
           <w:lang w:val="fr_FR" w:bidi="fr_FR"/>
         </w:rPr>
-        <w:t>יַמִּ֔ים</w:t>
+        <w:t>יַמִּ֔ים</w:t>
       </w:r>
     </w:p>
     <w:p>
@@ -9965,7 +9965,7 @@
         <w:rPr>
           <w:lang w:val="fr_FR" w:bidi="fr_FR"/>
         </w:rPr>
-        <w:t>מִשְׁבָּרֶ֥י⁠ךָ וְ⁠גַלֶּ֖י⁠ךָ</w:t>
+        <w:t>מִשְׁבָּרֶ֥י⁠ךָ וְ⁠גַלֶּ֖י⁠ךָ</w:t>
       </w:r>
     </w:p>
     <w:p>
@@ -10291,7 +10291,7 @@
         <w:rPr>
           <w:lang w:val="fr_FR" w:bidi="fr_FR"/>
         </w:rPr>
-        <w:t>נִגְרַ֖שְׁתִּי</w:t>
+        <w:t>נִגְרַ֖שְׁתִּי</w:t>
       </w:r>
     </w:p>
     <w:p>
@@ -10388,7 +10388,7 @@
         <w:rPr>
           <w:lang w:val="fr_FR" w:bidi="fr_FR"/>
         </w:rPr>
-        <w:t>מִ⁠נֶּ֣גֶד עֵינֶ֑י⁠ךָ</w:t>
+        <w:t>מִ⁠נֶּ֣גֶד עֵינֶ֑י⁠ךָ</w:t>
       </w:r>
     </w:p>
     <w:p>
@@ -10622,7 +10622,7 @@
         <w:rPr>
           <w:lang w:val="fr_FR" w:bidi="fr_FR"/>
         </w:rPr>
-        <w:t>אֲפָפ֤וּ⁠נִי מַ֨יִם֙ עַד־נֶ֔פֶשׁ תְּה֖וֹם יְסֹבְבֵ֑⁠נִי</w:t>
+        <w:t>אֲפָפ֤וּ⁠נִי מַ֨יִם֙ עַד־נֶ֔פֶשׁ תְּה֖וֹם יְסֹבְבֵ֑⁠נִי</w:t>
       </w:r>
     </w:p>
     <w:p>
@@ -10947,7 +10947,7 @@
         <w:rPr>
           <w:lang w:val="fr_FR" w:bidi="fr_FR"/>
         </w:rPr>
-        <w:t>תְּה֖וֹם יְסֹבְבֵ֑⁠נִי</w:t>
+        <w:t>תְּה֖וֹם יְסֹבְבֵ֑⁠נִי</w:t>
       </w:r>
     </w:p>
     <w:p>
@@ -11147,7 +11147,7 @@
         <w:rPr>
           <w:lang w:val="fr_FR" w:bidi="fr_FR"/>
         </w:rPr>
-        <w:t>הָ⁠אָ֛רֶץ בְּרִחֶ֥י⁠הָ בַעֲדִ֖⁠י לְ⁠עוֹלָ֑ם</w:t>
+        <w:t>הָ⁠אָ֛רֶץ בְּרִחֶ֥י⁠הָ בַעֲדִ֖⁠י לְ⁠עוֹלָ֑ם</w:t>
       </w:r>
     </w:p>
     <w:p>
@@ -11297,7 +11297,7 @@
         <w:rPr>
           <w:lang w:val="fr_FR" w:bidi="fr_FR"/>
         </w:rPr>
-        <w:t>וַ⁠תַּ֧עַל מִ⁠שַּׁ֛חַת חַיַּ֖⁠י</w:t>
+        <w:t>וַ⁠תַּ֧עַל מִ⁠שַּׁ֛חַת חַיַּ֖⁠י</w:t>
       </w:r>
     </w:p>
     <w:p>
@@ -11530,7 +11530,7 @@
         <w:rPr>
           <w:lang w:val="fr_FR" w:bidi="fr_FR"/>
         </w:rPr>
-        <w:t>חַיַּ֖⁠י</w:t>
+        <w:t>חַיַּ֖⁠י</w:t>
       </w:r>
     </w:p>
     <w:p>
@@ -11803,7 +11803,7 @@
         <w:rPr>
           <w:lang w:val="fr_FR" w:bidi="fr_FR"/>
         </w:rPr>
-        <w:t>בְּ⁠הִתְעַטֵּ֤ף עָלַ⁠י֙ נַפְשִׁ֔⁠י</w:t>
+        <w:t>בְּ⁠הִתְעַטֵּ֤ף עָלַ⁠י֙ נַפְשִׁ֔⁠י</w:t>
       </w:r>
     </w:p>
     <w:p>
@@ -11914,7 +11914,7 @@
         <w:rPr>
           <w:lang w:val="fr_FR" w:bidi="fr_FR"/>
         </w:rPr>
-        <w:t>אֶת־יְהוָ֖ה זָכָ֑רְתִּי</w:t>
+        <w:t>אֶת־יְהוָ֖ה זָכָ֑רְתִּי</w:t>
       </w:r>
     </w:p>
     <w:p>
@@ -12024,7 +12024,7 @@
         <w:rPr>
           <w:lang w:val="fr_FR" w:bidi="fr_FR"/>
         </w:rPr>
-        <w:t>וַ⁠תָּב֤וֹא אֵלֶ֨י⁠ךָ֙ תְּפִלָּתִ֔⁠י אֶל־הֵיכַ֖ל קָדְשֶֽׁ⁠ךָ</w:t>
+        <w:t>וַ⁠תָּב֤וֹא אֵלֶ֨י⁠ךָ֙ תְּפִלָּתִ֔⁠י אֶל־הֵיכַ֖ל קָדְשֶֽׁ⁠ךָ</w:t>
       </w:r>
     </w:p>
     <w:p>
@@ -12142,7 +12142,7 @@
         <w:rPr>
           <w:lang w:val="fr_FR" w:bidi="fr_FR"/>
         </w:rPr>
-        <w:t>אֶת־יְהוָ֖ה זָכָ֑רְתִּי</w:t>
+        <w:t>אֶת־יְהוָ֖ה זָכָ֑רְתִּי</w:t>
       </w:r>
     </w:p>
     <w:p>
@@ -12239,7 +12239,7 @@
         <w:rPr>
           <w:lang w:val="fr_FR" w:bidi="fr_FR"/>
         </w:rPr>
-        <w:t>מְשַׁמְּרִ֖ים הַבְלֵי־שָׁ֑וְא</w:t>
+        <w:t>מְשַׁמְּרִ֖ים הַבְלֵי־שָׁ֑וְא</w:t>
       </w:r>
     </w:p>
     <w:p>
@@ -12349,7 +12349,7 @@
         <w:rPr>
           <w:lang w:val="fr_FR" w:bidi="fr_FR"/>
         </w:rPr>
-        <w:t>חַסְדָּ֖⁠ם יַעֲזֹֽבוּ</w:t>
+        <w:t>חַסְדָּ֖⁠ם יַעֲזֹֽבוּ</w:t>
       </w:r>
     </w:p>
     <w:p>
@@ -12636,7 +12636,7 @@
         <w:rPr>
           <w:lang w:val="fr_FR" w:bidi="fr_FR"/>
         </w:rPr>
-        <w:t>בְּ⁠ק֤וֹל תּוֹדָה֙</w:t>
+        <w:t>בְּ⁠ק֤וֹל תּוֹדָה֙</w:t>
       </w:r>
     </w:p>
     <w:p>
@@ -13082,7 +13082,7 @@
         <w:rPr>
           <w:lang w:val="fr_FR" w:bidi="fr_FR"/>
         </w:rPr>
-        <w:t>אֶל־הַ⁠יַּבָּשָֽׁה</w:t>
+        <w:t>אֶל־הַ⁠יַּבָּשָֽׁה</w:t>
       </w:r>
     </w:p>
     <w:p>
@@ -13245,7 +13245,7 @@
         <w:rPr>
           <w:lang w:val="fr_FR" w:bidi="fr_FR"/>
         </w:rPr>
-        <w:t>וַ⁠יֹּ֥אמֶר יְהוָ֖ה לַ⁠דָּ֑ג</w:t>
+        <w:t>וַ⁠יֹּ֥אמֶר יְהוָ֖ה לַ⁠דָּ֑ג</w:t>
       </w:r>
     </w:p>
     <w:p>
@@ -13356,7 +13356,7 @@
         <w:rPr>
           <w:lang w:val="fr_FR" w:bidi="fr_FR"/>
         </w:rPr>
-        <w:t>וַ⁠יֹּ֥אמֶר יְהוָ֖ה לַ⁠דָּ֑ג</w:t>
+        <w:t>וַ⁠יֹּ֥אמֶר יְהוָ֖ה לַ⁠דָּ֑ג</w:t>
       </w:r>
     </w:p>
     <w:p>
@@ -13743,7 +13743,7 @@
         <w:rPr>
           <w:lang w:val="fr_FR" w:bidi="fr_FR"/>
         </w:rPr>
-        <w:t>הָ⁠עִ֣יר הַ⁠גְּדוֹלָ֑ה</w:t>
+        <w:t>הָ⁠עִ֣יר הַ⁠גְּדוֹלָ֑ה</w:t>
       </w:r>
     </w:p>
     <w:p>
@@ -14011,7 +14011,7 @@
         <w:rPr>
           <w:lang w:val="fr_FR" w:bidi="fr_FR"/>
         </w:rPr>
-        <w:t>וִּ⁠קְרָ֤א אֵלֶ֨י⁠הָ֙ אֶת־הַ⁠קְּרִיאָ֔ה אֲשֶׁ֥ר אָנֹכִ֖י דֹּבֵ֥ר אֵלֶֽי⁠ךָ</w:t>
+        <w:t>וִּ⁠קְרָ֤א אֵלֶ֨י⁠הָ֙ אֶת־הַ⁠קְּרִיאָ֔ה אֲשֶׁ֥ר אָנֹכִ֖י דֹּבֵ֥ר אֵלֶֽי⁠ךָ</w:t>
       </w:r>
     </w:p>
     <w:p>
@@ -14161,7 +14161,7 @@
         <w:rPr>
           <w:lang w:val="fr_FR" w:bidi="fr_FR"/>
         </w:rPr>
-        <w:t>וַ⁠יָּ֣קָם יוֹנָ֗ה וַ⁠יֵּ֛לֶךְ אֶל־נִֽינְוֶ֖ה כִּ⁠דְבַ֣ר יְהוָ֑ה</w:t>
+        <w:t>וַ⁠יָּ֣קָם יוֹנָ֗ה וַ⁠יֵּ֛לֶךְ אֶל־נִֽינְוֶ֖ה כִּ⁠דְבַ֣ר יְהוָ֑ה</w:t>
       </w:r>
     </w:p>
     <w:p>
@@ -14302,7 +14302,7 @@
         <w:rPr>
           <w:lang w:val="fr_FR" w:bidi="fr_FR"/>
         </w:rPr>
-        <w:t>כִּ⁠דְבַ֣ר יְהוָ֑ה</w:t>
+        <w:t>כִּ⁠דְבַ֣ר יְהוָ֑ה</w:t>
       </w:r>
     </w:p>
     <w:p>
@@ -14412,7 +14412,7 @@
         <w:rPr>
           <w:lang w:val="fr_FR" w:bidi="fr_FR"/>
         </w:rPr>
-        <w:t>וְ⁠נִֽינְוֵ֗ה הָיְתָ֤ה עִיר־גְּדוֹלָה֙ לֵֽ⁠אלֹהִ֔ים מַהֲלַ֖ךְ שְׁלֹ֥שֶׁת יָמִֽים</w:t>
+        <w:t>וְ⁠נִֽינְוֵ֗ה הָיְתָ֤ה עִיר־גְּדוֹלָה֙ לֵֽ⁠אלֹהִ֔ים מַהֲלַ֖ךְ שְׁלֹ֥שֶׁת יָמִֽים</w:t>
       </w:r>
     </w:p>
     <w:p>
@@ -14522,7 +14522,7 @@
         <w:rPr>
           <w:lang w:val="fr_FR" w:bidi="fr_FR"/>
         </w:rPr>
-        <w:t>עִיר־גְּדוֹלָה֙ לֵֽ⁠אלֹהִ֔ים</w:t>
+        <w:t>עִיר־גְּדוֹלָה֙ לֵֽ⁠אלֹהִ֔ים</w:t>
       </w:r>
     </w:p>
     <w:p>
@@ -14672,7 +14672,7 @@
         <w:rPr>
           <w:lang w:val="fr_FR" w:bidi="fr_FR"/>
         </w:rPr>
-        <w:t>מַהֲלַ֖ךְ שְׁלֹ֥שֶׁת יָמִֽים</w:t>
+        <w:t>מַהֲלַ֖ךְ שְׁלֹ֥שֶׁת יָמִֽים</w:t>
       </w:r>
     </w:p>
     <w:p>
@@ -14783,7 +14783,7 @@
         <w:rPr>
           <w:lang w:val="fr_FR" w:bidi="fr_FR"/>
         </w:rPr>
-        <w:t>וַ⁠יָּ֤חֶל יוֹנָה֙ לָ⁠ב֣וֹא בָ⁠עִ֔יר מַהֲלַ֖ךְ י֣וֹם אֶחָ֑ד וַ⁠יִּקְרָא֙</w:t>
+        <w:t>וַ⁠יָּ֤חֶל יוֹנָה֙ לָ⁠ב֣וֹא בָ⁠עִ֔יר מַהֲלַ֖ךְ י֣וֹם אֶחָ֑ד וַ⁠יִּקְרָא֙</w:t>
       </w:r>
     </w:p>
     <w:p>
@@ -14893,7 +14893,7 @@
         <w:rPr>
           <w:lang w:val="fr_FR" w:bidi="fr_FR"/>
         </w:rPr>
-        <w:t>וַ⁠יִּקְרָא֙ וַ⁠יֹּאמַ֔ר</w:t>
+        <w:t>וַ⁠יִּקְרָא֙ וַ⁠יֹּאמַ֔ר</w:t>
       </w:r>
     </w:p>
     <w:p>
@@ -15017,7 +15017,7 @@
         <w:rPr>
           <w:lang w:val="fr_FR" w:bidi="fr_FR"/>
         </w:rPr>
-        <w:t>ע֚וֹד אַרְבָּעִ֣ים י֔וֹם</w:t>
+        <w:t>ע֚וֹד אַרְבָּעִ֣ים י֔וֹם</w:t>
       </w:r>
     </w:p>
     <w:p>
@@ -15094,7 +15094,7 @@
         <w:rPr>
           <w:lang w:val="fr_FR" w:bidi="fr_FR"/>
         </w:rPr>
-        <w:t>וְ⁠נִֽינְוֵ֖ה נֶהְפָּֽכֶת</w:t>
+        <w:t>וְ⁠נִֽינְוֵ֖ה נֶהְפָּֽכֶת</w:t>
       </w:r>
     </w:p>
     <w:p>
@@ -15205,7 +15205,7 @@
         <w:rPr>
           <w:lang w:val="fr_FR" w:bidi="fr_FR"/>
         </w:rPr>
-        <w:t>וַ⁠יִּקְרְאוּ־צוֹם֙ וַ⁠יִּלְבְּשׁ֣וּ שַׂקִּ֔ים</w:t>
+        <w:t>וַ⁠יִּקְרְאוּ־צוֹם֙ וַ⁠יִּלְבְּשׁ֣וּ שַׂקִּ֔ים</w:t>
       </w:r>
     </w:p>
     <w:p>
@@ -15302,7 +15302,7 @@
         <w:rPr>
           <w:lang w:val="fr_FR" w:bidi="fr_FR"/>
         </w:rPr>
-        <w:t>מִ⁠גְּדוֹלָ֖⁠ם וְ⁠עַד־קְטַנָּֽ⁠ם</w:t>
+        <w:t>מִ⁠גְּדוֹלָ֖⁠ם וְ⁠עַד־קְטַנָּֽ⁠ם</w:t>
       </w:r>
     </w:p>
     <w:p>
@@ -15409,7 +15409,7 @@
         <w:rPr>
           <w:lang w:val="fr_FR" w:bidi="fr_FR"/>
         </w:rPr>
-        <w:t>אַנְשֵׁ֥י נִֽינְוֵ֖ה</w:t>
+        <w:t>אַנְשֵׁ֥י נִֽינְוֵ֖ה</w:t>
       </w:r>
     </w:p>
     <w:p>
@@ -15533,7 +15533,7 @@
         <w:rPr>
           <w:lang w:val="fr_FR" w:bidi="fr_FR"/>
         </w:rPr>
-        <w:t>הַ⁠דָּבָר֙</w:t>
+        <w:t>הַ⁠דָּבָר֙</w:t>
       </w:r>
     </w:p>
     <w:p>
@@ -15670,7 +15670,7 @@
         <w:rPr>
           <w:lang w:val="fr_FR" w:bidi="fr_FR"/>
         </w:rPr>
-        <w:t>וַ⁠יָּ֨קָם֙ מִ⁠כִּסְא֔⁠וֹ וַ⁠יַּעֲבֵ֥ר אַדַּרְתּ֖⁠וֹ מֵֽ⁠עָלָ֑י⁠ו</w:t>
+        <w:t>וַ⁠יָּ֨קָם֙ מִ⁠כִּסְא֔⁠וֹ וַ⁠יַּעֲבֵ֥ר אַדַּרְתּ֖⁠וֹ מֵֽ⁠עָלָ֑י⁠ו</w:t>
       </w:r>
     </w:p>
     <w:p>
@@ -15794,7 +15794,7 @@
         <w:rPr>
           <w:lang w:val="fr_FR" w:bidi="fr_FR"/>
         </w:rPr>
-        <w:t>מִ⁠כִּסְא֔⁠וֹ</w:t>
+        <w:t>מִ⁠כִּסְא֔⁠וֹ</w:t>
       </w:r>
     </w:p>
     <w:p>
@@ -15904,7 +15904,7 @@
         <w:rPr>
           <w:lang w:val="fr_FR" w:bidi="fr_FR"/>
         </w:rPr>
-        <w:t>וַ⁠יְכַ֣ס שַׂ֔ק וַ⁠יֵּ֖שֶׁב עַל־הָ⁠אֵֽפֶר</w:t>
+        <w:t>וַ⁠יְכַ֣ס שַׂ֔ק וַ⁠יֵּ֖שֶׁב עַל־הָ⁠אֵֽפֶר</w:t>
       </w:r>
     </w:p>
     <w:p>
@@ -16063,7 +16063,7 @@
         <w:rPr>
           <w:lang w:val="fr_FR" w:bidi="fr_FR"/>
         </w:rPr>
-        <w:t>וַ⁠יַּזְעֵ֗ק וַ⁠יֹּ֨אמֶר֙</w:t>
+        <w:t>וַ⁠יַּזְעֵ֗ק וַ⁠יֹּ֨אמֶר֙</w:t>
       </w:r>
     </w:p>
     <w:p>
@@ -16201,7 +16201,7 @@
         <w:rPr>
           <w:lang w:val="fr_FR" w:bidi="fr_FR"/>
         </w:rPr>
-        <w:t>מִ⁠טַּ֧עַם הַ⁠מֶּ֛לֶךְ וּ⁠גְדֹלָ֖י⁠ו</w:t>
+        <w:t>מִ⁠טַּ֧עַם הַ⁠מֶּ֛לֶךְ וּ⁠גְדֹלָ֖י⁠ו</w:t>
       </w:r>
     </w:p>
     <w:p>
@@ -16402,7 +16402,7 @@
         <w:rPr>
           <w:lang w:val="fr_FR" w:bidi="fr_FR"/>
         </w:rPr>
-        <w:t>הַ⁠בָּקָ֣ר וְ⁠הַ⁠צֹּ֗אן</w:t>
+        <w:t>הַ⁠בָּקָ֣ר וְ⁠הַ⁠צֹּ֗אן</w:t>
       </w:r>
     </w:p>
     <w:p>
@@ -16525,7 +16525,7 @@
         <w:rPr>
           <w:lang w:val="fr_FR" w:bidi="fr_FR"/>
         </w:rPr>
-        <w:t>וַ⁠יַּזְעֵ֗ק וַ⁠יֹּ֨אמֶר֙</w:t>
+        <w:t>וַ⁠יַּזְעֵ֗ק וַ⁠יֹּ֨אמֶר֙</w:t>
       </w:r>
     </w:p>
     <w:p>
@@ -16636,7 +16636,7 @@
         <w:rPr>
           <w:lang w:val="fr_FR" w:bidi="fr_FR"/>
         </w:rPr>
-        <w:t>וְ⁠הַ⁠בְּהֵמָ֔ה</w:t>
+        <w:t>וְ⁠הַ⁠בְּהֵמָ֔ה</w:t>
       </w:r>
     </w:p>
     <w:p>
@@ -16733,7 +16733,7 @@
         <w:rPr>
           <w:lang w:val="fr_FR" w:bidi="fr_FR"/>
         </w:rPr>
-        <w:t>וְ⁠יִקְרְא֥וּ אֶל־אֱלֹהִ֖ים בְּ⁠חָזְקָ֑ה</w:t>
+        <w:t>וְ⁠יִקְרְא֥וּ אֶל־אֱלֹהִ֖ים בְּ⁠חָזְקָ֑ה</w:t>
       </w:r>
     </w:p>
     <w:p>
@@ -16830,7 +16830,7 @@
         <w:rPr>
           <w:lang w:val="fr_FR" w:bidi="fr_FR"/>
         </w:rPr>
-        <w:t>הֶ⁠חָמָ֖ס אֲשֶׁ֥ר בְּ⁠כַפֵּי⁠הֶֽם</w:t>
+        <w:t>הֶ⁠חָמָ֖ס אֲשֶׁ֥ר בְּ⁠כַפֵּי⁠הֶֽם</w:t>
       </w:r>
     </w:p>
     <w:p>
@@ -17522,7 +17522,7 @@
         <w:rPr>
           <w:lang w:val="fr_FR" w:bidi="fr_FR"/>
         </w:rPr>
-        <w:t>וַ⁠יַּ֤רְא הָֽ⁠אֱלֹהִים֙ אֶֽת־מַ֣עֲשֵׂי⁠הֶ֔ם כִּי־שָׁ֖בוּ מִ⁠דַּרְכָּ֣⁠ם הָ⁠רָעָ֑ה</w:t>
+        <w:t>וַ⁠יַּ֤רְא הָֽ⁠אֱלֹהִים֙ אֶֽת־מַ֣עֲשֵׂי⁠הֶ֔ם כִּי־שָׁ֖בוּ מִ⁠דַּרְכָּ֣⁠ם הָ⁠רָעָ֑ה</w:t>
       </w:r>
     </w:p>
     <w:p>
@@ -17613,7 +17613,7 @@
         <w:rPr>
           <w:lang w:val="fr_FR" w:bidi="fr_FR"/>
         </w:rPr>
-        <w:t>שָׁ֖בוּ מִ⁠דַּרְכָּ֣⁠ם הָ⁠רָעָ֑ה</w:t>
+        <w:t>שָׁ֖בוּ מִ⁠דַּרְכָּ֣⁠ם הָ⁠רָעָ֑ה</w:t>
       </w:r>
     </w:p>
     <w:p>
@@ -17861,7 +17861,7 @@
         <w:rPr>
           <w:lang w:val="fr_FR" w:bidi="fr_FR"/>
         </w:rPr>
-        <w:t>וְ⁠לֹ֥א עָשָֽׂה</w:t>
+        <w:t>וְ⁠לֹ֥א עָשָֽׂה</w:t>
       </w:r>
     </w:p>
     <w:p>
@@ -18081,7 +18081,7 @@
         <w:rPr>
           <w:lang w:val="fr_FR" w:bidi="fr_FR"/>
         </w:rPr>
-        <w:t>וַ⁠יֵּ֥רַע אֶל־יוֹנָ֖ה</w:t>
+        <w:t>וַ⁠יֵּ֥רַע אֶל־יוֹנָ֖ה</w:t>
       </w:r>
     </w:p>
     <w:p>
@@ -18192,7 +18192,7 @@
         <w:rPr>
           <w:lang w:val="fr_FR" w:bidi="fr_FR"/>
         </w:rPr>
-        <w:t>וַ⁠יִּ֖חַר לֽ⁠וֹ</w:t>
+        <w:t>וַ⁠יִּ֖חַר לֽ⁠וֹ</w:t>
       </w:r>
     </w:p>
     <w:p>
@@ -18330,7 +18330,7 @@
         <w:rPr>
           <w:lang w:val="fr_FR" w:bidi="fr_FR"/>
         </w:rPr>
-        <w:t>וַ⁠יֵּ֥רַע</w:t>
+        <w:t>וַ⁠יֵּ֥רַע</w:t>
       </w:r>
     </w:p>
     <w:p>
@@ -18440,7 +18440,7 @@
         <w:rPr>
           <w:lang w:val="fr_FR" w:bidi="fr_FR"/>
         </w:rPr>
-        <w:t>וַ⁠יֵּ֥רַע אֶל־יוֹנָ֖ה רָעָ֣ה גְדוֹלָ֑ה</w:t>
+        <w:t>וַ⁠יֵּ֥רַע אֶל־יוֹנָ֖ה רָעָ֣ה גְדוֹלָ֑ה</w:t>
       </w:r>
     </w:p>
     <w:p>
@@ -18564,7 +18564,7 @@
         <w:rPr>
           <w:lang w:val="fr_FR" w:bidi="fr_FR"/>
         </w:rPr>
-        <w:t>אָנָּ֤ה</w:t>
+        <w:t>אָנָּ֤ה</w:t>
       </w:r>
     </w:p>
     <w:p>
@@ -18883,7 +18883,7 @@
         <w:rPr>
           <w:lang w:val="fr_FR" w:bidi="fr_FR"/>
         </w:rPr>
-        <w:t>אֶ֤רֶךְ אַפַּ֨יִם֙</w:t>
+        <w:t>אֶ֤רֶךְ אַפַּ֨יִם֙</w:t>
       </w:r>
     </w:p>
     <w:p>
@@ -19212,7 +19212,7 @@
         <w:rPr>
           <w:lang w:val="fr_FR" w:bidi="fr_FR"/>
         </w:rPr>
-        <w:t>קַח־נָ֥א אֶת־נַפְשִׁ֖⁠י מִמֶּ֑⁠נִּי</w:t>
+        <w:t>קַח־נָ֥א אֶת־נַפְשִׁ֖⁠י מִמֶּ֑⁠נִּי</w:t>
       </w:r>
     </w:p>
     <w:p>
@@ -19323,7 +19323,7 @@
         <w:rPr>
           <w:lang w:val="fr_FR" w:bidi="fr_FR"/>
         </w:rPr>
-        <w:t>כִּ֛י ט֥וֹב מוֹתִ֖⁠י מֵ⁠חַיָּֽ⁠י</w:t>
+        <w:t>כִּ֛י ט֥וֹב מוֹתִ֖⁠י מֵ⁠חַיָּֽ⁠י</w:t>
       </w:r>
     </w:p>
     <w:p>
@@ -19824,7 +19824,7 @@
         <w:rPr>
           <w:lang w:val="fr_FR" w:bidi="fr_FR"/>
         </w:rPr>
-        <w:t>מַה־יִּהְיֶ֖ה בָּ⁠עִֽיר</w:t>
+        <w:t>מַה־יִּהְיֶ֖ה בָּ⁠עִֽיר</w:t>
       </w:r>
     </w:p>
     <w:p>
@@ -20012,7 +20012,7 @@
         <w:rPr>
           <w:lang w:val="fr_FR" w:bidi="fr_FR"/>
         </w:rPr>
-        <w:t>לְ⁠הַצִּ֥יל ל֖⁠וֹ מֵ⁠רָֽעָת֑⁠וֹ</w:t>
+        <w:t>לְ⁠הַצִּ֥יל ל֖⁠וֹ מֵ⁠רָֽעָת֑⁠וֹ</w:t>
       </w:r>
     </w:p>
     <w:p>
@@ -20190,7 +20190,7 @@
         <w:rPr>
           <w:lang w:val="fr_FR" w:bidi="fr_FR"/>
         </w:rPr>
-        <w:t>וַ⁠יִּשְׂמַ֥ח יוֹנָ֛ה &amp; שִׂמְחָ֥ה גְדוֹלָֽה</w:t>
+        <w:t>וַ⁠יִּשְׂמַ֥ח יוֹנָ֛ה &amp; שִׂמְחָ֥ה גְדוֹלָֽה</w:t>
       </w:r>
     </w:p>
     <w:p>
@@ -20406,7 +20406,7 @@
         <w:rPr>
           <w:lang w:val="fr_FR" w:bidi="fr_FR"/>
         </w:rPr>
-        <w:t>וַ⁠יִּיבָֽשׁ</w:t>
+        <w:t>וַ⁠יִּיבָֽשׁ</w:t>
       </w:r>
     </w:p>
     <w:p>
@@ -20531,7 +20531,7 @@
         <w:rPr>
           <w:lang w:val="fr_FR" w:bidi="fr_FR"/>
         </w:rPr>
-        <w:t>וַ⁠יְהִ֣י ׀ כִּ⁠זְרֹ֣חַ הַ⁠שֶּׁ֗מֶשׁ</w:t>
+        <w:t>וַ⁠יְהִ֣י ׀ כִּ⁠זְרֹ֣חַ הַ⁠שֶּׁ֗מֶשׁ</w:t>
       </w:r>
     </w:p>
     <w:p>
@@ -20642,7 +20642,7 @@
         <w:rPr>
           <w:lang w:val="fr_FR" w:bidi="fr_FR"/>
         </w:rPr>
-        <w:t>וַ⁠יְמַ֨ן אֱלֹהִ֜ים ר֤וּחַ קָדִים֙ חֲרִישִׁ֔ית</w:t>
+        <w:t>וַ⁠יְמַ֨ן אֱלֹהִ֜ים ר֤וּחַ קָדִים֙ חֲרִישִׁ֔ית</w:t>
       </w:r>
     </w:p>
     <w:p>
@@ -20766,7 +20766,7 @@
         <w:rPr>
           <w:lang w:val="fr_FR" w:bidi="fr_FR"/>
         </w:rPr>
-        <w:t>וַ⁠תַּ֥ךְ הַ⁠שֶּׁ֛מֶשׁ עַל</w:t>
+        <w:t>וַ⁠תַּ֥ךְ הַ⁠שֶּׁ֛מֶשׁ עַל</w:t>
       </w:r>
     </w:p>
     <w:p>
@@ -21012,7 +21012,7 @@
         <w:rPr>
           <w:lang w:val="fr_FR" w:bidi="fr_FR"/>
         </w:rPr>
-        <w:t>וַ⁠יִּתְעַלָּ֑ף</w:t>
+        <w:t>וַ⁠יִּתְעַלָּ֑ף</w:t>
       </w:r>
     </w:p>
     <w:p>
@@ -21103,7 +21103,7 @@
         <w:rPr>
           <w:lang w:val="fr_FR" w:bidi="fr_FR"/>
         </w:rPr>
-        <w:t>וַ⁠יִּשְׁאַ֤ל אֶת־נַפְשׁ⁠וֹ֙ לָ⁠מ֔וּת</w:t>
+        <w:t>וַ⁠יִּשְׁאַ֤ל אֶת־נַפְשׁ⁠וֹ֙ לָ⁠מ֔וּת</w:t>
       </w:r>
     </w:p>
     <w:p>
@@ -21300,7 +21300,7 @@
         <w:rPr>
           <w:lang w:val="fr_FR" w:bidi="fr_FR"/>
         </w:rPr>
-        <w:t>ט֥וֹב מוֹתִ֖⁠י מֵ⁠חַיָּֽ⁠י</w:t>
+        <w:t>ט֥וֹב מוֹתִ֖⁠י מֵ⁠חַיָּֽ⁠י</w:t>
       </w:r>
     </w:p>
     <w:p>
@@ -21469,7 +21469,7 @@
         <w:rPr>
           <w:lang w:val="fr_FR" w:bidi="fr_FR"/>
         </w:rPr>
-        <w:t>הַ⁠הֵיטֵ֥ב חָרָֽה־לְ⁠ךָ֖ עַל־הַ⁠קִּֽיקָי֑וֹן</w:t>
+        <w:t>הַ⁠הֵיטֵ֥ב חָרָֽה־לְ⁠ךָ֖ עַל־הַ⁠קִּֽיקָי֑וֹן</w:t>
       </w:r>
     </w:p>
     <w:p>
@@ -21762,7 +21762,7 @@
         <w:rPr>
           <w:lang w:val="fr_FR" w:bidi="fr_FR"/>
         </w:rPr>
-        <w:t>וַ⁠יֹּ֣אמֶר יְהוָ֔ה</w:t>
+        <w:t>וַ⁠יֹּ֣אמֶר יְהוָ֔ה</w:t>
       </w:r>
     </w:p>
     <w:p>
@@ -21873,7 +21873,7 @@
         <w:rPr>
           <w:lang w:val="fr_FR" w:bidi="fr_FR"/>
         </w:rPr>
-        <w:t>שֶׁ⁠בִּן־לַ֥יְלָה הָיָ֖ה וּ⁠בִן־לַ֥יְלָה אָבָֽד</w:t>
+        <w:t>שֶׁ⁠בִּן־לַ֥יְלָה הָיָ֖ה וּ⁠בִן־לַ֥יְלָה אָבָֽד</w:t>
       </w:r>
     </w:p>
     <w:p>
@@ -22166,7 +22166,7 @@
         <w:rPr>
           <w:lang w:val="fr_FR" w:bidi="fr_FR"/>
         </w:rPr>
-        <w:t>וַֽ⁠אֲנִי֙ לֹ֣א אָח֔וּס עַל־נִינְוֵ֖ה הָ⁠עִ֣יר הַ⁠גְּדוֹלָ֑ה אֲשֶׁ֣ר יֶשׁ־בָּ֡⁠הּ הַרְבֵּה֩ מִֽ⁠שְׁתֵּים־עֶשְׂרֵ֨ה רִבּ֜וֹ אָדָ֗ם אֲשֶׁ֤ר לֹֽא־יָדַע֙ בֵּין־יְמִינ֣⁠וֹ לִ⁠שְׂמֹאל֔⁠וֹ וּ⁠בְהֵמָ֖ה רַבָּֽה</w:t>
+        <w:t>וַֽ⁠אֲנִי֙ לֹ֣א אָח֔וּס עַל־נִינְוֵ֖ה הָ⁠עִ֣יר הַ⁠גְּדוֹלָ֑ה אֲשֶׁ֣ר יֶשׁ־בָּ֡⁠הּ הַרְבֵּה֩ מִֽ⁠שְׁתֵּים־עֶשְׂרֵ֨ה רִבּ֜וֹ אָדָ֗ם אֲשֶׁ֤ר לֹֽא־יָדַע֙ בֵּין־יְמִינ֣⁠וֹ לִ⁠שְׂמֹאל֔⁠וֹ וּ⁠בְהֵמָ֖ה רַבָּֽה</w:t>
       </w:r>
     </w:p>
     <w:p>
@@ -22277,7 +22277,7 @@
         <w:rPr>
           <w:lang w:val="fr_FR" w:bidi="fr_FR"/>
         </w:rPr>
-        <w:t>אֲשֶׁ֣ר יֶשׁ־בָּ֡⁠הּ הַרְבֵּה֩</w:t>
+        <w:t>אֲשֶׁ֣ר יֶשׁ־בָּ֡⁠הּ הַרְבֵּה֩</w:t>
       </w:r>
     </w:p>
     <w:p>
@@ -22415,7 +22415,7 @@
         <w:rPr>
           <w:lang w:val="fr_FR" w:bidi="fr_FR"/>
         </w:rPr>
-        <w:t>מִֽ⁠שְׁתֵּים־עֶשְׂרֵ֨ה רִבּ֜וֹ</w:t>
+        <w:t>מִֽ⁠שְׁתֵּים־עֶשְׂרֵ֨ה רִבּ֜וֹ</w:t>
       </w:r>
     </w:p>
     <w:p>
@@ -22525,7 +22525,7 @@
         <w:rPr>
           <w:lang w:val="fr_FR" w:bidi="fr_FR"/>
         </w:rPr>
-        <w:t>אֲשֶׁ֤ר לֹֽא־יָדַע֙ בֵּין־יְמִינ֣⁠וֹ לִ⁠שְׂמֹאל֔⁠וֹ</w:t>
+        <w:t>אֲשֶׁ֤ר לֹֽא־יָדַע֙ בֵּין־יְמִינ֣⁠וֹ לִ⁠שְׂמֹאל֔⁠וֹ</w:t>
       </w:r>
     </w:p>
     <w:p>

--- a/fra/docx/32.content.docx
+++ b/fra/docx/32.content.docx
@@ -721,6 +721,346 @@
         <w:rPr>
           <w:lang w:val="fr_FR" w:bidi="fr_FR"/>
         </w:rPr>
+        <w:t>Jonas : Introduction au chapitre 1</w:t>
+      </w:r>
+      <w:r>
+        <w:rPr>
+          <w:lang w:val="fr_FR" w:bidi="fr_FR"/>
+        </w:rPr>
+      </w:r>
+    </w:p>
+    <w:p>
+      <w:pPr/>
+      <w:r>
+        <w:rPr>
+          <w:lang w:val="fr_FR" w:bidi="fr_FR"/>
+        </w:rPr>
+      </w:r>
+      <w:r>
+        <w:rPr>
+          <w:lang w:val="fr_FR" w:bidi="fr_FR"/>
+        </w:rPr>
+        <w:t>Jonas, chapitre 1 : Notes générales</w:t>
+      </w:r>
+    </w:p>
+    <w:p>
+      <w:pPr>
+        <w:pStyle w:val="Heading3"/>
+      </w:pPr>
+      <w:r>
+        <w:rPr>
+          <w:lang w:val="fr_FR" w:bidi="fr_FR"/>
+        </w:rPr>
+        <w:t>Structure</w:t>
+      </w:r>
+    </w:p>
+    <w:p>
+      <w:pPr/>
+      <w:r>
+        <w:rPr>
+          <w:lang w:val="fr_FR" w:bidi="fr_FR"/>
+        </w:rPr>
+      </w:r>
+      <w:r>
+        <w:rPr>
+          <w:lang w:val="fr_FR" w:bidi="fr_FR"/>
+        </w:rPr>
+        <w:t xml:space="preserve">Ce chapitre commence de manière abrupte. C'est une façon typique de commencer le récit pour un livre prophétique. Aucune information ne devrait être ajoutée dans le but d'adoucir cette introduction abrupte. Cependant, si c'est préférable dans votre langue, le premier verset pourrait être transformé en plusieurs phrases pour créer un début plus naturel. </w:t>
+      </w:r>
+    </w:p>
+    <w:p>
+      <w:pPr>
+        <w:pStyle w:val="Heading3"/>
+      </w:pPr>
+      <w:r>
+        <w:rPr>
+          <w:lang w:val="fr_FR" w:bidi="fr_FR"/>
+        </w:rPr>
+        <w:t>Concepts particuliers dans ce chapitre</w:t>
+      </w:r>
+    </w:p>
+    <w:p>
+      <w:pPr>
+        <w:pStyle w:val="Heading4"/>
+      </w:pPr>
+      <w:r>
+        <w:rPr>
+          <w:lang w:val="fr_FR" w:bidi="fr_FR"/>
+        </w:rPr>
+        <w:t>Miracle</w:t>
+      </w:r>
+    </w:p>
+    <w:p>
+      <w:pPr/>
+      <w:r>
+        <w:rPr>
+          <w:lang w:val="fr_FR" w:bidi="fr_FR"/>
+        </w:rPr>
+      </w:r>
+      <w:r>
+        <w:rPr>
+          <w:lang w:val="fr_FR" w:bidi="fr_FR"/>
+        </w:rPr>
+        <w:t xml:space="preserve">Dans </w:t>
+      </w:r>
+      <w:hyperlink r:id="rId13">
+        <w:r>
+          <w:rPr>
+            <w:lang w:val="fr_FR" w:bidi="fr_FR"/>
+          </w:rPr>
+          <w:rPr>
+            <w:color w:val="0000EE"/>
+            <w:u w:val="single"/>
+          </w:rPr>
+          <w:t>1.17</w:t>
+        </w:r>
+      </w:hyperlink>
+      <w:r>
+        <w:rPr>
+          <w:lang w:val="fr_FR" w:bidi="fr_FR"/>
+        </w:rPr>
+        <w:t>, un « grand poisson » est mentionné. Il peut être difficile d'imaginer une créature vivant dans la mer qui est assez grande pour avaler un homme entier, mais de telles créatures existent. Nous ne savons pas de quel type de créature il s'agissait, seulement que c'était une créature marine. Jonas survit trois jours et trois nuits à l'intérieur du poisson. C'est grâce à Dieu qu'il reste vivant. Les événements miraculeux ne devraient pas être expliqués dans le but de les rendre plus faciles à comprendre. Ils devraient être racontés aussi simplement que dans le texte original.</w:t>
+      </w:r>
+    </w:p>
+    <w:p>
+      <w:pPr/>
+      <w:r>
+        <w:rPr>
+          <w:lang w:val="fr_FR" w:bidi="fr_FR"/>
+        </w:rPr>
+      </w:r>
+      <w:r>
+        <w:rPr>
+          <w:lang w:val="fr_FR" w:bidi="fr_FR"/>
+        </w:rPr>
+        <w:t xml:space="preserve">Voir : </w:t>
+      </w:r>
+      <w:r>
+        <w:rPr>
+          <w:lang w:val="fr_FR" w:bidi="fr_FR"/>
+        </w:rPr>
+        <w:t>miracle</w:t>
+      </w:r>
+    </w:p>
+    <w:p>
+      <w:pPr>
+        <w:pStyle w:val="Heading3"/>
+      </w:pPr>
+      <w:r>
+        <w:rPr>
+          <w:lang w:val="fr_FR" w:bidi="fr_FR"/>
+        </w:rPr>
+        <w:t>Figures de style importantes dans ce chapitre</w:t>
+      </w:r>
+    </w:p>
+    <w:p>
+      <w:pPr>
+        <w:pStyle w:val="Heading4"/>
+      </w:pPr>
+      <w:r>
+        <w:rPr>
+          <w:lang w:val="fr_FR" w:bidi="fr_FR"/>
+        </w:rPr>
+        <w:t>Ironie de situation</w:t>
+      </w:r>
+    </w:p>
+    <w:p>
+      <w:pPr/>
+      <w:r>
+        <w:rPr>
+          <w:lang w:val="fr_FR" w:bidi="fr_FR"/>
+        </w:rPr>
+      </w:r>
+      <w:r>
+        <w:rPr>
+          <w:lang w:val="fr_FR" w:bidi="fr_FR"/>
+        </w:rPr>
+        <w:t xml:space="preserve">Dans ce chapitre, il y a une situation ironique. Une ironie de situation veut dire que les gens font ou disent des choses qui sont le contraire de ce à quoi on pourrait s'attendre. Par exemple, Jonas est un prophète de Dieu. En tant que prophète, on penserait qu'il ferait son possible pour faire la volonté de Dieu. Au lieu de cela, il s'enfuit loin de Dieu. Bien que les marins païens ne soient pas des Israélites, ils agissent avec foi en montrant de la crainte devant l'Éternel quand ils jettent Jonas par-dessus bord. </w:t>
+      </w:r>
+    </w:p>
+    <w:p>
+      <w:pPr/>
+      <w:r>
+        <w:rPr>
+          <w:lang w:val="fr_FR" w:bidi="fr_FR"/>
+        </w:rPr>
+      </w:r>
+      <w:r>
+        <w:rPr>
+          <w:lang w:val="fr_FR" w:bidi="fr_FR"/>
+        </w:rPr>
+        <w:t xml:space="preserve">Voir : </w:t>
+      </w:r>
+      <w:r>
+        <w:rPr>
+          <w:lang w:val="fr_FR" w:bidi="fr_FR"/>
+        </w:rPr>
+        <w:t>ironie</w:t>
+      </w:r>
+      <w:r>
+        <w:rPr>
+          <w:lang w:val="fr_FR" w:bidi="fr_FR"/>
+        </w:rPr>
+        <w:t xml:space="preserve">, </w:t>
+      </w:r>
+      <w:r>
+        <w:rPr>
+          <w:lang w:val="fr_FR" w:bidi="fr_FR"/>
+        </w:rPr>
+        <w:t>prophète,</w:t>
+      </w:r>
+      <w:r>
+        <w:rPr>
+          <w:lang w:val="fr_FR" w:bidi="fr_FR"/>
+        </w:rPr>
+        <w:t xml:space="preserve"> </w:t>
+      </w:r>
+      <w:r>
+        <w:rPr>
+          <w:lang w:val="fr_FR" w:bidi="fr_FR"/>
+        </w:rPr>
+        <w:t>volonté de Dieu</w:t>
+      </w:r>
+      <w:r>
+        <w:rPr>
+          <w:lang w:val="fr_FR" w:bidi="fr_FR"/>
+        </w:rPr>
+        <w:t xml:space="preserve"> et </w:t>
+      </w:r>
+      <w:r>
+        <w:rPr>
+          <w:lang w:val="fr_FR" w:bidi="fr_FR"/>
+        </w:rPr>
+        <w:t>foi</w:t>
+      </w:r>
+    </w:p>
+    <w:p>
+      <w:pPr>
+        <w:pStyle w:val="Heading4"/>
+      </w:pPr>
+      <w:r>
+        <w:rPr>
+          <w:lang w:val="fr_FR" w:bidi="fr_FR"/>
+        </w:rPr>
+        <w:t>La mer</w:t>
+      </w:r>
+    </w:p>
+    <w:p>
+      <w:pPr/>
+      <w:r>
+        <w:rPr>
+          <w:lang w:val="fr_FR" w:bidi="fr_FR"/>
+        </w:rPr>
+      </w:r>
+      <w:r>
+        <w:rPr>
+          <w:lang w:val="fr_FR" w:bidi="fr_FR"/>
+        </w:rPr>
+        <w:t xml:space="preserve">Dans l'Antiquité, les habitants du Proche-Orient considéraient la mer comme quelque chose de chaotique. Ils ne se fiaient pas à la mer. Certains des dieux que les païens adoraient étaient des dieux de la mer. Le peuple de Jonas, les Hébreux, craignait énormément la mer. Cependant, cette peur de la mer n'est pas suffisante pour empêcher Jonas de naviguer sur un bateau afin d'éviter de faire ce que l'Éternel lui dit de faire. </w:t>
+      </w:r>
+    </w:p>
+    <w:p>
+      <w:pPr/>
+      <w:r>
+        <w:rPr>
+          <w:lang w:val="fr_FR" w:bidi="fr_FR"/>
+        </w:rPr>
+      </w:r>
+      <w:r>
+        <w:rPr>
+          <w:lang w:val="fr_FR" w:bidi="fr_FR"/>
+        </w:rPr>
+        <w:t xml:space="preserve">Voir : </w:t>
+      </w:r>
+      <w:r>
+        <w:rPr>
+          <w:lang w:val="fr_FR" w:bidi="fr_FR"/>
+        </w:rPr>
+        <w:t>peur</w:t>
+      </w:r>
+    </w:p>
+    <w:p>
+      <w:pPr>
+        <w:pStyle w:val="Heading3"/>
+      </w:pPr>
+      <w:r>
+        <w:rPr>
+          <w:lang w:val="fr_FR" w:bidi="fr_FR"/>
+        </w:rPr>
+        <w:t>Autres difficultés de traduction potentielles dans ce chapitre</w:t>
+      </w:r>
+    </w:p>
+    <w:p>
+      <w:pPr>
+        <w:pStyle w:val="Heading4"/>
+      </w:pPr>
+      <w:r>
+        <w:rPr>
+          <w:lang w:val="fr_FR" w:bidi="fr_FR"/>
+        </w:rPr>
+        <w:t>Informations implicites</w:t>
+      </w:r>
+    </w:p>
+    <w:p>
+      <w:pPr/>
+      <w:r>
+        <w:rPr>
+          <w:lang w:val="fr_FR" w:bidi="fr_FR"/>
+        </w:rPr>
+      </w:r>
+      <w:r>
+        <w:rPr>
+          <w:lang w:val="fr_FR" w:bidi="fr_FR"/>
+        </w:rPr>
+        <w:t xml:space="preserve">Même si personne ne sait avec certitude où se trouvait la ville de Tarsis, l'auteur suppose que le lecteur sait que Jonas devait tourner le dos à Ninive pour s'y rendre, c'est-à-dire que c'était dans la direction opposée. </w:t>
+      </w:r>
+    </w:p>
+    <w:p>
+      <w:pPr/>
+      <w:r>
+        <w:rPr>
+          <w:lang w:val="fr_FR" w:bidi="fr_FR"/>
+        </w:rPr>
+      </w:r>
+      <w:r>
+        <w:rPr>
+          <w:lang w:val="fr_FR" w:bidi="fr_FR"/>
+        </w:rPr>
+        <w:t xml:space="preserve">Voir : </w:t>
+      </w:r>
+      <w:r>
+        <w:rPr>
+          <w:lang w:val="fr_FR" w:bidi="fr_FR"/>
+        </w:rPr>
+        <w:t>Connaissances présupposées et informations implicites</w:t>
+      </w:r>
+      <w:r>
+        <w:rPr>
+          <w:lang w:val="fr_FR" w:bidi="fr_FR"/>
+        </w:rPr>
+      </w:r>
+      <w:r>
+        <w:rPr>
+          <w:lang w:val="fr_FR" w:bidi="fr_FR"/>
+        </w:rPr>
+      </w:r>
+    </w:p>
+    <w:p>
+      <w:pPr/>
+      <w:r>
+        <w:rPr>
+          <w:lang w:val="fr_FR" w:bidi="fr_FR"/>
+        </w:rPr>
+      </w:r>
+    </w:p>
+    <w:p>
+      <w:pPr>
+        <w:pStyle w:val="Heading2"/>
+      </w:pPr>
+      <w:r>
+        <w:rPr>
+          <w:lang w:val="fr_FR" w:bidi="fr_FR"/>
+        </w:rPr>
         <w:t>Jonas 1.1 (#1)</w:t>
       </w:r>
       <w:r>
@@ -1805,7 +2145,7 @@
         </w:rPr>
         <w:t xml:space="preserve"> signifient que Jonas a agi en réponse au commandement de l'Éternel. Cependant, son action a été de désobéir et non d'obéir. Si vos lecteurs ne comprendront pas cela avec cette formulation, vous pouvez exprimer le sens clairement. Vérifiez également comment vous avez traduit cette expression idiomatique dans </w:t>
       </w:r>
-      <w:hyperlink r:id="rId13">
+      <w:hyperlink r:id="rId14">
         <w:r>
           <w:rPr>
             <w:lang w:val="fr_FR" w:bidi="fr_FR"/>
@@ -3960,7 +4300,7 @@
         </w:rPr>
         <w:t xml:space="preserve">Cette phrase est utilisée comme une expression idiomatique dans </w:t>
       </w:r>
-      <w:hyperlink r:id="rId13">
+      <w:hyperlink r:id="rId14">
         <w:r>
           <w:rPr>
             <w:lang w:val="fr_FR" w:bidi="fr_FR"/>
@@ -3978,7 +4318,7 @@
         </w:rPr>
         <w:t xml:space="preserve"> et </w:t>
       </w:r>
-      <w:hyperlink r:id="rId14">
+      <w:hyperlink r:id="rId15">
         <w:r>
           <w:rPr>
             <w:lang w:val="fr_FR" w:bidi="fr_FR"/>
@@ -3996,7 +4336,7 @@
         </w:rPr>
         <w:t xml:space="preserve">, et signifie se préparer à commencer l'activité qui est mentionnée ensuite (par exemple, aller à Ninive dans </w:t>
       </w:r>
-      <w:hyperlink r:id="rId13">
+      <w:hyperlink r:id="rId14">
         <w:r>
           <w:rPr>
             <w:lang w:val="fr_FR" w:bidi="fr_FR"/>
@@ -4014,7 +4354,7 @@
         </w:rPr>
         <w:t xml:space="preserve"> et s'enfuir dans </w:t>
       </w:r>
-      <w:hyperlink r:id="rId14">
+      <w:hyperlink r:id="rId15">
         <w:r>
           <w:rPr>
             <w:lang w:val="fr_FR" w:bidi="fr_FR"/>
@@ -6604,7 +6944,7 @@
         </w:rPr>
         <w:t>au</w:t>
       </w:r>
-      <w:hyperlink r:id="rId15">
+      <w:hyperlink r:id="rId16">
         <w:r>
           <w:rPr>
             <w:lang w:val="fr_FR" w:bidi="fr_FR"/>
@@ -6816,7 +7156,7 @@
         </w:rPr>
         <w:t xml:space="preserve">Dans le texte hébreu, littéralement : « La mer avançait et tempêtait » ou continuait de s'agiter. Vérifiez comment vous avez choisi de traduire cette expression idiomatique dans </w:t>
       </w:r>
-      <w:hyperlink r:id="rId16">
+      <w:hyperlink r:id="rId17">
         <w:r>
           <w:rPr>
             <w:lang w:val="fr_FR" w:bidi="fr_FR"/>
@@ -8059,7 +8399,7 @@
         </w:rPr>
         <w:t>Vérifiez comment vous avez traduit cette expression au</w:t>
       </w:r>
-      <w:hyperlink r:id="rId15">
+      <w:hyperlink r:id="rId16">
         <w:r>
           <w:rPr>
             <w:lang w:val="fr_FR" w:bidi="fr_FR"/>
@@ -8487,6 +8827,295 @@
         <w:rPr>
           <w:lang w:val="fr_FR" w:bidi="fr_FR"/>
         </w:rPr>
+        <w:t>Jonas : Introduction au chapitre 2</w:t>
+      </w:r>
+      <w:r>
+        <w:rPr>
+          <w:lang w:val="fr_FR" w:bidi="fr_FR"/>
+        </w:rPr>
+      </w:r>
+    </w:p>
+    <w:p>
+      <w:pPr/>
+      <w:r>
+        <w:rPr>
+          <w:lang w:val="fr_FR" w:bidi="fr_FR"/>
+        </w:rPr>
+      </w:r>
+      <w:r>
+        <w:rPr>
+          <w:lang w:val="fr_FR" w:bidi="fr_FR"/>
+        </w:rPr>
+        <w:t>Jonas, chapitre 2 : Notes générales</w:t>
+      </w:r>
+    </w:p>
+    <w:p>
+      <w:pPr>
+        <w:pStyle w:val="Heading3"/>
+      </w:pPr>
+      <w:r>
+        <w:rPr>
+          <w:lang w:val="fr_FR" w:bidi="fr_FR"/>
+        </w:rPr>
+        <w:t>Structure et mise en page</w:t>
+      </w:r>
+    </w:p>
+    <w:p>
+      <w:pPr/>
+      <w:r>
+        <w:rPr>
+          <w:lang w:val="fr_FR" w:bidi="fr_FR"/>
+        </w:rPr>
+      </w:r>
+      <w:r>
+        <w:rPr>
+          <w:lang w:val="fr_FR" w:bidi="fr_FR"/>
+        </w:rPr>
+        <w:t xml:space="preserve">Ce chapitre commence par une prière de Jonas. De nombreux traducteurs ont choisi de la distinguer en décalant les lignes du texte de la prière plus à droite sur la page que le reste du texte. </w:t>
+      </w:r>
+    </w:p>
+    <w:p>
+      <w:pPr/>
+      <w:r>
+        <w:rPr>
+          <w:lang w:val="fr_FR" w:bidi="fr_FR"/>
+        </w:rPr>
+      </w:r>
+      <w:r>
+        <w:rPr>
+          <w:lang w:val="fr_FR" w:bidi="fr_FR"/>
+        </w:rPr>
+        <w:t xml:space="preserve">La prière est rédigée dans un style poétique. Pour le montrer, de nombreuses traductions placent chaque ligne du poème sur une ligne séparée. Ces pratiques peuvent être utiles, mais elles ne sont pas obligatoires. Si c'est utile, il vous est aussi possible de suivre la mise en page d'une version de la Bible bien connue dans votre région. </w:t>
+      </w:r>
+    </w:p>
+    <w:p>
+      <w:pPr>
+        <w:pStyle w:val="Heading3"/>
+      </w:pPr>
+      <w:r>
+        <w:rPr>
+          <w:lang w:val="fr_FR" w:bidi="fr_FR"/>
+        </w:rPr>
+        <w:t>Concepts particuliers dans ce chapitre</w:t>
+      </w:r>
+    </w:p>
+    <w:p>
+      <w:pPr>
+        <w:pStyle w:val="Heading4"/>
+      </w:pPr>
+      <w:r>
+        <w:rPr>
+          <w:lang w:val="fr_FR" w:bidi="fr_FR"/>
+        </w:rPr>
+        <w:t>La mer</w:t>
+      </w:r>
+    </w:p>
+    <w:p>
+      <w:pPr/>
+      <w:r>
+        <w:rPr>
+          <w:lang w:val="fr_FR" w:bidi="fr_FR"/>
+        </w:rPr>
+      </w:r>
+      <w:r>
+        <w:rPr>
+          <w:lang w:val="fr_FR" w:bidi="fr_FR"/>
+        </w:rPr>
+        <w:t xml:space="preserve">Ce chapitre contient de nombreux termes maritimes. Si ce vocabulaire n'est pas familier aux personnes qui parlent votre langue, vous devrez réfléchir à la meilleure manière de les traduire et/ou de décrire les choses ou événements que ces termes désignent. </w:t>
+      </w:r>
+    </w:p>
+    <w:p>
+      <w:pPr/>
+      <w:r>
+        <w:rPr>
+          <w:lang w:val="fr_FR" w:bidi="fr_FR"/>
+        </w:rPr>
+      </w:r>
+      <w:r>
+        <w:rPr>
+          <w:lang w:val="fr_FR" w:bidi="fr_FR"/>
+        </w:rPr>
+        <w:t xml:space="preserve">Voir : </w:t>
+      </w:r>
+      <w:r>
+        <w:rPr>
+          <w:lang w:val="fr_FR" w:bidi="fr_FR"/>
+        </w:rPr>
+        <w:t>Traduire ce qui est inconnu aux lecteurs ou aux auditeurs</w:t>
+      </w:r>
+    </w:p>
+    <w:p>
+      <w:pPr>
+        <w:pStyle w:val="Heading3"/>
+      </w:pPr>
+      <w:r>
+        <w:rPr>
+          <w:lang w:val="fr_FR" w:bidi="fr_FR"/>
+        </w:rPr>
+        <w:t>Figures de style importantes dans ce chapitre</w:t>
+      </w:r>
+    </w:p>
+    <w:p>
+      <w:pPr>
+        <w:pStyle w:val="Heading4"/>
+      </w:pPr>
+      <w:r>
+        <w:rPr>
+          <w:lang w:val="fr_FR" w:bidi="fr_FR"/>
+        </w:rPr>
+        <w:t>Imagerie poétique</w:t>
+      </w:r>
+    </w:p>
+    <w:p>
+      <w:pPr/>
+      <w:r>
+        <w:rPr>
+          <w:lang w:val="fr_FR" w:bidi="fr_FR"/>
+        </w:rPr>
+      </w:r>
+      <w:r>
+        <w:rPr>
+          <w:lang w:val="fr_FR" w:bidi="fr_FR"/>
+        </w:rPr>
+        <w:t xml:space="preserve">Les prières dans les Écritures sont souvent écrites sous forme poétique. La poésie utilise fréquemment des métaphores et d'autres figures de styles pour communiquer plus puissamment des sujets très émotionnels. Par exemple, Jonas pensait qu'il allait mourir dans le ventre du poisson. Il compare cela à un piège, à être entouré par les barres ou verrous de la terre, et à être dans le « ventre du séjour des morts ». Jonas est submergé par la profondeur de la mer et exprime cela en parlant des « racines des montagnes ». </w:t>
+      </w:r>
+    </w:p>
+    <w:p>
+      <w:pPr/>
+      <w:r>
+        <w:rPr>
+          <w:lang w:val="fr_FR" w:bidi="fr_FR"/>
+        </w:rPr>
+      </w:r>
+      <w:r>
+        <w:rPr>
+          <w:lang w:val="fr_FR" w:bidi="fr_FR"/>
+        </w:rPr>
+        <w:t xml:space="preserve">Voir : </w:t>
+      </w:r>
+      <w:r>
+        <w:rPr>
+          <w:lang w:val="fr_FR" w:bidi="fr_FR"/>
+        </w:rPr>
+        <w:t>Métaphore</w:t>
+      </w:r>
+    </w:p>
+    <w:p>
+      <w:pPr>
+        <w:pStyle w:val="Heading3"/>
+      </w:pPr>
+      <w:r>
+        <w:rPr>
+          <w:lang w:val="fr_FR" w:bidi="fr_FR"/>
+        </w:rPr>
+        <w:t>Autres difficultés de traduction possibles dans ce chapitre</w:t>
+      </w:r>
+    </w:p>
+    <w:p>
+      <w:pPr>
+        <w:pStyle w:val="Heading4"/>
+      </w:pPr>
+      <w:r>
+        <w:rPr>
+          <w:lang w:val="fr_FR" w:bidi="fr_FR"/>
+        </w:rPr>
+        <w:t>Parallélisme</w:t>
+      </w:r>
+    </w:p>
+    <w:p>
+      <w:pPr/>
+      <w:r>
+        <w:rPr>
+          <w:lang w:val="fr_FR" w:bidi="fr_FR"/>
+        </w:rPr>
+      </w:r>
+      <w:r>
+        <w:rPr>
+          <w:lang w:val="fr_FR" w:bidi="fr_FR"/>
+        </w:rPr>
+        <w:t>La poésie hébraïque exprime souvent une idée dans une ligne, puis la réitère dans une autre ligne en utilisant des mots différents. Cela met en valeur les idées dans les lignes parallèles. Par exemple, le verset 2 comporte deux moitiés qui expriment essentiellement la même chose.</w:t>
+      </w:r>
+    </w:p>
+    <w:p>
+      <w:pPr/>
+      <w:r>
+        <w:rPr>
+          <w:lang w:val="fr_FR" w:bidi="fr_FR"/>
+        </w:rPr>
+      </w:r>
+      <w:r>
+        <w:rPr>
+          <w:lang w:val="fr_FR" w:bidi="fr_FR"/>
+        </w:rPr>
+        <w:t xml:space="preserve">Dans ma détresse, j’ai invoqué l’Éternel, Et il m’a exaucé; </w:t>
+      </w:r>
+    </w:p>
+    <w:p>
+      <w:pPr/>
+      <w:r>
+        <w:rPr>
+          <w:lang w:val="fr_FR" w:bidi="fr_FR"/>
+        </w:rPr>
+      </w:r>
+      <w:r>
+        <w:rPr>
+          <w:lang w:val="fr_FR" w:bidi="fr_FR"/>
+        </w:rPr>
+        <w:t xml:space="preserve">Du sein du séjour des morts j’ai crié, Et tu as entendu ma voix. </w:t>
+      </w:r>
+    </w:p>
+    <w:p>
+      <w:pPr/>
+      <w:r>
+        <w:rPr>
+          <w:lang w:val="fr_FR" w:bidi="fr_FR"/>
+        </w:rPr>
+      </w:r>
+      <w:r>
+        <w:rPr>
+          <w:lang w:val="fr_FR" w:bidi="fr_FR"/>
+        </w:rPr>
+        <w:t xml:space="preserve">Chaque moitié (ou ici, ligne) comporte également deux parties. La première partie de chaque moitié exprime la même idée que l'autre, et la deuxième partie de chaque moitié fait de même. Si votre langue ne répète pas les idées de cette manière en poésie, consultez l'article sur le </w:t>
+      </w:r>
+      <w:r>
+        <w:rPr>
+          <w:lang w:val="fr_FR" w:bidi="fr_FR"/>
+        </w:rPr>
+        <w:t>parallélisme</w:t>
+      </w:r>
+      <w:r>
+        <w:rPr>
+          <w:lang w:val="fr_FR" w:bidi="fr_FR"/>
+        </w:rPr>
+        <w:t xml:space="preserve"> pour des suggestions sur la traduction de ce type de poésie.</w:t>
+      </w:r>
+      <w:r>
+        <w:rPr>
+          <w:lang w:val="fr_FR" w:bidi="fr_FR"/>
+        </w:rPr>
+      </w:r>
+      <w:r>
+        <w:rPr>
+          <w:lang w:val="fr_FR" w:bidi="fr_FR"/>
+        </w:rPr>
+      </w:r>
+    </w:p>
+    <w:p>
+      <w:pPr/>
+      <w:r>
+        <w:rPr>
+          <w:lang w:val="fr_FR" w:bidi="fr_FR"/>
+        </w:rPr>
+      </w:r>
+    </w:p>
+    <w:p>
+      <w:pPr>
+        <w:pStyle w:val="Heading2"/>
+      </w:pPr>
+      <w:r>
+        <w:rPr>
+          <w:lang w:val="fr_FR" w:bidi="fr_FR"/>
+        </w:rPr>
         <w:t>Jonas 2.2 (#2)</w:t>
       </w:r>
       <w:r>
@@ -12998,7 +13627,7 @@
         </w:rPr>
         <w:t xml:space="preserve">Ici, Jonas fait une déclaration sur l'Éternel à la troisième personne dans le cadre de sa prière. Si cela n'est pas naturel dans votre langue, vous pouvez en faire une adresse à la deuxième personne en utilisant « tu ». Voir aussi la note concernant la phrase : « Dans ma détresse, j'ai invoqué l'Éternel » dans </w:t>
       </w:r>
-      <w:hyperlink r:id="rId17">
+      <w:hyperlink r:id="rId18">
         <w:r>
           <w:rPr>
             <w:lang w:val="fr_FR" w:bidi="fr_FR"/>
@@ -13434,6 +14063,316 @@
         <w:rPr>
           <w:lang w:val="fr_FR" w:bidi="fr_FR"/>
         </w:rPr>
+        <w:t>Jonas : Introduction au chapitre 3</w:t>
+      </w:r>
+      <w:r>
+        <w:rPr>
+          <w:lang w:val="fr_FR" w:bidi="fr_FR"/>
+        </w:rPr>
+      </w:r>
+    </w:p>
+    <w:p>
+      <w:pPr/>
+      <w:r>
+        <w:rPr>
+          <w:lang w:val="fr_FR" w:bidi="fr_FR"/>
+        </w:rPr>
+      </w:r>
+      <w:r>
+        <w:rPr>
+          <w:lang w:val="fr_FR" w:bidi="fr_FR"/>
+        </w:rPr>
+        <w:t>Jonas, chapitre 3 : Notes générales</w:t>
+      </w:r>
+    </w:p>
+    <w:p>
+      <w:pPr>
+        <w:pStyle w:val="Heading3"/>
+      </w:pPr>
+      <w:r>
+        <w:rPr>
+          <w:lang w:val="fr_FR" w:bidi="fr_FR"/>
+        </w:rPr>
+        <w:t>Structure</w:t>
+      </w:r>
+    </w:p>
+    <w:p>
+      <w:pPr/>
+      <w:r>
+        <w:rPr>
+          <w:lang w:val="fr_FR" w:bidi="fr_FR"/>
+        </w:rPr>
+      </w:r>
+      <w:r>
+        <w:rPr>
+          <w:lang w:val="fr_FR" w:bidi="fr_FR"/>
+        </w:rPr>
+        <w:t>Ce chapitre revient sur le récit de Jonas après sa prière et après que le poisson l'a vomi sur la rive.</w:t>
+      </w:r>
+    </w:p>
+    <w:p>
+      <w:pPr>
+        <w:pStyle w:val="Heading3"/>
+      </w:pPr>
+      <w:r>
+        <w:rPr>
+          <w:lang w:val="fr_FR" w:bidi="fr_FR"/>
+        </w:rPr>
+        <w:t>Concepts particuliers dans ce chapitre</w:t>
+      </w:r>
+    </w:p>
+    <w:p>
+      <w:pPr>
+        <w:pStyle w:val="Heading4"/>
+      </w:pPr>
+      <w:r>
+        <w:rPr>
+          <w:lang w:val="fr_FR" w:bidi="fr_FR"/>
+        </w:rPr>
+        <w:t>Animaux</w:t>
+      </w:r>
+    </w:p>
+    <w:p>
+      <w:pPr/>
+      <w:r>
+        <w:rPr>
+          <w:lang w:val="fr_FR" w:bidi="fr_FR"/>
+        </w:rPr>
+      </w:r>
+      <w:r>
+        <w:rPr>
+          <w:lang w:val="fr_FR" w:bidi="fr_FR"/>
+        </w:rPr>
+        <w:t xml:space="preserve">Selon la proclamation du roi, les animaux devaient participer au jeûne qu'il avait ordonné. C'était inhabituel. Cela indique probablement que le roi voulait que Dieu voie que tout Ninive prenait sa proclamation de destruction très au sérieux. Il n'y a rien dans la loi de Moïse qui instruit le peuple à faire participer leurs animaux au jeûne. </w:t>
+      </w:r>
+    </w:p>
+    <w:p>
+      <w:pPr/>
+      <w:r>
+        <w:rPr>
+          <w:lang w:val="fr_FR" w:bidi="fr_FR"/>
+        </w:rPr>
+      </w:r>
+      <w:r>
+        <w:rPr>
+          <w:lang w:val="fr_FR" w:bidi="fr_FR"/>
+        </w:rPr>
+        <w:t xml:space="preserve">Voir : </w:t>
+      </w:r>
+      <w:r>
+        <w:rPr>
+          <w:lang w:val="fr_FR" w:bidi="fr_FR"/>
+        </w:rPr>
+        <w:t>loi de Moïse</w:t>
+      </w:r>
+    </w:p>
+    <w:p>
+      <w:pPr>
+        <w:pStyle w:val="Heading4"/>
+      </w:pPr>
+      <w:r>
+        <w:rPr>
+          <w:lang w:val="fr_FR" w:bidi="fr_FR"/>
+        </w:rPr>
+        <w:t>Dieu se repentant ou changeant d'avis</w:t>
+      </w:r>
+    </w:p>
+    <w:p>
+      <w:pPr/>
+      <w:r>
+        <w:rPr>
+          <w:lang w:val="fr_FR" w:bidi="fr_FR"/>
+        </w:rPr>
+      </w:r>
+      <w:r>
+        <w:rPr>
+          <w:lang w:val="fr_FR" w:bidi="fr_FR"/>
+        </w:rPr>
+        <w:t>Le dernier verset de ce chapitre dit : « Alors Dieu se repentit du mal qu’il avait résolu de leur faire, et il ne le fit pas ». Ce concept de Dieu changeant d'avis peut sembler contredire le fait que le caractère de Dieu et que ses plans ne changent pas.</w:t>
+      </w:r>
+    </w:p>
+    <w:p>
+      <w:pPr/>
+      <w:r>
+        <w:rPr>
+          <w:lang w:val="fr_FR" w:bidi="fr_FR"/>
+        </w:rPr>
+      </w:r>
+      <w:r>
+        <w:rPr>
+          <w:lang w:val="fr_FR" w:bidi="fr_FR"/>
+        </w:rPr>
+        <w:t>Cependant, les actions de punition ou de miséricorde de Dieu dépendent des actions humaines. Dieu change souvent ses actions de la punition à la miséricorde en réponse aux actions humaines. S'ils se repentent de leurs péchés, il préfère être miséricordieux. Les habitants de Ninive se sont repentis, Dieu ne les a donc pas punis comme il avait dit à Jonas de le proclamer. Dans le livre de Jonas, ce changement est décrit de manière humaine comme un « repentir » ou comme un « changement d'avis ». Le lecteur comprend que c'était le plan de Dieu depuis le début.</w:t>
+      </w:r>
+    </w:p>
+    <w:p>
+      <w:pPr>
+        <w:pStyle w:val="Heading4"/>
+      </w:pPr>
+      <w:r>
+        <w:rPr>
+          <w:lang w:val="fr_FR" w:bidi="fr_FR"/>
+        </w:rPr>
+        <w:t>Dieu planifiant le mal</w:t>
+      </w:r>
+    </w:p>
+    <w:p>
+      <w:pPr/>
+      <w:r>
+        <w:rPr>
+          <w:lang w:val="fr_FR" w:bidi="fr_FR"/>
+        </w:rPr>
+      </w:r>
+      <w:r>
+        <w:rPr>
+          <w:lang w:val="fr_FR" w:bidi="fr_FR"/>
+        </w:rPr>
+        <w:t>Le mot hébreu traduit par « mal » dans la LSG (v. 10) est très vaste, incluant le mal moral, le mal physique et tout ce qui est mauvais. Ainsi, au verset 10, l'auteur utilise le même mot pour la destruction de Ninive planifiée par Dieu que pour décrire le comportement méchant des gens dans 1.2. La LSG traduit par « méchanceté » dans 1.2, car ce mot convient mieux que le mot « mal ». En effet, le mot « mal » pourrait être compris autrement en français (par exemple, comme voulant dire leur souffrance). C'est cependant le même mot hébreu aux deux endroits. En utilisant le même mot, l'auteur montre que lorsque les gens se repentent du mal moral, Dieu renonce à faire le mal physique (châtiment). Dieu ne fait jamais de mal moral. Si votre langue n'utilise pas le même mot pour ces deux concepts, vous utilisez des mots différents dans ces deux versets.</w:t>
+      </w:r>
+    </w:p>
+    <w:p>
+      <w:pPr>
+        <w:pStyle w:val="Heading3"/>
+      </w:pPr>
+      <w:r>
+        <w:rPr>
+          <w:lang w:val="fr_FR" w:bidi="fr_FR"/>
+        </w:rPr>
+        <w:t>Autres difficultés de traduction possibles dans ce chapitre</w:t>
+      </w:r>
+    </w:p>
+    <w:p>
+      <w:pPr>
+        <w:pStyle w:val="Heading4"/>
+      </w:pPr>
+      <w:r>
+        <w:rPr>
+          <w:lang w:val="fr_FR" w:bidi="fr_FR"/>
+        </w:rPr>
+        <w:t>Dimensions de Ninive</w:t>
+      </w:r>
+    </w:p>
+    <w:p>
+      <w:pPr/>
+      <w:r>
+        <w:rPr>
+          <w:lang w:val="fr_FR" w:bidi="fr_FR"/>
+        </w:rPr>
+      </w:r>
+      <w:r>
+        <w:rPr>
+          <w:lang w:val="fr_FR" w:bidi="fr_FR"/>
+        </w:rPr>
+        <w:t xml:space="preserve">Les ruines de l'ancienne ville de Ninive ont été découvertes. Elles font environ 13 kilomètres de circonférence (c'est-à-dire que le tour de la ville fait environ 13 kilomètres). Ainsi, même si Ninive était une très grande ville dans le monde antique, elle n'était pas aussi vaste que la plupart des villes modernes. </w:t>
+      </w:r>
+    </w:p>
+    <w:p>
+      <w:pPr/>
+      <w:r>
+        <w:rPr>
+          <w:lang w:val="fr_FR" w:bidi="fr_FR"/>
+        </w:rPr>
+      </w:r>
+      <w:r>
+        <w:rPr>
+          <w:lang w:val="fr_FR" w:bidi="fr_FR"/>
+        </w:rPr>
+        <w:t>La description de Ninive comme étant une ville de « trois jours de marche » semble vouloir dire qu'il fallait trois jours pour la traverser. Cela semble pourtant être plus de temps que nécessaire pour traverser une ville de cette taille. Bien sûr, cela dépend de plusieurs facteurs, par exemple ce qu'une personne fait pendant qu'elle traverse la ville. Il pourrait aussi y avoir eu de grandes étendues d'habitations en dehors des murs de la ville, même si la ville elle-même ne faisait que 13 kilomètres de circonférence. Dans ce cas, peut-être Jonas a-t-il fait le tour de ces habitations également ?</w:t>
+      </w:r>
+    </w:p>
+    <w:p>
+      <w:pPr/>
+      <w:r>
+        <w:rPr>
+          <w:lang w:val="fr_FR" w:bidi="fr_FR"/>
+        </w:rPr>
+      </w:r>
+      <w:r>
+        <w:rPr>
+          <w:lang w:val="fr_FR" w:bidi="fr_FR"/>
+        </w:rPr>
+        <w:t>De plus, la durée indiquée (« trois jours de marche ») est probablement seulement une approximation générale. Les traducteurs devraient simplement traduire le texte et ne pas essayer de le concilier avec ce que les archéologues modernes pensent savoir sur la ville ancienne de Ninive.</w:t>
+      </w:r>
+    </w:p>
+    <w:p>
+      <w:pPr>
+        <w:pStyle w:val="Heading4"/>
+      </w:pPr>
+      <w:r>
+        <w:rPr>
+          <w:lang w:val="fr_FR" w:bidi="fr_FR"/>
+        </w:rPr>
+        <w:t>Une « ville grande pour Dieu »</w:t>
+      </w:r>
+    </w:p>
+    <w:p>
+      <w:pPr/>
+      <w:r>
+        <w:rPr>
+          <w:lang w:val="fr_FR" w:bidi="fr_FR"/>
+        </w:rPr>
+      </w:r>
+      <w:r>
+        <w:rPr>
+          <w:lang w:val="fr_FR" w:bidi="fr_FR"/>
+        </w:rPr>
+        <w:t xml:space="preserve">Jonas 3.3 décrit décrit Ninive comme « une ville grande pour Dieu ». En hébreu, dire que quelque chose est « à Dieu », « de Dieu » ou « pour Dieu » peut être une expression idiomatique. Cette expression veut dire qu'il s'agit d'un exemple extrême de cette chose. Par exemple, dans Genèse 30.8, Rachel dit qu'elle a « lutté divinement » contre sa sœur, c'est-à-dire qu'elle a eu « une lutte de Dieu » avec sa sœur. Cela signifie « une lutte puissante » ou « une lutte extrêmement difficile ». </w:t>
+      </w:r>
+    </w:p>
+    <w:p>
+      <w:pPr/>
+      <w:r>
+        <w:rPr>
+          <w:lang w:val="fr_FR" w:bidi="fr_FR"/>
+        </w:rPr>
+      </w:r>
+      <w:r>
+        <w:rPr>
+          <w:lang w:val="fr_FR" w:bidi="fr_FR"/>
+        </w:rPr>
+        <w:t xml:space="preserve">D'autres exemples de cette expression idiomatique dans la Bible se trouvent dans Genèse 23.6 (« prince de Dieu »), Exode 9.28 (« tonnerres de Dieu » dans la Darby), 1 Samuel 14.15 (« terreur de Dieu »), Psaume 36.7 (« montagnes de Dieu ) et Psaume 80.11 (« cèdres de Dieu »). </w:t>
+      </w:r>
+    </w:p>
+    <w:p>
+      <w:pPr/>
+      <w:r>
+        <w:rPr>
+          <w:lang w:val="fr_FR" w:bidi="fr_FR"/>
+        </w:rPr>
+      </w:r>
+      <w:r>
+        <w:rPr>
+          <w:lang w:val="fr_FR" w:bidi="fr_FR"/>
+        </w:rPr>
+        <w:t xml:space="preserve">Dans Jonas 3.3, cette expression idiomatique signifie probablement que Ninive était une ville extrêmement grande. </w:t>
+      </w:r>
+      <w:r>
+        <w:rPr>
+          <w:lang w:val="fr_FR" w:bidi="fr_FR"/>
+        </w:rPr>
+      </w:r>
+      <w:r>
+        <w:rPr>
+          <w:lang w:val="fr_FR" w:bidi="fr_FR"/>
+        </w:rPr>
+      </w:r>
+    </w:p>
+    <w:p>
+      <w:pPr/>
+      <w:r>
+        <w:rPr>
+          <w:lang w:val="fr_FR" w:bidi="fr_FR"/>
+        </w:rPr>
+      </w:r>
+    </w:p>
+    <w:p>
+      <w:pPr>
+        <w:pStyle w:val="Heading2"/>
+      </w:pPr>
+      <w:r>
+        <w:rPr>
+          <w:lang w:val="fr_FR" w:bidi="fr_FR"/>
+        </w:rPr>
         <w:t>Jonas 3.1 (#2)</w:t>
       </w:r>
       <w:r>
@@ -13498,7 +14437,7 @@
         </w:rPr>
         <w:t xml:space="preserve">Cette phrase introduit la deuxième partie de l'histoire de Jonas. La même phrase a introduit la première partie de l'histoire dans </w:t>
       </w:r>
-      <w:hyperlink r:id="rId18">
+      <w:hyperlink r:id="rId19">
         <w:r>
           <w:rPr>
             <w:lang w:val="fr_FR" w:bidi="fr_FR"/>
@@ -13516,7 +14455,7 @@
         </w:rPr>
         <w:t xml:space="preserve">. Vérifiez comment vous l'avez traduite dans ce verset. Sachant qu'elle introduit ici la deuxième partie de l'histoire, qu'est-ce qui est le plus naturel dans votre langue ? D'utiliser la même expression que dans </w:t>
       </w:r>
-      <w:hyperlink r:id="rId18">
+      <w:hyperlink r:id="rId19">
         <w:r>
           <w:rPr>
             <w:lang w:val="fr_FR" w:bidi="fr_FR"/>
@@ -13645,7 +14584,7 @@
         </w:rPr>
         <w:t xml:space="preserve">Il s'agit d'une expression idiomatique signifiant que l'Éternel a parlé ou communiqué son message d'une manière ou d'une autre. Vérifiez comment vous avez traduit cette expression dans </w:t>
       </w:r>
-      <w:hyperlink r:id="rId18">
+      <w:hyperlink r:id="rId19">
         <w:r>
           <w:rPr>
             <w:lang w:val="fr_FR" w:bidi="fr_FR"/>
@@ -13774,7 +14713,7 @@
         </w:rPr>
         <w:t xml:space="preserve">Ici, comme dans </w:t>
       </w:r>
-      <w:hyperlink r:id="rId13">
+      <w:hyperlink r:id="rId14">
         <w:r>
           <w:rPr>
             <w:lang w:val="fr_FR" w:bidi="fr_FR"/>
@@ -13909,7 +14848,7 @@
         </w:rPr>
         <w:t xml:space="preserve"> est une expression idiomatique signifiant que Jonas doit agir et obéir à l'ordre qui va être donné, qui est d'« aller » (« va »). Si cette expression n'a pas cette signification dans votre langue, vous pouvez utiliser une expression idiomatique qui a ce sens dans votre langue ou exprimer son sens clairement. Vérifiez comment vous avez traduit cette expression dans </w:t>
       </w:r>
-      <w:hyperlink r:id="rId13">
+      <w:hyperlink r:id="rId14">
         <w:r>
           <w:rPr>
             <w:lang w:val="fr_FR" w:bidi="fr_FR"/>
@@ -13927,7 +14866,7 @@
         </w:rPr>
         <w:t xml:space="preserve"> et </w:t>
       </w:r>
-      <w:hyperlink r:id="rId14">
+      <w:hyperlink r:id="rId15">
         <w:r>
           <w:rPr>
             <w:lang w:val="fr_FR" w:bidi="fr_FR"/>
@@ -14218,7 +15157,7 @@
         </w:rPr>
         <w:t xml:space="preserve"> en réponse à l'ordre de l'Éternel d'« aller ». Il s'était également levé en </w:t>
       </w:r>
-      <w:hyperlink r:id="rId14">
+      <w:hyperlink r:id="rId15">
         <w:r>
           <w:rPr>
             <w:lang w:val="fr_FR" w:bidi="fr_FR"/>
@@ -18062,6 +19001,458 @@
         <w:rPr>
           <w:lang w:val="fr_FR" w:bidi="fr_FR"/>
         </w:rPr>
+        <w:t>Jonas : Introduction au chapitre 4</w:t>
+      </w:r>
+      <w:r>
+        <w:rPr>
+          <w:lang w:val="fr_FR" w:bidi="fr_FR"/>
+        </w:rPr>
+      </w:r>
+    </w:p>
+    <w:p>
+      <w:pPr/>
+      <w:r>
+        <w:rPr>
+          <w:lang w:val="fr_FR" w:bidi="fr_FR"/>
+        </w:rPr>
+      </w:r>
+      <w:r>
+        <w:rPr>
+          <w:lang w:val="fr_FR" w:bidi="fr_FR"/>
+        </w:rPr>
+        <w:t>Jonas, chapitre 4 : Notes générales</w:t>
+      </w:r>
+    </w:p>
+    <w:p>
+      <w:pPr>
+        <w:pStyle w:val="Heading3"/>
+      </w:pPr>
+      <w:r>
+        <w:rPr>
+          <w:lang w:val="fr_FR" w:bidi="fr_FR"/>
+        </w:rPr>
+        <w:t>Structure</w:t>
+      </w:r>
+    </w:p>
+    <w:p>
+      <w:pPr/>
+      <w:r>
+        <w:rPr>
+          <w:lang w:val="fr_FR" w:bidi="fr_FR"/>
+        </w:rPr>
+      </w:r>
+      <w:r>
+        <w:rPr>
+          <w:lang w:val="fr_FR" w:bidi="fr_FR"/>
+        </w:rPr>
+        <w:t xml:space="preserve">Le récit se poursuit et le livre conclut de manière inhabituelle. Le livre se termine par une question de Dieu. Cela souligne que le livre n'est pas vraiment à propos de Jonas. Il s'agit du désir de Dieu d'être miséricordieux envers tout le monde, Juifs ou Gentils. </w:t>
+      </w:r>
+    </w:p>
+    <w:p>
+      <w:pPr/>
+      <w:r>
+        <w:rPr>
+          <w:lang w:val="fr_FR" w:bidi="fr_FR"/>
+        </w:rPr>
+      </w:r>
+      <w:r>
+        <w:rPr>
+          <w:lang w:val="fr_FR" w:bidi="fr_FR"/>
+        </w:rPr>
+        <w:t xml:space="preserve">Voir : </w:t>
+      </w:r>
+      <w:r>
+        <w:rPr>
+          <w:lang w:val="fr_FR" w:bidi="fr_FR"/>
+        </w:rPr>
+        <w:t>miséricorde</w:t>
+      </w:r>
+    </w:p>
+    <w:p>
+      <w:pPr>
+        <w:pStyle w:val="Heading3"/>
+      </w:pPr>
+      <w:r>
+        <w:rPr>
+          <w:lang w:val="fr_FR" w:bidi="fr_FR"/>
+        </w:rPr>
+        <w:t>Concepts particuliers dans ce chapitre</w:t>
+      </w:r>
+    </w:p>
+    <w:p>
+      <w:pPr>
+        <w:pStyle w:val="Heading4"/>
+      </w:pPr>
+      <w:r>
+        <w:rPr>
+          <w:lang w:val="fr_FR" w:bidi="fr_FR"/>
+        </w:rPr>
+        <w:t>Prophétie différée</w:t>
+      </w:r>
+    </w:p>
+    <w:p>
+      <w:pPr/>
+      <w:r>
+        <w:rPr>
+          <w:lang w:val="fr_FR" w:bidi="fr_FR"/>
+        </w:rPr>
+      </w:r>
+      <w:r>
+        <w:rPr>
+          <w:lang w:val="fr_FR" w:bidi="fr_FR"/>
+        </w:rPr>
+        <w:t xml:space="preserve">Selon la loi de Moïse, un prophète doit prophétiser ce que Dieu lui ordonne de prophétiser, et ses paroles doivent se réaliser. Si ses paroles ne se réalisent pas, ce prophète devait être puni de mort, car une prophétie non accomplie montrait que ce n'était pas un vrai prophète. Cependant, après que Jonas annonce à la ville de Ninive qu'elle sera détruite dans 40 jours, cela ne se produit pas. C'est parce que Dieu se réserve le droit d'être miséricordieux. </w:t>
+      </w:r>
+    </w:p>
+    <w:p>
+      <w:pPr/>
+      <w:r>
+        <w:rPr>
+          <w:lang w:val="fr_FR" w:bidi="fr_FR"/>
+        </w:rPr>
+      </w:r>
+      <w:r>
+        <w:rPr>
+          <w:lang w:val="fr_FR" w:bidi="fr_FR"/>
+        </w:rPr>
+        <w:t xml:space="preserve">Voir : </w:t>
+      </w:r>
+      <w:r>
+        <w:rPr>
+          <w:lang w:val="fr_FR" w:bidi="fr_FR"/>
+        </w:rPr>
+        <w:t>prophète</w:t>
+      </w:r>
+      <w:r>
+        <w:rPr>
+          <w:lang w:val="fr_FR" w:bidi="fr_FR"/>
+        </w:rPr>
+        <w:t xml:space="preserve"> et </w:t>
+      </w:r>
+      <w:r>
+        <w:rPr>
+          <w:lang w:val="fr_FR" w:bidi="fr_FR"/>
+        </w:rPr>
+        <w:t>loi de Moïse</w:t>
+      </w:r>
+    </w:p>
+    <w:p>
+      <w:pPr>
+        <w:pStyle w:val="Heading4"/>
+      </w:pPr>
+      <w:r>
+        <w:rPr>
+          <w:lang w:val="fr_FR" w:bidi="fr_FR"/>
+        </w:rPr>
+        <w:t>Colère de Jonas</w:t>
+      </w:r>
+    </w:p>
+    <w:p>
+      <w:pPr/>
+      <w:r>
+        <w:rPr>
+          <w:lang w:val="fr_FR" w:bidi="fr_FR"/>
+        </w:rPr>
+      </w:r>
+      <w:r>
+        <w:rPr>
+          <w:lang w:val="fr_FR" w:bidi="fr_FR"/>
+        </w:rPr>
+        <w:t>Quand Dieu ne détruit pas Ninive, Jonas est en colère contre Dieu. En effet, Jonas déteste les habitants de Ninive. Ce sont les ennemis d'Israël. Cependant, Dieu veut que Jonas et les lecteurs de ce livre comprennent qu'il aime tous les peuples.</w:t>
+      </w:r>
+    </w:p>
+    <w:p>
+      <w:pPr>
+        <w:pStyle w:val="Heading4"/>
+      </w:pPr>
+      <w:r>
+        <w:rPr>
+          <w:lang w:val="fr_FR" w:bidi="fr_FR"/>
+        </w:rPr>
+        <w:t>Caractéristiques de Dieu</w:t>
+      </w:r>
+    </w:p>
+    <w:p>
+      <w:pPr/>
+      <w:r>
+        <w:rPr>
+          <w:lang w:val="fr_FR" w:bidi="fr_FR"/>
+        </w:rPr>
+      </w:r>
+      <w:r>
+        <w:rPr>
+          <w:lang w:val="fr_FR" w:bidi="fr_FR"/>
+        </w:rPr>
+        <w:t xml:space="preserve">Dans le verset 2, Jonas attribue une série de caractéristiques ou de qualités à Dieu. Un lecteur juif de ce livre reconnaîtrait cela comme la description que l'Éternel donne de lui-même quand il parle avec Moïse sur la montagne du Sinaï (voir </w:t>
+      </w:r>
+      <w:hyperlink r:id="rId20">
+        <w:r>
+          <w:rPr>
+            <w:lang w:val="fr_FR" w:bidi="fr_FR"/>
+          </w:rPr>
+          <w:rPr>
+            <w:color w:val="0000EE"/>
+            <w:u w:val="single"/>
+          </w:rPr>
+          <w:t>Exode 34.6–7</w:t>
+        </w:r>
+      </w:hyperlink>
+      <w:r>
+        <w:rPr>
+          <w:lang w:val="fr_FR" w:bidi="fr_FR"/>
+        </w:rPr>
+        <w:t>).</w:t>
+      </w:r>
+    </w:p>
+    <w:p>
+      <w:pPr>
+        <w:pStyle w:val="Heading4"/>
+      </w:pPr>
+      <w:r>
+        <w:rPr>
+          <w:lang w:val="fr_FR" w:bidi="fr_FR"/>
+        </w:rPr>
+        <w:t>Grâce de Dieu</w:t>
+      </w:r>
+    </w:p>
+    <w:p>
+      <w:pPr/>
+      <w:r>
+        <w:rPr>
+          <w:lang w:val="fr_FR" w:bidi="fr_FR"/>
+        </w:rPr>
+      </w:r>
+      <w:r>
+        <w:rPr>
+          <w:lang w:val="fr_FR" w:bidi="fr_FR"/>
+        </w:rPr>
+        <w:t xml:space="preserve">Quand Jonas sort de la ville, il a très chaud. Dieu, dans sa grâce, le soulage un peu grâce à une plante qu'il fait pousser très vite. Dieu enseigne à Jonas qu'il est un Dieu miséricordieux à travers cette leçon pratique. Cependant, Jonas ne semble pas disposé à être enseigné à ce sujet. </w:t>
+      </w:r>
+    </w:p>
+    <w:p>
+      <w:pPr/>
+      <w:r>
+        <w:rPr>
+          <w:lang w:val="fr_FR" w:bidi="fr_FR"/>
+        </w:rPr>
+      </w:r>
+      <w:r>
+        <w:rPr>
+          <w:lang w:val="fr_FR" w:bidi="fr_FR"/>
+        </w:rPr>
+        <w:t xml:space="preserve">Voir : </w:t>
+      </w:r>
+      <w:r>
+        <w:rPr>
+          <w:lang w:val="fr_FR" w:bidi="fr_FR"/>
+        </w:rPr>
+        <w:t>grâce</w:t>
+      </w:r>
+    </w:p>
+    <w:p>
+      <w:pPr>
+        <w:pStyle w:val="Heading3"/>
+      </w:pPr>
+      <w:r>
+        <w:rPr>
+          <w:lang w:val="fr_FR" w:bidi="fr_FR"/>
+        </w:rPr>
+        <w:t>Figures de style importantes dans ce chapitre</w:t>
+      </w:r>
+    </w:p>
+    <w:p>
+      <w:pPr>
+        <w:pStyle w:val="Heading4"/>
+      </w:pPr>
+      <w:r>
+        <w:rPr>
+          <w:lang w:val="fr_FR" w:bidi="fr_FR"/>
+        </w:rPr>
+        <w:t>Questions rhétoriques</w:t>
+      </w:r>
+    </w:p>
+    <w:p>
+      <w:pPr/>
+      <w:r>
+        <w:rPr>
+          <w:lang w:val="fr_FR" w:bidi="fr_FR"/>
+        </w:rPr>
+      </w:r>
+      <w:r>
+        <w:rPr>
+          <w:lang w:val="fr_FR" w:bidi="fr_FR"/>
+        </w:rPr>
+        <w:t xml:space="preserve">Dans ce chapitre, Jonas utilise une question rhétorique pour exprimer à quel point il est en colère contre Dieu. Dieu utilise ensuite une série de trois questions rhétoriques pour enseigner à Jonas l'attitude qu'il devrait adopter. Si votre langue n'utilise pas de questions rhétoriques de cette manière, utilisez une forme plus naturelle. </w:t>
+      </w:r>
+    </w:p>
+    <w:p>
+      <w:pPr/>
+      <w:r>
+        <w:rPr>
+          <w:lang w:val="fr_FR" w:bidi="fr_FR"/>
+        </w:rPr>
+      </w:r>
+      <w:r>
+        <w:rPr>
+          <w:lang w:val="fr_FR" w:bidi="fr_FR"/>
+        </w:rPr>
+        <w:t xml:space="preserve">Voir : </w:t>
+      </w:r>
+      <w:r>
+        <w:rPr>
+          <w:lang w:val="fr_FR" w:bidi="fr_FR"/>
+        </w:rPr>
+        <w:t>Question rhétorique</w:t>
+      </w:r>
+    </w:p>
+    <w:p>
+      <w:pPr>
+        <w:pStyle w:val="Heading3"/>
+      </w:pPr>
+      <w:r>
+        <w:rPr>
+          <w:lang w:val="fr_FR" w:bidi="fr_FR"/>
+        </w:rPr>
+        <w:t>Autres difficultés de traduction possibles dans ce chapitre</w:t>
+      </w:r>
+    </w:p>
+    <w:p>
+      <w:pPr>
+        <w:pStyle w:val="Heading4"/>
+      </w:pPr>
+      <w:r>
+        <w:rPr>
+          <w:lang w:val="fr_FR" w:bidi="fr_FR"/>
+        </w:rPr>
+        <w:t>Mauvais</w:t>
+      </w:r>
+    </w:p>
+    <w:p>
+      <w:pPr/>
+      <w:r>
+        <w:rPr>
+          <w:lang w:val="fr_FR" w:bidi="fr_FR"/>
+        </w:rPr>
+      </w:r>
+      <w:r>
+        <w:rPr>
+          <w:lang w:val="fr_FR" w:bidi="fr_FR"/>
+        </w:rPr>
+        <w:t xml:space="preserve">Le mot hébreu traduit par « mal » dans la LSG est très vaste, incluant le mal moral, le mal physique et tout ce qui est mauvais. Dieu ne fait jamais de mal moral. Au verset 1, l'auteur dit que Jonas considère l'acte de miséricorde de Dieu d'épargner le peuple de Ninive comme un mal. Au verset 2, Jonas décrit Dieu comme « renonçant au mal ». Au verset 6, la situation et l'attitude de Jonas sont décrites comme mauvaises. Cela se produit après la description des actions des habitants de Ninive comme mauvaises en </w:t>
+      </w:r>
+      <w:hyperlink r:id="rId14">
+        <w:r>
+          <w:rPr>
+            <w:lang w:val="fr_FR" w:bidi="fr_FR"/>
+          </w:rPr>
+          <w:rPr>
+            <w:color w:val="0000EE"/>
+            <w:u w:val="single"/>
+          </w:rPr>
+          <w:t>1.2</w:t>
+        </w:r>
+      </w:hyperlink>
+      <w:r>
+        <w:rPr>
+          <w:lang w:val="fr_FR" w:bidi="fr_FR"/>
+        </w:rPr>
+        <w:t xml:space="preserve">, </w:t>
+      </w:r>
+      <w:hyperlink r:id="rId21">
+        <w:r>
+          <w:rPr>
+            <w:lang w:val="fr_FR" w:bidi="fr_FR"/>
+          </w:rPr>
+          <w:rPr>
+            <w:color w:val="0000EE"/>
+            <w:u w:val="single"/>
+          </w:rPr>
+          <w:t>3.8</w:t>
+        </w:r>
+      </w:hyperlink>
+      <w:r>
+        <w:rPr>
+          <w:lang w:val="fr_FR" w:bidi="fr_FR"/>
+        </w:rPr>
+        <w:t xml:space="preserve"> et </w:t>
+      </w:r>
+      <w:hyperlink r:id="rId22">
+        <w:r>
+          <w:rPr>
+            <w:lang w:val="fr_FR" w:bidi="fr_FR"/>
+          </w:rPr>
+          <w:rPr>
+            <w:color w:val="0000EE"/>
+            <w:u w:val="single"/>
+          </w:rPr>
+          <w:t>3.10</w:t>
+        </w:r>
+      </w:hyperlink>
+      <w:r>
+        <w:rPr>
+          <w:lang w:val="fr_FR" w:bidi="fr_FR"/>
+        </w:rPr>
+        <w:t xml:space="preserve">, ainsi qu'après la situation des marins en </w:t>
+      </w:r>
+      <w:hyperlink r:id="rId23">
+        <w:r>
+          <w:rPr>
+            <w:lang w:val="fr_FR" w:bidi="fr_FR"/>
+          </w:rPr>
+          <w:rPr>
+            <w:color w:val="0000EE"/>
+            <w:u w:val="single"/>
+          </w:rPr>
+          <w:t>1.7</w:t>
+        </w:r>
+      </w:hyperlink>
+      <w:r>
+        <w:rPr>
+          <w:lang w:val="fr_FR" w:bidi="fr_FR"/>
+        </w:rPr>
+        <w:t xml:space="preserve">. </w:t>
+      </w:r>
+    </w:p>
+    <w:p>
+      <w:pPr/>
+      <w:r>
+        <w:rPr>
+          <w:lang w:val="fr_FR" w:bidi="fr_FR"/>
+        </w:rPr>
+      </w:r>
+      <w:r>
+        <w:rPr>
+          <w:lang w:val="fr_FR" w:bidi="fr_FR"/>
+        </w:rPr>
+        <w:t>En français, il est préférable d'utiliser le mot « méchanceté » dans 1.2 pour que le mot ne soit pas mal compris (il pourrait être compris comme de la souffrance de la part des habitants de Ninive plutôt que comme leurs mauvaises actions). Cependant, il s'agit du même mot « mal » à chaque endroit. L'auteur est intentionnellement ironique dans cette utilisation du mot « mal », car le même mot hébreu décrit de mauvaises choses, mais aussi une chose qui est bonne : la miséricorde de Dieu sur Ninive. Du point de vue de Jonas, cette miséricorde est mauvaise. Si votre langue ne peut pas utiliser pas le même mot pour le mal moral et le physique, utilisez des mots différents pour chacun d'eux.</w:t>
+      </w:r>
+      <w:r>
+        <w:rPr>
+          <w:lang w:val="fr_FR" w:bidi="fr_FR"/>
+        </w:rPr>
+      </w:r>
+      <w:r>
+        <w:rPr>
+          <w:lang w:val="fr_FR" w:bidi="fr_FR"/>
+        </w:rPr>
+      </w:r>
+    </w:p>
+    <w:p>
+      <w:pPr/>
+      <w:r>
+        <w:rPr>
+          <w:lang w:val="fr_FR" w:bidi="fr_FR"/>
+        </w:rPr>
+      </w:r>
+    </w:p>
+    <w:p>
+      <w:pPr>
+        <w:pStyle w:val="Heading2"/>
+      </w:pPr>
+      <w:r>
+        <w:rPr>
+          <w:lang w:val="fr_FR" w:bidi="fr_FR"/>
+        </w:rPr>
         <w:t>Jonas 4.1 (#1)</w:t>
       </w:r>
       <w:r>
@@ -19128,7 +20519,7 @@
         </w:rPr>
         <w:t xml:space="preserve"> fait désigne la destruction physique de la ville de Ninive et de ses habitants. Cela ne désigne pas le mal moral. Dans ce contexte, cette phrase signifie que Dieu peut changer d'avis concernant l'idée de châtier des personnes qui pèchent. Cela signie qu'il peut choisir d'agir différemment quand les pécheurs se repentent de leur péché. Vous pouvez inclure cette information si c'est utile à vos lecteurs. Voir la discussion sur le mal dans l'introduction du chapitre, et voir comment vous avez traduit ce mot dans </w:t>
       </w:r>
-      <w:hyperlink r:id="rId19">
+      <w:hyperlink r:id="rId24">
         <w:r>
           <w:rPr>
             <w:lang w:val="fr_FR" w:bidi="fr_FR"/>
@@ -19532,7 +20923,7 @@
         </w:rPr>
         <w:t xml:space="preserve"> est une expression idiomatique qui décrit la colère de Jonas comme un feu brûlant en lui (littéralement : « ça te brûle »). Si cette expression n'a pas ce sens dans votre langue, vous pouvez utiliser une expression idiomatique qui a ce sens dans votre langue ou en exprimer le sens clairement. Vérifiez comment vous l'avez traduit dans </w:t>
       </w:r>
-      <w:hyperlink r:id="rId19">
+      <w:hyperlink r:id="rId24">
         <w:r>
           <w:rPr>
             <w:lang w:val="fr_FR" w:bidi="fr_FR"/>
@@ -21216,7 +22607,7 @@
         </w:rPr>
         <w:t xml:space="preserve">Si c'est plus naturel dans votre langue, vous pouvez utiliser une citation directe. Traduction alternative : « Jonas dit : " Je veux mourir " » ou « Jonas se dit : " Je veux mourir " ». S'il est nécessaire de préciser à qui la demande est adressée, vous pouvez préciser que c'est à lui-même (option 2), ou à Dieu (voir </w:t>
       </w:r>
-      <w:hyperlink r:id="rId20">
+      <w:hyperlink r:id="rId25">
         <w:r>
           <w:rPr>
             <w:lang w:val="fr_FR" w:bidi="fr_FR"/>
@@ -21385,7 +22776,7 @@
         </w:rPr>
         <w:t xml:space="preserve">, vous pouvez exprimer la même idée avec d'autres mots. vérifiez comment vous avez traduit dans </w:t>
       </w:r>
-      <w:hyperlink r:id="rId20">
+      <w:hyperlink r:id="rId25">
         <w:r>
           <w:rPr>
             <w:lang w:val="fr_FR" w:bidi="fr_FR"/>
@@ -21678,7 +23069,7 @@
         </w:rPr>
         <w:t xml:space="preserve"> correspondent à une expression idiomatique qui décrit la colère de Jonas comme un feu ardent en lui. Vérifiez votre traduction dans </w:t>
       </w:r>
-      <w:hyperlink r:id="rId19">
+      <w:hyperlink r:id="rId24">
         <w:r>
           <w:rPr>
             <w:lang w:val="fr_FR" w:bidi="fr_FR"/>
@@ -22082,7 +23473,7 @@
         </w:rPr>
         <w:t xml:space="preserve"> associée au « tu » du verset </w:t>
       </w:r>
-      <w:hyperlink r:id="rId21">
+      <w:hyperlink r:id="rId26">
         <w:r>
           <w:rPr>
             <w:lang w:val="fr_FR" w:bidi="fr_FR"/>
@@ -22588,1397 +23979,6 @@
           <w:lang w:val="fr_FR" w:bidi="fr_FR"/>
         </w:rPr>
         <w:t>Expression idiomatique</w:t>
-      </w:r>
-      <w:r>
-        <w:rPr>
-          <w:lang w:val="fr_FR" w:bidi="fr_FR"/>
-        </w:rPr>
-      </w:r>
-      <w:r>
-        <w:rPr>
-          <w:lang w:val="fr_FR" w:bidi="fr_FR"/>
-        </w:rPr>
-      </w:r>
-    </w:p>
-    <w:p>
-      <w:pPr/>
-      <w:r>
-        <w:rPr>
-          <w:lang w:val="fr_FR" w:bidi="fr_FR"/>
-        </w:rPr>
-      </w:r>
-    </w:p>
-    <w:p>
-      <w:pPr>
-        <w:pStyle w:val="Heading2"/>
-      </w:pPr>
-      <w:r>
-        <w:rPr>
-          <w:lang w:val="fr_FR" w:bidi="fr_FR"/>
-        </w:rPr>
-        <w:t>Jonas : Introduction au chapitre 1</w:t>
-      </w:r>
-      <w:r>
-        <w:rPr>
-          <w:lang w:val="fr_FR" w:bidi="fr_FR"/>
-        </w:rPr>
-      </w:r>
-    </w:p>
-    <w:p>
-      <w:pPr/>
-      <w:r>
-        <w:rPr>
-          <w:lang w:val="fr_FR" w:bidi="fr_FR"/>
-        </w:rPr>
-      </w:r>
-      <w:r>
-        <w:rPr>
-          <w:lang w:val="fr_FR" w:bidi="fr_FR"/>
-        </w:rPr>
-        <w:t>Jonas, chapitre 1 : Notes générales</w:t>
-      </w:r>
-    </w:p>
-    <w:p>
-      <w:pPr>
-        <w:pStyle w:val="Heading3"/>
-      </w:pPr>
-      <w:r>
-        <w:rPr>
-          <w:lang w:val="fr_FR" w:bidi="fr_FR"/>
-        </w:rPr>
-        <w:t>Structure</w:t>
-      </w:r>
-    </w:p>
-    <w:p>
-      <w:pPr/>
-      <w:r>
-        <w:rPr>
-          <w:lang w:val="fr_FR" w:bidi="fr_FR"/>
-        </w:rPr>
-      </w:r>
-      <w:r>
-        <w:rPr>
-          <w:lang w:val="fr_FR" w:bidi="fr_FR"/>
-        </w:rPr>
-        <w:t xml:space="preserve">Ce chapitre commence de manière abrupte. C'est une façon typique de commencer le récit pour un livre prophétique. Aucune information ne devrait être ajoutée dans le but d'adoucir cette introduction abrupte. Cependant, si c'est préférable dans votre langue, le premier verset pourrait être transformé en plusieurs phrases pour créer un début plus naturel. </w:t>
-      </w:r>
-    </w:p>
-    <w:p>
-      <w:pPr>
-        <w:pStyle w:val="Heading3"/>
-      </w:pPr>
-      <w:r>
-        <w:rPr>
-          <w:lang w:val="fr_FR" w:bidi="fr_FR"/>
-        </w:rPr>
-        <w:t>Concepts particuliers dans ce chapitre</w:t>
-      </w:r>
-    </w:p>
-    <w:p>
-      <w:pPr>
-        <w:pStyle w:val="Heading4"/>
-      </w:pPr>
-      <w:r>
-        <w:rPr>
-          <w:lang w:val="fr_FR" w:bidi="fr_FR"/>
-        </w:rPr>
-        <w:t>Miracle</w:t>
-      </w:r>
-    </w:p>
-    <w:p>
-      <w:pPr/>
-      <w:r>
-        <w:rPr>
-          <w:lang w:val="fr_FR" w:bidi="fr_FR"/>
-        </w:rPr>
-      </w:r>
-      <w:r>
-        <w:rPr>
-          <w:lang w:val="fr_FR" w:bidi="fr_FR"/>
-        </w:rPr>
-        <w:t xml:space="preserve">Dans </w:t>
-      </w:r>
-      <w:hyperlink r:id="rId22">
-        <w:r>
-          <w:rPr>
-            <w:lang w:val="fr_FR" w:bidi="fr_FR"/>
-          </w:rPr>
-          <w:rPr>
-            <w:color w:val="0000EE"/>
-            <w:u w:val="single"/>
-          </w:rPr>
-          <w:t>1.17</w:t>
-        </w:r>
-      </w:hyperlink>
-      <w:r>
-        <w:rPr>
-          <w:lang w:val="fr_FR" w:bidi="fr_FR"/>
-        </w:rPr>
-        <w:t>, un « grand poisson » est mentionné. Il peut être difficile d'imaginer une créature vivant dans la mer qui est assez grande pour avaler un homme entier, mais de telles créatures existent. Nous ne savons pas de quel type de créature il s'agissait, seulement que c'était une créature marine. Jonas survit trois jours et trois nuits à l'intérieur du poisson. C'est grâce à Dieu qu'il reste vivant. Les événements miraculeux ne devraient pas être expliqués dans le but de les rendre plus faciles à comprendre. Ils devraient être racontés aussi simplement que dans le texte original.</w:t>
-      </w:r>
-    </w:p>
-    <w:p>
-      <w:pPr/>
-      <w:r>
-        <w:rPr>
-          <w:lang w:val="fr_FR" w:bidi="fr_FR"/>
-        </w:rPr>
-      </w:r>
-      <w:r>
-        <w:rPr>
-          <w:lang w:val="fr_FR" w:bidi="fr_FR"/>
-        </w:rPr>
-        <w:t xml:space="preserve">Voir : </w:t>
-      </w:r>
-      <w:r>
-        <w:rPr>
-          <w:lang w:val="fr_FR" w:bidi="fr_FR"/>
-        </w:rPr>
-        <w:t>miracle</w:t>
-      </w:r>
-    </w:p>
-    <w:p>
-      <w:pPr>
-        <w:pStyle w:val="Heading3"/>
-      </w:pPr>
-      <w:r>
-        <w:rPr>
-          <w:lang w:val="fr_FR" w:bidi="fr_FR"/>
-        </w:rPr>
-        <w:t>Figures de style importantes dans ce chapitre</w:t>
-      </w:r>
-    </w:p>
-    <w:p>
-      <w:pPr>
-        <w:pStyle w:val="Heading4"/>
-      </w:pPr>
-      <w:r>
-        <w:rPr>
-          <w:lang w:val="fr_FR" w:bidi="fr_FR"/>
-        </w:rPr>
-        <w:t>Ironie de situation</w:t>
-      </w:r>
-    </w:p>
-    <w:p>
-      <w:pPr/>
-      <w:r>
-        <w:rPr>
-          <w:lang w:val="fr_FR" w:bidi="fr_FR"/>
-        </w:rPr>
-      </w:r>
-      <w:r>
-        <w:rPr>
-          <w:lang w:val="fr_FR" w:bidi="fr_FR"/>
-        </w:rPr>
-        <w:t xml:space="preserve">Dans ce chapitre, il y a une situation ironique. Une ironie de situation veut dire que les gens font ou disent des choses qui sont le contraire de ce à quoi on pourrait s'attendre. Par exemple, Jonas est un prophète de Dieu. En tant que prophète, on penserait qu'il ferait son possible pour faire la volonté de Dieu. Au lieu de cela, il s'enfuit loin de Dieu. Bien que les marins païens ne soient pas des Israélites, ils agissent avec foi en montrant de la crainte devant l'Éternel quand ils jettent Jonas par-dessus bord. </w:t>
-      </w:r>
-    </w:p>
-    <w:p>
-      <w:pPr/>
-      <w:r>
-        <w:rPr>
-          <w:lang w:val="fr_FR" w:bidi="fr_FR"/>
-        </w:rPr>
-      </w:r>
-      <w:r>
-        <w:rPr>
-          <w:lang w:val="fr_FR" w:bidi="fr_FR"/>
-        </w:rPr>
-        <w:t xml:space="preserve">Voir : </w:t>
-      </w:r>
-      <w:r>
-        <w:rPr>
-          <w:lang w:val="fr_FR" w:bidi="fr_FR"/>
-        </w:rPr>
-        <w:t>ironie</w:t>
-      </w:r>
-      <w:r>
-        <w:rPr>
-          <w:lang w:val="fr_FR" w:bidi="fr_FR"/>
-        </w:rPr>
-        <w:t xml:space="preserve">, </w:t>
-      </w:r>
-      <w:r>
-        <w:rPr>
-          <w:lang w:val="fr_FR" w:bidi="fr_FR"/>
-        </w:rPr>
-        <w:t>prophète,</w:t>
-      </w:r>
-      <w:r>
-        <w:rPr>
-          <w:lang w:val="fr_FR" w:bidi="fr_FR"/>
-        </w:rPr>
-        <w:t xml:space="preserve"> </w:t>
-      </w:r>
-      <w:r>
-        <w:rPr>
-          <w:lang w:val="fr_FR" w:bidi="fr_FR"/>
-        </w:rPr>
-        <w:t>volonté de Dieu</w:t>
-      </w:r>
-      <w:r>
-        <w:rPr>
-          <w:lang w:val="fr_FR" w:bidi="fr_FR"/>
-        </w:rPr>
-        <w:t xml:space="preserve"> et </w:t>
-      </w:r>
-      <w:r>
-        <w:rPr>
-          <w:lang w:val="fr_FR" w:bidi="fr_FR"/>
-        </w:rPr>
-        <w:t>foi</w:t>
-      </w:r>
-    </w:p>
-    <w:p>
-      <w:pPr>
-        <w:pStyle w:val="Heading4"/>
-      </w:pPr>
-      <w:r>
-        <w:rPr>
-          <w:lang w:val="fr_FR" w:bidi="fr_FR"/>
-        </w:rPr>
-        <w:t>La mer</w:t>
-      </w:r>
-    </w:p>
-    <w:p>
-      <w:pPr/>
-      <w:r>
-        <w:rPr>
-          <w:lang w:val="fr_FR" w:bidi="fr_FR"/>
-        </w:rPr>
-      </w:r>
-      <w:r>
-        <w:rPr>
-          <w:lang w:val="fr_FR" w:bidi="fr_FR"/>
-        </w:rPr>
-        <w:t xml:space="preserve">Dans l'Antiquité, les habitants du Proche-Orient considéraient la mer comme quelque chose de chaotique. Ils ne se fiaient pas à la mer. Certains des dieux que les païens adoraient étaient des dieux de la mer. Le peuple de Jonas, les Hébreux, craignait énormément la mer. Cependant, cette peur de la mer n'est pas suffisante pour empêcher Jonas de naviguer sur un bateau afin d'éviter de faire ce que l'Éternel lui dit de faire. </w:t>
-      </w:r>
-    </w:p>
-    <w:p>
-      <w:pPr/>
-      <w:r>
-        <w:rPr>
-          <w:lang w:val="fr_FR" w:bidi="fr_FR"/>
-        </w:rPr>
-      </w:r>
-      <w:r>
-        <w:rPr>
-          <w:lang w:val="fr_FR" w:bidi="fr_FR"/>
-        </w:rPr>
-        <w:t xml:space="preserve">Voir : </w:t>
-      </w:r>
-      <w:r>
-        <w:rPr>
-          <w:lang w:val="fr_FR" w:bidi="fr_FR"/>
-        </w:rPr>
-        <w:t>peur</w:t>
-      </w:r>
-    </w:p>
-    <w:p>
-      <w:pPr>
-        <w:pStyle w:val="Heading3"/>
-      </w:pPr>
-      <w:r>
-        <w:rPr>
-          <w:lang w:val="fr_FR" w:bidi="fr_FR"/>
-        </w:rPr>
-        <w:t>Autres difficultés de traduction potentielles dans ce chapitre</w:t>
-      </w:r>
-    </w:p>
-    <w:p>
-      <w:pPr>
-        <w:pStyle w:val="Heading4"/>
-      </w:pPr>
-      <w:r>
-        <w:rPr>
-          <w:lang w:val="fr_FR" w:bidi="fr_FR"/>
-        </w:rPr>
-        <w:t>Informations implicites</w:t>
-      </w:r>
-    </w:p>
-    <w:p>
-      <w:pPr/>
-      <w:r>
-        <w:rPr>
-          <w:lang w:val="fr_FR" w:bidi="fr_FR"/>
-        </w:rPr>
-      </w:r>
-      <w:r>
-        <w:rPr>
-          <w:lang w:val="fr_FR" w:bidi="fr_FR"/>
-        </w:rPr>
-        <w:t xml:space="preserve">Même si personne ne sait avec certitude où se trouvait la ville de Tarsis, l'auteur suppose que le lecteur sait que Jonas devait tourner le dos à Ninive pour s'y rendre, c'est-à-dire que c'était dans la direction opposée. </w:t>
-      </w:r>
-    </w:p>
-    <w:p>
-      <w:pPr/>
-      <w:r>
-        <w:rPr>
-          <w:lang w:val="fr_FR" w:bidi="fr_FR"/>
-        </w:rPr>
-      </w:r>
-      <w:r>
-        <w:rPr>
-          <w:lang w:val="fr_FR" w:bidi="fr_FR"/>
-        </w:rPr>
-        <w:t xml:space="preserve">Voir : </w:t>
-      </w:r>
-      <w:r>
-        <w:rPr>
-          <w:lang w:val="fr_FR" w:bidi="fr_FR"/>
-        </w:rPr>
-        <w:t>Connaissances présupposées et informations implicites</w:t>
-      </w:r>
-      <w:r>
-        <w:rPr>
-          <w:lang w:val="fr_FR" w:bidi="fr_FR"/>
-        </w:rPr>
-      </w:r>
-      <w:r>
-        <w:rPr>
-          <w:lang w:val="fr_FR" w:bidi="fr_FR"/>
-        </w:rPr>
-      </w:r>
-    </w:p>
-    <w:p>
-      <w:pPr/>
-      <w:r>
-        <w:rPr>
-          <w:lang w:val="fr_FR" w:bidi="fr_FR"/>
-        </w:rPr>
-      </w:r>
-    </w:p>
-    <w:p>
-      <w:pPr>
-        <w:pStyle w:val="Heading2"/>
-      </w:pPr>
-      <w:r>
-        <w:rPr>
-          <w:lang w:val="fr_FR" w:bidi="fr_FR"/>
-        </w:rPr>
-        <w:t>Jonas : Introduction au chapitre 2</w:t>
-      </w:r>
-      <w:r>
-        <w:rPr>
-          <w:lang w:val="fr_FR" w:bidi="fr_FR"/>
-        </w:rPr>
-      </w:r>
-    </w:p>
-    <w:p>
-      <w:pPr/>
-      <w:r>
-        <w:rPr>
-          <w:lang w:val="fr_FR" w:bidi="fr_FR"/>
-        </w:rPr>
-      </w:r>
-      <w:r>
-        <w:rPr>
-          <w:lang w:val="fr_FR" w:bidi="fr_FR"/>
-        </w:rPr>
-        <w:t>Jonas, chapitre 2 : Notes générales</w:t>
-      </w:r>
-    </w:p>
-    <w:p>
-      <w:pPr>
-        <w:pStyle w:val="Heading3"/>
-      </w:pPr>
-      <w:r>
-        <w:rPr>
-          <w:lang w:val="fr_FR" w:bidi="fr_FR"/>
-        </w:rPr>
-        <w:t>Structure et mise en page</w:t>
-      </w:r>
-    </w:p>
-    <w:p>
-      <w:pPr/>
-      <w:r>
-        <w:rPr>
-          <w:lang w:val="fr_FR" w:bidi="fr_FR"/>
-        </w:rPr>
-      </w:r>
-      <w:r>
-        <w:rPr>
-          <w:lang w:val="fr_FR" w:bidi="fr_FR"/>
-        </w:rPr>
-        <w:t xml:space="preserve">Ce chapitre commence par une prière de Jonas. De nombreux traducteurs ont choisi de la distinguer en décalant les lignes du texte de la prière plus à droite sur la page que le reste du texte. </w:t>
-      </w:r>
-    </w:p>
-    <w:p>
-      <w:pPr/>
-      <w:r>
-        <w:rPr>
-          <w:lang w:val="fr_FR" w:bidi="fr_FR"/>
-        </w:rPr>
-      </w:r>
-      <w:r>
-        <w:rPr>
-          <w:lang w:val="fr_FR" w:bidi="fr_FR"/>
-        </w:rPr>
-        <w:t xml:space="preserve">La prière est rédigée dans un style poétique. Pour le montrer, de nombreuses traductions placent chaque ligne du poème sur une ligne séparée. Ces pratiques peuvent être utiles, mais elles ne sont pas obligatoires. Si c'est utile, il vous est aussi possible de suivre la mise en page d'une version de la Bible bien connue dans votre région. </w:t>
-      </w:r>
-    </w:p>
-    <w:p>
-      <w:pPr>
-        <w:pStyle w:val="Heading3"/>
-      </w:pPr>
-      <w:r>
-        <w:rPr>
-          <w:lang w:val="fr_FR" w:bidi="fr_FR"/>
-        </w:rPr>
-        <w:t>Concepts particuliers dans ce chapitre</w:t>
-      </w:r>
-    </w:p>
-    <w:p>
-      <w:pPr>
-        <w:pStyle w:val="Heading4"/>
-      </w:pPr>
-      <w:r>
-        <w:rPr>
-          <w:lang w:val="fr_FR" w:bidi="fr_FR"/>
-        </w:rPr>
-        <w:t>La mer</w:t>
-      </w:r>
-    </w:p>
-    <w:p>
-      <w:pPr/>
-      <w:r>
-        <w:rPr>
-          <w:lang w:val="fr_FR" w:bidi="fr_FR"/>
-        </w:rPr>
-      </w:r>
-      <w:r>
-        <w:rPr>
-          <w:lang w:val="fr_FR" w:bidi="fr_FR"/>
-        </w:rPr>
-        <w:t xml:space="preserve">Ce chapitre contient de nombreux termes maritimes. Si ce vocabulaire n'est pas familier aux personnes qui parlent votre langue, vous devrez réfléchir à la meilleure manière de les traduire et/ou de décrire les choses ou événements que ces termes désignent. </w:t>
-      </w:r>
-    </w:p>
-    <w:p>
-      <w:pPr/>
-      <w:r>
-        <w:rPr>
-          <w:lang w:val="fr_FR" w:bidi="fr_FR"/>
-        </w:rPr>
-      </w:r>
-      <w:r>
-        <w:rPr>
-          <w:lang w:val="fr_FR" w:bidi="fr_FR"/>
-        </w:rPr>
-        <w:t xml:space="preserve">Voir : </w:t>
-      </w:r>
-      <w:r>
-        <w:rPr>
-          <w:lang w:val="fr_FR" w:bidi="fr_FR"/>
-        </w:rPr>
-        <w:t>Traduire ce qui est inconnu aux lecteurs ou aux auditeurs</w:t>
-      </w:r>
-    </w:p>
-    <w:p>
-      <w:pPr>
-        <w:pStyle w:val="Heading3"/>
-      </w:pPr>
-      <w:r>
-        <w:rPr>
-          <w:lang w:val="fr_FR" w:bidi="fr_FR"/>
-        </w:rPr>
-        <w:t>Figures de style importantes dans ce chapitre</w:t>
-      </w:r>
-    </w:p>
-    <w:p>
-      <w:pPr>
-        <w:pStyle w:val="Heading4"/>
-      </w:pPr>
-      <w:r>
-        <w:rPr>
-          <w:lang w:val="fr_FR" w:bidi="fr_FR"/>
-        </w:rPr>
-        <w:t>Imagerie poétique</w:t>
-      </w:r>
-    </w:p>
-    <w:p>
-      <w:pPr/>
-      <w:r>
-        <w:rPr>
-          <w:lang w:val="fr_FR" w:bidi="fr_FR"/>
-        </w:rPr>
-      </w:r>
-      <w:r>
-        <w:rPr>
-          <w:lang w:val="fr_FR" w:bidi="fr_FR"/>
-        </w:rPr>
-        <w:t xml:space="preserve">Les prières dans les Écritures sont souvent écrites sous forme poétique. La poésie utilise fréquemment des métaphores et d'autres figures de styles pour communiquer plus puissamment des sujets très émotionnels. Par exemple, Jonas pensait qu'il allait mourir dans le ventre du poisson. Il compare cela à un piège, à être entouré par les barres ou verrous de la terre, et à être dans le « ventre du séjour des morts ». Jonas est submergé par la profondeur de la mer et exprime cela en parlant des « racines des montagnes ». </w:t>
-      </w:r>
-    </w:p>
-    <w:p>
-      <w:pPr/>
-      <w:r>
-        <w:rPr>
-          <w:lang w:val="fr_FR" w:bidi="fr_FR"/>
-        </w:rPr>
-      </w:r>
-      <w:r>
-        <w:rPr>
-          <w:lang w:val="fr_FR" w:bidi="fr_FR"/>
-        </w:rPr>
-        <w:t xml:space="preserve">Voir : </w:t>
-      </w:r>
-      <w:r>
-        <w:rPr>
-          <w:lang w:val="fr_FR" w:bidi="fr_FR"/>
-        </w:rPr>
-        <w:t>Métaphore</w:t>
-      </w:r>
-    </w:p>
-    <w:p>
-      <w:pPr>
-        <w:pStyle w:val="Heading3"/>
-      </w:pPr>
-      <w:r>
-        <w:rPr>
-          <w:lang w:val="fr_FR" w:bidi="fr_FR"/>
-        </w:rPr>
-        <w:t>Autres difficultés de traduction possibles dans ce chapitre</w:t>
-      </w:r>
-    </w:p>
-    <w:p>
-      <w:pPr>
-        <w:pStyle w:val="Heading4"/>
-      </w:pPr>
-      <w:r>
-        <w:rPr>
-          <w:lang w:val="fr_FR" w:bidi="fr_FR"/>
-        </w:rPr>
-        <w:t>Parallélisme</w:t>
-      </w:r>
-    </w:p>
-    <w:p>
-      <w:pPr/>
-      <w:r>
-        <w:rPr>
-          <w:lang w:val="fr_FR" w:bidi="fr_FR"/>
-        </w:rPr>
-      </w:r>
-      <w:r>
-        <w:rPr>
-          <w:lang w:val="fr_FR" w:bidi="fr_FR"/>
-        </w:rPr>
-        <w:t>La poésie hébraïque exprime souvent une idée dans une ligne, puis la réitère dans une autre ligne en utilisant des mots différents. Cela met en valeur les idées dans les lignes parallèles. Par exemple, le verset 2 comporte deux moitiés qui expriment essentiellement la même chose.</w:t>
-      </w:r>
-    </w:p>
-    <w:p>
-      <w:pPr/>
-      <w:r>
-        <w:rPr>
-          <w:lang w:val="fr_FR" w:bidi="fr_FR"/>
-        </w:rPr>
-      </w:r>
-      <w:r>
-        <w:rPr>
-          <w:lang w:val="fr_FR" w:bidi="fr_FR"/>
-        </w:rPr>
-        <w:t xml:space="preserve">Dans ma détresse, j’ai invoqué l’Éternel, Et il m’a exaucé; </w:t>
-      </w:r>
-    </w:p>
-    <w:p>
-      <w:pPr/>
-      <w:r>
-        <w:rPr>
-          <w:lang w:val="fr_FR" w:bidi="fr_FR"/>
-        </w:rPr>
-      </w:r>
-      <w:r>
-        <w:rPr>
-          <w:lang w:val="fr_FR" w:bidi="fr_FR"/>
-        </w:rPr>
-        <w:t xml:space="preserve">Du sein du séjour des morts j’ai crié, Et tu as entendu ma voix. </w:t>
-      </w:r>
-    </w:p>
-    <w:p>
-      <w:pPr/>
-      <w:r>
-        <w:rPr>
-          <w:lang w:val="fr_FR" w:bidi="fr_FR"/>
-        </w:rPr>
-      </w:r>
-      <w:r>
-        <w:rPr>
-          <w:lang w:val="fr_FR" w:bidi="fr_FR"/>
-        </w:rPr>
-        <w:t xml:space="preserve">Chaque moitié (ou ici, ligne) comporte également deux parties. La première partie de chaque moitié exprime la même idée que l'autre, et la deuxième partie de chaque moitié fait de même. Si votre langue ne répète pas les idées de cette manière en poésie, consultez l'article sur le </w:t>
-      </w:r>
-      <w:r>
-        <w:rPr>
-          <w:lang w:val="fr_FR" w:bidi="fr_FR"/>
-        </w:rPr>
-        <w:t>parallélisme</w:t>
-      </w:r>
-      <w:r>
-        <w:rPr>
-          <w:lang w:val="fr_FR" w:bidi="fr_FR"/>
-        </w:rPr>
-        <w:t xml:space="preserve"> pour des suggestions sur la traduction de ce type de poésie.</w:t>
-      </w:r>
-      <w:r>
-        <w:rPr>
-          <w:lang w:val="fr_FR" w:bidi="fr_FR"/>
-        </w:rPr>
-      </w:r>
-      <w:r>
-        <w:rPr>
-          <w:lang w:val="fr_FR" w:bidi="fr_FR"/>
-        </w:rPr>
-      </w:r>
-    </w:p>
-    <w:p>
-      <w:pPr/>
-      <w:r>
-        <w:rPr>
-          <w:lang w:val="fr_FR" w:bidi="fr_FR"/>
-        </w:rPr>
-      </w:r>
-    </w:p>
-    <w:p>
-      <w:pPr>
-        <w:pStyle w:val="Heading2"/>
-      </w:pPr>
-      <w:r>
-        <w:rPr>
-          <w:lang w:val="fr_FR" w:bidi="fr_FR"/>
-        </w:rPr>
-        <w:t>Jonas : Introduction au chapitre 3</w:t>
-      </w:r>
-      <w:r>
-        <w:rPr>
-          <w:lang w:val="fr_FR" w:bidi="fr_FR"/>
-        </w:rPr>
-      </w:r>
-    </w:p>
-    <w:p>
-      <w:pPr/>
-      <w:r>
-        <w:rPr>
-          <w:lang w:val="fr_FR" w:bidi="fr_FR"/>
-        </w:rPr>
-      </w:r>
-      <w:r>
-        <w:rPr>
-          <w:lang w:val="fr_FR" w:bidi="fr_FR"/>
-        </w:rPr>
-        <w:t>Jonas, chapitre 3 : Notes générales</w:t>
-      </w:r>
-    </w:p>
-    <w:p>
-      <w:pPr>
-        <w:pStyle w:val="Heading3"/>
-      </w:pPr>
-      <w:r>
-        <w:rPr>
-          <w:lang w:val="fr_FR" w:bidi="fr_FR"/>
-        </w:rPr>
-        <w:t>Structure</w:t>
-      </w:r>
-    </w:p>
-    <w:p>
-      <w:pPr/>
-      <w:r>
-        <w:rPr>
-          <w:lang w:val="fr_FR" w:bidi="fr_FR"/>
-        </w:rPr>
-      </w:r>
-      <w:r>
-        <w:rPr>
-          <w:lang w:val="fr_FR" w:bidi="fr_FR"/>
-        </w:rPr>
-        <w:t>Ce chapitre revient sur le récit de Jonas après sa prière et après que le poisson l'a vomi sur la rive.</w:t>
-      </w:r>
-    </w:p>
-    <w:p>
-      <w:pPr>
-        <w:pStyle w:val="Heading3"/>
-      </w:pPr>
-      <w:r>
-        <w:rPr>
-          <w:lang w:val="fr_FR" w:bidi="fr_FR"/>
-        </w:rPr>
-        <w:t>Concepts particuliers dans ce chapitre</w:t>
-      </w:r>
-    </w:p>
-    <w:p>
-      <w:pPr>
-        <w:pStyle w:val="Heading4"/>
-      </w:pPr>
-      <w:r>
-        <w:rPr>
-          <w:lang w:val="fr_FR" w:bidi="fr_FR"/>
-        </w:rPr>
-        <w:t>Animaux</w:t>
-      </w:r>
-    </w:p>
-    <w:p>
-      <w:pPr/>
-      <w:r>
-        <w:rPr>
-          <w:lang w:val="fr_FR" w:bidi="fr_FR"/>
-        </w:rPr>
-      </w:r>
-      <w:r>
-        <w:rPr>
-          <w:lang w:val="fr_FR" w:bidi="fr_FR"/>
-        </w:rPr>
-        <w:t xml:space="preserve">Selon la proclamation du roi, les animaux devaient participer au jeûne qu'il avait ordonné. C'était inhabituel. Cela indique probablement que le roi voulait que Dieu voie que tout Ninive prenait sa proclamation de destruction très au sérieux. Il n'y a rien dans la loi de Moïse qui instruit le peuple à faire participer leurs animaux au jeûne. </w:t>
-      </w:r>
-    </w:p>
-    <w:p>
-      <w:pPr/>
-      <w:r>
-        <w:rPr>
-          <w:lang w:val="fr_FR" w:bidi="fr_FR"/>
-        </w:rPr>
-      </w:r>
-      <w:r>
-        <w:rPr>
-          <w:lang w:val="fr_FR" w:bidi="fr_FR"/>
-        </w:rPr>
-        <w:t xml:space="preserve">Voir : </w:t>
-      </w:r>
-      <w:r>
-        <w:rPr>
-          <w:lang w:val="fr_FR" w:bidi="fr_FR"/>
-        </w:rPr>
-        <w:t>loi de Moïse</w:t>
-      </w:r>
-    </w:p>
-    <w:p>
-      <w:pPr>
-        <w:pStyle w:val="Heading4"/>
-      </w:pPr>
-      <w:r>
-        <w:rPr>
-          <w:lang w:val="fr_FR" w:bidi="fr_FR"/>
-        </w:rPr>
-        <w:t>Dieu se repentant ou changeant d'avis</w:t>
-      </w:r>
-    </w:p>
-    <w:p>
-      <w:pPr/>
-      <w:r>
-        <w:rPr>
-          <w:lang w:val="fr_FR" w:bidi="fr_FR"/>
-        </w:rPr>
-      </w:r>
-      <w:r>
-        <w:rPr>
-          <w:lang w:val="fr_FR" w:bidi="fr_FR"/>
-        </w:rPr>
-        <w:t>Le dernier verset de ce chapitre dit : « Alors Dieu se repentit du mal qu’il avait résolu de leur faire, et il ne le fit pas ». Ce concept de Dieu changeant d'avis peut sembler contredire le fait que le caractère de Dieu et que ses plans ne changent pas.</w:t>
-      </w:r>
-    </w:p>
-    <w:p>
-      <w:pPr/>
-      <w:r>
-        <w:rPr>
-          <w:lang w:val="fr_FR" w:bidi="fr_FR"/>
-        </w:rPr>
-      </w:r>
-      <w:r>
-        <w:rPr>
-          <w:lang w:val="fr_FR" w:bidi="fr_FR"/>
-        </w:rPr>
-        <w:t>Cependant, les actions de punition ou de miséricorde de Dieu dépendent des actions humaines. Dieu change souvent ses actions de la punition à la miséricorde en réponse aux actions humaines. S'ils se repentent de leurs péchés, il préfère être miséricordieux. Les habitants de Ninive se sont repentis, Dieu ne les a donc pas punis comme il avait dit à Jonas de le proclamer. Dans le livre de Jonas, ce changement est décrit de manière humaine comme un « repentir » ou comme un « changement d'avis ». Le lecteur comprend que c'était le plan de Dieu depuis le début.</w:t>
-      </w:r>
-    </w:p>
-    <w:p>
-      <w:pPr>
-        <w:pStyle w:val="Heading4"/>
-      </w:pPr>
-      <w:r>
-        <w:rPr>
-          <w:lang w:val="fr_FR" w:bidi="fr_FR"/>
-        </w:rPr>
-        <w:t>Dieu planifiant le mal</w:t>
-      </w:r>
-    </w:p>
-    <w:p>
-      <w:pPr/>
-      <w:r>
-        <w:rPr>
-          <w:lang w:val="fr_FR" w:bidi="fr_FR"/>
-        </w:rPr>
-      </w:r>
-      <w:r>
-        <w:rPr>
-          <w:lang w:val="fr_FR" w:bidi="fr_FR"/>
-        </w:rPr>
-        <w:t>Le mot hébreu traduit par « mal » dans la LSG (v. 10) est très vaste, incluant le mal moral, le mal physique et tout ce qui est mauvais. Ainsi, au verset 10, l'auteur utilise le même mot pour la destruction de Ninive planifiée par Dieu que pour décrire le comportement méchant des gens dans 1.2. La LSG traduit par « méchanceté » dans 1.2, car ce mot convient mieux que le mot « mal ». En effet, le mot « mal » pourrait être compris autrement en français (par exemple, comme voulant dire leur souffrance). C'est cependant le même mot hébreu aux deux endroits. En utilisant le même mot, l'auteur montre que lorsque les gens se repentent du mal moral, Dieu renonce à faire le mal physique (châtiment). Dieu ne fait jamais de mal moral. Si votre langue n'utilise pas le même mot pour ces deux concepts, vous utilisez des mots différents dans ces deux versets.</w:t>
-      </w:r>
-    </w:p>
-    <w:p>
-      <w:pPr>
-        <w:pStyle w:val="Heading3"/>
-      </w:pPr>
-      <w:r>
-        <w:rPr>
-          <w:lang w:val="fr_FR" w:bidi="fr_FR"/>
-        </w:rPr>
-        <w:t>Autres difficultés de traduction possibles dans ce chapitre</w:t>
-      </w:r>
-    </w:p>
-    <w:p>
-      <w:pPr>
-        <w:pStyle w:val="Heading4"/>
-      </w:pPr>
-      <w:r>
-        <w:rPr>
-          <w:lang w:val="fr_FR" w:bidi="fr_FR"/>
-        </w:rPr>
-        <w:t>Dimensions de Ninive</w:t>
-      </w:r>
-    </w:p>
-    <w:p>
-      <w:pPr/>
-      <w:r>
-        <w:rPr>
-          <w:lang w:val="fr_FR" w:bidi="fr_FR"/>
-        </w:rPr>
-      </w:r>
-      <w:r>
-        <w:rPr>
-          <w:lang w:val="fr_FR" w:bidi="fr_FR"/>
-        </w:rPr>
-        <w:t xml:space="preserve">Les ruines de l'ancienne ville de Ninive ont été découvertes. Elles font environ 13 kilomètres de circonférence (c'est-à-dire que le tour de la ville fait environ 13 kilomètres). Ainsi, même si Ninive était une très grande ville dans le monde antique, elle n'était pas aussi vaste que la plupart des villes modernes. </w:t>
-      </w:r>
-    </w:p>
-    <w:p>
-      <w:pPr/>
-      <w:r>
-        <w:rPr>
-          <w:lang w:val="fr_FR" w:bidi="fr_FR"/>
-        </w:rPr>
-      </w:r>
-      <w:r>
-        <w:rPr>
-          <w:lang w:val="fr_FR" w:bidi="fr_FR"/>
-        </w:rPr>
-        <w:t>La description de Ninive comme étant une ville de « trois jours de marche » semble vouloir dire qu'il fallait trois jours pour la traverser. Cela semble pourtant être plus de temps que nécessaire pour traverser une ville de cette taille. Bien sûr, cela dépend de plusieurs facteurs, par exemple ce qu'une personne fait pendant qu'elle traverse la ville. Il pourrait aussi y avoir eu de grandes étendues d'habitations en dehors des murs de la ville, même si la ville elle-même ne faisait que 13 kilomètres de circonférence. Dans ce cas, peut-être Jonas a-t-il fait le tour de ces habitations également ?</w:t>
-      </w:r>
-    </w:p>
-    <w:p>
-      <w:pPr/>
-      <w:r>
-        <w:rPr>
-          <w:lang w:val="fr_FR" w:bidi="fr_FR"/>
-        </w:rPr>
-      </w:r>
-      <w:r>
-        <w:rPr>
-          <w:lang w:val="fr_FR" w:bidi="fr_FR"/>
-        </w:rPr>
-        <w:t>De plus, la durée indiquée (« trois jours de marche ») est probablement seulement une approximation générale. Les traducteurs devraient simplement traduire le texte et ne pas essayer de le concilier avec ce que les archéologues modernes pensent savoir sur la ville ancienne de Ninive.</w:t>
-      </w:r>
-    </w:p>
-    <w:p>
-      <w:pPr>
-        <w:pStyle w:val="Heading4"/>
-      </w:pPr>
-      <w:r>
-        <w:rPr>
-          <w:lang w:val="fr_FR" w:bidi="fr_FR"/>
-        </w:rPr>
-        <w:t>Une « ville grande pour Dieu »</w:t>
-      </w:r>
-    </w:p>
-    <w:p>
-      <w:pPr/>
-      <w:r>
-        <w:rPr>
-          <w:lang w:val="fr_FR" w:bidi="fr_FR"/>
-        </w:rPr>
-      </w:r>
-      <w:r>
-        <w:rPr>
-          <w:lang w:val="fr_FR" w:bidi="fr_FR"/>
-        </w:rPr>
-        <w:t xml:space="preserve">Jonas 3.3 décrit décrit Ninive comme « une ville grande pour Dieu ». En hébreu, dire que quelque chose est « à Dieu », « de Dieu » ou « pour Dieu » peut être une expression idiomatique. Cette expression veut dire qu'il s'agit d'un exemple extrême de cette chose. Par exemple, dans Genèse 30.8, Rachel dit qu'elle a « lutté divinement » contre sa sœur, c'est-à-dire qu'elle a eu « une lutte de Dieu » avec sa sœur. Cela signifie « une lutte puissante » ou « une lutte extrêmement difficile ». </w:t>
-      </w:r>
-    </w:p>
-    <w:p>
-      <w:pPr/>
-      <w:r>
-        <w:rPr>
-          <w:lang w:val="fr_FR" w:bidi="fr_FR"/>
-        </w:rPr>
-      </w:r>
-      <w:r>
-        <w:rPr>
-          <w:lang w:val="fr_FR" w:bidi="fr_FR"/>
-        </w:rPr>
-        <w:t xml:space="preserve">D'autres exemples de cette expression idiomatique dans la Bible se trouvent dans Genèse 23.6 (« prince de Dieu »), Exode 9.28 (« tonnerres de Dieu » dans la Darby), 1 Samuel 14.15 (« terreur de Dieu »), Psaume 36.7 (« montagnes de Dieu ) et Psaume 80.11 (« cèdres de Dieu »). </w:t>
-      </w:r>
-    </w:p>
-    <w:p>
-      <w:pPr/>
-      <w:r>
-        <w:rPr>
-          <w:lang w:val="fr_FR" w:bidi="fr_FR"/>
-        </w:rPr>
-      </w:r>
-      <w:r>
-        <w:rPr>
-          <w:lang w:val="fr_FR" w:bidi="fr_FR"/>
-        </w:rPr>
-        <w:t xml:space="preserve">Dans Jonas 3.3, cette expression idiomatique signifie probablement que Ninive était une ville extrêmement grande. </w:t>
-      </w:r>
-      <w:r>
-        <w:rPr>
-          <w:lang w:val="fr_FR" w:bidi="fr_FR"/>
-        </w:rPr>
-      </w:r>
-      <w:r>
-        <w:rPr>
-          <w:lang w:val="fr_FR" w:bidi="fr_FR"/>
-        </w:rPr>
-      </w:r>
-    </w:p>
-    <w:p>
-      <w:pPr/>
-      <w:r>
-        <w:rPr>
-          <w:lang w:val="fr_FR" w:bidi="fr_FR"/>
-        </w:rPr>
-      </w:r>
-    </w:p>
-    <w:p>
-      <w:pPr>
-        <w:pStyle w:val="Heading2"/>
-      </w:pPr>
-      <w:r>
-        <w:rPr>
-          <w:lang w:val="fr_FR" w:bidi="fr_FR"/>
-        </w:rPr>
-        <w:t>Jonas : Introduction au chapitre 4</w:t>
-      </w:r>
-      <w:r>
-        <w:rPr>
-          <w:lang w:val="fr_FR" w:bidi="fr_FR"/>
-        </w:rPr>
-      </w:r>
-    </w:p>
-    <w:p>
-      <w:pPr/>
-      <w:r>
-        <w:rPr>
-          <w:lang w:val="fr_FR" w:bidi="fr_FR"/>
-        </w:rPr>
-      </w:r>
-      <w:r>
-        <w:rPr>
-          <w:lang w:val="fr_FR" w:bidi="fr_FR"/>
-        </w:rPr>
-        <w:t>Jonas, chapitre 4 : Notes générales</w:t>
-      </w:r>
-    </w:p>
-    <w:p>
-      <w:pPr>
-        <w:pStyle w:val="Heading3"/>
-      </w:pPr>
-      <w:r>
-        <w:rPr>
-          <w:lang w:val="fr_FR" w:bidi="fr_FR"/>
-        </w:rPr>
-        <w:t>Structure</w:t>
-      </w:r>
-    </w:p>
-    <w:p>
-      <w:pPr/>
-      <w:r>
-        <w:rPr>
-          <w:lang w:val="fr_FR" w:bidi="fr_FR"/>
-        </w:rPr>
-      </w:r>
-      <w:r>
-        <w:rPr>
-          <w:lang w:val="fr_FR" w:bidi="fr_FR"/>
-        </w:rPr>
-        <w:t xml:space="preserve">Le récit se poursuit et le livre conclut de manière inhabituelle. Le livre se termine par une question de Dieu. Cela souligne que le livre n'est pas vraiment à propos de Jonas. Il s'agit du désir de Dieu d'être miséricordieux envers tout le monde, Juifs ou Gentils. </w:t>
-      </w:r>
-    </w:p>
-    <w:p>
-      <w:pPr/>
-      <w:r>
-        <w:rPr>
-          <w:lang w:val="fr_FR" w:bidi="fr_FR"/>
-        </w:rPr>
-      </w:r>
-      <w:r>
-        <w:rPr>
-          <w:lang w:val="fr_FR" w:bidi="fr_FR"/>
-        </w:rPr>
-        <w:t xml:space="preserve">Voir : </w:t>
-      </w:r>
-      <w:r>
-        <w:rPr>
-          <w:lang w:val="fr_FR" w:bidi="fr_FR"/>
-        </w:rPr>
-        <w:t>miséricorde</w:t>
-      </w:r>
-    </w:p>
-    <w:p>
-      <w:pPr>
-        <w:pStyle w:val="Heading3"/>
-      </w:pPr>
-      <w:r>
-        <w:rPr>
-          <w:lang w:val="fr_FR" w:bidi="fr_FR"/>
-        </w:rPr>
-        <w:t>Concepts particuliers dans ce chapitre</w:t>
-      </w:r>
-    </w:p>
-    <w:p>
-      <w:pPr>
-        <w:pStyle w:val="Heading4"/>
-      </w:pPr>
-      <w:r>
-        <w:rPr>
-          <w:lang w:val="fr_FR" w:bidi="fr_FR"/>
-        </w:rPr>
-        <w:t>Prophétie différée</w:t>
-      </w:r>
-    </w:p>
-    <w:p>
-      <w:pPr/>
-      <w:r>
-        <w:rPr>
-          <w:lang w:val="fr_FR" w:bidi="fr_FR"/>
-        </w:rPr>
-      </w:r>
-      <w:r>
-        <w:rPr>
-          <w:lang w:val="fr_FR" w:bidi="fr_FR"/>
-        </w:rPr>
-        <w:t xml:space="preserve">Selon la loi de Moïse, un prophète doit prophétiser ce que Dieu lui ordonne de prophétiser, et ses paroles doivent se réaliser. Si ses paroles ne se réalisent pas, ce prophète devait être puni de mort, car une prophétie non accomplie montrait que ce n'était pas un vrai prophète. Cependant, après que Jonas annonce à la ville de Ninive qu'elle sera détruite dans 40 jours, cela ne se produit pas. C'est parce que Dieu se réserve le droit d'être miséricordieux. </w:t>
-      </w:r>
-    </w:p>
-    <w:p>
-      <w:pPr/>
-      <w:r>
-        <w:rPr>
-          <w:lang w:val="fr_FR" w:bidi="fr_FR"/>
-        </w:rPr>
-      </w:r>
-      <w:r>
-        <w:rPr>
-          <w:lang w:val="fr_FR" w:bidi="fr_FR"/>
-        </w:rPr>
-        <w:t xml:space="preserve">Voir : </w:t>
-      </w:r>
-      <w:r>
-        <w:rPr>
-          <w:lang w:val="fr_FR" w:bidi="fr_FR"/>
-        </w:rPr>
-        <w:t>prophète</w:t>
-      </w:r>
-      <w:r>
-        <w:rPr>
-          <w:lang w:val="fr_FR" w:bidi="fr_FR"/>
-        </w:rPr>
-        <w:t xml:space="preserve"> et </w:t>
-      </w:r>
-      <w:r>
-        <w:rPr>
-          <w:lang w:val="fr_FR" w:bidi="fr_FR"/>
-        </w:rPr>
-        <w:t>loi de Moïse</w:t>
-      </w:r>
-    </w:p>
-    <w:p>
-      <w:pPr>
-        <w:pStyle w:val="Heading4"/>
-      </w:pPr>
-      <w:r>
-        <w:rPr>
-          <w:lang w:val="fr_FR" w:bidi="fr_FR"/>
-        </w:rPr>
-        <w:t>Colère de Jonas</w:t>
-      </w:r>
-    </w:p>
-    <w:p>
-      <w:pPr/>
-      <w:r>
-        <w:rPr>
-          <w:lang w:val="fr_FR" w:bidi="fr_FR"/>
-        </w:rPr>
-      </w:r>
-      <w:r>
-        <w:rPr>
-          <w:lang w:val="fr_FR" w:bidi="fr_FR"/>
-        </w:rPr>
-        <w:t>Quand Dieu ne détruit pas Ninive, Jonas est en colère contre Dieu. En effet, Jonas déteste les habitants de Ninive. Ce sont les ennemis d'Israël. Cependant, Dieu veut que Jonas et les lecteurs de ce livre comprennent qu'il aime tous les peuples.</w:t>
-      </w:r>
-    </w:p>
-    <w:p>
-      <w:pPr>
-        <w:pStyle w:val="Heading4"/>
-      </w:pPr>
-      <w:r>
-        <w:rPr>
-          <w:lang w:val="fr_FR" w:bidi="fr_FR"/>
-        </w:rPr>
-        <w:t>Caractéristiques de Dieu</w:t>
-      </w:r>
-    </w:p>
-    <w:p>
-      <w:pPr/>
-      <w:r>
-        <w:rPr>
-          <w:lang w:val="fr_FR" w:bidi="fr_FR"/>
-        </w:rPr>
-      </w:r>
-      <w:r>
-        <w:rPr>
-          <w:lang w:val="fr_FR" w:bidi="fr_FR"/>
-        </w:rPr>
-        <w:t xml:space="preserve">Dans le verset 2, Jonas attribue une série de caractéristiques ou de qualités à Dieu. Un lecteur juif de ce livre reconnaîtrait cela comme la description que l'Éternel donne de lui-même quand il parle avec Moïse sur la montagne du Sinaï (voir </w:t>
-      </w:r>
-      <w:hyperlink r:id="rId23">
-        <w:r>
-          <w:rPr>
-            <w:lang w:val="fr_FR" w:bidi="fr_FR"/>
-          </w:rPr>
-          <w:rPr>
-            <w:color w:val="0000EE"/>
-            <w:u w:val="single"/>
-          </w:rPr>
-          <w:t>Exode 34.6–7</w:t>
-        </w:r>
-      </w:hyperlink>
-      <w:r>
-        <w:rPr>
-          <w:lang w:val="fr_FR" w:bidi="fr_FR"/>
-        </w:rPr>
-        <w:t>).</w:t>
-      </w:r>
-    </w:p>
-    <w:p>
-      <w:pPr>
-        <w:pStyle w:val="Heading4"/>
-      </w:pPr>
-      <w:r>
-        <w:rPr>
-          <w:lang w:val="fr_FR" w:bidi="fr_FR"/>
-        </w:rPr>
-        <w:t>Grâce de Dieu</w:t>
-      </w:r>
-    </w:p>
-    <w:p>
-      <w:pPr/>
-      <w:r>
-        <w:rPr>
-          <w:lang w:val="fr_FR" w:bidi="fr_FR"/>
-        </w:rPr>
-      </w:r>
-      <w:r>
-        <w:rPr>
-          <w:lang w:val="fr_FR" w:bidi="fr_FR"/>
-        </w:rPr>
-        <w:t xml:space="preserve">Quand Jonas sort de la ville, il a très chaud. Dieu, dans sa grâce, le soulage un peu grâce à une plante qu'il fait pousser très vite. Dieu enseigne à Jonas qu'il est un Dieu miséricordieux à travers cette leçon pratique. Cependant, Jonas ne semble pas disposé à être enseigné à ce sujet. </w:t>
-      </w:r>
-    </w:p>
-    <w:p>
-      <w:pPr/>
-      <w:r>
-        <w:rPr>
-          <w:lang w:val="fr_FR" w:bidi="fr_FR"/>
-        </w:rPr>
-      </w:r>
-      <w:r>
-        <w:rPr>
-          <w:lang w:val="fr_FR" w:bidi="fr_FR"/>
-        </w:rPr>
-        <w:t xml:space="preserve">Voir : </w:t>
-      </w:r>
-      <w:r>
-        <w:rPr>
-          <w:lang w:val="fr_FR" w:bidi="fr_FR"/>
-        </w:rPr>
-        <w:t>grâce</w:t>
-      </w:r>
-    </w:p>
-    <w:p>
-      <w:pPr>
-        <w:pStyle w:val="Heading3"/>
-      </w:pPr>
-      <w:r>
-        <w:rPr>
-          <w:lang w:val="fr_FR" w:bidi="fr_FR"/>
-        </w:rPr>
-        <w:t>Figures de style importantes dans ce chapitre</w:t>
-      </w:r>
-    </w:p>
-    <w:p>
-      <w:pPr>
-        <w:pStyle w:val="Heading4"/>
-      </w:pPr>
-      <w:r>
-        <w:rPr>
-          <w:lang w:val="fr_FR" w:bidi="fr_FR"/>
-        </w:rPr>
-        <w:t>Questions rhétoriques</w:t>
-      </w:r>
-    </w:p>
-    <w:p>
-      <w:pPr/>
-      <w:r>
-        <w:rPr>
-          <w:lang w:val="fr_FR" w:bidi="fr_FR"/>
-        </w:rPr>
-      </w:r>
-      <w:r>
-        <w:rPr>
-          <w:lang w:val="fr_FR" w:bidi="fr_FR"/>
-        </w:rPr>
-        <w:t xml:space="preserve">Dans ce chapitre, Jonas utilise une question rhétorique pour exprimer à quel point il est en colère contre Dieu. Dieu utilise ensuite une série de trois questions rhétoriques pour enseigner à Jonas l'attitude qu'il devrait adopter. Si votre langue n'utilise pas de questions rhétoriques de cette manière, utilisez une forme plus naturelle. </w:t>
-      </w:r>
-    </w:p>
-    <w:p>
-      <w:pPr/>
-      <w:r>
-        <w:rPr>
-          <w:lang w:val="fr_FR" w:bidi="fr_FR"/>
-        </w:rPr>
-      </w:r>
-      <w:r>
-        <w:rPr>
-          <w:lang w:val="fr_FR" w:bidi="fr_FR"/>
-        </w:rPr>
-        <w:t xml:space="preserve">Voir : </w:t>
-      </w:r>
-      <w:r>
-        <w:rPr>
-          <w:lang w:val="fr_FR" w:bidi="fr_FR"/>
-        </w:rPr>
-        <w:t>Question rhétorique</w:t>
-      </w:r>
-    </w:p>
-    <w:p>
-      <w:pPr>
-        <w:pStyle w:val="Heading3"/>
-      </w:pPr>
-      <w:r>
-        <w:rPr>
-          <w:lang w:val="fr_FR" w:bidi="fr_FR"/>
-        </w:rPr>
-        <w:t>Autres difficultés de traduction possibles dans ce chapitre</w:t>
-      </w:r>
-    </w:p>
-    <w:p>
-      <w:pPr>
-        <w:pStyle w:val="Heading4"/>
-      </w:pPr>
-      <w:r>
-        <w:rPr>
-          <w:lang w:val="fr_FR" w:bidi="fr_FR"/>
-        </w:rPr>
-        <w:t>Mauvais</w:t>
-      </w:r>
-    </w:p>
-    <w:p>
-      <w:pPr/>
-      <w:r>
-        <w:rPr>
-          <w:lang w:val="fr_FR" w:bidi="fr_FR"/>
-        </w:rPr>
-      </w:r>
-      <w:r>
-        <w:rPr>
-          <w:lang w:val="fr_FR" w:bidi="fr_FR"/>
-        </w:rPr>
-        <w:t xml:space="preserve">Le mot hébreu traduit par « mal » dans la LSG est très vaste, incluant le mal moral, le mal physique et tout ce qui est mauvais. Dieu ne fait jamais de mal moral. Au verset 1, l'auteur dit que Jonas considère l'acte de miséricorde de Dieu d'épargner le peuple de Ninive comme un mal. Au verset 2, Jonas décrit Dieu comme « renonçant au mal ». Au verset 6, la situation et l'attitude de Jonas sont décrites comme mauvaises. Cela se produit après la description des actions des habitants de Ninive comme mauvaises en </w:t>
-      </w:r>
-      <w:hyperlink r:id="rId13">
-        <w:r>
-          <w:rPr>
-            <w:lang w:val="fr_FR" w:bidi="fr_FR"/>
-          </w:rPr>
-          <w:rPr>
-            <w:color w:val="0000EE"/>
-            <w:u w:val="single"/>
-          </w:rPr>
-          <w:t>1.2</w:t>
-        </w:r>
-      </w:hyperlink>
-      <w:r>
-        <w:rPr>
-          <w:lang w:val="fr_FR" w:bidi="fr_FR"/>
-        </w:rPr>
-        <w:t xml:space="preserve">, </w:t>
-      </w:r>
-      <w:hyperlink r:id="rId24">
-        <w:r>
-          <w:rPr>
-            <w:lang w:val="fr_FR" w:bidi="fr_FR"/>
-          </w:rPr>
-          <w:rPr>
-            <w:color w:val="0000EE"/>
-            <w:u w:val="single"/>
-          </w:rPr>
-          <w:t>3.8</w:t>
-        </w:r>
-      </w:hyperlink>
-      <w:r>
-        <w:rPr>
-          <w:lang w:val="fr_FR" w:bidi="fr_FR"/>
-        </w:rPr>
-        <w:t xml:space="preserve"> et </w:t>
-      </w:r>
-      <w:hyperlink r:id="rId25">
-        <w:r>
-          <w:rPr>
-            <w:lang w:val="fr_FR" w:bidi="fr_FR"/>
-          </w:rPr>
-          <w:rPr>
-            <w:color w:val="0000EE"/>
-            <w:u w:val="single"/>
-          </w:rPr>
-          <w:t>3.10</w:t>
-        </w:r>
-      </w:hyperlink>
-      <w:r>
-        <w:rPr>
-          <w:lang w:val="fr_FR" w:bidi="fr_FR"/>
-        </w:rPr>
-        <w:t xml:space="preserve">, ainsi qu'après la situation des marins en </w:t>
-      </w:r>
-      <w:hyperlink r:id="rId26">
-        <w:r>
-          <w:rPr>
-            <w:lang w:val="fr_FR" w:bidi="fr_FR"/>
-          </w:rPr>
-          <w:rPr>
-            <w:color w:val="0000EE"/>
-            <w:u w:val="single"/>
-          </w:rPr>
-          <w:t>1.7</w:t>
-        </w:r>
-      </w:hyperlink>
-      <w:r>
-        <w:rPr>
-          <w:lang w:val="fr_FR" w:bidi="fr_FR"/>
-        </w:rPr>
-        <w:t xml:space="preserve">. </w:t>
-      </w:r>
-    </w:p>
-    <w:p>
-      <w:pPr/>
-      <w:r>
-        <w:rPr>
-          <w:lang w:val="fr_FR" w:bidi="fr_FR"/>
-        </w:rPr>
-      </w:r>
-      <w:r>
-        <w:rPr>
-          <w:lang w:val="fr_FR" w:bidi="fr_FR"/>
-        </w:rPr>
-        <w:t>En français, il est préférable d'utiliser le mot « méchanceté » dans 1.2 pour que le mot ne soit pas mal compris (il pourrait être compris comme de la souffrance de la part des habitants de Ninive plutôt que comme leurs mauvaises actions). Cependant, il s'agit du même mot « mal » à chaque endroit. L'auteur est intentionnellement ironique dans cette utilisation du mot « mal », car le même mot hébreu décrit de mauvaises choses, mais aussi une chose qui est bonne : la miséricorde de Dieu sur Ninive. Du point de vue de Jonas, cette miséricorde est mauvaise. Si votre langue ne peut pas utiliser pas le même mot pour le mal moral et le physique, utilisez des mots différents pour chacun d'eux.</w:t>
       </w:r>
       <w:r>
         <w:rPr>

--- a/fra/docx/32.content.docx
+++ b/fra/docx/32.content.docx
@@ -1313,20 +1313,6 @@
       </w:r>
       <w:r>
         <w:rPr>
-          <w:lang w:val="fr_FR" w:bidi="fr_FR"/>
-        </w:rPr>
-        <w:t>אֲמִתַּ֖י</w:t>
-      </w:r>
-    </w:p>
-    <w:p>
-      <w:pPr/>
-      <w:r>
-        <w:rPr>
-          <w:lang w:val="fr_FR" w:bidi="fr_FR"/>
-        </w:rPr>
-      </w:r>
-      <w:r>
-        <w:rPr>
           <w:b/>
           <w:lang w:val="fr_FR" w:bidi="fr_FR"/>
         </w:rPr>
@@ -1878,20 +1864,6 @@
       </w:r>
       <w:r>
         <w:rPr>
-          <w:lang w:val="fr_FR" w:bidi="fr_FR"/>
-        </w:rPr>
-        <w:t>ק֠וּם לֵ֧ךְ אֶל־נִֽינְוֵ֛ה הָ⁠עִ֥יר הַ⁠גְּדוֹלָ֖ה וּ⁠קְרָ֣א עָלֶ֑י⁠הָ כִּֽי־עָלְתָ֥ה רָעָתָ֖⁠ם לְ⁠פָנָֽ⁠י</w:t>
-      </w:r>
-    </w:p>
-    <w:p>
-      <w:pPr/>
-      <w:r>
-        <w:rPr>
-          <w:lang w:val="fr_FR" w:bidi="fr_FR"/>
-        </w:rPr>
-      </w:r>
-      <w:r>
-        <w:rPr>
           <w:b/>
           <w:lang w:val="fr_FR" w:bidi="fr_FR"/>
         </w:rPr>
@@ -1964,20 +1936,6 @@
         <w:rPr>
           <w:lang w:val="fr_FR" w:bidi="fr_FR"/>
         </w:rPr>
-      </w:r>
-    </w:p>
-    <w:p>
-      <w:pPr/>
-      <w:r>
-        <w:rPr>
-          <w:lang w:val="fr_FR" w:bidi="fr_FR"/>
-        </w:rPr>
-      </w:r>
-      <w:r>
-        <w:rPr>
-          <w:lang w:val="fr_FR" w:bidi="fr_FR"/>
-        </w:rPr>
-        <w:t>עָלְתָ֥ה רָעָתָ֖⁠ם לְ⁠פָנָֽ⁠י</w:t>
       </w:r>
     </w:p>
     <w:p>
@@ -2227,20 +2185,6 @@
       </w:r>
       <w:r>
         <w:rPr>
-          <w:lang w:val="fr_FR" w:bidi="fr_FR"/>
-        </w:rPr>
-        <w:t>מִ⁠לִּ⁠פְנֵ֖י יְהוָ֑ה &amp; מִ⁠לִּ⁠פְנֵ֖י יְהוָֽה</w:t>
-      </w:r>
-    </w:p>
-    <w:p>
-      <w:pPr/>
-      <w:r>
-        <w:rPr>
-          <w:lang w:val="fr_FR" w:bidi="fr_FR"/>
-        </w:rPr>
-      </w:r>
-      <w:r>
-        <w:rPr>
           <w:b/>
           <w:lang w:val="fr_FR" w:bidi="fr_FR"/>
         </w:rPr>
@@ -3670,20 +3614,6 @@
       </w:r>
       <w:r>
         <w:rPr>
-          <w:lang w:val="fr_FR" w:bidi="fr_FR"/>
-        </w:rPr>
-        <w:t>וְ⁠יוֹנָ֗ה יָרַד֙ אֶל־יַרְכְּתֵ֣י הַ⁠סְּפִינָ֔ה וַ⁠יִּשְׁכַּ֖ב וַ⁠יֵּרָדַֽם</w:t>
-      </w:r>
-    </w:p>
-    <w:p>
-      <w:pPr/>
-      <w:r>
-        <w:rPr>
-          <w:lang w:val="fr_FR" w:bidi="fr_FR"/>
-        </w:rPr>
-      </w:r>
-      <w:r>
-        <w:rPr>
           <w:b/>
           <w:lang w:val="fr_FR" w:bidi="fr_FR"/>
         </w:rPr>
@@ -3795,20 +3725,6 @@
       </w:r>
       <w:r>
         <w:rPr>
-          <w:lang w:val="fr_FR" w:bidi="fr_FR"/>
-        </w:rPr>
-        <w:t>יַרְכְּתֵ֣י הַ⁠סְּפִינָ֔ה</w:t>
-      </w:r>
-    </w:p>
-    <w:p>
-      <w:pPr/>
-      <w:r>
-        <w:rPr>
-          <w:lang w:val="fr_FR" w:bidi="fr_FR"/>
-        </w:rPr>
-      </w:r>
-      <w:r>
-        <w:rPr>
           <w:b/>
           <w:lang w:val="fr_FR" w:bidi="fr_FR"/>
         </w:rPr>
@@ -3875,20 +3791,6 @@
         <w:rPr>
           <w:lang w:val="fr_FR" w:bidi="fr_FR"/>
         </w:rPr>
-      </w:r>
-    </w:p>
-    <w:p>
-      <w:pPr/>
-      <w:r>
-        <w:rPr>
-          <w:lang w:val="fr_FR" w:bidi="fr_FR"/>
-        </w:rPr>
-      </w:r>
-      <w:r>
-        <w:rPr>
-          <w:lang w:val="fr_FR" w:bidi="fr_FR"/>
-        </w:rPr>
-        <w:t>וַ⁠יִּשְׁכַּ֖ב וַ⁠יֵּרָדַֽם</w:t>
       </w:r>
     </w:p>
     <w:p>
@@ -4416,20 +4318,6 @@
       </w:r>
       <w:r>
         <w:rPr>
-          <w:lang w:val="fr_FR" w:bidi="fr_FR"/>
-        </w:rPr>
-        <w:t>קְרָ֣א אֶל־אֱלֹהֶ֔י⁠ךָ</w:t>
-      </w:r>
-    </w:p>
-    <w:p>
-      <w:pPr/>
-      <w:r>
-        <w:rPr>
-          <w:lang w:val="fr_FR" w:bidi="fr_FR"/>
-        </w:rPr>
-      </w:r>
-      <w:r>
-        <w:rPr>
           <w:b/>
           <w:lang w:val="fr_FR" w:bidi="fr_FR"/>
         </w:rPr>
@@ -4520,20 +4408,6 @@
       </w:r>
       <w:r>
         <w:rPr>
-          <w:lang w:val="fr_FR" w:bidi="fr_FR"/>
-        </w:rPr>
-        <w:t>אוּלַ֞י יִתְעַשֵּׁ֧ת הָ⁠אֱלֹהִ֛ים לָ֖⁠נוּ וְ⁠לֹ֥א נֹאבֵֽד</w:t>
-      </w:r>
-    </w:p>
-    <w:p>
-      <w:pPr/>
-      <w:r>
-        <w:rPr>
-          <w:lang w:val="fr_FR" w:bidi="fr_FR"/>
-        </w:rPr>
-      </w:r>
-      <w:r>
-        <w:rPr>
           <w:b/>
           <w:lang w:val="fr_FR" w:bidi="fr_FR"/>
         </w:rPr>
@@ -4768,20 +4642,6 @@
       </w:r>
       <w:r>
         <w:rPr>
-          <w:lang w:val="fr_FR" w:bidi="fr_FR"/>
-        </w:rPr>
-        <w:t>וַ⁠יֹּאמְר֞וּ אִ֣ישׁ אֶל־רֵעֵ֗⁠הוּ</w:t>
-      </w:r>
-    </w:p>
-    <w:p>
-      <w:pPr/>
-      <w:r>
-        <w:rPr>
-          <w:lang w:val="fr_FR" w:bidi="fr_FR"/>
-        </w:rPr>
-      </w:r>
-      <w:r>
-        <w:rPr>
           <w:b/>
           <w:lang w:val="fr_FR" w:bidi="fr_FR"/>
         </w:rPr>
@@ -4892,20 +4752,6 @@
       </w:r>
       <w:r>
         <w:rPr>
-          <w:lang w:val="fr_FR" w:bidi="fr_FR"/>
-        </w:rPr>
-        <w:t>וְ⁠נֵ֣דְעָ֔ה בְּ⁠שֶׁ⁠לְּ⁠מִ֛י הָ⁠רָעָ֥ה הַ⁠זֹּ֖את לָ֑⁠נוּ</w:t>
-      </w:r>
-    </w:p>
-    <w:p>
-      <w:pPr/>
-      <w:r>
-        <w:rPr>
-          <w:lang w:val="fr_FR" w:bidi="fr_FR"/>
-        </w:rPr>
-      </w:r>
-      <w:r>
-        <w:rPr>
           <w:b/>
           <w:lang w:val="fr_FR" w:bidi="fr_FR"/>
         </w:rPr>
@@ -6203,20 +6049,6 @@
       </w:r>
       <w:r>
         <w:rPr>
-          <w:lang w:val="fr_FR" w:bidi="fr_FR"/>
-        </w:rPr>
-        <w:t>כִּֽי־יָדְע֣וּ הָ⁠אֲנָשִׁ֗ים כִּֽי־מִ⁠לִּ⁠פְנֵ֤י יְהוָה֙ ה֣וּא בֹרֵ֔חַ כִּ֥י הִגִּ֖יד לָ⁠הֶֽם</w:t>
-      </w:r>
-    </w:p>
-    <w:p>
-      <w:pPr/>
-      <w:r>
-        <w:rPr>
-          <w:lang w:val="fr_FR" w:bidi="fr_FR"/>
-        </w:rPr>
-      </w:r>
-      <w:r>
-        <w:rPr>
           <w:b/>
           <w:lang w:val="fr_FR" w:bidi="fr_FR"/>
         </w:rPr>
@@ -6706,20 +6538,6 @@
       </w:r>
       <w:r>
         <w:rPr>
-          <w:lang w:val="fr_FR" w:bidi="fr_FR"/>
-        </w:rPr>
-        <w:t>וַ⁠יֹּאמְר֤וּ אֵלָי⁠ו֙ מַה־נַּ֣עֲשֶׂה לָּ֔⁠ךְ וְ⁠יִשְׁתֹּ֥ק הַ⁠יָּ֖ם מֵֽ⁠עָלֵ֑י⁠נוּ כִּ֥י הַ⁠יָּ֖ם הוֹלֵ֥ךְ וְ⁠סֹעֵֽר</w:t>
-      </w:r>
-    </w:p>
-    <w:p>
-      <w:pPr/>
-      <w:r>
-        <w:rPr>
-          <w:lang w:val="fr_FR" w:bidi="fr_FR"/>
-        </w:rPr>
-      </w:r>
-      <w:r>
-        <w:rPr>
           <w:b/>
           <w:lang w:val="fr_FR" w:bidi="fr_FR"/>
         </w:rPr>
@@ -6824,20 +6642,6 @@
         <w:rPr>
           <w:lang w:val="fr_FR" w:bidi="fr_FR"/>
         </w:rPr>
-      </w:r>
-    </w:p>
-    <w:p>
-      <w:pPr/>
-      <w:r>
-        <w:rPr>
-          <w:lang w:val="fr_FR" w:bidi="fr_FR"/>
-        </w:rPr>
-      </w:r>
-      <w:r>
-        <w:rPr>
-          <w:lang w:val="fr_FR" w:bidi="fr_FR"/>
-        </w:rPr>
-        <w:t>כִּ֚י יוֹדֵ֣עַ אָ֔נִי כִּ֣י בְ⁠שֶׁ⁠לִּ֔⁠י הַ⁠סַּ֧עַר הַ⁠גָּד֛וֹל הַ⁠זֶּ֖ה עֲלֵי⁠כֶֽם</w:t>
       </w:r>
     </w:p>
     <w:p>
@@ -7123,20 +6927,6 @@
       </w:r>
       <w:r>
         <w:rPr>
-          <w:lang w:val="fr_FR" w:bidi="fr_FR"/>
-        </w:rPr>
-        <w:t>הַ⁠יָּ֔ם הוֹלֵ֥ךְ וְ⁠סֹעֵ֖ר</w:t>
-      </w:r>
-    </w:p>
-    <w:p>
-      <w:pPr/>
-      <w:r>
-        <w:rPr>
-          <w:lang w:val="fr_FR" w:bidi="fr_FR"/>
-        </w:rPr>
-      </w:r>
-      <w:r>
-        <w:rPr>
           <w:b/>
           <w:lang w:val="fr_FR" w:bidi="fr_FR"/>
         </w:rPr>
@@ -7361,20 +7151,6 @@
       </w:r>
       <w:r>
         <w:rPr>
-          <w:lang w:val="fr_FR" w:bidi="fr_FR"/>
-        </w:rPr>
-        <w:t>וַ⁠יִּקְרְא֨וּ אֶל־יְהוָ֜ה</w:t>
-      </w:r>
-    </w:p>
-    <w:p>
-      <w:pPr/>
-      <w:r>
-        <w:rPr>
-          <w:lang w:val="fr_FR" w:bidi="fr_FR"/>
-        </w:rPr>
-      </w:r>
-      <w:r>
-        <w:rPr>
           <w:b/>
           <w:lang w:val="fr_FR" w:bidi="fr_FR"/>
         </w:rPr>
@@ -7569,20 +7345,6 @@
       </w:r>
       <w:r>
         <w:rPr>
-          <w:lang w:val="fr_FR" w:bidi="fr_FR"/>
-        </w:rPr>
-        <w:t>אַל־נָ֣א נֹאבְדָ֗ה בְּ⁠נֶ֨פֶשׁ֙ הָ⁠אִ֣ישׁ הַ⁠זֶּ֔ה</w:t>
-      </w:r>
-    </w:p>
-    <w:p>
-      <w:pPr/>
-      <w:r>
-        <w:rPr>
-          <w:lang w:val="fr_FR" w:bidi="fr_FR"/>
-        </w:rPr>
-      </w:r>
-      <w:r>
-        <w:rPr>
           <w:b/>
           <w:lang w:val="fr_FR" w:bidi="fr_FR"/>
         </w:rPr>
@@ -7831,20 +7593,6 @@
       </w:r>
       <w:r>
         <w:rPr>
-          <w:lang w:val="fr_FR" w:bidi="fr_FR"/>
-        </w:rPr>
-        <w:t>אָנָּ֤ה יְהוָה֙ אַל־נָ֣א נֹאבְדָ֗ה בְּ⁠נֶ֨פֶשׁ֙ הָ⁠אִ֣ישׁ הַ⁠זֶּ֔ה וְ⁠אַל־תִּתֵּ֥ן עָלֵ֖י⁠נוּ דָּ֣ם נָקִ֑יא כִּֽי־אַתָּ֣ה יְהוָ֔ה כַּ⁠אֲשֶׁ֥ר חָפַ֖צְתָּ עָשִֽׂיתָ</w:t>
-      </w:r>
-    </w:p>
-    <w:p>
-      <w:pPr/>
-      <w:r>
-        <w:rPr>
-          <w:lang w:val="fr_FR" w:bidi="fr_FR"/>
-        </w:rPr>
-      </w:r>
-      <w:r>
-        <w:rPr>
           <w:b/>
           <w:lang w:val="fr_FR" w:bidi="fr_FR"/>
         </w:rPr>
@@ -7942,20 +7690,6 @@
       </w:r>
       <w:r>
         <w:rPr>
-          <w:lang w:val="fr_FR" w:bidi="fr_FR"/>
-        </w:rPr>
-        <w:t>אַל־נָ֣א נֹאבְדָ֗ה בְּ⁠נֶ֨פֶשׁ֙ הָ⁠אִ֣ישׁ הַ⁠זֶּ֔ה וְ⁠אַל־תִּתֵּ֥ן עָלֵ֖י⁠נוּ דָּ֣ם נָקִ֑יא</w:t>
-      </w:r>
-    </w:p>
-    <w:p>
-      <w:pPr/>
-      <w:r>
-        <w:rPr>
-          <w:lang w:val="fr_FR" w:bidi="fr_FR"/>
-        </w:rPr>
-      </w:r>
-      <w:r>
-        <w:rPr>
           <w:b/>
           <w:lang w:val="fr_FR" w:bidi="fr_FR"/>
         </w:rPr>
@@ -8055,20 +7789,6 @@
         <w:rPr>
           <w:lang w:val="fr_FR" w:bidi="fr_FR"/>
         </w:rPr>
-      </w:r>
-    </w:p>
-    <w:p>
-      <w:pPr/>
-      <w:r>
-        <w:rPr>
-          <w:lang w:val="fr_FR" w:bidi="fr_FR"/>
-        </w:rPr>
-      </w:r>
-      <w:r>
-        <w:rPr>
-          <w:lang w:val="fr_FR" w:bidi="fr_FR"/>
-        </w:rPr>
-        <w:t>וַ⁠יַּעֲמֹ֥ד הַ⁠יָּ֖ם מִ⁠זַּעְפּֽ⁠וֹ</w:t>
       </w:r>
     </w:p>
     <w:p>
@@ -8656,20 +8376,6 @@
       </w:r>
       <w:r>
         <w:rPr>
-          <w:lang w:val="fr_FR" w:bidi="fr_FR"/>
-        </w:rPr>
-        <w:t>וַ⁠יְמַ֤ן יְהוָה֙ דָּ֣ג גָּד֔וֹל לִ⁠בְלֹ֖עַ אֶת־יוֹנָ֑ה וַ⁠יְהִ֤י יוֹנָה֙ בִּ⁠מְעֵ֣י הַ⁠דָּ֔ג שְׁלֹשָׁ֥ה יָמִ֖ים וּ⁠שְׁלֹשָׁ֥ה לֵילֽוֹת</w:t>
-      </w:r>
-    </w:p>
-    <w:p>
-      <w:pPr/>
-      <w:r>
-        <w:rPr>
-          <w:lang w:val="fr_FR" w:bidi="fr_FR"/>
-        </w:rPr>
-      </w:r>
-      <w:r>
-        <w:rPr>
           <w:b/>
           <w:lang w:val="fr_FR" w:bidi="fr_FR"/>
         </w:rPr>
@@ -8733,20 +8439,6 @@
       </w:r>
       <w:r>
         <w:rPr>
-          <w:lang w:val="fr_FR" w:bidi="fr_FR"/>
-        </w:rPr>
-        <w:t>וַ⁠יְמַ֤ן יְהוָה֙ דָּ֣ג גָּד֔וֹל לִ⁠בְלֹ֖עַ אֶת־יוֹנָ֑ה</w:t>
-      </w:r>
-    </w:p>
-    <w:p>
-      <w:pPr/>
-      <w:r>
-        <w:rPr>
-          <w:lang w:val="fr_FR" w:bidi="fr_FR"/>
-        </w:rPr>
-      </w:r>
-      <w:r>
-        <w:rPr>
           <w:b/>
           <w:lang w:val="fr_FR" w:bidi="fr_FR"/>
         </w:rPr>
@@ -9256,20 +8948,6 @@
       </w:r>
       <w:r>
         <w:rPr>
-          <w:lang w:val="fr_FR" w:bidi="fr_FR"/>
-        </w:rPr>
-        <w:t>וַ⁠יֹּ֗אמֶר</w:t>
-      </w:r>
-    </w:p>
-    <w:p>
-      <w:pPr/>
-      <w:r>
-        <w:rPr>
-          <w:lang w:val="fr_FR" w:bidi="fr_FR"/>
-        </w:rPr>
-      </w:r>
-      <w:r>
-        <w:rPr>
           <w:b/>
           <w:lang w:val="fr_FR" w:bidi="fr_FR"/>
         </w:rPr>
@@ -9335,20 +9013,6 @@
         <w:rPr>
           <w:lang w:val="fr_FR" w:bidi="fr_FR"/>
         </w:rPr>
-      </w:r>
-    </w:p>
-    <w:p>
-      <w:pPr/>
-      <w:r>
-        <w:rPr>
-          <w:lang w:val="fr_FR" w:bidi="fr_FR"/>
-        </w:rPr>
-      </w:r>
-      <w:r>
-        <w:rPr>
-          <w:lang w:val="fr_FR" w:bidi="fr_FR"/>
-        </w:rPr>
-        <w:t>קָ֠רָאתִי מִ⁠צָּ֥רָה לִ֛⁠י אֶל־יְהוָ֖ה וַֽ⁠יַּעֲנֵ֑⁠נִי</w:t>
       </w:r>
     </w:p>
     <w:p>
@@ -9465,20 +9129,6 @@
       </w:r>
       <w:r>
         <w:rPr>
-          <w:lang w:val="fr_FR" w:bidi="fr_FR"/>
-        </w:rPr>
-        <w:t>קָ֠רָאתִי מִ⁠צָּ֥רָה לִ֛⁠י אֶל־יְהוָ֖ה וַֽ⁠יַּעֲנֵ֑⁠נִי</w:t>
-      </w:r>
-    </w:p>
-    <w:p>
-      <w:pPr/>
-      <w:r>
-        <w:rPr>
-          <w:lang w:val="fr_FR" w:bidi="fr_FR"/>
-        </w:rPr>
-      </w:r>
-      <w:r>
-        <w:rPr>
           <w:b/>
           <w:lang w:val="fr_FR" w:bidi="fr_FR"/>
         </w:rPr>
@@ -10010,20 +9660,6 @@
       </w:r>
       <w:r>
         <w:rPr>
-          <w:lang w:val="fr_FR" w:bidi="fr_FR"/>
-        </w:rPr>
-        <w:t>קָ֠רָאתִי מִ⁠צָּ֥רָה לִ֛⁠י אֶל־יְהוָ֖ה וַֽ⁠יַּעֲנֵ֑⁠נִי מִ⁠בֶּ֧טֶן שְׁא֛וֹל שִׁוַּ֖עְתִּי שָׁמַ֥עְתָּ קוֹלִֽ⁠י</w:t>
-      </w:r>
-    </w:p>
-    <w:p>
-      <w:pPr/>
-      <w:r>
-        <w:rPr>
-          <w:lang w:val="fr_FR" w:bidi="fr_FR"/>
-        </w:rPr>
-      </w:r>
-      <w:r>
-        <w:rPr>
           <w:b/>
           <w:lang w:val="fr_FR" w:bidi="fr_FR"/>
         </w:rPr>
@@ -10268,20 +9904,6 @@
       </w:r>
       <w:r>
         <w:rPr>
-          <w:lang w:val="fr_FR" w:bidi="fr_FR"/>
-        </w:rPr>
-        <w:t>וְ⁠נָהָ֖ר יְסֹבְבֵ֑⁠נִי</w:t>
-      </w:r>
-    </w:p>
-    <w:p>
-      <w:pPr/>
-      <w:r>
-        <w:rPr>
-          <w:lang w:val="fr_FR" w:bidi="fr_FR"/>
-        </w:rPr>
-      </w:r>
-      <w:r>
-        <w:rPr>
           <w:b/>
           <w:lang w:val="fr_FR" w:bidi="fr_FR"/>
         </w:rPr>
@@ -11238,20 +10860,6 @@
         <w:rPr>
           <w:lang w:val="fr_FR" w:bidi="fr_FR"/>
         </w:rPr>
-      </w:r>
-    </w:p>
-    <w:p>
-      <w:pPr/>
-      <w:r>
-        <w:rPr>
-          <w:lang w:val="fr_FR" w:bidi="fr_FR"/>
-        </w:rPr>
-      </w:r>
-      <w:r>
-        <w:rPr>
-          <w:lang w:val="fr_FR" w:bidi="fr_FR"/>
-        </w:rPr>
-        <w:t>אֲפָפ֤וּ⁠נִי מַ֨יִם֙ עַד־נֶ֔פֶשׁ תְּה֖וֹם יְסֹבְבֵ֑⁠נִי</w:t>
       </w:r>
     </w:p>
     <w:p>
@@ -11574,20 +11182,6 @@
       </w:r>
       <w:r>
         <w:rPr>
-          <w:lang w:val="fr_FR" w:bidi="fr_FR"/>
-        </w:rPr>
-        <w:t>תְּה֖וֹם יְסֹבְבֵ֑⁠נִי</w:t>
-      </w:r>
-    </w:p>
-    <w:p>
-      <w:pPr/>
-      <w:r>
-        <w:rPr>
-          <w:lang w:val="fr_FR" w:bidi="fr_FR"/>
-        </w:rPr>
-      </w:r>
-      <w:r>
-        <w:rPr>
           <w:b/>
           <w:lang w:val="fr_FR" w:bidi="fr_FR"/>
         </w:rPr>
@@ -11774,20 +11368,6 @@
       </w:r>
       <w:r>
         <w:rPr>
-          <w:lang w:val="fr_FR" w:bidi="fr_FR"/>
-        </w:rPr>
-        <w:t>הָ⁠אָ֛רֶץ בְּרִחֶ֥י⁠הָ בַעֲדִ֖⁠י לְ⁠עוֹלָ֑ם</w:t>
-      </w:r>
-    </w:p>
-    <w:p>
-      <w:pPr/>
-      <w:r>
-        <w:rPr>
-          <w:lang w:val="fr_FR" w:bidi="fr_FR"/>
-        </w:rPr>
-      </w:r>
-      <w:r>
-        <w:rPr>
           <w:b/>
           <w:lang w:val="fr_FR" w:bidi="fr_FR"/>
         </w:rPr>
@@ -12640,20 +12220,6 @@
         <w:rPr>
           <w:lang w:val="fr_FR" w:bidi="fr_FR"/>
         </w:rPr>
-      </w:r>
-    </w:p>
-    <w:p>
-      <w:pPr/>
-      <w:r>
-        <w:rPr>
-          <w:lang w:val="fr_FR" w:bidi="fr_FR"/>
-        </w:rPr>
-      </w:r>
-      <w:r>
-        <w:rPr>
-          <w:lang w:val="fr_FR" w:bidi="fr_FR"/>
-        </w:rPr>
-        <w:t>וַ⁠תָּב֤וֹא אֵלֶ֨י⁠ךָ֙ תְּפִלָּתִ֔⁠י אֶל־הֵיכַ֖ל קָדְשֶֽׁ⁠ךָ</w:t>
       </w:r>
     </w:p>
     <w:p>
@@ -14390,20 +13956,6 @@
       </w:r>
       <w:r>
         <w:rPr>
-          <w:lang w:val="fr_FR" w:bidi="fr_FR"/>
-        </w:rPr>
-        <w:t>וַ⁠יְהִ֧י דְבַר־יְהוָ֛ה</w:t>
-      </w:r>
-    </w:p>
-    <w:p>
-      <w:pPr/>
-      <w:r>
-        <w:rPr>
-          <w:lang w:val="fr_FR" w:bidi="fr_FR"/>
-        </w:rPr>
-      </w:r>
-      <w:r>
-        <w:rPr>
           <w:b/>
           <w:lang w:val="fr_FR" w:bidi="fr_FR"/>
         </w:rPr>
@@ -14537,20 +14089,6 @@
       </w:r>
       <w:r>
         <w:rPr>
-          <w:lang w:val="fr_FR" w:bidi="fr_FR"/>
-        </w:rPr>
-        <w:t>וַ⁠יְהִ֧י דְבַר־יְהוָ֛ה</w:t>
-      </w:r>
-    </w:p>
-    <w:p>
-      <w:pPr/>
-      <w:r>
-        <w:rPr>
-          <w:lang w:val="fr_FR" w:bidi="fr_FR"/>
-        </w:rPr>
-      </w:r>
-      <w:r>
-        <w:rPr>
           <w:b/>
           <w:lang w:val="fr_FR" w:bidi="fr_FR"/>
         </w:rPr>
@@ -14948,20 +14486,6 @@
       </w:r>
       <w:r>
         <w:rPr>
-          <w:lang w:val="fr_FR" w:bidi="fr_FR"/>
-        </w:rPr>
-        <w:t>וִּ⁠קְרָ֤א אֵלֶ֨י⁠הָ֙ אֶת־הַ⁠קְּרִיאָ֔ה אֲשֶׁ֥ר אָנֹכִ֖י דֹּבֵ֥ר אֵלֶֽי⁠ךָ</w:t>
-      </w:r>
-    </w:p>
-    <w:p>
-      <w:pPr/>
-      <w:r>
-        <w:rPr>
-          <w:lang w:val="fr_FR" w:bidi="fr_FR"/>
-        </w:rPr>
-      </w:r>
-      <w:r>
-        <w:rPr>
           <w:b/>
           <w:lang w:val="fr_FR" w:bidi="fr_FR"/>
         </w:rPr>
@@ -15349,20 +14873,6 @@
       </w:r>
       <w:r>
         <w:rPr>
-          <w:lang w:val="fr_FR" w:bidi="fr_FR"/>
-        </w:rPr>
-        <w:t>וְ⁠נִֽינְוֵ֗ה הָיְתָ֤ה עִיר־גְּדוֹלָה֙ לֵֽ⁠אלֹהִ֔ים מַהֲלַ֖ךְ שְׁלֹ֥שֶׁת יָמִֽים</w:t>
-      </w:r>
-    </w:p>
-    <w:p>
-      <w:pPr/>
-      <w:r>
-        <w:rPr>
-          <w:lang w:val="fr_FR" w:bidi="fr_FR"/>
-        </w:rPr>
-      </w:r>
-      <w:r>
-        <w:rPr>
           <w:b/>
           <w:lang w:val="fr_FR" w:bidi="fr_FR"/>
         </w:rPr>
@@ -15720,20 +15230,6 @@
       </w:r>
       <w:r>
         <w:rPr>
-          <w:lang w:val="fr_FR" w:bidi="fr_FR"/>
-        </w:rPr>
-        <w:t>וַ⁠יָּ֤חֶל יוֹנָה֙ לָ⁠ב֣וֹא בָ⁠עִ֔יר מַהֲלַ֖ךְ י֣וֹם אֶחָ֑ד וַ⁠יִּקְרָא֙</w:t>
-      </w:r>
-    </w:p>
-    <w:p>
-      <w:pPr/>
-      <w:r>
-        <w:rPr>
-          <w:lang w:val="fr_FR" w:bidi="fr_FR"/>
-        </w:rPr>
-      </w:r>
-      <w:r>
-        <w:rPr>
           <w:b/>
           <w:lang w:val="fr_FR" w:bidi="fr_FR"/>
         </w:rPr>
@@ -15954,20 +15450,6 @@
       </w:r>
       <w:r>
         <w:rPr>
-          <w:lang w:val="fr_FR" w:bidi="fr_FR"/>
-        </w:rPr>
-        <w:t>ע֚וֹד אַרְבָּעִ֣ים י֔וֹם</w:t>
-      </w:r>
-    </w:p>
-    <w:p>
-      <w:pPr/>
-      <w:r>
-        <w:rPr>
-          <w:lang w:val="fr_FR" w:bidi="fr_FR"/>
-        </w:rPr>
-      </w:r>
-      <w:r>
-        <w:rPr>
           <w:b/>
           <w:lang w:val="fr_FR" w:bidi="fr_FR"/>
         </w:rPr>
@@ -16239,20 +15721,6 @@
       </w:r>
       <w:r>
         <w:rPr>
-          <w:lang w:val="fr_FR" w:bidi="fr_FR"/>
-        </w:rPr>
-        <w:t>מִ⁠גְּדוֹלָ֖⁠ם וְ⁠עַד־קְטַנָּֽ⁠ם</w:t>
-      </w:r>
-    </w:p>
-    <w:p>
-      <w:pPr/>
-      <w:r>
-        <w:rPr>
-          <w:lang w:val="fr_FR" w:bidi="fr_FR"/>
-        </w:rPr>
-      </w:r>
-      <w:r>
-        <w:rPr>
           <w:b/>
           <w:lang w:val="fr_FR" w:bidi="fr_FR"/>
         </w:rPr>
@@ -16607,20 +16075,6 @@
       </w:r>
       <w:r>
         <w:rPr>
-          <w:lang w:val="fr_FR" w:bidi="fr_FR"/>
-        </w:rPr>
-        <w:t>וַ⁠יָּ֨קָם֙ מִ⁠כִּסְא֔⁠וֹ וַ⁠יַּעֲבֵ֥ר אַדַּרְתּ֖⁠וֹ מֵֽ⁠עָלָ֑י⁠ו</w:t>
-      </w:r>
-    </w:p>
-    <w:p>
-      <w:pPr/>
-      <w:r>
-        <w:rPr>
-          <w:lang w:val="fr_FR" w:bidi="fr_FR"/>
-        </w:rPr>
-      </w:r>
-      <w:r>
-        <w:rPr>
           <w:b/>
           <w:lang w:val="fr_FR" w:bidi="fr_FR"/>
         </w:rPr>
@@ -16841,20 +16295,6 @@
       </w:r>
       <w:r>
         <w:rPr>
-          <w:lang w:val="fr_FR" w:bidi="fr_FR"/>
-        </w:rPr>
-        <w:t>וַ⁠יְכַ֣ס שַׂ֔ק וַ⁠יֵּ֖שֶׁב עַל־הָ⁠אֵֽפֶר</w:t>
-      </w:r>
-    </w:p>
-    <w:p>
-      <w:pPr/>
-      <w:r>
-        <w:rPr>
-          <w:lang w:val="fr_FR" w:bidi="fr_FR"/>
-        </w:rPr>
-      </w:r>
-      <w:r>
-        <w:rPr>
           <w:b/>
           <w:lang w:val="fr_FR" w:bidi="fr_FR"/>
         </w:rPr>
@@ -17138,20 +16578,6 @@
       </w:r>
       <w:r>
         <w:rPr>
-          <w:lang w:val="fr_FR" w:bidi="fr_FR"/>
-        </w:rPr>
-        <w:t>מִ⁠טַּ֧עַם הַ⁠מֶּ֛לֶךְ וּ⁠גְדֹלָ֖י⁠ו</w:t>
-      </w:r>
-    </w:p>
-    <w:p>
-      <w:pPr/>
-      <w:r>
-        <w:rPr>
-          <w:lang w:val="fr_FR" w:bidi="fr_FR"/>
-        </w:rPr>
-      </w:r>
-      <w:r>
-        <w:rPr>
           <w:b/>
           <w:lang w:val="fr_FR" w:bidi="fr_FR"/>
         </w:rPr>
@@ -18448,20 +17874,6 @@
         <w:rPr>
           <w:lang w:val="fr_FR" w:bidi="fr_FR"/>
         </w:rPr>
-      </w:r>
-    </w:p>
-    <w:p>
-      <w:pPr/>
-      <w:r>
-        <w:rPr>
-          <w:lang w:val="fr_FR" w:bidi="fr_FR"/>
-        </w:rPr>
-      </w:r>
-      <w:r>
-        <w:rPr>
-          <w:lang w:val="fr_FR" w:bidi="fr_FR"/>
-        </w:rPr>
-        <w:t>וַ⁠יַּ֤רְא הָֽ⁠אֱלֹהִים֙ אֶֽת־מַ֣עֲשֵׂי⁠הֶ֔ם כִּי־שָׁ֖בוּ מִ⁠דַּרְכָּ֣⁠ם הָ⁠רָעָ֑ה</w:t>
       </w:r>
     </w:p>
     <w:p>
@@ -20050,20 +19462,6 @@
       </w:r>
       <w:r>
         <w:rPr>
-          <w:lang w:val="fr_FR" w:bidi="fr_FR"/>
-        </w:rPr>
-        <w:t>יְהוָה֙ הֲ⁠לוֹא־זֶ֣ה דְבָרִ֗⁠י עַד־הֱיוֹתִ⁠י֙ עַל־אַדְמָתִ֔⁠י</w:t>
-      </w:r>
-    </w:p>
-    <w:p>
-      <w:pPr/>
-      <w:r>
-        <w:rPr>
-          <w:lang w:val="fr_FR" w:bidi="fr_FR"/>
-        </w:rPr>
-      </w:r>
-      <w:r>
-        <w:rPr>
           <w:b/>
           <w:lang w:val="fr_FR" w:bidi="fr_FR"/>
         </w:rPr>
@@ -20161,20 +19559,6 @@
       </w:r>
       <w:r>
         <w:rPr>
-          <w:lang w:val="fr_FR" w:bidi="fr_FR"/>
-        </w:rPr>
-        <w:t>יְהוָה֙ הֲ⁠לוֹא־זֶ֣ה דְבָרִ֗⁠י עַד־הֱיוֹתִ⁠י֙ עַל־אַדְמָתִ֔⁠י</w:t>
-      </w:r>
-    </w:p>
-    <w:p>
-      <w:pPr/>
-      <w:r>
-        <w:rPr>
-          <w:lang w:val="fr_FR" w:bidi="fr_FR"/>
-        </w:rPr>
-      </w:r>
-      <w:r>
-        <w:rPr>
           <w:b/>
           <w:lang w:val="fr_FR" w:bidi="fr_FR"/>
         </w:rPr>
@@ -20385,20 +19769,6 @@
         <w:rPr>
           <w:lang w:val="fr_FR" w:bidi="fr_FR"/>
         </w:rPr>
-      </w:r>
-    </w:p>
-    <w:p>
-      <w:pPr/>
-      <w:r>
-        <w:rPr>
-          <w:lang w:val="fr_FR" w:bidi="fr_FR"/>
-        </w:rPr>
-      </w:r>
-      <w:r>
-        <w:rPr>
-          <w:lang w:val="fr_FR" w:bidi="fr_FR"/>
-        </w:rPr>
-        <w:t>וְ⁠רַב־חֶ֔סֶד</w:t>
       </w:r>
     </w:p>
     <w:p>
@@ -21324,20 +20694,6 @@
       </w:r>
       <w:r>
         <w:rPr>
-          <w:lang w:val="fr_FR" w:bidi="fr_FR"/>
-        </w:rPr>
-        <w:t>מֵ⁠עַ֣ל לְ⁠יוֹנָ֗ה לִֽ⁠הְי֥וֹת צֵל֙ עַל־רֹאשׁ֔⁠וֹ</w:t>
-      </w:r>
-    </w:p>
-    <w:p>
-      <w:pPr/>
-      <w:r>
-        <w:rPr>
-          <w:lang w:val="fr_FR" w:bidi="fr_FR"/>
-        </w:rPr>
-      </w:r>
-      <w:r>
-        <w:rPr>
           <w:b/>
           <w:lang w:val="fr_FR" w:bidi="fr_FR"/>
         </w:rPr>
@@ -21704,20 +21060,6 @@
       </w:r>
       <w:r>
         <w:rPr>
-          <w:lang w:val="fr_FR" w:bidi="fr_FR"/>
-        </w:rPr>
-        <w:t>וַ⁠יְמַ֤ן הָֽ⁠אֱלֹהִים֙ תּוֹלַ֔עַת</w:t>
-      </w:r>
-    </w:p>
-    <w:p>
-      <w:pPr/>
-      <w:r>
-        <w:rPr>
-          <w:lang w:val="fr_FR" w:bidi="fr_FR"/>
-        </w:rPr>
-      </w:r>
-      <w:r>
-        <w:rPr>
           <w:b/>
           <w:lang w:val="fr_FR" w:bidi="fr_FR"/>
         </w:rPr>
@@ -22390,20 +21732,6 @@
         <w:rPr>
           <w:lang w:val="fr_FR" w:bidi="fr_FR"/>
         </w:rPr>
-      </w:r>
-    </w:p>
-    <w:p>
-      <w:pPr/>
-      <w:r>
-        <w:rPr>
-          <w:lang w:val="fr_FR" w:bidi="fr_FR"/>
-        </w:rPr>
-      </w:r>
-      <w:r>
-        <w:rPr>
-          <w:lang w:val="fr_FR" w:bidi="fr_FR"/>
-        </w:rPr>
-        <w:t>וַ⁠יִּתְעַלָּ֑ף</w:t>
       </w:r>
     </w:p>
     <w:p>
@@ -22968,20 +22296,6 @@
       </w:r>
       <w:r>
         <w:rPr>
-          <w:lang w:val="fr_FR" w:bidi="fr_FR"/>
-        </w:rPr>
-        <w:t>חָרָֽה־לְ⁠ךָ֖ &amp; חָֽרָה־לִ֖⁠י</w:t>
-      </w:r>
-    </w:p>
-    <w:p>
-      <w:pPr/>
-      <w:r>
-        <w:rPr>
-          <w:lang w:val="fr_FR" w:bidi="fr_FR"/>
-        </w:rPr>
-      </w:r>
-      <w:r>
-        <w:rPr>
           <w:b/>
           <w:lang w:val="fr_FR" w:bidi="fr_FR"/>
         </w:rPr>
@@ -23555,20 +22869,6 @@
       </w:r>
       <w:r>
         <w:rPr>
-          <w:lang w:val="fr_FR" w:bidi="fr_FR"/>
-        </w:rPr>
-        <w:t>וַֽ⁠אֲנִי֙ לֹ֣א אָח֔וּס עַל־נִינְוֵ֖ה הָ⁠עִ֣יר הַ⁠גְּדוֹלָ֑ה אֲשֶׁ֣ר יֶשׁ־בָּ֡⁠הּ הַרְבֵּה֩ מִֽ⁠שְׁתֵּים־עֶשְׂרֵ֨ה רִבּ֜וֹ אָדָ֗ם אֲשֶׁ֤ר לֹֽא־יָדַע֙ בֵּין־יְמִינ֣⁠וֹ לִ⁠שְׂמֹאל֔⁠וֹ וּ⁠בְהֵמָ֖ה רַבָּֽה</w:t>
-      </w:r>
-    </w:p>
-    <w:p>
-      <w:pPr/>
-      <w:r>
-        <w:rPr>
-          <w:lang w:val="fr_FR" w:bidi="fr_FR"/>
-        </w:rPr>
-      </w:r>
-      <w:r>
-        <w:rPr>
           <w:b/>
           <w:lang w:val="fr_FR" w:bidi="fr_FR"/>
         </w:rPr>
@@ -23804,20 +23104,6 @@
       </w:r>
       <w:r>
         <w:rPr>
-          <w:lang w:val="fr_FR" w:bidi="fr_FR"/>
-        </w:rPr>
-        <w:t>מִֽ⁠שְׁתֵּים־עֶשְׂרֵ֨ה רִבּ֜וֹ</w:t>
-      </w:r>
-    </w:p>
-    <w:p>
-      <w:pPr/>
-      <w:r>
-        <w:rPr>
-          <w:lang w:val="fr_FR" w:bidi="fr_FR"/>
-        </w:rPr>
-      </w:r>
-      <w:r>
-        <w:rPr>
           <w:b/>
           <w:lang w:val="fr_FR" w:bidi="fr_FR"/>
         </w:rPr>
@@ -23903,20 +23189,6 @@
         <w:rPr>
           <w:lang w:val="fr_FR" w:bidi="fr_FR"/>
         </w:rPr>
-      </w:r>
-    </w:p>
-    <w:p>
-      <w:pPr/>
-      <w:r>
-        <w:rPr>
-          <w:lang w:val="fr_FR" w:bidi="fr_FR"/>
-        </w:rPr>
-      </w:r>
-      <w:r>
-        <w:rPr>
-          <w:lang w:val="fr_FR" w:bidi="fr_FR"/>
-        </w:rPr>
-        <w:t>אֲשֶׁ֤ר לֹֽא־יָדַע֙ בֵּין־יְמִינ֣⁠וֹ לִ⁠שְׂמֹאל֔⁠וֹ</w:t>
       </w:r>
     </w:p>
     <w:p>

--- a/fra/docx/32.content.docx
+++ b/fra/docx/32.content.docx
@@ -1313,6 +1313,20 @@
       </w:r>
       <w:r>
         <w:rPr>
+          <w:lang w:val="fr_FR" w:bidi="fr_FR"/>
+        </w:rPr>
+        <w:t>אֲמִתַּ֖י</w:t>
+      </w:r>
+    </w:p>
+    <w:p>
+      <w:pPr/>
+      <w:r>
+        <w:rPr>
+          <w:lang w:val="fr_FR" w:bidi="fr_FR"/>
+        </w:rPr>
+      </w:r>
+      <w:r>
+        <w:rPr>
           <w:b/>
           <w:lang w:val="fr_FR" w:bidi="fr_FR"/>
         </w:rPr>
@@ -1864,6 +1878,20 @@
       </w:r>
       <w:r>
         <w:rPr>
+          <w:lang w:val="fr_FR" w:bidi="fr_FR"/>
+        </w:rPr>
+        <w:t>ק֠וּם לֵ֧ךְ אֶל־נִֽינְוֵ֛ה הָ⁠עִ֥יר הַ⁠גְּדוֹלָ֖ה וּ⁠קְרָ֣א עָלֶ֑י⁠הָ כִּֽי־עָלְתָ֥ה רָעָתָ֖⁠ם לְ⁠פָנָֽ⁠י</w:t>
+      </w:r>
+    </w:p>
+    <w:p>
+      <w:pPr/>
+      <w:r>
+        <w:rPr>
+          <w:lang w:val="fr_FR" w:bidi="fr_FR"/>
+        </w:rPr>
+      </w:r>
+      <w:r>
+        <w:rPr>
           <w:b/>
           <w:lang w:val="fr_FR" w:bidi="fr_FR"/>
         </w:rPr>
@@ -1936,6 +1964,20 @@
         <w:rPr>
           <w:lang w:val="fr_FR" w:bidi="fr_FR"/>
         </w:rPr>
+      </w:r>
+    </w:p>
+    <w:p>
+      <w:pPr/>
+      <w:r>
+        <w:rPr>
+          <w:lang w:val="fr_FR" w:bidi="fr_FR"/>
+        </w:rPr>
+      </w:r>
+      <w:r>
+        <w:rPr>
+          <w:lang w:val="fr_FR" w:bidi="fr_FR"/>
+        </w:rPr>
+        <w:t>עָלְתָ֥ה רָעָתָ֖⁠ם לְ⁠פָנָֽ⁠י</w:t>
       </w:r>
     </w:p>
     <w:p>
@@ -2185,6 +2227,20 @@
       </w:r>
       <w:r>
         <w:rPr>
+          <w:lang w:val="fr_FR" w:bidi="fr_FR"/>
+        </w:rPr>
+        <w:t>מִ⁠לִּ⁠פְנֵ֖י יְהוָ֑ה &amp; מִ⁠לִּ⁠פְנֵ֖י יְהוָֽה</w:t>
+      </w:r>
+    </w:p>
+    <w:p>
+      <w:pPr/>
+      <w:r>
+        <w:rPr>
+          <w:lang w:val="fr_FR" w:bidi="fr_FR"/>
+        </w:rPr>
+      </w:r>
+      <w:r>
+        <w:rPr>
           <w:b/>
           <w:lang w:val="fr_FR" w:bidi="fr_FR"/>
         </w:rPr>
@@ -3614,6 +3670,20 @@
       </w:r>
       <w:r>
         <w:rPr>
+          <w:lang w:val="fr_FR" w:bidi="fr_FR"/>
+        </w:rPr>
+        <w:t>וְ⁠יוֹנָ֗ה יָרַד֙ אֶל־יַרְכְּתֵ֣י הַ⁠סְּפִינָ֔ה וַ⁠יִּשְׁכַּ֖ב וַ⁠יֵּרָדַֽם</w:t>
+      </w:r>
+    </w:p>
+    <w:p>
+      <w:pPr/>
+      <w:r>
+        <w:rPr>
+          <w:lang w:val="fr_FR" w:bidi="fr_FR"/>
+        </w:rPr>
+      </w:r>
+      <w:r>
+        <w:rPr>
           <w:b/>
           <w:lang w:val="fr_FR" w:bidi="fr_FR"/>
         </w:rPr>
@@ -3725,6 +3795,20 @@
       </w:r>
       <w:r>
         <w:rPr>
+          <w:lang w:val="fr_FR" w:bidi="fr_FR"/>
+        </w:rPr>
+        <w:t>יַרְכְּתֵ֣י הַ⁠סְּפִינָ֔ה</w:t>
+      </w:r>
+    </w:p>
+    <w:p>
+      <w:pPr/>
+      <w:r>
+        <w:rPr>
+          <w:lang w:val="fr_FR" w:bidi="fr_FR"/>
+        </w:rPr>
+      </w:r>
+      <w:r>
+        <w:rPr>
           <w:b/>
           <w:lang w:val="fr_FR" w:bidi="fr_FR"/>
         </w:rPr>
@@ -3791,6 +3875,20 @@
         <w:rPr>
           <w:lang w:val="fr_FR" w:bidi="fr_FR"/>
         </w:rPr>
+      </w:r>
+    </w:p>
+    <w:p>
+      <w:pPr/>
+      <w:r>
+        <w:rPr>
+          <w:lang w:val="fr_FR" w:bidi="fr_FR"/>
+        </w:rPr>
+      </w:r>
+      <w:r>
+        <w:rPr>
+          <w:lang w:val="fr_FR" w:bidi="fr_FR"/>
+        </w:rPr>
+        <w:t>וַ⁠יִּשְׁכַּ֖ב וַ⁠יֵּרָדַֽם</w:t>
       </w:r>
     </w:p>
     <w:p>
@@ -4318,6 +4416,20 @@
       </w:r>
       <w:r>
         <w:rPr>
+          <w:lang w:val="fr_FR" w:bidi="fr_FR"/>
+        </w:rPr>
+        <w:t>קְרָ֣א אֶל־אֱלֹהֶ֔י⁠ךָ</w:t>
+      </w:r>
+    </w:p>
+    <w:p>
+      <w:pPr/>
+      <w:r>
+        <w:rPr>
+          <w:lang w:val="fr_FR" w:bidi="fr_FR"/>
+        </w:rPr>
+      </w:r>
+      <w:r>
+        <w:rPr>
           <w:b/>
           <w:lang w:val="fr_FR" w:bidi="fr_FR"/>
         </w:rPr>
@@ -4408,6 +4520,20 @@
       </w:r>
       <w:r>
         <w:rPr>
+          <w:lang w:val="fr_FR" w:bidi="fr_FR"/>
+        </w:rPr>
+        <w:t>אוּלַ֞י יִתְעַשֵּׁ֧ת הָ⁠אֱלֹהִ֛ים לָ֖⁠נוּ וְ⁠לֹ֥א נֹאבֵֽד</w:t>
+      </w:r>
+    </w:p>
+    <w:p>
+      <w:pPr/>
+      <w:r>
+        <w:rPr>
+          <w:lang w:val="fr_FR" w:bidi="fr_FR"/>
+        </w:rPr>
+      </w:r>
+      <w:r>
+        <w:rPr>
           <w:b/>
           <w:lang w:val="fr_FR" w:bidi="fr_FR"/>
         </w:rPr>
@@ -4642,6 +4768,20 @@
       </w:r>
       <w:r>
         <w:rPr>
+          <w:lang w:val="fr_FR" w:bidi="fr_FR"/>
+        </w:rPr>
+        <w:t>וַ⁠יֹּאמְר֞וּ אִ֣ישׁ אֶל־רֵעֵ֗⁠הוּ</w:t>
+      </w:r>
+    </w:p>
+    <w:p>
+      <w:pPr/>
+      <w:r>
+        <w:rPr>
+          <w:lang w:val="fr_FR" w:bidi="fr_FR"/>
+        </w:rPr>
+      </w:r>
+      <w:r>
+        <w:rPr>
           <w:b/>
           <w:lang w:val="fr_FR" w:bidi="fr_FR"/>
         </w:rPr>
@@ -4752,6 +4892,20 @@
       </w:r>
       <w:r>
         <w:rPr>
+          <w:lang w:val="fr_FR" w:bidi="fr_FR"/>
+        </w:rPr>
+        <w:t>וְ⁠נֵ֣דְעָ֔ה בְּ⁠שֶׁ⁠לְּ⁠מִ֛י הָ⁠רָעָ֥ה הַ⁠זֹּ֖את לָ֑⁠נוּ</w:t>
+      </w:r>
+    </w:p>
+    <w:p>
+      <w:pPr/>
+      <w:r>
+        <w:rPr>
+          <w:lang w:val="fr_FR" w:bidi="fr_FR"/>
+        </w:rPr>
+      </w:r>
+      <w:r>
+        <w:rPr>
           <w:b/>
           <w:lang w:val="fr_FR" w:bidi="fr_FR"/>
         </w:rPr>
@@ -6049,6 +6203,20 @@
       </w:r>
       <w:r>
         <w:rPr>
+          <w:lang w:val="fr_FR" w:bidi="fr_FR"/>
+        </w:rPr>
+        <w:t>כִּֽי־יָדְע֣וּ הָ⁠אֲנָשִׁ֗ים כִּֽי־מִ⁠לִּ⁠פְנֵ֤י יְהוָה֙ ה֣וּא בֹרֵ֔חַ כִּ֥י הִגִּ֖יד לָ⁠הֶֽם</w:t>
+      </w:r>
+    </w:p>
+    <w:p>
+      <w:pPr/>
+      <w:r>
+        <w:rPr>
+          <w:lang w:val="fr_FR" w:bidi="fr_FR"/>
+        </w:rPr>
+      </w:r>
+      <w:r>
+        <w:rPr>
           <w:b/>
           <w:lang w:val="fr_FR" w:bidi="fr_FR"/>
         </w:rPr>
@@ -6538,6 +6706,20 @@
       </w:r>
       <w:r>
         <w:rPr>
+          <w:lang w:val="fr_FR" w:bidi="fr_FR"/>
+        </w:rPr>
+        <w:t>וַ⁠יֹּאמְר֤וּ אֵלָי⁠ו֙ מַה־נַּ֣עֲשֶׂה לָּ֔⁠ךְ וְ⁠יִשְׁתֹּ֥ק הַ⁠יָּ֖ם מֵֽ⁠עָלֵ֑י⁠נוּ כִּ֥י הַ⁠יָּ֖ם הוֹלֵ֥ךְ וְ⁠סֹעֵֽר</w:t>
+      </w:r>
+    </w:p>
+    <w:p>
+      <w:pPr/>
+      <w:r>
+        <w:rPr>
+          <w:lang w:val="fr_FR" w:bidi="fr_FR"/>
+        </w:rPr>
+      </w:r>
+      <w:r>
+        <w:rPr>
           <w:b/>
           <w:lang w:val="fr_FR" w:bidi="fr_FR"/>
         </w:rPr>
@@ -6653,6 +6835,20 @@
       </w:r>
       <w:r>
         <w:rPr>
+          <w:lang w:val="fr_FR" w:bidi="fr_FR"/>
+        </w:rPr>
+        <w:t>כִּ֚י יוֹדֵ֣עַ אָ֔נִי כִּ֣י בְ⁠שֶׁ⁠לִּ֔⁠י הַ⁠סַּ֧עַר הַ⁠גָּד֛וֹל הַ⁠זֶּ֖ה עֲלֵי⁠כֶֽם</w:t>
+      </w:r>
+    </w:p>
+    <w:p>
+      <w:pPr/>
+      <w:r>
+        <w:rPr>
+          <w:lang w:val="fr_FR" w:bidi="fr_FR"/>
+        </w:rPr>
+      </w:r>
+      <w:r>
+        <w:rPr>
           <w:b/>
           <w:lang w:val="fr_FR" w:bidi="fr_FR"/>
         </w:rPr>
@@ -6705,6 +6901,20 @@
         <w:rPr>
           <w:lang w:val="fr_FR" w:bidi="fr_FR"/>
         </w:rPr>
+      </w:r>
+    </w:p>
+    <w:p>
+      <w:pPr/>
+      <w:r>
+        <w:rPr>
+          <w:lang w:val="fr_FR" w:bidi="fr_FR"/>
+        </w:rPr>
+      </w:r>
+      <w:r>
+        <w:rPr>
+          <w:lang w:val="fr_FR" w:bidi="fr_FR"/>
+        </w:rPr>
+        <w:t>וְ⁠יִשְׁתֹּ֥ק הַ⁠יָּ֖ם מֵֽ⁠עֲלֵי⁠כֶ֑ם</w:t>
       </w:r>
     </w:p>
     <w:p>
@@ -6927,6 +7137,20 @@
       </w:r>
       <w:r>
         <w:rPr>
+          <w:lang w:val="fr_FR" w:bidi="fr_FR"/>
+        </w:rPr>
+        <w:t>הַ⁠יָּ֔ם הוֹלֵ֥ךְ וְ⁠סֹעֵ֖ר</w:t>
+      </w:r>
+    </w:p>
+    <w:p>
+      <w:pPr/>
+      <w:r>
+        <w:rPr>
+          <w:lang w:val="fr_FR" w:bidi="fr_FR"/>
+        </w:rPr>
+      </w:r>
+      <w:r>
+        <w:rPr>
           <w:b/>
           <w:lang w:val="fr_FR" w:bidi="fr_FR"/>
         </w:rPr>
@@ -7151,6 +7375,20 @@
       </w:r>
       <w:r>
         <w:rPr>
+          <w:lang w:val="fr_FR" w:bidi="fr_FR"/>
+        </w:rPr>
+        <w:t>וַ⁠יִּקְרְא֨וּ אֶל־יְהוָ֜ה</w:t>
+      </w:r>
+    </w:p>
+    <w:p>
+      <w:pPr/>
+      <w:r>
+        <w:rPr>
+          <w:lang w:val="fr_FR" w:bidi="fr_FR"/>
+        </w:rPr>
+      </w:r>
+      <w:r>
+        <w:rPr>
           <w:b/>
           <w:lang w:val="fr_FR" w:bidi="fr_FR"/>
         </w:rPr>
@@ -7345,6 +7583,20 @@
       </w:r>
       <w:r>
         <w:rPr>
+          <w:lang w:val="fr_FR" w:bidi="fr_FR"/>
+        </w:rPr>
+        <w:t>אַל־נָ֣א נֹאבְדָ֗ה בְּ⁠נֶ֨פֶשׁ֙ הָ⁠אִ֣ישׁ הַ⁠זֶּ֔ה</w:t>
+      </w:r>
+    </w:p>
+    <w:p>
+      <w:pPr/>
+      <w:r>
+        <w:rPr>
+          <w:lang w:val="fr_FR" w:bidi="fr_FR"/>
+        </w:rPr>
+      </w:r>
+      <w:r>
+        <w:rPr>
           <w:b/>
           <w:lang w:val="fr_FR" w:bidi="fr_FR"/>
         </w:rPr>
@@ -7593,6 +7845,20 @@
       </w:r>
       <w:r>
         <w:rPr>
+          <w:lang w:val="fr_FR" w:bidi="fr_FR"/>
+        </w:rPr>
+        <w:t>אָנָּ֤ה יְהוָה֙ אַל־נָ֣א נֹאבְדָ֗ה בְּ⁠נֶ֨פֶשׁ֙ הָ⁠אִ֣ישׁ הַ⁠זֶּ֔ה וְ⁠אַל־תִּתֵּ֥ן עָלֵ֖י⁠נוּ דָּ֣ם נָקִ֑יא כִּֽי־אַתָּ֣ה יְהוָ֔ה כַּ⁠אֲשֶׁ֥ר חָפַ֖צְתָּ עָשִֽׂיתָ</w:t>
+      </w:r>
+    </w:p>
+    <w:p>
+      <w:pPr/>
+      <w:r>
+        <w:rPr>
+          <w:lang w:val="fr_FR" w:bidi="fr_FR"/>
+        </w:rPr>
+      </w:r>
+      <w:r>
+        <w:rPr>
           <w:b/>
           <w:lang w:val="fr_FR" w:bidi="fr_FR"/>
         </w:rPr>
@@ -7690,6 +7956,20 @@
       </w:r>
       <w:r>
         <w:rPr>
+          <w:lang w:val="fr_FR" w:bidi="fr_FR"/>
+        </w:rPr>
+        <w:t>אַל־נָ֣א נֹאבְדָ֗ה בְּ⁠נֶ֨פֶשׁ֙ הָ⁠אִ֣ישׁ הַ⁠זֶּ֔ה וְ⁠אַל־תִּתֵּ֥ן עָלֵ֖י⁠נוּ דָּ֣ם נָקִ֑יא</w:t>
+      </w:r>
+    </w:p>
+    <w:p>
+      <w:pPr/>
+      <w:r>
+        <w:rPr>
+          <w:lang w:val="fr_FR" w:bidi="fr_FR"/>
+        </w:rPr>
+      </w:r>
+      <w:r>
+        <w:rPr>
           <w:b/>
           <w:lang w:val="fr_FR" w:bidi="fr_FR"/>
         </w:rPr>
@@ -7789,6 +8069,20 @@
         <w:rPr>
           <w:lang w:val="fr_FR" w:bidi="fr_FR"/>
         </w:rPr>
+      </w:r>
+    </w:p>
+    <w:p>
+      <w:pPr/>
+      <w:r>
+        <w:rPr>
+          <w:lang w:val="fr_FR" w:bidi="fr_FR"/>
+        </w:rPr>
+      </w:r>
+      <w:r>
+        <w:rPr>
+          <w:lang w:val="fr_FR" w:bidi="fr_FR"/>
+        </w:rPr>
+        <w:t>וַ⁠יַּעֲמֹ֥ד הַ⁠יָּ֖ם מִ⁠זַּעְפּֽ⁠וֹ</w:t>
       </w:r>
     </w:p>
     <w:p>
@@ -8376,6 +8670,20 @@
       </w:r>
       <w:r>
         <w:rPr>
+          <w:lang w:val="fr_FR" w:bidi="fr_FR"/>
+        </w:rPr>
+        <w:t>וַ⁠יְמַ֤ן יְהוָה֙ דָּ֣ג גָּד֔וֹל לִ⁠בְלֹ֖עַ אֶת־יוֹנָ֑ה וַ⁠יְהִ֤י יוֹנָה֙ בִּ⁠מְעֵ֣י הַ⁠דָּ֔ג שְׁלֹשָׁ֥ה יָמִ֖ים וּ⁠שְׁלֹשָׁ֥ה לֵילֽוֹת</w:t>
+      </w:r>
+    </w:p>
+    <w:p>
+      <w:pPr/>
+      <w:r>
+        <w:rPr>
+          <w:lang w:val="fr_FR" w:bidi="fr_FR"/>
+        </w:rPr>
+      </w:r>
+      <w:r>
+        <w:rPr>
           <w:b/>
           <w:lang w:val="fr_FR" w:bidi="fr_FR"/>
         </w:rPr>
@@ -8439,6 +8747,20 @@
       </w:r>
       <w:r>
         <w:rPr>
+          <w:lang w:val="fr_FR" w:bidi="fr_FR"/>
+        </w:rPr>
+        <w:t>וַ⁠יְמַ֤ן יְהוָה֙ דָּ֣ג גָּד֔וֹל לִ⁠בְלֹ֖עַ אֶת־יוֹנָ֑ה</w:t>
+      </w:r>
+    </w:p>
+    <w:p>
+      <w:pPr/>
+      <w:r>
+        <w:rPr>
+          <w:lang w:val="fr_FR" w:bidi="fr_FR"/>
+        </w:rPr>
+      </w:r>
+      <w:r>
+        <w:rPr>
           <w:b/>
           <w:lang w:val="fr_FR" w:bidi="fr_FR"/>
         </w:rPr>
@@ -8948,6 +9270,20 @@
       </w:r>
       <w:r>
         <w:rPr>
+          <w:lang w:val="fr_FR" w:bidi="fr_FR"/>
+        </w:rPr>
+        <w:t>וַ⁠יֹּ֗אמֶר</w:t>
+      </w:r>
+    </w:p>
+    <w:p>
+      <w:pPr/>
+      <w:r>
+        <w:rPr>
+          <w:lang w:val="fr_FR" w:bidi="fr_FR"/>
+        </w:rPr>
+      </w:r>
+      <w:r>
+        <w:rPr>
           <w:b/>
           <w:lang w:val="fr_FR" w:bidi="fr_FR"/>
         </w:rPr>
@@ -9013,6 +9349,20 @@
         <w:rPr>
           <w:lang w:val="fr_FR" w:bidi="fr_FR"/>
         </w:rPr>
+      </w:r>
+    </w:p>
+    <w:p>
+      <w:pPr/>
+      <w:r>
+        <w:rPr>
+          <w:lang w:val="fr_FR" w:bidi="fr_FR"/>
+        </w:rPr>
+      </w:r>
+      <w:r>
+        <w:rPr>
+          <w:lang w:val="fr_FR" w:bidi="fr_FR"/>
+        </w:rPr>
+        <w:t>קָ֠רָאתִי מִ⁠צָּ֥רָה לִ֛⁠י אֶל־יְהוָ֖ה וַֽ⁠יַּעֲנֵ֑⁠נִי</w:t>
       </w:r>
     </w:p>
     <w:p>
@@ -9129,6 +9479,20 @@
       </w:r>
       <w:r>
         <w:rPr>
+          <w:lang w:val="fr_FR" w:bidi="fr_FR"/>
+        </w:rPr>
+        <w:t>קָ֠רָאתִי מִ⁠צָּ֥רָה לִ֛⁠י אֶל־יְהוָ֖ה וַֽ⁠יַּעֲנֵ֑⁠נִי</w:t>
+      </w:r>
+    </w:p>
+    <w:p>
+      <w:pPr/>
+      <w:r>
+        <w:rPr>
+          <w:lang w:val="fr_FR" w:bidi="fr_FR"/>
+        </w:rPr>
+      </w:r>
+      <w:r>
+        <w:rPr>
           <w:b/>
           <w:lang w:val="fr_FR" w:bidi="fr_FR"/>
         </w:rPr>
@@ -9660,6 +10024,20 @@
       </w:r>
       <w:r>
         <w:rPr>
+          <w:lang w:val="fr_FR" w:bidi="fr_FR"/>
+        </w:rPr>
+        <w:t>קָ֠רָאתִי מִ⁠צָּ֥רָה לִ֛⁠י אֶל־יְהוָ֖ה וַֽ⁠יַּעֲנֵ֑⁠נִי מִ⁠בֶּ֧טֶן שְׁא֛וֹל שִׁוַּ֖עְתִּי שָׁמַ֥עְתָּ קוֹלִֽ⁠י</w:t>
+      </w:r>
+    </w:p>
+    <w:p>
+      <w:pPr/>
+      <w:r>
+        <w:rPr>
+          <w:lang w:val="fr_FR" w:bidi="fr_FR"/>
+        </w:rPr>
+      </w:r>
+      <w:r>
+        <w:rPr>
           <w:b/>
           <w:lang w:val="fr_FR" w:bidi="fr_FR"/>
         </w:rPr>
@@ -9904,6 +10282,20 @@
       </w:r>
       <w:r>
         <w:rPr>
+          <w:lang w:val="fr_FR" w:bidi="fr_FR"/>
+        </w:rPr>
+        <w:t>וְ⁠נָהָ֖ר יְסֹבְבֵ֑⁠נִי</w:t>
+      </w:r>
+    </w:p>
+    <w:p>
+      <w:pPr/>
+      <w:r>
+        <w:rPr>
+          <w:lang w:val="fr_FR" w:bidi="fr_FR"/>
+        </w:rPr>
+      </w:r>
+      <w:r>
+        <w:rPr>
           <w:b/>
           <w:lang w:val="fr_FR" w:bidi="fr_FR"/>
         </w:rPr>
@@ -10860,6 +11252,20 @@
         <w:rPr>
           <w:lang w:val="fr_FR" w:bidi="fr_FR"/>
         </w:rPr>
+      </w:r>
+    </w:p>
+    <w:p>
+      <w:pPr/>
+      <w:r>
+        <w:rPr>
+          <w:lang w:val="fr_FR" w:bidi="fr_FR"/>
+        </w:rPr>
+      </w:r>
+      <w:r>
+        <w:rPr>
+          <w:lang w:val="fr_FR" w:bidi="fr_FR"/>
+        </w:rPr>
+        <w:t>אֲפָפ֤וּ⁠נִי מַ֨יִם֙ עַד־נֶ֔פֶשׁ תְּה֖וֹם יְסֹבְבֵ֑⁠נִי</w:t>
       </w:r>
     </w:p>
     <w:p>
@@ -11182,6 +11588,20 @@
       </w:r>
       <w:r>
         <w:rPr>
+          <w:lang w:val="fr_FR" w:bidi="fr_FR"/>
+        </w:rPr>
+        <w:t>תְּה֖וֹם יְסֹבְבֵ֑⁠נִי</w:t>
+      </w:r>
+    </w:p>
+    <w:p>
+      <w:pPr/>
+      <w:r>
+        <w:rPr>
+          <w:lang w:val="fr_FR" w:bidi="fr_FR"/>
+        </w:rPr>
+      </w:r>
+      <w:r>
+        <w:rPr>
           <w:b/>
           <w:lang w:val="fr_FR" w:bidi="fr_FR"/>
         </w:rPr>
@@ -11368,6 +11788,20 @@
       </w:r>
       <w:r>
         <w:rPr>
+          <w:lang w:val="fr_FR" w:bidi="fr_FR"/>
+        </w:rPr>
+        <w:t>הָ⁠אָ֛רֶץ בְּרִחֶ֥י⁠הָ בַעֲדִ֖⁠י לְ⁠עוֹלָ֑ם</w:t>
+      </w:r>
+    </w:p>
+    <w:p>
+      <w:pPr/>
+      <w:r>
+        <w:rPr>
+          <w:lang w:val="fr_FR" w:bidi="fr_FR"/>
+        </w:rPr>
+      </w:r>
+      <w:r>
+        <w:rPr>
           <w:b/>
           <w:lang w:val="fr_FR" w:bidi="fr_FR"/>
         </w:rPr>
@@ -12220,6 +12654,20 @@
         <w:rPr>
           <w:lang w:val="fr_FR" w:bidi="fr_FR"/>
         </w:rPr>
+      </w:r>
+    </w:p>
+    <w:p>
+      <w:pPr/>
+      <w:r>
+        <w:rPr>
+          <w:lang w:val="fr_FR" w:bidi="fr_FR"/>
+        </w:rPr>
+      </w:r>
+      <w:r>
+        <w:rPr>
+          <w:lang w:val="fr_FR" w:bidi="fr_FR"/>
+        </w:rPr>
+        <w:t>וַ⁠תָּב֤וֹא אֵלֶ֨י⁠ךָ֙ תְּפִלָּתִ֔⁠י אֶל־הֵיכַ֖ל קָדְשֶֽׁ⁠ךָ</w:t>
       </w:r>
     </w:p>
     <w:p>
@@ -13956,6 +14404,20 @@
       </w:r>
       <w:r>
         <w:rPr>
+          <w:lang w:val="fr_FR" w:bidi="fr_FR"/>
+        </w:rPr>
+        <w:t>וַ⁠יְהִ֧י דְבַר־יְהוָ֛ה</w:t>
+      </w:r>
+    </w:p>
+    <w:p>
+      <w:pPr/>
+      <w:r>
+        <w:rPr>
+          <w:lang w:val="fr_FR" w:bidi="fr_FR"/>
+        </w:rPr>
+      </w:r>
+      <w:r>
+        <w:rPr>
           <w:b/>
           <w:lang w:val="fr_FR" w:bidi="fr_FR"/>
         </w:rPr>
@@ -14089,6 +14551,20 @@
       </w:r>
       <w:r>
         <w:rPr>
+          <w:lang w:val="fr_FR" w:bidi="fr_FR"/>
+        </w:rPr>
+        <w:t>וַ⁠יְהִ֧י דְבַר־יְהוָ֛ה</w:t>
+      </w:r>
+    </w:p>
+    <w:p>
+      <w:pPr/>
+      <w:r>
+        <w:rPr>
+          <w:lang w:val="fr_FR" w:bidi="fr_FR"/>
+        </w:rPr>
+      </w:r>
+      <w:r>
+        <w:rPr>
           <w:b/>
           <w:lang w:val="fr_FR" w:bidi="fr_FR"/>
         </w:rPr>
@@ -14486,6 +14962,20 @@
       </w:r>
       <w:r>
         <w:rPr>
+          <w:lang w:val="fr_FR" w:bidi="fr_FR"/>
+        </w:rPr>
+        <w:t>וִּ⁠קְרָ֤א אֵלֶ֨י⁠הָ֙ אֶת־הַ⁠קְּרִיאָ֔ה אֲשֶׁ֥ר אָנֹכִ֖י דֹּבֵ֥ר אֵלֶֽי⁠ךָ</w:t>
+      </w:r>
+    </w:p>
+    <w:p>
+      <w:pPr/>
+      <w:r>
+        <w:rPr>
+          <w:lang w:val="fr_FR" w:bidi="fr_FR"/>
+        </w:rPr>
+      </w:r>
+      <w:r>
+        <w:rPr>
           <w:b/>
           <w:lang w:val="fr_FR" w:bidi="fr_FR"/>
         </w:rPr>
@@ -14873,6 +15363,20 @@
       </w:r>
       <w:r>
         <w:rPr>
+          <w:lang w:val="fr_FR" w:bidi="fr_FR"/>
+        </w:rPr>
+        <w:t>וְ⁠נִֽינְוֵ֗ה הָיְתָ֤ה עִיר־גְּדוֹלָה֙ לֵֽ⁠אלֹהִ֔ים מַהֲלַ֖ךְ שְׁלֹ֥שֶׁת יָמִֽים</w:t>
+      </w:r>
+    </w:p>
+    <w:p>
+      <w:pPr/>
+      <w:r>
+        <w:rPr>
+          <w:lang w:val="fr_FR" w:bidi="fr_FR"/>
+        </w:rPr>
+      </w:r>
+      <w:r>
+        <w:rPr>
           <w:b/>
           <w:lang w:val="fr_FR" w:bidi="fr_FR"/>
         </w:rPr>
@@ -15230,6 +15734,20 @@
       </w:r>
       <w:r>
         <w:rPr>
+          <w:lang w:val="fr_FR" w:bidi="fr_FR"/>
+        </w:rPr>
+        <w:t>וַ⁠יָּ֤חֶל יוֹנָה֙ לָ⁠ב֣וֹא בָ⁠עִ֔יר מַהֲלַ֖ךְ י֣וֹם אֶחָ֑ד וַ⁠יִּקְרָא֙</w:t>
+      </w:r>
+    </w:p>
+    <w:p>
+      <w:pPr/>
+      <w:r>
+        <w:rPr>
+          <w:lang w:val="fr_FR" w:bidi="fr_FR"/>
+        </w:rPr>
+      </w:r>
+      <w:r>
+        <w:rPr>
           <w:b/>
           <w:lang w:val="fr_FR" w:bidi="fr_FR"/>
         </w:rPr>
@@ -15450,6 +15968,20 @@
       </w:r>
       <w:r>
         <w:rPr>
+          <w:lang w:val="fr_FR" w:bidi="fr_FR"/>
+        </w:rPr>
+        <w:t>ע֚וֹד אַרְבָּעִ֣ים י֔וֹם</w:t>
+      </w:r>
+    </w:p>
+    <w:p>
+      <w:pPr/>
+      <w:r>
+        <w:rPr>
+          <w:lang w:val="fr_FR" w:bidi="fr_FR"/>
+        </w:rPr>
+      </w:r>
+      <w:r>
+        <w:rPr>
           <w:b/>
           <w:lang w:val="fr_FR" w:bidi="fr_FR"/>
         </w:rPr>
@@ -15721,6 +16253,20 @@
       </w:r>
       <w:r>
         <w:rPr>
+          <w:lang w:val="fr_FR" w:bidi="fr_FR"/>
+        </w:rPr>
+        <w:t>מִ⁠גְּדוֹלָ֖⁠ם וְ⁠עַד־קְטַנָּֽ⁠ם</w:t>
+      </w:r>
+    </w:p>
+    <w:p>
+      <w:pPr/>
+      <w:r>
+        <w:rPr>
+          <w:lang w:val="fr_FR" w:bidi="fr_FR"/>
+        </w:rPr>
+      </w:r>
+      <w:r>
+        <w:rPr>
           <w:b/>
           <w:lang w:val="fr_FR" w:bidi="fr_FR"/>
         </w:rPr>
@@ -16075,6 +16621,20 @@
       </w:r>
       <w:r>
         <w:rPr>
+          <w:lang w:val="fr_FR" w:bidi="fr_FR"/>
+        </w:rPr>
+        <w:t>וַ⁠יָּ֨קָם֙ מִ⁠כִּסְא֔⁠וֹ וַ⁠יַּעֲבֵ֥ר אַדַּרְתּ֖⁠וֹ מֵֽ⁠עָלָ֑י⁠ו</w:t>
+      </w:r>
+    </w:p>
+    <w:p>
+      <w:pPr/>
+      <w:r>
+        <w:rPr>
+          <w:lang w:val="fr_FR" w:bidi="fr_FR"/>
+        </w:rPr>
+      </w:r>
+      <w:r>
+        <w:rPr>
           <w:b/>
           <w:lang w:val="fr_FR" w:bidi="fr_FR"/>
         </w:rPr>
@@ -16295,6 +16855,20 @@
       </w:r>
       <w:r>
         <w:rPr>
+          <w:lang w:val="fr_FR" w:bidi="fr_FR"/>
+        </w:rPr>
+        <w:t>וַ⁠יְכַ֣ס שַׂ֔ק וַ⁠יֵּ֖שֶׁב עַל־הָ⁠אֵֽפֶר</w:t>
+      </w:r>
+    </w:p>
+    <w:p>
+      <w:pPr/>
+      <w:r>
+        <w:rPr>
+          <w:lang w:val="fr_FR" w:bidi="fr_FR"/>
+        </w:rPr>
+      </w:r>
+      <w:r>
+        <w:rPr>
           <w:b/>
           <w:lang w:val="fr_FR" w:bidi="fr_FR"/>
         </w:rPr>
@@ -16578,6 +17152,20 @@
       </w:r>
       <w:r>
         <w:rPr>
+          <w:lang w:val="fr_FR" w:bidi="fr_FR"/>
+        </w:rPr>
+        <w:t>מִ⁠טַּ֧עַם הַ⁠מֶּ֛לֶךְ וּ⁠גְדֹלָ֖י⁠ו</w:t>
+      </w:r>
+    </w:p>
+    <w:p>
+      <w:pPr/>
+      <w:r>
+        <w:rPr>
+          <w:lang w:val="fr_FR" w:bidi="fr_FR"/>
+        </w:rPr>
+      </w:r>
+      <w:r>
+        <w:rPr>
           <w:b/>
           <w:lang w:val="fr_FR" w:bidi="fr_FR"/>
         </w:rPr>
@@ -17874,6 +18462,20 @@
         <w:rPr>
           <w:lang w:val="fr_FR" w:bidi="fr_FR"/>
         </w:rPr>
+      </w:r>
+    </w:p>
+    <w:p>
+      <w:pPr/>
+      <w:r>
+        <w:rPr>
+          <w:lang w:val="fr_FR" w:bidi="fr_FR"/>
+        </w:rPr>
+      </w:r>
+      <w:r>
+        <w:rPr>
+          <w:lang w:val="fr_FR" w:bidi="fr_FR"/>
+        </w:rPr>
+        <w:t>וַ⁠יַּ֤רְא הָֽ⁠אֱלֹהִים֙ אֶֽת־מַ֣עֲשֵׂי⁠הֶ֔ם כִּי־שָׁ֖בוּ מִ⁠דַּרְכָּ֣⁠ם הָ⁠רָעָ֑ה</w:t>
       </w:r>
     </w:p>
     <w:p>
@@ -19462,6 +20064,20 @@
       </w:r>
       <w:r>
         <w:rPr>
+          <w:lang w:val="fr_FR" w:bidi="fr_FR"/>
+        </w:rPr>
+        <w:t>יְהוָה֙ הֲ⁠לוֹא־זֶ֣ה דְבָרִ֗⁠י עַד־הֱיוֹתִ⁠י֙ עַל־אַדְמָתִ֔⁠י</w:t>
+      </w:r>
+    </w:p>
+    <w:p>
+      <w:pPr/>
+      <w:r>
+        <w:rPr>
+          <w:lang w:val="fr_FR" w:bidi="fr_FR"/>
+        </w:rPr>
+      </w:r>
+      <w:r>
+        <w:rPr>
           <w:b/>
           <w:lang w:val="fr_FR" w:bidi="fr_FR"/>
         </w:rPr>
@@ -19559,6 +20175,20 @@
       </w:r>
       <w:r>
         <w:rPr>
+          <w:lang w:val="fr_FR" w:bidi="fr_FR"/>
+        </w:rPr>
+        <w:t>יְהוָה֙ הֲ⁠לוֹא־זֶ֣ה דְבָרִ֗⁠י עַד־הֱיוֹתִ⁠י֙ עַל־אַדְמָתִ֔⁠י</w:t>
+      </w:r>
+    </w:p>
+    <w:p>
+      <w:pPr/>
+      <w:r>
+        <w:rPr>
+          <w:lang w:val="fr_FR" w:bidi="fr_FR"/>
+        </w:rPr>
+      </w:r>
+      <w:r>
+        <w:rPr>
           <w:b/>
           <w:lang w:val="fr_FR" w:bidi="fr_FR"/>
         </w:rPr>
@@ -19769,6 +20399,20 @@
         <w:rPr>
           <w:lang w:val="fr_FR" w:bidi="fr_FR"/>
         </w:rPr>
+      </w:r>
+    </w:p>
+    <w:p>
+      <w:pPr/>
+      <w:r>
+        <w:rPr>
+          <w:lang w:val="fr_FR" w:bidi="fr_FR"/>
+        </w:rPr>
+      </w:r>
+      <w:r>
+        <w:rPr>
+          <w:lang w:val="fr_FR" w:bidi="fr_FR"/>
+        </w:rPr>
+        <w:t>וְ⁠רַב־חֶ֔סֶד</w:t>
       </w:r>
     </w:p>
     <w:p>
@@ -20694,6 +21338,20 @@
       </w:r>
       <w:r>
         <w:rPr>
+          <w:lang w:val="fr_FR" w:bidi="fr_FR"/>
+        </w:rPr>
+        <w:t>מֵ⁠עַ֣ל לְ⁠יוֹנָ֗ה לִֽ⁠הְי֥וֹת צֵל֙ עַל־רֹאשׁ֔⁠וֹ</w:t>
+      </w:r>
+    </w:p>
+    <w:p>
+      <w:pPr/>
+      <w:r>
+        <w:rPr>
+          <w:lang w:val="fr_FR" w:bidi="fr_FR"/>
+        </w:rPr>
+      </w:r>
+      <w:r>
+        <w:rPr>
           <w:b/>
           <w:lang w:val="fr_FR" w:bidi="fr_FR"/>
         </w:rPr>
@@ -21060,6 +21718,20 @@
       </w:r>
       <w:r>
         <w:rPr>
+          <w:lang w:val="fr_FR" w:bidi="fr_FR"/>
+        </w:rPr>
+        <w:t>וַ⁠יְמַ֤ן הָֽ⁠אֱלֹהִים֙ תּוֹלַ֔עַת</w:t>
+      </w:r>
+    </w:p>
+    <w:p>
+      <w:pPr/>
+      <w:r>
+        <w:rPr>
+          <w:lang w:val="fr_FR" w:bidi="fr_FR"/>
+        </w:rPr>
+      </w:r>
+      <w:r>
+        <w:rPr>
           <w:b/>
           <w:lang w:val="fr_FR" w:bidi="fr_FR"/>
         </w:rPr>
@@ -21732,6 +22404,20 @@
         <w:rPr>
           <w:lang w:val="fr_FR" w:bidi="fr_FR"/>
         </w:rPr>
+      </w:r>
+    </w:p>
+    <w:p>
+      <w:pPr/>
+      <w:r>
+        <w:rPr>
+          <w:lang w:val="fr_FR" w:bidi="fr_FR"/>
+        </w:rPr>
+      </w:r>
+      <w:r>
+        <w:rPr>
+          <w:lang w:val="fr_FR" w:bidi="fr_FR"/>
+        </w:rPr>
+        <w:t>וַ⁠יִּתְעַלָּ֑ף</w:t>
       </w:r>
     </w:p>
     <w:p>
@@ -22296,6 +22982,20 @@
       </w:r>
       <w:r>
         <w:rPr>
+          <w:lang w:val="fr_FR" w:bidi="fr_FR"/>
+        </w:rPr>
+        <w:t>חָרָֽה־לְ⁠ךָ֖ &amp; חָֽרָה־לִ֖⁠י</w:t>
+      </w:r>
+    </w:p>
+    <w:p>
+      <w:pPr/>
+      <w:r>
+        <w:rPr>
+          <w:lang w:val="fr_FR" w:bidi="fr_FR"/>
+        </w:rPr>
+      </w:r>
+      <w:r>
+        <w:rPr>
           <w:b/>
           <w:lang w:val="fr_FR" w:bidi="fr_FR"/>
         </w:rPr>
@@ -22869,6 +23569,20 @@
       </w:r>
       <w:r>
         <w:rPr>
+          <w:lang w:val="fr_FR" w:bidi="fr_FR"/>
+        </w:rPr>
+        <w:t>וַֽ⁠אֲנִי֙ לֹ֣א אָח֔וּס עַל־נִינְוֵ֖ה הָ⁠עִ֣יר הַ⁠גְּדוֹלָ֑ה אֲשֶׁ֣ר יֶשׁ־בָּ֡⁠הּ הַרְבֵּה֩ מִֽ⁠שְׁתֵּים־עֶשְׂרֵ֨ה רִבּ֜וֹ אָדָ֗ם אֲשֶׁ֤ר לֹֽא־יָדַע֙ בֵּין־יְמִינ֣⁠וֹ לִ⁠שְׂמֹאל֔⁠וֹ וּ⁠בְהֵמָ֖ה רַבָּֽה</w:t>
+      </w:r>
+    </w:p>
+    <w:p>
+      <w:pPr/>
+      <w:r>
+        <w:rPr>
+          <w:lang w:val="fr_FR" w:bidi="fr_FR"/>
+        </w:rPr>
+      </w:r>
+      <w:r>
+        <w:rPr>
           <w:b/>
           <w:lang w:val="fr_FR" w:bidi="fr_FR"/>
         </w:rPr>
@@ -23104,6 +23818,20 @@
       </w:r>
       <w:r>
         <w:rPr>
+          <w:lang w:val="fr_FR" w:bidi="fr_FR"/>
+        </w:rPr>
+        <w:t>מִֽ⁠שְׁתֵּים־עֶשְׂרֵ֨ה רִבּ֜וֹ</w:t>
+      </w:r>
+    </w:p>
+    <w:p>
+      <w:pPr/>
+      <w:r>
+        <w:rPr>
+          <w:lang w:val="fr_FR" w:bidi="fr_FR"/>
+        </w:rPr>
+      </w:r>
+      <w:r>
+        <w:rPr>
           <w:b/>
           <w:lang w:val="fr_FR" w:bidi="fr_FR"/>
         </w:rPr>
@@ -23189,6 +23917,20 @@
         <w:rPr>
           <w:lang w:val="fr_FR" w:bidi="fr_FR"/>
         </w:rPr>
+      </w:r>
+    </w:p>
+    <w:p>
+      <w:pPr/>
+      <w:r>
+        <w:rPr>
+          <w:lang w:val="fr_FR" w:bidi="fr_FR"/>
+        </w:rPr>
+      </w:r>
+      <w:r>
+        <w:rPr>
+          <w:lang w:val="fr_FR" w:bidi="fr_FR"/>
+        </w:rPr>
+        <w:t>אֲשֶׁ֤ר לֹֽא־יָדַע֙ בֵּין־יְמִינ֣⁠וֹ לִ⁠שְׂמֹאל֔⁠וֹ</w:t>
       </w:r>
     </w:p>
     <w:p>
